--- a/教案3.docx
+++ b/教案3.docx
@@ -5,26 +5,39 @@
   <w:body>
     <w:p>
       <w:pPr>
+        <w:pBdr>
+          <w:bottom w:val="thinThickSmallGap" w:sz="18" w:space="6" w:color="1F4E79"/>
+        </w:pBdr>
+        <w:spacing w:before="120" w:after="280"/>
         <w:jc w:val="center"/>
         <w:rPr>
           <w:rFonts w:hint="eastAsia" w:ascii="方正小标宋简体" w:eastAsia="方正小标宋简体"/>
-          <w:sz w:val="32"/>
-          <w:szCs w:val="32"/>
+          <w:b/>
+          <w:color w:val="1F4E79"/>
+          <w:spacing w:val="20"/>
+          <w:sz w:val="44"/>
+          <w:szCs w:val="44"/>
         </w:rPr>
       </w:pPr>
       <w:r>
         <w:rPr>
           <w:rFonts w:hint="eastAsia" w:ascii="方正小标宋简体" w:eastAsia="方正小标宋简体"/>
-          <w:sz w:val="32"/>
-          <w:szCs w:val="32"/>
+          <w:b/>
+          <w:color w:val="1F4E79"/>
+          <w:spacing w:val="20"/>
+          <w:sz w:val="44"/>
+          <w:szCs w:val="44"/>
         </w:rPr>
         <w:t>《</w:t>
       </w:r>
       <w:r>
         <w:rPr>
           <w:rFonts w:hint="eastAsia" w:ascii="方正小标宋简体" w:eastAsia="方正小标宋简体"/>
-          <w:sz w:val="32"/>
-          <w:szCs w:val="32"/>
+          <w:b/>
+          <w:color w:val="1F4E79"/>
+          <w:spacing w:val="20"/>
+          <w:sz w:val="44"/>
+          <w:szCs w:val="44"/>
           <w:lang w:val="en-US" w:eastAsia="zh-CN"/>
         </w:rPr>
         <w:t>机械制图</w:t>
@@ -32,8 +45,11 @@
       <w:r>
         <w:rPr>
           <w:rFonts w:hint="eastAsia" w:ascii="方正小标宋简体" w:eastAsia="方正小标宋简体"/>
-          <w:sz w:val="32"/>
-          <w:szCs w:val="32"/>
+          <w:b/>
+          <w:color w:val="1F4E79"/>
+          <w:spacing w:val="20"/>
+          <w:sz w:val="44"/>
+          <w:szCs w:val="44"/>
         </w:rPr>
         <w:t>》教学设计</w:t>
       </w:r>
@@ -87,7 +103,7 @@
           </w:tblCellMar>
         </w:tblPrEx>
         <w:trPr>
-          <w:trHeight w:val="540" w:hRule="atLeast"/>
+          <w:trHeight w:val="600" w:hRule="atLeast"/>
           <w:jc w:val="center"/>
         </w:trPr>
         <w:tc>
@@ -115,6 +131,7 @@
               <w:textAlignment w:val="auto"/>
               <w:rPr>
                 <w:rFonts w:hint="eastAsia" w:ascii="方正仿宋简体" w:hAnsi="方正仿宋简体" w:eastAsia="方正仿宋简体" w:cs="方正仿宋简体"/>
+                <w:spacing w:val="60"/>
                 <w:sz w:val="28"/>
                 <w:szCs w:val="28"/>
                 <w:lang w:val="en-US" w:eastAsia="zh-CN"/>
@@ -126,6 +143,7 @@
                 <w:b/>
                 <w:bCs/>
                 <w:color w:val="FFFFFF" w:themeColor="background1"/>
+                <w:spacing w:val="60"/>
                 <w:sz w:val="28"/>
                 <w:szCs w:val="28"/>
                 <w:lang w:val="en-US" w:eastAsia="zh-CN"/>
@@ -158,13 +176,13 @@
           </w:tblCellMar>
         </w:tblPrEx>
         <w:trPr>
-          <w:trHeight w:val="575" w:hRule="atLeast"/>
+          <w:trHeight w:val="620" w:hRule="atLeast"/>
           <w:jc w:val="center"/>
         </w:trPr>
         <w:tc>
           <w:tcPr>
             <w:tcW w:w="1506" w:type="dxa"/>
-            <w:shd w:val="clear" w:color="auto" w:fill="C6D9F1"/>
+            <w:shd w:val="clear" w:color="auto" w:fill="DCE6F2"/>
             <w:noWrap w:val="0"/>
             <w:vAlign w:val="center"/>
           </w:tcPr>
@@ -186,6 +204,7 @@
               <w:rPr>
                 <w:rFonts w:hint="eastAsia" w:ascii="方正仿宋简体" w:hAnsi="方正仿宋简体" w:eastAsia="方正仿宋简体" w:cs="方正仿宋简体"/>
                 <w:b/>
+                <w:color w:val="1F4E79"/>
                 <w:sz w:val="28"/>
                 <w:szCs w:val="28"/>
               </w:rPr>
@@ -194,6 +213,7 @@
               <w:rPr>
                 <w:rFonts w:hint="eastAsia" w:ascii="方正仿宋简体" w:hAnsi="方正仿宋简体" w:eastAsia="方正仿宋简体" w:cs="方正仿宋简体"/>
                 <w:b/>
+                <w:color w:val="1F4E79"/>
                 <w:sz w:val="28"/>
                 <w:szCs w:val="28"/>
                 <w:lang w:val="en-US" w:eastAsia="zh-CN"/>
@@ -204,6 +224,7 @@
               <w:rPr>
                 <w:rFonts w:hint="eastAsia" w:ascii="方正仿宋简体" w:hAnsi="方正仿宋简体" w:eastAsia="方正仿宋简体" w:cs="方正仿宋简体"/>
                 <w:b/>
+                <w:color w:val="1F4E79"/>
                 <w:sz w:val="28"/>
                 <w:szCs w:val="28"/>
               </w:rPr>
@@ -256,7 +277,7 @@
           <w:tcPr>
             <w:tcW w:w="1635" w:type="dxa"/>
             <w:gridSpan w:val="2"/>
-            <w:shd w:val="clear" w:color="auto" w:fill="C6D9F1"/>
+            <w:shd w:val="clear" w:color="auto" w:fill="DCE6F2"/>
             <w:noWrap w:val="0"/>
             <w:vAlign w:val="center"/>
           </w:tcPr>
@@ -279,6 +300,7 @@
               <w:rPr>
                 <w:rFonts w:hint="eastAsia" w:ascii="方正仿宋简体" w:hAnsi="方正仿宋简体" w:eastAsia="方正仿宋简体" w:cs="方正仿宋简体"/>
                 <w:b/>
+                <w:color w:val="1F4E79"/>
                 <w:sz w:val="28"/>
                 <w:szCs w:val="28"/>
               </w:rPr>
@@ -287,6 +309,7 @@
               <w:rPr>
                 <w:rFonts w:hint="eastAsia" w:ascii="方正仿宋简体" w:hAnsi="方正仿宋简体" w:eastAsia="方正仿宋简体" w:cs="方正仿宋简体"/>
                 <w:b/>
+                <w:color w:val="1F4E79"/>
                 <w:sz w:val="28"/>
                 <w:szCs w:val="28"/>
               </w:rPr>
@@ -354,13 +377,13 @@
           </w:tblCellMar>
         </w:tblPrEx>
         <w:trPr>
-          <w:trHeight w:val="540" w:hRule="atLeast"/>
+          <w:trHeight w:val="620" w:hRule="atLeast"/>
           <w:jc w:val="center"/>
         </w:trPr>
         <w:tc>
           <w:tcPr>
             <w:tcW w:w="1506" w:type="dxa"/>
-            <w:shd w:val="clear" w:color="auto" w:fill="C6D9F1"/>
+            <w:shd w:val="clear" w:color="auto" w:fill="DCE6F2"/>
             <w:noWrap w:val="0"/>
             <w:vAlign w:val="center"/>
           </w:tcPr>
@@ -382,6 +405,7 @@
               <w:rPr>
                 <w:rFonts w:hint="eastAsia" w:ascii="方正仿宋简体" w:hAnsi="方正仿宋简体" w:eastAsia="方正仿宋简体" w:cs="方正仿宋简体"/>
                 <w:b/>
+                <w:color w:val="1F4E79"/>
                 <w:sz w:val="28"/>
                 <w:szCs w:val="28"/>
                 <w:lang w:val="en-US" w:eastAsia="zh-CN"/>
@@ -391,6 +415,7 @@
               <w:rPr>
                 <w:rFonts w:hint="eastAsia" w:ascii="方正仿宋简体" w:hAnsi="方正仿宋简体" w:eastAsia="方正仿宋简体" w:cs="方正仿宋简体"/>
                 <w:b/>
+                <w:color w:val="1F4E79"/>
                 <w:sz w:val="28"/>
                 <w:szCs w:val="28"/>
                 <w:lang w:val="en-US" w:eastAsia="zh-CN"/>
@@ -428,16 +453,16 @@
               <w:textAlignment w:val="auto"/>
               <w:rPr>
                 <w:rFonts w:hint="eastAsia" w:ascii="方正仿宋简体" w:hAnsi="方正仿宋简体" w:eastAsia="方正仿宋简体" w:cs="方正仿宋简体"/>
-                <w:sz w:val="28"/>
-                <w:szCs w:val="28"/>
+                <w:sz w:val="26"/>
+                <w:szCs w:val="26"/>
                 <w:lang w:val="en-US" w:eastAsia="zh-CN"/>
               </w:rPr>
             </w:pPr>
             <w:r>
               <w:rPr>
                 <w:rFonts w:hint="eastAsia" w:ascii="方正仿宋简体" w:hAnsi="方正仿宋简体" w:eastAsia="方正仿宋简体" w:cs="方正仿宋简体"/>
-                <w:sz w:val="28"/>
-                <w:szCs w:val="28"/>
+                <w:sz w:val="26"/>
+                <w:szCs w:val="26"/>
                 <w:lang w:val="en-US" w:eastAsia="zh-CN"/>
               </w:rPr>
               <w:t>投影法概述</w:t>
@@ -464,16 +489,16 @@
               <w:textAlignment w:val="auto"/>
               <w:rPr>
                 <w:rFonts w:hint="eastAsia" w:ascii="方正仿宋简体" w:hAnsi="方正仿宋简体" w:eastAsia="方正仿宋简体" w:cs="方正仿宋简体"/>
-                <w:sz w:val="28"/>
-                <w:szCs w:val="28"/>
+                <w:sz w:val="26"/>
+                <w:szCs w:val="26"/>
                 <w:lang w:val="en-US" w:eastAsia="zh-CN"/>
               </w:rPr>
             </w:pPr>
             <w:r>
               <w:rPr>
                 <w:rFonts w:hint="eastAsia" w:ascii="方正仿宋简体" w:hAnsi="方正仿宋简体" w:eastAsia="方正仿宋简体" w:cs="方正仿宋简体"/>
-                <w:sz w:val="28"/>
-                <w:szCs w:val="28"/>
+                <w:sz w:val="26"/>
+                <w:szCs w:val="26"/>
                 <w:lang w:val="en-US" w:eastAsia="zh-CN"/>
               </w:rPr>
               <w:t>三视图的形成及其对应关系</w:t>
@@ -484,7 +509,7 @@
           <w:tcPr>
             <w:tcW w:w="1635" w:type="dxa"/>
             <w:gridSpan w:val="2"/>
-            <w:shd w:val="clear" w:color="auto" w:fill="C6D9F1"/>
+            <w:shd w:val="clear" w:color="auto" w:fill="DCE6F2"/>
             <w:noWrap w:val="0"/>
             <w:vAlign w:val="center"/>
           </w:tcPr>
@@ -507,6 +532,7 @@
               <w:rPr>
                 <w:rFonts w:hint="eastAsia" w:ascii="方正仿宋简体" w:hAnsi="方正仿宋简体" w:eastAsia="方正仿宋简体" w:cs="方正仿宋简体"/>
                 <w:b/>
+                <w:color w:val="1F4E79"/>
                 <w:sz w:val="28"/>
                 <w:szCs w:val="28"/>
                 <w:lang w:eastAsia="zh-CN"/>
@@ -516,6 +542,7 @@
               <w:rPr>
                 <w:rFonts w:hint="eastAsia" w:ascii="方正仿宋简体" w:hAnsi="方正仿宋简体" w:eastAsia="方正仿宋简体" w:cs="方正仿宋简体"/>
                 <w:b/>
+                <w:color w:val="1F4E79"/>
                 <w:sz w:val="28"/>
                 <w:szCs w:val="28"/>
               </w:rPr>
@@ -574,7 +601,7 @@
           </w:tblCellMar>
         </w:tblPrEx>
         <w:trPr>
-          <w:trHeight w:val="570" w:hRule="atLeast"/>
+          <w:trHeight w:val="620" w:hRule="atLeast"/>
           <w:jc w:val="center"/>
         </w:trPr>
         <w:tc>
@@ -583,7 +610,7 @@
             <w:tcBorders>
               <w:bottom w:val="single" w:color="auto" w:sz="4" w:space="0"/>
             </w:tcBorders>
-            <w:shd w:val="clear" w:color="auto" w:fill="C6D9F1"/>
+            <w:shd w:val="clear" w:color="auto" w:fill="DCE6F2"/>
             <w:noWrap w:val="0"/>
             <w:vAlign w:val="center"/>
           </w:tcPr>
@@ -605,6 +632,7 @@
               <w:rPr>
                 <w:rFonts w:hint="eastAsia" w:ascii="方正仿宋简体" w:hAnsi="方正仿宋简体" w:eastAsia="方正仿宋简体" w:cs="方正仿宋简体"/>
                 <w:b/>
+                <w:color w:val="1F4E79"/>
                 <w:sz w:val="28"/>
                 <w:szCs w:val="28"/>
               </w:rPr>
@@ -613,6 +641,7 @@
               <w:rPr>
                 <w:rFonts w:hint="eastAsia" w:ascii="方正仿宋简体" w:hAnsi="方正仿宋简体" w:eastAsia="方正仿宋简体" w:cs="方正仿宋简体"/>
                 <w:b/>
+                <w:color w:val="1F4E79"/>
                 <w:sz w:val="28"/>
                 <w:szCs w:val="28"/>
               </w:rPr>
@@ -679,7 +708,7 @@
             <w:tcBorders>
               <w:bottom w:val="single" w:color="auto" w:sz="4" w:space="0"/>
             </w:tcBorders>
-            <w:shd w:val="clear" w:color="auto" w:fill="C6D9F1"/>
+            <w:shd w:val="clear" w:color="auto" w:fill="DCE6F2"/>
             <w:noWrap w:val="0"/>
             <w:vAlign w:val="center"/>
           </w:tcPr>
@@ -701,6 +730,7 @@
               <w:rPr>
                 <w:rFonts w:hint="eastAsia" w:ascii="方正仿宋简体" w:hAnsi="方正仿宋简体" w:eastAsia="方正仿宋简体" w:cs="方正仿宋简体"/>
                 <w:b/>
+                <w:color w:val="1F4E79"/>
                 <w:sz w:val="28"/>
                 <w:szCs w:val="28"/>
               </w:rPr>
@@ -709,6 +739,7 @@
               <w:rPr>
                 <w:rFonts w:hint="eastAsia" w:ascii="方正仿宋简体" w:hAnsi="方正仿宋简体" w:eastAsia="方正仿宋简体" w:cs="方正仿宋简体"/>
                 <w:b/>
+                <w:color w:val="1F4E79"/>
                 <w:sz w:val="28"/>
                 <w:szCs w:val="28"/>
               </w:rPr>
@@ -718,6 +749,7 @@
               <w:rPr>
                 <w:rFonts w:hint="eastAsia" w:ascii="方正仿宋简体" w:hAnsi="方正仿宋简体" w:eastAsia="方正仿宋简体" w:cs="方正仿宋简体"/>
                 <w:b/>
+                <w:color w:val="1F4E79"/>
                 <w:sz w:val="28"/>
                 <w:szCs w:val="28"/>
                 <w:lang w:val="en-US" w:eastAsia="zh-CN"/>
@@ -789,7 +821,7 @@
           </w:tblCellMar>
         </w:tblPrEx>
         <w:trPr>
-          <w:trHeight w:val="570" w:hRule="atLeast"/>
+          <w:trHeight w:val="620" w:hRule="atLeast"/>
           <w:jc w:val="center"/>
         </w:trPr>
         <w:tc>
@@ -798,7 +830,7 @@
             <w:tcBorders>
               <w:bottom w:val="single" w:color="auto" w:sz="4" w:space="0"/>
             </w:tcBorders>
-            <w:shd w:val="clear" w:color="auto" w:fill="C6D9F1"/>
+            <w:shd w:val="clear" w:color="auto" w:fill="DCE6F2"/>
             <w:noWrap w:val="0"/>
             <w:vAlign w:val="center"/>
           </w:tcPr>
@@ -820,6 +852,7 @@
               <w:rPr>
                 <w:rFonts w:hint="eastAsia" w:ascii="方正仿宋简体" w:hAnsi="方正仿宋简体" w:eastAsia="方正仿宋简体" w:cs="方正仿宋简体"/>
                 <w:b/>
+                <w:color w:val="1F4E79"/>
                 <w:sz w:val="28"/>
                 <w:szCs w:val="28"/>
               </w:rPr>
@@ -828,6 +861,7 @@
               <w:rPr>
                 <w:rFonts w:hint="eastAsia" w:ascii="方正仿宋简体" w:hAnsi="方正仿宋简体" w:eastAsia="方正仿宋简体" w:cs="方正仿宋简体"/>
                 <w:b/>
+                <w:color w:val="1F4E79"/>
                 <w:sz w:val="28"/>
                 <w:szCs w:val="28"/>
               </w:rPr>
@@ -891,7 +925,7 @@
           </w:tblCellMar>
         </w:tblPrEx>
         <w:trPr>
-          <w:trHeight w:val="570" w:hRule="atLeast"/>
+          <w:trHeight w:val="600" w:hRule="atLeast"/>
           <w:jc w:val="center"/>
         </w:trPr>
         <w:tc>
@@ -923,6 +957,7 @@
               <w:rPr>
                 <w:rFonts w:hint="eastAsia" w:ascii="方正仿宋简体" w:hAnsi="方正仿宋简体" w:eastAsia="方正仿宋简体" w:cs="方正仿宋简体"/>
                 <w:color w:val="FFFFFF" w:themeColor="background1"/>
+                <w:spacing w:val="60"/>
                 <w:sz w:val="28"/>
                 <w:szCs w:val="28"/>
                 <w:lang w:val="en-US" w:eastAsia="zh-CN"/>
@@ -939,6 +974,7 @@
                 <w:b/>
                 <w:bCs/>
                 <w:color w:val="FFFFFF" w:themeColor="background1"/>
+                <w:spacing w:val="60"/>
                 <w:sz w:val="28"/>
                 <w:szCs w:val="28"/>
                 <w:lang w:val="en-US" w:eastAsia="zh-CN"/>
@@ -978,7 +1014,7 @@
           <w:tcPr>
             <w:tcW w:w="1506" w:type="dxa"/>
             <w:vMerge w:val="restart"/>
-            <w:shd w:val="clear" w:color="auto" w:fill="C6D9F1"/>
+            <w:shd w:val="clear" w:color="auto" w:fill="DCE6F2"/>
             <w:noWrap w:val="0"/>
             <w:vAlign w:val="center"/>
           </w:tcPr>
@@ -1000,6 +1036,7 @@
               <w:rPr>
                 <w:rFonts w:hint="eastAsia" w:ascii="方正仿宋简体" w:hAnsi="方正仿宋简体" w:eastAsia="方正仿宋简体" w:cs="方正仿宋简体"/>
                 <w:b/>
+                <w:color w:val="1F4E79"/>
                 <w:sz w:val="28"/>
                 <w:szCs w:val="28"/>
                 <w:lang w:val="en-US" w:eastAsia="zh-CN"/>
@@ -1009,6 +1046,7 @@
               <w:rPr>
                 <w:rFonts w:hint="eastAsia" w:ascii="方正仿宋简体" w:hAnsi="方正仿宋简体" w:eastAsia="方正仿宋简体" w:cs="方正仿宋简体"/>
                 <w:b/>
+                <w:color w:val="1F4E79"/>
                 <w:sz w:val="28"/>
                 <w:szCs w:val="28"/>
                 <w:lang w:val="en-US" w:eastAsia="zh-CN"/>
@@ -1066,7 +1104,7 @@
                 <w:szCs w:val="28"/>
                 <w:lang w:val="en-US" w:eastAsia="zh-CN"/>
               </w:rPr>
-              <w:t>。</w:t>
+              <w:t/>
             </w:r>
           </w:p>
           <w:p>
@@ -1124,14 +1162,18 @@
               <w:keepLines w:val="0"/>
               <w:pageBreakBefore w:val="0"/>
               <w:widowControl/>
-              <w:kinsoku/>
-              <w:wordWrap/>
-              <w:overflowPunct/>
-              <w:topLinePunct w:val="0"/>
-              <w:bidi w:val="0"/>
-              <w:adjustRightInd/>
-              <w:snapToGrid/>
-              <w:spacing w:line="440" w:lineRule="exact"/>
+              <w:pBdr>
+                <w:left w:val="single" w:sz="24" w:space="6" w:color="C00000"/>
+              </w:pBdr>
+              <w:shd w:val="clear" w:color="auto" w:fill="FBEAEA"/>
+              <w:kinsoku/>
+              <w:wordWrap/>
+              <w:overflowPunct/>
+              <w:topLinePunct w:val="0"/>
+              <w:bidi w:val="0"/>
+              <w:adjustRightInd/>
+              <w:snapToGrid/>
+              <w:spacing w:before="80" w:after="80" w:line="440" w:lineRule="exact"/>
               <w:ind w:firstLine="562" w:firstLineChars="200"/>
               <w:jc w:val="left"/>
               <w:textAlignment w:val="auto"/>

--- a/教案3.docx
+++ b/教案3.docx
@@ -1077,10 +1077,10 @@
               <w:topLinePunct w:val="0"/>
               <w:bidi w:val="0"/>
               <w:adjustRightInd/>
-              <w:snapToGrid/>
-              <w:spacing w:line="440" w:lineRule="exact"/>
-              <w:ind w:firstLine="560" w:firstLineChars="200"/>
-              <w:jc w:val="left"/>
+              <w:snapToGrid w:val="0"/>
+              <w:spacing w:before="100" w:after="120" w:line="460" w:lineRule="exact"/>
+              <w:ind w:firstLine="0"/>
+              <w:jc w:val="both"/>
               <w:textAlignment w:val="auto"/>
               <w:rPr>
                 <w:rFonts w:hint="eastAsia" w:ascii="方正仿宋简体" w:hAnsi="方正仿宋简体" w:eastAsia="方正仿宋简体" w:cs="方正仿宋简体"/>
@@ -1092,79 +1092,278 @@
             <w:r>
               <w:rPr>
                 <w:rFonts w:hint="eastAsia" w:ascii="方正仿宋简体" w:hAnsi="方正仿宋简体" w:eastAsia="方正仿宋简体" w:cs="方正仿宋简体"/>
-                <w:sz w:val="28"/>
-                <w:szCs w:val="28"/>
-              </w:rPr>
-              <w:t>从岗课赛证角度，机械制图是机械类专业核心基础课，机械加工、设备装配、产品测绘岗位均要求从业人员读懂三视图、能够按照投影规律绘制零件视图。教学对接机械行业制图国家标准、1+X 机械制图职业技能等级证书考核要点、职业院校技能大赛零部件测绘与 CAD 赛项基础要求。本次课学习内容：投影法分类、正投影基本特性；三投影面体系建立、三视图形成过程、三视图 “长对正、高平齐、宽相等” 投影对应关系。</w:t>
-            </w:r>
-            <w:r>
+                <w:b/>
+                <w:bCs/>
+                <w:color w:val="1F4E79"/>
+                <w:sz w:val="28"/>
+                <w:szCs w:val="28"/>
+              </w:rPr>
+              <w:t xml:space="preserve">▎课程定位　</w:t>
+            </w:r>
+            <w:r>
+              <w:rPr>
+                <w:rFonts w:hint="eastAsia" w:ascii="方正仿宋简体" w:hAnsi="方正仿宋简体" w:eastAsia="方正仿宋简体" w:cs="方正仿宋简体"/>
+                <w:sz w:val="28"/>
+                <w:szCs w:val="28"/>
+              </w:rPr>
+              <w:t xml:space="preserve">从岗课赛证角度，机械制图是机械类专业核心基础课，机械加工、设备装配、产品测绘岗位均要求从业人员读懂三视图、能够按照投影规律绘制零件视图。</w:t>
+            </w:r>
+          </w:p>
+          <w:p>
+            <w:pPr>
+              <w:keepNext w:val="0"/>
+              <w:keepLines w:val="0"/>
+              <w:pageBreakBefore w:val="0"/>
+              <w:widowControl/>
+              <w:kinsoku/>
+              <w:wordWrap/>
+              <w:overflowPunct/>
+              <w:topLinePunct w:val="0"/>
+              <w:bidi w:val="0"/>
+              <w:adjustRightInd/>
+              <w:snapToGrid w:val="0"/>
+              <w:spacing w:before="0" w:after="120" w:line="460" w:lineRule="exact"/>
+              <w:ind w:firstLine="0"/>
+              <w:jc w:val="both"/>
+              <w:textAlignment w:val="auto"/>
               <w:rPr>
                 <w:rFonts w:hint="eastAsia" w:ascii="方正仿宋简体" w:hAnsi="方正仿宋简体" w:eastAsia="方正仿宋简体" w:cs="方正仿宋简体"/>
                 <w:sz w:val="28"/>
                 <w:szCs w:val="28"/>
                 <w:lang w:val="en-US" w:eastAsia="zh-CN"/>
               </w:rPr>
-              <w:t/>
-            </w:r>
-          </w:p>
-          <w:p>
-            <w:pPr>
-              <w:keepNext w:val="0"/>
-              <w:keepLines w:val="0"/>
-              <w:pageBreakBefore w:val="0"/>
-              <w:widowControl/>
-              <w:kinsoku/>
-              <w:wordWrap/>
-              <w:overflowPunct/>
-              <w:topLinePunct w:val="0"/>
-              <w:bidi w:val="0"/>
-              <w:adjustRightInd/>
-              <w:snapToGrid/>
-              <w:spacing w:line="440" w:lineRule="exact"/>
-              <w:ind w:firstLine="560" w:firstLineChars="200"/>
-              <w:jc w:val="left"/>
-              <w:textAlignment w:val="auto"/>
-              <w:rPr>
-                <w:rFonts w:hint="eastAsia" w:ascii="方正仿宋简体" w:hAnsi="方正仿宋简体" w:eastAsia="方正仿宋简体" w:cs="方正仿宋简体"/>
-                <w:sz w:val="28"/>
-                <w:szCs w:val="28"/>
-              </w:rPr>
-            </w:pPr>
-            <w:r>
-              <w:rPr>
-                <w:rFonts w:hint="eastAsia" w:ascii="方正仿宋简体" w:hAnsi="方正仿宋简体" w:eastAsia="方正仿宋简体" w:cs="方正仿宋简体"/>
-                <w:sz w:val="28"/>
-                <w:szCs w:val="28"/>
-              </w:rPr>
-              <w:t>引入现代三维建模软件（</w:t>
-            </w:r>
-            <w:r>
+            </w:pPr>
+            <w:r>
+              <w:rPr>
+                <w:rFonts w:hint="eastAsia" w:ascii="方正仿宋简体" w:hAnsi="方正仿宋简体" w:eastAsia="方正仿宋简体" w:cs="方正仿宋简体"/>
+                <w:b/>
+                <w:bCs/>
+                <w:color w:val="1F4E79"/>
+                <w:sz w:val="28"/>
+                <w:szCs w:val="28"/>
+              </w:rPr>
+              <w:t xml:space="preserve">▎对接标准　</w:t>
+            </w:r>
+            <w:r>
+              <w:rPr>
+                <w:rFonts w:hint="eastAsia" w:ascii="方正仿宋简体" w:hAnsi="方正仿宋简体" w:eastAsia="方正仿宋简体" w:cs="方正仿宋简体"/>
+                <w:sz w:val="28"/>
+                <w:szCs w:val="28"/>
+              </w:rPr>
+              <w:t xml:space="preserve">教学对接机械行业制图国家标准、1+X 机械制图职业技能等级证书考核要点、职业院校技能大赛零部件测绘与 CAD 赛项基础要求。</w:t>
+            </w:r>
+          </w:p>
+          <w:p>
+            <w:pPr>
+              <w:keepNext w:val="0"/>
+              <w:keepLines w:val="0"/>
+              <w:pageBreakBefore w:val="0"/>
+              <w:widowControl/>
+              <w:kinsoku/>
+              <w:wordWrap/>
+              <w:overflowPunct/>
+              <w:topLinePunct w:val="0"/>
+              <w:bidi w:val="0"/>
+              <w:adjustRightInd/>
+              <w:snapToGrid w:val="0"/>
+              <w:spacing w:before="0" w:after="0" w:line="460" w:lineRule="exact"/>
+              <w:ind w:firstLine="0"/>
+              <w:jc w:val="both"/>
+              <w:textAlignment w:val="auto"/>
               <w:rPr>
                 <w:rFonts w:hint="eastAsia" w:ascii="方正仿宋简体" w:hAnsi="方正仿宋简体" w:eastAsia="方正仿宋简体" w:cs="方正仿宋简体"/>
                 <w:sz w:val="28"/>
                 <w:szCs w:val="28"/>
                 <w:lang w:val="en-US" w:eastAsia="zh-CN"/>
               </w:rPr>
-              <w:t>中望CAD</w:t>
-            </w:r>
-            <w:r>
-              <w:rPr>
-                <w:rFonts w:hint="eastAsia" w:ascii="方正仿宋简体" w:hAnsi="方正仿宋简体" w:eastAsia="方正仿宋简体" w:cs="方正仿宋简体"/>
-                <w:sz w:val="28"/>
-                <w:szCs w:val="28"/>
-              </w:rPr>
-              <w:t>）三维模型转二维视图案例，对比传统手绘投影与数字化投影表达。</w:t>
-            </w:r>
-          </w:p>
-          <w:p>
-            <w:pPr>
-              <w:keepNext w:val="0"/>
-              <w:keepLines w:val="0"/>
-              <w:pageBreakBefore w:val="0"/>
-              <w:widowControl/>
-              <w:pBdr>
-                <w:left w:val="single" w:sz="24" w:space="6" w:color="C00000"/>
-              </w:pBdr>
+            </w:pPr>
+            <w:r>
+              <w:rPr>
+                <w:rFonts w:hint="eastAsia" w:ascii="方正仿宋简体" w:hAnsi="方正仿宋简体" w:eastAsia="方正仿宋简体" w:cs="方正仿宋简体"/>
+                <w:b/>
+                <w:bCs/>
+                <w:color w:val="1F4E79"/>
+                <w:sz w:val="28"/>
+                <w:szCs w:val="28"/>
+              </w:rPr>
+              <w:t xml:space="preserve">▎学习内容　</w:t>
+            </w:r>
+            <w:r>
+              <w:rPr>
+                <w:rFonts w:hint="eastAsia" w:ascii="方正仿宋简体" w:hAnsi="方正仿宋简体" w:eastAsia="方正仿宋简体" w:cs="方正仿宋简体"/>
+                <w:sz w:val="28"/>
+                <w:szCs w:val="28"/>
+              </w:rPr>
+              <w:t xml:space="preserve">本次课学习内容：</w:t>
+            </w:r>
+          </w:p>
+          <w:p>
+            <w:pPr>
+              <w:keepNext w:val="0"/>
+              <w:keepLines w:val="0"/>
+              <w:pageBreakBefore w:val="0"/>
+              <w:widowControl/>
+              <w:kinsoku/>
+              <w:wordWrap/>
+              <w:overflowPunct/>
+              <w:topLinePunct w:val="0"/>
+              <w:bidi w:val="0"/>
+              <w:adjustRightInd/>
+              <w:snapToGrid w:val="0"/>
+              <w:spacing w:before="0" w:after="0" w:line="460" w:lineRule="exact"/>
+              <w:ind w:left="560" w:firstLine="0"/>
+              <w:jc w:val="both"/>
+              <w:textAlignment w:val="auto"/>
+              <w:rPr>
+                <w:rFonts w:hint="eastAsia" w:ascii="方正仿宋简体" w:hAnsi="方正仿宋简体" w:eastAsia="方正仿宋简体" w:cs="方正仿宋简体"/>
+                <w:sz w:val="28"/>
+                <w:szCs w:val="28"/>
+                <w:lang w:val="en-US" w:eastAsia="zh-CN"/>
+              </w:rPr>
+            </w:pPr>
+            <w:r>
+              <w:rPr>
+                <w:rFonts w:hint="eastAsia" w:ascii="方正仿宋简体" w:hAnsi="方正仿宋简体" w:eastAsia="方正仿宋简体" w:cs="方正仿宋简体"/>
+                <w:sz w:val="28"/>
+                <w:szCs w:val="28"/>
+              </w:rPr>
+              <w:t xml:space="preserve">① 投影法分类、正投影基本特性；</w:t>
+            </w:r>
+          </w:p>
+          <w:p>
+            <w:pPr>
+              <w:keepNext w:val="0"/>
+              <w:keepLines w:val="0"/>
+              <w:pageBreakBefore w:val="0"/>
+              <w:widowControl/>
+              <w:kinsoku/>
+              <w:wordWrap/>
+              <w:overflowPunct/>
+              <w:topLinePunct w:val="0"/>
+              <w:bidi w:val="0"/>
+              <w:adjustRightInd/>
+              <w:snapToGrid w:val="0"/>
+              <w:spacing w:before="0" w:after="0" w:line="460" w:lineRule="exact"/>
+              <w:ind w:left="560" w:firstLine="0"/>
+              <w:jc w:val="both"/>
+              <w:textAlignment w:val="auto"/>
+              <w:rPr>
+                <w:rFonts w:hint="eastAsia" w:ascii="方正仿宋简体" w:hAnsi="方正仿宋简体" w:eastAsia="方正仿宋简体" w:cs="方正仿宋简体"/>
+                <w:sz w:val="28"/>
+                <w:szCs w:val="28"/>
+                <w:lang w:val="en-US" w:eastAsia="zh-CN"/>
+              </w:rPr>
+            </w:pPr>
+            <w:r>
+              <w:rPr>
+                <w:rFonts w:hint="eastAsia" w:ascii="方正仿宋简体" w:hAnsi="方正仿宋简体" w:eastAsia="方正仿宋简体" w:cs="方正仿宋简体"/>
+                <w:sz w:val="28"/>
+                <w:szCs w:val="28"/>
+              </w:rPr>
+              <w:t xml:space="preserve">② 三投影面体系建立、三视图形成过程；</w:t>
+            </w:r>
+          </w:p>
+          <w:p>
+            <w:pPr>
+              <w:keepNext w:val="0"/>
+              <w:keepLines w:val="0"/>
+              <w:pageBreakBefore w:val="0"/>
+              <w:widowControl/>
+              <w:kinsoku/>
+              <w:wordWrap/>
+              <w:overflowPunct/>
+              <w:topLinePunct w:val="0"/>
+              <w:bidi w:val="0"/>
+              <w:adjustRightInd/>
+              <w:snapToGrid w:val="0"/>
+              <w:spacing w:before="0" w:after="120" w:line="460" w:lineRule="exact"/>
+              <w:ind w:left="560" w:firstLine="0"/>
+              <w:jc w:val="both"/>
+              <w:textAlignment w:val="auto"/>
+              <w:rPr>
+                <w:rFonts w:hint="eastAsia" w:ascii="方正仿宋简体" w:hAnsi="方正仿宋简体" w:eastAsia="方正仿宋简体" w:cs="方正仿宋简体"/>
+                <w:sz w:val="28"/>
+                <w:szCs w:val="28"/>
+                <w:lang w:val="en-US" w:eastAsia="zh-CN"/>
+              </w:rPr>
+            </w:pPr>
+            <w:r>
+              <w:rPr>
+                <w:rFonts w:hint="eastAsia" w:ascii="方正仿宋简体" w:hAnsi="方正仿宋简体" w:eastAsia="方正仿宋简体" w:cs="方正仿宋简体"/>
+                <w:sz w:val="28"/>
+                <w:szCs w:val="28"/>
+              </w:rPr>
+              <w:t xml:space="preserve">③ 三视图</w:t>
+            </w:r>
+            <w:r>
+              <w:rPr>
+                <w:rFonts w:hint="eastAsia" w:ascii="方正仿宋简体" w:hAnsi="方正仿宋简体" w:eastAsia="方正仿宋简体" w:cs="方正仿宋简体"/>
+                <w:b/>
+                <w:bCs/>
+                <w:sz w:val="28"/>
+                <w:szCs w:val="28"/>
+              </w:rPr>
+              <w:t xml:space="preserve">“长对正、高平齐、宽相等”</w:t>
+            </w:r>
+            <w:r>
+              <w:rPr>
+                <w:rFonts w:hint="eastAsia" w:ascii="方正仿宋简体" w:hAnsi="方正仿宋简体" w:eastAsia="方正仿宋简体" w:cs="方正仿宋简体"/>
+                <w:sz w:val="28"/>
+                <w:szCs w:val="28"/>
+              </w:rPr>
+              <w:t xml:space="preserve">投影对应关系。</w:t>
+            </w:r>
+          </w:p>
+          <w:p>
+            <w:pPr>
+              <w:keepNext w:val="0"/>
+              <w:keepLines w:val="0"/>
+              <w:pageBreakBefore w:val="0"/>
+              <w:widowControl/>
+              <w:kinsoku/>
+              <w:wordWrap/>
+              <w:overflowPunct/>
+              <w:topLinePunct w:val="0"/>
+              <w:bidi w:val="0"/>
+              <w:adjustRightInd/>
+              <w:snapToGrid w:val="0"/>
+              <w:spacing w:before="0" w:after="120" w:line="460" w:lineRule="exact"/>
+              <w:ind w:firstLine="0"/>
+              <w:jc w:val="both"/>
+              <w:textAlignment w:val="auto"/>
+              <w:rPr>
+                <w:rFonts w:hint="eastAsia" w:ascii="方正仿宋简体" w:hAnsi="方正仿宋简体" w:eastAsia="方正仿宋简体" w:cs="方正仿宋简体"/>
+                <w:sz w:val="28"/>
+                <w:szCs w:val="28"/>
+                <w:lang w:val="en-US" w:eastAsia="zh-CN"/>
+              </w:rPr>
+            </w:pPr>
+            <w:r>
+              <w:rPr>
+                <w:rFonts w:hint="eastAsia" w:ascii="方正仿宋简体" w:hAnsi="方正仿宋简体" w:eastAsia="方正仿宋简体" w:cs="方正仿宋简体"/>
+                <w:b/>
+                <w:bCs/>
+                <w:color w:val="1F4E79"/>
+                <w:sz w:val="28"/>
+                <w:szCs w:val="28"/>
+              </w:rPr>
+              <w:t xml:space="preserve">▎数字拓展　</w:t>
+            </w:r>
+            <w:r>
+              <w:rPr>
+                <w:rFonts w:hint="eastAsia" w:ascii="方正仿宋简体" w:hAnsi="方正仿宋简体" w:eastAsia="方正仿宋简体" w:cs="方正仿宋简体"/>
+                <w:sz w:val="28"/>
+                <w:szCs w:val="28"/>
+              </w:rPr>
+              <w:t xml:space="preserve">引入现代三维建模软件（中望CAD）三维模型转二维视图案例，对比传统手绘投影与数字化投影表达。</w:t>
+            </w:r>
+          </w:p>
+          <w:p>
+            <w:pPr>
+              <w:keepNext w:val="0"/>
+              <w:keepLines w:val="0"/>
+              <w:pageBreakBefore w:val="0"/>
+              <w:widowControl/>
               <w:shd w:val="clear" w:color="auto" w:fill="FBEAEA"/>
               <w:kinsoku/>
               <w:wordWrap/>
@@ -1172,10 +1371,10 @@
               <w:topLinePunct w:val="0"/>
               <w:bidi w:val="0"/>
               <w:adjustRightInd/>
-              <w:snapToGrid/>
-              <w:spacing w:before="80" w:after="80" w:line="440" w:lineRule="exact"/>
-              <w:ind w:firstLine="562" w:firstLineChars="200"/>
-              <w:jc w:val="left"/>
+              <w:snapToGrid w:val="0"/>
+              <w:spacing w:before="40" w:after="120" w:line="460" w:lineRule="exact"/>
+              <w:ind w:left="0" w:firstLine="0"/>
+              <w:jc w:val="both"/>
               <w:textAlignment w:val="auto"/>
               <w:rPr>
                 <w:rFonts w:hint="eastAsia" w:ascii="方正仿宋简体" w:hAnsi="方正仿宋简体" w:eastAsia="方正仿宋简体" w:cs="方正仿宋简体"/>
@@ -1194,7 +1393,7 @@
                 <w:szCs w:val="28"/>
                 <w:lang w:val="en-US" w:eastAsia="zh-CN"/>
               </w:rPr>
-              <w:t>课程思政：</w:t>
+              <w:t xml:space="preserve">▎课程思政　</w:t>
             </w:r>
             <w:r>
               <w:rPr>

--- a/教案3.docx
+++ b/教案3.docx
@@ -3,55 +3,218 @@
 <w:document xmlns:wpc="http://schemas.microsoft.com/office/word/2010/wordprocessingCanvas" xmlns:cx="http://schemas.microsoft.com/office/drawing/2014/chartex" xmlns:cx1="http://schemas.microsoft.com/office/drawing/2015/9/8/chartex" xmlns:cx2="http://schemas.microsoft.com/office/drawing/2015/10/21/chartex" xmlns:cx3="http://schemas.microsoft.com/office/drawing/2016/5/9/chartex" xmlns:cx4="http://schemas.microsoft.com/office/drawing/2016/5/10/chartex" xmlns:cx5="http://schemas.microsoft.com/office/drawing/2016/5/11/chartex" xmlns:cx6="http://schemas.microsoft.com/office/drawing/2016/5/12/chartex" xmlns:cx7="http://schemas.microsoft.com/office/drawing/2016/5/13/chartex" xmlns:cx8="http://schemas.microsoft.com/office/drawing/2016/5/14/chartex" xmlns:mc="http://schemas.openxmlformats.org/markup-compatibility/2006" xmlns:o="urn:schemas-microsoft-com:office:office" xmlns:r="http://schemas.openxmlformats.org/officeDocument/2006/relationships" xmlns:m="http://schemas.openxmlformats.org/officeDocument/2006/math" xmlns:v="urn:schemas-microsoft-com:vml" xmlns:wp14="http://schemas.microsoft.com/office/word/2010/wordprocessingDrawing" xmlns:wp="http://schemas.openxmlformats.org/drawingml/2006/wordprocessingDrawing" xmlns:w="http://schemas.openxmlformats.org/wordprocessingml/2006/main" xmlns:w14="http://schemas.microsoft.com/office/word/2010/wordml" xmlns:w10="urn:schemas-microsoft-com:office:word" xmlns:w15="http://schemas.microsoft.com/office/word/2012/wordml" xmlns:wpg="http://schemas.microsoft.com/office/word/2010/wordprocessingGroup" xmlns:wpi="http://schemas.microsoft.com/office/word/2010/wordprocessingInk" xmlns:wne="http://schemas.microsoft.com/office/word/2006/wordml" xmlns:wps="http://schemas.microsoft.com/office/word/2010/wordprocessingShape" xmlns:wpsCustomData="http://www.wps.cn/officeDocument/2013/wpsCustomData" mc:Ignorable="w14 w15 wp14">
   <w:background w:color="FFFFFF"/>
   <w:body>
+    <w:tbl xmlns:a="http://schemas.openxmlformats.org/drawingml/2006/main" xmlns:pic="http://schemas.openxmlformats.org/drawingml/2006/picture">
+      <w:tblPr>
+        <w:tblW w:w="11114" w:type="dxa"/>
+        <w:jc w:val="center"/>
+        <w:tblBorders>
+          <w:top w:val="nil" w:sz="0" w:space="0" w:color="auto"/>
+          <w:left w:val="nil" w:sz="0" w:space="0" w:color="auto"/>
+          <w:bottom w:val="nil" w:sz="0" w:space="0" w:color="auto"/>
+          <w:right w:val="nil" w:sz="0" w:space="0" w:color="auto"/>
+          <w:insideH w:val="nil" w:sz="0" w:space="0" w:color="auto"/>
+          <w:insideV w:val="nil" w:sz="0" w:space="0" w:color="auto"/>
+        </w:tblBorders>
+        <w:tblLayout w:type="fixed"/>
+        <w:tblCellMar>
+          <w:left w:w="0" w:type="dxa"/>
+          <w:right w:w="0" w:type="dxa"/>
+        </w:tblCellMar>
+      </w:tblPr>
+      <w:tblGrid>
+        <w:gridCol w:w="1700"/>
+        <w:gridCol w:w="9414"/>
+      </w:tblGrid>
+      <w:tr>
+        <w:trPr>
+          <w:trHeight w:val="1900" w:hRule="exact"/>
+          <w:jc w:val="center"/>
+        </w:trPr>
+        <w:tc>
+          <w:tcPr>
+            <w:tcW w:w="1700" w:type="dxa"/>
+            <w:shd w:val="clear" w:color="auto" w:fill="1F3864"/>
+            <w:vAlign w:val="center"/>
+          </w:tcPr>
+          <w:p>
+            <w:pPr>
+              <w:snapToGrid w:val="0"/>
+              <w:spacing w:before="0" w:after="0" w:line="240" w:lineRule="auto"/>
+              <w:ind w:firstLine="0"/>
+              <w:jc w:val="center"/>
+            </w:pPr>
+            <w:r>
+              <w:drawing>
+                <wp:inline distT="0" distB="0" distL="0" distR="0">
+                  <wp:extent cx="685800" cy="685800"/>
+                  <wp:docPr id="24" name="图标 24"/>
+                  <a:graphic>
+                    <a:graphicData uri="http://schemas.openxmlformats.org/drawingml/2006/picture">
+                      <pic:pic>
+                        <pic:nvPicPr>
+                          <pic:cNvPr id="24" name="ruler-measure-FFFFFF.png"/>
+                          <pic:cNvPicPr/>
+                        </pic:nvPicPr>
+                        <pic:blipFill>
+                          <a:blip r:embed="rId25"/>
+                          <a:stretch>
+                            <a:fillRect/>
+                          </a:stretch>
+                        </pic:blipFill>
+                        <pic:spPr>
+                          <a:xfrm>
+                            <a:off x="0" y="0"/>
+                            <a:ext cx="685800" cy="685800"/>
+                          </a:xfrm>
+                          <a:prstGeom prst="rect">
+                            <a:avLst/>
+                          </a:prstGeom>
+                        </pic:spPr>
+                      </pic:pic>
+                    </a:graphicData>
+                  </a:graphic>
+                </wp:inline>
+              </w:drawing>
+            </w:r>
+          </w:p>
+        </w:tc>
+        <w:tc>
+          <w:tcPr>
+            <w:tcW w:w="9414" w:type="dxa"/>
+            <w:shd w:val="clear" w:color="auto" w:fill="1F3864"/>
+            <w:tcMar>
+              <w:left w:w="60" w:type="dxa"/>
+            </w:tcMar>
+            <w:vAlign w:val="center"/>
+          </w:tcPr>
+          <w:p>
+            <w:pPr>
+              <w:snapToGrid w:val="0"/>
+              <w:spacing w:before="0" w:after="60" w:line="240" w:lineRule="auto"/>
+              <w:ind w:firstLine="0"/>
+              <w:jc w:val="left"/>
+            </w:pPr>
+            <w:r>
+              <w:rPr>
+                <w:rFonts w:ascii="微软雅黑" w:hAnsi="微软雅黑" w:eastAsia="微软雅黑" w:cs="微软雅黑"/>
+                <w:color w:val="9DC3E6"/>
+                <w:spacing w:val="20"/>
+                <w:sz w:val="20"/>
+                <w:szCs w:val="20"/>
+              </w:rPr>
+              <w:t xml:space="preserve">机械类专业核心基础课  ·  理实一体化教学设计</w:t>
+            </w:r>
+          </w:p>
+          <w:p>
+            <w:pPr>
+              <w:snapToGrid w:val="0"/>
+              <w:spacing w:before="0" w:after="60" w:line="240" w:lineRule="auto"/>
+              <w:ind w:firstLine="0"/>
+              <w:jc w:val="left"/>
+            </w:pPr>
+            <w:r>
+              <w:rPr>
+                <w:rFonts w:ascii="微软雅黑" w:hAnsi="微软雅黑" w:eastAsia="微软雅黑" w:cs="微软雅黑"/>
+                <w:b/>
+                <w:bCs/>
+                <w:color w:val="FFFFFF"/>
+                <w:spacing w:val="30"/>
+                <w:sz w:val="48"/>
+                <w:szCs w:val="48"/>
+              </w:rPr>
+              <w:t xml:space="preserve">《机械制图》教学设计</w:t>
+            </w:r>
+          </w:p>
+          <w:p>
+            <w:pPr>
+              <w:snapToGrid w:val="0"/>
+              <w:spacing w:before="0" w:after="0" w:line="240" w:lineRule="auto"/>
+              <w:ind w:firstLine="0"/>
+              <w:jc w:val="left"/>
+            </w:pPr>
+            <w:r>
+              <w:rPr>
+                <w:rFonts w:ascii="微软雅黑" w:hAnsi="微软雅黑" w:eastAsia="微软雅黑" w:cs="微软雅黑"/>
+                <w:color w:val="DEEBF7"/>
+                <w:spacing w:val="10"/>
+                <w:sz w:val="24"/>
+                <w:szCs w:val="24"/>
+              </w:rPr>
+              <w:t xml:space="preserve">第二章  正投影作图基础</w:t>
+            </w:r>
+          </w:p>
+        </w:tc>
+      </w:tr>
+      <w:tr>
+        <w:trPr>
+          <w:trHeight w:val="90" w:hRule="exact"/>
+          <w:jc w:val="center"/>
+        </w:trPr>
+        <w:tc>
+          <w:tcPr>
+            <w:tcW w:w="1700" w:type="dxa"/>
+            <w:shd w:val="clear" w:color="auto" w:fill="D9A441"/>
+            <w:vAlign w:val="center"/>
+          </w:tcPr>
+          <w:p>
+            <w:pPr>
+              <w:snapToGrid w:val="0"/>
+              <w:spacing w:before="0" w:after="0" w:line="240" w:lineRule="auto"/>
+              <w:ind w:firstLine="0"/>
+              <w:jc w:val="left"/>
+            </w:pPr>
+            <w:r>
+              <w:rPr>
+                <w:rFonts w:ascii="微软雅黑" w:hAnsi="微软雅黑" w:eastAsia="微软雅黑" w:cs="微软雅黑"/>
+                <w:color w:val="262626"/>
+                <w:sz w:val="2"/>
+                <w:szCs w:val="2"/>
+              </w:rPr>
+              <w:t xml:space="preserve"/>
+            </w:r>
+          </w:p>
+        </w:tc>
+        <w:tc>
+          <w:tcPr>
+            <w:tcW w:w="9414" w:type="dxa"/>
+            <w:shd w:val="clear" w:color="auto" w:fill="2E75B6"/>
+            <w:vAlign w:val="center"/>
+          </w:tcPr>
+          <w:p>
+            <w:pPr>
+              <w:snapToGrid w:val="0"/>
+              <w:spacing w:before="0" w:after="0" w:line="240" w:lineRule="auto"/>
+              <w:ind w:firstLine="0"/>
+              <w:jc w:val="left"/>
+            </w:pPr>
+            <w:r>
+              <w:rPr>
+                <w:rFonts w:ascii="微软雅黑" w:hAnsi="微软雅黑" w:eastAsia="微软雅黑" w:cs="微软雅黑"/>
+                <w:color w:val="262626"/>
+                <w:sz w:val="2"/>
+                <w:szCs w:val="2"/>
+              </w:rPr>
+              <w:t xml:space="preserve"/>
+            </w:r>
+          </w:p>
+        </w:tc>
+      </w:tr>
+    </w:tbl>
     <w:p>
       <w:pPr>
-        <w:pBdr>
-          <w:bottom w:val="thinThickSmallGap" w:sz="18" w:space="6" w:color="1F4E79"/>
-        </w:pBdr>
-        <w:spacing w:before="120" w:after="280"/>
-        <w:jc w:val="center"/>
-        <w:rPr>
-          <w:rFonts w:hint="eastAsia" w:ascii="方正小标宋简体" w:eastAsia="方正小标宋简体"/>
-          <w:b/>
-          <w:color w:val="1F4E79"/>
-          <w:spacing w:val="20"/>
-          <w:sz w:val="44"/>
-          <w:szCs w:val="44"/>
-        </w:rPr>
+        <w:snapToGrid w:val="0"/>
+        <w:spacing w:before="0" w:after="0" w:line="240" w:lineRule="auto"/>
+        <w:ind w:firstLine="0"/>
+        <w:jc w:val="left"/>
       </w:pPr>
       <w:r>
         <w:rPr>
-          <w:rFonts w:hint="eastAsia" w:ascii="方正小标宋简体" w:eastAsia="方正小标宋简体"/>
-          <w:b/>
-          <w:color w:val="1F4E79"/>
-          <w:spacing w:val="20"/>
-          <w:sz w:val="44"/>
-          <w:szCs w:val="44"/>
+          <w:rFonts w:ascii="微软雅黑" w:hAnsi="微软雅黑" w:eastAsia="微软雅黑" w:cs="微软雅黑"/>
+          <w:color w:val="262626"/>
+          <w:sz w:val="8"/>
+          <w:szCs w:val="8"/>
         </w:rPr>
-        <w:t>《</w:t>
-      </w:r>
-      <w:r>
-        <w:rPr>
-          <w:rFonts w:hint="eastAsia" w:ascii="方正小标宋简体" w:eastAsia="方正小标宋简体"/>
-          <w:b/>
-          <w:color w:val="1F4E79"/>
-          <w:spacing w:val="20"/>
-          <w:sz w:val="44"/>
-          <w:szCs w:val="44"/>
-          <w:lang w:val="en-US" w:eastAsia="zh-CN"/>
-        </w:rPr>
-        <w:t>机械制图</w:t>
-      </w:r>
-      <w:r>
-        <w:rPr>
-          <w:rFonts w:hint="eastAsia" w:ascii="方正小标宋简体" w:eastAsia="方正小标宋简体"/>
-          <w:b/>
-          <w:color w:val="1F4E79"/>
-          <w:spacing w:val="20"/>
-          <w:sz w:val="44"/>
-          <w:szCs w:val="44"/>
-        </w:rPr>
-        <w:t>》教学设计</w:t>
+        <w:t xml:space="preserve"/>
       </w:r>
     </w:p>
     <w:tbl>
@@ -103,807 +266,88 @@
           </w:tblCellMar>
         </w:tblPrEx>
         <w:trPr>
-          <w:trHeight w:val="600" w:hRule="atLeast"/>
+          <w:trHeight w:val="560" w:hRule="atLeast"/>
           <w:jc w:val="center"/>
         </w:trPr>
-        <w:tc>
+        <w:tc xmlns:a="http://schemas.openxmlformats.org/drawingml/2006/main" xmlns:pic="http://schemas.openxmlformats.org/drawingml/2006/picture">
           <w:tcPr>
             <w:tcW w:w="11114" w:type="dxa"/>
             <w:gridSpan w:val="8"/>
-            <w:shd w:val="clear" w:color="auto" w:fill="0070C0"/>
-            <w:noWrap w:val="0"/>
+            <w:tcBorders>
+              <w:top w:val="single" w:sz="4" w:space="0" w:color="1F3864"/>
+              <w:left w:val="single" w:sz="4" w:space="0" w:color="1F3864"/>
+              <w:bottom w:val="single" w:sz="4" w:space="0" w:color="1F3864"/>
+              <w:right w:val="single" w:sz="4" w:space="0" w:color="1F3864"/>
+            </w:tcBorders>
+            <w:shd w:val="clear" w:color="auto" w:fill="1F3864"/>
             <w:vAlign w:val="center"/>
           </w:tcPr>
           <w:p>
             <w:pPr>
-              <w:keepNext w:val="0"/>
-              <w:keepLines w:val="0"/>
-              <w:pageBreakBefore w:val="0"/>
-              <w:kinsoku/>
-              <w:wordWrap/>
-              <w:overflowPunct/>
-              <w:topLinePunct w:val="0"/>
-              <w:bidi w:val="0"/>
-              <w:adjustRightInd/>
-              <w:snapToGrid/>
-              <w:spacing w:line="440" w:lineRule="exact"/>
-              <w:jc w:val="center"/>
-              <w:textAlignment w:val="auto"/>
-              <w:rPr>
-                <w:rFonts w:hint="eastAsia" w:ascii="方正仿宋简体" w:hAnsi="方正仿宋简体" w:eastAsia="方正仿宋简体" w:cs="方正仿宋简体"/>
-                <w:spacing w:val="60"/>
-                <w:sz w:val="28"/>
-                <w:szCs w:val="28"/>
-                <w:lang w:val="en-US" w:eastAsia="zh-CN"/>
-              </w:rPr>
-            </w:pPr>
-            <w:r>
-              <w:rPr>
-                <w:rFonts w:hint="eastAsia" w:ascii="方正仿宋简体" w:hAnsi="方正仿宋简体" w:eastAsia="方正仿宋简体" w:cs="方正仿宋简体"/>
+              <w:snapToGrid w:val="0"/>
+              <w:spacing w:before="0" w:after="0" w:line="240" w:lineRule="auto"/>
+              <w:ind w:left="160" w:firstLine="0"/>
+              <w:jc w:val="left"/>
+            </w:pPr>
+            <w:r>
+              <w:rPr>
+                <w:position w:val="-6"/>
+              </w:rPr>
+              <w:drawing>
+                <wp:inline distT="0" distB="0" distL="0" distR="0">
+                  <wp:extent cx="190500" cy="190500"/>
+                  <wp:docPr id="25" name="图标 25"/>
+                  <a:graphic>
+                    <a:graphicData uri="http://schemas.openxmlformats.org/drawingml/2006/picture">
+                      <pic:pic>
+                        <pic:nvPicPr>
+                          <pic:cNvPr id="25" name="info-circle-FFFFFF.png"/>
+                          <pic:cNvPicPr/>
+                        </pic:nvPicPr>
+                        <pic:blipFill>
+                          <a:blip r:embed="rId26"/>
+                          <a:stretch>
+                            <a:fillRect/>
+                          </a:stretch>
+                        </pic:blipFill>
+                        <pic:spPr>
+                          <a:xfrm>
+                            <a:off x="0" y="0"/>
+                            <a:ext cx="190500" cy="190500"/>
+                          </a:xfrm>
+                          <a:prstGeom prst="rect">
+                            <a:avLst/>
+                          </a:prstGeom>
+                        </pic:spPr>
+                      </pic:pic>
+                    </a:graphicData>
+                  </a:graphic>
+                </wp:inline>
+              </w:drawing>
+            </w:r>
+            <w:r>
+              <w:rPr>
+                <w:rFonts w:ascii="微软雅黑" w:hAnsi="微软雅黑" w:eastAsia="微软雅黑" w:cs="微软雅黑"/>
                 <w:b/>
                 <w:bCs/>
-                <w:color w:val="FFFFFF" w:themeColor="background1"/>
-                <w:spacing w:val="60"/>
-                <w:sz w:val="28"/>
-                <w:szCs w:val="28"/>
-                <w:lang w:val="en-US" w:eastAsia="zh-CN"/>
-                <w14:textFill>
-                  <w14:solidFill>
-                    <w14:schemeClr w14:val="bg1"/>
-                  </w14:solidFill>
-                </w14:textFill>
-              </w:rPr>
-              <w:t>一、授课信息</w:t>
-            </w:r>
-          </w:p>
-        </w:tc>
-      </w:tr>
-      <w:tr>
-        <w:tblPrEx>
-          <w:tblBorders>
-            <w:top w:val="single" w:color="auto" w:sz="4" w:space="0"/>
-            <w:left w:val="single" w:color="auto" w:sz="4" w:space="0"/>
-            <w:bottom w:val="single" w:color="auto" w:sz="4" w:space="0"/>
-            <w:right w:val="single" w:color="auto" w:sz="4" w:space="0"/>
-            <w:insideH w:val="single" w:color="auto" w:sz="4" w:space="0"/>
-            <w:insideV w:val="single" w:color="auto" w:sz="4" w:space="0"/>
-          </w:tblBorders>
-          <w:tblCellMar>
-            <w:top w:w="0" w:type="dxa"/>
-            <w:left w:w="108" w:type="dxa"/>
-            <w:bottom w:w="0" w:type="dxa"/>
-            <w:right w:w="108" w:type="dxa"/>
-          </w:tblCellMar>
-        </w:tblPrEx>
-        <w:trPr>
-          <w:trHeight w:val="620" w:hRule="atLeast"/>
-          <w:jc w:val="center"/>
-        </w:trPr>
-        <w:tc>
-          <w:tcPr>
-            <w:tcW w:w="1506" w:type="dxa"/>
-            <w:shd w:val="clear" w:color="auto" w:fill="DCE6F2"/>
-            <w:noWrap w:val="0"/>
-            <w:vAlign w:val="center"/>
-          </w:tcPr>
-          <w:p>
-            <w:pPr>
-              <w:keepNext w:val="0"/>
-              <w:keepLines w:val="0"/>
-              <w:pageBreakBefore w:val="0"/>
-              <w:kinsoku/>
-              <w:wordWrap/>
-              <w:overflowPunct/>
-              <w:topLinePunct w:val="0"/>
-              <w:bidi w:val="0"/>
-              <w:adjustRightInd/>
-              <w:snapToGrid/>
-              <w:spacing w:line="440" w:lineRule="exact"/>
-              <w:jc w:val="center"/>
-              <w:textAlignment w:val="auto"/>
-              <w:rPr>
-                <w:rFonts w:hint="eastAsia" w:ascii="方正仿宋简体" w:hAnsi="方正仿宋简体" w:eastAsia="方正仿宋简体" w:cs="方正仿宋简体"/>
-                <w:b/>
-                <w:color w:val="1F4E79"/>
-                <w:sz w:val="28"/>
-                <w:szCs w:val="28"/>
-              </w:rPr>
-            </w:pPr>
-            <w:r>
-              <w:rPr>
-                <w:rFonts w:hint="eastAsia" w:ascii="方正仿宋简体" w:hAnsi="方正仿宋简体" w:eastAsia="方正仿宋简体" w:cs="方正仿宋简体"/>
-                <w:b/>
-                <w:color w:val="1F4E79"/>
-                <w:sz w:val="28"/>
-                <w:szCs w:val="28"/>
-                <w:lang w:val="en-US" w:eastAsia="zh-CN"/>
-              </w:rPr>
-              <w:t>模块</w:t>
-            </w:r>
-            <w:r>
-              <w:rPr>
-                <w:rFonts w:hint="eastAsia" w:ascii="方正仿宋简体" w:hAnsi="方正仿宋简体" w:eastAsia="方正仿宋简体" w:cs="方正仿宋简体"/>
-                <w:b/>
-                <w:color w:val="1F4E79"/>
-                <w:sz w:val="28"/>
-                <w:szCs w:val="28"/>
-              </w:rPr>
-              <w:t>名称</w:t>
-            </w:r>
-          </w:p>
-        </w:tc>
-        <w:tc>
-          <w:tcPr>
-            <w:tcW w:w="4374" w:type="dxa"/>
-            <w:gridSpan w:val="3"/>
-            <w:shd w:val="clear" w:color="auto" w:fill="FFFFFF"/>
-            <w:noWrap w:val="0"/>
-            <w:vAlign w:val="center"/>
-          </w:tcPr>
-          <w:p>
-            <w:pPr>
-              <w:keepNext w:val="0"/>
-              <w:keepLines w:val="0"/>
-              <w:pageBreakBefore w:val="0"/>
-              <w:kinsoku/>
-              <w:wordWrap/>
-              <w:overflowPunct/>
-              <w:topLinePunct w:val="0"/>
-              <w:bidi w:val="0"/>
-              <w:adjustRightInd/>
-              <w:snapToGrid/>
-              <w:spacing w:line="440" w:lineRule="exact"/>
-              <w:jc w:val="center"/>
-              <w:textAlignment w:val="auto"/>
-              <w:rPr>
-                <w:rFonts w:hint="eastAsia" w:ascii="方正仿宋简体" w:hAnsi="方正仿宋简体" w:eastAsia="方正仿宋简体" w:cs="方正仿宋简体"/>
-                <w:sz w:val="28"/>
-                <w:szCs w:val="28"/>
-                <w:lang w:val="en-US" w:eastAsia="zh-CN"/>
-              </w:rPr>
-            </w:pPr>
-            <w:r>
-              <w:rPr>
-                <w:rFonts w:hint="eastAsia" w:ascii="方正仿宋简体" w:hAnsi="方正仿宋简体" w:eastAsia="方正仿宋简体" w:cs="方正仿宋简体"/>
-                <w:sz w:val="28"/>
-                <w:szCs w:val="28"/>
-                <w:lang w:val="en-US" w:eastAsia="zh-CN"/>
-              </w:rPr>
-              <w:t>第二章 正投影作图基础</w:t>
-            </w:r>
-          </w:p>
-        </w:tc>
-        <w:tc>
-          <w:tcPr>
-            <w:tcW w:w="1635" w:type="dxa"/>
-            <w:gridSpan w:val="2"/>
-            <w:shd w:val="clear" w:color="auto" w:fill="DCE6F2"/>
-            <w:noWrap w:val="0"/>
-            <w:vAlign w:val="center"/>
-          </w:tcPr>
-          <w:p>
-            <w:pPr>
-              <w:keepNext w:val="0"/>
-              <w:keepLines w:val="0"/>
-              <w:pageBreakBefore w:val="0"/>
-              <w:widowControl/>
-              <w:kinsoku/>
-              <w:wordWrap/>
-              <w:overflowPunct/>
-              <w:topLinePunct w:val="0"/>
-              <w:bidi w:val="0"/>
-              <w:adjustRightInd/>
-              <w:snapToGrid/>
-              <w:spacing w:line="440" w:lineRule="exact"/>
-              <w:jc w:val="center"/>
-              <w:textAlignment w:val="auto"/>
-              <w:rPr>
-                <w:rFonts w:hint="eastAsia" w:ascii="方正仿宋简体" w:hAnsi="方正仿宋简体" w:eastAsia="方正仿宋简体" w:cs="方正仿宋简体"/>
-                <w:b/>
-                <w:color w:val="1F4E79"/>
-                <w:sz w:val="28"/>
-                <w:szCs w:val="28"/>
-              </w:rPr>
-            </w:pPr>
-            <w:r>
-              <w:rPr>
-                <w:rFonts w:hint="eastAsia" w:ascii="方正仿宋简体" w:hAnsi="方正仿宋简体" w:eastAsia="方正仿宋简体" w:cs="方正仿宋简体"/>
-                <w:b/>
-                <w:color w:val="1F4E79"/>
-                <w:sz w:val="28"/>
-                <w:szCs w:val="28"/>
-              </w:rPr>
-              <w:t>授课时间</w:t>
-            </w:r>
-          </w:p>
-        </w:tc>
-        <w:tc>
-          <w:tcPr>
-            <w:tcW w:w="3599" w:type="dxa"/>
-            <w:gridSpan w:val="2"/>
-            <w:shd w:val="clear" w:color="auto" w:fill="FFFFFF"/>
-            <w:noWrap w:val="0"/>
-            <w:vAlign w:val="center"/>
-          </w:tcPr>
-          <w:p>
-            <w:pPr>
-              <w:keepNext w:val="0"/>
-              <w:keepLines w:val="0"/>
-              <w:pageBreakBefore w:val="0"/>
-              <w:kinsoku/>
-              <w:wordWrap/>
-              <w:overflowPunct/>
-              <w:topLinePunct w:val="0"/>
-              <w:bidi w:val="0"/>
-              <w:adjustRightInd/>
-              <w:snapToGrid/>
-              <w:spacing w:line="440" w:lineRule="exact"/>
-              <w:jc w:val="center"/>
-              <w:textAlignment w:val="auto"/>
-              <w:rPr>
-                <w:rFonts w:hint="eastAsia" w:ascii="方正仿宋简体" w:hAnsi="方正仿宋简体" w:eastAsia="方正仿宋简体" w:cs="方正仿宋简体"/>
-                <w:sz w:val="28"/>
-                <w:szCs w:val="28"/>
-                <w:lang w:val="en-US" w:eastAsia="zh-CN"/>
-              </w:rPr>
-            </w:pPr>
-            <w:r>
-              <w:rPr>
-                <w:rFonts w:hint="eastAsia" w:ascii="方正仿宋简体" w:hAnsi="方正仿宋简体" w:eastAsia="方正仿宋简体" w:cs="方正仿宋简体"/>
-                <w:sz w:val="28"/>
-                <w:szCs w:val="28"/>
-                <w:lang w:val="en-US" w:eastAsia="zh-CN"/>
-              </w:rPr>
-              <w:t>2026-2027学年第二学期</w:t>
-            </w:r>
-          </w:p>
-        </w:tc>
-      </w:tr>
-      <w:tr>
-        <w:tblPrEx>
-          <w:tblBorders>
-            <w:top w:val="single" w:color="auto" w:sz="4" w:space="0"/>
-            <w:left w:val="single" w:color="auto" w:sz="4" w:space="0"/>
-            <w:bottom w:val="single" w:color="auto" w:sz="4" w:space="0"/>
-            <w:right w:val="single" w:color="auto" w:sz="4" w:space="0"/>
-            <w:insideH w:val="single" w:color="auto" w:sz="4" w:space="0"/>
-            <w:insideV w:val="single" w:color="auto" w:sz="4" w:space="0"/>
-          </w:tblBorders>
-          <w:tblCellMar>
-            <w:top w:w="0" w:type="dxa"/>
-            <w:left w:w="108" w:type="dxa"/>
-            <w:bottom w:w="0" w:type="dxa"/>
-            <w:right w:w="108" w:type="dxa"/>
-          </w:tblCellMar>
-        </w:tblPrEx>
-        <w:trPr>
-          <w:trHeight w:val="620" w:hRule="atLeast"/>
-          <w:jc w:val="center"/>
-        </w:trPr>
-        <w:tc>
-          <w:tcPr>
-            <w:tcW w:w="1506" w:type="dxa"/>
-            <w:shd w:val="clear" w:color="auto" w:fill="DCE6F2"/>
-            <w:noWrap w:val="0"/>
-            <w:vAlign w:val="center"/>
-          </w:tcPr>
-          <w:p>
-            <w:pPr>
-              <w:keepNext w:val="0"/>
-              <w:keepLines w:val="0"/>
-              <w:pageBreakBefore w:val="0"/>
-              <w:kinsoku/>
-              <w:wordWrap/>
-              <w:overflowPunct/>
-              <w:topLinePunct w:val="0"/>
-              <w:bidi w:val="0"/>
-              <w:adjustRightInd/>
-              <w:snapToGrid/>
-              <w:spacing w:line="440" w:lineRule="exact"/>
-              <w:jc w:val="center"/>
-              <w:textAlignment w:val="auto"/>
-              <w:rPr>
-                <w:rFonts w:hint="eastAsia" w:ascii="方正仿宋简体" w:hAnsi="方正仿宋简体" w:eastAsia="方正仿宋简体" w:cs="方正仿宋简体"/>
-                <w:b/>
-                <w:color w:val="1F4E79"/>
-                <w:sz w:val="28"/>
-                <w:szCs w:val="28"/>
-                <w:lang w:val="en-US" w:eastAsia="zh-CN"/>
-              </w:rPr>
-            </w:pPr>
-            <w:r>
-              <w:rPr>
-                <w:rFonts w:hint="eastAsia" w:ascii="方正仿宋简体" w:hAnsi="方正仿宋简体" w:eastAsia="方正仿宋简体" w:cs="方正仿宋简体"/>
-                <w:b/>
-                <w:color w:val="1F4E79"/>
-                <w:sz w:val="28"/>
-                <w:szCs w:val="28"/>
-                <w:lang w:val="en-US" w:eastAsia="zh-CN"/>
-              </w:rPr>
-              <w:t>任务名称</w:t>
-            </w:r>
-          </w:p>
-        </w:tc>
-        <w:tc>
-          <w:tcPr>
-            <w:tcW w:w="4374" w:type="dxa"/>
-            <w:gridSpan w:val="3"/>
-            <w:shd w:val="clear" w:color="auto" w:fill="FFFFFF"/>
-            <w:noWrap w:val="0"/>
-            <w:vAlign w:val="center"/>
-          </w:tcPr>
-          <w:p>
-            <w:pPr>
-              <w:keepNext w:val="0"/>
-              <w:keepLines w:val="0"/>
-              <w:pageBreakBefore w:val="0"/>
-              <w:numPr>
-                <w:ilvl w:val="0"/>
-                <w:numId w:val="1"/>
-              </w:numPr>
-              <w:kinsoku/>
-              <w:wordWrap/>
-              <w:overflowPunct/>
-              <w:topLinePunct w:val="0"/>
-              <w:bidi w:val="0"/>
-              <w:adjustRightInd/>
-              <w:snapToGrid/>
-              <w:spacing w:line="440" w:lineRule="exact"/>
-              <w:jc w:val="center"/>
-              <w:textAlignment w:val="auto"/>
-              <w:rPr>
-                <w:rFonts w:hint="eastAsia" w:ascii="方正仿宋简体" w:hAnsi="方正仿宋简体" w:eastAsia="方正仿宋简体" w:cs="方正仿宋简体"/>
+                <w:color w:val="D9A441"/>
                 <w:sz w:val="26"/>
                 <w:szCs w:val="26"/>
-                <w:lang w:val="en-US" w:eastAsia="zh-CN"/>
-              </w:rPr>
-            </w:pPr>
-            <w:r>
-              <w:rPr>
-                <w:rFonts w:hint="eastAsia" w:ascii="方正仿宋简体" w:hAnsi="方正仿宋简体" w:eastAsia="方正仿宋简体" w:cs="方正仿宋简体"/>
+              </w:rPr>
+              <w:t xml:space="preserve">  01</w:t>
+            </w:r>
+            <w:r>
+              <w:rPr>
+                <w:rFonts w:ascii="微软雅黑" w:hAnsi="微软雅黑" w:eastAsia="微软雅黑" w:cs="微软雅黑"/>
+                <w:b/>
+                <w:bCs/>
+                <w:color w:val="FFFFFF"/>
+                <w:spacing w:val="40"/>
                 <w:sz w:val="26"/>
                 <w:szCs w:val="26"/>
-                <w:lang w:val="en-US" w:eastAsia="zh-CN"/>
-              </w:rPr>
-              <w:t>投影法概述</w:t>
-            </w:r>
-          </w:p>
-          <w:p>
-            <w:pPr>
-              <w:keepNext w:val="0"/>
-              <w:keepLines w:val="0"/>
-              <w:pageBreakBefore w:val="0"/>
-              <w:numPr>
-                <w:ilvl w:val="0"/>
-                <w:numId w:val="1"/>
-              </w:numPr>
-              <w:kinsoku/>
-              <w:wordWrap/>
-              <w:overflowPunct/>
-              <w:topLinePunct w:val="0"/>
-              <w:bidi w:val="0"/>
-              <w:adjustRightInd/>
-              <w:snapToGrid/>
-              <w:spacing w:line="440" w:lineRule="exact"/>
-              <w:jc w:val="center"/>
-              <w:textAlignment w:val="auto"/>
-              <w:rPr>
-                <w:rFonts w:hint="eastAsia" w:ascii="方正仿宋简体" w:hAnsi="方正仿宋简体" w:eastAsia="方正仿宋简体" w:cs="方正仿宋简体"/>
-                <w:sz w:val="26"/>
-                <w:szCs w:val="26"/>
-                <w:lang w:val="en-US" w:eastAsia="zh-CN"/>
-              </w:rPr>
-            </w:pPr>
-            <w:r>
-              <w:rPr>
-                <w:rFonts w:hint="eastAsia" w:ascii="方正仿宋简体" w:hAnsi="方正仿宋简体" w:eastAsia="方正仿宋简体" w:cs="方正仿宋简体"/>
-                <w:sz w:val="26"/>
-                <w:szCs w:val="26"/>
-                <w:lang w:val="en-US" w:eastAsia="zh-CN"/>
-              </w:rPr>
-              <w:t>三视图的形成及其对应关系</w:t>
-            </w:r>
-          </w:p>
-        </w:tc>
-        <w:tc>
-          <w:tcPr>
-            <w:tcW w:w="1635" w:type="dxa"/>
-            <w:gridSpan w:val="2"/>
-            <w:shd w:val="clear" w:color="auto" w:fill="DCE6F2"/>
-            <w:noWrap w:val="0"/>
-            <w:vAlign w:val="center"/>
-          </w:tcPr>
-          <w:p>
-            <w:pPr>
-              <w:keepNext w:val="0"/>
-              <w:keepLines w:val="0"/>
-              <w:pageBreakBefore w:val="0"/>
-              <w:widowControl/>
-              <w:kinsoku/>
-              <w:wordWrap/>
-              <w:overflowPunct/>
-              <w:topLinePunct w:val="0"/>
-              <w:bidi w:val="0"/>
-              <w:adjustRightInd/>
-              <w:snapToGrid/>
-              <w:spacing w:line="440" w:lineRule="exact"/>
-              <w:jc w:val="center"/>
-              <w:textAlignment w:val="auto"/>
-              <w:rPr>
-                <w:rFonts w:hint="eastAsia" w:ascii="方正仿宋简体" w:hAnsi="方正仿宋简体" w:eastAsia="方正仿宋简体" w:cs="方正仿宋简体"/>
-                <w:b/>
-                <w:color w:val="1F4E79"/>
-                <w:sz w:val="28"/>
-                <w:szCs w:val="28"/>
-                <w:lang w:eastAsia="zh-CN"/>
-              </w:rPr>
-            </w:pPr>
-            <w:r>
-              <w:rPr>
-                <w:rFonts w:hint="eastAsia" w:ascii="方正仿宋简体" w:hAnsi="方正仿宋简体" w:eastAsia="方正仿宋简体" w:cs="方正仿宋简体"/>
-                <w:b/>
-                <w:color w:val="1F4E79"/>
-                <w:sz w:val="28"/>
-                <w:szCs w:val="28"/>
-              </w:rPr>
-              <w:t>授课地点</w:t>
-            </w:r>
-          </w:p>
-        </w:tc>
-        <w:tc>
-          <w:tcPr>
-            <w:tcW w:w="3599" w:type="dxa"/>
-            <w:gridSpan w:val="2"/>
-            <w:shd w:val="clear" w:color="auto" w:fill="FFFFFF"/>
-            <w:noWrap w:val="0"/>
-            <w:vAlign w:val="center"/>
-          </w:tcPr>
-          <w:p>
-            <w:pPr>
-              <w:keepNext w:val="0"/>
-              <w:keepLines w:val="0"/>
-              <w:pageBreakBefore w:val="0"/>
-              <w:kinsoku/>
-              <w:wordWrap/>
-              <w:overflowPunct/>
-              <w:topLinePunct w:val="0"/>
-              <w:bidi w:val="0"/>
-              <w:adjustRightInd/>
-              <w:snapToGrid/>
-              <w:spacing w:line="440" w:lineRule="exact"/>
-              <w:jc w:val="center"/>
-              <w:textAlignment w:val="auto"/>
-              <w:rPr>
-                <w:rFonts w:hint="default" w:ascii="方正仿宋简体" w:hAnsi="方正仿宋简体" w:eastAsia="方正仿宋简体" w:cs="方正仿宋简体"/>
-                <w:sz w:val="28"/>
-                <w:szCs w:val="28"/>
-                <w:lang w:val="en-US" w:eastAsia="zh-CN"/>
-              </w:rPr>
-            </w:pPr>
-          </w:p>
-        </w:tc>
-      </w:tr>
-      <w:tr>
-        <w:tblPrEx>
-          <w:tblBorders>
-            <w:top w:val="single" w:color="auto" w:sz="4" w:space="0"/>
-            <w:left w:val="single" w:color="auto" w:sz="4" w:space="0"/>
-            <w:bottom w:val="single" w:color="auto" w:sz="4" w:space="0"/>
-            <w:right w:val="single" w:color="auto" w:sz="4" w:space="0"/>
-            <w:insideH w:val="single" w:color="auto" w:sz="4" w:space="0"/>
-            <w:insideV w:val="single" w:color="auto" w:sz="4" w:space="0"/>
-          </w:tblBorders>
-          <w:tblCellMar>
-            <w:top w:w="0" w:type="dxa"/>
-            <w:left w:w="108" w:type="dxa"/>
-            <w:bottom w:w="0" w:type="dxa"/>
-            <w:right w:w="108" w:type="dxa"/>
-          </w:tblCellMar>
-        </w:tblPrEx>
-        <w:trPr>
-          <w:trHeight w:val="620" w:hRule="atLeast"/>
-          <w:jc w:val="center"/>
-        </w:trPr>
-        <w:tc>
-          <w:tcPr>
-            <w:tcW w:w="1506" w:type="dxa"/>
-            <w:tcBorders>
-              <w:bottom w:val="single" w:color="auto" w:sz="4" w:space="0"/>
-            </w:tcBorders>
-            <w:shd w:val="clear" w:color="auto" w:fill="DCE6F2"/>
-            <w:noWrap w:val="0"/>
-            <w:vAlign w:val="center"/>
-          </w:tcPr>
-          <w:p>
-            <w:pPr>
-              <w:keepNext w:val="0"/>
-              <w:keepLines w:val="0"/>
-              <w:pageBreakBefore w:val="0"/>
-              <w:kinsoku/>
-              <w:wordWrap/>
-              <w:overflowPunct/>
-              <w:topLinePunct w:val="0"/>
-              <w:bidi w:val="0"/>
-              <w:adjustRightInd/>
-              <w:snapToGrid/>
-              <w:spacing w:line="440" w:lineRule="exact"/>
-              <w:jc w:val="center"/>
-              <w:textAlignment w:val="auto"/>
-              <w:rPr>
-                <w:rFonts w:hint="eastAsia" w:ascii="方正仿宋简体" w:hAnsi="方正仿宋简体" w:eastAsia="方正仿宋简体" w:cs="方正仿宋简体"/>
-                <w:b/>
-                <w:color w:val="1F4E79"/>
-                <w:sz w:val="28"/>
-                <w:szCs w:val="28"/>
-              </w:rPr>
-            </w:pPr>
-            <w:r>
-              <w:rPr>
-                <w:rFonts w:hint="eastAsia" w:ascii="方正仿宋简体" w:hAnsi="方正仿宋简体" w:eastAsia="方正仿宋简体" w:cs="方正仿宋简体"/>
-                <w:b/>
-                <w:color w:val="1F4E79"/>
-                <w:sz w:val="28"/>
-                <w:szCs w:val="28"/>
-              </w:rPr>
-              <w:t>授课时数</w:t>
-            </w:r>
-          </w:p>
-        </w:tc>
-        <w:tc>
-          <w:tcPr>
-            <w:tcW w:w="4374" w:type="dxa"/>
-            <w:gridSpan w:val="3"/>
-            <w:tcBorders>
-              <w:bottom w:val="single" w:color="auto" w:sz="4" w:space="0"/>
-            </w:tcBorders>
-            <w:shd w:val="clear" w:color="auto" w:fill="FFFFFF"/>
-            <w:noWrap w:val="0"/>
-            <w:vAlign w:val="center"/>
-          </w:tcPr>
-          <w:p>
-            <w:pPr>
-              <w:keepNext w:val="0"/>
-              <w:keepLines w:val="0"/>
-              <w:pageBreakBefore w:val="0"/>
-              <w:kinsoku/>
-              <w:wordWrap/>
-              <w:overflowPunct/>
-              <w:topLinePunct w:val="0"/>
-              <w:bidi w:val="0"/>
-              <w:adjustRightInd/>
-              <w:snapToGrid/>
-              <w:spacing w:line="440" w:lineRule="exact"/>
-              <w:jc w:val="center"/>
-              <w:textAlignment w:val="auto"/>
-              <w:rPr>
-                <w:rFonts w:hint="eastAsia" w:ascii="方正仿宋简体" w:hAnsi="方正仿宋简体" w:eastAsia="方正仿宋简体" w:cs="方正仿宋简体"/>
-                <w:sz w:val="28"/>
-                <w:szCs w:val="28"/>
-                <w:lang w:val="en-US" w:eastAsia="zh-CN"/>
-              </w:rPr>
-            </w:pPr>
-            <w:r>
-              <w:rPr>
-                <w:rFonts w:hint="eastAsia" w:ascii="方正仿宋简体" w:hAnsi="方正仿宋简体" w:eastAsia="方正仿宋简体" w:cs="方正仿宋简体"/>
-                <w:sz w:val="28"/>
-                <w:szCs w:val="28"/>
-                <w:lang w:val="en-US" w:eastAsia="zh-CN"/>
-              </w:rPr>
-              <w:t>2</w:t>
-            </w:r>
-            <w:r>
-              <w:rPr>
-                <w:rFonts w:hint="eastAsia" w:ascii="方正仿宋简体" w:hAnsi="方正仿宋简体" w:eastAsia="方正仿宋简体" w:cs="方正仿宋简体"/>
-                <w:sz w:val="28"/>
-                <w:szCs w:val="28"/>
-              </w:rPr>
-              <w:t>学时</w:t>
-            </w:r>
-          </w:p>
-        </w:tc>
-        <w:tc>
-          <w:tcPr>
-            <w:tcW w:w="1635" w:type="dxa"/>
-            <w:gridSpan w:val="2"/>
-            <w:tcBorders>
-              <w:bottom w:val="single" w:color="auto" w:sz="4" w:space="0"/>
-            </w:tcBorders>
-            <w:shd w:val="clear" w:color="auto" w:fill="DCE6F2"/>
-            <w:noWrap w:val="0"/>
-            <w:vAlign w:val="center"/>
-          </w:tcPr>
-          <w:p>
-            <w:pPr>
-              <w:keepNext w:val="0"/>
-              <w:keepLines w:val="0"/>
-              <w:pageBreakBefore w:val="0"/>
-              <w:kinsoku/>
-              <w:wordWrap/>
-              <w:overflowPunct/>
-              <w:topLinePunct w:val="0"/>
-              <w:bidi w:val="0"/>
-              <w:adjustRightInd/>
-              <w:snapToGrid/>
-              <w:spacing w:line="440" w:lineRule="exact"/>
-              <w:jc w:val="center"/>
-              <w:textAlignment w:val="auto"/>
-              <w:rPr>
-                <w:rFonts w:hint="eastAsia" w:ascii="方正仿宋简体" w:hAnsi="方正仿宋简体" w:eastAsia="方正仿宋简体" w:cs="方正仿宋简体"/>
-                <w:b/>
-                <w:color w:val="1F4E79"/>
-                <w:sz w:val="28"/>
-                <w:szCs w:val="28"/>
-              </w:rPr>
-            </w:pPr>
-            <w:r>
-              <w:rPr>
-                <w:rFonts w:hint="eastAsia" w:ascii="方正仿宋简体" w:hAnsi="方正仿宋简体" w:eastAsia="方正仿宋简体" w:cs="方正仿宋简体"/>
-                <w:b/>
-                <w:color w:val="1F4E79"/>
-                <w:sz w:val="28"/>
-                <w:szCs w:val="28"/>
-              </w:rPr>
-              <w:t>授课</w:t>
-            </w:r>
-            <w:r>
-              <w:rPr>
-                <w:rFonts w:hint="eastAsia" w:ascii="方正仿宋简体" w:hAnsi="方正仿宋简体" w:eastAsia="方正仿宋简体" w:cs="方正仿宋简体"/>
-                <w:b/>
-                <w:color w:val="1F4E79"/>
-                <w:sz w:val="28"/>
-                <w:szCs w:val="28"/>
-                <w:lang w:val="en-US" w:eastAsia="zh-CN"/>
-              </w:rPr>
-              <w:t>类型</w:t>
-            </w:r>
-          </w:p>
-        </w:tc>
-        <w:tc>
-          <w:tcPr>
-            <w:tcW w:w="3599" w:type="dxa"/>
-            <w:gridSpan w:val="2"/>
-            <w:tcBorders>
-              <w:bottom w:val="single" w:color="auto" w:sz="4" w:space="0"/>
-            </w:tcBorders>
-            <w:shd w:val="clear" w:color="auto" w:fill="FFFFFF"/>
-            <w:noWrap w:val="0"/>
-            <w:vAlign w:val="center"/>
-          </w:tcPr>
-          <w:p>
-            <w:pPr>
-              <w:keepNext w:val="0"/>
-              <w:keepLines w:val="0"/>
-              <w:pageBreakBefore w:val="0"/>
-              <w:kinsoku/>
-              <w:wordWrap/>
-              <w:overflowPunct/>
-              <w:topLinePunct w:val="0"/>
-              <w:bidi w:val="0"/>
-              <w:adjustRightInd/>
-              <w:snapToGrid/>
-              <w:spacing w:line="440" w:lineRule="exact"/>
-              <w:jc w:val="center"/>
-              <w:textAlignment w:val="auto"/>
-              <w:rPr>
-                <w:rFonts w:hint="eastAsia" w:ascii="方正仿宋简体" w:hAnsi="方正仿宋简体" w:eastAsia="方正仿宋简体" w:cs="方正仿宋简体"/>
-                <w:sz w:val="28"/>
-                <w:szCs w:val="28"/>
-                <w:lang w:val="en-US" w:eastAsia="zh-CN"/>
-              </w:rPr>
-            </w:pPr>
-            <w:r>
-              <w:rPr>
-                <w:rFonts w:hint="eastAsia" w:ascii="方正仿宋简体" w:hAnsi="方正仿宋简体" w:eastAsia="方正仿宋简体" w:cs="方正仿宋简体"/>
-                <w:sz w:val="28"/>
-                <w:szCs w:val="28"/>
-                <w:lang w:val="en-US" w:eastAsia="zh-CN"/>
-              </w:rPr>
-              <w:t>理实一体</w:t>
-            </w:r>
-          </w:p>
-        </w:tc>
-      </w:tr>
-      <w:tr>
-        <w:tblPrEx>
-          <w:tblBorders>
-            <w:top w:val="single" w:color="auto" w:sz="4" w:space="0"/>
-            <w:left w:val="single" w:color="auto" w:sz="4" w:space="0"/>
-            <w:bottom w:val="single" w:color="auto" w:sz="4" w:space="0"/>
-            <w:right w:val="single" w:color="auto" w:sz="4" w:space="0"/>
-            <w:insideH w:val="single" w:color="auto" w:sz="4" w:space="0"/>
-            <w:insideV w:val="single" w:color="auto" w:sz="4" w:space="0"/>
-          </w:tblBorders>
-          <w:tblCellMar>
-            <w:top w:w="0" w:type="dxa"/>
-            <w:left w:w="108" w:type="dxa"/>
-            <w:bottom w:w="0" w:type="dxa"/>
-            <w:right w:w="108" w:type="dxa"/>
-          </w:tblCellMar>
-        </w:tblPrEx>
-        <w:trPr>
-          <w:trHeight w:val="620" w:hRule="atLeast"/>
-          <w:jc w:val="center"/>
-        </w:trPr>
-        <w:tc>
-          <w:tcPr>
-            <w:tcW w:w="1506" w:type="dxa"/>
-            <w:tcBorders>
-              <w:bottom w:val="single" w:color="auto" w:sz="4" w:space="0"/>
-            </w:tcBorders>
-            <w:shd w:val="clear" w:color="auto" w:fill="DCE6F2"/>
-            <w:noWrap w:val="0"/>
-            <w:vAlign w:val="center"/>
-          </w:tcPr>
-          <w:p>
-            <w:pPr>
-              <w:keepNext w:val="0"/>
-              <w:keepLines w:val="0"/>
-              <w:pageBreakBefore w:val="0"/>
-              <w:kinsoku/>
-              <w:wordWrap/>
-              <w:overflowPunct/>
-              <w:topLinePunct w:val="0"/>
-              <w:bidi w:val="0"/>
-              <w:adjustRightInd/>
-              <w:snapToGrid/>
-              <w:spacing w:line="440" w:lineRule="exact"/>
-              <w:jc w:val="center"/>
-              <w:textAlignment w:val="auto"/>
-              <w:rPr>
-                <w:rFonts w:hint="eastAsia" w:ascii="方正仿宋简体" w:hAnsi="方正仿宋简体" w:eastAsia="方正仿宋简体" w:cs="方正仿宋简体"/>
-                <w:b/>
-                <w:color w:val="1F4E79"/>
-                <w:sz w:val="28"/>
-                <w:szCs w:val="28"/>
-              </w:rPr>
-            </w:pPr>
-            <w:r>
-              <w:rPr>
-                <w:rFonts w:hint="eastAsia" w:ascii="方正仿宋简体" w:hAnsi="方正仿宋简体" w:eastAsia="方正仿宋简体" w:cs="方正仿宋简体"/>
-                <w:b/>
-                <w:color w:val="1F4E79"/>
-                <w:sz w:val="28"/>
-                <w:szCs w:val="28"/>
-              </w:rPr>
-              <w:t>授课班级</w:t>
-            </w:r>
-          </w:p>
-        </w:tc>
-        <w:tc>
-          <w:tcPr>
-            <w:tcW w:w="9608" w:type="dxa"/>
-            <w:gridSpan w:val="7"/>
-            <w:tcBorders>
-              <w:bottom w:val="single" w:color="auto" w:sz="4" w:space="0"/>
-            </w:tcBorders>
-            <w:shd w:val="clear" w:color="auto" w:fill="FFFFFF"/>
-            <w:noWrap w:val="0"/>
-            <w:vAlign w:val="center"/>
-          </w:tcPr>
-          <w:p>
-            <w:pPr>
-              <w:keepNext w:val="0"/>
-              <w:keepLines w:val="0"/>
-              <w:pageBreakBefore w:val="0"/>
-              <w:kinsoku/>
-              <w:wordWrap/>
-              <w:overflowPunct/>
-              <w:topLinePunct w:val="0"/>
-              <w:bidi w:val="0"/>
-              <w:adjustRightInd/>
-              <w:snapToGrid/>
-              <w:spacing w:line="440" w:lineRule="exact"/>
-              <w:jc w:val="center"/>
-              <w:textAlignment w:val="auto"/>
-              <w:rPr>
-                <w:rFonts w:hint="eastAsia" w:ascii="方正仿宋简体" w:hAnsi="方正仿宋简体" w:eastAsia="方正仿宋简体" w:cs="方正仿宋简体"/>
-                <w:sz w:val="28"/>
-                <w:szCs w:val="28"/>
-                <w:lang w:val="en-US" w:eastAsia="zh-CN"/>
-              </w:rPr>
-            </w:pPr>
-            <w:bookmarkStart w:id="0" w:name="_GoBack"/>
-            <w:bookmarkEnd w:id="0"/>
+              </w:rPr>
+              <w:t xml:space="preserve">  授课信息</w:t>
+            </w:r>
           </w:p>
         </w:tc>
       </w:tr>
@@ -928,63 +372,899 @@
           <w:trHeight w:val="600" w:hRule="atLeast"/>
           <w:jc w:val="center"/>
         </w:trPr>
+        <w:tc xmlns:a="http://schemas.openxmlformats.org/drawingml/2006/main" xmlns:pic="http://schemas.openxmlformats.org/drawingml/2006/picture">
+          <w:tcPr>
+            <w:tcW w:w="1506" w:type="dxa"/>
+            <w:tcBorders>
+              <w:top w:val="single" w:sz="4" w:space="0" w:color="BDD7EE"/>
+              <w:left w:val="single" w:sz="4" w:space="0" w:color="BDD7EE"/>
+              <w:bottom w:val="single" w:sz="4" w:space="0" w:color="BDD7EE"/>
+              <w:right w:val="single" w:sz="4" w:space="0" w:color="BDD7EE"/>
+            </w:tcBorders>
+            <w:shd w:val="clear" w:color="auto" w:fill="EAF1FB"/>
+            <w:vAlign w:val="center"/>
+          </w:tcPr>
+          <w:p>
+            <w:pPr>
+              <w:snapToGrid w:val="0"/>
+              <w:spacing w:before="0" w:after="0" w:line="240" w:lineRule="auto"/>
+              <w:ind w:firstLine="0"/>
+              <w:jc w:val="center"/>
+            </w:pPr>
+            <w:r>
+              <w:rPr>
+                <w:position w:val="-4"/>
+              </w:rPr>
+              <w:drawing>
+                <wp:inline distT="0" distB="0" distL="0" distR="0">
+                  <wp:extent cx="165100" cy="165100"/>
+                  <wp:docPr id="27" name="图标 27"/>
+                  <a:graphic>
+                    <a:graphicData uri="http://schemas.openxmlformats.org/drawingml/2006/picture">
+                      <pic:pic>
+                        <pic:nvPicPr>
+                          <pic:cNvPr id="27" name="books-2E75B6.png"/>
+                          <pic:cNvPicPr/>
+                        </pic:nvPicPr>
+                        <pic:blipFill>
+                          <a:blip r:embed="rId28"/>
+                          <a:stretch>
+                            <a:fillRect/>
+                          </a:stretch>
+                        </pic:blipFill>
+                        <pic:spPr>
+                          <a:xfrm>
+                            <a:off x="0" y="0"/>
+                            <a:ext cx="165100" cy="165100"/>
+                          </a:xfrm>
+                          <a:prstGeom prst="rect">
+                            <a:avLst/>
+                          </a:prstGeom>
+                        </pic:spPr>
+                      </pic:pic>
+                    </a:graphicData>
+                  </a:graphic>
+                </wp:inline>
+              </w:drawing>
+            </w:r>
+            <w:r>
+              <w:rPr>
+                <w:rFonts w:ascii="微软雅黑" w:hAnsi="微软雅黑" w:eastAsia="微软雅黑" w:cs="微软雅黑"/>
+                <w:b/>
+                <w:bCs/>
+                <w:color w:val="1F3864"/>
+                <w:sz w:val="22"/>
+                <w:szCs w:val="22"/>
+              </w:rPr>
+              <w:t xml:space="preserve"> 模块名称</w:t>
+            </w:r>
+          </w:p>
+        </w:tc>
         <w:tc>
+          <w:tcPr>
+            <w:tcW w:w="4374" w:type="dxa"/>
+            <w:gridSpan w:val="3"/>
+            <w:tcBorders>
+              <w:top w:val="single" w:sz="4" w:space="0" w:color="BDD7EE"/>
+              <w:left w:val="single" w:sz="4" w:space="0" w:color="BDD7EE"/>
+              <w:bottom w:val="single" w:sz="4" w:space="0" w:color="BDD7EE"/>
+              <w:right w:val="single" w:sz="4" w:space="0" w:color="BDD7EE"/>
+            </w:tcBorders>
+            <w:shd w:val="clear" w:color="auto" w:fill="FFFFFF"/>
+            <w:vAlign w:val="center"/>
+          </w:tcPr>
+          <w:p>
+            <w:pPr>
+              <w:snapToGrid w:val="0"/>
+              <w:spacing w:before="0" w:after="0" w:line="240" w:lineRule="auto"/>
+              <w:ind w:firstLine="0"/>
+              <w:jc w:val="center"/>
+            </w:pPr>
+            <w:r>
+              <w:rPr>
+                <w:rFonts w:ascii="微软雅黑" w:hAnsi="微软雅黑" w:eastAsia="微软雅黑" w:cs="微软雅黑"/>
+                <w:color w:val="262626"/>
+                <w:sz w:val="22"/>
+                <w:szCs w:val="22"/>
+              </w:rPr>
+              <w:t xml:space="preserve">第二章  正投影作图基础</w:t>
+            </w:r>
+          </w:p>
+        </w:tc>
+        <w:tc xmlns:a="http://schemas.openxmlformats.org/drawingml/2006/main" xmlns:pic="http://schemas.openxmlformats.org/drawingml/2006/picture">
+          <w:tcPr>
+            <w:tcW w:w="1635" w:type="dxa"/>
+            <w:gridSpan w:val="2"/>
+            <w:tcBorders>
+              <w:top w:val="single" w:sz="4" w:space="0" w:color="BDD7EE"/>
+              <w:left w:val="single" w:sz="4" w:space="0" w:color="BDD7EE"/>
+              <w:bottom w:val="single" w:sz="4" w:space="0" w:color="BDD7EE"/>
+              <w:right w:val="single" w:sz="4" w:space="0" w:color="BDD7EE"/>
+            </w:tcBorders>
+            <w:shd w:val="clear" w:color="auto" w:fill="EAF1FB"/>
+            <w:vAlign w:val="center"/>
+          </w:tcPr>
+          <w:p>
+            <w:pPr>
+              <w:snapToGrid w:val="0"/>
+              <w:spacing w:before="0" w:after="0" w:line="240" w:lineRule="auto"/>
+              <w:ind w:firstLine="0"/>
+              <w:jc w:val="center"/>
+            </w:pPr>
+            <w:r>
+              <w:rPr>
+                <w:position w:val="-4"/>
+              </w:rPr>
+              <w:drawing>
+                <wp:inline distT="0" distB="0" distL="0" distR="0">
+                  <wp:extent cx="165100" cy="165100"/>
+                  <wp:docPr id="28" name="图标 28"/>
+                  <a:graphic>
+                    <a:graphicData uri="http://schemas.openxmlformats.org/drawingml/2006/picture">
+                      <pic:pic>
+                        <pic:nvPicPr>
+                          <pic:cNvPr id="28" name="calendar-2E75B6.png"/>
+                          <pic:cNvPicPr/>
+                        </pic:nvPicPr>
+                        <pic:blipFill>
+                          <a:blip r:embed="rId29"/>
+                          <a:stretch>
+                            <a:fillRect/>
+                          </a:stretch>
+                        </pic:blipFill>
+                        <pic:spPr>
+                          <a:xfrm>
+                            <a:off x="0" y="0"/>
+                            <a:ext cx="165100" cy="165100"/>
+                          </a:xfrm>
+                          <a:prstGeom prst="rect">
+                            <a:avLst/>
+                          </a:prstGeom>
+                        </pic:spPr>
+                      </pic:pic>
+                    </a:graphicData>
+                  </a:graphic>
+                </wp:inline>
+              </w:drawing>
+            </w:r>
+            <w:r>
+              <w:rPr>
+                <w:rFonts w:ascii="微软雅黑" w:hAnsi="微软雅黑" w:eastAsia="微软雅黑" w:cs="微软雅黑"/>
+                <w:b/>
+                <w:bCs/>
+                <w:color w:val="1F3864"/>
+                <w:sz w:val="22"/>
+                <w:szCs w:val="22"/>
+              </w:rPr>
+              <w:t xml:space="preserve"> 授课时间</w:t>
+            </w:r>
+          </w:p>
+        </w:tc>
+        <w:tc>
+          <w:tcPr>
+            <w:tcW w:w="3599" w:type="dxa"/>
+            <w:gridSpan w:val="2"/>
+            <w:tcBorders>
+              <w:top w:val="single" w:sz="4" w:space="0" w:color="BDD7EE"/>
+              <w:left w:val="single" w:sz="4" w:space="0" w:color="BDD7EE"/>
+              <w:bottom w:val="single" w:sz="4" w:space="0" w:color="BDD7EE"/>
+              <w:right w:val="single" w:sz="4" w:space="0" w:color="BDD7EE"/>
+            </w:tcBorders>
+            <w:shd w:val="clear" w:color="auto" w:fill="FFFFFF"/>
+            <w:vAlign w:val="center"/>
+          </w:tcPr>
+          <w:p>
+            <w:pPr>
+              <w:snapToGrid w:val="0"/>
+              <w:spacing w:before="0" w:after="0" w:line="240" w:lineRule="auto"/>
+              <w:ind w:firstLine="0"/>
+              <w:jc w:val="center"/>
+            </w:pPr>
+            <w:r>
+              <w:rPr>
+                <w:rFonts w:ascii="微软雅黑" w:hAnsi="微软雅黑" w:eastAsia="微软雅黑" w:cs="微软雅黑"/>
+                <w:color w:val="262626"/>
+                <w:sz w:val="22"/>
+                <w:szCs w:val="22"/>
+              </w:rPr>
+              <w:t xml:space="preserve">2026-2027 学年第二学期</w:t>
+            </w:r>
+          </w:p>
+        </w:tc>
+      </w:tr>
+      <w:tr>
+        <w:tblPrEx>
+          <w:tblBorders>
+            <w:top w:val="single" w:color="auto" w:sz="4" w:space="0"/>
+            <w:left w:val="single" w:color="auto" w:sz="4" w:space="0"/>
+            <w:bottom w:val="single" w:color="auto" w:sz="4" w:space="0"/>
+            <w:right w:val="single" w:color="auto" w:sz="4" w:space="0"/>
+            <w:insideH w:val="single" w:color="auto" w:sz="4" w:space="0"/>
+            <w:insideV w:val="single" w:color="auto" w:sz="4" w:space="0"/>
+          </w:tblBorders>
+          <w:tblCellMar>
+            <w:top w:w="0" w:type="dxa"/>
+            <w:left w:w="108" w:type="dxa"/>
+            <w:bottom w:w="0" w:type="dxa"/>
+            <w:right w:w="108" w:type="dxa"/>
+          </w:tblCellMar>
+        </w:tblPrEx>
+        <w:trPr>
+          <w:trHeight w:val="600" w:hRule="atLeast"/>
+          <w:jc w:val="center"/>
+        </w:trPr>
+        <w:tc xmlns:a="http://schemas.openxmlformats.org/drawingml/2006/main" xmlns:pic="http://schemas.openxmlformats.org/drawingml/2006/picture">
+          <w:tcPr>
+            <w:tcW w:w="1506" w:type="dxa"/>
+            <w:tcBorders>
+              <w:top w:val="single" w:sz="4" w:space="0" w:color="BDD7EE"/>
+              <w:left w:val="single" w:sz="4" w:space="0" w:color="BDD7EE"/>
+              <w:bottom w:val="single" w:sz="4" w:space="0" w:color="BDD7EE"/>
+              <w:right w:val="single" w:sz="4" w:space="0" w:color="BDD7EE"/>
+            </w:tcBorders>
+            <w:shd w:val="clear" w:color="auto" w:fill="EAF1FB"/>
+            <w:vAlign w:val="center"/>
+          </w:tcPr>
+          <w:p>
+            <w:pPr>
+              <w:snapToGrid w:val="0"/>
+              <w:spacing w:before="0" w:after="0" w:line="240" w:lineRule="auto"/>
+              <w:ind w:firstLine="0"/>
+              <w:jc w:val="center"/>
+            </w:pPr>
+            <w:r>
+              <w:rPr>
+                <w:position w:val="-4"/>
+              </w:rPr>
+              <w:drawing>
+                <wp:inline distT="0" distB="0" distL="0" distR="0">
+                  <wp:extent cx="165100" cy="165100"/>
+                  <wp:docPr id="29" name="图标 29"/>
+                  <a:graphic>
+                    <a:graphicData uri="http://schemas.openxmlformats.org/drawingml/2006/picture">
+                      <pic:pic>
+                        <pic:nvPicPr>
+                          <pic:cNvPr id="29" name="list-details-2E75B6.png"/>
+                          <pic:cNvPicPr/>
+                        </pic:nvPicPr>
+                        <pic:blipFill>
+                          <a:blip r:embed="rId30"/>
+                          <a:stretch>
+                            <a:fillRect/>
+                          </a:stretch>
+                        </pic:blipFill>
+                        <pic:spPr>
+                          <a:xfrm>
+                            <a:off x="0" y="0"/>
+                            <a:ext cx="165100" cy="165100"/>
+                          </a:xfrm>
+                          <a:prstGeom prst="rect">
+                            <a:avLst/>
+                          </a:prstGeom>
+                        </pic:spPr>
+                      </pic:pic>
+                    </a:graphicData>
+                  </a:graphic>
+                </wp:inline>
+              </w:drawing>
+            </w:r>
+            <w:r>
+              <w:rPr>
+                <w:rFonts w:ascii="微软雅黑" w:hAnsi="微软雅黑" w:eastAsia="微软雅黑" w:cs="微软雅黑"/>
+                <w:b/>
+                <w:bCs/>
+                <w:color w:val="1F3864"/>
+                <w:sz w:val="22"/>
+                <w:szCs w:val="22"/>
+              </w:rPr>
+              <w:t xml:space="preserve"> 任务名称</w:t>
+            </w:r>
+          </w:p>
+        </w:tc>
+        <w:tc>
+          <w:tcPr>
+            <w:tcW w:w="4374" w:type="dxa"/>
+            <w:gridSpan w:val="3"/>
+            <w:tcBorders>
+              <w:top w:val="single" w:sz="4" w:space="0" w:color="BDD7EE"/>
+              <w:left w:val="single" w:sz="4" w:space="0" w:color="BDD7EE"/>
+              <w:bottom w:val="single" w:sz="4" w:space="0" w:color="BDD7EE"/>
+              <w:right w:val="single" w:sz="4" w:space="0" w:color="BDD7EE"/>
+            </w:tcBorders>
+            <w:shd w:val="clear" w:color="auto" w:fill="FFFFFF"/>
+            <w:vAlign w:val="center"/>
+          </w:tcPr>
+          <w:p>
+            <w:pPr>
+              <w:snapToGrid w:val="0"/>
+              <w:spacing w:before="0" w:after="40" w:line="240" w:lineRule="auto"/>
+              <w:ind w:firstLine="0"/>
+              <w:jc w:val="center"/>
+            </w:pPr>
+            <w:r>
+              <w:rPr>
+                <w:rFonts w:ascii="微软雅黑" w:hAnsi="微软雅黑" w:eastAsia="微软雅黑" w:cs="微软雅黑"/>
+                <w:color w:val="262626"/>
+                <w:sz w:val="22"/>
+                <w:szCs w:val="22"/>
+              </w:rPr>
+              <w:t xml:space="preserve">第1节  投影法概述</w:t>
+            </w:r>
+          </w:p>
+          <w:p>
+            <w:pPr>
+              <w:snapToGrid w:val="0"/>
+              <w:spacing w:before="0" w:after="0" w:line="240" w:lineRule="auto"/>
+              <w:ind w:firstLine="0"/>
+              <w:jc w:val="center"/>
+            </w:pPr>
+            <w:r>
+              <w:rPr>
+                <w:rFonts w:ascii="微软雅黑" w:hAnsi="微软雅黑" w:eastAsia="微软雅黑" w:cs="微软雅黑"/>
+                <w:color w:val="262626"/>
+                <w:sz w:val="22"/>
+                <w:szCs w:val="22"/>
+              </w:rPr>
+              <w:t xml:space="preserve">第2节  三视图的形成及其对应关系</w:t>
+            </w:r>
+          </w:p>
+        </w:tc>
+        <w:tc xmlns:a="http://schemas.openxmlformats.org/drawingml/2006/main" xmlns:pic="http://schemas.openxmlformats.org/drawingml/2006/picture">
+          <w:tcPr>
+            <w:tcW w:w="1635" w:type="dxa"/>
+            <w:gridSpan w:val="2"/>
+            <w:tcBorders>
+              <w:top w:val="single" w:sz="4" w:space="0" w:color="BDD7EE"/>
+              <w:left w:val="single" w:sz="4" w:space="0" w:color="BDD7EE"/>
+              <w:bottom w:val="single" w:sz="4" w:space="0" w:color="BDD7EE"/>
+              <w:right w:val="single" w:sz="4" w:space="0" w:color="BDD7EE"/>
+            </w:tcBorders>
+            <w:shd w:val="clear" w:color="auto" w:fill="EAF1FB"/>
+            <w:vAlign w:val="center"/>
+          </w:tcPr>
+          <w:p>
+            <w:pPr>
+              <w:snapToGrid w:val="0"/>
+              <w:spacing w:before="0" w:after="0" w:line="240" w:lineRule="auto"/>
+              <w:ind w:firstLine="0"/>
+              <w:jc w:val="center"/>
+            </w:pPr>
+            <w:r>
+              <w:rPr>
+                <w:position w:val="-4"/>
+              </w:rPr>
+              <w:drawing>
+                <wp:inline distT="0" distB="0" distL="0" distR="0">
+                  <wp:extent cx="165100" cy="165100"/>
+                  <wp:docPr id="30" name="图标 30"/>
+                  <a:graphic>
+                    <a:graphicData uri="http://schemas.openxmlformats.org/drawingml/2006/picture">
+                      <pic:pic>
+                        <pic:nvPicPr>
+                          <pic:cNvPr id="30" name="map-pin-2E75B6.png"/>
+                          <pic:cNvPicPr/>
+                        </pic:nvPicPr>
+                        <pic:blipFill>
+                          <a:blip r:embed="rId31"/>
+                          <a:stretch>
+                            <a:fillRect/>
+                          </a:stretch>
+                        </pic:blipFill>
+                        <pic:spPr>
+                          <a:xfrm>
+                            <a:off x="0" y="0"/>
+                            <a:ext cx="165100" cy="165100"/>
+                          </a:xfrm>
+                          <a:prstGeom prst="rect">
+                            <a:avLst/>
+                          </a:prstGeom>
+                        </pic:spPr>
+                      </pic:pic>
+                    </a:graphicData>
+                  </a:graphic>
+                </wp:inline>
+              </w:drawing>
+            </w:r>
+            <w:r>
+              <w:rPr>
+                <w:rFonts w:ascii="微软雅黑" w:hAnsi="微软雅黑" w:eastAsia="微软雅黑" w:cs="微软雅黑"/>
+                <w:b/>
+                <w:bCs/>
+                <w:color w:val="1F3864"/>
+                <w:sz w:val="22"/>
+                <w:szCs w:val="22"/>
+              </w:rPr>
+              <w:t xml:space="preserve"> 授课地点</w:t>
+            </w:r>
+          </w:p>
+        </w:tc>
+        <w:tc>
+          <w:tcPr>
+            <w:tcW w:w="3599" w:type="dxa"/>
+            <w:gridSpan w:val="2"/>
+            <w:tcBorders>
+              <w:top w:val="single" w:sz="4" w:space="0" w:color="BDD7EE"/>
+              <w:left w:val="single" w:sz="4" w:space="0" w:color="BDD7EE"/>
+              <w:bottom w:val="single" w:sz="4" w:space="0" w:color="BDD7EE"/>
+              <w:right w:val="single" w:sz="4" w:space="0" w:color="BDD7EE"/>
+            </w:tcBorders>
+            <w:shd w:val="clear" w:color="auto" w:fill="FFFFFF"/>
+            <w:vAlign w:val="center"/>
+          </w:tcPr>
+          <w:p>
+            <w:pPr>
+              <w:snapToGrid w:val="0"/>
+              <w:spacing w:before="0" w:after="0" w:line="240" w:lineRule="auto"/>
+              <w:ind w:firstLine="0"/>
+              <w:jc w:val="center"/>
+            </w:pPr>
+            <w:r>
+              <w:rPr>
+                <w:rFonts w:ascii="微软雅黑" w:hAnsi="微软雅黑" w:eastAsia="微软雅黑" w:cs="微软雅黑"/>
+                <w:color w:val="262626"/>
+                <w:sz w:val="22"/>
+                <w:szCs w:val="22"/>
+              </w:rPr>
+              <w:t xml:space="preserve"/>
+            </w:r>
+          </w:p>
+        </w:tc>
+      </w:tr>
+      <w:tr>
+        <w:tblPrEx>
+          <w:tblBorders>
+            <w:top w:val="single" w:color="auto" w:sz="4" w:space="0"/>
+            <w:left w:val="single" w:color="auto" w:sz="4" w:space="0"/>
+            <w:bottom w:val="single" w:color="auto" w:sz="4" w:space="0"/>
+            <w:right w:val="single" w:color="auto" w:sz="4" w:space="0"/>
+            <w:insideH w:val="single" w:color="auto" w:sz="4" w:space="0"/>
+            <w:insideV w:val="single" w:color="auto" w:sz="4" w:space="0"/>
+          </w:tblBorders>
+          <w:tblCellMar>
+            <w:top w:w="0" w:type="dxa"/>
+            <w:left w:w="108" w:type="dxa"/>
+            <w:bottom w:w="0" w:type="dxa"/>
+            <w:right w:w="108" w:type="dxa"/>
+          </w:tblCellMar>
+        </w:tblPrEx>
+        <w:trPr>
+          <w:trHeight w:val="600" w:hRule="atLeast"/>
+          <w:jc w:val="center"/>
+        </w:trPr>
+        <w:tc xmlns:a="http://schemas.openxmlformats.org/drawingml/2006/main" xmlns:pic="http://schemas.openxmlformats.org/drawingml/2006/picture">
+          <w:tcPr>
+            <w:tcW w:w="1506" w:type="dxa"/>
+            <w:tcBorders>
+              <w:top w:val="single" w:sz="4" w:space="0" w:color="BDD7EE"/>
+              <w:left w:val="single" w:sz="4" w:space="0" w:color="BDD7EE"/>
+              <w:bottom w:val="single" w:sz="4" w:space="0" w:color="BDD7EE"/>
+              <w:right w:val="single" w:sz="4" w:space="0" w:color="BDD7EE"/>
+            </w:tcBorders>
+            <w:shd w:val="clear" w:color="auto" w:fill="EAF1FB"/>
+            <w:vAlign w:val="center"/>
+          </w:tcPr>
+          <w:p>
+            <w:pPr>
+              <w:snapToGrid w:val="0"/>
+              <w:spacing w:before="0" w:after="0" w:line="240" w:lineRule="auto"/>
+              <w:ind w:firstLine="0"/>
+              <w:jc w:val="center"/>
+            </w:pPr>
+            <w:r>
+              <w:rPr>
+                <w:position w:val="-4"/>
+              </w:rPr>
+              <w:drawing>
+                <wp:inline distT="0" distB="0" distL="0" distR="0">
+                  <wp:extent cx="165100" cy="165100"/>
+                  <wp:docPr id="31" name="图标 31"/>
+                  <a:graphic>
+                    <a:graphicData uri="http://schemas.openxmlformats.org/drawingml/2006/picture">
+                      <pic:pic>
+                        <pic:nvPicPr>
+                          <pic:cNvPr id="31" name="clock-2E75B6.png"/>
+                          <pic:cNvPicPr/>
+                        </pic:nvPicPr>
+                        <pic:blipFill>
+                          <a:blip r:embed="rId32"/>
+                          <a:stretch>
+                            <a:fillRect/>
+                          </a:stretch>
+                        </pic:blipFill>
+                        <pic:spPr>
+                          <a:xfrm>
+                            <a:off x="0" y="0"/>
+                            <a:ext cx="165100" cy="165100"/>
+                          </a:xfrm>
+                          <a:prstGeom prst="rect">
+                            <a:avLst/>
+                          </a:prstGeom>
+                        </pic:spPr>
+                      </pic:pic>
+                    </a:graphicData>
+                  </a:graphic>
+                </wp:inline>
+              </w:drawing>
+            </w:r>
+            <w:r>
+              <w:rPr>
+                <w:rFonts w:ascii="微软雅黑" w:hAnsi="微软雅黑" w:eastAsia="微软雅黑" w:cs="微软雅黑"/>
+                <w:b/>
+                <w:bCs/>
+                <w:color w:val="1F3864"/>
+                <w:sz w:val="22"/>
+                <w:szCs w:val="22"/>
+              </w:rPr>
+              <w:t xml:space="preserve"> 授课时数</w:t>
+            </w:r>
+          </w:p>
+        </w:tc>
+        <w:tc>
+          <w:tcPr>
+            <w:tcW w:w="4374" w:type="dxa"/>
+            <w:gridSpan w:val="3"/>
+            <w:tcBorders>
+              <w:top w:val="single" w:sz="4" w:space="0" w:color="BDD7EE"/>
+              <w:left w:val="single" w:sz="4" w:space="0" w:color="BDD7EE"/>
+              <w:bottom w:val="single" w:sz="4" w:space="0" w:color="BDD7EE"/>
+              <w:right w:val="single" w:sz="4" w:space="0" w:color="BDD7EE"/>
+            </w:tcBorders>
+            <w:shd w:val="clear" w:color="auto" w:fill="FFFFFF"/>
+            <w:vAlign w:val="center"/>
+          </w:tcPr>
+          <w:p>
+            <w:pPr>
+              <w:snapToGrid w:val="0"/>
+              <w:spacing w:before="0" w:after="0" w:line="240" w:lineRule="auto"/>
+              <w:ind w:firstLine="0"/>
+              <w:jc w:val="center"/>
+            </w:pPr>
+            <w:r>
+              <w:rPr>
+                <w:rFonts w:ascii="微软雅黑" w:hAnsi="微软雅黑" w:eastAsia="微软雅黑" w:cs="微软雅黑"/>
+                <w:b/>
+                <w:bCs/>
+                <w:color w:val="2E75B6"/>
+                <w:sz w:val="26"/>
+                <w:szCs w:val="26"/>
+              </w:rPr>
+              <w:t xml:space="preserve">2</w:t>
+            </w:r>
+            <w:r>
+              <w:rPr>
+                <w:rFonts w:ascii="微软雅黑" w:hAnsi="微软雅黑" w:eastAsia="微软雅黑" w:cs="微软雅黑"/>
+                <w:color w:val="262626"/>
+                <w:sz w:val="22"/>
+                <w:szCs w:val="22"/>
+              </w:rPr>
+              <w:t xml:space="preserve"> 学时</w:t>
+            </w:r>
+          </w:p>
+        </w:tc>
+        <w:tc xmlns:a="http://schemas.openxmlformats.org/drawingml/2006/main" xmlns:pic="http://schemas.openxmlformats.org/drawingml/2006/picture">
+          <w:tcPr>
+            <w:tcW w:w="1635" w:type="dxa"/>
+            <w:gridSpan w:val="2"/>
+            <w:tcBorders>
+              <w:top w:val="single" w:sz="4" w:space="0" w:color="BDD7EE"/>
+              <w:left w:val="single" w:sz="4" w:space="0" w:color="BDD7EE"/>
+              <w:bottom w:val="single" w:sz="4" w:space="0" w:color="BDD7EE"/>
+              <w:right w:val="single" w:sz="4" w:space="0" w:color="BDD7EE"/>
+            </w:tcBorders>
+            <w:shd w:val="clear" w:color="auto" w:fill="EAF1FB"/>
+            <w:vAlign w:val="center"/>
+          </w:tcPr>
+          <w:p>
+            <w:pPr>
+              <w:snapToGrid w:val="0"/>
+              <w:spacing w:before="0" w:after="0" w:line="240" w:lineRule="auto"/>
+              <w:ind w:firstLine="0"/>
+              <w:jc w:val="center"/>
+            </w:pPr>
+            <w:r>
+              <w:rPr>
+                <w:position w:val="-4"/>
+              </w:rPr>
+              <w:drawing>
+                <wp:inline distT="0" distB="0" distL="0" distR="0">
+                  <wp:extent cx="165100" cy="165100"/>
+                  <wp:docPr id="32" name="图标 32"/>
+                  <a:graphic>
+                    <a:graphicData uri="http://schemas.openxmlformats.org/drawingml/2006/picture">
+                      <pic:pic>
+                        <pic:nvPicPr>
+                          <pic:cNvPr id="32" name="tools-2E75B6.png"/>
+                          <pic:cNvPicPr/>
+                        </pic:nvPicPr>
+                        <pic:blipFill>
+                          <a:blip r:embed="rId33"/>
+                          <a:stretch>
+                            <a:fillRect/>
+                          </a:stretch>
+                        </pic:blipFill>
+                        <pic:spPr>
+                          <a:xfrm>
+                            <a:off x="0" y="0"/>
+                            <a:ext cx="165100" cy="165100"/>
+                          </a:xfrm>
+                          <a:prstGeom prst="rect">
+                            <a:avLst/>
+                          </a:prstGeom>
+                        </pic:spPr>
+                      </pic:pic>
+                    </a:graphicData>
+                  </a:graphic>
+                </wp:inline>
+              </w:drawing>
+            </w:r>
+            <w:r>
+              <w:rPr>
+                <w:rFonts w:ascii="微软雅黑" w:hAnsi="微软雅黑" w:eastAsia="微软雅黑" w:cs="微软雅黑"/>
+                <w:b/>
+                <w:bCs/>
+                <w:color w:val="1F3864"/>
+                <w:sz w:val="22"/>
+                <w:szCs w:val="22"/>
+              </w:rPr>
+              <w:t xml:space="preserve"> 授课类型</w:t>
+            </w:r>
+          </w:p>
+        </w:tc>
+        <w:tc>
+          <w:tcPr>
+            <w:tcW w:w="3599" w:type="dxa"/>
+            <w:gridSpan w:val="2"/>
+            <w:tcBorders>
+              <w:top w:val="single" w:sz="4" w:space="0" w:color="BDD7EE"/>
+              <w:left w:val="single" w:sz="4" w:space="0" w:color="BDD7EE"/>
+              <w:bottom w:val="single" w:sz="4" w:space="0" w:color="BDD7EE"/>
+              <w:right w:val="single" w:sz="4" w:space="0" w:color="BDD7EE"/>
+            </w:tcBorders>
+            <w:shd w:val="clear" w:color="auto" w:fill="FFFFFF"/>
+            <w:vAlign w:val="center"/>
+          </w:tcPr>
+          <w:p>
+            <w:pPr>
+              <w:snapToGrid w:val="0"/>
+              <w:spacing w:before="0" w:after="0" w:line="240" w:lineRule="auto"/>
+              <w:ind w:firstLine="0"/>
+              <w:jc w:val="center"/>
+            </w:pPr>
+            <w:r>
+              <w:rPr>
+                <w:rFonts w:ascii="微软雅黑" w:hAnsi="微软雅黑" w:eastAsia="微软雅黑" w:cs="微软雅黑"/>
+                <w:b/>
+                <w:bCs/>
+                <w:color w:val="FFFFFF"/>
+                <w:sz w:val="21"/>
+                <w:szCs w:val="21"/>
+                <w:shd w:val="clear" w:color="auto" w:fill="2E75B6"/>
+              </w:rPr>
+              <w:t xml:space="preserve">  理实一体  </w:t>
+            </w:r>
+          </w:p>
+        </w:tc>
+      </w:tr>
+      <w:tr>
+        <w:tblPrEx>
+          <w:tblBorders>
+            <w:top w:val="single" w:color="auto" w:sz="4" w:space="0"/>
+            <w:left w:val="single" w:color="auto" w:sz="4" w:space="0"/>
+            <w:bottom w:val="single" w:color="auto" w:sz="4" w:space="0"/>
+            <w:right w:val="single" w:color="auto" w:sz="4" w:space="0"/>
+            <w:insideH w:val="single" w:color="auto" w:sz="4" w:space="0"/>
+            <w:insideV w:val="single" w:color="auto" w:sz="4" w:space="0"/>
+          </w:tblBorders>
+          <w:tblCellMar>
+            <w:top w:w="0" w:type="dxa"/>
+            <w:left w:w="108" w:type="dxa"/>
+            <w:bottom w:w="0" w:type="dxa"/>
+            <w:right w:w="108" w:type="dxa"/>
+          </w:tblCellMar>
+        </w:tblPrEx>
+        <w:trPr>
+          <w:trHeight w:val="600" w:hRule="atLeast"/>
+          <w:jc w:val="center"/>
+        </w:trPr>
+        <w:tc xmlns:a="http://schemas.openxmlformats.org/drawingml/2006/main" xmlns:pic="http://schemas.openxmlformats.org/drawingml/2006/picture">
+          <w:tcPr>
+            <w:tcW w:w="1506" w:type="dxa"/>
+            <w:tcBorders>
+              <w:top w:val="single" w:sz="4" w:space="0" w:color="BDD7EE"/>
+              <w:left w:val="single" w:sz="4" w:space="0" w:color="BDD7EE"/>
+              <w:bottom w:val="single" w:sz="4" w:space="0" w:color="BDD7EE"/>
+              <w:right w:val="single" w:sz="4" w:space="0" w:color="BDD7EE"/>
+            </w:tcBorders>
+            <w:shd w:val="clear" w:color="auto" w:fill="EAF1FB"/>
+            <w:vAlign w:val="center"/>
+          </w:tcPr>
+          <w:p>
+            <w:pPr>
+              <w:snapToGrid w:val="0"/>
+              <w:spacing w:before="0" w:after="0" w:line="240" w:lineRule="auto"/>
+              <w:ind w:firstLine="0"/>
+              <w:jc w:val="center"/>
+            </w:pPr>
+            <w:r>
+              <w:rPr>
+                <w:position w:val="-4"/>
+              </w:rPr>
+              <w:drawing>
+                <wp:inline distT="0" distB="0" distL="0" distR="0">
+                  <wp:extent cx="165100" cy="165100"/>
+                  <wp:docPr id="33" name="图标 33"/>
+                  <a:graphic>
+                    <a:graphicData uri="http://schemas.openxmlformats.org/drawingml/2006/picture">
+                      <pic:pic>
+                        <pic:nvPicPr>
+                          <pic:cNvPr id="33" name="users-2E75B6.png"/>
+                          <pic:cNvPicPr/>
+                        </pic:nvPicPr>
+                        <pic:blipFill>
+                          <a:blip r:embed="rId34"/>
+                          <a:stretch>
+                            <a:fillRect/>
+                          </a:stretch>
+                        </pic:blipFill>
+                        <pic:spPr>
+                          <a:xfrm>
+                            <a:off x="0" y="0"/>
+                            <a:ext cx="165100" cy="165100"/>
+                          </a:xfrm>
+                          <a:prstGeom prst="rect">
+                            <a:avLst/>
+                          </a:prstGeom>
+                        </pic:spPr>
+                      </pic:pic>
+                    </a:graphicData>
+                  </a:graphic>
+                </wp:inline>
+              </w:drawing>
+            </w:r>
+            <w:r>
+              <w:rPr>
+                <w:rFonts w:ascii="微软雅黑" w:hAnsi="微软雅黑" w:eastAsia="微软雅黑" w:cs="微软雅黑"/>
+                <w:b/>
+                <w:bCs/>
+                <w:color w:val="1F3864"/>
+                <w:sz w:val="22"/>
+                <w:szCs w:val="22"/>
+              </w:rPr>
+              <w:t xml:space="preserve"> 授课班级</w:t>
+            </w:r>
+          </w:p>
+        </w:tc>
+        <w:tc>
+          <w:tcPr>
+            <w:tcW w:w="9608" w:type="dxa"/>
+            <w:gridSpan w:val="7"/>
+            <w:tcBorders>
+              <w:top w:val="single" w:sz="4" w:space="0" w:color="BDD7EE"/>
+              <w:left w:val="single" w:sz="4" w:space="0" w:color="BDD7EE"/>
+              <w:bottom w:val="single" w:sz="4" w:space="0" w:color="BDD7EE"/>
+              <w:right w:val="single" w:sz="4" w:space="0" w:color="BDD7EE"/>
+            </w:tcBorders>
+            <w:shd w:val="clear" w:color="auto" w:fill="FFFFFF"/>
+            <w:vAlign w:val="center"/>
+          </w:tcPr>
+          <w:p>
+            <w:pPr>
+              <w:snapToGrid w:val="0"/>
+              <w:spacing w:before="0" w:after="0" w:line="240" w:lineRule="auto"/>
+              <w:ind w:firstLine="0"/>
+              <w:jc w:val="center"/>
+            </w:pPr>
+            <w:r>
+              <w:rPr>
+                <w:rFonts w:ascii="微软雅黑" w:hAnsi="微软雅黑" w:eastAsia="微软雅黑" w:cs="微软雅黑"/>
+                <w:color w:val="262626"/>
+                <w:sz w:val="22"/>
+                <w:szCs w:val="22"/>
+              </w:rPr>
+              <w:t xml:space="preserve"/>
+            </w:r>
+          </w:p>
+        </w:tc>
+      </w:tr>
+      <w:tr>
+        <w:tblPrEx>
+          <w:tblBorders>
+            <w:top w:val="single" w:color="auto" w:sz="4" w:space="0"/>
+            <w:left w:val="single" w:color="auto" w:sz="4" w:space="0"/>
+            <w:bottom w:val="single" w:color="auto" w:sz="4" w:space="0"/>
+            <w:right w:val="single" w:color="auto" w:sz="4" w:space="0"/>
+            <w:insideH w:val="single" w:color="auto" w:sz="4" w:space="0"/>
+            <w:insideV w:val="single" w:color="auto" w:sz="4" w:space="0"/>
+          </w:tblBorders>
+          <w:tblCellMar>
+            <w:top w:w="0" w:type="dxa"/>
+            <w:left w:w="108" w:type="dxa"/>
+            <w:bottom w:w="0" w:type="dxa"/>
+            <w:right w:w="108" w:type="dxa"/>
+          </w:tblCellMar>
+        </w:tblPrEx>
+        <w:trPr>
+          <w:trHeight w:val="560" w:hRule="atLeast"/>
+          <w:jc w:val="center"/>
+        </w:trPr>
+        <w:tc xmlns:a="http://schemas.openxmlformats.org/drawingml/2006/main" xmlns:pic="http://schemas.openxmlformats.org/drawingml/2006/picture">
           <w:tcPr>
             <w:tcW w:w="11114" w:type="dxa"/>
             <w:gridSpan w:val="8"/>
             <w:tcBorders>
-              <w:bottom w:val="single" w:color="auto" w:sz="4" w:space="0"/>
+              <w:top w:val="single" w:sz="4" w:space="0" w:color="1F3864"/>
+              <w:left w:val="single" w:sz="4" w:space="0" w:color="1F3864"/>
+              <w:bottom w:val="single" w:sz="4" w:space="0" w:color="1F3864"/>
+              <w:right w:val="single" w:sz="4" w:space="0" w:color="1F3864"/>
             </w:tcBorders>
-            <w:shd w:val="clear" w:color="auto" w:fill="0070C0"/>
-            <w:noWrap w:val="0"/>
+            <w:shd w:val="clear" w:color="auto" w:fill="1F3864"/>
             <w:vAlign w:val="center"/>
           </w:tcPr>
           <w:p>
             <w:pPr>
-              <w:keepNext w:val="0"/>
-              <w:keepLines w:val="0"/>
-              <w:pageBreakBefore w:val="0"/>
-              <w:kinsoku/>
-              <w:wordWrap/>
-              <w:overflowPunct/>
-              <w:topLinePunct w:val="0"/>
-              <w:bidi w:val="0"/>
-              <w:adjustRightInd/>
-              <w:snapToGrid/>
-              <w:spacing w:line="440" w:lineRule="exact"/>
-              <w:jc w:val="center"/>
-              <w:textAlignment w:val="auto"/>
-              <w:rPr>
-                <w:rFonts w:hint="eastAsia" w:ascii="方正仿宋简体" w:hAnsi="方正仿宋简体" w:eastAsia="方正仿宋简体" w:cs="方正仿宋简体"/>
-                <w:color w:val="FFFFFF" w:themeColor="background1"/>
-                <w:spacing w:val="60"/>
-                <w:sz w:val="28"/>
-                <w:szCs w:val="28"/>
-                <w:lang w:val="en-US" w:eastAsia="zh-CN"/>
-                <w14:textFill>
-                  <w14:solidFill>
-                    <w14:schemeClr w14:val="bg1"/>
-                  </w14:solidFill>
-                </w14:textFill>
-              </w:rPr>
-            </w:pPr>
-            <w:r>
-              <w:rPr>
-                <w:rFonts w:hint="eastAsia" w:ascii="方正仿宋简体" w:hAnsi="方正仿宋简体" w:eastAsia="方正仿宋简体" w:cs="方正仿宋简体"/>
+              <w:snapToGrid w:val="0"/>
+              <w:spacing w:before="0" w:after="0" w:line="240" w:lineRule="auto"/>
+              <w:ind w:left="160" w:firstLine="0"/>
+              <w:jc w:val="left"/>
+            </w:pPr>
+            <w:r>
+              <w:rPr>
+                <w:position w:val="-6"/>
+              </w:rPr>
+              <w:drawing>
+                <wp:inline distT="0" distB="0" distL="0" distR="0">
+                  <wp:extent cx="190500" cy="190500"/>
+                  <wp:docPr id="26" name="图标 26"/>
+                  <a:graphic>
+                    <a:graphicData uri="http://schemas.openxmlformats.org/drawingml/2006/picture">
+                      <pic:pic>
+                        <pic:nvPicPr>
+                          <pic:cNvPr id="26" name="chalkboard-FFFFFF.png"/>
+                          <pic:cNvPicPr/>
+                        </pic:nvPicPr>
+                        <pic:blipFill>
+                          <a:blip r:embed="rId27"/>
+                          <a:stretch>
+                            <a:fillRect/>
+                          </a:stretch>
+                        </pic:blipFill>
+                        <pic:spPr>
+                          <a:xfrm>
+                            <a:off x="0" y="0"/>
+                            <a:ext cx="190500" cy="190500"/>
+                          </a:xfrm>
+                          <a:prstGeom prst="rect">
+                            <a:avLst/>
+                          </a:prstGeom>
+                        </pic:spPr>
+                      </pic:pic>
+                    </a:graphicData>
+                  </a:graphic>
+                </wp:inline>
+              </w:drawing>
+            </w:r>
+            <w:r>
+              <w:rPr>
+                <w:rFonts w:ascii="微软雅黑" w:hAnsi="微软雅黑" w:eastAsia="微软雅黑" w:cs="微软雅黑"/>
                 <w:b/>
                 <w:bCs/>
-                <w:color w:val="FFFFFF" w:themeColor="background1"/>
-                <w:spacing w:val="60"/>
-                <w:sz w:val="28"/>
-                <w:szCs w:val="28"/>
-                <w:lang w:val="en-US" w:eastAsia="zh-CN"/>
-                <w14:textFill>
-                  <w14:solidFill>
-                    <w14:schemeClr w14:val="bg1"/>
-                  </w14:solidFill>
-                </w14:textFill>
-              </w:rPr>
-              <w:t>二、教学设计</w:t>
+                <w:color w:val="D9A441"/>
+                <w:sz w:val="26"/>
+                <w:szCs w:val="26"/>
+              </w:rPr>
+              <w:t xml:space="preserve">  02</w:t>
+            </w:r>
+            <w:r>
+              <w:rPr>
+                <w:rFonts w:ascii="微软雅黑" w:hAnsi="微软雅黑" w:eastAsia="微软雅黑" w:cs="微软雅黑"/>
+                <w:b/>
+                <w:bCs/>
+                <w:color w:val="FFFFFF"/>
+                <w:spacing w:val="40"/>
+                <w:sz w:val="26"/>
+                <w:szCs w:val="26"/>
+              </w:rPr>
+              <w:t xml:space="preserve">  教学设计</w:t>
             </w:r>
           </w:p>
         </w:tc>
@@ -1010,401 +1290,1008 @@
           <w:trHeight w:val="2308" w:hRule="atLeast"/>
           <w:jc w:val="center"/>
         </w:trPr>
-        <w:tc>
+        <w:tc xmlns:a="http://schemas.openxmlformats.org/drawingml/2006/main" xmlns:pic="http://schemas.openxmlformats.org/drawingml/2006/picture">
           <w:tcPr>
             <w:tcW w:w="1506" w:type="dxa"/>
             <w:vMerge w:val="restart"/>
-            <w:shd w:val="clear" w:color="auto" w:fill="DCE6F2"/>
-            <w:noWrap w:val="0"/>
+            <w:tcBorders>
+              <w:top w:val="single" w:sz="4" w:space="0" w:color="2E75B6"/>
+              <w:left w:val="single" w:sz="4" w:space="0" w:color="2E75B6"/>
+              <w:bottom w:val="single" w:sz="4" w:space="0" w:color="2E75B6"/>
+              <w:right w:val="single" w:sz="4" w:space="0" w:color="2E75B6"/>
+            </w:tcBorders>
+            <w:shd w:val="clear" w:color="auto" w:fill="2E75B6"/>
             <w:vAlign w:val="center"/>
           </w:tcPr>
           <w:p>
             <w:pPr>
-              <w:keepNext w:val="0"/>
-              <w:keepLines w:val="0"/>
-              <w:pageBreakBefore w:val="0"/>
-              <w:kinsoku/>
-              <w:wordWrap/>
-              <w:overflowPunct/>
-              <w:topLinePunct w:val="0"/>
-              <w:bidi w:val="0"/>
-              <w:adjustRightInd/>
-              <w:snapToGrid/>
-              <w:spacing w:line="440" w:lineRule="exact"/>
+              <w:snapToGrid w:val="0"/>
+              <w:spacing w:before="0" w:after="80" w:line="240" w:lineRule="auto"/>
+              <w:ind w:firstLine="0"/>
               <w:jc w:val="center"/>
-              <w:textAlignment w:val="auto"/>
-              <w:rPr>
-                <w:rFonts w:hint="eastAsia" w:ascii="方正仿宋简体" w:hAnsi="方正仿宋简体" w:eastAsia="方正仿宋简体" w:cs="方正仿宋简体"/>
+            </w:pPr>
+            <w:r>
+              <w:drawing>
+                <wp:inline distT="0" distB="0" distL="0" distR="0">
+                  <wp:extent cx="330200" cy="330200"/>
+                  <wp:docPr id="34" name="图标 34"/>
+                  <a:graphic>
+                    <a:graphicData uri="http://schemas.openxmlformats.org/drawingml/2006/picture">
+                      <pic:pic>
+                        <pic:nvPicPr>
+                          <pic:cNvPr id="34" name="file-analytics-FFFFFF.png"/>
+                          <pic:cNvPicPr/>
+                        </pic:nvPicPr>
+                        <pic:blipFill>
+                          <a:blip r:embed="rId35"/>
+                          <a:stretch>
+                            <a:fillRect/>
+                          </a:stretch>
+                        </pic:blipFill>
+                        <pic:spPr>
+                          <a:xfrm>
+                            <a:off x="0" y="0"/>
+                            <a:ext cx="330200" cy="330200"/>
+                          </a:xfrm>
+                          <a:prstGeom prst="rect">
+                            <a:avLst/>
+                          </a:prstGeom>
+                        </pic:spPr>
+                      </pic:pic>
+                    </a:graphicData>
+                  </a:graphic>
+                </wp:inline>
+              </w:drawing>
+            </w:r>
+          </w:p>
+          <w:p>
+            <w:pPr>
+              <w:snapToGrid w:val="0"/>
+              <w:spacing w:before="0" w:after="0" w:line="240" w:lineRule="auto"/>
+              <w:ind w:firstLine="0"/>
+              <w:jc w:val="center"/>
+            </w:pPr>
+            <w:r>
+              <w:rPr>
+                <w:rFonts w:ascii="微软雅黑" w:hAnsi="微软雅黑" w:eastAsia="微软雅黑" w:cs="微软雅黑"/>
                 <w:b/>
-                <w:color w:val="1F4E79"/>
-                <w:sz w:val="28"/>
-                <w:szCs w:val="28"/>
-                <w:lang w:val="en-US" w:eastAsia="zh-CN"/>
-              </w:rPr>
-            </w:pPr>
-            <w:r>
-              <w:rPr>
-                <w:rFonts w:hint="eastAsia" w:ascii="方正仿宋简体" w:hAnsi="方正仿宋简体" w:eastAsia="方正仿宋简体" w:cs="方正仿宋简体"/>
+                <w:bCs/>
+                <w:color w:val="FFFFFF"/>
+                <w:spacing w:val="40"/>
+                <w:sz w:val="24"/>
+                <w:szCs w:val="24"/>
+              </w:rPr>
+              <w:t xml:space="preserve">内容</w:t>
+            </w:r>
+          </w:p>
+          <w:p>
+            <w:pPr>
+              <w:snapToGrid w:val="0"/>
+              <w:spacing w:before="0" w:after="0" w:line="240" w:lineRule="auto"/>
+              <w:ind w:firstLine="0"/>
+              <w:jc w:val="center"/>
+            </w:pPr>
+            <w:r>
+              <w:rPr>
+                <w:rFonts w:ascii="微软雅黑" w:hAnsi="微软雅黑" w:eastAsia="微软雅黑" w:cs="微软雅黑"/>
                 <w:b/>
-                <w:color w:val="1F4E79"/>
-                <w:sz w:val="28"/>
-                <w:szCs w:val="28"/>
-                <w:lang w:val="en-US" w:eastAsia="zh-CN"/>
-              </w:rPr>
-              <w:t>内容分析</w:t>
+                <w:bCs/>
+                <w:color w:val="FFFFFF"/>
+                <w:spacing w:val="40"/>
+                <w:sz w:val="24"/>
+                <w:szCs w:val="24"/>
+              </w:rPr>
+              <w:t xml:space="preserve">分析</w:t>
             </w:r>
           </w:p>
         </w:tc>
-        <w:tc>
+        <w:tc xmlns:a="http://schemas.openxmlformats.org/drawingml/2006/main" xmlns:pic="http://schemas.openxmlformats.org/drawingml/2006/picture">
           <w:tcPr>
             <w:tcW w:w="9608" w:type="dxa"/>
             <w:gridSpan w:val="7"/>
             <w:tcBorders>
-              <w:bottom w:val="single" w:color="auto" w:sz="4" w:space="0"/>
+              <w:top w:val="single" w:sz="4" w:space="0" w:color="BDD7EE"/>
+              <w:left w:val="single" w:sz="4" w:space="0" w:color="BDD7EE"/>
+              <w:bottom w:val="single" w:sz="4" w:space="0" w:color="BDD7EE"/>
+              <w:right w:val="single" w:sz="4" w:space="0" w:color="BDD7EE"/>
             </w:tcBorders>
-            <w:noWrap w:val="0"/>
-            <w:vAlign w:val="center"/>
+            <w:tcMar>
+              <w:left w:w="100" w:type="dxa"/>
+              <w:right w:w="100" w:type="dxa"/>
+            </w:tcMar>
+            <w:vAlign w:val="top"/>
           </w:tcPr>
           <w:p>
             <w:pPr>
-              <w:keepNext w:val="0"/>
-              <w:keepLines w:val="0"/>
-              <w:pageBreakBefore w:val="0"/>
-              <w:widowControl/>
-              <w:kinsoku/>
-              <w:wordWrap/>
-              <w:overflowPunct/>
-              <w:topLinePunct w:val="0"/>
-              <w:bidi w:val="0"/>
-              <w:adjustRightInd/>
               <w:snapToGrid w:val="0"/>
-              <w:spacing w:before="100" w:after="120" w:line="460" w:lineRule="exact"/>
+              <w:spacing w:before="0" w:after="0" w:line="240" w:lineRule="auto"/>
               <w:ind w:firstLine="0"/>
-              <w:jc w:val="both"/>
-              <w:textAlignment w:val="auto"/>
-              <w:rPr>
-                <w:rFonts w:hint="eastAsia" w:ascii="方正仿宋简体" w:hAnsi="方正仿宋简体" w:eastAsia="方正仿宋简体" w:cs="方正仿宋简体"/>
-                <w:sz w:val="28"/>
-                <w:szCs w:val="28"/>
-                <w:lang w:val="en-US" w:eastAsia="zh-CN"/>
-              </w:rPr>
-            </w:pPr>
-            <w:r>
-              <w:rPr>
-                <w:rFonts w:hint="eastAsia" w:ascii="方正仿宋简体" w:hAnsi="方正仿宋简体" w:eastAsia="方正仿宋简体" w:cs="方正仿宋简体"/>
-                <w:b/>
-                <w:bCs/>
-                <w:color w:val="1F4E79"/>
-                <w:sz w:val="28"/>
-                <w:szCs w:val="28"/>
-              </w:rPr>
-              <w:t xml:space="preserve">▎课程定位　</w:t>
-            </w:r>
-            <w:r>
-              <w:rPr>
-                <w:rFonts w:hint="eastAsia" w:ascii="方正仿宋简体" w:hAnsi="方正仿宋简体" w:eastAsia="方正仿宋简体" w:cs="方正仿宋简体"/>
-                <w:sz w:val="28"/>
-                <w:szCs w:val="28"/>
-              </w:rPr>
-              <w:t xml:space="preserve">从岗课赛证角度，机械制图是机械类专业核心基础课，机械加工、设备装配、产品测绘岗位均要求从业人员读懂三视图、能够按照投影规律绘制零件视图。</w:t>
-            </w:r>
-          </w:p>
-          <w:p>
-            <w:pPr>
-              <w:keepNext w:val="0"/>
-              <w:keepLines w:val="0"/>
-              <w:pageBreakBefore w:val="0"/>
-              <w:widowControl/>
-              <w:kinsoku/>
-              <w:wordWrap/>
-              <w:overflowPunct/>
-              <w:topLinePunct w:val="0"/>
-              <w:bidi w:val="0"/>
-              <w:adjustRightInd/>
+              <w:jc w:val="left"/>
+            </w:pPr>
+            <w:r>
+              <w:rPr>
+                <w:rFonts w:ascii="微软雅黑" w:hAnsi="微软雅黑" w:eastAsia="微软雅黑" w:cs="微软雅黑"/>
+                <w:color w:val="262626"/>
+                <w:sz w:val="6"/>
+                <w:szCs w:val="6"/>
+              </w:rPr>
+              <w:t xml:space="preserve"/>
+            </w:r>
+          </w:p>
+          <w:tbl>
+            <w:tblPr>
+              <w:tblW w:w="9408" w:type="dxa"/>
+              <w:jc w:val="center"/>
+              <w:tblCellSpacing w:w="50" w:type="dxa"/>
+              <w:tblBorders>
+                <w:top w:val="nil" w:sz="0" w:space="0" w:color="auto"/>
+                <w:left w:val="nil" w:sz="0" w:space="0" w:color="auto"/>
+                <w:bottom w:val="nil" w:sz="0" w:space="0" w:color="auto"/>
+                <w:right w:val="nil" w:sz="0" w:space="0" w:color="auto"/>
+                <w:insideH w:val="nil" w:sz="0" w:space="0" w:color="auto"/>
+                <w:insideV w:val="nil" w:sz="0" w:space="0" w:color="auto"/>
+              </w:tblBorders>
+              <w:tblLayout w:type="fixed"/>
+            </w:tblPr>
+            <w:tblGrid>
+              <w:gridCol w:w="4704"/>
+              <w:gridCol w:w="4704"/>
+            </w:tblGrid>
+            <w:tr>
+              <w:trPr>
+                <w:tblCellSpacing w:w="50" w:type="dxa"/>
+              </w:trPr>
+              <w:tc>
+                <w:tcPr>
+                  <w:tcW w:w="4704" w:type="dxa"/>
+                  <w:tcBorders>
+                    <w:top w:val="single" w:sz="18" w:space="0" w:color="2E75B6"/>
+                    <w:left w:val="single" w:sz="4" w:space="0" w:color="BDD7EE"/>
+                    <w:bottom w:val="single" w:sz="4" w:space="0" w:color="BDD7EE"/>
+                    <w:right w:val="single" w:sz="4" w:space="0" w:color="BDD7EE"/>
+                  </w:tcBorders>
+                  <w:shd w:val="clear" w:color="auto" w:fill="F7FAFD"/>
+                  <w:tcMar>
+                    <w:top w:w="120" w:type="dxa"/>
+                    <w:left w:w="160" w:type="dxa"/>
+                    <w:bottom w:w="140" w:type="dxa"/>
+                    <w:right w:w="160" w:type="dxa"/>
+                  </w:tcMar>
+                  <w:vAlign w:val="top"/>
+                </w:tcPr>
+                <w:p>
+                  <w:pPr>
+                    <w:keepNext/>
+                    <w:snapToGrid w:val="0"/>
+                    <w:spacing w:before="0" w:after="80" w:line="240" w:lineRule="auto"/>
+                    <w:ind w:firstLine="0"/>
+                    <w:jc w:val="left"/>
+                  </w:pPr>
+                  <w:r>
+                    <w:rPr>
+                      <w:position w:val="-5"/>
+                    </w:rPr>
+                    <w:drawing>
+                      <wp:inline distT="0" distB="0" distL="0" distR="0">
+                        <wp:extent cx="190500" cy="190500"/>
+                        <wp:docPr id="35" name="图标 35"/>
+                        <a:graphic>
+                          <a:graphicData uri="http://schemas.openxmlformats.org/drawingml/2006/picture">
+                            <pic:pic>
+                              <pic:nvPicPr>
+                                <pic:cNvPr id="35" name="target-2E75B6.png"/>
+                                <pic:cNvPicPr/>
+                              </pic:nvPicPr>
+                              <pic:blipFill>
+                                <a:blip r:embed="rId36"/>
+                                <a:stretch>
+                                  <a:fillRect/>
+                                </a:stretch>
+                              </pic:blipFill>
+                              <pic:spPr>
+                                <a:xfrm>
+                                  <a:off x="0" y="0"/>
+                                  <a:ext cx="190500" cy="190500"/>
+                                </a:xfrm>
+                                <a:prstGeom prst="rect">
+                                  <a:avLst/>
+                                </a:prstGeom>
+                              </pic:spPr>
+                            </pic:pic>
+                          </a:graphicData>
+                        </a:graphic>
+                      </wp:inline>
+                    </w:drawing>
+                  </w:r>
+                  <w:r>
+                    <w:rPr>
+                      <w:rFonts w:ascii="微软雅黑" w:hAnsi="微软雅黑" w:eastAsia="微软雅黑" w:cs="微软雅黑"/>
+                      <w:b/>
+                      <w:bCs/>
+                      <w:color w:val="1F3864"/>
+                      <w:sz w:val="24"/>
+                      <w:szCs w:val="24"/>
+                    </w:rPr>
+                    <w:t xml:space="preserve">  课程定位</w:t>
+                  </w:r>
+                </w:p>
+                <w:p>
+                  <w:pPr>
+                    <w:snapToGrid w:val="0"/>
+                    <w:spacing w:before="0" w:after="0" w:line="330" w:lineRule="auto"/>
+                    <w:ind w:firstLine="0"/>
+                    <w:jc w:val="both"/>
+                  </w:pPr>
+                  <w:r>
+                    <w:rPr>
+                      <w:rFonts w:ascii="微软雅黑" w:hAnsi="微软雅黑" w:eastAsia="微软雅黑" w:cs="微软雅黑"/>
+                      <w:color w:val="595959"/>
+                      <w:sz w:val="20"/>
+                      <w:szCs w:val="20"/>
+                    </w:rPr>
+                    <w:t xml:space="preserve">从岗课赛证角度，机械制图是机械类专业核心基础课，机械加工、设备装配、产品测绘岗位均要求从业人员</w:t>
+                  </w:r>
+                  <w:r>
+                    <w:rPr>
+                      <w:rFonts w:ascii="微软雅黑" w:hAnsi="微软雅黑" w:eastAsia="微软雅黑" w:cs="微软雅黑"/>
+                      <w:b/>
+                      <w:bCs/>
+                      <w:color w:val="262626"/>
+                      <w:sz w:val="20"/>
+                      <w:szCs w:val="20"/>
+                    </w:rPr>
+                    <w:t xml:space="preserve">读懂三视图</w:t>
+                  </w:r>
+                  <w:r>
+                    <w:rPr>
+                      <w:rFonts w:ascii="微软雅黑" w:hAnsi="微软雅黑" w:eastAsia="微软雅黑" w:cs="微软雅黑"/>
+                      <w:color w:val="595959"/>
+                      <w:sz w:val="20"/>
+                      <w:szCs w:val="20"/>
+                    </w:rPr>
+                    <w:t xml:space="preserve">、能够</w:t>
+                  </w:r>
+                  <w:r>
+                    <w:rPr>
+                      <w:rFonts w:ascii="微软雅黑" w:hAnsi="微软雅黑" w:eastAsia="微软雅黑" w:cs="微软雅黑"/>
+                      <w:b/>
+                      <w:bCs/>
+                      <w:color w:val="262626"/>
+                      <w:sz w:val="20"/>
+                      <w:szCs w:val="20"/>
+                    </w:rPr>
+                    <w:t xml:space="preserve">按照投影规律绘制零件视图</w:t>
+                  </w:r>
+                  <w:r>
+                    <w:rPr>
+                      <w:rFonts w:ascii="微软雅黑" w:hAnsi="微软雅黑" w:eastAsia="微软雅黑" w:cs="微软雅黑"/>
+                      <w:color w:val="595959"/>
+                      <w:sz w:val="20"/>
+                      <w:szCs w:val="20"/>
+                    </w:rPr>
+                    <w:t xml:space="preserve">。</w:t>
+                  </w:r>
+                </w:p>
+              </w:tc>
+              <w:tc>
+                <w:tcPr>
+                  <w:tcW w:w="4704" w:type="dxa"/>
+                  <w:tcBorders>
+                    <w:top w:val="single" w:sz="18" w:space="0" w:color="2E75B6"/>
+                    <w:left w:val="single" w:sz="4" w:space="0" w:color="BDD7EE"/>
+                    <w:bottom w:val="single" w:sz="4" w:space="0" w:color="BDD7EE"/>
+                    <w:right w:val="single" w:sz="4" w:space="0" w:color="BDD7EE"/>
+                  </w:tcBorders>
+                  <w:shd w:val="clear" w:color="auto" w:fill="F7FAFD"/>
+                  <w:tcMar>
+                    <w:top w:w="120" w:type="dxa"/>
+                    <w:left w:w="160" w:type="dxa"/>
+                    <w:bottom w:w="140" w:type="dxa"/>
+                    <w:right w:w="160" w:type="dxa"/>
+                  </w:tcMar>
+                  <w:vAlign w:val="top"/>
+                </w:tcPr>
+                <w:p>
+                  <w:pPr>
+                    <w:keepNext/>
+                    <w:snapToGrid w:val="0"/>
+                    <w:spacing w:before="0" w:after="80" w:line="240" w:lineRule="auto"/>
+                    <w:ind w:firstLine="0"/>
+                    <w:jc w:val="left"/>
+                  </w:pPr>
+                  <w:r>
+                    <w:rPr>
+                      <w:position w:val="-5"/>
+                    </w:rPr>
+                    <w:drawing>
+                      <wp:inline distT="0" distB="0" distL="0" distR="0">
+                        <wp:extent cx="190500" cy="190500"/>
+                        <wp:docPr id="36" name="图标 36"/>
+                        <a:graphic>
+                          <a:graphicData uri="http://schemas.openxmlformats.org/drawingml/2006/picture">
+                            <pic:pic>
+                              <pic:nvPicPr>
+                                <pic:cNvPr id="36" name="certificate-2E75B6.png"/>
+                                <pic:cNvPicPr/>
+                              </pic:nvPicPr>
+                              <pic:blipFill>
+                                <a:blip r:embed="rId37"/>
+                                <a:stretch>
+                                  <a:fillRect/>
+                                </a:stretch>
+                              </pic:blipFill>
+                              <pic:spPr>
+                                <a:xfrm>
+                                  <a:off x="0" y="0"/>
+                                  <a:ext cx="190500" cy="190500"/>
+                                </a:xfrm>
+                                <a:prstGeom prst="rect">
+                                  <a:avLst/>
+                                </a:prstGeom>
+                              </pic:spPr>
+                            </pic:pic>
+                          </a:graphicData>
+                        </a:graphic>
+                      </wp:inline>
+                    </w:drawing>
+                  </w:r>
+                  <w:r>
+                    <w:rPr>
+                      <w:rFonts w:ascii="微软雅黑" w:hAnsi="微软雅黑" w:eastAsia="微软雅黑" w:cs="微软雅黑"/>
+                      <w:b/>
+                      <w:bCs/>
+                      <w:color w:val="1F3864"/>
+                      <w:sz w:val="24"/>
+                      <w:szCs w:val="24"/>
+                    </w:rPr>
+                    <w:t xml:space="preserve">  对接标准</w:t>
+                  </w:r>
+                </w:p>
+                <w:p>
+                  <w:pPr>
+                    <w:snapToGrid w:val="0"/>
+                    <w:spacing w:before="0" w:after="40" w:line="330" w:lineRule="auto"/>
+                    <w:ind w:firstLine="0"/>
+                    <w:jc w:val="both"/>
+                  </w:pPr>
+                  <w:r>
+                    <w:rPr>
+                      <w:rFonts w:ascii="微软雅黑" w:hAnsi="微软雅黑" w:eastAsia="微软雅黑" w:cs="微软雅黑"/>
+                      <w:color w:val="595959"/>
+                      <w:sz w:val="20"/>
+                      <w:szCs w:val="20"/>
+                    </w:rPr>
+                    <w:t xml:space="preserve">教学对接：</w:t>
+                  </w:r>
+                </w:p>
+                <w:p>
+                  <w:pPr>
+                    <w:snapToGrid w:val="0"/>
+                    <w:spacing w:before="0" w:after="30" w:line="330" w:lineRule="auto"/>
+                    <w:ind w:firstLine="0"/>
+                    <w:jc w:val="both"/>
+                  </w:pPr>
+                  <w:r>
+                    <w:rPr>
+                      <w:rFonts w:ascii="微软雅黑" w:hAnsi="微软雅黑" w:eastAsia="微软雅黑" w:cs="微软雅黑"/>
+                      <w:color w:val="2E75B6"/>
+                      <w:sz w:val="14"/>
+                      <w:szCs w:val="14"/>
+                    </w:rPr>
+                    <w:t xml:space="preserve">■ </w:t>
+                  </w:r>
+                  <w:r>
+                    <w:rPr>
+                      <w:rFonts w:ascii="微软雅黑" w:hAnsi="微软雅黑" w:eastAsia="微软雅黑" w:cs="微软雅黑"/>
+                      <w:color w:val="595959"/>
+                      <w:sz w:val="20"/>
+                      <w:szCs w:val="20"/>
+                    </w:rPr>
+                    <w:t xml:space="preserve">机械行业制图国家标准</w:t>
+                  </w:r>
+                </w:p>
+                <w:p>
+                  <w:pPr>
+                    <w:snapToGrid w:val="0"/>
+                    <w:spacing w:before="0" w:after="30" w:line="330" w:lineRule="auto"/>
+                    <w:ind w:firstLine="0"/>
+                    <w:jc w:val="both"/>
+                  </w:pPr>
+                  <w:r>
+                    <w:rPr>
+                      <w:rFonts w:ascii="微软雅黑" w:hAnsi="微软雅黑" w:eastAsia="微软雅黑" w:cs="微软雅黑"/>
+                      <w:color w:val="2E75B6"/>
+                      <w:sz w:val="14"/>
+                      <w:szCs w:val="14"/>
+                    </w:rPr>
+                    <w:t xml:space="preserve">■ </w:t>
+                  </w:r>
+                  <w:r>
+                    <w:rPr>
+                      <w:rFonts w:ascii="微软雅黑" w:hAnsi="微软雅黑" w:eastAsia="微软雅黑" w:cs="微软雅黑"/>
+                      <w:color w:val="595959"/>
+                      <w:sz w:val="20"/>
+                      <w:szCs w:val="20"/>
+                    </w:rPr>
+                    <w:t xml:space="preserve">1+X 机械制图职业技能等级证书考核要点</w:t>
+                  </w:r>
+                </w:p>
+                <w:p>
+                  <w:pPr>
+                    <w:snapToGrid w:val="0"/>
+                    <w:spacing w:before="0" w:after="30" w:line="330" w:lineRule="auto"/>
+                    <w:ind w:firstLine="0"/>
+                    <w:jc w:val="both"/>
+                  </w:pPr>
+                  <w:r>
+                    <w:rPr>
+                      <w:rFonts w:ascii="微软雅黑" w:hAnsi="微软雅黑" w:eastAsia="微软雅黑" w:cs="微软雅黑"/>
+                      <w:color w:val="2E75B6"/>
+                      <w:sz w:val="14"/>
+                      <w:szCs w:val="14"/>
+                    </w:rPr>
+                    <w:t xml:space="preserve">■ </w:t>
+                  </w:r>
+                  <w:r>
+                    <w:rPr>
+                      <w:rFonts w:ascii="微软雅黑" w:hAnsi="微软雅黑" w:eastAsia="微软雅黑" w:cs="微软雅黑"/>
+                      <w:color w:val="595959"/>
+                      <w:sz w:val="20"/>
+                      <w:szCs w:val="20"/>
+                    </w:rPr>
+                    <w:t xml:space="preserve">职业院校技能大赛零部件测绘与 CAD 赛项基础要求</w:t>
+                  </w:r>
+                </w:p>
+              </w:tc>
+            </w:tr>
+            <w:tr>
+              <w:trPr>
+                <w:tblCellSpacing w:w="50" w:type="dxa"/>
+              </w:trPr>
+              <w:tc>
+                <w:tcPr>
+                  <w:tcW w:w="4704" w:type="dxa"/>
+                  <w:tcBorders>
+                    <w:top w:val="single" w:sz="18" w:space="0" w:color="2E75B6"/>
+                    <w:left w:val="single" w:sz="4" w:space="0" w:color="BDD7EE"/>
+                    <w:bottom w:val="single" w:sz="4" w:space="0" w:color="BDD7EE"/>
+                    <w:right w:val="single" w:sz="4" w:space="0" w:color="BDD7EE"/>
+                  </w:tcBorders>
+                  <w:shd w:val="clear" w:color="auto" w:fill="F7FAFD"/>
+                  <w:tcMar>
+                    <w:top w:w="120" w:type="dxa"/>
+                    <w:left w:w="160" w:type="dxa"/>
+                    <w:bottom w:w="140" w:type="dxa"/>
+                    <w:right w:w="160" w:type="dxa"/>
+                  </w:tcMar>
+                  <w:vAlign w:val="top"/>
+                </w:tcPr>
+                <w:p>
+                  <w:pPr>
+                    <w:keepNext/>
+                    <w:snapToGrid w:val="0"/>
+                    <w:spacing w:before="0" w:after="80" w:line="240" w:lineRule="auto"/>
+                    <w:ind w:firstLine="0"/>
+                    <w:jc w:val="left"/>
+                  </w:pPr>
+                  <w:r>
+                    <w:rPr>
+                      <w:position w:val="-5"/>
+                    </w:rPr>
+                    <w:drawing>
+                      <wp:inline distT="0" distB="0" distL="0" distR="0">
+                        <wp:extent cx="190500" cy="190500"/>
+                        <wp:docPr id="37" name="图标 37"/>
+                        <a:graphic>
+                          <a:graphicData uri="http://schemas.openxmlformats.org/drawingml/2006/picture">
+                            <pic:pic>
+                              <pic:nvPicPr>
+                                <pic:cNvPr id="37" name="book-2-2E75B6.png"/>
+                                <pic:cNvPicPr/>
+                              </pic:nvPicPr>
+                              <pic:blipFill>
+                                <a:blip r:embed="rId38"/>
+                                <a:stretch>
+                                  <a:fillRect/>
+                                </a:stretch>
+                              </pic:blipFill>
+                              <pic:spPr>
+                                <a:xfrm>
+                                  <a:off x="0" y="0"/>
+                                  <a:ext cx="190500" cy="190500"/>
+                                </a:xfrm>
+                                <a:prstGeom prst="rect">
+                                  <a:avLst/>
+                                </a:prstGeom>
+                              </pic:spPr>
+                            </pic:pic>
+                          </a:graphicData>
+                        </a:graphic>
+                      </wp:inline>
+                    </w:drawing>
+                  </w:r>
+                  <w:r>
+                    <w:rPr>
+                      <w:rFonts w:ascii="微软雅黑" w:hAnsi="微软雅黑" w:eastAsia="微软雅黑" w:cs="微软雅黑"/>
+                      <w:b/>
+                      <w:bCs/>
+                      <w:color w:val="1F3864"/>
+                      <w:sz w:val="24"/>
+                      <w:szCs w:val="24"/>
+                    </w:rPr>
+                    <w:t xml:space="preserve">  学习内容</w:t>
+                  </w:r>
+                </w:p>
+                <w:p>
+                  <w:pPr>
+                    <w:snapToGrid w:val="0"/>
+                    <w:spacing w:before="0" w:after="40" w:line="330" w:lineRule="auto"/>
+                    <w:ind w:firstLine="0"/>
+                    <w:jc w:val="both"/>
+                  </w:pPr>
+                  <w:r>
+                    <w:rPr>
+                      <w:rFonts w:ascii="微软雅黑" w:hAnsi="微软雅黑" w:eastAsia="微软雅黑" w:cs="微软雅黑"/>
+                      <w:color w:val="595959"/>
+                      <w:sz w:val="20"/>
+                      <w:szCs w:val="20"/>
+                    </w:rPr>
+                    <w:t xml:space="preserve">本次课学习内容：</w:t>
+                  </w:r>
+                </w:p>
+                <w:p>
+                  <w:pPr>
+                    <w:snapToGrid w:val="0"/>
+                    <w:spacing w:before="0" w:after="30" w:line="330" w:lineRule="auto"/>
+                    <w:ind w:firstLine="0"/>
+                    <w:jc w:val="both"/>
+                  </w:pPr>
+                  <w:r>
+                    <w:rPr>
+                      <w:rFonts w:ascii="微软雅黑" w:hAnsi="微软雅黑" w:eastAsia="微软雅黑" w:cs="微软雅黑"/>
+                      <w:b/>
+                      <w:bCs/>
+                      <w:color w:val="2E75B6"/>
+                      <w:sz w:val="22"/>
+                      <w:szCs w:val="22"/>
+                    </w:rPr>
+                    <w:t xml:space="preserve">①</w:t>
+                  </w:r>
+                  <w:r>
+                    <w:rPr>
+                      <w:rFonts w:ascii="微软雅黑" w:hAnsi="微软雅黑" w:eastAsia="微软雅黑" w:cs="微软雅黑"/>
+                      <w:color w:val="595959"/>
+                      <w:sz w:val="20"/>
+                      <w:szCs w:val="20"/>
+                    </w:rPr>
+                    <w:t xml:space="preserve">  投影法分类、正投影基本特性；</w:t>
+                  </w:r>
+                </w:p>
+                <w:p>
+                  <w:pPr>
+                    <w:snapToGrid w:val="0"/>
+                    <w:spacing w:before="0" w:after="30" w:line="330" w:lineRule="auto"/>
+                    <w:ind w:firstLine="0"/>
+                    <w:jc w:val="both"/>
+                  </w:pPr>
+                  <w:r>
+                    <w:rPr>
+                      <w:rFonts w:ascii="微软雅黑" w:hAnsi="微软雅黑" w:eastAsia="微软雅黑" w:cs="微软雅黑"/>
+                      <w:b/>
+                      <w:bCs/>
+                      <w:color w:val="2E75B6"/>
+                      <w:sz w:val="22"/>
+                      <w:szCs w:val="22"/>
+                    </w:rPr>
+                    <w:t xml:space="preserve">②</w:t>
+                  </w:r>
+                  <w:r>
+                    <w:rPr>
+                      <w:rFonts w:ascii="微软雅黑" w:hAnsi="微软雅黑" w:eastAsia="微软雅黑" w:cs="微软雅黑"/>
+                      <w:color w:val="595959"/>
+                      <w:sz w:val="20"/>
+                      <w:szCs w:val="20"/>
+                    </w:rPr>
+                    <w:t xml:space="preserve">  三投影面体系建立、三视图形成过程；</w:t>
+                  </w:r>
+                </w:p>
+                <w:p>
+                  <w:pPr>
+                    <w:snapToGrid w:val="0"/>
+                    <w:spacing w:before="0" w:after="60" w:line="330" w:lineRule="auto"/>
+                    <w:ind w:firstLine="0"/>
+                    <w:jc w:val="both"/>
+                  </w:pPr>
+                  <w:r>
+                    <w:rPr>
+                      <w:rFonts w:ascii="微软雅黑" w:hAnsi="微软雅黑" w:eastAsia="微软雅黑" w:cs="微软雅黑"/>
+                      <w:b/>
+                      <w:bCs/>
+                      <w:color w:val="2E75B6"/>
+                      <w:sz w:val="22"/>
+                      <w:szCs w:val="22"/>
+                    </w:rPr>
+                    <w:t xml:space="preserve">③</w:t>
+                  </w:r>
+                  <w:r>
+                    <w:rPr>
+                      <w:rFonts w:ascii="微软雅黑" w:hAnsi="微软雅黑" w:eastAsia="微软雅黑" w:cs="微软雅黑"/>
+                      <w:color w:val="595959"/>
+                      <w:sz w:val="20"/>
+                      <w:szCs w:val="20"/>
+                    </w:rPr>
+                    <w:t xml:space="preserve">  三视图投影对应关系：</w:t>
+                  </w:r>
+                </w:p>
+                <w:p>
+                  <w:pPr>
+                    <w:snapToGrid w:val="0"/>
+                    <w:spacing w:before="0" w:after="0" w:line="240" w:lineRule="auto"/>
+                    <w:ind w:firstLine="0"/>
+                    <w:jc w:val="center"/>
+                  </w:pPr>
+                  <w:r>
+                    <w:rPr>
+                      <w:rFonts w:ascii="微软雅黑" w:hAnsi="微软雅黑" w:eastAsia="微软雅黑" w:cs="微软雅黑"/>
+                      <w:b/>
+                      <w:bCs/>
+                      <w:color w:val="FFFFFF"/>
+                      <w:sz w:val="21"/>
+                      <w:szCs w:val="21"/>
+                      <w:shd w:val="clear" w:color="auto" w:fill="ED7D31"/>
+                    </w:rPr>
+                    <w:t xml:space="preserve"> 长对正 </w:t>
+                  </w:r>
+                  <w:r>
+                    <w:rPr>
+                      <w:rFonts w:ascii="微软雅黑" w:hAnsi="微软雅黑" w:eastAsia="微软雅黑" w:cs="微软雅黑"/>
+                      <w:color w:val="262626"/>
+                      <w:sz w:val="21"/>
+                      <w:szCs w:val="21"/>
+                    </w:rPr>
+                    <w:t xml:space="preserve">  </w:t>
+                  </w:r>
+                  <w:r>
+                    <w:rPr>
+                      <w:rFonts w:ascii="微软雅黑" w:hAnsi="微软雅黑" w:eastAsia="微软雅黑" w:cs="微软雅黑"/>
+                      <w:b/>
+                      <w:bCs/>
+                      <w:color w:val="FFFFFF"/>
+                      <w:sz w:val="21"/>
+                      <w:szCs w:val="21"/>
+                      <w:shd w:val="clear" w:color="auto" w:fill="ED7D31"/>
+                    </w:rPr>
+                    <w:t xml:space="preserve"> 高平齐 </w:t>
+                  </w:r>
+                  <w:r>
+                    <w:rPr>
+                      <w:rFonts w:ascii="微软雅黑" w:hAnsi="微软雅黑" w:eastAsia="微软雅黑" w:cs="微软雅黑"/>
+                      <w:color w:val="262626"/>
+                      <w:sz w:val="21"/>
+                      <w:szCs w:val="21"/>
+                    </w:rPr>
+                    <w:t xml:space="preserve">  </w:t>
+                  </w:r>
+                  <w:r>
+                    <w:rPr>
+                      <w:rFonts w:ascii="微软雅黑" w:hAnsi="微软雅黑" w:eastAsia="微软雅黑" w:cs="微软雅黑"/>
+                      <w:b/>
+                      <w:bCs/>
+                      <w:color w:val="FFFFFF"/>
+                      <w:sz w:val="21"/>
+                      <w:szCs w:val="21"/>
+                      <w:shd w:val="clear" w:color="auto" w:fill="ED7D31"/>
+                    </w:rPr>
+                    <w:t xml:space="preserve"> 宽相等 </w:t>
+                  </w:r>
+                </w:p>
+              </w:tc>
+              <w:tc>
+                <w:tcPr>
+                  <w:tcW w:w="4704" w:type="dxa"/>
+                  <w:tcBorders>
+                    <w:top w:val="single" w:sz="18" w:space="0" w:color="2E75B6"/>
+                    <w:left w:val="single" w:sz="4" w:space="0" w:color="BDD7EE"/>
+                    <w:bottom w:val="single" w:sz="4" w:space="0" w:color="BDD7EE"/>
+                    <w:right w:val="single" w:sz="4" w:space="0" w:color="BDD7EE"/>
+                  </w:tcBorders>
+                  <w:shd w:val="clear" w:color="auto" w:fill="F7FAFD"/>
+                  <w:tcMar>
+                    <w:top w:w="120" w:type="dxa"/>
+                    <w:left w:w="160" w:type="dxa"/>
+                    <w:bottom w:w="140" w:type="dxa"/>
+                    <w:right w:w="160" w:type="dxa"/>
+                  </w:tcMar>
+                  <w:vAlign w:val="top"/>
+                </w:tcPr>
+                <w:p>
+                  <w:pPr>
+                    <w:keepNext/>
+                    <w:snapToGrid w:val="0"/>
+                    <w:spacing w:before="0" w:after="80" w:line="240" w:lineRule="auto"/>
+                    <w:ind w:firstLine="0"/>
+                    <w:jc w:val="left"/>
+                  </w:pPr>
+                  <w:r>
+                    <w:rPr>
+                      <w:position w:val="-5"/>
+                    </w:rPr>
+                    <w:drawing>
+                      <wp:inline distT="0" distB="0" distL="0" distR="0">
+                        <wp:extent cx="190500" cy="190500"/>
+                        <wp:docPr id="38" name="图标 38"/>
+                        <a:graphic>
+                          <a:graphicData uri="http://schemas.openxmlformats.org/drawingml/2006/picture">
+                            <pic:pic>
+                              <pic:nvPicPr>
+                                <pic:cNvPr id="38" name="cube-3d-sphere-2E75B6.png"/>
+                                <pic:cNvPicPr/>
+                              </pic:nvPicPr>
+                              <pic:blipFill>
+                                <a:blip r:embed="rId39"/>
+                                <a:stretch>
+                                  <a:fillRect/>
+                                </a:stretch>
+                              </pic:blipFill>
+                              <pic:spPr>
+                                <a:xfrm>
+                                  <a:off x="0" y="0"/>
+                                  <a:ext cx="190500" cy="190500"/>
+                                </a:xfrm>
+                                <a:prstGeom prst="rect">
+                                  <a:avLst/>
+                                </a:prstGeom>
+                              </pic:spPr>
+                            </pic:pic>
+                          </a:graphicData>
+                        </a:graphic>
+                      </wp:inline>
+                    </w:drawing>
+                  </w:r>
+                  <w:r>
+                    <w:rPr>
+                      <w:rFonts w:ascii="微软雅黑" w:hAnsi="微软雅黑" w:eastAsia="微软雅黑" w:cs="微软雅黑"/>
+                      <w:b/>
+                      <w:bCs/>
+                      <w:color w:val="1F3864"/>
+                      <w:sz w:val="24"/>
+                      <w:szCs w:val="24"/>
+                    </w:rPr>
+                    <w:t xml:space="preserve">  数字拓展</w:t>
+                  </w:r>
+                </w:p>
+                <w:p>
+                  <w:pPr>
+                    <w:snapToGrid w:val="0"/>
+                    <w:spacing w:before="0" w:after="0" w:line="330" w:lineRule="auto"/>
+                    <w:ind w:firstLine="0"/>
+                    <w:jc w:val="both"/>
+                  </w:pPr>
+                  <w:r>
+                    <w:rPr>
+                      <w:rFonts w:ascii="微软雅黑" w:hAnsi="微软雅黑" w:eastAsia="微软雅黑" w:cs="微软雅黑"/>
+                      <w:color w:val="595959"/>
+                      <w:sz w:val="20"/>
+                      <w:szCs w:val="20"/>
+                    </w:rPr>
+                    <w:t xml:space="preserve">引入现代三维建模软件（</w:t>
+                  </w:r>
+                  <w:r>
+                    <w:rPr>
+                      <w:rFonts w:ascii="微软雅黑" w:hAnsi="微软雅黑" w:eastAsia="微软雅黑" w:cs="微软雅黑"/>
+                      <w:b/>
+                      <w:bCs/>
+                      <w:color w:val="2E75B6"/>
+                      <w:sz w:val="20"/>
+                      <w:szCs w:val="20"/>
+                    </w:rPr>
+                    <w:t xml:space="preserve">中望CAD</w:t>
+                  </w:r>
+                  <w:r>
+                    <w:rPr>
+                      <w:rFonts w:ascii="微软雅黑" w:hAnsi="微软雅黑" w:eastAsia="微软雅黑" w:cs="微软雅黑"/>
+                      <w:color w:val="595959"/>
+                      <w:sz w:val="20"/>
+                      <w:szCs w:val="20"/>
+                    </w:rPr>
+                    <w:t xml:space="preserve">）三维模型转二维视图案例，对比</w:t>
+                  </w:r>
+                  <w:r>
+                    <w:rPr>
+                      <w:rFonts w:ascii="微软雅黑" w:hAnsi="微软雅黑" w:eastAsia="微软雅黑" w:cs="微软雅黑"/>
+                      <w:b/>
+                      <w:bCs/>
+                      <w:color w:val="262626"/>
+                      <w:sz w:val="20"/>
+                      <w:szCs w:val="20"/>
+                    </w:rPr>
+                    <w:t xml:space="preserve">传统手绘投影</w:t>
+                  </w:r>
+                  <w:r>
+                    <w:rPr>
+                      <w:rFonts w:ascii="微软雅黑" w:hAnsi="微软雅黑" w:eastAsia="微软雅黑" w:cs="微软雅黑"/>
+                      <w:color w:val="595959"/>
+                      <w:sz w:val="20"/>
+                      <w:szCs w:val="20"/>
+                    </w:rPr>
+                    <w:t xml:space="preserve">与</w:t>
+                  </w:r>
+                  <w:r>
+                    <w:rPr>
+                      <w:rFonts w:ascii="微软雅黑" w:hAnsi="微软雅黑" w:eastAsia="微软雅黑" w:cs="微软雅黑"/>
+                      <w:b/>
+                      <w:bCs/>
+                      <w:color w:val="262626"/>
+                      <w:sz w:val="20"/>
+                      <w:szCs w:val="20"/>
+                    </w:rPr>
+                    <w:t xml:space="preserve">数字化投影</w:t>
+                  </w:r>
+                  <w:r>
+                    <w:rPr>
+                      <w:rFonts w:ascii="微软雅黑" w:hAnsi="微软雅黑" w:eastAsia="微软雅黑" w:cs="微软雅黑"/>
+                      <w:color w:val="595959"/>
+                      <w:sz w:val="20"/>
+                      <w:szCs w:val="20"/>
+                    </w:rPr>
+                    <w:t xml:space="preserve">表达。</w:t>
+                  </w:r>
+                </w:p>
+              </w:tc>
+            </w:tr>
+            <w:tr>
+              <w:trPr>
+                <w:tblCellSpacing w:w="50" w:type="dxa"/>
+              </w:trPr>
+              <w:tc>
+                <w:tcPr>
+                  <w:tcW w:w="9408" w:type="dxa"/>
+                  <w:gridSpan w:val="2"/>
+                  <w:tcBorders>
+                    <w:top w:val="single" w:sz="4" w:space="0" w:color="BDD7EE"/>
+                    <w:left w:val="single" w:sz="36" w:space="0" w:color="C00000"/>
+                    <w:bottom w:val="single" w:sz="4" w:space="0" w:color="BDD7EE"/>
+                    <w:right w:val="single" w:sz="4" w:space="0" w:color="BDD7EE"/>
+                  </w:tcBorders>
+                  <w:shd w:val="clear" w:color="auto" w:fill="FDF0EE"/>
+                  <w:tcMar>
+                    <w:top w:w="120" w:type="dxa"/>
+                    <w:left w:w="160" w:type="dxa"/>
+                    <w:bottom w:w="140" w:type="dxa"/>
+                    <w:right w:w="160" w:type="dxa"/>
+                  </w:tcMar>
+                  <w:vAlign w:val="center"/>
+                </w:tcPr>
+                <w:p>
+                  <w:pPr>
+                    <w:snapToGrid w:val="0"/>
+                    <w:spacing w:before="0" w:after="80" w:line="240" w:lineRule="auto"/>
+                    <w:ind w:firstLine="0"/>
+                    <w:jc w:val="left"/>
+                  </w:pPr>
+                  <w:r>
+                    <w:rPr>
+                      <w:position w:val="-5"/>
+                    </w:rPr>
+                    <w:drawing>
+                      <wp:inline distT="0" distB="0" distL="0" distR="0">
+                        <wp:extent cx="190500" cy="190500"/>
+                        <wp:docPr id="39" name="图标 39"/>
+                        <a:graphic>
+                          <a:graphicData uri="http://schemas.openxmlformats.org/drawingml/2006/picture">
+                            <pic:pic>
+                              <pic:nvPicPr>
+                                <pic:cNvPr id="39" name="flag-3-C00000.png"/>
+                                <pic:cNvPicPr/>
+                              </pic:nvPicPr>
+                              <pic:blipFill>
+                                <a:blip r:embed="rId40"/>
+                                <a:stretch>
+                                  <a:fillRect/>
+                                </a:stretch>
+                              </pic:blipFill>
+                              <pic:spPr>
+                                <a:xfrm>
+                                  <a:off x="0" y="0"/>
+                                  <a:ext cx="190500" cy="190500"/>
+                                </a:xfrm>
+                                <a:prstGeom prst="rect">
+                                  <a:avLst/>
+                                </a:prstGeom>
+                              </pic:spPr>
+                            </pic:pic>
+                          </a:graphicData>
+                        </a:graphic>
+                      </wp:inline>
+                    </w:drawing>
+                  </w:r>
+                  <w:r>
+                    <w:rPr>
+                      <w:rFonts w:ascii="微软雅黑" w:hAnsi="微软雅黑" w:eastAsia="微软雅黑" w:cs="微软雅黑"/>
+                      <w:b/>
+                      <w:bCs/>
+                      <w:color w:val="C00000"/>
+                      <w:sz w:val="24"/>
+                      <w:szCs w:val="24"/>
+                    </w:rPr>
+                    <w:t xml:space="preserve">  课程思政</w:t>
+                  </w:r>
+                </w:p>
+                <w:p>
+                  <w:pPr>
+                    <w:snapToGrid w:val="0"/>
+                    <w:spacing w:before="0" w:after="0" w:line="330" w:lineRule="auto"/>
+                    <w:ind w:firstLine="0"/>
+                    <w:jc w:val="both"/>
+                  </w:pPr>
+                  <w:r>
+                    <w:rPr>
+                      <w:rFonts w:ascii="微软雅黑" w:hAnsi="微软雅黑" w:eastAsia="微软雅黑" w:cs="微软雅黑"/>
+                      <w:color w:val="7F1D1D"/>
+                      <w:sz w:val="20"/>
+                      <w:szCs w:val="20"/>
+                    </w:rPr>
+                    <w:t xml:space="preserve">结合大国工匠严谨细致的绘图识图案例，培养严谨规范的工程思维，树立工程质量意识，体会</w:t>
+                  </w:r>
+                  <w:r>
+                    <w:rPr>
+                      <w:rFonts w:ascii="微软雅黑" w:hAnsi="微软雅黑" w:eastAsia="微软雅黑" w:cs="微软雅黑"/>
+                      <w:b/>
+                      <w:bCs/>
+                      <w:color w:val="C00000"/>
+                      <w:sz w:val="20"/>
+                      <w:szCs w:val="20"/>
+                    </w:rPr>
+                    <w:t xml:space="preserve">图纸是工程语言</w:t>
+                  </w:r>
+                  <w:r>
+                    <w:rPr>
+                      <w:rFonts w:ascii="微软雅黑" w:hAnsi="微软雅黑" w:eastAsia="微软雅黑" w:cs="微软雅黑"/>
+                      <w:color w:val="7F1D1D"/>
+                      <w:sz w:val="20"/>
+                      <w:szCs w:val="20"/>
+                    </w:rPr>
+                    <w:t xml:space="preserve">，图纸的一丝误差会造成产品报废，树立</w:t>
+                  </w:r>
+                  <w:r>
+                    <w:rPr>
+                      <w:rFonts w:ascii="微软雅黑" w:hAnsi="微软雅黑" w:eastAsia="微软雅黑" w:cs="微软雅黑"/>
+                      <w:b/>
+                      <w:bCs/>
+                      <w:color w:val="C00000"/>
+                      <w:sz w:val="20"/>
+                      <w:szCs w:val="20"/>
+                    </w:rPr>
+                    <w:t xml:space="preserve">工匠精神</w:t>
+                  </w:r>
+                  <w:r>
+                    <w:rPr>
+                      <w:rFonts w:ascii="微软雅黑" w:hAnsi="微软雅黑" w:eastAsia="微软雅黑" w:cs="微软雅黑"/>
+                      <w:color w:val="7F1D1D"/>
+                      <w:sz w:val="20"/>
+                      <w:szCs w:val="20"/>
+                    </w:rPr>
+                    <w:t xml:space="preserve">。</w:t>
+                  </w:r>
+                </w:p>
+              </w:tc>
+            </w:tr>
+          </w:tbl>
+          <w:p>
+            <w:pPr>
               <w:snapToGrid w:val="0"/>
-              <w:spacing w:before="0" w:after="120" w:line="460" w:lineRule="exact"/>
+              <w:spacing w:before="0" w:after="0" w:line="240" w:lineRule="auto"/>
               <w:ind w:firstLine="0"/>
-              <w:jc w:val="both"/>
-              <w:textAlignment w:val="auto"/>
-              <w:rPr>
-                <w:rFonts w:hint="eastAsia" w:ascii="方正仿宋简体" w:hAnsi="方正仿宋简体" w:eastAsia="方正仿宋简体" w:cs="方正仿宋简体"/>
-                <w:sz w:val="28"/>
-                <w:szCs w:val="28"/>
-                <w:lang w:val="en-US" w:eastAsia="zh-CN"/>
-              </w:rPr>
-            </w:pPr>
-            <w:r>
-              <w:rPr>
-                <w:rFonts w:hint="eastAsia" w:ascii="方正仿宋简体" w:hAnsi="方正仿宋简体" w:eastAsia="方正仿宋简体" w:cs="方正仿宋简体"/>
-                <w:b/>
-                <w:bCs/>
-                <w:color w:val="1F4E79"/>
-                <w:sz w:val="28"/>
-                <w:szCs w:val="28"/>
-              </w:rPr>
-              <w:t xml:space="preserve">▎对接标准　</w:t>
-            </w:r>
-            <w:r>
-              <w:rPr>
-                <w:rFonts w:hint="eastAsia" w:ascii="方正仿宋简体" w:hAnsi="方正仿宋简体" w:eastAsia="方正仿宋简体" w:cs="方正仿宋简体"/>
-                <w:sz w:val="28"/>
-                <w:szCs w:val="28"/>
-              </w:rPr>
-              <w:t xml:space="preserve">教学对接机械行业制图国家标准、1+X 机械制图职业技能等级证书考核要点、职业院校技能大赛零部件测绘与 CAD 赛项基础要求。</w:t>
-            </w:r>
-          </w:p>
-          <w:p>
-            <w:pPr>
-              <w:keepNext w:val="0"/>
-              <w:keepLines w:val="0"/>
-              <w:pageBreakBefore w:val="0"/>
-              <w:widowControl/>
-              <w:kinsoku/>
-              <w:wordWrap/>
-              <w:overflowPunct/>
-              <w:topLinePunct w:val="0"/>
-              <w:bidi w:val="0"/>
-              <w:adjustRightInd/>
-              <w:snapToGrid w:val="0"/>
-              <w:spacing w:before="0" w:after="0" w:line="460" w:lineRule="exact"/>
-              <w:ind w:firstLine="0"/>
-              <w:jc w:val="both"/>
-              <w:textAlignment w:val="auto"/>
-              <w:rPr>
-                <w:rFonts w:hint="eastAsia" w:ascii="方正仿宋简体" w:hAnsi="方正仿宋简体" w:eastAsia="方正仿宋简体" w:cs="方正仿宋简体"/>
-                <w:sz w:val="28"/>
-                <w:szCs w:val="28"/>
-                <w:lang w:val="en-US" w:eastAsia="zh-CN"/>
-              </w:rPr>
-            </w:pPr>
-            <w:r>
-              <w:rPr>
-                <w:rFonts w:hint="eastAsia" w:ascii="方正仿宋简体" w:hAnsi="方正仿宋简体" w:eastAsia="方正仿宋简体" w:cs="方正仿宋简体"/>
-                <w:b/>
-                <w:bCs/>
-                <w:color w:val="1F4E79"/>
-                <w:sz w:val="28"/>
-                <w:szCs w:val="28"/>
-              </w:rPr>
-              <w:t xml:space="preserve">▎学习内容　</w:t>
-            </w:r>
-            <w:r>
-              <w:rPr>
-                <w:rFonts w:hint="eastAsia" w:ascii="方正仿宋简体" w:hAnsi="方正仿宋简体" w:eastAsia="方正仿宋简体" w:cs="方正仿宋简体"/>
-                <w:sz w:val="28"/>
-                <w:szCs w:val="28"/>
-              </w:rPr>
-              <w:t xml:space="preserve">本次课学习内容：</w:t>
-            </w:r>
-          </w:p>
-          <w:p>
-            <w:pPr>
-              <w:keepNext w:val="0"/>
-              <w:keepLines w:val="0"/>
-              <w:pageBreakBefore w:val="0"/>
-              <w:widowControl/>
-              <w:kinsoku/>
-              <w:wordWrap/>
-              <w:overflowPunct/>
-              <w:topLinePunct w:val="0"/>
-              <w:bidi w:val="0"/>
-              <w:adjustRightInd/>
-              <w:snapToGrid w:val="0"/>
-              <w:spacing w:before="0" w:after="0" w:line="460" w:lineRule="exact"/>
-              <w:ind w:left="560" w:firstLine="0"/>
-              <w:jc w:val="both"/>
-              <w:textAlignment w:val="auto"/>
-              <w:rPr>
-                <w:rFonts w:hint="eastAsia" w:ascii="方正仿宋简体" w:hAnsi="方正仿宋简体" w:eastAsia="方正仿宋简体" w:cs="方正仿宋简体"/>
-                <w:sz w:val="28"/>
-                <w:szCs w:val="28"/>
-                <w:lang w:val="en-US" w:eastAsia="zh-CN"/>
-              </w:rPr>
-            </w:pPr>
-            <w:r>
-              <w:rPr>
-                <w:rFonts w:hint="eastAsia" w:ascii="方正仿宋简体" w:hAnsi="方正仿宋简体" w:eastAsia="方正仿宋简体" w:cs="方正仿宋简体"/>
-                <w:sz w:val="28"/>
-                <w:szCs w:val="28"/>
-              </w:rPr>
-              <w:t xml:space="preserve">① 投影法分类、正投影基本特性；</w:t>
-            </w:r>
-          </w:p>
-          <w:p>
-            <w:pPr>
-              <w:keepNext w:val="0"/>
-              <w:keepLines w:val="0"/>
-              <w:pageBreakBefore w:val="0"/>
-              <w:widowControl/>
-              <w:kinsoku/>
-              <w:wordWrap/>
-              <w:overflowPunct/>
-              <w:topLinePunct w:val="0"/>
-              <w:bidi w:val="0"/>
-              <w:adjustRightInd/>
-              <w:snapToGrid w:val="0"/>
-              <w:spacing w:before="0" w:after="0" w:line="460" w:lineRule="exact"/>
-              <w:ind w:left="560" w:firstLine="0"/>
-              <w:jc w:val="both"/>
-              <w:textAlignment w:val="auto"/>
-              <w:rPr>
-                <w:rFonts w:hint="eastAsia" w:ascii="方正仿宋简体" w:hAnsi="方正仿宋简体" w:eastAsia="方正仿宋简体" w:cs="方正仿宋简体"/>
-                <w:sz w:val="28"/>
-                <w:szCs w:val="28"/>
-                <w:lang w:val="en-US" w:eastAsia="zh-CN"/>
-              </w:rPr>
-            </w:pPr>
-            <w:r>
-              <w:rPr>
-                <w:rFonts w:hint="eastAsia" w:ascii="方正仿宋简体" w:hAnsi="方正仿宋简体" w:eastAsia="方正仿宋简体" w:cs="方正仿宋简体"/>
-                <w:sz w:val="28"/>
-                <w:szCs w:val="28"/>
-              </w:rPr>
-              <w:t xml:space="preserve">② 三投影面体系建立、三视图形成过程；</w:t>
-            </w:r>
-          </w:p>
-          <w:p>
-            <w:pPr>
-              <w:keepNext w:val="0"/>
-              <w:keepLines w:val="0"/>
-              <w:pageBreakBefore w:val="0"/>
-              <w:widowControl/>
-              <w:kinsoku/>
-              <w:wordWrap/>
-              <w:overflowPunct/>
-              <w:topLinePunct w:val="0"/>
-              <w:bidi w:val="0"/>
-              <w:adjustRightInd/>
-              <w:snapToGrid w:val="0"/>
-              <w:spacing w:before="0" w:after="120" w:line="460" w:lineRule="exact"/>
-              <w:ind w:left="560" w:firstLine="0"/>
-              <w:jc w:val="both"/>
-              <w:textAlignment w:val="auto"/>
-              <w:rPr>
-                <w:rFonts w:hint="eastAsia" w:ascii="方正仿宋简体" w:hAnsi="方正仿宋简体" w:eastAsia="方正仿宋简体" w:cs="方正仿宋简体"/>
-                <w:sz w:val="28"/>
-                <w:szCs w:val="28"/>
-                <w:lang w:val="en-US" w:eastAsia="zh-CN"/>
-              </w:rPr>
-            </w:pPr>
-            <w:r>
-              <w:rPr>
-                <w:rFonts w:hint="eastAsia" w:ascii="方正仿宋简体" w:hAnsi="方正仿宋简体" w:eastAsia="方正仿宋简体" w:cs="方正仿宋简体"/>
-                <w:sz w:val="28"/>
-                <w:szCs w:val="28"/>
-              </w:rPr>
-              <w:t xml:space="preserve">③ 三视图</w:t>
-            </w:r>
-            <w:r>
-              <w:rPr>
-                <w:rFonts w:hint="eastAsia" w:ascii="方正仿宋简体" w:hAnsi="方正仿宋简体" w:eastAsia="方正仿宋简体" w:cs="方正仿宋简体"/>
-                <w:b/>
-                <w:bCs/>
-                <w:sz w:val="28"/>
-                <w:szCs w:val="28"/>
-              </w:rPr>
-              <w:t xml:space="preserve">“长对正、高平齐、宽相等”</w:t>
-            </w:r>
-            <w:r>
-              <w:rPr>
-                <w:rFonts w:hint="eastAsia" w:ascii="方正仿宋简体" w:hAnsi="方正仿宋简体" w:eastAsia="方正仿宋简体" w:cs="方正仿宋简体"/>
-                <w:sz w:val="28"/>
-                <w:szCs w:val="28"/>
-              </w:rPr>
-              <w:t xml:space="preserve">投影对应关系。</w:t>
-            </w:r>
-          </w:p>
-          <w:p>
-            <w:pPr>
-              <w:keepNext w:val="0"/>
-              <w:keepLines w:val="0"/>
-              <w:pageBreakBefore w:val="0"/>
-              <w:widowControl/>
-              <w:kinsoku/>
-              <w:wordWrap/>
-              <w:overflowPunct/>
-              <w:topLinePunct w:val="0"/>
-              <w:bidi w:val="0"/>
-              <w:adjustRightInd/>
-              <w:snapToGrid w:val="0"/>
-              <w:spacing w:before="0" w:after="120" w:line="460" w:lineRule="exact"/>
-              <w:ind w:firstLine="0"/>
-              <w:jc w:val="both"/>
-              <w:textAlignment w:val="auto"/>
-              <w:rPr>
-                <w:rFonts w:hint="eastAsia" w:ascii="方正仿宋简体" w:hAnsi="方正仿宋简体" w:eastAsia="方正仿宋简体" w:cs="方正仿宋简体"/>
-                <w:sz w:val="28"/>
-                <w:szCs w:val="28"/>
-                <w:lang w:val="en-US" w:eastAsia="zh-CN"/>
-              </w:rPr>
-            </w:pPr>
-            <w:r>
-              <w:rPr>
-                <w:rFonts w:hint="eastAsia" w:ascii="方正仿宋简体" w:hAnsi="方正仿宋简体" w:eastAsia="方正仿宋简体" w:cs="方正仿宋简体"/>
-                <w:b/>
-                <w:bCs/>
-                <w:color w:val="1F4E79"/>
-                <w:sz w:val="28"/>
-                <w:szCs w:val="28"/>
-              </w:rPr>
-              <w:t xml:space="preserve">▎数字拓展　</w:t>
-            </w:r>
-            <w:r>
-              <w:rPr>
-                <w:rFonts w:hint="eastAsia" w:ascii="方正仿宋简体" w:hAnsi="方正仿宋简体" w:eastAsia="方正仿宋简体" w:cs="方正仿宋简体"/>
-                <w:sz w:val="28"/>
-                <w:szCs w:val="28"/>
-              </w:rPr>
-              <w:t xml:space="preserve">引入现代三维建模软件（中望CAD）三维模型转二维视图案例，对比传统手绘投影与数字化投影表达。</w:t>
-            </w:r>
-          </w:p>
-          <w:p>
-            <w:pPr>
-              <w:keepNext w:val="0"/>
-              <w:keepLines w:val="0"/>
-              <w:pageBreakBefore w:val="0"/>
-              <w:widowControl/>
-              <w:shd w:val="clear" w:color="auto" w:fill="FBEAEA"/>
-              <w:kinsoku/>
-              <w:wordWrap/>
-              <w:overflowPunct/>
-              <w:topLinePunct w:val="0"/>
-              <w:bidi w:val="0"/>
-              <w:adjustRightInd/>
-              <w:snapToGrid w:val="0"/>
-              <w:spacing w:before="40" w:after="120" w:line="460" w:lineRule="exact"/>
-              <w:ind w:left="0" w:firstLine="0"/>
-              <w:jc w:val="both"/>
-              <w:textAlignment w:val="auto"/>
-              <w:rPr>
-                <w:rFonts w:hint="eastAsia" w:ascii="方正仿宋简体" w:hAnsi="方正仿宋简体" w:eastAsia="方正仿宋简体" w:cs="方正仿宋简体"/>
-                <w:sz w:val="28"/>
-                <w:szCs w:val="28"/>
-                <w:lang w:val="en-US" w:eastAsia="zh-CN"/>
-              </w:rPr>
-            </w:pPr>
-            <w:r>
-              <w:rPr>
-                <w:rFonts w:hint="eastAsia" w:ascii="方正仿宋简体" w:hAnsi="方正仿宋简体" w:eastAsia="方正仿宋简体" w:cs="方正仿宋简体"/>
-                <w:b/>
-                <w:bCs/>
-                <w:color w:val="C00000"/>
-                <w:sz w:val="28"/>
-                <w:szCs w:val="28"/>
-                <w:lang w:val="en-US" w:eastAsia="zh-CN"/>
-              </w:rPr>
-              <w:t xml:space="preserve">▎课程思政　</w:t>
-            </w:r>
-            <w:r>
-              <w:rPr>
-                <w:rFonts w:hint="eastAsia" w:ascii="方正仿宋简体" w:hAnsi="方正仿宋简体" w:eastAsia="方正仿宋简体" w:cs="方正仿宋简体"/>
-                <w:b/>
-                <w:bCs/>
-                <w:color w:val="C00000"/>
-                <w:sz w:val="28"/>
-                <w:szCs w:val="28"/>
-              </w:rPr>
-              <w:t>结合大国工匠严谨细致的绘图识图案例，培养严谨规范的工程思维，树立工程质量意识，体会图纸是工程语言，图纸的一丝误差会造成产品报废，树立工匠精神。</w:t>
+              <w:jc w:val="left"/>
+            </w:pPr>
+            <w:r>
+              <w:rPr>
+                <w:rFonts w:ascii="微软雅黑" w:hAnsi="微软雅黑" w:eastAsia="微软雅黑" w:cs="微软雅黑"/>
+                <w:color w:val="262626"/>
+                <w:sz w:val="6"/>
+                <w:szCs w:val="6"/>
+              </w:rPr>
+              <w:t xml:space="preserve"/>
             </w:r>
           </w:p>
         </w:tc>
@@ -1427,6 +2314,7 @@
           </w:tblCellMar>
         </w:tblPrEx>
         <w:trPr>
+          <w:cantSplit/>
           <w:trHeight w:val="587" w:hRule="atLeast"/>
           <w:jc w:val="center"/>
         </w:trPr>

--- a/教案3.docx
+++ b/教案3.docx
@@ -3,7 +3,7 @@
 <w:document xmlns:wpc="http://schemas.microsoft.com/office/word/2010/wordprocessingCanvas" xmlns:cx="http://schemas.microsoft.com/office/drawing/2014/chartex" xmlns:cx1="http://schemas.microsoft.com/office/drawing/2015/9/8/chartex" xmlns:cx2="http://schemas.microsoft.com/office/drawing/2015/10/21/chartex" xmlns:cx3="http://schemas.microsoft.com/office/drawing/2016/5/9/chartex" xmlns:cx4="http://schemas.microsoft.com/office/drawing/2016/5/10/chartex" xmlns:cx5="http://schemas.microsoft.com/office/drawing/2016/5/11/chartex" xmlns:cx6="http://schemas.microsoft.com/office/drawing/2016/5/12/chartex" xmlns:cx7="http://schemas.microsoft.com/office/drawing/2016/5/13/chartex" xmlns:cx8="http://schemas.microsoft.com/office/drawing/2016/5/14/chartex" xmlns:mc="http://schemas.openxmlformats.org/markup-compatibility/2006" xmlns:o="urn:schemas-microsoft-com:office:office" xmlns:r="http://schemas.openxmlformats.org/officeDocument/2006/relationships" xmlns:m="http://schemas.openxmlformats.org/officeDocument/2006/math" xmlns:v="urn:schemas-microsoft-com:vml" xmlns:wp14="http://schemas.microsoft.com/office/word/2010/wordprocessingDrawing" xmlns:wp="http://schemas.openxmlformats.org/drawingml/2006/wordprocessingDrawing" xmlns:w="http://schemas.openxmlformats.org/wordprocessingml/2006/main" xmlns:w14="http://schemas.microsoft.com/office/word/2010/wordml" xmlns:w10="urn:schemas-microsoft-com:office:word" xmlns:w15="http://schemas.microsoft.com/office/word/2012/wordml" xmlns:wpg="http://schemas.microsoft.com/office/word/2010/wordprocessingGroup" xmlns:wpi="http://schemas.microsoft.com/office/word/2010/wordprocessingInk" xmlns:wne="http://schemas.microsoft.com/office/word/2006/wordml" xmlns:wps="http://schemas.microsoft.com/office/word/2010/wordprocessingShape" xmlns:wpsCustomData="http://www.wps.cn/officeDocument/2013/wpsCustomData" mc:Ignorable="w14 w15 wp14">
   <w:background w:color="FFFFFF"/>
   <w:body>
-    <w:tbl xmlns:a="http://schemas.openxmlformats.org/drawingml/2006/main" xmlns:pic="http://schemas.openxmlformats.org/drawingml/2006/picture">
+    <w:tbl>
       <w:tblPr>
         <w:tblW w:w="11114" w:type="dxa"/>
         <w:jc w:val="center"/>
@@ -17,75 +17,27 @@
         </w:tblBorders>
         <w:tblLayout w:type="fixed"/>
         <w:tblCellMar>
-          <w:left w:w="0" w:type="dxa"/>
-          <w:right w:w="0" w:type="dxa"/>
+          <w:left w:w="60" w:type="dxa"/>
+          <w:right w:w="60" w:type="dxa"/>
         </w:tblCellMar>
       </w:tblPr>
       <w:tblGrid>
-        <w:gridCol w:w="1700"/>
-        <w:gridCol w:w="9414"/>
+        <w:gridCol w:w="11114"/>
       </w:tblGrid>
       <w:tr>
         <w:trPr>
-          <w:trHeight w:val="1900" w:hRule="exact"/>
           <w:jc w:val="center"/>
         </w:trPr>
         <w:tc>
           <w:tcPr>
-            <w:tcW w:w="1700" w:type="dxa"/>
-            <w:shd w:val="clear" w:color="auto" w:fill="1F3864"/>
-            <w:vAlign w:val="center"/>
-          </w:tcPr>
-          <w:p>
-            <w:pPr>
-              <w:snapToGrid w:val="0"/>
-              <w:spacing w:before="0" w:after="0" w:line="240" w:lineRule="auto"/>
-              <w:ind w:firstLine="0"/>
-              <w:jc w:val="center"/>
-            </w:pPr>
-            <w:r>
-              <w:drawing>
-                <wp:inline distT="0" distB="0" distL="0" distR="0">
-                  <wp:extent cx="685800" cy="685800"/>
-                  <wp:docPr id="24" name="图标 24"/>
-                  <a:graphic>
-                    <a:graphicData uri="http://schemas.openxmlformats.org/drawingml/2006/picture">
-                      <pic:pic>
-                        <pic:nvPicPr>
-                          <pic:cNvPr id="24" name="ruler-measure-FFFFFF.png"/>
-                          <pic:cNvPicPr/>
-                        </pic:nvPicPr>
-                        <pic:blipFill>
-                          <a:blip r:embed="rId25"/>
-                          <a:stretch>
-                            <a:fillRect/>
-                          </a:stretch>
-                        </pic:blipFill>
-                        <pic:spPr>
-                          <a:xfrm>
-                            <a:off x="0" y="0"/>
-                            <a:ext cx="685800" cy="685800"/>
-                          </a:xfrm>
-                          <a:prstGeom prst="rect">
-                            <a:avLst/>
-                          </a:prstGeom>
-                        </pic:spPr>
-                      </pic:pic>
-                    </a:graphicData>
-                  </a:graphic>
-                </wp:inline>
-              </w:drawing>
-            </w:r>
-          </w:p>
-        </w:tc>
-        <w:tc>
-          <w:tcPr>
-            <w:tcW w:w="9414" w:type="dxa"/>
-            <w:shd w:val="clear" w:color="auto" w:fill="1F3864"/>
-            <w:tcMar>
-              <w:left w:w="60" w:type="dxa"/>
-            </w:tcMar>
-            <w:vAlign w:val="center"/>
+            <w:tcW w:w="11114" w:type="dxa"/>
+            <w:tcBorders>
+              <w:top w:val="nil" w:sz="0" w:space="0" w:color="auto"/>
+              <w:left w:val="nil" w:sz="0" w:space="0" w:color="auto"/>
+              <w:bottom w:val="single" w:sz="4" w:space="0" w:color="D2D2D7"/>
+              <w:right w:val="nil" w:sz="0" w:space="0" w:color="auto"/>
+            </w:tcBorders>
+            <w:vAlign w:val="bottom"/>
           </w:tcPr>
           <w:p>
             <w:pPr>
@@ -97,18 +49,20 @@
             <w:r>
               <w:rPr>
                 <w:rFonts w:ascii="微软雅黑" w:hAnsi="微软雅黑" w:eastAsia="微软雅黑" w:cs="微软雅黑"/>
-                <w:color w:val="9DC3E6"/>
-                <w:spacing w:val="20"/>
+                <w:b/>
+                <w:bCs/>
+                <w:color w:val="0071E3"/>
+                <w:spacing w:val="10"/>
                 <w:sz w:val="20"/>
                 <w:szCs w:val="20"/>
               </w:rPr>
-              <w:t xml:space="preserve">机械类专业核心基础课  ·  理实一体化教学设计</w:t>
+              <w:t xml:space="preserve">机械类专业核心基础课 · 理实一体化教学设计</w:t>
             </w:r>
           </w:p>
           <w:p>
             <w:pPr>
               <w:snapToGrid w:val="0"/>
-              <w:spacing w:before="0" w:after="60" w:line="240" w:lineRule="auto"/>
+              <w:spacing w:before="0" w:after="40" w:line="240" w:lineRule="auto"/>
               <w:ind w:firstLine="0"/>
               <w:jc w:val="left"/>
             </w:pPr>
@@ -117,10 +71,9 @@
                 <w:rFonts w:ascii="微软雅黑" w:hAnsi="微软雅黑" w:eastAsia="微软雅黑" w:cs="微软雅黑"/>
                 <w:b/>
                 <w:bCs/>
-                <w:color w:val="FFFFFF"/>
-                <w:spacing w:val="30"/>
-                <w:sz w:val="48"/>
-                <w:szCs w:val="48"/>
+                <w:color w:val="1D1D1F"/>
+                <w:sz w:val="56"/>
+                <w:szCs w:val="56"/>
               </w:rPr>
               <w:t xml:space="preserve">《机械制图》教学设计</w:t>
             </w:r>
@@ -128,73 +81,18 @@
           <w:p>
             <w:pPr>
               <w:snapToGrid w:val="0"/>
-              <w:spacing w:before="0" w:after="0" w:line="240" w:lineRule="auto"/>
+              <w:spacing w:before="0" w:after="240" w:line="240" w:lineRule="auto"/>
               <w:ind w:firstLine="0"/>
               <w:jc w:val="left"/>
             </w:pPr>
             <w:r>
               <w:rPr>
                 <w:rFonts w:ascii="微软雅黑" w:hAnsi="微软雅黑" w:eastAsia="微软雅黑" w:cs="微软雅黑"/>
-                <w:color w:val="DEEBF7"/>
-                <w:spacing w:val="10"/>
-                <w:sz w:val="24"/>
-                <w:szCs w:val="24"/>
-              </w:rPr>
-              <w:t xml:space="preserve">第二章  正投影作图基础</w:t>
-            </w:r>
-          </w:p>
-        </w:tc>
-      </w:tr>
-      <w:tr>
-        <w:trPr>
-          <w:trHeight w:val="90" w:hRule="exact"/>
-          <w:jc w:val="center"/>
-        </w:trPr>
-        <w:tc>
-          <w:tcPr>
-            <w:tcW w:w="1700" w:type="dxa"/>
-            <w:shd w:val="clear" w:color="auto" w:fill="D9A441"/>
-            <w:vAlign w:val="center"/>
-          </w:tcPr>
-          <w:p>
-            <w:pPr>
-              <w:snapToGrid w:val="0"/>
-              <w:spacing w:before="0" w:after="0" w:line="240" w:lineRule="auto"/>
-              <w:ind w:firstLine="0"/>
-              <w:jc w:val="left"/>
-            </w:pPr>
-            <w:r>
-              <w:rPr>
-                <w:rFonts w:ascii="微软雅黑" w:hAnsi="微软雅黑" w:eastAsia="微软雅黑" w:cs="微软雅黑"/>
-                <w:color w:val="262626"/>
-                <w:sz w:val="2"/>
-                <w:szCs w:val="2"/>
-              </w:rPr>
-              <w:t xml:space="preserve"/>
-            </w:r>
-          </w:p>
-        </w:tc>
-        <w:tc>
-          <w:tcPr>
-            <w:tcW w:w="9414" w:type="dxa"/>
-            <w:shd w:val="clear" w:color="auto" w:fill="2E75B6"/>
-            <w:vAlign w:val="center"/>
-          </w:tcPr>
-          <w:p>
-            <w:pPr>
-              <w:snapToGrid w:val="0"/>
-              <w:spacing w:before="0" w:after="0" w:line="240" w:lineRule="auto"/>
-              <w:ind w:firstLine="0"/>
-              <w:jc w:val="left"/>
-            </w:pPr>
-            <w:r>
-              <w:rPr>
-                <w:rFonts w:ascii="微软雅黑" w:hAnsi="微软雅黑" w:eastAsia="微软雅黑" w:cs="微软雅黑"/>
-                <w:color w:val="262626"/>
-                <w:sz w:val="2"/>
-                <w:szCs w:val="2"/>
-              </w:rPr>
-              <w:t xml:space="preserve"/>
+                <w:color w:val="6E6E73"/>
+                <w:sz w:val="26"/>
+                <w:szCs w:val="26"/>
+              </w:rPr>
+              <w:t xml:space="preserve">第二章　正投影作图基础</w:t>
             </w:r>
           </w:p>
         </w:tc>
@@ -210,7 +108,7 @@
       <w:r>
         <w:rPr>
           <w:rFonts w:ascii="微软雅黑" w:hAnsi="微软雅黑" w:eastAsia="微软雅黑" w:cs="微软雅黑"/>
-          <w:color w:val="262626"/>
+          <w:color w:val="424245"/>
           <w:sz w:val="8"/>
           <w:szCs w:val="8"/>
         </w:rPr>
@@ -266,87 +164,52 @@
           </w:tblCellMar>
         </w:tblPrEx>
         <w:trPr>
-          <w:trHeight w:val="560" w:hRule="atLeast"/>
+          <w:trHeight w:val="640" w:hRule="atLeast"/>
           <w:jc w:val="center"/>
         </w:trPr>
-        <w:tc xmlns:a="http://schemas.openxmlformats.org/drawingml/2006/main" xmlns:pic="http://schemas.openxmlformats.org/drawingml/2006/picture">
+        <w:tc>
           <w:tcPr>
             <w:tcW w:w="11114" w:type="dxa"/>
             <w:gridSpan w:val="8"/>
             <w:tcBorders>
-              <w:top w:val="single" w:sz="4" w:space="0" w:color="1F3864"/>
-              <w:left w:val="single" w:sz="4" w:space="0" w:color="1F3864"/>
-              <w:bottom w:val="single" w:sz="4" w:space="0" w:color="1F3864"/>
-              <w:right w:val="single" w:sz="4" w:space="0" w:color="1F3864"/>
+              <w:top w:val="nil" w:sz="0" w:space="0" w:color="auto"/>
+              <w:left w:val="nil" w:sz="0" w:space="0" w:color="auto"/>
+              <w:bottom w:val="nil" w:sz="0" w:space="0" w:color="auto"/>
+              <w:right w:val="nil" w:sz="0" w:space="0" w:color="auto"/>
             </w:tcBorders>
-            <w:shd w:val="clear" w:color="auto" w:fill="1F3864"/>
-            <w:vAlign w:val="center"/>
+            <w:tcMar>
+              <w:left w:w="60" w:type="dxa"/>
+            </w:tcMar>
+            <w:vAlign w:val="bottom"/>
           </w:tcPr>
           <w:p>
             <w:pPr>
               <w:snapToGrid w:val="0"/>
-              <w:spacing w:before="0" w:after="0" w:line="240" w:lineRule="auto"/>
-              <w:ind w:left="160" w:firstLine="0"/>
+              <w:spacing w:before="0" w:after="100" w:line="240" w:lineRule="auto"/>
+              <w:ind w:firstLine="0"/>
               <w:jc w:val="left"/>
             </w:pPr>
-            <w:r>
-              <w:rPr>
-                <w:position w:val="-6"/>
-              </w:rPr>
-              <w:drawing>
-                <wp:inline distT="0" distB="0" distL="0" distR="0">
-                  <wp:extent cx="190500" cy="190500"/>
-                  <wp:docPr id="25" name="图标 25"/>
-                  <a:graphic>
-                    <a:graphicData uri="http://schemas.openxmlformats.org/drawingml/2006/picture">
-                      <pic:pic>
-                        <pic:nvPicPr>
-                          <pic:cNvPr id="25" name="info-circle-FFFFFF.png"/>
-                          <pic:cNvPicPr/>
-                        </pic:nvPicPr>
-                        <pic:blipFill>
-                          <a:blip r:embed="rId26"/>
-                          <a:stretch>
-                            <a:fillRect/>
-                          </a:stretch>
-                        </pic:blipFill>
-                        <pic:spPr>
-                          <a:xfrm>
-                            <a:off x="0" y="0"/>
-                            <a:ext cx="190500" cy="190500"/>
-                          </a:xfrm>
-                          <a:prstGeom prst="rect">
-                            <a:avLst/>
-                          </a:prstGeom>
-                        </pic:spPr>
-                      </pic:pic>
-                    </a:graphicData>
-                  </a:graphic>
-                </wp:inline>
-              </w:drawing>
-            </w:r>
             <w:r>
               <w:rPr>
                 <w:rFonts w:ascii="微软雅黑" w:hAnsi="微软雅黑" w:eastAsia="微软雅黑" w:cs="微软雅黑"/>
                 <w:b/>
                 <w:bCs/>
-                <w:color w:val="D9A441"/>
-                <w:sz w:val="26"/>
-                <w:szCs w:val="26"/>
-              </w:rPr>
-              <w:t xml:space="preserve">  01</w:t>
+                <w:color w:val="0071E3"/>
+                <w:sz w:val="22"/>
+                <w:szCs w:val="22"/>
+              </w:rPr>
+              <w:t xml:space="preserve">01</w:t>
             </w:r>
             <w:r>
               <w:rPr>
                 <w:rFonts w:ascii="微软雅黑" w:hAnsi="微软雅黑" w:eastAsia="微软雅黑" w:cs="微软雅黑"/>
                 <w:b/>
                 <w:bCs/>
-                <w:color w:val="FFFFFF"/>
-                <w:spacing w:val="40"/>
-                <w:sz w:val="26"/>
-                <w:szCs w:val="26"/>
-              </w:rPr>
-              <w:t xml:space="preserve">  授课信息</w:t>
+                <w:color w:val="1D1D1F"/>
+                <w:sz w:val="30"/>
+                <w:szCs w:val="30"/>
+              </w:rPr>
+              <w:t xml:space="preserve">　授课信息</w:t>
             </w:r>
           </w:p>
         </w:tc>
@@ -376,20 +239,20 @@
           <w:tcPr>
             <w:tcW w:w="1506" w:type="dxa"/>
             <w:tcBorders>
-              <w:top w:val="single" w:sz="4" w:space="0" w:color="BDD7EE"/>
-              <w:left w:val="single" w:sz="4" w:space="0" w:color="BDD7EE"/>
-              <w:bottom w:val="single" w:sz="4" w:space="0" w:color="BDD7EE"/>
-              <w:right w:val="single" w:sz="4" w:space="0" w:color="BDD7EE"/>
+              <w:top w:val="nil" w:sz="0" w:space="0" w:color="auto"/>
+              <w:left w:val="nil" w:sz="0" w:space="0" w:color="auto"/>
+              <w:bottom w:val="single" w:sz="12" w:space="0" w:color="FFFFFF"/>
+              <w:right w:val="nil" w:sz="0" w:space="0" w:color="auto"/>
             </w:tcBorders>
-            <w:shd w:val="clear" w:color="auto" w:fill="EAF1FB"/>
+            <w:shd w:val="clear" w:color="auto" w:fill="F5F5F7"/>
             <w:vAlign w:val="center"/>
           </w:tcPr>
           <w:p>
             <w:pPr>
               <w:snapToGrid w:val="0"/>
               <w:spacing w:before="0" w:after="0" w:line="240" w:lineRule="auto"/>
-              <w:ind w:firstLine="0"/>
-              <w:jc w:val="center"/>
+              <w:ind w:left="100" w:firstLine="0"/>
+              <w:jc w:val="left"/>
             </w:pPr>
             <w:r>
               <w:rPr>
@@ -397,17 +260,17 @@
               </w:rPr>
               <w:drawing>
                 <wp:inline distT="0" distB="0" distL="0" distR="0">
-                  <wp:extent cx="165100" cy="165100"/>
-                  <wp:docPr id="27" name="图标 27"/>
+                  <wp:extent cx="152400" cy="152400"/>
+                  <wp:docPr id="24" name="图标 24"/>
                   <a:graphic>
                     <a:graphicData uri="http://schemas.openxmlformats.org/drawingml/2006/picture">
                       <pic:pic>
                         <pic:nvPicPr>
-                          <pic:cNvPr id="27" name="books-2E75B6.png"/>
+                          <pic:cNvPr id="24" name="books-86868B.png"/>
                           <pic:cNvPicPr/>
                         </pic:nvPicPr>
                         <pic:blipFill>
-                          <a:blip r:embed="rId28"/>
+                          <a:blip r:embed="rId25"/>
                           <a:stretch>
                             <a:fillRect/>
                           </a:stretch>
@@ -415,7 +278,7 @@
                         <pic:spPr>
                           <a:xfrm>
                             <a:off x="0" y="0"/>
-                            <a:ext cx="165100" cy="165100"/>
+                            <a:ext cx="152400" cy="152400"/>
                           </a:xfrm>
                           <a:prstGeom prst="rect">
                             <a:avLst/>
@@ -430,13 +293,11 @@
             <w:r>
               <w:rPr>
                 <w:rFonts w:ascii="微软雅黑" w:hAnsi="微软雅黑" w:eastAsia="微软雅黑" w:cs="微软雅黑"/>
-                <w:b/>
-                <w:bCs/>
-                <w:color w:val="1F3864"/>
-                <w:sz w:val="22"/>
-                <w:szCs w:val="22"/>
-              </w:rPr>
-              <w:t xml:space="preserve"> 模块名称</w:t>
+                <w:color w:val="6E6E73"/>
+                <w:sz w:val="20"/>
+                <w:szCs w:val="20"/>
+              </w:rPr>
+              <w:t xml:space="preserve">  模块名称</w:t>
             </w:r>
           </w:p>
         </w:tc>
@@ -445,12 +306,12 @@
             <w:tcW w:w="4374" w:type="dxa"/>
             <w:gridSpan w:val="3"/>
             <w:tcBorders>
-              <w:top w:val="single" w:sz="4" w:space="0" w:color="BDD7EE"/>
-              <w:left w:val="single" w:sz="4" w:space="0" w:color="BDD7EE"/>
-              <w:bottom w:val="single" w:sz="4" w:space="0" w:color="BDD7EE"/>
-              <w:right w:val="single" w:sz="4" w:space="0" w:color="BDD7EE"/>
+              <w:top w:val="nil" w:sz="0" w:space="0" w:color="auto"/>
+              <w:left w:val="nil" w:sz="0" w:space="0" w:color="auto"/>
+              <w:bottom w:val="single" w:sz="12" w:space="0" w:color="FFFFFF"/>
+              <w:right w:val="nil" w:sz="0" w:space="0" w:color="auto"/>
             </w:tcBorders>
-            <w:shd w:val="clear" w:color="auto" w:fill="FFFFFF"/>
+            <w:shd w:val="clear" w:color="auto" w:fill="F5F5F7"/>
             <w:vAlign w:val="center"/>
           </w:tcPr>
           <w:p>
@@ -458,16 +319,16 @@
               <w:snapToGrid w:val="0"/>
               <w:spacing w:before="0" w:after="0" w:line="240" w:lineRule="auto"/>
               <w:ind w:firstLine="0"/>
-              <w:jc w:val="center"/>
+              <w:jc w:val="left"/>
             </w:pPr>
             <w:r>
               <w:rPr>
                 <w:rFonts w:ascii="微软雅黑" w:hAnsi="微软雅黑" w:eastAsia="微软雅黑" w:cs="微软雅黑"/>
-                <w:color w:val="262626"/>
+                <w:color w:val="1D1D1F"/>
                 <w:sz w:val="22"/>
                 <w:szCs w:val="22"/>
               </w:rPr>
-              <w:t xml:space="preserve">第二章  正投影作图基础</w:t>
+              <w:t xml:space="preserve">第二章　正投影作图基础</w:t>
             </w:r>
           </w:p>
         </w:tc>
@@ -476,20 +337,20 @@
             <w:tcW w:w="1635" w:type="dxa"/>
             <w:gridSpan w:val="2"/>
             <w:tcBorders>
-              <w:top w:val="single" w:sz="4" w:space="0" w:color="BDD7EE"/>
-              <w:left w:val="single" w:sz="4" w:space="0" w:color="BDD7EE"/>
-              <w:bottom w:val="single" w:sz="4" w:space="0" w:color="BDD7EE"/>
-              <w:right w:val="single" w:sz="4" w:space="0" w:color="BDD7EE"/>
+              <w:top w:val="nil" w:sz="0" w:space="0" w:color="auto"/>
+              <w:left w:val="nil" w:sz="0" w:space="0" w:color="auto"/>
+              <w:bottom w:val="single" w:sz="12" w:space="0" w:color="FFFFFF"/>
+              <w:right w:val="nil" w:sz="0" w:space="0" w:color="auto"/>
             </w:tcBorders>
-            <w:shd w:val="clear" w:color="auto" w:fill="EAF1FB"/>
+            <w:shd w:val="clear" w:color="auto" w:fill="F5F5F7"/>
             <w:vAlign w:val="center"/>
           </w:tcPr>
           <w:p>
             <w:pPr>
               <w:snapToGrid w:val="0"/>
               <w:spacing w:before="0" w:after="0" w:line="240" w:lineRule="auto"/>
-              <w:ind w:firstLine="0"/>
-              <w:jc w:val="center"/>
+              <w:ind w:left="100" w:firstLine="0"/>
+              <w:jc w:val="left"/>
             </w:pPr>
             <w:r>
               <w:rPr>
@@ -497,17 +358,17 @@
               </w:rPr>
               <w:drawing>
                 <wp:inline distT="0" distB="0" distL="0" distR="0">
-                  <wp:extent cx="165100" cy="165100"/>
-                  <wp:docPr id="28" name="图标 28"/>
+                  <wp:extent cx="152400" cy="152400"/>
+                  <wp:docPr id="25" name="图标 25"/>
                   <a:graphic>
                     <a:graphicData uri="http://schemas.openxmlformats.org/drawingml/2006/picture">
                       <pic:pic>
                         <pic:nvPicPr>
-                          <pic:cNvPr id="28" name="calendar-2E75B6.png"/>
+                          <pic:cNvPr id="25" name="calendar-86868B.png"/>
                           <pic:cNvPicPr/>
                         </pic:nvPicPr>
                         <pic:blipFill>
-                          <a:blip r:embed="rId29"/>
+                          <a:blip r:embed="rId26"/>
                           <a:stretch>
                             <a:fillRect/>
                           </a:stretch>
@@ -515,7 +376,7 @@
                         <pic:spPr>
                           <a:xfrm>
                             <a:off x="0" y="0"/>
-                            <a:ext cx="165100" cy="165100"/>
+                            <a:ext cx="152400" cy="152400"/>
                           </a:xfrm>
                           <a:prstGeom prst="rect">
                             <a:avLst/>
@@ -530,13 +391,11 @@
             <w:r>
               <w:rPr>
                 <w:rFonts w:ascii="微软雅黑" w:hAnsi="微软雅黑" w:eastAsia="微软雅黑" w:cs="微软雅黑"/>
-                <w:b/>
-                <w:bCs/>
-                <w:color w:val="1F3864"/>
-                <w:sz w:val="22"/>
-                <w:szCs w:val="22"/>
-              </w:rPr>
-              <w:t xml:space="preserve"> 授课时间</w:t>
+                <w:color w:val="6E6E73"/>
+                <w:sz w:val="20"/>
+                <w:szCs w:val="20"/>
+              </w:rPr>
+              <w:t xml:space="preserve">  授课时间</w:t>
             </w:r>
           </w:p>
         </w:tc>
@@ -545,12 +404,12 @@
             <w:tcW w:w="3599" w:type="dxa"/>
             <w:gridSpan w:val="2"/>
             <w:tcBorders>
-              <w:top w:val="single" w:sz="4" w:space="0" w:color="BDD7EE"/>
-              <w:left w:val="single" w:sz="4" w:space="0" w:color="BDD7EE"/>
-              <w:bottom w:val="single" w:sz="4" w:space="0" w:color="BDD7EE"/>
-              <w:right w:val="single" w:sz="4" w:space="0" w:color="BDD7EE"/>
+              <w:top w:val="nil" w:sz="0" w:space="0" w:color="auto"/>
+              <w:left w:val="nil" w:sz="0" w:space="0" w:color="auto"/>
+              <w:bottom w:val="single" w:sz="12" w:space="0" w:color="FFFFFF"/>
+              <w:right w:val="nil" w:sz="0" w:space="0" w:color="auto"/>
             </w:tcBorders>
-            <w:shd w:val="clear" w:color="auto" w:fill="FFFFFF"/>
+            <w:shd w:val="clear" w:color="auto" w:fill="F5F5F7"/>
             <w:vAlign w:val="center"/>
           </w:tcPr>
           <w:p>
@@ -558,12 +417,12 @@
               <w:snapToGrid w:val="0"/>
               <w:spacing w:before="0" w:after="0" w:line="240" w:lineRule="auto"/>
               <w:ind w:firstLine="0"/>
-              <w:jc w:val="center"/>
+              <w:jc w:val="left"/>
             </w:pPr>
             <w:r>
               <w:rPr>
                 <w:rFonts w:ascii="微软雅黑" w:hAnsi="微软雅黑" w:eastAsia="微软雅黑" w:cs="微软雅黑"/>
-                <w:color w:val="262626"/>
+                <w:color w:val="1D1D1F"/>
                 <w:sz w:val="22"/>
                 <w:szCs w:val="22"/>
               </w:rPr>
@@ -597,20 +456,20 @@
           <w:tcPr>
             <w:tcW w:w="1506" w:type="dxa"/>
             <w:tcBorders>
-              <w:top w:val="single" w:sz="4" w:space="0" w:color="BDD7EE"/>
-              <w:left w:val="single" w:sz="4" w:space="0" w:color="BDD7EE"/>
-              <w:bottom w:val="single" w:sz="4" w:space="0" w:color="BDD7EE"/>
-              <w:right w:val="single" w:sz="4" w:space="0" w:color="BDD7EE"/>
+              <w:top w:val="nil" w:sz="0" w:space="0" w:color="auto"/>
+              <w:left w:val="nil" w:sz="0" w:space="0" w:color="auto"/>
+              <w:bottom w:val="single" w:sz="12" w:space="0" w:color="FFFFFF"/>
+              <w:right w:val="nil" w:sz="0" w:space="0" w:color="auto"/>
             </w:tcBorders>
-            <w:shd w:val="clear" w:color="auto" w:fill="EAF1FB"/>
+            <w:shd w:val="clear" w:color="auto" w:fill="F5F5F7"/>
             <w:vAlign w:val="center"/>
           </w:tcPr>
           <w:p>
             <w:pPr>
               <w:snapToGrid w:val="0"/>
               <w:spacing w:before="0" w:after="0" w:line="240" w:lineRule="auto"/>
-              <w:ind w:firstLine="0"/>
-              <w:jc w:val="center"/>
+              <w:ind w:left="100" w:firstLine="0"/>
+              <w:jc w:val="left"/>
             </w:pPr>
             <w:r>
               <w:rPr>
@@ -618,17 +477,17 @@
               </w:rPr>
               <w:drawing>
                 <wp:inline distT="0" distB="0" distL="0" distR="0">
-                  <wp:extent cx="165100" cy="165100"/>
-                  <wp:docPr id="29" name="图标 29"/>
+                  <wp:extent cx="152400" cy="152400"/>
+                  <wp:docPr id="26" name="图标 26"/>
                   <a:graphic>
                     <a:graphicData uri="http://schemas.openxmlformats.org/drawingml/2006/picture">
                       <pic:pic>
                         <pic:nvPicPr>
-                          <pic:cNvPr id="29" name="list-details-2E75B6.png"/>
+                          <pic:cNvPr id="26" name="list-details-86868B.png"/>
                           <pic:cNvPicPr/>
                         </pic:nvPicPr>
                         <pic:blipFill>
-                          <a:blip r:embed="rId30"/>
+                          <a:blip r:embed="rId27"/>
                           <a:stretch>
                             <a:fillRect/>
                           </a:stretch>
@@ -636,7 +495,7 @@
                         <pic:spPr>
                           <a:xfrm>
                             <a:off x="0" y="0"/>
-                            <a:ext cx="165100" cy="165100"/>
+                            <a:ext cx="152400" cy="152400"/>
                           </a:xfrm>
                           <a:prstGeom prst="rect">
                             <a:avLst/>
@@ -651,13 +510,11 @@
             <w:r>
               <w:rPr>
                 <w:rFonts w:ascii="微软雅黑" w:hAnsi="微软雅黑" w:eastAsia="微软雅黑" w:cs="微软雅黑"/>
-                <w:b/>
-                <w:bCs/>
-                <w:color w:val="1F3864"/>
-                <w:sz w:val="22"/>
-                <w:szCs w:val="22"/>
-              </w:rPr>
-              <w:t xml:space="preserve"> 任务名称</w:t>
+                <w:color w:val="6E6E73"/>
+                <w:sz w:val="20"/>
+                <w:szCs w:val="20"/>
+              </w:rPr>
+              <w:t xml:space="preserve">  任务名称</w:t>
             </w:r>
           </w:p>
         </w:tc>
@@ -666,12 +523,12 @@
             <w:tcW w:w="4374" w:type="dxa"/>
             <w:gridSpan w:val="3"/>
             <w:tcBorders>
-              <w:top w:val="single" w:sz="4" w:space="0" w:color="BDD7EE"/>
-              <w:left w:val="single" w:sz="4" w:space="0" w:color="BDD7EE"/>
-              <w:bottom w:val="single" w:sz="4" w:space="0" w:color="BDD7EE"/>
-              <w:right w:val="single" w:sz="4" w:space="0" w:color="BDD7EE"/>
+              <w:top w:val="nil" w:sz="0" w:space="0" w:color="auto"/>
+              <w:left w:val="nil" w:sz="0" w:space="0" w:color="auto"/>
+              <w:bottom w:val="single" w:sz="12" w:space="0" w:color="FFFFFF"/>
+              <w:right w:val="nil" w:sz="0" w:space="0" w:color="auto"/>
             </w:tcBorders>
-            <w:shd w:val="clear" w:color="auto" w:fill="FFFFFF"/>
+            <w:shd w:val="clear" w:color="auto" w:fill="F5F5F7"/>
             <w:vAlign w:val="center"/>
           </w:tcPr>
           <w:p>
@@ -679,16 +536,16 @@
               <w:snapToGrid w:val="0"/>
               <w:spacing w:before="0" w:after="40" w:line="240" w:lineRule="auto"/>
               <w:ind w:firstLine="0"/>
-              <w:jc w:val="center"/>
+              <w:jc w:val="left"/>
             </w:pPr>
             <w:r>
               <w:rPr>
                 <w:rFonts w:ascii="微软雅黑" w:hAnsi="微软雅黑" w:eastAsia="微软雅黑" w:cs="微软雅黑"/>
-                <w:color w:val="262626"/>
+                <w:color w:val="1D1D1F"/>
                 <w:sz w:val="22"/>
                 <w:szCs w:val="22"/>
               </w:rPr>
-              <w:t xml:space="preserve">第1节  投影法概述</w:t>
+              <w:t xml:space="preserve">第1节　投影法概述</w:t>
             </w:r>
           </w:p>
           <w:p>
@@ -696,16 +553,16 @@
               <w:snapToGrid w:val="0"/>
               <w:spacing w:before="0" w:after="0" w:line="240" w:lineRule="auto"/>
               <w:ind w:firstLine="0"/>
-              <w:jc w:val="center"/>
+              <w:jc w:val="left"/>
             </w:pPr>
             <w:r>
               <w:rPr>
                 <w:rFonts w:ascii="微软雅黑" w:hAnsi="微软雅黑" w:eastAsia="微软雅黑" w:cs="微软雅黑"/>
-                <w:color w:val="262626"/>
+                <w:color w:val="1D1D1F"/>
                 <w:sz w:val="22"/>
                 <w:szCs w:val="22"/>
               </w:rPr>
-              <w:t xml:space="preserve">第2节  三视图的形成及其对应关系</w:t>
+              <w:t xml:space="preserve">第2节　三视图的形成及其对应关系</w:t>
             </w:r>
           </w:p>
         </w:tc>
@@ -714,20 +571,20 @@
             <w:tcW w:w="1635" w:type="dxa"/>
             <w:gridSpan w:val="2"/>
             <w:tcBorders>
-              <w:top w:val="single" w:sz="4" w:space="0" w:color="BDD7EE"/>
-              <w:left w:val="single" w:sz="4" w:space="0" w:color="BDD7EE"/>
-              <w:bottom w:val="single" w:sz="4" w:space="0" w:color="BDD7EE"/>
-              <w:right w:val="single" w:sz="4" w:space="0" w:color="BDD7EE"/>
+              <w:top w:val="nil" w:sz="0" w:space="0" w:color="auto"/>
+              <w:left w:val="nil" w:sz="0" w:space="0" w:color="auto"/>
+              <w:bottom w:val="single" w:sz="12" w:space="0" w:color="FFFFFF"/>
+              <w:right w:val="nil" w:sz="0" w:space="0" w:color="auto"/>
             </w:tcBorders>
-            <w:shd w:val="clear" w:color="auto" w:fill="EAF1FB"/>
+            <w:shd w:val="clear" w:color="auto" w:fill="F5F5F7"/>
             <w:vAlign w:val="center"/>
           </w:tcPr>
           <w:p>
             <w:pPr>
               <w:snapToGrid w:val="0"/>
               <w:spacing w:before="0" w:after="0" w:line="240" w:lineRule="auto"/>
-              <w:ind w:firstLine="0"/>
-              <w:jc w:val="center"/>
+              <w:ind w:left="100" w:firstLine="0"/>
+              <w:jc w:val="left"/>
             </w:pPr>
             <w:r>
               <w:rPr>
@@ -735,17 +592,17 @@
               </w:rPr>
               <w:drawing>
                 <wp:inline distT="0" distB="0" distL="0" distR="0">
-                  <wp:extent cx="165100" cy="165100"/>
-                  <wp:docPr id="30" name="图标 30"/>
+                  <wp:extent cx="152400" cy="152400"/>
+                  <wp:docPr id="27" name="图标 27"/>
                   <a:graphic>
                     <a:graphicData uri="http://schemas.openxmlformats.org/drawingml/2006/picture">
                       <pic:pic>
                         <pic:nvPicPr>
-                          <pic:cNvPr id="30" name="map-pin-2E75B6.png"/>
+                          <pic:cNvPr id="27" name="map-pin-86868B.png"/>
                           <pic:cNvPicPr/>
                         </pic:nvPicPr>
                         <pic:blipFill>
-                          <a:blip r:embed="rId31"/>
+                          <a:blip r:embed="rId28"/>
                           <a:stretch>
                             <a:fillRect/>
                           </a:stretch>
@@ -753,7 +610,7 @@
                         <pic:spPr>
                           <a:xfrm>
                             <a:off x="0" y="0"/>
-                            <a:ext cx="165100" cy="165100"/>
+                            <a:ext cx="152400" cy="152400"/>
                           </a:xfrm>
                           <a:prstGeom prst="rect">
                             <a:avLst/>
@@ -768,13 +625,11 @@
             <w:r>
               <w:rPr>
                 <w:rFonts w:ascii="微软雅黑" w:hAnsi="微软雅黑" w:eastAsia="微软雅黑" w:cs="微软雅黑"/>
-                <w:b/>
-                <w:bCs/>
-                <w:color w:val="1F3864"/>
-                <w:sz w:val="22"/>
-                <w:szCs w:val="22"/>
-              </w:rPr>
-              <w:t xml:space="preserve"> 授课地点</w:t>
+                <w:color w:val="6E6E73"/>
+                <w:sz w:val="20"/>
+                <w:szCs w:val="20"/>
+              </w:rPr>
+              <w:t xml:space="preserve">  授课地点</w:t>
             </w:r>
           </w:p>
         </w:tc>
@@ -783,12 +638,12 @@
             <w:tcW w:w="3599" w:type="dxa"/>
             <w:gridSpan w:val="2"/>
             <w:tcBorders>
-              <w:top w:val="single" w:sz="4" w:space="0" w:color="BDD7EE"/>
-              <w:left w:val="single" w:sz="4" w:space="0" w:color="BDD7EE"/>
-              <w:bottom w:val="single" w:sz="4" w:space="0" w:color="BDD7EE"/>
-              <w:right w:val="single" w:sz="4" w:space="0" w:color="BDD7EE"/>
+              <w:top w:val="nil" w:sz="0" w:space="0" w:color="auto"/>
+              <w:left w:val="nil" w:sz="0" w:space="0" w:color="auto"/>
+              <w:bottom w:val="single" w:sz="12" w:space="0" w:color="FFFFFF"/>
+              <w:right w:val="nil" w:sz="0" w:space="0" w:color="auto"/>
             </w:tcBorders>
-            <w:shd w:val="clear" w:color="auto" w:fill="FFFFFF"/>
+            <w:shd w:val="clear" w:color="auto" w:fill="F5F5F7"/>
             <w:vAlign w:val="center"/>
           </w:tcPr>
           <w:p>
@@ -796,12 +651,12 @@
               <w:snapToGrid w:val="0"/>
               <w:spacing w:before="0" w:after="0" w:line="240" w:lineRule="auto"/>
               <w:ind w:firstLine="0"/>
-              <w:jc w:val="center"/>
+              <w:jc w:val="left"/>
             </w:pPr>
             <w:r>
               <w:rPr>
                 <w:rFonts w:ascii="微软雅黑" w:hAnsi="微软雅黑" w:eastAsia="微软雅黑" w:cs="微软雅黑"/>
-                <w:color w:val="262626"/>
+                <w:color w:val="1D1D1F"/>
                 <w:sz w:val="22"/>
                 <w:szCs w:val="22"/>
               </w:rPr>
@@ -835,20 +690,20 @@
           <w:tcPr>
             <w:tcW w:w="1506" w:type="dxa"/>
             <w:tcBorders>
-              <w:top w:val="single" w:sz="4" w:space="0" w:color="BDD7EE"/>
-              <w:left w:val="single" w:sz="4" w:space="0" w:color="BDD7EE"/>
-              <w:bottom w:val="single" w:sz="4" w:space="0" w:color="BDD7EE"/>
-              <w:right w:val="single" w:sz="4" w:space="0" w:color="BDD7EE"/>
+              <w:top w:val="nil" w:sz="0" w:space="0" w:color="auto"/>
+              <w:left w:val="nil" w:sz="0" w:space="0" w:color="auto"/>
+              <w:bottom w:val="single" w:sz="12" w:space="0" w:color="FFFFFF"/>
+              <w:right w:val="nil" w:sz="0" w:space="0" w:color="auto"/>
             </w:tcBorders>
-            <w:shd w:val="clear" w:color="auto" w:fill="EAF1FB"/>
+            <w:shd w:val="clear" w:color="auto" w:fill="F5F5F7"/>
             <w:vAlign w:val="center"/>
           </w:tcPr>
           <w:p>
             <w:pPr>
               <w:snapToGrid w:val="0"/>
               <w:spacing w:before="0" w:after="0" w:line="240" w:lineRule="auto"/>
-              <w:ind w:firstLine="0"/>
-              <w:jc w:val="center"/>
+              <w:ind w:left="100" w:firstLine="0"/>
+              <w:jc w:val="left"/>
             </w:pPr>
             <w:r>
               <w:rPr>
@@ -856,17 +711,17 @@
               </w:rPr>
               <w:drawing>
                 <wp:inline distT="0" distB="0" distL="0" distR="0">
-                  <wp:extent cx="165100" cy="165100"/>
-                  <wp:docPr id="31" name="图标 31"/>
+                  <wp:extent cx="152400" cy="152400"/>
+                  <wp:docPr id="28" name="图标 28"/>
                   <a:graphic>
                     <a:graphicData uri="http://schemas.openxmlformats.org/drawingml/2006/picture">
                       <pic:pic>
                         <pic:nvPicPr>
-                          <pic:cNvPr id="31" name="clock-2E75B6.png"/>
+                          <pic:cNvPr id="28" name="clock-86868B.png"/>
                           <pic:cNvPicPr/>
                         </pic:nvPicPr>
                         <pic:blipFill>
-                          <a:blip r:embed="rId32"/>
+                          <a:blip r:embed="rId29"/>
                           <a:stretch>
                             <a:fillRect/>
                           </a:stretch>
@@ -874,7 +729,7 @@
                         <pic:spPr>
                           <a:xfrm>
                             <a:off x="0" y="0"/>
-                            <a:ext cx="165100" cy="165100"/>
+                            <a:ext cx="152400" cy="152400"/>
                           </a:xfrm>
                           <a:prstGeom prst="rect">
                             <a:avLst/>
@@ -889,13 +744,11 @@
             <w:r>
               <w:rPr>
                 <w:rFonts w:ascii="微软雅黑" w:hAnsi="微软雅黑" w:eastAsia="微软雅黑" w:cs="微软雅黑"/>
-                <w:b/>
-                <w:bCs/>
-                <w:color w:val="1F3864"/>
-                <w:sz w:val="22"/>
-                <w:szCs w:val="22"/>
-              </w:rPr>
-              <w:t xml:space="preserve"> 授课时数</w:t>
+                <w:color w:val="6E6E73"/>
+                <w:sz w:val="20"/>
+                <w:szCs w:val="20"/>
+              </w:rPr>
+              <w:t xml:space="preserve">  授课时数</w:t>
             </w:r>
           </w:p>
         </w:tc>
@@ -904,12 +757,12 @@
             <w:tcW w:w="4374" w:type="dxa"/>
             <w:gridSpan w:val="3"/>
             <w:tcBorders>
-              <w:top w:val="single" w:sz="4" w:space="0" w:color="BDD7EE"/>
-              <w:left w:val="single" w:sz="4" w:space="0" w:color="BDD7EE"/>
-              <w:bottom w:val="single" w:sz="4" w:space="0" w:color="BDD7EE"/>
-              <w:right w:val="single" w:sz="4" w:space="0" w:color="BDD7EE"/>
+              <w:top w:val="nil" w:sz="0" w:space="0" w:color="auto"/>
+              <w:left w:val="nil" w:sz="0" w:space="0" w:color="auto"/>
+              <w:bottom w:val="single" w:sz="12" w:space="0" w:color="FFFFFF"/>
+              <w:right w:val="nil" w:sz="0" w:space="0" w:color="auto"/>
             </w:tcBorders>
-            <w:shd w:val="clear" w:color="auto" w:fill="FFFFFF"/>
+            <w:shd w:val="clear" w:color="auto" w:fill="F5F5F7"/>
             <w:vAlign w:val="center"/>
           </w:tcPr>
           <w:p>
@@ -917,14 +770,14 @@
               <w:snapToGrid w:val="0"/>
               <w:spacing w:before="0" w:after="0" w:line="240" w:lineRule="auto"/>
               <w:ind w:firstLine="0"/>
-              <w:jc w:val="center"/>
+              <w:jc w:val="left"/>
             </w:pPr>
             <w:r>
               <w:rPr>
                 <w:rFonts w:ascii="微软雅黑" w:hAnsi="微软雅黑" w:eastAsia="微软雅黑" w:cs="微软雅黑"/>
                 <w:b/>
                 <w:bCs/>
-                <w:color w:val="2E75B6"/>
+                <w:color w:val="1D1D1F"/>
                 <w:sz w:val="26"/>
                 <w:szCs w:val="26"/>
               </w:rPr>
@@ -933,7 +786,7 @@
             <w:r>
               <w:rPr>
                 <w:rFonts w:ascii="微软雅黑" w:hAnsi="微软雅黑" w:eastAsia="微软雅黑" w:cs="微软雅黑"/>
-                <w:color w:val="262626"/>
+                <w:color w:val="1D1D1F"/>
                 <w:sz w:val="22"/>
                 <w:szCs w:val="22"/>
               </w:rPr>
@@ -946,20 +799,20 @@
             <w:tcW w:w="1635" w:type="dxa"/>
             <w:gridSpan w:val="2"/>
             <w:tcBorders>
-              <w:top w:val="single" w:sz="4" w:space="0" w:color="BDD7EE"/>
-              <w:left w:val="single" w:sz="4" w:space="0" w:color="BDD7EE"/>
-              <w:bottom w:val="single" w:sz="4" w:space="0" w:color="BDD7EE"/>
-              <w:right w:val="single" w:sz="4" w:space="0" w:color="BDD7EE"/>
+              <w:top w:val="nil" w:sz="0" w:space="0" w:color="auto"/>
+              <w:left w:val="nil" w:sz="0" w:space="0" w:color="auto"/>
+              <w:bottom w:val="single" w:sz="12" w:space="0" w:color="FFFFFF"/>
+              <w:right w:val="nil" w:sz="0" w:space="0" w:color="auto"/>
             </w:tcBorders>
-            <w:shd w:val="clear" w:color="auto" w:fill="EAF1FB"/>
+            <w:shd w:val="clear" w:color="auto" w:fill="F5F5F7"/>
             <w:vAlign w:val="center"/>
           </w:tcPr>
           <w:p>
             <w:pPr>
               <w:snapToGrid w:val="0"/>
               <w:spacing w:before="0" w:after="0" w:line="240" w:lineRule="auto"/>
-              <w:ind w:firstLine="0"/>
-              <w:jc w:val="center"/>
+              <w:ind w:left="100" w:firstLine="0"/>
+              <w:jc w:val="left"/>
             </w:pPr>
             <w:r>
               <w:rPr>
@@ -967,17 +820,17 @@
               </w:rPr>
               <w:drawing>
                 <wp:inline distT="0" distB="0" distL="0" distR="0">
-                  <wp:extent cx="165100" cy="165100"/>
-                  <wp:docPr id="32" name="图标 32"/>
+                  <wp:extent cx="152400" cy="152400"/>
+                  <wp:docPr id="29" name="图标 29"/>
                   <a:graphic>
                     <a:graphicData uri="http://schemas.openxmlformats.org/drawingml/2006/picture">
                       <pic:pic>
                         <pic:nvPicPr>
-                          <pic:cNvPr id="32" name="tools-2E75B6.png"/>
+                          <pic:cNvPr id="29" name="tools-86868B.png"/>
                           <pic:cNvPicPr/>
                         </pic:nvPicPr>
                         <pic:blipFill>
-                          <a:blip r:embed="rId33"/>
+                          <a:blip r:embed="rId30"/>
                           <a:stretch>
                             <a:fillRect/>
                           </a:stretch>
@@ -985,7 +838,7 @@
                         <pic:spPr>
                           <a:xfrm>
                             <a:off x="0" y="0"/>
-                            <a:ext cx="165100" cy="165100"/>
+                            <a:ext cx="152400" cy="152400"/>
                           </a:xfrm>
                           <a:prstGeom prst="rect">
                             <a:avLst/>
@@ -1000,13 +853,11 @@
             <w:r>
               <w:rPr>
                 <w:rFonts w:ascii="微软雅黑" w:hAnsi="微软雅黑" w:eastAsia="微软雅黑" w:cs="微软雅黑"/>
-                <w:b/>
-                <w:bCs/>
-                <w:color w:val="1F3864"/>
-                <w:sz w:val="22"/>
-                <w:szCs w:val="22"/>
-              </w:rPr>
-              <w:t xml:space="preserve"> 授课类型</w:t>
+                <w:color w:val="6E6E73"/>
+                <w:sz w:val="20"/>
+                <w:szCs w:val="20"/>
+              </w:rPr>
+              <w:t xml:space="preserve">  授课类型</w:t>
             </w:r>
           </w:p>
         </w:tc>
@@ -1015,12 +866,12 @@
             <w:tcW w:w="3599" w:type="dxa"/>
             <w:gridSpan w:val="2"/>
             <w:tcBorders>
-              <w:top w:val="single" w:sz="4" w:space="0" w:color="BDD7EE"/>
-              <w:left w:val="single" w:sz="4" w:space="0" w:color="BDD7EE"/>
-              <w:bottom w:val="single" w:sz="4" w:space="0" w:color="BDD7EE"/>
-              <w:right w:val="single" w:sz="4" w:space="0" w:color="BDD7EE"/>
+              <w:top w:val="nil" w:sz="0" w:space="0" w:color="auto"/>
+              <w:left w:val="nil" w:sz="0" w:space="0" w:color="auto"/>
+              <w:bottom w:val="single" w:sz="12" w:space="0" w:color="FFFFFF"/>
+              <w:right w:val="nil" w:sz="0" w:space="0" w:color="auto"/>
             </w:tcBorders>
-            <w:shd w:val="clear" w:color="auto" w:fill="FFFFFF"/>
+            <w:shd w:val="clear" w:color="auto" w:fill="F5F5F7"/>
             <w:vAlign w:val="center"/>
           </w:tcPr>
           <w:p>
@@ -1028,19 +879,19 @@
               <w:snapToGrid w:val="0"/>
               <w:spacing w:before="0" w:after="0" w:line="240" w:lineRule="auto"/>
               <w:ind w:firstLine="0"/>
-              <w:jc w:val="center"/>
+              <w:jc w:val="left"/>
             </w:pPr>
             <w:r>
               <w:rPr>
                 <w:rFonts w:ascii="微软雅黑" w:hAnsi="微软雅黑" w:eastAsia="微软雅黑" w:cs="微软雅黑"/>
                 <w:b/>
                 <w:bCs/>
-                <w:color w:val="FFFFFF"/>
-                <w:sz w:val="21"/>
-                <w:szCs w:val="21"/>
-                <w:shd w:val="clear" w:color="auto" w:fill="2E75B6"/>
-              </w:rPr>
-              <w:t xml:space="preserve">  理实一体  </w:t>
+                <w:color w:val="0071E3"/>
+                <w:sz w:val="20"/>
+                <w:szCs w:val="20"/>
+                <w:shd w:val="clear" w:color="auto" w:fill="E8F1FC"/>
+              </w:rPr>
+              <w:t xml:space="preserve"> 理实一体 </w:t>
             </w:r>
           </w:p>
         </w:tc>
@@ -1070,20 +921,20 @@
           <w:tcPr>
             <w:tcW w:w="1506" w:type="dxa"/>
             <w:tcBorders>
-              <w:top w:val="single" w:sz="4" w:space="0" w:color="BDD7EE"/>
-              <w:left w:val="single" w:sz="4" w:space="0" w:color="BDD7EE"/>
-              <w:bottom w:val="single" w:sz="4" w:space="0" w:color="BDD7EE"/>
-              <w:right w:val="single" w:sz="4" w:space="0" w:color="BDD7EE"/>
+              <w:top w:val="nil" w:sz="0" w:space="0" w:color="auto"/>
+              <w:left w:val="nil" w:sz="0" w:space="0" w:color="auto"/>
+              <w:bottom w:val="nil" w:sz="0" w:space="0" w:color="auto"/>
+              <w:right w:val="nil" w:sz="0" w:space="0" w:color="auto"/>
             </w:tcBorders>
-            <w:shd w:val="clear" w:color="auto" w:fill="EAF1FB"/>
+            <w:shd w:val="clear" w:color="auto" w:fill="F5F5F7"/>
             <w:vAlign w:val="center"/>
           </w:tcPr>
           <w:p>
             <w:pPr>
               <w:snapToGrid w:val="0"/>
               <w:spacing w:before="0" w:after="0" w:line="240" w:lineRule="auto"/>
-              <w:ind w:firstLine="0"/>
-              <w:jc w:val="center"/>
+              <w:ind w:left="100" w:firstLine="0"/>
+              <w:jc w:val="left"/>
             </w:pPr>
             <w:r>
               <w:rPr>
@@ -1091,17 +942,17 @@
               </w:rPr>
               <w:drawing>
                 <wp:inline distT="0" distB="0" distL="0" distR="0">
-                  <wp:extent cx="165100" cy="165100"/>
-                  <wp:docPr id="33" name="图标 33"/>
+                  <wp:extent cx="152400" cy="152400"/>
+                  <wp:docPr id="30" name="图标 30"/>
                   <a:graphic>
                     <a:graphicData uri="http://schemas.openxmlformats.org/drawingml/2006/picture">
                       <pic:pic>
                         <pic:nvPicPr>
-                          <pic:cNvPr id="33" name="users-2E75B6.png"/>
+                          <pic:cNvPr id="30" name="users-86868B.png"/>
                           <pic:cNvPicPr/>
                         </pic:nvPicPr>
                         <pic:blipFill>
-                          <a:blip r:embed="rId34"/>
+                          <a:blip r:embed="rId31"/>
                           <a:stretch>
                             <a:fillRect/>
                           </a:stretch>
@@ -1109,7 +960,7 @@
                         <pic:spPr>
                           <a:xfrm>
                             <a:off x="0" y="0"/>
-                            <a:ext cx="165100" cy="165100"/>
+                            <a:ext cx="152400" cy="152400"/>
                           </a:xfrm>
                           <a:prstGeom prst="rect">
                             <a:avLst/>
@@ -1124,13 +975,11 @@
             <w:r>
               <w:rPr>
                 <w:rFonts w:ascii="微软雅黑" w:hAnsi="微软雅黑" w:eastAsia="微软雅黑" w:cs="微软雅黑"/>
-                <w:b/>
-                <w:bCs/>
-                <w:color w:val="1F3864"/>
-                <w:sz w:val="22"/>
-                <w:szCs w:val="22"/>
-              </w:rPr>
-              <w:t xml:space="preserve"> 授课班级</w:t>
+                <w:color w:val="6E6E73"/>
+                <w:sz w:val="20"/>
+                <w:szCs w:val="20"/>
+              </w:rPr>
+              <w:t xml:space="preserve">  授课班级</w:t>
             </w:r>
           </w:p>
         </w:tc>
@@ -1139,12 +988,12 @@
             <w:tcW w:w="9608" w:type="dxa"/>
             <w:gridSpan w:val="7"/>
             <w:tcBorders>
-              <w:top w:val="single" w:sz="4" w:space="0" w:color="BDD7EE"/>
-              <w:left w:val="single" w:sz="4" w:space="0" w:color="BDD7EE"/>
-              <w:bottom w:val="single" w:sz="4" w:space="0" w:color="BDD7EE"/>
-              <w:right w:val="single" w:sz="4" w:space="0" w:color="BDD7EE"/>
+              <w:top w:val="nil" w:sz="0" w:space="0" w:color="auto"/>
+              <w:left w:val="nil" w:sz="0" w:space="0" w:color="auto"/>
+              <w:bottom w:val="nil" w:sz="0" w:space="0" w:color="auto"/>
+              <w:right w:val="nil" w:sz="0" w:space="0" w:color="auto"/>
             </w:tcBorders>
-            <w:shd w:val="clear" w:color="auto" w:fill="FFFFFF"/>
+            <w:shd w:val="clear" w:color="auto" w:fill="F5F5F7"/>
             <w:vAlign w:val="center"/>
           </w:tcPr>
           <w:p>
@@ -1152,12 +1001,12 @@
               <w:snapToGrid w:val="0"/>
               <w:spacing w:before="0" w:after="0" w:line="240" w:lineRule="auto"/>
               <w:ind w:firstLine="0"/>
-              <w:jc w:val="center"/>
+              <w:jc w:val="left"/>
             </w:pPr>
             <w:r>
               <w:rPr>
                 <w:rFonts w:ascii="微软雅黑" w:hAnsi="微软雅黑" w:eastAsia="微软雅黑" w:cs="微软雅黑"/>
-                <w:color w:val="262626"/>
+                <w:color w:val="1D1D1F"/>
                 <w:sz w:val="22"/>
                 <w:szCs w:val="22"/>
               </w:rPr>
@@ -1184,87 +1033,52 @@
           </w:tblCellMar>
         </w:tblPrEx>
         <w:trPr>
-          <w:trHeight w:val="560" w:hRule="atLeast"/>
+          <w:trHeight w:val="640" w:hRule="atLeast"/>
           <w:jc w:val="center"/>
         </w:trPr>
-        <w:tc xmlns:a="http://schemas.openxmlformats.org/drawingml/2006/main" xmlns:pic="http://schemas.openxmlformats.org/drawingml/2006/picture">
+        <w:tc>
           <w:tcPr>
             <w:tcW w:w="11114" w:type="dxa"/>
             <w:gridSpan w:val="8"/>
             <w:tcBorders>
-              <w:top w:val="single" w:sz="4" w:space="0" w:color="1F3864"/>
-              <w:left w:val="single" w:sz="4" w:space="0" w:color="1F3864"/>
-              <w:bottom w:val="single" w:sz="4" w:space="0" w:color="1F3864"/>
-              <w:right w:val="single" w:sz="4" w:space="0" w:color="1F3864"/>
+              <w:top w:val="nil" w:sz="0" w:space="0" w:color="auto"/>
+              <w:left w:val="nil" w:sz="0" w:space="0" w:color="auto"/>
+              <w:bottom w:val="nil" w:sz="0" w:space="0" w:color="auto"/>
+              <w:right w:val="nil" w:sz="0" w:space="0" w:color="auto"/>
             </w:tcBorders>
-            <w:shd w:val="clear" w:color="auto" w:fill="1F3864"/>
-            <w:vAlign w:val="center"/>
+            <w:tcMar>
+              <w:left w:w="60" w:type="dxa"/>
+            </w:tcMar>
+            <w:vAlign w:val="bottom"/>
           </w:tcPr>
           <w:p>
             <w:pPr>
               <w:snapToGrid w:val="0"/>
-              <w:spacing w:before="0" w:after="0" w:line="240" w:lineRule="auto"/>
-              <w:ind w:left="160" w:firstLine="0"/>
+              <w:spacing w:before="200" w:after="100" w:line="240" w:lineRule="auto"/>
+              <w:ind w:firstLine="0"/>
               <w:jc w:val="left"/>
             </w:pPr>
-            <w:r>
-              <w:rPr>
-                <w:position w:val="-6"/>
-              </w:rPr>
-              <w:drawing>
-                <wp:inline distT="0" distB="0" distL="0" distR="0">
-                  <wp:extent cx="190500" cy="190500"/>
-                  <wp:docPr id="26" name="图标 26"/>
-                  <a:graphic>
-                    <a:graphicData uri="http://schemas.openxmlformats.org/drawingml/2006/picture">
-                      <pic:pic>
-                        <pic:nvPicPr>
-                          <pic:cNvPr id="26" name="chalkboard-FFFFFF.png"/>
-                          <pic:cNvPicPr/>
-                        </pic:nvPicPr>
-                        <pic:blipFill>
-                          <a:blip r:embed="rId27"/>
-                          <a:stretch>
-                            <a:fillRect/>
-                          </a:stretch>
-                        </pic:blipFill>
-                        <pic:spPr>
-                          <a:xfrm>
-                            <a:off x="0" y="0"/>
-                            <a:ext cx="190500" cy="190500"/>
-                          </a:xfrm>
-                          <a:prstGeom prst="rect">
-                            <a:avLst/>
-                          </a:prstGeom>
-                        </pic:spPr>
-                      </pic:pic>
-                    </a:graphicData>
-                  </a:graphic>
-                </wp:inline>
-              </w:drawing>
-            </w:r>
             <w:r>
               <w:rPr>
                 <w:rFonts w:ascii="微软雅黑" w:hAnsi="微软雅黑" w:eastAsia="微软雅黑" w:cs="微软雅黑"/>
                 <w:b/>
                 <w:bCs/>
-                <w:color w:val="D9A441"/>
-                <w:sz w:val="26"/>
-                <w:szCs w:val="26"/>
-              </w:rPr>
-              <w:t xml:space="preserve">  02</w:t>
+                <w:color w:val="0071E3"/>
+                <w:sz w:val="22"/>
+                <w:szCs w:val="22"/>
+              </w:rPr>
+              <w:t xml:space="preserve">02</w:t>
             </w:r>
             <w:r>
               <w:rPr>
                 <w:rFonts w:ascii="微软雅黑" w:hAnsi="微软雅黑" w:eastAsia="微软雅黑" w:cs="微软雅黑"/>
                 <w:b/>
                 <w:bCs/>
-                <w:color w:val="FFFFFF"/>
-                <w:spacing w:val="40"/>
-                <w:sz w:val="26"/>
-                <w:szCs w:val="26"/>
-              </w:rPr>
-              <w:t xml:space="preserve">  教学设计</w:t>
+                <w:color w:val="1D1D1F"/>
+                <w:sz w:val="30"/>
+                <w:szCs w:val="30"/>
+              </w:rPr>
+              <w:t xml:space="preserve">　教学设计</w:t>
             </w:r>
           </w:p>
         </w:tc>
@@ -1295,35 +1109,34 @@
             <w:tcW w:w="1506" w:type="dxa"/>
             <w:vMerge w:val="restart"/>
             <w:tcBorders>
-              <w:top w:val="single" w:sz="4" w:space="0" w:color="2E75B6"/>
-              <w:left w:val="single" w:sz="4" w:space="0" w:color="2E75B6"/>
-              <w:bottom w:val="single" w:sz="4" w:space="0" w:color="2E75B6"/>
-              <w:right w:val="single" w:sz="4" w:space="0" w:color="2E75B6"/>
+              <w:top w:val="nil" w:sz="0" w:space="0" w:color="auto"/>
+              <w:left w:val="nil" w:sz="0" w:space="0" w:color="auto"/>
+              <w:bottom w:val="nil" w:sz="0" w:space="0" w:color="auto"/>
+              <w:right w:val="nil" w:sz="0" w:space="0" w:color="auto"/>
             </w:tcBorders>
-            <w:shd w:val="clear" w:color="auto" w:fill="2E75B6"/>
-            <w:vAlign w:val="center"/>
+            <w:vAlign w:val="top"/>
           </w:tcPr>
           <w:p>
             <w:pPr>
               <w:snapToGrid w:val="0"/>
-              <w:spacing w:before="0" w:after="80" w:line="240" w:lineRule="auto"/>
-              <w:ind w:firstLine="0"/>
-              <w:jc w:val="center"/>
+              <w:spacing w:before="160" w:after="80" w:line="240" w:lineRule="auto"/>
+              <w:ind w:left="60" w:firstLine="0"/>
+              <w:jc w:val="left"/>
             </w:pPr>
             <w:r>
               <w:drawing>
                 <wp:inline distT="0" distB="0" distL="0" distR="0">
-                  <wp:extent cx="330200" cy="330200"/>
-                  <wp:docPr id="34" name="图标 34"/>
+                  <wp:extent cx="254000" cy="254000"/>
+                  <wp:docPr id="31" name="图标 31"/>
                   <a:graphic>
                     <a:graphicData uri="http://schemas.openxmlformats.org/drawingml/2006/picture">
                       <pic:pic>
                         <pic:nvPicPr>
-                          <pic:cNvPr id="34" name="file-analytics-FFFFFF.png"/>
+                          <pic:cNvPr id="31" name="file-analytics-0071E3.png"/>
                           <pic:cNvPicPr/>
                         </pic:nvPicPr>
                         <pic:blipFill>
-                          <a:blip r:embed="rId35"/>
+                          <a:blip r:embed="rId32"/>
                           <a:stretch>
                             <a:fillRect/>
                           </a:stretch>
@@ -1331,7 +1144,7 @@
                         <pic:spPr>
                           <a:xfrm>
                             <a:off x="0" y="0"/>
-                            <a:ext cx="330200" cy="330200"/>
+                            <a:ext cx="254000" cy="254000"/>
                           </a:xfrm>
                           <a:prstGeom prst="rect">
                             <a:avLst/>
@@ -1348,40 +1161,19 @@
             <w:pPr>
               <w:snapToGrid w:val="0"/>
               <w:spacing w:before="0" w:after="0" w:line="240" w:lineRule="auto"/>
-              <w:ind w:firstLine="0"/>
-              <w:jc w:val="center"/>
+              <w:ind w:left="60" w:firstLine="0"/>
+              <w:jc w:val="left"/>
             </w:pPr>
             <w:r>
               <w:rPr>
                 <w:rFonts w:ascii="微软雅黑" w:hAnsi="微软雅黑" w:eastAsia="微软雅黑" w:cs="微软雅黑"/>
                 <w:b/>
                 <w:bCs/>
-                <w:color w:val="FFFFFF"/>
-                <w:spacing w:val="40"/>
+                <w:color w:val="1D1D1F"/>
                 <w:sz w:val="24"/>
                 <w:szCs w:val="24"/>
               </w:rPr>
-              <w:t xml:space="preserve">内容</w:t>
-            </w:r>
-          </w:p>
-          <w:p>
-            <w:pPr>
-              <w:snapToGrid w:val="0"/>
-              <w:spacing w:before="0" w:after="0" w:line="240" w:lineRule="auto"/>
-              <w:ind w:firstLine="0"/>
-              <w:jc w:val="center"/>
-            </w:pPr>
-            <w:r>
-              <w:rPr>
-                <w:rFonts w:ascii="微软雅黑" w:hAnsi="微软雅黑" w:eastAsia="微软雅黑" w:cs="微软雅黑"/>
-                <w:b/>
-                <w:bCs/>
-                <w:color w:val="FFFFFF"/>
-                <w:spacing w:val="40"/>
-                <w:sz w:val="24"/>
-                <w:szCs w:val="24"/>
-              </w:rPr>
-              <w:t xml:space="preserve">分析</w:t>
+              <w:t xml:space="preserve">内容分析</w:t>
             </w:r>
           </w:p>
         </w:tc>
@@ -1390,39 +1182,22 @@
             <w:tcW w:w="9608" w:type="dxa"/>
             <w:gridSpan w:val="7"/>
             <w:tcBorders>
-              <w:top w:val="single" w:sz="4" w:space="0" w:color="BDD7EE"/>
-              <w:left w:val="single" w:sz="4" w:space="0" w:color="BDD7EE"/>
-              <w:bottom w:val="single" w:sz="4" w:space="0" w:color="BDD7EE"/>
-              <w:right w:val="single" w:sz="4" w:space="0" w:color="BDD7EE"/>
+              <w:top w:val="nil" w:sz="0" w:space="0" w:color="auto"/>
+              <w:left w:val="nil" w:sz="0" w:space="0" w:color="auto"/>
+              <w:bottom w:val="nil" w:sz="0" w:space="0" w:color="auto"/>
+              <w:right w:val="nil" w:sz="0" w:space="0" w:color="auto"/>
             </w:tcBorders>
             <w:tcMar>
-              <w:left w:w="100" w:type="dxa"/>
-              <w:right w:w="100" w:type="dxa"/>
+              <w:left w:w="0" w:type="dxa"/>
+              <w:right w:w="0" w:type="dxa"/>
             </w:tcMar>
             <w:vAlign w:val="top"/>
           </w:tcPr>
-          <w:p>
-            <w:pPr>
-              <w:snapToGrid w:val="0"/>
-              <w:spacing w:before="0" w:after="0" w:line="240" w:lineRule="auto"/>
-              <w:ind w:firstLine="0"/>
-              <w:jc w:val="left"/>
-            </w:pPr>
-            <w:r>
-              <w:rPr>
-                <w:rFonts w:ascii="微软雅黑" w:hAnsi="微软雅黑" w:eastAsia="微软雅黑" w:cs="微软雅黑"/>
-                <w:color w:val="262626"/>
-                <w:sz w:val="6"/>
-                <w:szCs w:val="6"/>
-              </w:rPr>
-              <w:t xml:space="preserve"/>
-            </w:r>
-          </w:p>
           <w:tbl>
             <w:tblPr>
-              <w:tblW w:w="9408" w:type="dxa"/>
+              <w:tblW w:w="9528" w:type="dxa"/>
               <w:jc w:val="center"/>
-              <w:tblCellSpacing w:w="50" w:type="dxa"/>
+              <w:tblCellSpacing w:w="70" w:type="dxa"/>
               <w:tblBorders>
                 <w:top w:val="nil" w:sz="0" w:space="0" w:color="auto"/>
                 <w:left w:val="nil" w:sz="0" w:space="0" w:color="auto"/>
@@ -1434,28 +1209,28 @@
               <w:tblLayout w:type="fixed"/>
             </w:tblPr>
             <w:tblGrid>
-              <w:gridCol w:w="4704"/>
-              <w:gridCol w:w="4704"/>
+              <w:gridCol w:w="4764"/>
+              <w:gridCol w:w="4764"/>
             </w:tblGrid>
             <w:tr>
               <w:trPr>
-                <w:tblCellSpacing w:w="50" w:type="dxa"/>
+                <w:tblCellSpacing w:w="70" w:type="dxa"/>
               </w:trPr>
               <w:tc>
                 <w:tcPr>
-                  <w:tcW w:w="4704" w:type="dxa"/>
+                  <w:tcW w:w="4764" w:type="dxa"/>
                   <w:tcBorders>
-                    <w:top w:val="single" w:sz="18" w:space="0" w:color="2E75B6"/>
-                    <w:left w:val="single" w:sz="4" w:space="0" w:color="BDD7EE"/>
-                    <w:bottom w:val="single" w:sz="4" w:space="0" w:color="BDD7EE"/>
-                    <w:right w:val="single" w:sz="4" w:space="0" w:color="BDD7EE"/>
+                    <w:top w:val="nil" w:sz="0" w:space="0" w:color="auto"/>
+                    <w:left w:val="nil" w:sz="0" w:space="0" w:color="auto"/>
+                    <w:bottom w:val="nil" w:sz="0" w:space="0" w:color="auto"/>
+                    <w:right w:val="nil" w:sz="0" w:space="0" w:color="auto"/>
                   </w:tcBorders>
-                  <w:shd w:val="clear" w:color="auto" w:fill="F7FAFD"/>
+                  <w:shd w:val="clear" w:color="auto" w:fill="F5F5F7"/>
                   <w:tcMar>
-                    <w:top w:w="120" w:type="dxa"/>
-                    <w:left w:w="160" w:type="dxa"/>
-                    <w:bottom w:w="140" w:type="dxa"/>
-                    <w:right w:w="160" w:type="dxa"/>
+                    <w:top w:w="200" w:type="dxa"/>
+                    <w:left w:w="220" w:type="dxa"/>
+                    <w:bottom w:w="220" w:type="dxa"/>
+                    <w:right w:w="220" w:type="dxa"/>
                   </w:tcMar>
                   <w:vAlign w:val="top"/>
                 </w:tcPr>
@@ -1463,7 +1238,7 @@
                   <w:pPr>
                     <w:keepNext/>
                     <w:snapToGrid w:val="0"/>
-                    <w:spacing w:before="0" w:after="80" w:line="240" w:lineRule="auto"/>
+                    <w:spacing w:before="0" w:after="100" w:line="240" w:lineRule="auto"/>
                     <w:ind w:firstLine="0"/>
                     <w:jc w:val="left"/>
                   </w:pPr>
@@ -1473,17 +1248,17 @@
                     </w:rPr>
                     <w:drawing>
                       <wp:inline distT="0" distB="0" distL="0" distR="0">
-                        <wp:extent cx="190500" cy="190500"/>
-                        <wp:docPr id="35" name="图标 35"/>
+                        <wp:extent cx="177800" cy="177800"/>
+                        <wp:docPr id="32" name="图标 32"/>
                         <a:graphic>
                           <a:graphicData uri="http://schemas.openxmlformats.org/drawingml/2006/picture">
                             <pic:pic>
                               <pic:nvPicPr>
-                                <pic:cNvPr id="35" name="target-2E75B6.png"/>
+                                <pic:cNvPr id="32" name="target-0071E3.png"/>
                                 <pic:cNvPicPr/>
                               </pic:nvPicPr>
                               <pic:blipFill>
-                                <a:blip r:embed="rId36"/>
+                                <a:blip r:embed="rId33"/>
                                 <a:stretch>
                                   <a:fillRect/>
                                 </a:stretch>
@@ -1491,7 +1266,7 @@
                               <pic:spPr>
                                 <a:xfrm>
                                   <a:off x="0" y="0"/>
-                                  <a:ext cx="190500" cy="190500"/>
+                                  <a:ext cx="177800" cy="177800"/>
                                 </a:xfrm>
                                 <a:prstGeom prst="rect">
                                   <a:avLst/>
@@ -1508,9 +1283,9 @@
                       <w:rFonts w:ascii="微软雅黑" w:hAnsi="微软雅黑" w:eastAsia="微软雅黑" w:cs="微软雅黑"/>
                       <w:b/>
                       <w:bCs/>
-                      <w:color w:val="1F3864"/>
-                      <w:sz w:val="24"/>
-                      <w:szCs w:val="24"/>
+                      <w:color w:val="1D1D1F"/>
+                      <w:sz w:val="23"/>
+                      <w:szCs w:val="23"/>
                     </w:rPr>
                     <w:t xml:space="preserve">  课程定位</w:t>
                   </w:r>
@@ -1525,7 +1300,7 @@
                   <w:r>
                     <w:rPr>
                       <w:rFonts w:ascii="微软雅黑" w:hAnsi="微软雅黑" w:eastAsia="微软雅黑" w:cs="微软雅黑"/>
-                      <w:color w:val="595959"/>
+                      <w:color w:val="424245"/>
                       <w:sz w:val="20"/>
                       <w:szCs w:val="20"/>
                     </w:rPr>
@@ -1536,7 +1311,7 @@
                       <w:rFonts w:ascii="微软雅黑" w:hAnsi="微软雅黑" w:eastAsia="微软雅黑" w:cs="微软雅黑"/>
                       <w:b/>
                       <w:bCs/>
-                      <w:color w:val="262626"/>
+                      <w:color w:val="1D1D1F"/>
                       <w:sz w:val="20"/>
                       <w:szCs w:val="20"/>
                     </w:rPr>
@@ -1545,7 +1320,7 @@
                   <w:r>
                     <w:rPr>
                       <w:rFonts w:ascii="微软雅黑" w:hAnsi="微软雅黑" w:eastAsia="微软雅黑" w:cs="微软雅黑"/>
-                      <w:color w:val="595959"/>
+                      <w:color w:val="424245"/>
                       <w:sz w:val="20"/>
                       <w:szCs w:val="20"/>
                     </w:rPr>
@@ -1556,7 +1331,7 @@
                       <w:rFonts w:ascii="微软雅黑" w:hAnsi="微软雅黑" w:eastAsia="微软雅黑" w:cs="微软雅黑"/>
                       <w:b/>
                       <w:bCs/>
-                      <w:color w:val="262626"/>
+                      <w:color w:val="1D1D1F"/>
                       <w:sz w:val="20"/>
                       <w:szCs w:val="20"/>
                     </w:rPr>
@@ -1565,7 +1340,7 @@
                   <w:r>
                     <w:rPr>
                       <w:rFonts w:ascii="微软雅黑" w:hAnsi="微软雅黑" w:eastAsia="微软雅黑" w:cs="微软雅黑"/>
-                      <w:color w:val="595959"/>
+                      <w:color w:val="424245"/>
                       <w:sz w:val="20"/>
                       <w:szCs w:val="20"/>
                     </w:rPr>
@@ -1575,19 +1350,19 @@
               </w:tc>
               <w:tc>
                 <w:tcPr>
-                  <w:tcW w:w="4704" w:type="dxa"/>
+                  <w:tcW w:w="4764" w:type="dxa"/>
                   <w:tcBorders>
-                    <w:top w:val="single" w:sz="18" w:space="0" w:color="2E75B6"/>
-                    <w:left w:val="single" w:sz="4" w:space="0" w:color="BDD7EE"/>
-                    <w:bottom w:val="single" w:sz="4" w:space="0" w:color="BDD7EE"/>
-                    <w:right w:val="single" w:sz="4" w:space="0" w:color="BDD7EE"/>
+                    <w:top w:val="nil" w:sz="0" w:space="0" w:color="auto"/>
+                    <w:left w:val="nil" w:sz="0" w:space="0" w:color="auto"/>
+                    <w:bottom w:val="nil" w:sz="0" w:space="0" w:color="auto"/>
+                    <w:right w:val="nil" w:sz="0" w:space="0" w:color="auto"/>
                   </w:tcBorders>
-                  <w:shd w:val="clear" w:color="auto" w:fill="F7FAFD"/>
+                  <w:shd w:val="clear" w:color="auto" w:fill="F5F5F7"/>
                   <w:tcMar>
-                    <w:top w:w="120" w:type="dxa"/>
-                    <w:left w:w="160" w:type="dxa"/>
-                    <w:bottom w:w="140" w:type="dxa"/>
-                    <w:right w:w="160" w:type="dxa"/>
+                    <w:top w:w="200" w:type="dxa"/>
+                    <w:left w:w="220" w:type="dxa"/>
+                    <w:bottom w:w="220" w:type="dxa"/>
+                    <w:right w:w="220" w:type="dxa"/>
                   </w:tcMar>
                   <w:vAlign w:val="top"/>
                 </w:tcPr>
@@ -1595,7 +1370,7 @@
                   <w:pPr>
                     <w:keepNext/>
                     <w:snapToGrid w:val="0"/>
-                    <w:spacing w:before="0" w:after="80" w:line="240" w:lineRule="auto"/>
+                    <w:spacing w:before="0" w:after="100" w:line="240" w:lineRule="auto"/>
                     <w:ind w:firstLine="0"/>
                     <w:jc w:val="left"/>
                   </w:pPr>
@@ -1605,17 +1380,17 @@
                     </w:rPr>
                     <w:drawing>
                       <wp:inline distT="0" distB="0" distL="0" distR="0">
-                        <wp:extent cx="190500" cy="190500"/>
-                        <wp:docPr id="36" name="图标 36"/>
+                        <wp:extent cx="177800" cy="177800"/>
+                        <wp:docPr id="33" name="图标 33"/>
                         <a:graphic>
                           <a:graphicData uri="http://schemas.openxmlformats.org/drawingml/2006/picture">
                             <pic:pic>
                               <pic:nvPicPr>
-                                <pic:cNvPr id="36" name="certificate-2E75B6.png"/>
+                                <pic:cNvPr id="33" name="certificate-0071E3.png"/>
                                 <pic:cNvPicPr/>
                               </pic:nvPicPr>
                               <pic:blipFill>
-                                <a:blip r:embed="rId37"/>
+                                <a:blip r:embed="rId34"/>
                                 <a:stretch>
                                   <a:fillRect/>
                                 </a:stretch>
@@ -1623,7 +1398,7 @@
                               <pic:spPr>
                                 <a:xfrm>
                                   <a:off x="0" y="0"/>
-                                  <a:ext cx="190500" cy="190500"/>
+                                  <a:ext cx="177800" cy="177800"/>
                                 </a:xfrm>
                                 <a:prstGeom prst="rect">
                                   <a:avLst/>
@@ -1640,11 +1415,28 @@
                       <w:rFonts w:ascii="微软雅黑" w:hAnsi="微软雅黑" w:eastAsia="微软雅黑" w:cs="微软雅黑"/>
                       <w:b/>
                       <w:bCs/>
-                      <w:color w:val="1F3864"/>
-                      <w:sz w:val="24"/>
-                      <w:szCs w:val="24"/>
+                      <w:color w:val="1D1D1F"/>
+                      <w:sz w:val="23"/>
+                      <w:szCs w:val="23"/>
                     </w:rPr>
                     <w:t xml:space="preserve">  对接标准</w:t>
+                  </w:r>
+                </w:p>
+                <w:p>
+                  <w:pPr>
+                    <w:snapToGrid w:val="0"/>
+                    <w:spacing w:before="0" w:after="60" w:line="330" w:lineRule="auto"/>
+                    <w:ind w:firstLine="0"/>
+                    <w:jc w:val="both"/>
+                  </w:pPr>
+                  <w:r>
+                    <w:rPr>
+                      <w:rFonts w:ascii="微软雅黑" w:hAnsi="微软雅黑" w:eastAsia="微软雅黑" w:cs="微软雅黑"/>
+                      <w:color w:val="6E6E73"/>
+                      <w:sz w:val="20"/>
+                      <w:szCs w:val="20"/>
+                    </w:rPr>
+                    <w:t xml:space="preserve">教学对接：</w:t>
                   </w:r>
                 </w:p>
                 <w:p>
@@ -1657,33 +1449,18 @@
                   <w:r>
                     <w:rPr>
                       <w:rFonts w:ascii="微软雅黑" w:hAnsi="微软雅黑" w:eastAsia="微软雅黑" w:cs="微软雅黑"/>
-                      <w:color w:val="595959"/>
+                      <w:b/>
+                      <w:bCs/>
+                      <w:color w:val="0071E3"/>
                       <w:sz w:val="20"/>
                       <w:szCs w:val="20"/>
                     </w:rPr>
-                    <w:t xml:space="preserve">教学对接：</w:t>
-                  </w:r>
-                </w:p>
-                <w:p>
-                  <w:pPr>
-                    <w:snapToGrid w:val="0"/>
-                    <w:spacing w:before="0" w:after="30" w:line="330" w:lineRule="auto"/>
-                    <w:ind w:firstLine="0"/>
-                    <w:jc w:val="both"/>
-                  </w:pPr>
-                  <w:r>
-                    <w:rPr>
-                      <w:rFonts w:ascii="微软雅黑" w:hAnsi="微软雅黑" w:eastAsia="微软雅黑" w:cs="微软雅黑"/>
-                      <w:color w:val="2E75B6"/>
-                      <w:sz w:val="14"/>
-                      <w:szCs w:val="14"/>
-                    </w:rPr>
-                    <w:t xml:space="preserve">■ </w:t>
+                    <w:t xml:space="preserve">•  </w:t>
                   </w:r>
                   <w:r>
                     <w:rPr>
                       <w:rFonts w:ascii="微软雅黑" w:hAnsi="微软雅黑" w:eastAsia="微软雅黑" w:cs="微软雅黑"/>
-                      <w:color w:val="595959"/>
+                      <w:color w:val="424245"/>
                       <w:sz w:val="20"/>
                       <w:szCs w:val="20"/>
                     </w:rPr>
@@ -1693,23 +1470,25 @@
                 <w:p>
                   <w:pPr>
                     <w:snapToGrid w:val="0"/>
-                    <w:spacing w:before="0" w:after="30" w:line="330" w:lineRule="auto"/>
+                    <w:spacing w:before="0" w:after="40" w:line="330" w:lineRule="auto"/>
                     <w:ind w:firstLine="0"/>
                     <w:jc w:val="both"/>
                   </w:pPr>
                   <w:r>
                     <w:rPr>
                       <w:rFonts w:ascii="微软雅黑" w:hAnsi="微软雅黑" w:eastAsia="微软雅黑" w:cs="微软雅黑"/>
-                      <w:color w:val="2E75B6"/>
-                      <w:sz w:val="14"/>
-                      <w:szCs w:val="14"/>
+                      <w:b/>
+                      <w:bCs/>
+                      <w:color w:val="0071E3"/>
+                      <w:sz w:val="20"/>
+                      <w:szCs w:val="20"/>
                     </w:rPr>
-                    <w:t xml:space="preserve">■ </w:t>
+                    <w:t xml:space="preserve">•  </w:t>
                   </w:r>
                   <w:r>
                     <w:rPr>
                       <w:rFonts w:ascii="微软雅黑" w:hAnsi="微软雅黑" w:eastAsia="微软雅黑" w:cs="微软雅黑"/>
-                      <w:color w:val="595959"/>
+                      <w:color w:val="424245"/>
                       <w:sz w:val="20"/>
                       <w:szCs w:val="20"/>
                     </w:rPr>
@@ -1719,23 +1498,25 @@
                 <w:p>
                   <w:pPr>
                     <w:snapToGrid w:val="0"/>
-                    <w:spacing w:before="0" w:after="30" w:line="330" w:lineRule="auto"/>
+                    <w:spacing w:before="0" w:after="40" w:line="330" w:lineRule="auto"/>
                     <w:ind w:firstLine="0"/>
                     <w:jc w:val="both"/>
                   </w:pPr>
                   <w:r>
                     <w:rPr>
                       <w:rFonts w:ascii="微软雅黑" w:hAnsi="微软雅黑" w:eastAsia="微软雅黑" w:cs="微软雅黑"/>
-                      <w:color w:val="2E75B6"/>
-                      <w:sz w:val="14"/>
-                      <w:szCs w:val="14"/>
+                      <w:b/>
+                      <w:bCs/>
+                      <w:color w:val="0071E3"/>
+                      <w:sz w:val="20"/>
+                      <w:szCs w:val="20"/>
                     </w:rPr>
-                    <w:t xml:space="preserve">■ </w:t>
+                    <w:t xml:space="preserve">•  </w:t>
                   </w:r>
                   <w:r>
                     <w:rPr>
                       <w:rFonts w:ascii="微软雅黑" w:hAnsi="微软雅黑" w:eastAsia="微软雅黑" w:cs="微软雅黑"/>
-                      <w:color w:val="595959"/>
+                      <w:color w:val="424245"/>
                       <w:sz w:val="20"/>
                       <w:szCs w:val="20"/>
                     </w:rPr>
@@ -1746,23 +1527,23 @@
             </w:tr>
             <w:tr>
               <w:trPr>
-                <w:tblCellSpacing w:w="50" w:type="dxa"/>
+                <w:tblCellSpacing w:w="70" w:type="dxa"/>
               </w:trPr>
               <w:tc>
                 <w:tcPr>
-                  <w:tcW w:w="4704" w:type="dxa"/>
+                  <w:tcW w:w="4764" w:type="dxa"/>
                   <w:tcBorders>
-                    <w:top w:val="single" w:sz="18" w:space="0" w:color="2E75B6"/>
-                    <w:left w:val="single" w:sz="4" w:space="0" w:color="BDD7EE"/>
-                    <w:bottom w:val="single" w:sz="4" w:space="0" w:color="BDD7EE"/>
-                    <w:right w:val="single" w:sz="4" w:space="0" w:color="BDD7EE"/>
+                    <w:top w:val="nil" w:sz="0" w:space="0" w:color="auto"/>
+                    <w:left w:val="nil" w:sz="0" w:space="0" w:color="auto"/>
+                    <w:bottom w:val="nil" w:sz="0" w:space="0" w:color="auto"/>
+                    <w:right w:val="nil" w:sz="0" w:space="0" w:color="auto"/>
                   </w:tcBorders>
-                  <w:shd w:val="clear" w:color="auto" w:fill="F7FAFD"/>
+                  <w:shd w:val="clear" w:color="auto" w:fill="F5F5F7"/>
                   <w:tcMar>
-                    <w:top w:w="120" w:type="dxa"/>
-                    <w:left w:w="160" w:type="dxa"/>
-                    <w:bottom w:w="140" w:type="dxa"/>
-                    <w:right w:w="160" w:type="dxa"/>
+                    <w:top w:w="200" w:type="dxa"/>
+                    <w:left w:w="220" w:type="dxa"/>
+                    <w:bottom w:w="220" w:type="dxa"/>
+                    <w:right w:w="220" w:type="dxa"/>
                   </w:tcMar>
                   <w:vAlign w:val="top"/>
                 </w:tcPr>
@@ -1770,7 +1551,7 @@
                   <w:pPr>
                     <w:keepNext/>
                     <w:snapToGrid w:val="0"/>
-                    <w:spacing w:before="0" w:after="80" w:line="240" w:lineRule="auto"/>
+                    <w:spacing w:before="0" w:after="100" w:line="240" w:lineRule="auto"/>
                     <w:ind w:firstLine="0"/>
                     <w:jc w:val="left"/>
                   </w:pPr>
@@ -1780,17 +1561,17 @@
                     </w:rPr>
                     <w:drawing>
                       <wp:inline distT="0" distB="0" distL="0" distR="0">
-                        <wp:extent cx="190500" cy="190500"/>
-                        <wp:docPr id="37" name="图标 37"/>
+                        <wp:extent cx="177800" cy="177800"/>
+                        <wp:docPr id="34" name="图标 34"/>
                         <a:graphic>
                           <a:graphicData uri="http://schemas.openxmlformats.org/drawingml/2006/picture">
                             <pic:pic>
                               <pic:nvPicPr>
-                                <pic:cNvPr id="37" name="book-2-2E75B6.png"/>
+                                <pic:cNvPr id="34" name="book-2-0071E3.png"/>
                                 <pic:cNvPicPr/>
                               </pic:nvPicPr>
                               <pic:blipFill>
-                                <a:blip r:embed="rId38"/>
+                                <a:blip r:embed="rId35"/>
                                 <a:stretch>
                                   <a:fillRect/>
                                 </a:stretch>
@@ -1798,7 +1579,7 @@
                               <pic:spPr>
                                 <a:xfrm>
                                   <a:off x="0" y="0"/>
-                                  <a:ext cx="190500" cy="190500"/>
+                                  <a:ext cx="177800" cy="177800"/>
                                 </a:xfrm>
                                 <a:prstGeom prst="rect">
                                   <a:avLst/>
@@ -1815,11 +1596,28 @@
                       <w:rFonts w:ascii="微软雅黑" w:hAnsi="微软雅黑" w:eastAsia="微软雅黑" w:cs="微软雅黑"/>
                       <w:b/>
                       <w:bCs/>
-                      <w:color w:val="1F3864"/>
-                      <w:sz w:val="24"/>
-                      <w:szCs w:val="24"/>
+                      <w:color w:val="1D1D1F"/>
+                      <w:sz w:val="23"/>
+                      <w:szCs w:val="23"/>
                     </w:rPr>
                     <w:t xml:space="preserve">  学习内容</w:t>
+                  </w:r>
+                </w:p>
+                <w:p>
+                  <w:pPr>
+                    <w:snapToGrid w:val="0"/>
+                    <w:spacing w:before="0" w:after="60" w:line="330" w:lineRule="auto"/>
+                    <w:ind w:firstLine="0"/>
+                    <w:jc w:val="both"/>
+                  </w:pPr>
+                  <w:r>
+                    <w:rPr>
+                      <w:rFonts w:ascii="微软雅黑" w:hAnsi="微软雅黑" w:eastAsia="微软雅黑" w:cs="微软雅黑"/>
+                      <w:color w:val="6E6E73"/>
+                      <w:sz w:val="20"/>
+                      <w:szCs w:val="20"/>
+                    </w:rPr>
+                    <w:t xml:space="preserve">本次课学习内容：</w:t>
                   </w:r>
                 </w:p>
                 <w:p>
@@ -1832,17 +1630,28 @@
                   <w:r>
                     <w:rPr>
                       <w:rFonts w:ascii="微软雅黑" w:hAnsi="微软雅黑" w:eastAsia="微软雅黑" w:cs="微软雅黑"/>
-                      <w:color w:val="595959"/>
+                      <w:b/>
+                      <w:bCs/>
+                      <w:color w:val="0071E3"/>
                       <w:sz w:val="20"/>
                       <w:szCs w:val="20"/>
                     </w:rPr>
-                    <w:t xml:space="preserve">本次课学习内容：</w:t>
+                    <w:t xml:space="preserve">1</w:t>
+                  </w:r>
+                  <w:r>
+                    <w:rPr>
+                      <w:rFonts w:ascii="微软雅黑" w:hAnsi="微软雅黑" w:eastAsia="微软雅黑" w:cs="微软雅黑"/>
+                      <w:color w:val="424245"/>
+                      <w:sz w:val="20"/>
+                      <w:szCs w:val="20"/>
+                    </w:rPr>
+                    <w:t xml:space="preserve">　投影法分类、正投影基本特性；</w:t>
                   </w:r>
                 </w:p>
                 <w:p>
                   <w:pPr>
                     <w:snapToGrid w:val="0"/>
-                    <w:spacing w:before="0" w:after="30" w:line="330" w:lineRule="auto"/>
+                    <w:spacing w:before="0" w:after="40" w:line="330" w:lineRule="auto"/>
                     <w:ind w:firstLine="0"/>
                     <w:jc w:val="both"/>
                   </w:pPr>
@@ -1851,26 +1660,26 @@
                       <w:rFonts w:ascii="微软雅黑" w:hAnsi="微软雅黑" w:eastAsia="微软雅黑" w:cs="微软雅黑"/>
                       <w:b/>
                       <w:bCs/>
-                      <w:color w:val="2E75B6"/>
-                      <w:sz w:val="22"/>
-                      <w:szCs w:val="22"/>
+                      <w:color w:val="0071E3"/>
+                      <w:sz w:val="20"/>
+                      <w:szCs w:val="20"/>
                     </w:rPr>
-                    <w:t xml:space="preserve">①</w:t>
+                    <w:t xml:space="preserve">2</w:t>
                   </w:r>
                   <w:r>
                     <w:rPr>
                       <w:rFonts w:ascii="微软雅黑" w:hAnsi="微软雅黑" w:eastAsia="微软雅黑" w:cs="微软雅黑"/>
-                      <w:color w:val="595959"/>
+                      <w:color w:val="424245"/>
                       <w:sz w:val="20"/>
                       <w:szCs w:val="20"/>
                     </w:rPr>
-                    <w:t xml:space="preserve">  投影法分类、正投影基本特性；</w:t>
+                    <w:t xml:space="preserve">　三投影面体系建立、三视图形成过程；</w:t>
                   </w:r>
                 </w:p>
                 <w:p>
                   <w:pPr>
                     <w:snapToGrid w:val="0"/>
-                    <w:spacing w:before="0" w:after="30" w:line="330" w:lineRule="auto"/>
+                    <w:spacing w:before="0" w:after="100" w:line="330" w:lineRule="auto"/>
                     <w:ind w:firstLine="0"/>
                     <w:jc w:val="both"/>
                   </w:pPr>
@@ -1879,108 +1688,80 @@
                       <w:rFonts w:ascii="微软雅黑" w:hAnsi="微软雅黑" w:eastAsia="微软雅黑" w:cs="微软雅黑"/>
                       <w:b/>
                       <w:bCs/>
-                      <w:color w:val="2E75B6"/>
-                      <w:sz w:val="22"/>
-                      <w:szCs w:val="22"/>
+                      <w:color w:val="0071E3"/>
+                      <w:sz w:val="20"/>
+                      <w:szCs w:val="20"/>
                     </w:rPr>
-                    <w:t xml:space="preserve">②</w:t>
+                    <w:t xml:space="preserve">3</w:t>
                   </w:r>
                   <w:r>
                     <w:rPr>
                       <w:rFonts w:ascii="微软雅黑" w:hAnsi="微软雅黑" w:eastAsia="微软雅黑" w:cs="微软雅黑"/>
-                      <w:color w:val="595959"/>
+                      <w:color w:val="424245"/>
                       <w:sz w:val="20"/>
                       <w:szCs w:val="20"/>
                     </w:rPr>
-                    <w:t xml:space="preserve">  三投影面体系建立、三视图形成过程；</w:t>
+                    <w:t xml:space="preserve">　三视图投影对应关系：</w:t>
                   </w:r>
                 </w:p>
                 <w:p>
                   <w:pPr>
                     <w:snapToGrid w:val="0"/>
-                    <w:spacing w:before="0" w:after="60" w:line="330" w:lineRule="auto"/>
-                    <w:ind w:firstLine="0"/>
-                    <w:jc w:val="both"/>
+                    <w:spacing w:before="0" w:after="0" w:line="240" w:lineRule="auto"/>
+                    <w:ind w:left="260" w:firstLine="0"/>
+                    <w:jc w:val="left"/>
                   </w:pPr>
                   <w:r>
                     <w:rPr>
                       <w:rFonts w:ascii="微软雅黑" w:hAnsi="微软雅黑" w:eastAsia="微软雅黑" w:cs="微软雅黑"/>
                       <w:b/>
                       <w:bCs/>
-                      <w:color w:val="2E75B6"/>
-                      <w:sz w:val="22"/>
-                      <w:szCs w:val="22"/>
-                    </w:rPr>
-                    <w:t xml:space="preserve">③</w:t>
-                  </w:r>
-                  <w:r>
-                    <w:rPr>
-                      <w:rFonts w:ascii="微软雅黑" w:hAnsi="微软雅黑" w:eastAsia="微软雅黑" w:cs="微软雅黑"/>
-                      <w:color w:val="595959"/>
+                      <w:color w:val="0071E3"/>
                       <w:sz w:val="20"/>
                       <w:szCs w:val="20"/>
-                    </w:rPr>
-                    <w:t xml:space="preserve">  三视图投影对应关系：</w:t>
-                  </w:r>
-                </w:p>
-                <w:p>
-                  <w:pPr>
-                    <w:snapToGrid w:val="0"/>
-                    <w:spacing w:before="0" w:after="0" w:line="240" w:lineRule="auto"/>
-                    <w:ind w:firstLine="0"/>
-                    <w:jc w:val="center"/>
-                  </w:pPr>
-                  <w:r>
-                    <w:rPr>
-                      <w:rFonts w:ascii="微软雅黑" w:hAnsi="微软雅黑" w:eastAsia="微软雅黑" w:cs="微软雅黑"/>
-                      <w:b/>
-                      <w:bCs/>
-                      <w:color w:val="FFFFFF"/>
-                      <w:sz w:val="21"/>
-                      <w:szCs w:val="21"/>
-                      <w:shd w:val="clear" w:color="auto" w:fill="ED7D31"/>
+                      <w:shd w:val="clear" w:color="auto" w:fill="E8F1FC"/>
                     </w:rPr>
                     <w:t xml:space="preserve"> 长对正 </w:t>
                   </w:r>
                   <w:r>
                     <w:rPr>
                       <w:rFonts w:ascii="微软雅黑" w:hAnsi="微软雅黑" w:eastAsia="微软雅黑" w:cs="微软雅黑"/>
-                      <w:color w:val="262626"/>
-                      <w:sz w:val="21"/>
-                      <w:szCs w:val="21"/>
+                      <w:color w:val="424245"/>
+                      <w:sz w:val="20"/>
+                      <w:szCs w:val="20"/>
                     </w:rPr>
-                    <w:t xml:space="preserve">  </w:t>
+                    <w:t xml:space="preserve">　</w:t>
                   </w:r>
                   <w:r>
                     <w:rPr>
                       <w:rFonts w:ascii="微软雅黑" w:hAnsi="微软雅黑" w:eastAsia="微软雅黑" w:cs="微软雅黑"/>
                       <w:b/>
                       <w:bCs/>
-                      <w:color w:val="FFFFFF"/>
-                      <w:sz w:val="21"/>
-                      <w:szCs w:val="21"/>
-                      <w:shd w:val="clear" w:color="auto" w:fill="ED7D31"/>
+                      <w:color w:val="0071E3"/>
+                      <w:sz w:val="20"/>
+                      <w:szCs w:val="20"/>
+                      <w:shd w:val="clear" w:color="auto" w:fill="E8F1FC"/>
                     </w:rPr>
                     <w:t xml:space="preserve"> 高平齐 </w:t>
                   </w:r>
                   <w:r>
                     <w:rPr>
                       <w:rFonts w:ascii="微软雅黑" w:hAnsi="微软雅黑" w:eastAsia="微软雅黑" w:cs="微软雅黑"/>
-                      <w:color w:val="262626"/>
-                      <w:sz w:val="21"/>
-                      <w:szCs w:val="21"/>
+                      <w:color w:val="424245"/>
+                      <w:sz w:val="20"/>
+                      <w:szCs w:val="20"/>
                     </w:rPr>
-                    <w:t xml:space="preserve">  </w:t>
+                    <w:t xml:space="preserve">　</w:t>
                   </w:r>
                   <w:r>
                     <w:rPr>
                       <w:rFonts w:ascii="微软雅黑" w:hAnsi="微软雅黑" w:eastAsia="微软雅黑" w:cs="微软雅黑"/>
                       <w:b/>
                       <w:bCs/>
-                      <w:color w:val="FFFFFF"/>
-                      <w:sz w:val="21"/>
-                      <w:szCs w:val="21"/>
-                      <w:shd w:val="clear" w:color="auto" w:fill="ED7D31"/>
+                      <w:color w:val="0071E3"/>
+                      <w:sz w:val="20"/>
+                      <w:szCs w:val="20"/>
+                      <w:shd w:val="clear" w:color="auto" w:fill="E8F1FC"/>
                     </w:rPr>
                     <w:t xml:space="preserve"> 宽相等 </w:t>
                   </w:r>
@@ -1988,19 +1769,19 @@
               </w:tc>
               <w:tc>
                 <w:tcPr>
-                  <w:tcW w:w="4704" w:type="dxa"/>
+                  <w:tcW w:w="4764" w:type="dxa"/>
                   <w:tcBorders>
-                    <w:top w:val="single" w:sz="18" w:space="0" w:color="2E75B6"/>
-                    <w:left w:val="single" w:sz="4" w:space="0" w:color="BDD7EE"/>
-                    <w:bottom w:val="single" w:sz="4" w:space="0" w:color="BDD7EE"/>
-                    <w:right w:val="single" w:sz="4" w:space="0" w:color="BDD7EE"/>
+                    <w:top w:val="nil" w:sz="0" w:space="0" w:color="auto"/>
+                    <w:left w:val="nil" w:sz="0" w:space="0" w:color="auto"/>
+                    <w:bottom w:val="nil" w:sz="0" w:space="0" w:color="auto"/>
+                    <w:right w:val="nil" w:sz="0" w:space="0" w:color="auto"/>
                   </w:tcBorders>
-                  <w:shd w:val="clear" w:color="auto" w:fill="F7FAFD"/>
+                  <w:shd w:val="clear" w:color="auto" w:fill="F5F5F7"/>
                   <w:tcMar>
-                    <w:top w:w="120" w:type="dxa"/>
-                    <w:left w:w="160" w:type="dxa"/>
-                    <w:bottom w:w="140" w:type="dxa"/>
-                    <w:right w:w="160" w:type="dxa"/>
+                    <w:top w:w="200" w:type="dxa"/>
+                    <w:left w:w="220" w:type="dxa"/>
+                    <w:bottom w:w="220" w:type="dxa"/>
+                    <w:right w:w="220" w:type="dxa"/>
                   </w:tcMar>
                   <w:vAlign w:val="top"/>
                 </w:tcPr>
@@ -2008,7 +1789,7 @@
                   <w:pPr>
                     <w:keepNext/>
                     <w:snapToGrid w:val="0"/>
-                    <w:spacing w:before="0" w:after="80" w:line="240" w:lineRule="auto"/>
+                    <w:spacing w:before="0" w:after="100" w:line="240" w:lineRule="auto"/>
                     <w:ind w:firstLine="0"/>
                     <w:jc w:val="left"/>
                   </w:pPr>
@@ -2018,17 +1799,17 @@
                     </w:rPr>
                     <w:drawing>
                       <wp:inline distT="0" distB="0" distL="0" distR="0">
-                        <wp:extent cx="190500" cy="190500"/>
-                        <wp:docPr id="38" name="图标 38"/>
+                        <wp:extent cx="177800" cy="177800"/>
+                        <wp:docPr id="35" name="图标 35"/>
                         <a:graphic>
                           <a:graphicData uri="http://schemas.openxmlformats.org/drawingml/2006/picture">
                             <pic:pic>
                               <pic:nvPicPr>
-                                <pic:cNvPr id="38" name="cube-3d-sphere-2E75B6.png"/>
+                                <pic:cNvPr id="35" name="cube-3d-sphere-0071E3.png"/>
                                 <pic:cNvPicPr/>
                               </pic:nvPicPr>
                               <pic:blipFill>
-                                <a:blip r:embed="rId39"/>
+                                <a:blip r:embed="rId36"/>
                                 <a:stretch>
                                   <a:fillRect/>
                                 </a:stretch>
@@ -2036,7 +1817,7 @@
                               <pic:spPr>
                                 <a:xfrm>
                                   <a:off x="0" y="0"/>
-                                  <a:ext cx="190500" cy="190500"/>
+                                  <a:ext cx="177800" cy="177800"/>
                                 </a:xfrm>
                                 <a:prstGeom prst="rect">
                                   <a:avLst/>
@@ -2053,9 +1834,9 @@
                       <w:rFonts w:ascii="微软雅黑" w:hAnsi="微软雅黑" w:eastAsia="微软雅黑" w:cs="微软雅黑"/>
                       <w:b/>
                       <w:bCs/>
-                      <w:color w:val="1F3864"/>
-                      <w:sz w:val="24"/>
-                      <w:szCs w:val="24"/>
+                      <w:color w:val="1D1D1F"/>
+                      <w:sz w:val="23"/>
+                      <w:szCs w:val="23"/>
                     </w:rPr>
                     <w:t xml:space="preserve">  数字拓展</w:t>
                   </w:r>
@@ -2070,7 +1851,7 @@
                   <w:r>
                     <w:rPr>
                       <w:rFonts w:ascii="微软雅黑" w:hAnsi="微软雅黑" w:eastAsia="微软雅黑" w:cs="微软雅黑"/>
-                      <w:color w:val="595959"/>
+                      <w:color w:val="424245"/>
                       <w:sz w:val="20"/>
                       <w:szCs w:val="20"/>
                     </w:rPr>
@@ -2081,7 +1862,7 @@
                       <w:rFonts w:ascii="微软雅黑" w:hAnsi="微软雅黑" w:eastAsia="微软雅黑" w:cs="微软雅黑"/>
                       <w:b/>
                       <w:bCs/>
-                      <w:color w:val="2E75B6"/>
+                      <w:color w:val="0071E3"/>
                       <w:sz w:val="20"/>
                       <w:szCs w:val="20"/>
                     </w:rPr>
@@ -2090,7 +1871,7 @@
                   <w:r>
                     <w:rPr>
                       <w:rFonts w:ascii="微软雅黑" w:hAnsi="微软雅黑" w:eastAsia="微软雅黑" w:cs="微软雅黑"/>
-                      <w:color w:val="595959"/>
+                      <w:color w:val="424245"/>
                       <w:sz w:val="20"/>
                       <w:szCs w:val="20"/>
                     </w:rPr>
@@ -2101,7 +1882,7 @@
                       <w:rFonts w:ascii="微软雅黑" w:hAnsi="微软雅黑" w:eastAsia="微软雅黑" w:cs="微软雅黑"/>
                       <w:b/>
                       <w:bCs/>
-                      <w:color w:val="262626"/>
+                      <w:color w:val="1D1D1F"/>
                       <w:sz w:val="20"/>
                       <w:szCs w:val="20"/>
                     </w:rPr>
@@ -2110,7 +1891,7 @@
                   <w:r>
                     <w:rPr>
                       <w:rFonts w:ascii="微软雅黑" w:hAnsi="微软雅黑" w:eastAsia="微软雅黑" w:cs="微软雅黑"/>
-                      <w:color w:val="595959"/>
+                      <w:color w:val="424245"/>
                       <w:sz w:val="20"/>
                       <w:szCs w:val="20"/>
                     </w:rPr>
@@ -2121,7 +1902,7 @@
                       <w:rFonts w:ascii="微软雅黑" w:hAnsi="微软雅黑" w:eastAsia="微软雅黑" w:cs="微软雅黑"/>
                       <w:b/>
                       <w:bCs/>
-                      <w:color w:val="262626"/>
+                      <w:color w:val="1D1D1F"/>
                       <w:sz w:val="20"/>
                       <w:szCs w:val="20"/>
                     </w:rPr>
@@ -2130,7 +1911,7 @@
                   <w:r>
                     <w:rPr>
                       <w:rFonts w:ascii="微软雅黑" w:hAnsi="微软雅黑" w:eastAsia="微软雅黑" w:cs="微软雅黑"/>
-                      <w:color w:val="595959"/>
+                      <w:color w:val="424245"/>
                       <w:sz w:val="20"/>
                       <w:szCs w:val="20"/>
                     </w:rPr>
@@ -2141,31 +1922,31 @@
             </w:tr>
             <w:tr>
               <w:trPr>
-                <w:tblCellSpacing w:w="50" w:type="dxa"/>
+                <w:tblCellSpacing w:w="70" w:type="dxa"/>
               </w:trPr>
               <w:tc>
                 <w:tcPr>
-                  <w:tcW w:w="9408" w:type="dxa"/>
+                  <w:tcW w:w="9528" w:type="dxa"/>
                   <w:gridSpan w:val="2"/>
                   <w:tcBorders>
-                    <w:top w:val="single" w:sz="4" w:space="0" w:color="BDD7EE"/>
-                    <w:left w:val="single" w:sz="36" w:space="0" w:color="C00000"/>
-                    <w:bottom w:val="single" w:sz="4" w:space="0" w:color="BDD7EE"/>
-                    <w:right w:val="single" w:sz="4" w:space="0" w:color="BDD7EE"/>
+                    <w:top w:val="nil" w:sz="0" w:space="0" w:color="auto"/>
+                    <w:left w:val="nil" w:sz="0" w:space="0" w:color="auto"/>
+                    <w:bottom w:val="nil" w:sz="0" w:space="0" w:color="auto"/>
+                    <w:right w:val="nil" w:sz="0" w:space="0" w:color="auto"/>
                   </w:tcBorders>
-                  <w:shd w:val="clear" w:color="auto" w:fill="FDF0EE"/>
+                  <w:shd w:val="clear" w:color="auto" w:fill="FFF2F3"/>
                   <w:tcMar>
-                    <w:top w:w="120" w:type="dxa"/>
-                    <w:left w:w="160" w:type="dxa"/>
-                    <w:bottom w:w="140" w:type="dxa"/>
-                    <w:right w:w="160" w:type="dxa"/>
+                    <w:top w:w="200" w:type="dxa"/>
+                    <w:left w:w="220" w:type="dxa"/>
+                    <w:bottom w:w="220" w:type="dxa"/>
+                    <w:right w:w="220" w:type="dxa"/>
                   </w:tcMar>
                   <w:vAlign w:val="center"/>
                 </w:tcPr>
                 <w:p>
                   <w:pPr>
                     <w:snapToGrid w:val="0"/>
-                    <w:spacing w:before="0" w:after="80" w:line="240" w:lineRule="auto"/>
+                    <w:spacing w:before="0" w:after="100" w:line="240" w:lineRule="auto"/>
                     <w:ind w:firstLine="0"/>
                     <w:jc w:val="left"/>
                   </w:pPr>
@@ -2175,17 +1956,17 @@
                     </w:rPr>
                     <w:drawing>
                       <wp:inline distT="0" distB="0" distL="0" distR="0">
-                        <wp:extent cx="190500" cy="190500"/>
-                        <wp:docPr id="39" name="图标 39"/>
+                        <wp:extent cx="177800" cy="177800"/>
+                        <wp:docPr id="36" name="图标 36"/>
                         <a:graphic>
                           <a:graphicData uri="http://schemas.openxmlformats.org/drawingml/2006/picture">
                             <pic:pic>
                               <pic:nvPicPr>
-                                <pic:cNvPr id="39" name="flag-3-C00000.png"/>
+                                <pic:cNvPr id="36" name="flag-3-D70015.png"/>
                                 <pic:cNvPicPr/>
                               </pic:nvPicPr>
                               <pic:blipFill>
-                                <a:blip r:embed="rId40"/>
+                                <a:blip r:embed="rId37"/>
                                 <a:stretch>
                                   <a:fillRect/>
                                 </a:stretch>
@@ -2193,7 +1974,7 @@
                               <pic:spPr>
                                 <a:xfrm>
                                   <a:off x="0" y="0"/>
-                                  <a:ext cx="190500" cy="190500"/>
+                                  <a:ext cx="177800" cy="177800"/>
                                 </a:xfrm>
                                 <a:prstGeom prst="rect">
                                   <a:avLst/>
@@ -2210,9 +1991,9 @@
                       <w:rFonts w:ascii="微软雅黑" w:hAnsi="微软雅黑" w:eastAsia="微软雅黑" w:cs="微软雅黑"/>
                       <w:b/>
                       <w:bCs/>
-                      <w:color w:val="C00000"/>
-                      <w:sz w:val="24"/>
-                      <w:szCs w:val="24"/>
+                      <w:color w:val="D70015"/>
+                      <w:sz w:val="23"/>
+                      <w:szCs w:val="23"/>
                     </w:rPr>
                     <w:t xml:space="preserve">  课程思政</w:t>
                   </w:r>
@@ -2227,7 +2008,7 @@
                   <w:r>
                     <w:rPr>
                       <w:rFonts w:ascii="微软雅黑" w:hAnsi="微软雅黑" w:eastAsia="微软雅黑" w:cs="微软雅黑"/>
-                      <w:color w:val="7F1D1D"/>
+                      <w:color w:val="424245"/>
                       <w:sz w:val="20"/>
                       <w:szCs w:val="20"/>
                     </w:rPr>
@@ -2238,7 +2019,7 @@
                       <w:rFonts w:ascii="微软雅黑" w:hAnsi="微软雅黑" w:eastAsia="微软雅黑" w:cs="微软雅黑"/>
                       <w:b/>
                       <w:bCs/>
-                      <w:color w:val="C00000"/>
+                      <w:color w:val="D70015"/>
                       <w:sz w:val="20"/>
                       <w:szCs w:val="20"/>
                     </w:rPr>
@@ -2247,7 +2028,7 @@
                   <w:r>
                     <w:rPr>
                       <w:rFonts w:ascii="微软雅黑" w:hAnsi="微软雅黑" w:eastAsia="微软雅黑" w:cs="微软雅黑"/>
-                      <w:color w:val="7F1D1D"/>
+                      <w:color w:val="424245"/>
                       <w:sz w:val="20"/>
                       <w:szCs w:val="20"/>
                     </w:rPr>
@@ -2258,7 +2039,7 @@
                       <w:rFonts w:ascii="微软雅黑" w:hAnsi="微软雅黑" w:eastAsia="微软雅黑" w:cs="微软雅黑"/>
                       <w:b/>
                       <w:bCs/>
-                      <w:color w:val="C00000"/>
+                      <w:color w:val="D70015"/>
                       <w:sz w:val="20"/>
                       <w:szCs w:val="20"/>
                     </w:rPr>
@@ -2267,7 +2048,7 @@
                   <w:r>
                     <w:rPr>
                       <w:rFonts w:ascii="微软雅黑" w:hAnsi="微软雅黑" w:eastAsia="微软雅黑" w:cs="微软雅黑"/>
-                      <w:color w:val="7F1D1D"/>
+                      <w:color w:val="424245"/>
                       <w:sz w:val="20"/>
                       <w:szCs w:val="20"/>
                     </w:rPr>
@@ -2287,7 +2068,7 @@
             <w:r>
               <w:rPr>
                 <w:rFonts w:ascii="微软雅黑" w:hAnsi="微软雅黑" w:eastAsia="微软雅黑" w:cs="微软雅黑"/>
-                <w:color w:val="262626"/>
+                <w:color w:val="424245"/>
                 <w:sz w:val="6"/>
                 <w:szCs w:val="6"/>
               </w:rPr>

--- a/教案3.docx
+++ b/教案3.docx
@@ -17,8 +17,8 @@
         </w:tblBorders>
         <w:tblLayout w:type="fixed"/>
         <w:tblCellMar>
-          <w:left w:w="60" w:type="dxa"/>
-          <w:right w:w="60" w:type="dxa"/>
+          <w:left w:w="40" w:type="dxa"/>
+          <w:right w:w="40" w:type="dxa"/>
         </w:tblCellMar>
       </w:tblPr>
       <w:tblGrid>
@@ -26,7 +26,7 @@
       </w:tblGrid>
       <w:tr>
         <w:trPr>
-          <w:jc w:val="center"/>
+          <w:cantSplit/>
         </w:trPr>
         <w:tc>
           <w:tcPr>
@@ -37,12 +37,12 @@
               <w:bottom w:val="single" w:sz="4" w:space="0" w:color="D2D2D7"/>
               <w:right w:val="nil" w:sz="0" w:space="0" w:color="auto"/>
             </w:tcBorders>
-            <w:vAlign w:val="bottom"/>
+            <w:vAlign w:val="center"/>
           </w:tcPr>
           <w:p>
             <w:pPr>
               <w:snapToGrid w:val="0"/>
-              <w:spacing w:before="0" w:after="60" w:line="240" w:lineRule="auto"/>
+              <w:spacing w:before="0" w:after="100" w:line="240" w:lineRule="auto"/>
               <w:ind w:firstLine="0"/>
               <w:jc w:val="left"/>
             </w:pPr>
@@ -52,11 +52,28 @@
                 <w:b/>
                 <w:bCs/>
                 <w:color w:val="0071E3"/>
-                <w:spacing w:val="10"/>
                 <w:sz w:val="20"/>
                 <w:szCs w:val="20"/>
               </w:rPr>
-              <w:t xml:space="preserve">机械类专业核心基础课 · 理实一体化教学设计</w:t>
+              <w:t xml:space="preserve">机械类专业核心基础课</w:t>
+            </w:r>
+            <w:r>
+              <w:rPr>
+                <w:rFonts w:ascii="微软雅黑" w:hAnsi="微软雅黑" w:eastAsia="微软雅黑" w:cs="微软雅黑"/>
+                <w:color w:val="86868B"/>
+                <w:sz w:val="20"/>
+                <w:szCs w:val="20"/>
+              </w:rPr>
+              <w:t xml:space="preserve">　·　</w:t>
+            </w:r>
+            <w:r>
+              <w:rPr>
+                <w:rFonts w:ascii="微软雅黑" w:hAnsi="微软雅黑" w:eastAsia="微软雅黑" w:cs="微软雅黑"/>
+                <w:color w:val="6E6E73"/>
+                <w:sz w:val="20"/>
+                <w:szCs w:val="20"/>
+              </w:rPr>
+              <w:t xml:space="preserve">理实一体化教学设计</w:t>
             </w:r>
           </w:p>
           <w:p>
@@ -81,7 +98,7 @@
           <w:p>
             <w:pPr>
               <w:snapToGrid w:val="0"/>
-              <w:spacing w:before="0" w:after="240" w:line="240" w:lineRule="auto"/>
+              <w:spacing w:before="0" w:after="200" w:line="240" w:lineRule="auto"/>
               <w:ind w:firstLine="0"/>
               <w:jc w:val="left"/>
             </w:pPr>
@@ -89,8 +106,8 @@
               <w:rPr>
                 <w:rFonts w:ascii="微软雅黑" w:hAnsi="微软雅黑" w:eastAsia="微软雅黑" w:cs="微软雅黑"/>
                 <w:color w:val="6E6E73"/>
-                <w:sz w:val="26"/>
-                <w:szCs w:val="26"/>
+                <w:sz w:val="28"/>
+                <w:szCs w:val="28"/>
               </w:rPr>
               <w:t xml:space="preserve">第二章　正投影作图基础</w:t>
             </w:r>
@@ -109,8 +126,8 @@
         <w:rPr>
           <w:rFonts w:ascii="微软雅黑" w:hAnsi="微软雅黑" w:eastAsia="微软雅黑" w:cs="微软雅黑"/>
           <w:color w:val="424245"/>
-          <w:sz w:val="8"/>
-          <w:szCs w:val="8"/>
+          <w:sz w:val="10"/>
+          <w:szCs w:val="10"/>
         </w:rPr>
         <w:t xml:space="preserve"/>
       </w:r>
@@ -164,7 +181,7 @@
           </w:tblCellMar>
         </w:tblPrEx>
         <w:trPr>
-          <w:trHeight w:val="640" w:hRule="atLeast"/>
+          <w:trHeight w:val="600" w:hRule="atLeast"/>
           <w:jc w:val="center"/>
         </w:trPr>
         <w:tc>
@@ -178,14 +195,515 @@
               <w:right w:val="nil" w:sz="0" w:space="0" w:color="auto"/>
             </w:tcBorders>
             <w:tcMar>
-              <w:left w:w="60" w:type="dxa"/>
+              <w:left w:w="40" w:type="dxa"/>
             </w:tcMar>
             <w:vAlign w:val="bottom"/>
           </w:tcPr>
           <w:p>
             <w:pPr>
               <w:snapToGrid w:val="0"/>
-              <w:spacing w:before="0" w:after="100" w:line="240" w:lineRule="auto"/>
+              <w:spacing w:before="0" w:after="120" w:line="240" w:lineRule="auto"/>
+              <w:ind w:firstLine="0"/>
+              <w:jc w:val="left"/>
+            </w:pPr>
+            <w:r>
+              <w:rPr>
+                <w:rFonts w:ascii="微软雅黑" w:hAnsi="微软雅黑" w:eastAsia="微软雅黑" w:cs="微软雅黑"/>
+                <w:b/>
+                <w:bCs/>
+                <w:color w:val="0071E3"/>
+                <w:sz w:val="24"/>
+                <w:szCs w:val="24"/>
+              </w:rPr>
+              <w:t xml:space="preserve">01</w:t>
+            </w:r>
+            <w:r>
+              <w:rPr>
+                <w:rFonts w:ascii="微软雅黑" w:hAnsi="微软雅黑" w:eastAsia="微软雅黑" w:cs="微软雅黑"/>
+                <w:b/>
+                <w:bCs/>
+                <w:color w:val="1D1D1F"/>
+                <w:sz w:val="32"/>
+                <w:szCs w:val="32"/>
+              </w:rPr>
+              <w:t xml:space="preserve">　授课信息</w:t>
+            </w:r>
+          </w:p>
+        </w:tc>
+      </w:tr>
+      <w:tr>
+        <w:tblPrEx>
+          <w:tblBorders>
+            <w:top w:val="single" w:color="auto" w:sz="4" w:space="0"/>
+            <w:left w:val="single" w:color="auto" w:sz="4" w:space="0"/>
+            <w:bottom w:val="single" w:color="auto" w:sz="4" w:space="0"/>
+            <w:right w:val="single" w:color="auto" w:sz="4" w:space="0"/>
+            <w:insideH w:val="single" w:color="auto" w:sz="4" w:space="0"/>
+            <w:insideV w:val="single" w:color="auto" w:sz="4" w:space="0"/>
+          </w:tblBorders>
+          <w:tblCellMar>
+            <w:top w:w="0" w:type="dxa"/>
+            <w:left w:w="108" w:type="dxa"/>
+            <w:bottom w:w="0" w:type="dxa"/>
+            <w:right w:w="108" w:type="dxa"/>
+          </w:tblCellMar>
+        </w:tblPrEx>
+        <w:trPr>
+          <w:trHeight w:val="620" w:hRule="atLeast"/>
+          <w:jc w:val="center"/>
+        </w:trPr>
+        <w:tc>
+          <w:tcPr>
+            <w:tcW w:w="11114" w:type="dxa"/>
+            <w:gridSpan w:val="8"/>
+            <w:tcBorders>
+              <w:top w:val="nil" w:sz="0" w:space="0" w:color="auto"/>
+              <w:left w:val="nil" w:sz="0" w:space="0" w:color="auto"/>
+              <w:bottom w:val="nil" w:sz="0" w:space="0" w:color="auto"/>
+              <w:right w:val="nil" w:sz="0" w:space="0" w:color="auto"/>
+            </w:tcBorders>
+            <w:tcMar>
+              <w:left w:w="0" w:type="dxa"/>
+              <w:right w:w="0" w:type="dxa"/>
+            </w:tcMar>
+            <w:vAlign w:val="center"/>
+          </w:tcPr>
+          <w:tbl>
+            <w:tblPr>
+              <w:tblW w:w="11114" w:type="dxa"/>
+              <w:jc w:val="center"/>
+              <w:tblBorders>
+                <w:top w:val="nil" w:sz="0" w:space="0" w:color="auto"/>
+                <w:left w:val="nil" w:sz="0" w:space="0" w:color="auto"/>
+                <w:bottom w:val="nil" w:sz="0" w:space="0" w:color="auto"/>
+                <w:right w:val="nil" w:sz="0" w:space="0" w:color="auto"/>
+                <w:insideH w:val="nil" w:sz="0" w:space="0" w:color="auto"/>
+                <w:insideV w:val="nil" w:sz="0" w:space="0" w:color="auto"/>
+              </w:tblBorders>
+              <w:tblLayout w:type="fixed"/>
+            </w:tblPr>
+            <w:tblGrid>
+              <w:gridCol w:w="2778"/>
+              <w:gridCol w:w="2778"/>
+              <w:gridCol w:w="2778"/>
+              <w:gridCol w:w="2778"/>
+            </w:tblGrid>
+            <w:tr>
+              <w:trPr>
+                <w:cantSplit/>
+              </w:trPr>
+              <w:tc>
+                <w:tcPr>
+                  <w:tcW w:w="2778" w:type="dxa"/>
+                  <w:tcBorders>
+                    <w:top w:val="nil" w:sz="0" w:space="0" w:color="auto"/>
+                    <w:left w:val="nil" w:sz="0" w:space="0" w:color="auto"/>
+                    <w:bottom w:val="nil" w:sz="0" w:space="0" w:color="auto"/>
+                    <w:right w:val="nil" w:sz="0" w:space="0" w:color="auto"/>
+                  </w:tcBorders>
+                  <w:shd w:val="clear" w:color="auto" w:fill="F5F5F7"/>
+                  <w:tcMar>
+                    <w:top w:w="160" w:type="dxa"/>
+                    <w:bottom w:w="160" w:type="dxa"/>
+                  </w:tcMar>
+                  <w:vAlign w:val="center"/>
+                </w:tcPr>
+                <w:p>
+                  <w:pPr>
+                    <w:snapToGrid w:val="0"/>
+                    <w:spacing w:before="0" w:after="80" w:line="240" w:lineRule="auto"/>
+                    <w:ind w:left="280" w:firstLine="0"/>
+                    <w:jc w:val="left"/>
+                  </w:pPr>
+                  <w:r>
+                    <w:rPr>
+                      <w:rFonts w:ascii="微软雅黑" w:hAnsi="微软雅黑" w:eastAsia="微软雅黑" w:cs="微软雅黑"/>
+                      <w:color w:val="86868B"/>
+                      <w:sz w:val="19"/>
+                      <w:szCs w:val="19"/>
+                    </w:rPr>
+                    <w:t xml:space="preserve">模块名称</w:t>
+                  </w:r>
+                </w:p>
+                <w:p>
+                  <w:pPr>
+                    <w:snapToGrid w:val="0"/>
+                    <w:spacing w:before="0" w:after="40" w:line="240" w:lineRule="auto"/>
+                    <w:ind w:left="280" w:firstLine="0"/>
+                    <w:jc w:val="left"/>
+                  </w:pPr>
+                  <w:r>
+                    <w:rPr>
+                      <w:rFonts w:ascii="微软雅黑" w:hAnsi="微软雅黑" w:eastAsia="微软雅黑" w:cs="微软雅黑"/>
+                      <w:b/>
+                      <w:bCs/>
+                      <w:color w:val="1D1D1F"/>
+                      <w:sz w:val="36"/>
+                      <w:szCs w:val="36"/>
+                    </w:rPr>
+                    <w:t xml:space="preserve">第二章</w:t>
+                  </w:r>
+                </w:p>
+                <w:p>
+                  <w:pPr>
+                    <w:snapToGrid w:val="0"/>
+                    <w:spacing w:before="0" w:after="0" w:line="240" w:lineRule="auto"/>
+                    <w:ind w:left="280" w:firstLine="0"/>
+                    <w:jc w:val="left"/>
+                  </w:pPr>
+                  <w:r>
+                    <w:rPr>
+                      <w:rFonts w:ascii="微软雅黑" w:hAnsi="微软雅黑" w:eastAsia="微软雅黑" w:cs="微软雅黑"/>
+                      <w:color w:val="6E6E73"/>
+                      <w:sz w:val="20"/>
+                      <w:szCs w:val="20"/>
+                    </w:rPr>
+                    <w:t xml:space="preserve">正投影作图基础</w:t>
+                  </w:r>
+                </w:p>
+              </w:tc>
+              <w:tc>
+                <w:tcPr>
+                  <w:tcW w:w="2778" w:type="dxa"/>
+                  <w:tcBorders>
+                    <w:top w:val="nil" w:sz="0" w:space="0" w:color="auto"/>
+                    <w:left w:val="single" w:sz="4" w:space="0" w:color="D2D2D7"/>
+                    <w:bottom w:val="nil" w:sz="0" w:space="0" w:color="auto"/>
+                    <w:right w:val="nil" w:sz="0" w:space="0" w:color="auto"/>
+                  </w:tcBorders>
+                  <w:shd w:val="clear" w:color="auto" w:fill="F5F5F7"/>
+                  <w:tcMar>
+                    <w:top w:w="160" w:type="dxa"/>
+                    <w:bottom w:w="160" w:type="dxa"/>
+                  </w:tcMar>
+                  <w:vAlign w:val="center"/>
+                </w:tcPr>
+                <w:p>
+                  <w:pPr>
+                    <w:snapToGrid w:val="0"/>
+                    <w:spacing w:before="0" w:after="80" w:line="240" w:lineRule="auto"/>
+                    <w:ind w:left="280" w:firstLine="0"/>
+                    <w:jc w:val="left"/>
+                  </w:pPr>
+                  <w:r>
+                    <w:rPr>
+                      <w:rFonts w:ascii="微软雅黑" w:hAnsi="微软雅黑" w:eastAsia="微软雅黑" w:cs="微软雅黑"/>
+                      <w:color w:val="86868B"/>
+                      <w:sz w:val="19"/>
+                      <w:szCs w:val="19"/>
+                    </w:rPr>
+                    <w:t xml:space="preserve">授课时数</w:t>
+                  </w:r>
+                </w:p>
+                <w:p>
+                  <w:pPr>
+                    <w:snapToGrid w:val="0"/>
+                    <w:spacing w:before="0" w:after="40" w:line="240" w:lineRule="auto"/>
+                    <w:ind w:left="280" w:firstLine="0"/>
+                    <w:jc w:val="left"/>
+                  </w:pPr>
+                  <w:r>
+                    <w:rPr>
+                      <w:rFonts w:ascii="微软雅黑" w:hAnsi="微软雅黑" w:eastAsia="微软雅黑" w:cs="微软雅黑"/>
+                      <w:b/>
+                      <w:bCs/>
+                      <w:color w:val="1D1D1F"/>
+                      <w:sz w:val="36"/>
+                      <w:szCs w:val="36"/>
+                    </w:rPr>
+                    <w:t xml:space="preserve">2</w:t>
+                  </w:r>
+                  <w:r>
+                    <w:rPr>
+                      <w:rFonts w:ascii="微软雅黑" w:hAnsi="微软雅黑" w:eastAsia="微软雅黑" w:cs="微软雅黑"/>
+                      <w:color w:val="6E6E73"/>
+                      <w:sz w:val="22"/>
+                      <w:szCs w:val="22"/>
+                    </w:rPr>
+                    <w:t xml:space="preserve"> 学时</w:t>
+                  </w:r>
+                </w:p>
+                <w:p>
+                  <w:pPr>
+                    <w:snapToGrid w:val="0"/>
+                    <w:spacing w:before="0" w:after="0" w:line="240" w:lineRule="auto"/>
+                    <w:ind w:left="280" w:firstLine="0"/>
+                    <w:jc w:val="left"/>
+                  </w:pPr>
+                  <w:r>
+                    <w:rPr>
+                      <w:rFonts w:ascii="微软雅黑" w:hAnsi="微软雅黑" w:eastAsia="微软雅黑" w:cs="微软雅黑"/>
+                      <w:color w:val="6E6E73"/>
+                      <w:sz w:val="20"/>
+                      <w:szCs w:val="20"/>
+                    </w:rPr>
+                    <w:t xml:space="preserve">共 2 节</w:t>
+                  </w:r>
+                </w:p>
+              </w:tc>
+              <w:tc>
+                <w:tcPr>
+                  <w:tcW w:w="2778" w:type="dxa"/>
+                  <w:tcBorders>
+                    <w:top w:val="nil" w:sz="0" w:space="0" w:color="auto"/>
+                    <w:left w:val="single" w:sz="4" w:space="0" w:color="D2D2D7"/>
+                    <w:bottom w:val="nil" w:sz="0" w:space="0" w:color="auto"/>
+                    <w:right w:val="nil" w:sz="0" w:space="0" w:color="auto"/>
+                  </w:tcBorders>
+                  <w:shd w:val="clear" w:color="auto" w:fill="F5F5F7"/>
+                  <w:tcMar>
+                    <w:top w:w="160" w:type="dxa"/>
+                    <w:bottom w:w="160" w:type="dxa"/>
+                  </w:tcMar>
+                  <w:vAlign w:val="center"/>
+                </w:tcPr>
+                <w:p>
+                  <w:pPr>
+                    <w:snapToGrid w:val="0"/>
+                    <w:spacing w:before="0" w:after="80" w:line="240" w:lineRule="auto"/>
+                    <w:ind w:left="280" w:firstLine="0"/>
+                    <w:jc w:val="left"/>
+                  </w:pPr>
+                  <w:r>
+                    <w:rPr>
+                      <w:rFonts w:ascii="微软雅黑" w:hAnsi="微软雅黑" w:eastAsia="微软雅黑" w:cs="微软雅黑"/>
+                      <w:color w:val="86868B"/>
+                      <w:sz w:val="19"/>
+                      <w:szCs w:val="19"/>
+                    </w:rPr>
+                    <w:t xml:space="preserve">授课类型</w:t>
+                  </w:r>
+                </w:p>
+                <w:p>
+                  <w:pPr>
+                    <w:snapToGrid w:val="0"/>
+                    <w:spacing w:before="0" w:after="40" w:line="240" w:lineRule="auto"/>
+                    <w:ind w:left="280" w:firstLine="0"/>
+                    <w:jc w:val="left"/>
+                  </w:pPr>
+                  <w:r>
+                    <w:rPr>
+                      <w:rFonts w:ascii="微软雅黑" w:hAnsi="微软雅黑" w:eastAsia="微软雅黑" w:cs="微软雅黑"/>
+                      <w:b/>
+                      <w:bCs/>
+                      <w:color w:val="1D1D1F"/>
+                      <w:sz w:val="36"/>
+                      <w:szCs w:val="36"/>
+                    </w:rPr>
+                    <w:t xml:space="preserve">理实一体</w:t>
+                  </w:r>
+                </w:p>
+                <w:p>
+                  <w:pPr>
+                    <w:snapToGrid w:val="0"/>
+                    <w:spacing w:before="0" w:after="0" w:line="240" w:lineRule="auto"/>
+                    <w:ind w:left="280" w:firstLine="0"/>
+                    <w:jc w:val="left"/>
+                  </w:pPr>
+                  <w:r>
+                    <w:rPr>
+                      <w:rFonts w:ascii="微软雅黑" w:hAnsi="微软雅黑" w:eastAsia="微软雅黑" w:cs="微软雅黑"/>
+                      <w:color w:val="6E6E73"/>
+                      <w:sz w:val="20"/>
+                      <w:szCs w:val="20"/>
+                    </w:rPr>
+                    <w:t xml:space="preserve">讲练结合</w:t>
+                  </w:r>
+                </w:p>
+              </w:tc>
+              <w:tc>
+                <w:tcPr>
+                  <w:tcW w:w="2778" w:type="dxa"/>
+                  <w:tcBorders>
+                    <w:top w:val="nil" w:sz="0" w:space="0" w:color="auto"/>
+                    <w:left w:val="single" w:sz="4" w:space="0" w:color="D2D2D7"/>
+                    <w:bottom w:val="nil" w:sz="0" w:space="0" w:color="auto"/>
+                    <w:right w:val="nil" w:sz="0" w:space="0" w:color="auto"/>
+                  </w:tcBorders>
+                  <w:shd w:val="clear" w:color="auto" w:fill="F5F5F7"/>
+                  <w:tcMar>
+                    <w:top w:w="160" w:type="dxa"/>
+                    <w:bottom w:w="160" w:type="dxa"/>
+                  </w:tcMar>
+                  <w:vAlign w:val="center"/>
+                </w:tcPr>
+                <w:p>
+                  <w:pPr>
+                    <w:snapToGrid w:val="0"/>
+                    <w:spacing w:before="0" w:after="80" w:line="240" w:lineRule="auto"/>
+                    <w:ind w:left="280" w:firstLine="0"/>
+                    <w:jc w:val="left"/>
+                  </w:pPr>
+                  <w:r>
+                    <w:rPr>
+                      <w:rFonts w:ascii="微软雅黑" w:hAnsi="微软雅黑" w:eastAsia="微软雅黑" w:cs="微软雅黑"/>
+                      <w:color w:val="86868B"/>
+                      <w:sz w:val="19"/>
+                      <w:szCs w:val="19"/>
+                    </w:rPr>
+                    <w:t xml:space="preserve">授课时间</w:t>
+                  </w:r>
+                </w:p>
+                <w:p>
+                  <w:pPr>
+                    <w:snapToGrid w:val="0"/>
+                    <w:spacing w:before="0" w:after="40" w:line="240" w:lineRule="auto"/>
+                    <w:ind w:left="280" w:firstLine="0"/>
+                    <w:jc w:val="left"/>
+                  </w:pPr>
+                  <w:r>
+                    <w:rPr>
+                      <w:rFonts w:ascii="微软雅黑" w:hAnsi="微软雅黑" w:eastAsia="微软雅黑" w:cs="微软雅黑"/>
+                      <w:b/>
+                      <w:bCs/>
+                      <w:color w:val="1D1D1F"/>
+                      <w:sz w:val="36"/>
+                      <w:szCs w:val="36"/>
+                    </w:rPr>
+                    <w:t xml:space="preserve">第二学期</w:t>
+                  </w:r>
+                </w:p>
+                <w:p>
+                  <w:pPr>
+                    <w:snapToGrid w:val="0"/>
+                    <w:spacing w:before="0" w:after="0" w:line="240" w:lineRule="auto"/>
+                    <w:ind w:left="280" w:firstLine="0"/>
+                    <w:jc w:val="left"/>
+                  </w:pPr>
+                  <w:r>
+                    <w:rPr>
+                      <w:rFonts w:ascii="微软雅黑" w:hAnsi="微软雅黑" w:eastAsia="微软雅黑" w:cs="微软雅黑"/>
+                      <w:color w:val="6E6E73"/>
+                      <w:sz w:val="20"/>
+                      <w:szCs w:val="20"/>
+                    </w:rPr>
+                    <w:t xml:space="preserve">2026–2027 学年</w:t>
+                  </w:r>
+                </w:p>
+              </w:tc>
+            </w:tr>
+          </w:tbl>
+          <w:p>
+            <w:pPr>
+              <w:snapToGrid w:val="0"/>
+              <w:spacing w:before="0" w:after="0" w:line="240" w:lineRule="auto"/>
+              <w:ind w:firstLine="0"/>
+              <w:jc w:val="left"/>
+            </w:pPr>
+            <w:r>
+              <w:rPr>
+                <w:rFonts w:ascii="微软雅黑" w:hAnsi="微软雅黑" w:eastAsia="微软雅黑" w:cs="微软雅黑"/>
+                <w:color w:val="424245"/>
+                <w:sz w:val="4"/>
+                <w:szCs w:val="4"/>
+              </w:rPr>
+              <w:t xml:space="preserve"/>
+            </w:r>
+          </w:p>
+        </w:tc>
+      </w:tr>
+      <w:tr>
+        <w:tblPrEx>
+          <w:tblBorders>
+            <w:top w:val="single" w:color="auto" w:sz="4" w:space="0"/>
+            <w:left w:val="single" w:color="auto" w:sz="4" w:space="0"/>
+            <w:bottom w:val="single" w:color="auto" w:sz="4" w:space="0"/>
+            <w:right w:val="single" w:color="auto" w:sz="4" w:space="0"/>
+            <w:insideH w:val="single" w:color="auto" w:sz="4" w:space="0"/>
+            <w:insideV w:val="single" w:color="auto" w:sz="4" w:space="0"/>
+          </w:tblBorders>
+          <w:tblCellMar>
+            <w:top w:w="0" w:type="dxa"/>
+            <w:left w:w="108" w:type="dxa"/>
+            <w:bottom w:w="0" w:type="dxa"/>
+            <w:right w:w="108" w:type="dxa"/>
+          </w:tblCellMar>
+        </w:tblPrEx>
+        <w:trPr>
+          <w:trHeight w:val="560" w:hRule="atLeast"/>
+          <w:jc w:val="center"/>
+        </w:trPr>
+        <w:tc xmlns:a="http://schemas.openxmlformats.org/drawingml/2006/main" xmlns:pic="http://schemas.openxmlformats.org/drawingml/2006/picture">
+          <w:tcPr>
+            <w:tcW w:w="1506" w:type="dxa"/>
+            <w:tcBorders>
+              <w:top w:val="nil" w:sz="0" w:space="0" w:color="auto"/>
+              <w:left w:val="nil" w:sz="0" w:space="0" w:color="auto"/>
+              <w:bottom w:val="single" w:sz="4" w:space="0" w:color="D2D2D7"/>
+              <w:right w:val="nil" w:sz="0" w:space="0" w:color="auto"/>
+            </w:tcBorders>
+            <w:vAlign w:val="center"/>
+          </w:tcPr>
+          <w:p>
+            <w:pPr>
+              <w:snapToGrid w:val="0"/>
+              <w:spacing w:before="0" w:after="0" w:line="240" w:lineRule="auto"/>
+              <w:ind w:left="60" w:firstLine="0"/>
+              <w:jc w:val="left"/>
+            </w:pPr>
+            <w:r>
+              <w:rPr>
+                <w:position w:val="-4"/>
+              </w:rPr>
+              <w:drawing>
+                <wp:inline distT="0" distB="0" distL="0" distR="0">
+                  <wp:extent cx="152400" cy="152400"/>
+                  <wp:docPr id="24" name="图标 24"/>
+                  <a:graphic>
+                    <a:graphicData uri="http://schemas.openxmlformats.org/drawingml/2006/picture">
+                      <pic:pic>
+                        <pic:nvPicPr>
+                          <pic:cNvPr id="24" name="list-details-86868B.png"/>
+                          <pic:cNvPicPr/>
+                        </pic:nvPicPr>
+                        <pic:blipFill>
+                          <a:blip r:embed="rId25"/>
+                          <a:stretch>
+                            <a:fillRect/>
+                          </a:stretch>
+                        </pic:blipFill>
+                        <pic:spPr>
+                          <a:xfrm>
+                            <a:off x="0" y="0"/>
+                            <a:ext cx="152400" cy="152400"/>
+                          </a:xfrm>
+                          <a:prstGeom prst="rect">
+                            <a:avLst/>
+                          </a:prstGeom>
+                        </pic:spPr>
+                      </pic:pic>
+                    </a:graphicData>
+                  </a:graphic>
+                </wp:inline>
+              </w:drawing>
+            </w:r>
+            <w:r>
+              <w:rPr>
+                <w:rFonts w:ascii="微软雅黑" w:hAnsi="微软雅黑" w:eastAsia="微软雅黑" w:cs="微软雅黑"/>
+                <w:color w:val="6E6E73"/>
+                <w:sz w:val="21"/>
+                <w:szCs w:val="21"/>
+              </w:rPr>
+              <w:t xml:space="preserve">  任务名称</w:t>
+            </w:r>
+          </w:p>
+        </w:tc>
+        <w:tc>
+          <w:tcPr>
+            <w:tcW w:w="9608" w:type="dxa"/>
+            <w:gridSpan w:val="7"/>
+            <w:tcBorders>
+              <w:top w:val="nil" w:sz="0" w:space="0" w:color="auto"/>
+              <w:left w:val="nil" w:sz="0" w:space="0" w:color="auto"/>
+              <w:bottom w:val="single" w:sz="4" w:space="0" w:color="D2D2D7"/>
+              <w:right w:val="nil" w:sz="0" w:space="0" w:color="auto"/>
+            </w:tcBorders>
+            <w:vAlign w:val="center"/>
+          </w:tcPr>
+          <w:p>
+            <w:pPr>
+              <w:snapToGrid w:val="0"/>
+              <w:spacing w:before="0" w:after="0" w:line="240" w:lineRule="auto"/>
               <w:ind w:firstLine="0"/>
               <w:jc w:val="left"/>
             </w:pPr>
@@ -198,18 +716,258 @@
                 <w:sz w:val="22"/>
                 <w:szCs w:val="22"/>
               </w:rPr>
-              <w:t xml:space="preserve">01</w:t>
+              <w:t xml:space="preserve">第1节</w:t>
+            </w:r>
+            <w:r>
+              <w:rPr>
+                <w:rFonts w:ascii="微软雅黑" w:hAnsi="微软雅黑" w:eastAsia="微软雅黑" w:cs="微软雅黑"/>
+                <w:color w:val="1D1D1F"/>
+                <w:sz w:val="22"/>
+                <w:szCs w:val="22"/>
+              </w:rPr>
+              <w:t xml:space="preserve">　投影法概述</w:t>
+            </w:r>
+            <w:r>
+              <w:rPr>
+                <w:rFonts w:ascii="微软雅黑" w:hAnsi="微软雅黑" w:eastAsia="微软雅黑" w:cs="微软雅黑"/>
+                <w:color w:val="424245"/>
+                <w:sz w:val="22"/>
+                <w:szCs w:val="22"/>
+              </w:rPr>
+              <w:t xml:space="preserve">　　　</w:t>
             </w:r>
             <w:r>
               <w:rPr>
                 <w:rFonts w:ascii="微软雅黑" w:hAnsi="微软雅黑" w:eastAsia="微软雅黑" w:cs="微软雅黑"/>
                 <w:b/>
                 <w:bCs/>
+                <w:color w:val="0071E3"/>
+                <w:sz w:val="22"/>
+                <w:szCs w:val="22"/>
+              </w:rPr>
+              <w:t xml:space="preserve">第2节</w:t>
+            </w:r>
+            <w:r>
+              <w:rPr>
+                <w:rFonts w:ascii="微软雅黑" w:hAnsi="微软雅黑" w:eastAsia="微软雅黑" w:cs="微软雅黑"/>
                 <w:color w:val="1D1D1F"/>
-                <w:sz w:val="30"/>
-                <w:szCs w:val="30"/>
-              </w:rPr>
-              <w:t xml:space="preserve">　授课信息</w:t>
+                <w:sz w:val="22"/>
+                <w:szCs w:val="22"/>
+              </w:rPr>
+              <w:t xml:space="preserve">　三视图的形成及其对应关系</w:t>
+            </w:r>
+          </w:p>
+        </w:tc>
+      </w:tr>
+      <w:tr>
+        <w:tblPrEx>
+          <w:tblBorders>
+            <w:top w:val="single" w:color="auto" w:sz="4" w:space="0"/>
+            <w:left w:val="single" w:color="auto" w:sz="4" w:space="0"/>
+            <w:bottom w:val="single" w:color="auto" w:sz="4" w:space="0"/>
+            <w:right w:val="single" w:color="auto" w:sz="4" w:space="0"/>
+            <w:insideH w:val="single" w:color="auto" w:sz="4" w:space="0"/>
+            <w:insideV w:val="single" w:color="auto" w:sz="4" w:space="0"/>
+          </w:tblBorders>
+          <w:tblCellMar>
+            <w:top w:w="0" w:type="dxa"/>
+            <w:left w:w="108" w:type="dxa"/>
+            <w:bottom w:w="0" w:type="dxa"/>
+            <w:right w:w="108" w:type="dxa"/>
+          </w:tblCellMar>
+        </w:tblPrEx>
+        <w:trPr>
+          <w:trHeight w:val="560" w:hRule="atLeast"/>
+          <w:jc w:val="center"/>
+        </w:trPr>
+        <w:tc xmlns:a="http://schemas.openxmlformats.org/drawingml/2006/main" xmlns:pic="http://schemas.openxmlformats.org/drawingml/2006/picture">
+          <w:tcPr>
+            <w:tcW w:w="1506" w:type="dxa"/>
+            <w:tcBorders>
+              <w:top w:val="nil" w:sz="0" w:space="0" w:color="auto"/>
+              <w:left w:val="nil" w:sz="0" w:space="0" w:color="auto"/>
+              <w:bottom w:val="single" w:sz="4" w:space="0" w:color="D2D2D7"/>
+              <w:right w:val="nil" w:sz="0" w:space="0" w:color="auto"/>
+            </w:tcBorders>
+            <w:vAlign w:val="center"/>
+          </w:tcPr>
+          <w:p>
+            <w:pPr>
+              <w:snapToGrid w:val="0"/>
+              <w:spacing w:before="0" w:after="0" w:line="240" w:lineRule="auto"/>
+              <w:ind w:left="60" w:firstLine="0"/>
+              <w:jc w:val="left"/>
+            </w:pPr>
+            <w:r>
+              <w:rPr>
+                <w:position w:val="-4"/>
+              </w:rPr>
+              <w:drawing>
+                <wp:inline distT="0" distB="0" distL="0" distR="0">
+                  <wp:extent cx="152400" cy="152400"/>
+                  <wp:docPr id="25" name="图标 25"/>
+                  <a:graphic>
+                    <a:graphicData uri="http://schemas.openxmlformats.org/drawingml/2006/picture">
+                      <pic:pic>
+                        <pic:nvPicPr>
+                          <pic:cNvPr id="25" name="map-pin-86868B.png"/>
+                          <pic:cNvPicPr/>
+                        </pic:nvPicPr>
+                        <pic:blipFill>
+                          <a:blip r:embed="rId26"/>
+                          <a:stretch>
+                            <a:fillRect/>
+                          </a:stretch>
+                        </pic:blipFill>
+                        <pic:spPr>
+                          <a:xfrm>
+                            <a:off x="0" y="0"/>
+                            <a:ext cx="152400" cy="152400"/>
+                          </a:xfrm>
+                          <a:prstGeom prst="rect">
+                            <a:avLst/>
+                          </a:prstGeom>
+                        </pic:spPr>
+                      </pic:pic>
+                    </a:graphicData>
+                  </a:graphic>
+                </wp:inline>
+              </w:drawing>
+            </w:r>
+            <w:r>
+              <w:rPr>
+                <w:rFonts w:ascii="微软雅黑" w:hAnsi="微软雅黑" w:eastAsia="微软雅黑" w:cs="微软雅黑"/>
+                <w:color w:val="6E6E73"/>
+                <w:sz w:val="21"/>
+                <w:szCs w:val="21"/>
+              </w:rPr>
+              <w:t xml:space="preserve">  授课地点</w:t>
+            </w:r>
+          </w:p>
+        </w:tc>
+        <w:tc>
+          <w:tcPr>
+            <w:tcW w:w="4374" w:type="dxa"/>
+            <w:gridSpan w:val="3"/>
+            <w:tcBorders>
+              <w:top w:val="nil" w:sz="0" w:space="0" w:color="auto"/>
+              <w:left w:val="nil" w:sz="0" w:space="0" w:color="auto"/>
+              <w:bottom w:val="single" w:sz="4" w:space="0" w:color="D2D2D7"/>
+              <w:right w:val="nil" w:sz="0" w:space="0" w:color="auto"/>
+            </w:tcBorders>
+            <w:vAlign w:val="center"/>
+          </w:tcPr>
+          <w:p>
+            <w:pPr>
+              <w:snapToGrid w:val="0"/>
+              <w:spacing w:before="0" w:after="0" w:line="240" w:lineRule="auto"/>
+              <w:ind w:firstLine="0"/>
+              <w:jc w:val="left"/>
+            </w:pPr>
+            <w:r>
+              <w:rPr>
+                <w:rFonts w:ascii="微软雅黑" w:hAnsi="微软雅黑" w:eastAsia="微软雅黑" w:cs="微软雅黑"/>
+                <w:color w:val="AEAEB2"/>
+                <w:sz w:val="21"/>
+                <w:szCs w:val="21"/>
+              </w:rPr>
+              <w:t xml:space="preserve">待填写</w:t>
+            </w:r>
+          </w:p>
+        </w:tc>
+        <w:tc xmlns:a="http://schemas.openxmlformats.org/drawingml/2006/main" xmlns:pic="http://schemas.openxmlformats.org/drawingml/2006/picture">
+          <w:tcPr>
+            <w:tcW w:w="1635" w:type="dxa"/>
+            <w:gridSpan w:val="2"/>
+            <w:tcBorders>
+              <w:top w:val="nil" w:sz="0" w:space="0" w:color="auto"/>
+              <w:left w:val="nil" w:sz="0" w:space="0" w:color="auto"/>
+              <w:bottom w:val="single" w:sz="4" w:space="0" w:color="D2D2D7"/>
+              <w:right w:val="nil" w:sz="0" w:space="0" w:color="auto"/>
+            </w:tcBorders>
+            <w:vAlign w:val="center"/>
+          </w:tcPr>
+          <w:p>
+            <w:pPr>
+              <w:snapToGrid w:val="0"/>
+              <w:spacing w:before="0" w:after="0" w:line="240" w:lineRule="auto"/>
+              <w:ind w:left="60" w:firstLine="0"/>
+              <w:jc w:val="left"/>
+            </w:pPr>
+            <w:r>
+              <w:rPr>
+                <w:position w:val="-4"/>
+              </w:rPr>
+              <w:drawing>
+                <wp:inline distT="0" distB="0" distL="0" distR="0">
+                  <wp:extent cx="152400" cy="152400"/>
+                  <wp:docPr id="26" name="图标 26"/>
+                  <a:graphic>
+                    <a:graphicData uri="http://schemas.openxmlformats.org/drawingml/2006/picture">
+                      <pic:pic>
+                        <pic:nvPicPr>
+                          <pic:cNvPr id="26" name="users-86868B.png"/>
+                          <pic:cNvPicPr/>
+                        </pic:nvPicPr>
+                        <pic:blipFill>
+                          <a:blip r:embed="rId27"/>
+                          <a:stretch>
+                            <a:fillRect/>
+                          </a:stretch>
+                        </pic:blipFill>
+                        <pic:spPr>
+                          <a:xfrm>
+                            <a:off x="0" y="0"/>
+                            <a:ext cx="152400" cy="152400"/>
+                          </a:xfrm>
+                          <a:prstGeom prst="rect">
+                            <a:avLst/>
+                          </a:prstGeom>
+                        </pic:spPr>
+                      </pic:pic>
+                    </a:graphicData>
+                  </a:graphic>
+                </wp:inline>
+              </w:drawing>
+            </w:r>
+            <w:r>
+              <w:rPr>
+                <w:rFonts w:ascii="微软雅黑" w:hAnsi="微软雅黑" w:eastAsia="微软雅黑" w:cs="微软雅黑"/>
+                <w:color w:val="6E6E73"/>
+                <w:sz w:val="21"/>
+                <w:szCs w:val="21"/>
+              </w:rPr>
+              <w:t xml:space="preserve">  授课班级</w:t>
+            </w:r>
+          </w:p>
+        </w:tc>
+        <w:tc>
+          <w:tcPr>
+            <w:tcW w:w="3599" w:type="dxa"/>
+            <w:gridSpan w:val="2"/>
+            <w:tcBorders>
+              <w:top w:val="nil" w:sz="0" w:space="0" w:color="auto"/>
+              <w:left w:val="nil" w:sz="0" w:space="0" w:color="auto"/>
+              <w:bottom w:val="single" w:sz="4" w:space="0" w:color="D2D2D7"/>
+              <w:right w:val="nil" w:sz="0" w:space="0" w:color="auto"/>
+            </w:tcBorders>
+            <w:vAlign w:val="center"/>
+          </w:tcPr>
+          <w:p>
+            <w:pPr>
+              <w:snapToGrid w:val="0"/>
+              <w:spacing w:before="0" w:after="0" w:line="240" w:lineRule="auto"/>
+              <w:ind w:firstLine="0"/>
+              <w:jc w:val="left"/>
+            </w:pPr>
+            <w:r>
+              <w:rPr>
+                <w:rFonts w:ascii="微软雅黑" w:hAnsi="微软雅黑" w:eastAsia="微软雅黑" w:cs="微软雅黑"/>
+                <w:color w:val="AEAEB2"/>
+                <w:sz w:val="21"/>
+                <w:szCs w:val="21"/>
+              </w:rPr>
+              <w:t xml:space="preserve">待填写</w:t>
             </w:r>
           </w:p>
         </w:tc>
@@ -235,807 +993,6 @@
           <w:trHeight w:val="600" w:hRule="atLeast"/>
           <w:jc w:val="center"/>
         </w:trPr>
-        <w:tc xmlns:a="http://schemas.openxmlformats.org/drawingml/2006/main" xmlns:pic="http://schemas.openxmlformats.org/drawingml/2006/picture">
-          <w:tcPr>
-            <w:tcW w:w="1506" w:type="dxa"/>
-            <w:tcBorders>
-              <w:top w:val="nil" w:sz="0" w:space="0" w:color="auto"/>
-              <w:left w:val="nil" w:sz="0" w:space="0" w:color="auto"/>
-              <w:bottom w:val="single" w:sz="12" w:space="0" w:color="FFFFFF"/>
-              <w:right w:val="nil" w:sz="0" w:space="0" w:color="auto"/>
-            </w:tcBorders>
-            <w:shd w:val="clear" w:color="auto" w:fill="F5F5F7"/>
-            <w:vAlign w:val="center"/>
-          </w:tcPr>
-          <w:p>
-            <w:pPr>
-              <w:snapToGrid w:val="0"/>
-              <w:spacing w:before="0" w:after="0" w:line="240" w:lineRule="auto"/>
-              <w:ind w:left="100" w:firstLine="0"/>
-              <w:jc w:val="left"/>
-            </w:pPr>
-            <w:r>
-              <w:rPr>
-                <w:position w:val="-4"/>
-              </w:rPr>
-              <w:drawing>
-                <wp:inline distT="0" distB="0" distL="0" distR="0">
-                  <wp:extent cx="152400" cy="152400"/>
-                  <wp:docPr id="24" name="图标 24"/>
-                  <a:graphic>
-                    <a:graphicData uri="http://schemas.openxmlformats.org/drawingml/2006/picture">
-                      <pic:pic>
-                        <pic:nvPicPr>
-                          <pic:cNvPr id="24" name="books-86868B.png"/>
-                          <pic:cNvPicPr/>
-                        </pic:nvPicPr>
-                        <pic:blipFill>
-                          <a:blip r:embed="rId25"/>
-                          <a:stretch>
-                            <a:fillRect/>
-                          </a:stretch>
-                        </pic:blipFill>
-                        <pic:spPr>
-                          <a:xfrm>
-                            <a:off x="0" y="0"/>
-                            <a:ext cx="152400" cy="152400"/>
-                          </a:xfrm>
-                          <a:prstGeom prst="rect">
-                            <a:avLst/>
-                          </a:prstGeom>
-                        </pic:spPr>
-                      </pic:pic>
-                    </a:graphicData>
-                  </a:graphic>
-                </wp:inline>
-              </w:drawing>
-            </w:r>
-            <w:r>
-              <w:rPr>
-                <w:rFonts w:ascii="微软雅黑" w:hAnsi="微软雅黑" w:eastAsia="微软雅黑" w:cs="微软雅黑"/>
-                <w:color w:val="6E6E73"/>
-                <w:sz w:val="20"/>
-                <w:szCs w:val="20"/>
-              </w:rPr>
-              <w:t xml:space="preserve">  模块名称</w:t>
-            </w:r>
-          </w:p>
-        </w:tc>
-        <w:tc>
-          <w:tcPr>
-            <w:tcW w:w="4374" w:type="dxa"/>
-            <w:gridSpan w:val="3"/>
-            <w:tcBorders>
-              <w:top w:val="nil" w:sz="0" w:space="0" w:color="auto"/>
-              <w:left w:val="nil" w:sz="0" w:space="0" w:color="auto"/>
-              <w:bottom w:val="single" w:sz="12" w:space="0" w:color="FFFFFF"/>
-              <w:right w:val="nil" w:sz="0" w:space="0" w:color="auto"/>
-            </w:tcBorders>
-            <w:shd w:val="clear" w:color="auto" w:fill="F5F5F7"/>
-            <w:vAlign w:val="center"/>
-          </w:tcPr>
-          <w:p>
-            <w:pPr>
-              <w:snapToGrid w:val="0"/>
-              <w:spacing w:before="0" w:after="0" w:line="240" w:lineRule="auto"/>
-              <w:ind w:firstLine="0"/>
-              <w:jc w:val="left"/>
-            </w:pPr>
-            <w:r>
-              <w:rPr>
-                <w:rFonts w:ascii="微软雅黑" w:hAnsi="微软雅黑" w:eastAsia="微软雅黑" w:cs="微软雅黑"/>
-                <w:color w:val="1D1D1F"/>
-                <w:sz w:val="22"/>
-                <w:szCs w:val="22"/>
-              </w:rPr>
-              <w:t xml:space="preserve">第二章　正投影作图基础</w:t>
-            </w:r>
-          </w:p>
-        </w:tc>
-        <w:tc xmlns:a="http://schemas.openxmlformats.org/drawingml/2006/main" xmlns:pic="http://schemas.openxmlformats.org/drawingml/2006/picture">
-          <w:tcPr>
-            <w:tcW w:w="1635" w:type="dxa"/>
-            <w:gridSpan w:val="2"/>
-            <w:tcBorders>
-              <w:top w:val="nil" w:sz="0" w:space="0" w:color="auto"/>
-              <w:left w:val="nil" w:sz="0" w:space="0" w:color="auto"/>
-              <w:bottom w:val="single" w:sz="12" w:space="0" w:color="FFFFFF"/>
-              <w:right w:val="nil" w:sz="0" w:space="0" w:color="auto"/>
-            </w:tcBorders>
-            <w:shd w:val="clear" w:color="auto" w:fill="F5F5F7"/>
-            <w:vAlign w:val="center"/>
-          </w:tcPr>
-          <w:p>
-            <w:pPr>
-              <w:snapToGrid w:val="0"/>
-              <w:spacing w:before="0" w:after="0" w:line="240" w:lineRule="auto"/>
-              <w:ind w:left="100" w:firstLine="0"/>
-              <w:jc w:val="left"/>
-            </w:pPr>
-            <w:r>
-              <w:rPr>
-                <w:position w:val="-4"/>
-              </w:rPr>
-              <w:drawing>
-                <wp:inline distT="0" distB="0" distL="0" distR="0">
-                  <wp:extent cx="152400" cy="152400"/>
-                  <wp:docPr id="25" name="图标 25"/>
-                  <a:graphic>
-                    <a:graphicData uri="http://schemas.openxmlformats.org/drawingml/2006/picture">
-                      <pic:pic>
-                        <pic:nvPicPr>
-                          <pic:cNvPr id="25" name="calendar-86868B.png"/>
-                          <pic:cNvPicPr/>
-                        </pic:nvPicPr>
-                        <pic:blipFill>
-                          <a:blip r:embed="rId26"/>
-                          <a:stretch>
-                            <a:fillRect/>
-                          </a:stretch>
-                        </pic:blipFill>
-                        <pic:spPr>
-                          <a:xfrm>
-                            <a:off x="0" y="0"/>
-                            <a:ext cx="152400" cy="152400"/>
-                          </a:xfrm>
-                          <a:prstGeom prst="rect">
-                            <a:avLst/>
-                          </a:prstGeom>
-                        </pic:spPr>
-                      </pic:pic>
-                    </a:graphicData>
-                  </a:graphic>
-                </wp:inline>
-              </w:drawing>
-            </w:r>
-            <w:r>
-              <w:rPr>
-                <w:rFonts w:ascii="微软雅黑" w:hAnsi="微软雅黑" w:eastAsia="微软雅黑" w:cs="微软雅黑"/>
-                <w:color w:val="6E6E73"/>
-                <w:sz w:val="20"/>
-                <w:szCs w:val="20"/>
-              </w:rPr>
-              <w:t xml:space="preserve">  授课时间</w:t>
-            </w:r>
-          </w:p>
-        </w:tc>
-        <w:tc>
-          <w:tcPr>
-            <w:tcW w:w="3599" w:type="dxa"/>
-            <w:gridSpan w:val="2"/>
-            <w:tcBorders>
-              <w:top w:val="nil" w:sz="0" w:space="0" w:color="auto"/>
-              <w:left w:val="nil" w:sz="0" w:space="0" w:color="auto"/>
-              <w:bottom w:val="single" w:sz="12" w:space="0" w:color="FFFFFF"/>
-              <w:right w:val="nil" w:sz="0" w:space="0" w:color="auto"/>
-            </w:tcBorders>
-            <w:shd w:val="clear" w:color="auto" w:fill="F5F5F7"/>
-            <w:vAlign w:val="center"/>
-          </w:tcPr>
-          <w:p>
-            <w:pPr>
-              <w:snapToGrid w:val="0"/>
-              <w:spacing w:before="0" w:after="0" w:line="240" w:lineRule="auto"/>
-              <w:ind w:firstLine="0"/>
-              <w:jc w:val="left"/>
-            </w:pPr>
-            <w:r>
-              <w:rPr>
-                <w:rFonts w:ascii="微软雅黑" w:hAnsi="微软雅黑" w:eastAsia="微软雅黑" w:cs="微软雅黑"/>
-                <w:color w:val="1D1D1F"/>
-                <w:sz w:val="22"/>
-                <w:szCs w:val="22"/>
-              </w:rPr>
-              <w:t xml:space="preserve">2026-2027 学年第二学期</w:t>
-            </w:r>
-          </w:p>
-        </w:tc>
-      </w:tr>
-      <w:tr>
-        <w:tblPrEx>
-          <w:tblBorders>
-            <w:top w:val="single" w:color="auto" w:sz="4" w:space="0"/>
-            <w:left w:val="single" w:color="auto" w:sz="4" w:space="0"/>
-            <w:bottom w:val="single" w:color="auto" w:sz="4" w:space="0"/>
-            <w:right w:val="single" w:color="auto" w:sz="4" w:space="0"/>
-            <w:insideH w:val="single" w:color="auto" w:sz="4" w:space="0"/>
-            <w:insideV w:val="single" w:color="auto" w:sz="4" w:space="0"/>
-          </w:tblBorders>
-          <w:tblCellMar>
-            <w:top w:w="0" w:type="dxa"/>
-            <w:left w:w="108" w:type="dxa"/>
-            <w:bottom w:w="0" w:type="dxa"/>
-            <w:right w:w="108" w:type="dxa"/>
-          </w:tblCellMar>
-        </w:tblPrEx>
-        <w:trPr>
-          <w:trHeight w:val="600" w:hRule="atLeast"/>
-          <w:jc w:val="center"/>
-        </w:trPr>
-        <w:tc xmlns:a="http://schemas.openxmlformats.org/drawingml/2006/main" xmlns:pic="http://schemas.openxmlformats.org/drawingml/2006/picture">
-          <w:tcPr>
-            <w:tcW w:w="1506" w:type="dxa"/>
-            <w:tcBorders>
-              <w:top w:val="nil" w:sz="0" w:space="0" w:color="auto"/>
-              <w:left w:val="nil" w:sz="0" w:space="0" w:color="auto"/>
-              <w:bottom w:val="single" w:sz="12" w:space="0" w:color="FFFFFF"/>
-              <w:right w:val="nil" w:sz="0" w:space="0" w:color="auto"/>
-            </w:tcBorders>
-            <w:shd w:val="clear" w:color="auto" w:fill="F5F5F7"/>
-            <w:vAlign w:val="center"/>
-          </w:tcPr>
-          <w:p>
-            <w:pPr>
-              <w:snapToGrid w:val="0"/>
-              <w:spacing w:before="0" w:after="0" w:line="240" w:lineRule="auto"/>
-              <w:ind w:left="100" w:firstLine="0"/>
-              <w:jc w:val="left"/>
-            </w:pPr>
-            <w:r>
-              <w:rPr>
-                <w:position w:val="-4"/>
-              </w:rPr>
-              <w:drawing>
-                <wp:inline distT="0" distB="0" distL="0" distR="0">
-                  <wp:extent cx="152400" cy="152400"/>
-                  <wp:docPr id="26" name="图标 26"/>
-                  <a:graphic>
-                    <a:graphicData uri="http://schemas.openxmlformats.org/drawingml/2006/picture">
-                      <pic:pic>
-                        <pic:nvPicPr>
-                          <pic:cNvPr id="26" name="list-details-86868B.png"/>
-                          <pic:cNvPicPr/>
-                        </pic:nvPicPr>
-                        <pic:blipFill>
-                          <a:blip r:embed="rId27"/>
-                          <a:stretch>
-                            <a:fillRect/>
-                          </a:stretch>
-                        </pic:blipFill>
-                        <pic:spPr>
-                          <a:xfrm>
-                            <a:off x="0" y="0"/>
-                            <a:ext cx="152400" cy="152400"/>
-                          </a:xfrm>
-                          <a:prstGeom prst="rect">
-                            <a:avLst/>
-                          </a:prstGeom>
-                        </pic:spPr>
-                      </pic:pic>
-                    </a:graphicData>
-                  </a:graphic>
-                </wp:inline>
-              </w:drawing>
-            </w:r>
-            <w:r>
-              <w:rPr>
-                <w:rFonts w:ascii="微软雅黑" w:hAnsi="微软雅黑" w:eastAsia="微软雅黑" w:cs="微软雅黑"/>
-                <w:color w:val="6E6E73"/>
-                <w:sz w:val="20"/>
-                <w:szCs w:val="20"/>
-              </w:rPr>
-              <w:t xml:space="preserve">  任务名称</w:t>
-            </w:r>
-          </w:p>
-        </w:tc>
-        <w:tc>
-          <w:tcPr>
-            <w:tcW w:w="4374" w:type="dxa"/>
-            <w:gridSpan w:val="3"/>
-            <w:tcBorders>
-              <w:top w:val="nil" w:sz="0" w:space="0" w:color="auto"/>
-              <w:left w:val="nil" w:sz="0" w:space="0" w:color="auto"/>
-              <w:bottom w:val="single" w:sz="12" w:space="0" w:color="FFFFFF"/>
-              <w:right w:val="nil" w:sz="0" w:space="0" w:color="auto"/>
-            </w:tcBorders>
-            <w:shd w:val="clear" w:color="auto" w:fill="F5F5F7"/>
-            <w:vAlign w:val="center"/>
-          </w:tcPr>
-          <w:p>
-            <w:pPr>
-              <w:snapToGrid w:val="0"/>
-              <w:spacing w:before="0" w:after="40" w:line="240" w:lineRule="auto"/>
-              <w:ind w:firstLine="0"/>
-              <w:jc w:val="left"/>
-            </w:pPr>
-            <w:r>
-              <w:rPr>
-                <w:rFonts w:ascii="微软雅黑" w:hAnsi="微软雅黑" w:eastAsia="微软雅黑" w:cs="微软雅黑"/>
-                <w:color w:val="1D1D1F"/>
-                <w:sz w:val="22"/>
-                <w:szCs w:val="22"/>
-              </w:rPr>
-              <w:t xml:space="preserve">第1节　投影法概述</w:t>
-            </w:r>
-          </w:p>
-          <w:p>
-            <w:pPr>
-              <w:snapToGrid w:val="0"/>
-              <w:spacing w:before="0" w:after="0" w:line="240" w:lineRule="auto"/>
-              <w:ind w:firstLine="0"/>
-              <w:jc w:val="left"/>
-            </w:pPr>
-            <w:r>
-              <w:rPr>
-                <w:rFonts w:ascii="微软雅黑" w:hAnsi="微软雅黑" w:eastAsia="微软雅黑" w:cs="微软雅黑"/>
-                <w:color w:val="1D1D1F"/>
-                <w:sz w:val="22"/>
-                <w:szCs w:val="22"/>
-              </w:rPr>
-              <w:t xml:space="preserve">第2节　三视图的形成及其对应关系</w:t>
-            </w:r>
-          </w:p>
-        </w:tc>
-        <w:tc xmlns:a="http://schemas.openxmlformats.org/drawingml/2006/main" xmlns:pic="http://schemas.openxmlformats.org/drawingml/2006/picture">
-          <w:tcPr>
-            <w:tcW w:w="1635" w:type="dxa"/>
-            <w:gridSpan w:val="2"/>
-            <w:tcBorders>
-              <w:top w:val="nil" w:sz="0" w:space="0" w:color="auto"/>
-              <w:left w:val="nil" w:sz="0" w:space="0" w:color="auto"/>
-              <w:bottom w:val="single" w:sz="12" w:space="0" w:color="FFFFFF"/>
-              <w:right w:val="nil" w:sz="0" w:space="0" w:color="auto"/>
-            </w:tcBorders>
-            <w:shd w:val="clear" w:color="auto" w:fill="F5F5F7"/>
-            <w:vAlign w:val="center"/>
-          </w:tcPr>
-          <w:p>
-            <w:pPr>
-              <w:snapToGrid w:val="0"/>
-              <w:spacing w:before="0" w:after="0" w:line="240" w:lineRule="auto"/>
-              <w:ind w:left="100" w:firstLine="0"/>
-              <w:jc w:val="left"/>
-            </w:pPr>
-            <w:r>
-              <w:rPr>
-                <w:position w:val="-4"/>
-              </w:rPr>
-              <w:drawing>
-                <wp:inline distT="0" distB="0" distL="0" distR="0">
-                  <wp:extent cx="152400" cy="152400"/>
-                  <wp:docPr id="27" name="图标 27"/>
-                  <a:graphic>
-                    <a:graphicData uri="http://schemas.openxmlformats.org/drawingml/2006/picture">
-                      <pic:pic>
-                        <pic:nvPicPr>
-                          <pic:cNvPr id="27" name="map-pin-86868B.png"/>
-                          <pic:cNvPicPr/>
-                        </pic:nvPicPr>
-                        <pic:blipFill>
-                          <a:blip r:embed="rId28"/>
-                          <a:stretch>
-                            <a:fillRect/>
-                          </a:stretch>
-                        </pic:blipFill>
-                        <pic:spPr>
-                          <a:xfrm>
-                            <a:off x="0" y="0"/>
-                            <a:ext cx="152400" cy="152400"/>
-                          </a:xfrm>
-                          <a:prstGeom prst="rect">
-                            <a:avLst/>
-                          </a:prstGeom>
-                        </pic:spPr>
-                      </pic:pic>
-                    </a:graphicData>
-                  </a:graphic>
-                </wp:inline>
-              </w:drawing>
-            </w:r>
-            <w:r>
-              <w:rPr>
-                <w:rFonts w:ascii="微软雅黑" w:hAnsi="微软雅黑" w:eastAsia="微软雅黑" w:cs="微软雅黑"/>
-                <w:color w:val="6E6E73"/>
-                <w:sz w:val="20"/>
-                <w:szCs w:val="20"/>
-              </w:rPr>
-              <w:t xml:space="preserve">  授课地点</w:t>
-            </w:r>
-          </w:p>
-        </w:tc>
-        <w:tc>
-          <w:tcPr>
-            <w:tcW w:w="3599" w:type="dxa"/>
-            <w:gridSpan w:val="2"/>
-            <w:tcBorders>
-              <w:top w:val="nil" w:sz="0" w:space="0" w:color="auto"/>
-              <w:left w:val="nil" w:sz="0" w:space="0" w:color="auto"/>
-              <w:bottom w:val="single" w:sz="12" w:space="0" w:color="FFFFFF"/>
-              <w:right w:val="nil" w:sz="0" w:space="0" w:color="auto"/>
-            </w:tcBorders>
-            <w:shd w:val="clear" w:color="auto" w:fill="F5F5F7"/>
-            <w:vAlign w:val="center"/>
-          </w:tcPr>
-          <w:p>
-            <w:pPr>
-              <w:snapToGrid w:val="0"/>
-              <w:spacing w:before="0" w:after="0" w:line="240" w:lineRule="auto"/>
-              <w:ind w:firstLine="0"/>
-              <w:jc w:val="left"/>
-            </w:pPr>
-            <w:r>
-              <w:rPr>
-                <w:rFonts w:ascii="微软雅黑" w:hAnsi="微软雅黑" w:eastAsia="微软雅黑" w:cs="微软雅黑"/>
-                <w:color w:val="1D1D1F"/>
-                <w:sz w:val="22"/>
-                <w:szCs w:val="22"/>
-              </w:rPr>
-              <w:t xml:space="preserve"/>
-            </w:r>
-          </w:p>
-        </w:tc>
-      </w:tr>
-      <w:tr>
-        <w:tblPrEx>
-          <w:tblBorders>
-            <w:top w:val="single" w:color="auto" w:sz="4" w:space="0"/>
-            <w:left w:val="single" w:color="auto" w:sz="4" w:space="0"/>
-            <w:bottom w:val="single" w:color="auto" w:sz="4" w:space="0"/>
-            <w:right w:val="single" w:color="auto" w:sz="4" w:space="0"/>
-            <w:insideH w:val="single" w:color="auto" w:sz="4" w:space="0"/>
-            <w:insideV w:val="single" w:color="auto" w:sz="4" w:space="0"/>
-          </w:tblBorders>
-          <w:tblCellMar>
-            <w:top w:w="0" w:type="dxa"/>
-            <w:left w:w="108" w:type="dxa"/>
-            <w:bottom w:w="0" w:type="dxa"/>
-            <w:right w:w="108" w:type="dxa"/>
-          </w:tblCellMar>
-        </w:tblPrEx>
-        <w:trPr>
-          <w:trHeight w:val="600" w:hRule="atLeast"/>
-          <w:jc w:val="center"/>
-        </w:trPr>
-        <w:tc xmlns:a="http://schemas.openxmlformats.org/drawingml/2006/main" xmlns:pic="http://schemas.openxmlformats.org/drawingml/2006/picture">
-          <w:tcPr>
-            <w:tcW w:w="1506" w:type="dxa"/>
-            <w:tcBorders>
-              <w:top w:val="nil" w:sz="0" w:space="0" w:color="auto"/>
-              <w:left w:val="nil" w:sz="0" w:space="0" w:color="auto"/>
-              <w:bottom w:val="single" w:sz="12" w:space="0" w:color="FFFFFF"/>
-              <w:right w:val="nil" w:sz="0" w:space="0" w:color="auto"/>
-            </w:tcBorders>
-            <w:shd w:val="clear" w:color="auto" w:fill="F5F5F7"/>
-            <w:vAlign w:val="center"/>
-          </w:tcPr>
-          <w:p>
-            <w:pPr>
-              <w:snapToGrid w:val="0"/>
-              <w:spacing w:before="0" w:after="0" w:line="240" w:lineRule="auto"/>
-              <w:ind w:left="100" w:firstLine="0"/>
-              <w:jc w:val="left"/>
-            </w:pPr>
-            <w:r>
-              <w:rPr>
-                <w:position w:val="-4"/>
-              </w:rPr>
-              <w:drawing>
-                <wp:inline distT="0" distB="0" distL="0" distR="0">
-                  <wp:extent cx="152400" cy="152400"/>
-                  <wp:docPr id="28" name="图标 28"/>
-                  <a:graphic>
-                    <a:graphicData uri="http://schemas.openxmlformats.org/drawingml/2006/picture">
-                      <pic:pic>
-                        <pic:nvPicPr>
-                          <pic:cNvPr id="28" name="clock-86868B.png"/>
-                          <pic:cNvPicPr/>
-                        </pic:nvPicPr>
-                        <pic:blipFill>
-                          <a:blip r:embed="rId29"/>
-                          <a:stretch>
-                            <a:fillRect/>
-                          </a:stretch>
-                        </pic:blipFill>
-                        <pic:spPr>
-                          <a:xfrm>
-                            <a:off x="0" y="0"/>
-                            <a:ext cx="152400" cy="152400"/>
-                          </a:xfrm>
-                          <a:prstGeom prst="rect">
-                            <a:avLst/>
-                          </a:prstGeom>
-                        </pic:spPr>
-                      </pic:pic>
-                    </a:graphicData>
-                  </a:graphic>
-                </wp:inline>
-              </w:drawing>
-            </w:r>
-            <w:r>
-              <w:rPr>
-                <w:rFonts w:ascii="微软雅黑" w:hAnsi="微软雅黑" w:eastAsia="微软雅黑" w:cs="微软雅黑"/>
-                <w:color w:val="6E6E73"/>
-                <w:sz w:val="20"/>
-                <w:szCs w:val="20"/>
-              </w:rPr>
-              <w:t xml:space="preserve">  授课时数</w:t>
-            </w:r>
-          </w:p>
-        </w:tc>
-        <w:tc>
-          <w:tcPr>
-            <w:tcW w:w="4374" w:type="dxa"/>
-            <w:gridSpan w:val="3"/>
-            <w:tcBorders>
-              <w:top w:val="nil" w:sz="0" w:space="0" w:color="auto"/>
-              <w:left w:val="nil" w:sz="0" w:space="0" w:color="auto"/>
-              <w:bottom w:val="single" w:sz="12" w:space="0" w:color="FFFFFF"/>
-              <w:right w:val="nil" w:sz="0" w:space="0" w:color="auto"/>
-            </w:tcBorders>
-            <w:shd w:val="clear" w:color="auto" w:fill="F5F5F7"/>
-            <w:vAlign w:val="center"/>
-          </w:tcPr>
-          <w:p>
-            <w:pPr>
-              <w:snapToGrid w:val="0"/>
-              <w:spacing w:before="0" w:after="0" w:line="240" w:lineRule="auto"/>
-              <w:ind w:firstLine="0"/>
-              <w:jc w:val="left"/>
-            </w:pPr>
-            <w:r>
-              <w:rPr>
-                <w:rFonts w:ascii="微软雅黑" w:hAnsi="微软雅黑" w:eastAsia="微软雅黑" w:cs="微软雅黑"/>
-                <w:b/>
-                <w:bCs/>
-                <w:color w:val="1D1D1F"/>
-                <w:sz w:val="26"/>
-                <w:szCs w:val="26"/>
-              </w:rPr>
-              <w:t xml:space="preserve">2</w:t>
-            </w:r>
-            <w:r>
-              <w:rPr>
-                <w:rFonts w:ascii="微软雅黑" w:hAnsi="微软雅黑" w:eastAsia="微软雅黑" w:cs="微软雅黑"/>
-                <w:color w:val="1D1D1F"/>
-                <w:sz w:val="22"/>
-                <w:szCs w:val="22"/>
-              </w:rPr>
-              <w:t xml:space="preserve"> 学时</w:t>
-            </w:r>
-          </w:p>
-        </w:tc>
-        <w:tc xmlns:a="http://schemas.openxmlformats.org/drawingml/2006/main" xmlns:pic="http://schemas.openxmlformats.org/drawingml/2006/picture">
-          <w:tcPr>
-            <w:tcW w:w="1635" w:type="dxa"/>
-            <w:gridSpan w:val="2"/>
-            <w:tcBorders>
-              <w:top w:val="nil" w:sz="0" w:space="0" w:color="auto"/>
-              <w:left w:val="nil" w:sz="0" w:space="0" w:color="auto"/>
-              <w:bottom w:val="single" w:sz="12" w:space="0" w:color="FFFFFF"/>
-              <w:right w:val="nil" w:sz="0" w:space="0" w:color="auto"/>
-            </w:tcBorders>
-            <w:shd w:val="clear" w:color="auto" w:fill="F5F5F7"/>
-            <w:vAlign w:val="center"/>
-          </w:tcPr>
-          <w:p>
-            <w:pPr>
-              <w:snapToGrid w:val="0"/>
-              <w:spacing w:before="0" w:after="0" w:line="240" w:lineRule="auto"/>
-              <w:ind w:left="100" w:firstLine="0"/>
-              <w:jc w:val="left"/>
-            </w:pPr>
-            <w:r>
-              <w:rPr>
-                <w:position w:val="-4"/>
-              </w:rPr>
-              <w:drawing>
-                <wp:inline distT="0" distB="0" distL="0" distR="0">
-                  <wp:extent cx="152400" cy="152400"/>
-                  <wp:docPr id="29" name="图标 29"/>
-                  <a:graphic>
-                    <a:graphicData uri="http://schemas.openxmlformats.org/drawingml/2006/picture">
-                      <pic:pic>
-                        <pic:nvPicPr>
-                          <pic:cNvPr id="29" name="tools-86868B.png"/>
-                          <pic:cNvPicPr/>
-                        </pic:nvPicPr>
-                        <pic:blipFill>
-                          <a:blip r:embed="rId30"/>
-                          <a:stretch>
-                            <a:fillRect/>
-                          </a:stretch>
-                        </pic:blipFill>
-                        <pic:spPr>
-                          <a:xfrm>
-                            <a:off x="0" y="0"/>
-                            <a:ext cx="152400" cy="152400"/>
-                          </a:xfrm>
-                          <a:prstGeom prst="rect">
-                            <a:avLst/>
-                          </a:prstGeom>
-                        </pic:spPr>
-                      </pic:pic>
-                    </a:graphicData>
-                  </a:graphic>
-                </wp:inline>
-              </w:drawing>
-            </w:r>
-            <w:r>
-              <w:rPr>
-                <w:rFonts w:ascii="微软雅黑" w:hAnsi="微软雅黑" w:eastAsia="微软雅黑" w:cs="微软雅黑"/>
-                <w:color w:val="6E6E73"/>
-                <w:sz w:val="20"/>
-                <w:szCs w:val="20"/>
-              </w:rPr>
-              <w:t xml:space="preserve">  授课类型</w:t>
-            </w:r>
-          </w:p>
-        </w:tc>
-        <w:tc>
-          <w:tcPr>
-            <w:tcW w:w="3599" w:type="dxa"/>
-            <w:gridSpan w:val="2"/>
-            <w:tcBorders>
-              <w:top w:val="nil" w:sz="0" w:space="0" w:color="auto"/>
-              <w:left w:val="nil" w:sz="0" w:space="0" w:color="auto"/>
-              <w:bottom w:val="single" w:sz="12" w:space="0" w:color="FFFFFF"/>
-              <w:right w:val="nil" w:sz="0" w:space="0" w:color="auto"/>
-            </w:tcBorders>
-            <w:shd w:val="clear" w:color="auto" w:fill="F5F5F7"/>
-            <w:vAlign w:val="center"/>
-          </w:tcPr>
-          <w:p>
-            <w:pPr>
-              <w:snapToGrid w:val="0"/>
-              <w:spacing w:before="0" w:after="0" w:line="240" w:lineRule="auto"/>
-              <w:ind w:firstLine="0"/>
-              <w:jc w:val="left"/>
-            </w:pPr>
-            <w:r>
-              <w:rPr>
-                <w:rFonts w:ascii="微软雅黑" w:hAnsi="微软雅黑" w:eastAsia="微软雅黑" w:cs="微软雅黑"/>
-                <w:b/>
-                <w:bCs/>
-                <w:color w:val="0071E3"/>
-                <w:sz w:val="20"/>
-                <w:szCs w:val="20"/>
-                <w:shd w:val="clear" w:color="auto" w:fill="E8F1FC"/>
-              </w:rPr>
-              <w:t xml:space="preserve"> 理实一体 </w:t>
-            </w:r>
-          </w:p>
-        </w:tc>
-      </w:tr>
-      <w:tr>
-        <w:tblPrEx>
-          <w:tblBorders>
-            <w:top w:val="single" w:color="auto" w:sz="4" w:space="0"/>
-            <w:left w:val="single" w:color="auto" w:sz="4" w:space="0"/>
-            <w:bottom w:val="single" w:color="auto" w:sz="4" w:space="0"/>
-            <w:right w:val="single" w:color="auto" w:sz="4" w:space="0"/>
-            <w:insideH w:val="single" w:color="auto" w:sz="4" w:space="0"/>
-            <w:insideV w:val="single" w:color="auto" w:sz="4" w:space="0"/>
-          </w:tblBorders>
-          <w:tblCellMar>
-            <w:top w:w="0" w:type="dxa"/>
-            <w:left w:w="108" w:type="dxa"/>
-            <w:bottom w:w="0" w:type="dxa"/>
-            <w:right w:w="108" w:type="dxa"/>
-          </w:tblCellMar>
-        </w:tblPrEx>
-        <w:trPr>
-          <w:trHeight w:val="600" w:hRule="atLeast"/>
-          <w:jc w:val="center"/>
-        </w:trPr>
-        <w:tc xmlns:a="http://schemas.openxmlformats.org/drawingml/2006/main" xmlns:pic="http://schemas.openxmlformats.org/drawingml/2006/picture">
-          <w:tcPr>
-            <w:tcW w:w="1506" w:type="dxa"/>
-            <w:tcBorders>
-              <w:top w:val="nil" w:sz="0" w:space="0" w:color="auto"/>
-              <w:left w:val="nil" w:sz="0" w:space="0" w:color="auto"/>
-              <w:bottom w:val="nil" w:sz="0" w:space="0" w:color="auto"/>
-              <w:right w:val="nil" w:sz="0" w:space="0" w:color="auto"/>
-            </w:tcBorders>
-            <w:shd w:val="clear" w:color="auto" w:fill="F5F5F7"/>
-            <w:vAlign w:val="center"/>
-          </w:tcPr>
-          <w:p>
-            <w:pPr>
-              <w:snapToGrid w:val="0"/>
-              <w:spacing w:before="0" w:after="0" w:line="240" w:lineRule="auto"/>
-              <w:ind w:left="100" w:firstLine="0"/>
-              <w:jc w:val="left"/>
-            </w:pPr>
-            <w:r>
-              <w:rPr>
-                <w:position w:val="-4"/>
-              </w:rPr>
-              <w:drawing>
-                <wp:inline distT="0" distB="0" distL="0" distR="0">
-                  <wp:extent cx="152400" cy="152400"/>
-                  <wp:docPr id="30" name="图标 30"/>
-                  <a:graphic>
-                    <a:graphicData uri="http://schemas.openxmlformats.org/drawingml/2006/picture">
-                      <pic:pic>
-                        <pic:nvPicPr>
-                          <pic:cNvPr id="30" name="users-86868B.png"/>
-                          <pic:cNvPicPr/>
-                        </pic:nvPicPr>
-                        <pic:blipFill>
-                          <a:blip r:embed="rId31"/>
-                          <a:stretch>
-                            <a:fillRect/>
-                          </a:stretch>
-                        </pic:blipFill>
-                        <pic:spPr>
-                          <a:xfrm>
-                            <a:off x="0" y="0"/>
-                            <a:ext cx="152400" cy="152400"/>
-                          </a:xfrm>
-                          <a:prstGeom prst="rect">
-                            <a:avLst/>
-                          </a:prstGeom>
-                        </pic:spPr>
-                      </pic:pic>
-                    </a:graphicData>
-                  </a:graphic>
-                </wp:inline>
-              </w:drawing>
-            </w:r>
-            <w:r>
-              <w:rPr>
-                <w:rFonts w:ascii="微软雅黑" w:hAnsi="微软雅黑" w:eastAsia="微软雅黑" w:cs="微软雅黑"/>
-                <w:color w:val="6E6E73"/>
-                <w:sz w:val="20"/>
-                <w:szCs w:val="20"/>
-              </w:rPr>
-              <w:t xml:space="preserve">  授课班级</w:t>
-            </w:r>
-          </w:p>
-        </w:tc>
-        <w:tc>
-          <w:tcPr>
-            <w:tcW w:w="9608" w:type="dxa"/>
-            <w:gridSpan w:val="7"/>
-            <w:tcBorders>
-              <w:top w:val="nil" w:sz="0" w:space="0" w:color="auto"/>
-              <w:left w:val="nil" w:sz="0" w:space="0" w:color="auto"/>
-              <w:bottom w:val="nil" w:sz="0" w:space="0" w:color="auto"/>
-              <w:right w:val="nil" w:sz="0" w:space="0" w:color="auto"/>
-            </w:tcBorders>
-            <w:shd w:val="clear" w:color="auto" w:fill="F5F5F7"/>
-            <w:vAlign w:val="center"/>
-          </w:tcPr>
-          <w:p>
-            <w:pPr>
-              <w:snapToGrid w:val="0"/>
-              <w:spacing w:before="0" w:after="0" w:line="240" w:lineRule="auto"/>
-              <w:ind w:firstLine="0"/>
-              <w:jc w:val="left"/>
-            </w:pPr>
-            <w:r>
-              <w:rPr>
-                <w:rFonts w:ascii="微软雅黑" w:hAnsi="微软雅黑" w:eastAsia="微软雅黑" w:cs="微软雅黑"/>
-                <w:color w:val="1D1D1F"/>
-                <w:sz w:val="22"/>
-                <w:szCs w:val="22"/>
-              </w:rPr>
-              <w:t xml:space="preserve"/>
-            </w:r>
-          </w:p>
-        </w:tc>
-      </w:tr>
-      <w:tr>
-        <w:tblPrEx>
-          <w:tblBorders>
-            <w:top w:val="single" w:color="auto" w:sz="4" w:space="0"/>
-            <w:left w:val="single" w:color="auto" w:sz="4" w:space="0"/>
-            <w:bottom w:val="single" w:color="auto" w:sz="4" w:space="0"/>
-            <w:right w:val="single" w:color="auto" w:sz="4" w:space="0"/>
-            <w:insideH w:val="single" w:color="auto" w:sz="4" w:space="0"/>
-            <w:insideV w:val="single" w:color="auto" w:sz="4" w:space="0"/>
-          </w:tblBorders>
-          <w:tblCellMar>
-            <w:top w:w="0" w:type="dxa"/>
-            <w:left w:w="108" w:type="dxa"/>
-            <w:bottom w:w="0" w:type="dxa"/>
-            <w:right w:w="108" w:type="dxa"/>
-          </w:tblCellMar>
-        </w:tblPrEx>
-        <w:trPr>
-          <w:trHeight w:val="640" w:hRule="atLeast"/>
-          <w:jc w:val="center"/>
-        </w:trPr>
         <w:tc>
           <w:tcPr>
             <w:tcW w:w="11114" w:type="dxa"/>
@@ -1047,14 +1004,14 @@
               <w:right w:val="nil" w:sz="0" w:space="0" w:color="auto"/>
             </w:tcBorders>
             <w:tcMar>
-              <w:left w:w="60" w:type="dxa"/>
+              <w:left w:w="40" w:type="dxa"/>
             </w:tcMar>
             <w:vAlign w:val="bottom"/>
           </w:tcPr>
           <w:p>
             <w:pPr>
               <w:snapToGrid w:val="0"/>
-              <w:spacing w:before="200" w:after="100" w:line="240" w:lineRule="auto"/>
+              <w:spacing w:before="160" w:after="120" w:line="240" w:lineRule="auto"/>
               <w:ind w:firstLine="0"/>
               <w:jc w:val="left"/>
             </w:pPr>
@@ -1064,8 +1021,8 @@
                 <w:b/>
                 <w:bCs/>
                 <w:color w:val="0071E3"/>
-                <w:sz w:val="22"/>
-                <w:szCs w:val="22"/>
+                <w:sz w:val="24"/>
+                <w:szCs w:val="24"/>
               </w:rPr>
               <w:t xml:space="preserve">02</w:t>
             </w:r>
@@ -1075,8 +1032,8 @@
                 <w:b/>
                 <w:bCs/>
                 <w:color w:val="1D1D1F"/>
-                <w:sz w:val="30"/>
-                <w:szCs w:val="30"/>
+                <w:sz w:val="32"/>
+                <w:szCs w:val="32"/>
               </w:rPr>
               <w:t xml:space="preserve">　教学设计</w:t>
             </w:r>
@@ -1106,81 +1063,8 @@
         </w:trPr>
         <w:tc xmlns:a="http://schemas.openxmlformats.org/drawingml/2006/main" xmlns:pic="http://schemas.openxmlformats.org/drawingml/2006/picture">
           <w:tcPr>
-            <w:tcW w:w="1506" w:type="dxa"/>
-            <w:vMerge w:val="restart"/>
-            <w:tcBorders>
-              <w:top w:val="nil" w:sz="0" w:space="0" w:color="auto"/>
-              <w:left w:val="nil" w:sz="0" w:space="0" w:color="auto"/>
-              <w:bottom w:val="nil" w:sz="0" w:space="0" w:color="auto"/>
-              <w:right w:val="nil" w:sz="0" w:space="0" w:color="auto"/>
-            </w:tcBorders>
-            <w:vAlign w:val="top"/>
-          </w:tcPr>
-          <w:p>
-            <w:pPr>
-              <w:snapToGrid w:val="0"/>
-              <w:spacing w:before="160" w:after="80" w:line="240" w:lineRule="auto"/>
-              <w:ind w:left="60" w:firstLine="0"/>
-              <w:jc w:val="left"/>
-            </w:pPr>
-            <w:r>
-              <w:drawing>
-                <wp:inline distT="0" distB="0" distL="0" distR="0">
-                  <wp:extent cx="254000" cy="254000"/>
-                  <wp:docPr id="31" name="图标 31"/>
-                  <a:graphic>
-                    <a:graphicData uri="http://schemas.openxmlformats.org/drawingml/2006/picture">
-                      <pic:pic>
-                        <pic:nvPicPr>
-                          <pic:cNvPr id="31" name="file-analytics-0071E3.png"/>
-                          <pic:cNvPicPr/>
-                        </pic:nvPicPr>
-                        <pic:blipFill>
-                          <a:blip r:embed="rId32"/>
-                          <a:stretch>
-                            <a:fillRect/>
-                          </a:stretch>
-                        </pic:blipFill>
-                        <pic:spPr>
-                          <a:xfrm>
-                            <a:off x="0" y="0"/>
-                            <a:ext cx="254000" cy="254000"/>
-                          </a:xfrm>
-                          <a:prstGeom prst="rect">
-                            <a:avLst/>
-                          </a:prstGeom>
-                        </pic:spPr>
-                      </pic:pic>
-                    </a:graphicData>
-                  </a:graphic>
-                </wp:inline>
-              </w:drawing>
-            </w:r>
-          </w:p>
-          <w:p>
-            <w:pPr>
-              <w:snapToGrid w:val="0"/>
-              <w:spacing w:before="0" w:after="0" w:line="240" w:lineRule="auto"/>
-              <w:ind w:left="60" w:firstLine="0"/>
-              <w:jc w:val="left"/>
-            </w:pPr>
-            <w:r>
-              <w:rPr>
-                <w:rFonts w:ascii="微软雅黑" w:hAnsi="微软雅黑" w:eastAsia="微软雅黑" w:cs="微软雅黑"/>
-                <w:b/>
-                <w:bCs/>
-                <w:color w:val="1D1D1F"/>
-                <w:sz w:val="24"/>
-                <w:szCs w:val="24"/>
-              </w:rPr>
-              <w:t xml:space="preserve">内容分析</w:t>
-            </w:r>
-          </w:p>
-        </w:tc>
-        <w:tc xmlns:a="http://schemas.openxmlformats.org/drawingml/2006/main" xmlns:pic="http://schemas.openxmlformats.org/drawingml/2006/picture">
-          <w:tcPr>
-            <w:tcW w:w="9608" w:type="dxa"/>
-            <w:gridSpan w:val="7"/>
+            <w:tcW w:w="11114" w:type="dxa"/>
+            <w:gridSpan w:val="8"/>
             <w:tcBorders>
               <w:top w:val="nil" w:sz="0" w:space="0" w:color="auto"/>
               <w:left w:val="nil" w:sz="0" w:space="0" w:color="auto"/>
@@ -1193,11 +1077,65 @@
             </w:tcMar>
             <w:vAlign w:val="top"/>
           </w:tcPr>
+          <w:p>
+            <w:pPr>
+              <w:snapToGrid w:val="0"/>
+              <w:spacing w:before="0" w:after="60" w:line="240" w:lineRule="auto"/>
+              <w:ind w:left="40" w:firstLine="0"/>
+              <w:jc w:val="left"/>
+            </w:pPr>
+            <w:r>
+              <w:rPr>
+                <w:position w:val="-5"/>
+              </w:rPr>
+              <w:drawing>
+                <wp:inline distT="0" distB="0" distL="0" distR="0">
+                  <wp:extent cx="177800" cy="177800"/>
+                  <wp:docPr id="32" name="图标 32"/>
+                  <a:graphic>
+                    <a:graphicData uri="http://schemas.openxmlformats.org/drawingml/2006/picture">
+                      <pic:pic>
+                        <pic:nvPicPr>
+                          <pic:cNvPr id="32" name="file-analytics-0071E3.png"/>
+                          <pic:cNvPicPr/>
+                        </pic:nvPicPr>
+                        <pic:blipFill>
+                          <a:blip r:embed="rId33"/>
+                          <a:stretch>
+                            <a:fillRect/>
+                          </a:stretch>
+                        </pic:blipFill>
+                        <pic:spPr>
+                          <a:xfrm>
+                            <a:off x="0" y="0"/>
+                            <a:ext cx="177800" cy="177800"/>
+                          </a:xfrm>
+                          <a:prstGeom prst="rect">
+                            <a:avLst/>
+                          </a:prstGeom>
+                        </pic:spPr>
+                      </pic:pic>
+                    </a:graphicData>
+                  </a:graphic>
+                </wp:inline>
+              </w:drawing>
+            </w:r>
+            <w:r>
+              <w:rPr>
+                <w:rFonts w:ascii="微软雅黑" w:hAnsi="微软雅黑" w:eastAsia="微软雅黑" w:cs="微软雅黑"/>
+                <w:b/>
+                <w:bCs/>
+                <w:color w:val="1D1D1F"/>
+                <w:sz w:val="26"/>
+                <w:szCs w:val="26"/>
+              </w:rPr>
+              <w:t xml:space="preserve">  内容分析</w:t>
+            </w:r>
+          </w:p>
           <w:tbl>
             <w:tblPr>
-              <w:tblW w:w="9528" w:type="dxa"/>
+              <w:tblW w:w="11034" w:type="dxa"/>
               <w:jc w:val="center"/>
-              <w:tblCellSpacing w:w="70" w:type="dxa"/>
               <w:tblBorders>
                 <w:top w:val="nil" w:sz="0" w:space="0" w:color="auto"/>
                 <w:left w:val="nil" w:sz="0" w:space="0" w:color="auto"/>
@@ -1209,36 +1147,35 @@
               <w:tblLayout w:type="fixed"/>
             </w:tblPr>
             <w:tblGrid>
-              <w:gridCol w:w="4764"/>
-              <w:gridCol w:w="4764"/>
+              <w:gridCol w:w="5517"/>
+              <w:gridCol w:w="5517"/>
             </w:tblGrid>
             <w:tr>
               <w:trPr>
-                <w:tblCellSpacing w:w="70" w:type="dxa"/>
+                <w:cantSplit/>
               </w:trPr>
               <w:tc>
                 <w:tcPr>
-                  <w:tcW w:w="4764" w:type="dxa"/>
+                  <w:tcW w:w="5517" w:type="dxa"/>
                   <w:tcBorders>
-                    <w:top w:val="nil" w:sz="0" w:space="0" w:color="auto"/>
-                    <w:left w:val="nil" w:sz="0" w:space="0" w:color="auto"/>
-                    <w:bottom w:val="nil" w:sz="0" w:space="0" w:color="auto"/>
-                    <w:right w:val="nil" w:sz="0" w:space="0" w:color="auto"/>
+                    <w:top w:val="single" w:sz="36" w:space="0" w:color="FFFFFF"/>
+                    <w:left w:val="single" w:sz="36" w:space="0" w:color="FFFFFF"/>
+                    <w:bottom w:val="single" w:sz="36" w:space="0" w:color="FFFFFF"/>
+                    <w:right w:val="single" w:sz="36" w:space="0" w:color="FFFFFF"/>
                   </w:tcBorders>
                   <w:shd w:val="clear" w:color="auto" w:fill="F5F5F7"/>
                   <w:tcMar>
-                    <w:top w:w="200" w:type="dxa"/>
-                    <w:left w:w="220" w:type="dxa"/>
-                    <w:bottom w:w="220" w:type="dxa"/>
-                    <w:right w:w="220" w:type="dxa"/>
+                    <w:top w:w="170" w:type="dxa"/>
+                    <w:left w:w="240" w:type="dxa"/>
+                    <w:bottom w:w="180" w:type="dxa"/>
+                    <w:right w:w="240" w:type="dxa"/>
                   </w:tcMar>
                   <w:vAlign w:val="top"/>
                 </w:tcPr>
                 <w:p>
                   <w:pPr>
-                    <w:keepNext/>
                     <w:snapToGrid w:val="0"/>
-                    <w:spacing w:before="0" w:after="100" w:line="240" w:lineRule="auto"/>
+                    <w:spacing w:before="0" w:after="80" w:line="240" w:lineRule="auto"/>
                     <w:ind w:firstLine="0"/>
                     <w:jc w:val="left"/>
                   </w:pPr>
@@ -1248,17 +1185,17 @@
                     </w:rPr>
                     <w:drawing>
                       <wp:inline distT="0" distB="0" distL="0" distR="0">
-                        <wp:extent cx="177800" cy="177800"/>
-                        <wp:docPr id="32" name="图标 32"/>
+                        <wp:extent cx="190500" cy="190500"/>
+                        <wp:docPr id="27" name="图标 27"/>
                         <a:graphic>
                           <a:graphicData uri="http://schemas.openxmlformats.org/drawingml/2006/picture">
                             <pic:pic>
                               <pic:nvPicPr>
-                                <pic:cNvPr id="32" name="target-0071E3.png"/>
+                                <pic:cNvPr id="27" name="target-0071E3.png"/>
                                 <pic:cNvPicPr/>
                               </pic:nvPicPr>
                               <pic:blipFill>
-                                <a:blip r:embed="rId33"/>
+                                <a:blip r:embed="rId28"/>
                                 <a:stretch>
                                   <a:fillRect/>
                                 </a:stretch>
@@ -1266,7 +1203,7 @@
                               <pic:spPr>
                                 <a:xfrm>
                                   <a:off x="0" y="0"/>
-                                  <a:ext cx="177800" cy="177800"/>
+                                  <a:ext cx="190500" cy="190500"/>
                                 </a:xfrm>
                                 <a:prstGeom prst="rect">
                                   <a:avLst/>
@@ -1284,8 +1221,8 @@
                       <w:b/>
                       <w:bCs/>
                       <w:color w:val="1D1D1F"/>
-                      <w:sz w:val="23"/>
-                      <w:szCs w:val="23"/>
+                      <w:sz w:val="24"/>
+                      <w:szCs w:val="24"/>
                     </w:rPr>
                     <w:t xml:space="preserve">  课程定位</w:t>
                   </w:r>
@@ -1293,7 +1230,7 @@
                 <w:p>
                   <w:pPr>
                     <w:snapToGrid w:val="0"/>
-                    <w:spacing w:before="0" w:after="0" w:line="330" w:lineRule="auto"/>
+                    <w:spacing w:before="0" w:after="0" w:line="300" w:lineRule="auto"/>
                     <w:ind w:firstLine="0"/>
                     <w:jc w:val="both"/>
                   </w:pPr>
@@ -1301,8 +1238,8 @@
                     <w:rPr>
                       <w:rFonts w:ascii="微软雅黑" w:hAnsi="微软雅黑" w:eastAsia="微软雅黑" w:cs="微软雅黑"/>
                       <w:color w:val="424245"/>
-                      <w:sz w:val="20"/>
-                      <w:szCs w:val="20"/>
+                      <w:sz w:val="21"/>
+                      <w:szCs w:val="21"/>
                     </w:rPr>
                     <w:t xml:space="preserve">从岗课赛证角度，机械制图是机械类专业核心基础课，机械加工、设备装配、产品测绘岗位均要求从业人员</w:t>
                   </w:r>
@@ -1312,8 +1249,8 @@
                       <w:b/>
                       <w:bCs/>
                       <w:color w:val="1D1D1F"/>
-                      <w:sz w:val="20"/>
-                      <w:szCs w:val="20"/>
+                      <w:sz w:val="21"/>
+                      <w:szCs w:val="21"/>
                     </w:rPr>
                     <w:t xml:space="preserve">读懂三视图</w:t>
                   </w:r>
@@ -1321,8 +1258,8 @@
                     <w:rPr>
                       <w:rFonts w:ascii="微软雅黑" w:hAnsi="微软雅黑" w:eastAsia="微软雅黑" w:cs="微软雅黑"/>
                       <w:color w:val="424245"/>
-                      <w:sz w:val="20"/>
-                      <w:szCs w:val="20"/>
+                      <w:sz w:val="21"/>
+                      <w:szCs w:val="21"/>
                     </w:rPr>
                     <w:t xml:space="preserve">、能够</w:t>
                   </w:r>
@@ -1332,8 +1269,8 @@
                       <w:b/>
                       <w:bCs/>
                       <w:color w:val="1D1D1F"/>
-                      <w:sz w:val="20"/>
-                      <w:szCs w:val="20"/>
+                      <w:sz w:val="21"/>
+                      <w:szCs w:val="21"/>
                     </w:rPr>
                     <w:t xml:space="preserve">按照投影规律绘制零件视图</w:t>
                   </w:r>
@@ -1341,8 +1278,8 @@
                     <w:rPr>
                       <w:rFonts w:ascii="微软雅黑" w:hAnsi="微软雅黑" w:eastAsia="微软雅黑" w:cs="微软雅黑"/>
                       <w:color w:val="424245"/>
-                      <w:sz w:val="20"/>
-                      <w:szCs w:val="20"/>
+                      <w:sz w:val="21"/>
+                      <w:szCs w:val="21"/>
                     </w:rPr>
                     <w:t xml:space="preserve">。</w:t>
                   </w:r>
@@ -1350,27 +1287,26 @@
               </w:tc>
               <w:tc>
                 <w:tcPr>
-                  <w:tcW w:w="4764" w:type="dxa"/>
+                  <w:tcW w:w="5517" w:type="dxa"/>
                   <w:tcBorders>
-                    <w:top w:val="nil" w:sz="0" w:space="0" w:color="auto"/>
-                    <w:left w:val="nil" w:sz="0" w:space="0" w:color="auto"/>
-                    <w:bottom w:val="nil" w:sz="0" w:space="0" w:color="auto"/>
-                    <w:right w:val="nil" w:sz="0" w:space="0" w:color="auto"/>
+                    <w:top w:val="single" w:sz="36" w:space="0" w:color="FFFFFF"/>
+                    <w:left w:val="single" w:sz="36" w:space="0" w:color="FFFFFF"/>
+                    <w:bottom w:val="single" w:sz="36" w:space="0" w:color="FFFFFF"/>
+                    <w:right w:val="single" w:sz="36" w:space="0" w:color="FFFFFF"/>
                   </w:tcBorders>
                   <w:shd w:val="clear" w:color="auto" w:fill="F5F5F7"/>
                   <w:tcMar>
-                    <w:top w:w="200" w:type="dxa"/>
-                    <w:left w:w="220" w:type="dxa"/>
-                    <w:bottom w:w="220" w:type="dxa"/>
-                    <w:right w:w="220" w:type="dxa"/>
+                    <w:top w:w="170" w:type="dxa"/>
+                    <w:left w:w="240" w:type="dxa"/>
+                    <w:bottom w:w="180" w:type="dxa"/>
+                    <w:right w:w="240" w:type="dxa"/>
                   </w:tcMar>
                   <w:vAlign w:val="top"/>
                 </w:tcPr>
                 <w:p>
                   <w:pPr>
-                    <w:keepNext/>
                     <w:snapToGrid w:val="0"/>
-                    <w:spacing w:before="0" w:after="100" w:line="240" w:lineRule="auto"/>
+                    <w:spacing w:before="0" w:after="80" w:line="240" w:lineRule="auto"/>
                     <w:ind w:firstLine="0"/>
                     <w:jc w:val="left"/>
                   </w:pPr>
@@ -1380,17 +1316,17 @@
                     </w:rPr>
                     <w:drawing>
                       <wp:inline distT="0" distB="0" distL="0" distR="0">
-                        <wp:extent cx="177800" cy="177800"/>
-                        <wp:docPr id="33" name="图标 33"/>
+                        <wp:extent cx="190500" cy="190500"/>
+                        <wp:docPr id="28" name="图标 28"/>
                         <a:graphic>
                           <a:graphicData uri="http://schemas.openxmlformats.org/drawingml/2006/picture">
                             <pic:pic>
                               <pic:nvPicPr>
-                                <pic:cNvPr id="33" name="certificate-0071E3.png"/>
+                                <pic:cNvPr id="28" name="certificate-0071E3.png"/>
                                 <pic:cNvPicPr/>
                               </pic:nvPicPr>
                               <pic:blipFill>
-                                <a:blip r:embed="rId34"/>
+                                <a:blip r:embed="rId29"/>
                                 <a:stretch>
                                   <a:fillRect/>
                                 </a:stretch>
@@ -1398,7 +1334,7 @@
                               <pic:spPr>
                                 <a:xfrm>
                                   <a:off x="0" y="0"/>
-                                  <a:ext cx="177800" cy="177800"/>
+                                  <a:ext cx="190500" cy="190500"/>
                                 </a:xfrm>
                                 <a:prstGeom prst="rect">
                                   <a:avLst/>
@@ -1416,8 +1352,8 @@
                       <w:b/>
                       <w:bCs/>
                       <w:color w:val="1D1D1F"/>
-                      <w:sz w:val="23"/>
-                      <w:szCs w:val="23"/>
+                      <w:sz w:val="24"/>
+                      <w:szCs w:val="24"/>
                     </w:rPr>
                     <w:t xml:space="preserve">  对接标准</w:t>
                   </w:r>
@@ -1425,25 +1361,8 @@
                 <w:p>
                   <w:pPr>
                     <w:snapToGrid w:val="0"/>
-                    <w:spacing w:before="0" w:after="60" w:line="330" w:lineRule="auto"/>
-                    <w:ind w:firstLine="0"/>
-                    <w:jc w:val="both"/>
-                  </w:pPr>
-                  <w:r>
-                    <w:rPr>
-                      <w:rFonts w:ascii="微软雅黑" w:hAnsi="微软雅黑" w:eastAsia="微软雅黑" w:cs="微软雅黑"/>
-                      <w:color w:val="6E6E73"/>
-                      <w:sz w:val="20"/>
-                      <w:szCs w:val="20"/>
-                    </w:rPr>
-                    <w:t xml:space="preserve">教学对接：</w:t>
-                  </w:r>
-                </w:p>
-                <w:p>
-                  <w:pPr>
-                    <w:snapToGrid w:val="0"/>
-                    <w:spacing w:before="0" w:after="40" w:line="330" w:lineRule="auto"/>
-                    <w:ind w:firstLine="0"/>
+                    <w:spacing w:before="0" w:after="20" w:line="300" w:lineRule="auto"/>
+                    <w:ind w:left="240" w:hanging="240"/>
                     <w:jc w:val="both"/>
                   </w:pPr>
                   <w:r>
@@ -1452,17 +1371,17 @@
                       <w:b/>
                       <w:bCs/>
                       <w:color w:val="0071E3"/>
-                      <w:sz w:val="20"/>
-                      <w:szCs w:val="20"/>
+                      <w:sz w:val="21"/>
+                      <w:szCs w:val="21"/>
                     </w:rPr>
-                    <w:t xml:space="preserve">•  </w:t>
+                    <w:t xml:space="preserve">•	</w:t>
                   </w:r>
                   <w:r>
                     <w:rPr>
                       <w:rFonts w:ascii="微软雅黑" w:hAnsi="微软雅黑" w:eastAsia="微软雅黑" w:cs="微软雅黑"/>
                       <w:color w:val="424245"/>
-                      <w:sz w:val="20"/>
-                      <w:szCs w:val="20"/>
+                      <w:sz w:val="21"/>
+                      <w:szCs w:val="21"/>
                     </w:rPr>
                     <w:t xml:space="preserve">机械行业制图国家标准</w:t>
                   </w:r>
@@ -1470,8 +1389,8 @@
                 <w:p>
                   <w:pPr>
                     <w:snapToGrid w:val="0"/>
-                    <w:spacing w:before="0" w:after="40" w:line="330" w:lineRule="auto"/>
-                    <w:ind w:firstLine="0"/>
+                    <w:spacing w:before="0" w:after="20" w:line="300" w:lineRule="auto"/>
+                    <w:ind w:left="240" w:hanging="240"/>
                     <w:jc w:val="both"/>
                   </w:pPr>
                   <w:r>
@@ -1480,17 +1399,17 @@
                       <w:b/>
                       <w:bCs/>
                       <w:color w:val="0071E3"/>
-                      <w:sz w:val="20"/>
-                      <w:szCs w:val="20"/>
+                      <w:sz w:val="21"/>
+                      <w:szCs w:val="21"/>
                     </w:rPr>
-                    <w:t xml:space="preserve">•  </w:t>
+                    <w:t xml:space="preserve">•	</w:t>
                   </w:r>
                   <w:r>
                     <w:rPr>
                       <w:rFonts w:ascii="微软雅黑" w:hAnsi="微软雅黑" w:eastAsia="微软雅黑" w:cs="微软雅黑"/>
                       <w:color w:val="424245"/>
-                      <w:sz w:val="20"/>
-                      <w:szCs w:val="20"/>
+                      <w:sz w:val="21"/>
+                      <w:szCs w:val="21"/>
                     </w:rPr>
                     <w:t xml:space="preserve">1+X 机械制图职业技能等级证书考核要点</w:t>
                   </w:r>
@@ -1498,8 +1417,8 @@
                 <w:p>
                   <w:pPr>
                     <w:snapToGrid w:val="0"/>
-                    <w:spacing w:before="0" w:after="40" w:line="330" w:lineRule="auto"/>
-                    <w:ind w:firstLine="0"/>
+                    <w:spacing w:before="0" w:after="20" w:line="300" w:lineRule="auto"/>
+                    <w:ind w:left="240" w:hanging="240"/>
                     <w:jc w:val="both"/>
                   </w:pPr>
                   <w:r>
@@ -1508,17 +1427,17 @@
                       <w:b/>
                       <w:bCs/>
                       <w:color w:val="0071E3"/>
-                      <w:sz w:val="20"/>
-                      <w:szCs w:val="20"/>
+                      <w:sz w:val="21"/>
+                      <w:szCs w:val="21"/>
                     </w:rPr>
-                    <w:t xml:space="preserve">•  </w:t>
+                    <w:t xml:space="preserve">•	</w:t>
                   </w:r>
                   <w:r>
                     <w:rPr>
                       <w:rFonts w:ascii="微软雅黑" w:hAnsi="微软雅黑" w:eastAsia="微软雅黑" w:cs="微软雅黑"/>
                       <w:color w:val="424245"/>
-                      <w:sz w:val="20"/>
-                      <w:szCs w:val="20"/>
+                      <w:sz w:val="21"/>
+                      <w:szCs w:val="21"/>
                     </w:rPr>
                     <w:t xml:space="preserve">职业院校技能大赛零部件测绘与 CAD 赛项基础要求</w:t>
                   </w:r>
@@ -1527,31 +1446,31 @@
             </w:tr>
             <w:tr>
               <w:trPr>
-                <w:tblCellSpacing w:w="70" w:type="dxa"/>
+                <w:cantSplit/>
               </w:trPr>
               <w:tc>
                 <w:tcPr>
-                  <w:tcW w:w="4764" w:type="dxa"/>
+                  <w:tcW w:w="11034" w:type="dxa"/>
+                  <w:gridSpan w:val="2"/>
                   <w:tcBorders>
-                    <w:top w:val="nil" w:sz="0" w:space="0" w:color="auto"/>
-                    <w:left w:val="nil" w:sz="0" w:space="0" w:color="auto"/>
-                    <w:bottom w:val="nil" w:sz="0" w:space="0" w:color="auto"/>
-                    <w:right w:val="nil" w:sz="0" w:space="0" w:color="auto"/>
+                    <w:top w:val="single" w:sz="36" w:space="0" w:color="FFFFFF"/>
+                    <w:left w:val="single" w:sz="36" w:space="0" w:color="FFFFFF"/>
+                    <w:bottom w:val="single" w:sz="36" w:space="0" w:color="FFFFFF"/>
+                    <w:right w:val="single" w:sz="36" w:space="0" w:color="FFFFFF"/>
                   </w:tcBorders>
                   <w:shd w:val="clear" w:color="auto" w:fill="F5F5F7"/>
                   <w:tcMar>
-                    <w:top w:w="200" w:type="dxa"/>
-                    <w:left w:w="220" w:type="dxa"/>
-                    <w:bottom w:w="220" w:type="dxa"/>
-                    <w:right w:w="220" w:type="dxa"/>
+                    <w:top w:w="170" w:type="dxa"/>
+                    <w:left w:w="240" w:type="dxa"/>
+                    <w:bottom w:w="180" w:type="dxa"/>
+                    <w:right w:w="240" w:type="dxa"/>
                   </w:tcMar>
                   <w:vAlign w:val="top"/>
                 </w:tcPr>
                 <w:p>
                   <w:pPr>
-                    <w:keepNext/>
                     <w:snapToGrid w:val="0"/>
-                    <w:spacing w:before="0" w:after="100" w:line="240" w:lineRule="auto"/>
+                    <w:spacing w:before="0" w:after="80" w:line="240" w:lineRule="auto"/>
                     <w:ind w:firstLine="0"/>
                     <w:jc w:val="left"/>
                   </w:pPr>
@@ -1561,17 +1480,17 @@
                     </w:rPr>
                     <w:drawing>
                       <wp:inline distT="0" distB="0" distL="0" distR="0">
-                        <wp:extent cx="177800" cy="177800"/>
-                        <wp:docPr id="34" name="图标 34"/>
+                        <wp:extent cx="190500" cy="190500"/>
+                        <wp:docPr id="29" name="图标 29"/>
                         <a:graphic>
                           <a:graphicData uri="http://schemas.openxmlformats.org/drawingml/2006/picture">
                             <pic:pic>
                               <pic:nvPicPr>
-                                <pic:cNvPr id="34" name="book-2-0071E3.png"/>
+                                <pic:cNvPr id="29" name="book-2-0071E3.png"/>
                                 <pic:cNvPicPr/>
                               </pic:nvPicPr>
                               <pic:blipFill>
-                                <a:blip r:embed="rId35"/>
+                                <a:blip r:embed="rId30"/>
                                 <a:stretch>
                                   <a:fillRect/>
                                 </a:stretch>
@@ -1579,7 +1498,7 @@
                               <pic:spPr>
                                 <a:xfrm>
                                   <a:off x="0" y="0"/>
-                                  <a:ext cx="177800" cy="177800"/>
+                                  <a:ext cx="190500" cy="190500"/>
                                 </a:xfrm>
                                 <a:prstGeom prst="rect">
                                   <a:avLst/>
@@ -1597,199 +1516,309 @@
                       <w:b/>
                       <w:bCs/>
                       <w:color w:val="1D1D1F"/>
-                      <w:sz w:val="23"/>
-                      <w:szCs w:val="23"/>
+                      <w:sz w:val="24"/>
+                      <w:szCs w:val="24"/>
                     </w:rPr>
                     <w:t xml:space="preserve">  学习内容</w:t>
                   </w:r>
                 </w:p>
-                <w:p>
-                  <w:pPr>
-                    <w:snapToGrid w:val="0"/>
-                    <w:spacing w:before="0" w:after="60" w:line="330" w:lineRule="auto"/>
-                    <w:ind w:firstLine="0"/>
-                    <w:jc w:val="both"/>
-                  </w:pPr>
-                  <w:r>
-                    <w:rPr>
-                      <w:rFonts w:ascii="微软雅黑" w:hAnsi="微软雅黑" w:eastAsia="微软雅黑" w:cs="微软雅黑"/>
-                      <w:color w:val="6E6E73"/>
-                      <w:sz w:val="20"/>
-                      <w:szCs w:val="20"/>
-                    </w:rPr>
-                    <w:t xml:space="preserve">本次课学习内容：</w:t>
-                  </w:r>
-                </w:p>
-                <w:p>
-                  <w:pPr>
-                    <w:snapToGrid w:val="0"/>
-                    <w:spacing w:before="0" w:after="40" w:line="330" w:lineRule="auto"/>
-                    <w:ind w:firstLine="0"/>
-                    <w:jc w:val="both"/>
-                  </w:pPr>
-                  <w:r>
-                    <w:rPr>
-                      <w:rFonts w:ascii="微软雅黑" w:hAnsi="微软雅黑" w:eastAsia="微软雅黑" w:cs="微软雅黑"/>
-                      <w:b/>
-                      <w:bCs/>
-                      <w:color w:val="0071E3"/>
-                      <w:sz w:val="20"/>
-                      <w:szCs w:val="20"/>
-                    </w:rPr>
-                    <w:t xml:space="preserve">1</w:t>
-                  </w:r>
-                  <w:r>
-                    <w:rPr>
-                      <w:rFonts w:ascii="微软雅黑" w:hAnsi="微软雅黑" w:eastAsia="微软雅黑" w:cs="微软雅黑"/>
-                      <w:color w:val="424245"/>
-                      <w:sz w:val="20"/>
-                      <w:szCs w:val="20"/>
-                    </w:rPr>
-                    <w:t xml:space="preserve">　投影法分类、正投影基本特性；</w:t>
-                  </w:r>
-                </w:p>
-                <w:p>
-                  <w:pPr>
-                    <w:snapToGrid w:val="0"/>
-                    <w:spacing w:before="0" w:after="40" w:line="330" w:lineRule="auto"/>
-                    <w:ind w:firstLine="0"/>
-                    <w:jc w:val="both"/>
-                  </w:pPr>
-                  <w:r>
-                    <w:rPr>
-                      <w:rFonts w:ascii="微软雅黑" w:hAnsi="微软雅黑" w:eastAsia="微软雅黑" w:cs="微软雅黑"/>
-                      <w:b/>
-                      <w:bCs/>
-                      <w:color w:val="0071E3"/>
-                      <w:sz w:val="20"/>
-                      <w:szCs w:val="20"/>
-                    </w:rPr>
-                    <w:t xml:space="preserve">2</w:t>
-                  </w:r>
-                  <w:r>
-                    <w:rPr>
-                      <w:rFonts w:ascii="微软雅黑" w:hAnsi="微软雅黑" w:eastAsia="微软雅黑" w:cs="微软雅黑"/>
-                      <w:color w:val="424245"/>
-                      <w:sz w:val="20"/>
-                      <w:szCs w:val="20"/>
-                    </w:rPr>
-                    <w:t xml:space="preserve">　三投影面体系建立、三视图形成过程；</w:t>
-                  </w:r>
-                </w:p>
-                <w:p>
-                  <w:pPr>
-                    <w:snapToGrid w:val="0"/>
-                    <w:spacing w:before="0" w:after="100" w:line="330" w:lineRule="auto"/>
-                    <w:ind w:firstLine="0"/>
-                    <w:jc w:val="both"/>
-                  </w:pPr>
-                  <w:r>
-                    <w:rPr>
-                      <w:rFonts w:ascii="微软雅黑" w:hAnsi="微软雅黑" w:eastAsia="微软雅黑" w:cs="微软雅黑"/>
-                      <w:b/>
-                      <w:bCs/>
-                      <w:color w:val="0071E3"/>
-                      <w:sz w:val="20"/>
-                      <w:szCs w:val="20"/>
-                    </w:rPr>
-                    <w:t xml:space="preserve">3</w:t>
-                  </w:r>
-                  <w:r>
-                    <w:rPr>
-                      <w:rFonts w:ascii="微软雅黑" w:hAnsi="微软雅黑" w:eastAsia="微软雅黑" w:cs="微软雅黑"/>
-                      <w:color w:val="424245"/>
-                      <w:sz w:val="20"/>
-                      <w:szCs w:val="20"/>
-                    </w:rPr>
-                    <w:t xml:space="preserve">　三视图投影对应关系：</w:t>
-                  </w:r>
-                </w:p>
+                <w:tbl>
+                  <w:tblPr>
+                    <w:tblW w:w="10554" w:type="dxa"/>
+                    <w:jc w:val="center"/>
+                    <w:tblBorders>
+                      <w:top w:val="nil" w:sz="0" w:space="0" w:color="auto"/>
+                      <w:left w:val="nil" w:sz="0" w:space="0" w:color="auto"/>
+                      <w:bottom w:val="nil" w:sz="0" w:space="0" w:color="auto"/>
+                      <w:right w:val="nil" w:sz="0" w:space="0" w:color="auto"/>
+                      <w:insideH w:val="nil" w:sz="0" w:space="0" w:color="auto"/>
+                      <w:insideV w:val="nil" w:sz="0" w:space="0" w:color="auto"/>
+                    </w:tblBorders>
+                    <w:tblLayout w:type="fixed"/>
+                  </w:tblPr>
+                  <w:tblGrid>
+                    <w:gridCol w:w="3518"/>
+                    <w:gridCol w:w="3518"/>
+                    <w:gridCol w:w="3518"/>
+                  </w:tblGrid>
+                  <w:tr>
+                    <w:trPr>
+                      <w:cantSplit/>
+                    </w:trPr>
+                    <w:tc>
+                      <w:tcPr>
+                        <w:tcW w:w="3518" w:type="dxa"/>
+                        <w:tcBorders>
+                          <w:top w:val="single" w:sz="24" w:space="0" w:color="F5F5F7"/>
+                          <w:left w:val="single" w:sz="24" w:space="0" w:color="F5F5F7"/>
+                          <w:bottom w:val="single" w:sz="24" w:space="0" w:color="F5F5F7"/>
+                          <w:right w:val="single" w:sz="24" w:space="0" w:color="F5F5F7"/>
+                        </w:tcBorders>
+                        <w:shd w:val="clear" w:color="auto" w:fill="FFFFFF"/>
+                        <w:tcMar>
+                          <w:top w:w="120" w:type="dxa"/>
+                          <w:left w:w="180" w:type="dxa"/>
+                          <w:bottom w:w="140" w:type="dxa"/>
+                          <w:right w:w="180" w:type="dxa"/>
+                        </w:tcMar>
+                        <w:vAlign w:val="top"/>
+                      </w:tcPr>
+                      <w:p>
+                        <w:pPr>
+                          <w:snapToGrid w:val="0"/>
+                          <w:spacing w:before="0" w:after="20" w:line="240" w:lineRule="auto"/>
+                          <w:ind w:firstLine="0"/>
+                          <w:jc w:val="left"/>
+                        </w:pPr>
+                        <w:r>
+                          <w:rPr>
+                            <w:rFonts w:ascii="微软雅黑" w:hAnsi="微软雅黑" w:eastAsia="微软雅黑" w:cs="微软雅黑"/>
+                            <w:b/>
+                            <w:bCs/>
+                            <w:color w:val="0071E3"/>
+                            <w:sz w:val="26"/>
+                            <w:szCs w:val="26"/>
+                          </w:rPr>
+                          <w:t xml:space="preserve">01</w:t>
+                        </w:r>
+                      </w:p>
+                      <w:p>
+                        <w:pPr>
+                          <w:snapToGrid w:val="0"/>
+                          <w:spacing w:before="0" w:after="0" w:line="290" w:lineRule="auto"/>
+                          <w:ind w:firstLine="0"/>
+                          <w:jc w:val="left"/>
+                        </w:pPr>
+                        <w:r>
+                          <w:rPr>
+                            <w:rFonts w:ascii="微软雅黑" w:hAnsi="微软雅黑" w:eastAsia="微软雅黑" w:cs="微软雅黑"/>
+                            <w:color w:val="1D1D1F"/>
+                            <w:sz w:val="21"/>
+                            <w:szCs w:val="21"/>
+                          </w:rPr>
+                          <w:t xml:space="preserve">投影法分类、正投影基本特性</w:t>
+                        </w:r>
+                      </w:p>
+                    </w:tc>
+                    <w:tc>
+                      <w:tcPr>
+                        <w:tcW w:w="3518" w:type="dxa"/>
+                        <w:tcBorders>
+                          <w:top w:val="single" w:sz="24" w:space="0" w:color="F5F5F7"/>
+                          <w:left w:val="single" w:sz="24" w:space="0" w:color="F5F5F7"/>
+                          <w:bottom w:val="single" w:sz="24" w:space="0" w:color="F5F5F7"/>
+                          <w:right w:val="single" w:sz="24" w:space="0" w:color="F5F5F7"/>
+                        </w:tcBorders>
+                        <w:shd w:val="clear" w:color="auto" w:fill="FFFFFF"/>
+                        <w:tcMar>
+                          <w:top w:w="120" w:type="dxa"/>
+                          <w:left w:w="180" w:type="dxa"/>
+                          <w:bottom w:w="140" w:type="dxa"/>
+                          <w:right w:w="180" w:type="dxa"/>
+                        </w:tcMar>
+                        <w:vAlign w:val="top"/>
+                      </w:tcPr>
+                      <w:p>
+                        <w:pPr>
+                          <w:snapToGrid w:val="0"/>
+                          <w:spacing w:before="0" w:after="20" w:line="240" w:lineRule="auto"/>
+                          <w:ind w:firstLine="0"/>
+                          <w:jc w:val="left"/>
+                        </w:pPr>
+                        <w:r>
+                          <w:rPr>
+                            <w:rFonts w:ascii="微软雅黑" w:hAnsi="微软雅黑" w:eastAsia="微软雅黑" w:cs="微软雅黑"/>
+                            <w:b/>
+                            <w:bCs/>
+                            <w:color w:val="0071E3"/>
+                            <w:sz w:val="26"/>
+                            <w:szCs w:val="26"/>
+                          </w:rPr>
+                          <w:t xml:space="preserve">02</w:t>
+                        </w:r>
+                      </w:p>
+                      <w:p>
+                        <w:pPr>
+                          <w:snapToGrid w:val="0"/>
+                          <w:spacing w:before="0" w:after="0" w:line="290" w:lineRule="auto"/>
+                          <w:ind w:firstLine="0"/>
+                          <w:jc w:val="left"/>
+                        </w:pPr>
+                        <w:r>
+                          <w:rPr>
+                            <w:rFonts w:ascii="微软雅黑" w:hAnsi="微软雅黑" w:eastAsia="微软雅黑" w:cs="微软雅黑"/>
+                            <w:color w:val="1D1D1F"/>
+                            <w:sz w:val="21"/>
+                            <w:szCs w:val="21"/>
+                          </w:rPr>
+                          <w:t xml:space="preserve">三投影面体系建立、三视图形成过程</w:t>
+                        </w:r>
+                      </w:p>
+                    </w:tc>
+                    <w:tc>
+                      <w:tcPr>
+                        <w:tcW w:w="3518" w:type="dxa"/>
+                        <w:tcBorders>
+                          <w:top w:val="single" w:sz="24" w:space="0" w:color="F5F5F7"/>
+                          <w:left w:val="single" w:sz="24" w:space="0" w:color="F5F5F7"/>
+                          <w:bottom w:val="single" w:sz="24" w:space="0" w:color="F5F5F7"/>
+                          <w:right w:val="single" w:sz="24" w:space="0" w:color="F5F5F7"/>
+                        </w:tcBorders>
+                        <w:shd w:val="clear" w:color="auto" w:fill="FFFFFF"/>
+                        <w:tcMar>
+                          <w:top w:w="120" w:type="dxa"/>
+                          <w:left w:w="180" w:type="dxa"/>
+                          <w:bottom w:w="140" w:type="dxa"/>
+                          <w:right w:w="180" w:type="dxa"/>
+                        </w:tcMar>
+                        <w:vAlign w:val="top"/>
+                      </w:tcPr>
+                      <w:p>
+                        <w:pPr>
+                          <w:snapToGrid w:val="0"/>
+                          <w:spacing w:before="0" w:after="20" w:line="240" w:lineRule="auto"/>
+                          <w:ind w:firstLine="0"/>
+                          <w:jc w:val="left"/>
+                        </w:pPr>
+                        <w:r>
+                          <w:rPr>
+                            <w:rFonts w:ascii="微软雅黑" w:hAnsi="微软雅黑" w:eastAsia="微软雅黑" w:cs="微软雅黑"/>
+                            <w:b/>
+                            <w:bCs/>
+                            <w:color w:val="0071E3"/>
+                            <w:sz w:val="26"/>
+                            <w:szCs w:val="26"/>
+                          </w:rPr>
+                          <w:t xml:space="preserve">03</w:t>
+                        </w:r>
+                      </w:p>
+                      <w:p>
+                        <w:pPr>
+                          <w:snapToGrid w:val="0"/>
+                          <w:spacing w:before="0" w:after="0" w:line="290" w:lineRule="auto"/>
+                          <w:ind w:firstLine="0"/>
+                          <w:jc w:val="left"/>
+                        </w:pPr>
+                        <w:r>
+                          <w:rPr>
+                            <w:rFonts w:ascii="微软雅黑" w:hAnsi="微软雅黑" w:eastAsia="微软雅黑" w:cs="微软雅黑"/>
+                            <w:color w:val="1D1D1F"/>
+                            <w:sz w:val="21"/>
+                            <w:szCs w:val="21"/>
+                          </w:rPr>
+                          <w:t xml:space="preserve">三视图投影对应关系</w:t>
+                        </w:r>
+                      </w:p>
+                      <w:p>
+                        <w:pPr>
+                          <w:snapToGrid w:val="0"/>
+                          <w:spacing w:before="60" w:after="0" w:line="240" w:lineRule="auto"/>
+                          <w:ind w:firstLine="0"/>
+                          <w:jc w:val="left"/>
+                        </w:pPr>
+                        <w:r>
+                          <w:rPr>
+                            <w:rFonts w:ascii="微软雅黑" w:hAnsi="微软雅黑" w:eastAsia="微软雅黑" w:cs="微软雅黑"/>
+                            <w:b/>
+                            <w:bCs/>
+                            <w:color w:val="0071E3"/>
+                            <w:sz w:val="21"/>
+                            <w:szCs w:val="21"/>
+                            <w:shd w:val="clear" w:color="auto" w:fill="E8F1FC"/>
+                          </w:rPr>
+                          <w:t xml:space="preserve"> 长对正 </w:t>
+                        </w:r>
+                        <w:r>
+                          <w:rPr>
+                            <w:rFonts w:ascii="微软雅黑" w:hAnsi="微软雅黑" w:eastAsia="微软雅黑" w:cs="微软雅黑"/>
+                            <w:color w:val="424245"/>
+                            <w:sz w:val="21"/>
+                            <w:szCs w:val="21"/>
+                          </w:rPr>
+                          <w:t xml:space="preserve"> </w:t>
+                        </w:r>
+                        <w:r>
+                          <w:rPr>
+                            <w:rFonts w:ascii="微软雅黑" w:hAnsi="微软雅黑" w:eastAsia="微软雅黑" w:cs="微软雅黑"/>
+                            <w:b/>
+                            <w:bCs/>
+                            <w:color w:val="0071E3"/>
+                            <w:sz w:val="21"/>
+                            <w:szCs w:val="21"/>
+                            <w:shd w:val="clear" w:color="auto" w:fill="E8F1FC"/>
+                          </w:rPr>
+                          <w:t xml:space="preserve"> 高平齐 </w:t>
+                        </w:r>
+                        <w:r>
+                          <w:rPr>
+                            <w:rFonts w:ascii="微软雅黑" w:hAnsi="微软雅黑" w:eastAsia="微软雅黑" w:cs="微软雅黑"/>
+                            <w:color w:val="424245"/>
+                            <w:sz w:val="21"/>
+                            <w:szCs w:val="21"/>
+                          </w:rPr>
+                          <w:t xml:space="preserve"> </w:t>
+                        </w:r>
+                        <w:r>
+                          <w:rPr>
+                            <w:rFonts w:ascii="微软雅黑" w:hAnsi="微软雅黑" w:eastAsia="微软雅黑" w:cs="微软雅黑"/>
+                            <w:b/>
+                            <w:bCs/>
+                            <w:color w:val="0071E3"/>
+                            <w:sz w:val="21"/>
+                            <w:szCs w:val="21"/>
+                            <w:shd w:val="clear" w:color="auto" w:fill="E8F1FC"/>
+                          </w:rPr>
+                          <w:t xml:space="preserve"> 宽相等 </w:t>
+                        </w:r>
+                      </w:p>
+                    </w:tc>
+                  </w:tr>
+                </w:tbl>
                 <w:p>
                   <w:pPr>
                     <w:snapToGrid w:val="0"/>
                     <w:spacing w:before="0" w:after="0" w:line="240" w:lineRule="auto"/>
-                    <w:ind w:left="260" w:firstLine="0"/>
+                    <w:ind w:firstLine="0"/>
                     <w:jc w:val="left"/>
                   </w:pPr>
                   <w:r>
                     <w:rPr>
                       <w:rFonts w:ascii="微软雅黑" w:hAnsi="微软雅黑" w:eastAsia="微软雅黑" w:cs="微软雅黑"/>
-                      <w:b/>
-                      <w:bCs/>
-                      <w:color w:val="0071E3"/>
-                      <w:sz w:val="20"/>
-                      <w:szCs w:val="20"/>
-                      <w:shd w:val="clear" w:color="auto" w:fill="E8F1FC"/>
+                      <w:color w:val="424245"/>
+                      <w:sz w:val="2"/>
+                      <w:szCs w:val="2"/>
                     </w:rPr>
-                    <w:t xml:space="preserve"> 长对正 </w:t>
-                  </w:r>
-                  <w:r>
-                    <w:rPr>
-                      <w:rFonts w:ascii="微软雅黑" w:hAnsi="微软雅黑" w:eastAsia="微软雅黑" w:cs="微软雅黑"/>
-                      <w:color w:val="424245"/>
-                      <w:sz w:val="20"/>
-                      <w:szCs w:val="20"/>
-                    </w:rPr>
-                    <w:t xml:space="preserve">　</w:t>
-                  </w:r>
-                  <w:r>
-                    <w:rPr>
-                      <w:rFonts w:ascii="微软雅黑" w:hAnsi="微软雅黑" w:eastAsia="微软雅黑" w:cs="微软雅黑"/>
-                      <w:b/>
-                      <w:bCs/>
-                      <w:color w:val="0071E3"/>
-                      <w:sz w:val="20"/>
-                      <w:szCs w:val="20"/>
-                      <w:shd w:val="clear" w:color="auto" w:fill="E8F1FC"/>
-                    </w:rPr>
-                    <w:t xml:space="preserve"> 高平齐 </w:t>
-                  </w:r>
-                  <w:r>
-                    <w:rPr>
-                      <w:rFonts w:ascii="微软雅黑" w:hAnsi="微软雅黑" w:eastAsia="微软雅黑" w:cs="微软雅黑"/>
-                      <w:color w:val="424245"/>
-                      <w:sz w:val="20"/>
-                      <w:szCs w:val="20"/>
-                    </w:rPr>
-                    <w:t xml:space="preserve">　</w:t>
-                  </w:r>
-                  <w:r>
-                    <w:rPr>
-                      <w:rFonts w:ascii="微软雅黑" w:hAnsi="微软雅黑" w:eastAsia="微软雅黑" w:cs="微软雅黑"/>
-                      <w:b/>
-                      <w:bCs/>
-                      <w:color w:val="0071E3"/>
-                      <w:sz w:val="20"/>
-                      <w:szCs w:val="20"/>
-                      <w:shd w:val="clear" w:color="auto" w:fill="E8F1FC"/>
-                    </w:rPr>
-                    <w:t xml:space="preserve"> 宽相等 </w:t>
+                    <w:t xml:space="preserve"/>
                   </w:r>
                 </w:p>
               </w:tc>
+            </w:tr>
+            <w:tr>
+              <w:trPr>
+                <w:cantSplit/>
+              </w:trPr>
               <w:tc>
                 <w:tcPr>
-                  <w:tcW w:w="4764" w:type="dxa"/>
+                  <w:tcW w:w="5517" w:type="dxa"/>
                   <w:tcBorders>
-                    <w:top w:val="nil" w:sz="0" w:space="0" w:color="auto"/>
-                    <w:left w:val="nil" w:sz="0" w:space="0" w:color="auto"/>
-                    <w:bottom w:val="nil" w:sz="0" w:space="0" w:color="auto"/>
-                    <w:right w:val="nil" w:sz="0" w:space="0" w:color="auto"/>
+                    <w:top w:val="single" w:sz="36" w:space="0" w:color="FFFFFF"/>
+                    <w:left w:val="single" w:sz="36" w:space="0" w:color="FFFFFF"/>
+                    <w:bottom w:val="single" w:sz="36" w:space="0" w:color="FFFFFF"/>
+                    <w:right w:val="single" w:sz="36" w:space="0" w:color="FFFFFF"/>
                   </w:tcBorders>
                   <w:shd w:val="clear" w:color="auto" w:fill="F5F5F7"/>
                   <w:tcMar>
-                    <w:top w:w="200" w:type="dxa"/>
-                    <w:left w:w="220" w:type="dxa"/>
-                    <w:bottom w:w="220" w:type="dxa"/>
-                    <w:right w:w="220" w:type="dxa"/>
+                    <w:top w:w="170" w:type="dxa"/>
+                    <w:left w:w="240" w:type="dxa"/>
+                    <w:bottom w:w="180" w:type="dxa"/>
+                    <w:right w:w="240" w:type="dxa"/>
                   </w:tcMar>
                   <w:vAlign w:val="top"/>
                 </w:tcPr>
                 <w:p>
                   <w:pPr>
-                    <w:keepNext/>
                     <w:snapToGrid w:val="0"/>
-                    <w:spacing w:before="0" w:after="100" w:line="240" w:lineRule="auto"/>
+                    <w:spacing w:before="0" w:after="80" w:line="240" w:lineRule="auto"/>
                     <w:ind w:firstLine="0"/>
                     <w:jc w:val="left"/>
                   </w:pPr>
@@ -1799,17 +1828,17 @@
                     </w:rPr>
                     <w:drawing>
                       <wp:inline distT="0" distB="0" distL="0" distR="0">
-                        <wp:extent cx="177800" cy="177800"/>
-                        <wp:docPr id="35" name="图标 35"/>
+                        <wp:extent cx="190500" cy="190500"/>
+                        <wp:docPr id="30" name="图标 30"/>
                         <a:graphic>
                           <a:graphicData uri="http://schemas.openxmlformats.org/drawingml/2006/picture">
                             <pic:pic>
                               <pic:nvPicPr>
-                                <pic:cNvPr id="35" name="cube-3d-sphere-0071E3.png"/>
+                                <pic:cNvPr id="30" name="cube-3d-sphere-0071E3.png"/>
                                 <pic:cNvPicPr/>
                               </pic:nvPicPr>
                               <pic:blipFill>
-                                <a:blip r:embed="rId36"/>
+                                <a:blip r:embed="rId31"/>
                                 <a:stretch>
                                   <a:fillRect/>
                                 </a:stretch>
@@ -1817,7 +1846,7 @@
                               <pic:spPr>
                                 <a:xfrm>
                                   <a:off x="0" y="0"/>
-                                  <a:ext cx="177800" cy="177800"/>
+                                  <a:ext cx="190500" cy="190500"/>
                                 </a:xfrm>
                                 <a:prstGeom prst="rect">
                                   <a:avLst/>
@@ -1835,8 +1864,8 @@
                       <w:b/>
                       <w:bCs/>
                       <w:color w:val="1D1D1F"/>
-                      <w:sz w:val="23"/>
-                      <w:szCs w:val="23"/>
+                      <w:sz w:val="24"/>
+                      <w:szCs w:val="24"/>
                     </w:rPr>
                     <w:t xml:space="preserve">  数字拓展</w:t>
                   </w:r>
@@ -1844,7 +1873,7 @@
                 <w:p>
                   <w:pPr>
                     <w:snapToGrid w:val="0"/>
-                    <w:spacing w:before="0" w:after="0" w:line="330" w:lineRule="auto"/>
+                    <w:spacing w:before="0" w:after="0" w:line="300" w:lineRule="auto"/>
                     <w:ind w:firstLine="0"/>
                     <w:jc w:val="both"/>
                   </w:pPr>
@@ -1852,8 +1881,8 @@
                     <w:rPr>
                       <w:rFonts w:ascii="微软雅黑" w:hAnsi="微软雅黑" w:eastAsia="微软雅黑" w:cs="微软雅黑"/>
                       <w:color w:val="424245"/>
-                      <w:sz w:val="20"/>
-                      <w:szCs w:val="20"/>
+                      <w:sz w:val="21"/>
+                      <w:szCs w:val="21"/>
                     </w:rPr>
                     <w:t xml:space="preserve">引入现代三维建模软件（</w:t>
                   </w:r>
@@ -1863,8 +1892,8 @@
                       <w:b/>
                       <w:bCs/>
                       <w:color w:val="0071E3"/>
-                      <w:sz w:val="20"/>
-                      <w:szCs w:val="20"/>
+                      <w:sz w:val="21"/>
+                      <w:szCs w:val="21"/>
                     </w:rPr>
                     <w:t xml:space="preserve">中望CAD</w:t>
                   </w:r>
@@ -1872,8 +1901,8 @@
                     <w:rPr>
                       <w:rFonts w:ascii="微软雅黑" w:hAnsi="微软雅黑" w:eastAsia="微软雅黑" w:cs="微软雅黑"/>
                       <w:color w:val="424245"/>
-                      <w:sz w:val="20"/>
-                      <w:szCs w:val="20"/>
+                      <w:sz w:val="21"/>
+                      <w:szCs w:val="21"/>
                     </w:rPr>
                     <w:t xml:space="preserve">）三维模型转二维视图案例，对比</w:t>
                   </w:r>
@@ -1883,8 +1912,8 @@
                       <w:b/>
                       <w:bCs/>
                       <w:color w:val="1D1D1F"/>
-                      <w:sz w:val="20"/>
-                      <w:szCs w:val="20"/>
+                      <w:sz w:val="21"/>
+                      <w:szCs w:val="21"/>
                     </w:rPr>
                     <w:t xml:space="preserve">传统手绘投影</w:t>
                   </w:r>
@@ -1892,8 +1921,8 @@
                     <w:rPr>
                       <w:rFonts w:ascii="微软雅黑" w:hAnsi="微软雅黑" w:eastAsia="微软雅黑" w:cs="微软雅黑"/>
                       <w:color w:val="424245"/>
-                      <w:sz w:val="20"/>
-                      <w:szCs w:val="20"/>
+                      <w:sz w:val="21"/>
+                      <w:szCs w:val="21"/>
                     </w:rPr>
                     <w:t xml:space="preserve">与</w:t>
                   </w:r>
@@ -1903,8 +1932,8 @@
                       <w:b/>
                       <w:bCs/>
                       <w:color w:val="1D1D1F"/>
-                      <w:sz w:val="20"/>
-                      <w:szCs w:val="20"/>
+                      <w:sz w:val="21"/>
+                      <w:szCs w:val="21"/>
                     </w:rPr>
                     <w:t xml:space="preserve">数字化投影</w:t>
                   </w:r>
@@ -1912,41 +1941,35 @@
                     <w:rPr>
                       <w:rFonts w:ascii="微软雅黑" w:hAnsi="微软雅黑" w:eastAsia="微软雅黑" w:cs="微软雅黑"/>
                       <w:color w:val="424245"/>
-                      <w:sz w:val="20"/>
-                      <w:szCs w:val="20"/>
+                      <w:sz w:val="21"/>
+                      <w:szCs w:val="21"/>
                     </w:rPr>
                     <w:t xml:space="preserve">表达。</w:t>
                   </w:r>
                 </w:p>
               </w:tc>
-            </w:tr>
-            <w:tr>
-              <w:trPr>
-                <w:tblCellSpacing w:w="70" w:type="dxa"/>
-              </w:trPr>
               <w:tc>
                 <w:tcPr>
-                  <w:tcW w:w="9528" w:type="dxa"/>
-                  <w:gridSpan w:val="2"/>
+                  <w:tcW w:w="5517" w:type="dxa"/>
                   <w:tcBorders>
-                    <w:top w:val="nil" w:sz="0" w:space="0" w:color="auto"/>
-                    <w:left w:val="nil" w:sz="0" w:space="0" w:color="auto"/>
-                    <w:bottom w:val="nil" w:sz="0" w:space="0" w:color="auto"/>
-                    <w:right w:val="nil" w:sz="0" w:space="0" w:color="auto"/>
+                    <w:top w:val="single" w:sz="36" w:space="0" w:color="FFFFFF"/>
+                    <w:left w:val="single" w:sz="36" w:space="0" w:color="FFFFFF"/>
+                    <w:bottom w:val="single" w:sz="36" w:space="0" w:color="FFFFFF"/>
+                    <w:right w:val="single" w:sz="36" w:space="0" w:color="FFFFFF"/>
                   </w:tcBorders>
                   <w:shd w:val="clear" w:color="auto" w:fill="FFF2F3"/>
                   <w:tcMar>
-                    <w:top w:w="200" w:type="dxa"/>
-                    <w:left w:w="220" w:type="dxa"/>
-                    <w:bottom w:w="220" w:type="dxa"/>
-                    <w:right w:w="220" w:type="dxa"/>
+                    <w:top w:w="170" w:type="dxa"/>
+                    <w:left w:w="240" w:type="dxa"/>
+                    <w:bottom w:w="180" w:type="dxa"/>
+                    <w:right w:w="240" w:type="dxa"/>
                   </w:tcMar>
-                  <w:vAlign w:val="center"/>
+                  <w:vAlign w:val="top"/>
                 </w:tcPr>
                 <w:p>
                   <w:pPr>
                     <w:snapToGrid w:val="0"/>
-                    <w:spacing w:before="0" w:after="100" w:line="240" w:lineRule="auto"/>
+                    <w:spacing w:before="0" w:after="80" w:line="240" w:lineRule="auto"/>
                     <w:ind w:firstLine="0"/>
                     <w:jc w:val="left"/>
                   </w:pPr>
@@ -1956,17 +1979,17 @@
                     </w:rPr>
                     <w:drawing>
                       <wp:inline distT="0" distB="0" distL="0" distR="0">
-                        <wp:extent cx="177800" cy="177800"/>
-                        <wp:docPr id="36" name="图标 36"/>
+                        <wp:extent cx="190500" cy="190500"/>
+                        <wp:docPr id="31" name="图标 31"/>
                         <a:graphic>
                           <a:graphicData uri="http://schemas.openxmlformats.org/drawingml/2006/picture">
                             <pic:pic>
                               <pic:nvPicPr>
-                                <pic:cNvPr id="36" name="flag-3-D70015.png"/>
+                                <pic:cNvPr id="31" name="flag-3-D70015.png"/>
                                 <pic:cNvPicPr/>
                               </pic:nvPicPr>
                               <pic:blipFill>
-                                <a:blip r:embed="rId37"/>
+                                <a:blip r:embed="rId32"/>
                                 <a:stretch>
                                   <a:fillRect/>
                                 </a:stretch>
@@ -1974,7 +1997,7 @@
                               <pic:spPr>
                                 <a:xfrm>
                                   <a:off x="0" y="0"/>
-                                  <a:ext cx="177800" cy="177800"/>
+                                  <a:ext cx="190500" cy="190500"/>
                                 </a:xfrm>
                                 <a:prstGeom prst="rect">
                                   <a:avLst/>
@@ -1992,8 +2015,8 @@
                       <w:b/>
                       <w:bCs/>
                       <w:color w:val="D70015"/>
-                      <w:sz w:val="23"/>
-                      <w:szCs w:val="23"/>
+                      <w:sz w:val="24"/>
+                      <w:szCs w:val="24"/>
                     </w:rPr>
                     <w:t xml:space="preserve">  课程思政</w:t>
                   </w:r>
@@ -2001,7 +2024,7 @@
                 <w:p>
                   <w:pPr>
                     <w:snapToGrid w:val="0"/>
-                    <w:spacing w:before="0" w:after="0" w:line="330" w:lineRule="auto"/>
+                    <w:spacing w:before="0" w:after="0" w:line="300" w:lineRule="auto"/>
                     <w:ind w:firstLine="0"/>
                     <w:jc w:val="both"/>
                   </w:pPr>
@@ -2009,8 +2032,8 @@
                     <w:rPr>
                       <w:rFonts w:ascii="微软雅黑" w:hAnsi="微软雅黑" w:eastAsia="微软雅黑" w:cs="微软雅黑"/>
                       <w:color w:val="424245"/>
-                      <w:sz w:val="20"/>
-                      <w:szCs w:val="20"/>
+                      <w:sz w:val="21"/>
+                      <w:szCs w:val="21"/>
                     </w:rPr>
                     <w:t xml:space="preserve">结合大国工匠严谨细致的绘图识图案例，培养严谨规范的工程思维，树立工程质量意识，体会</w:t>
                   </w:r>
@@ -2020,8 +2043,8 @@
                       <w:b/>
                       <w:bCs/>
                       <w:color w:val="D70015"/>
-                      <w:sz w:val="20"/>
-                      <w:szCs w:val="20"/>
+                      <w:sz w:val="21"/>
+                      <w:szCs w:val="21"/>
                     </w:rPr>
                     <w:t xml:space="preserve">图纸是工程语言</w:t>
                   </w:r>
@@ -2029,8 +2052,8 @@
                     <w:rPr>
                       <w:rFonts w:ascii="微软雅黑" w:hAnsi="微软雅黑" w:eastAsia="微软雅黑" w:cs="微软雅黑"/>
                       <w:color w:val="424245"/>
-                      <w:sz w:val="20"/>
-                      <w:szCs w:val="20"/>
+                      <w:sz w:val="21"/>
+                      <w:szCs w:val="21"/>
                     </w:rPr>
                     <w:t xml:space="preserve">，图纸的一丝误差会造成产品报废，树立</w:t>
                   </w:r>
@@ -2040,8 +2063,8 @@
                       <w:b/>
                       <w:bCs/>
                       <w:color w:val="D70015"/>
-                      <w:sz w:val="20"/>
-                      <w:szCs w:val="20"/>
+                      <w:sz w:val="21"/>
+                      <w:szCs w:val="21"/>
                     </w:rPr>
                     <w:t xml:space="preserve">工匠精神</w:t>
                   </w:r>
@@ -2049,8 +2072,8 @@
                     <w:rPr>
                       <w:rFonts w:ascii="微软雅黑" w:hAnsi="微软雅黑" w:eastAsia="微软雅黑" w:cs="微软雅黑"/>
                       <w:color w:val="424245"/>
-                      <w:sz w:val="20"/>
-                      <w:szCs w:val="20"/>
+                      <w:sz w:val="21"/>
+                      <w:szCs w:val="21"/>
                     </w:rPr>
                     <w:t xml:space="preserve">。</w:t>
                   </w:r>
@@ -2069,8 +2092,8 @@
               <w:rPr>
                 <w:rFonts w:ascii="微软雅黑" w:hAnsi="微软雅黑" w:eastAsia="微软雅黑" w:cs="微软雅黑"/>
                 <w:color w:val="424245"/>
-                <w:sz w:val="6"/>
-                <w:szCs w:val="6"/>
+                <w:sz w:val="4"/>
+                <w:szCs w:val="4"/>
               </w:rPr>
               <w:t xml:space="preserve"/>
             </w:r>

--- a/教案3.docx
+++ b/教案3.docx
@@ -3,7 +3,7 @@
 <w:document xmlns:wpc="http://schemas.microsoft.com/office/word/2010/wordprocessingCanvas" xmlns:cx="http://schemas.microsoft.com/office/drawing/2014/chartex" xmlns:cx1="http://schemas.microsoft.com/office/drawing/2015/9/8/chartex" xmlns:cx2="http://schemas.microsoft.com/office/drawing/2015/10/21/chartex" xmlns:cx3="http://schemas.microsoft.com/office/drawing/2016/5/9/chartex" xmlns:cx4="http://schemas.microsoft.com/office/drawing/2016/5/10/chartex" xmlns:cx5="http://schemas.microsoft.com/office/drawing/2016/5/11/chartex" xmlns:cx6="http://schemas.microsoft.com/office/drawing/2016/5/12/chartex" xmlns:cx7="http://schemas.microsoft.com/office/drawing/2016/5/13/chartex" xmlns:cx8="http://schemas.microsoft.com/office/drawing/2016/5/14/chartex" xmlns:mc="http://schemas.openxmlformats.org/markup-compatibility/2006" xmlns:o="urn:schemas-microsoft-com:office:office" xmlns:r="http://schemas.openxmlformats.org/officeDocument/2006/relationships" xmlns:m="http://schemas.openxmlformats.org/officeDocument/2006/math" xmlns:v="urn:schemas-microsoft-com:vml" xmlns:wp14="http://schemas.microsoft.com/office/word/2010/wordprocessingDrawing" xmlns:wp="http://schemas.openxmlformats.org/drawingml/2006/wordprocessingDrawing" xmlns:w="http://schemas.openxmlformats.org/wordprocessingml/2006/main" xmlns:w14="http://schemas.microsoft.com/office/word/2010/wordml" xmlns:w10="urn:schemas-microsoft-com:office:word" xmlns:w15="http://schemas.microsoft.com/office/word/2012/wordml" xmlns:wpg="http://schemas.microsoft.com/office/word/2010/wordprocessingGroup" xmlns:wpi="http://schemas.microsoft.com/office/word/2010/wordprocessingInk" xmlns:wne="http://schemas.microsoft.com/office/word/2006/wordml" xmlns:wps="http://schemas.microsoft.com/office/word/2010/wordprocessingShape" xmlns:wpsCustomData="http://www.wps.cn/officeDocument/2013/wpsCustomData" mc:Ignorable="w14 w15 wp14">
   <w:background w:color="FFFFFF"/>
   <w:body>
-    <w:tbl>
+    <w:tbl xmlns:a="http://schemas.openxmlformats.org/drawingml/2006/main" xmlns:pic="http://schemas.openxmlformats.org/drawingml/2006/picture">
       <w:tblPr>
         <w:tblW w:w="11114" w:type="dxa"/>
         <w:jc w:val="center"/>
@@ -17,32 +17,98 @@
         </w:tblBorders>
         <w:tblLayout w:type="fixed"/>
         <w:tblCellMar>
-          <w:left w:w="40" w:type="dxa"/>
-          <w:right w:w="40" w:type="dxa"/>
+          <w:left w:w="0" w:type="dxa"/>
+          <w:right w:w="0" w:type="dxa"/>
         </w:tblCellMar>
       </w:tblPr>
       <w:tblGrid>
-        <w:gridCol w:w="11114"/>
+        <w:gridCol w:w="1700"/>
+        <w:gridCol w:w="9414"/>
       </w:tblGrid>
       <w:tr>
         <w:trPr>
-          <w:cantSplit/>
+          <w:trHeight w:val="1900" w:hRule="exact"/>
+          <w:jc w:val="center"/>
         </w:trPr>
         <w:tc>
           <w:tcPr>
-            <w:tcW w:w="11114" w:type="dxa"/>
-            <w:tcBorders>
-              <w:top w:val="nil" w:sz="0" w:space="0" w:color="auto"/>
-              <w:left w:val="nil" w:sz="0" w:space="0" w:color="auto"/>
-              <w:bottom w:val="single" w:sz="4" w:space="0" w:color="D2D2D7"/>
-              <w:right w:val="nil" w:sz="0" w:space="0" w:color="auto"/>
-            </w:tcBorders>
+            <w:tcW w:w="1700" w:type="dxa"/>
+            <w:shd w:val="clear" w:color="auto" w:fill="1F3864"/>
             <w:vAlign w:val="center"/>
           </w:tcPr>
           <w:p>
             <w:pPr>
               <w:snapToGrid w:val="0"/>
-              <w:spacing w:before="0" w:after="100" w:line="240" w:lineRule="auto"/>
+              <w:spacing w:before="0" w:after="0" w:line="240" w:lineRule="auto"/>
+              <w:ind w:firstLine="0"/>
+              <w:jc w:val="center"/>
+            </w:pPr>
+            <w:r>
+              <w:drawing>
+                <wp:inline distT="0" distB="0" distL="0" distR="0">
+                  <wp:extent cx="685800" cy="685800"/>
+                  <wp:docPr id="24" name="图标 24"/>
+                  <a:graphic>
+                    <a:graphicData uri="http://schemas.openxmlformats.org/drawingml/2006/picture">
+                      <pic:pic>
+                        <pic:nvPicPr>
+                          <pic:cNvPr id="24" name="ruler-measure-FFFFFF.png"/>
+                          <pic:cNvPicPr/>
+                        </pic:nvPicPr>
+                        <pic:blipFill>
+                          <a:blip r:embed="rId25"/>
+                          <a:stretch>
+                            <a:fillRect/>
+                          </a:stretch>
+                        </pic:blipFill>
+                        <pic:spPr>
+                          <a:xfrm>
+                            <a:off x="0" y="0"/>
+                            <a:ext cx="685800" cy="685800"/>
+                          </a:xfrm>
+                          <a:prstGeom prst="rect">
+                            <a:avLst/>
+                          </a:prstGeom>
+                        </pic:spPr>
+                      </pic:pic>
+                    </a:graphicData>
+                  </a:graphic>
+                </wp:inline>
+              </w:drawing>
+            </w:r>
+          </w:p>
+        </w:tc>
+        <w:tc>
+          <w:tcPr>
+            <w:tcW w:w="9414" w:type="dxa"/>
+            <w:shd w:val="clear" w:color="auto" w:fill="1F3864"/>
+            <w:tcMar>
+              <w:left w:w="60" w:type="dxa"/>
+            </w:tcMar>
+            <w:vAlign w:val="center"/>
+          </w:tcPr>
+          <w:p>
+            <w:pPr>
+              <w:snapToGrid w:val="0"/>
+              <w:spacing w:before="0" w:after="60" w:line="240" w:lineRule="auto"/>
+              <w:ind w:firstLine="0"/>
+              <w:jc w:val="left"/>
+            </w:pPr>
+            <w:r>
+              <w:rPr>
+                <w:rFonts w:ascii="微软雅黑" w:hAnsi="微软雅黑" w:eastAsia="微软雅黑" w:cs="微软雅黑"/>
+                <w:color w:val="9DC3E6"/>
+                <w:spacing w:val="20"/>
+                <w:sz w:val="20"/>
+                <w:szCs w:val="20"/>
+              </w:rPr>
+              <w:t xml:space="preserve">机械类专业核心基础课  ·  理实一体化教学设计</w:t>
+            </w:r>
+          </w:p>
+          <w:p>
+            <w:pPr>
+              <w:snapToGrid w:val="0"/>
+              <w:spacing w:before="0" w:after="60" w:line="240" w:lineRule="auto"/>
               <w:ind w:firstLine="0"/>
               <w:jc w:val="left"/>
             </w:pPr>
@@ -51,65 +117,84 @@
                 <w:rFonts w:ascii="微软雅黑" w:hAnsi="微软雅黑" w:eastAsia="微软雅黑" w:cs="微软雅黑"/>
                 <w:b/>
                 <w:bCs/>
-                <w:color w:val="0071E3"/>
-                <w:sz w:val="20"/>
-                <w:szCs w:val="20"/>
-              </w:rPr>
-              <w:t xml:space="preserve">机械类专业核心基础课</w:t>
-            </w:r>
-            <w:r>
-              <w:rPr>
-                <w:rFonts w:ascii="微软雅黑" w:hAnsi="微软雅黑" w:eastAsia="微软雅黑" w:cs="微软雅黑"/>
-                <w:color w:val="86868B"/>
-                <w:sz w:val="20"/>
-                <w:szCs w:val="20"/>
-              </w:rPr>
-              <w:t xml:space="preserve">　·　</w:t>
-            </w:r>
-            <w:r>
-              <w:rPr>
-                <w:rFonts w:ascii="微软雅黑" w:hAnsi="微软雅黑" w:eastAsia="微软雅黑" w:cs="微软雅黑"/>
-                <w:color w:val="6E6E73"/>
-                <w:sz w:val="20"/>
-                <w:szCs w:val="20"/>
-              </w:rPr>
-              <w:t xml:space="preserve">理实一体化教学设计</w:t>
+                <w:color w:val="FFFFFF"/>
+                <w:spacing w:val="30"/>
+                <w:sz w:val="48"/>
+                <w:szCs w:val="48"/>
+              </w:rPr>
+              <w:t xml:space="preserve">《机械制图》教学设计</w:t>
             </w:r>
           </w:p>
           <w:p>
             <w:pPr>
               <w:snapToGrid w:val="0"/>
-              <w:spacing w:before="0" w:after="40" w:line="240" w:lineRule="auto"/>
+              <w:spacing w:before="0" w:after="0" w:line="240" w:lineRule="auto"/>
               <w:ind w:firstLine="0"/>
               <w:jc w:val="left"/>
             </w:pPr>
             <w:r>
               <w:rPr>
                 <w:rFonts w:ascii="微软雅黑" w:hAnsi="微软雅黑" w:eastAsia="微软雅黑" w:cs="微软雅黑"/>
-                <w:b/>
-                <w:bCs/>
-                <w:color w:val="1D1D1F"/>
-                <w:sz w:val="56"/>
-                <w:szCs w:val="56"/>
-              </w:rPr>
-              <w:t xml:space="preserve">《机械制图》教学设计</w:t>
-            </w:r>
-          </w:p>
+                <w:color w:val="DEEBF7"/>
+                <w:spacing w:val="10"/>
+                <w:sz w:val="24"/>
+                <w:szCs w:val="24"/>
+              </w:rPr>
+              <w:t xml:space="preserve">第二章  正投影作图基础</w:t>
+            </w:r>
+          </w:p>
+        </w:tc>
+      </w:tr>
+      <w:tr>
+        <w:trPr>
+          <w:trHeight w:val="90" w:hRule="exact"/>
+          <w:jc w:val="center"/>
+        </w:trPr>
+        <w:tc>
+          <w:tcPr>
+            <w:tcW w:w="1700" w:type="dxa"/>
+            <w:shd w:val="clear" w:color="auto" w:fill="D9A441"/>
+            <w:vAlign w:val="center"/>
+          </w:tcPr>
           <w:p>
             <w:pPr>
               <w:snapToGrid w:val="0"/>
-              <w:spacing w:before="0" w:after="200" w:line="240" w:lineRule="auto"/>
+              <w:spacing w:before="0" w:after="0" w:line="240" w:lineRule="auto"/>
               <w:ind w:firstLine="0"/>
               <w:jc w:val="left"/>
             </w:pPr>
             <w:r>
               <w:rPr>
                 <w:rFonts w:ascii="微软雅黑" w:hAnsi="微软雅黑" w:eastAsia="微软雅黑" w:cs="微软雅黑"/>
-                <w:color w:val="6E6E73"/>
-                <w:sz w:val="28"/>
-                <w:szCs w:val="28"/>
-              </w:rPr>
-              <w:t xml:space="preserve">第二章　正投影作图基础</w:t>
+                <w:color w:val="262626"/>
+                <w:sz w:val="2"/>
+                <w:szCs w:val="2"/>
+              </w:rPr>
+              <w:t xml:space="preserve"/>
+            </w:r>
+          </w:p>
+        </w:tc>
+        <w:tc>
+          <w:tcPr>
+            <w:tcW w:w="9414" w:type="dxa"/>
+            <w:shd w:val="clear" w:color="auto" w:fill="2E75B6"/>
+            <w:vAlign w:val="center"/>
+          </w:tcPr>
+          <w:p>
+            <w:pPr>
+              <w:snapToGrid w:val="0"/>
+              <w:spacing w:before="0" w:after="0" w:line="240" w:lineRule="auto"/>
+              <w:ind w:firstLine="0"/>
+              <w:jc w:val="left"/>
+            </w:pPr>
+            <w:r>
+              <w:rPr>
+                <w:rFonts w:ascii="微软雅黑" w:hAnsi="微软雅黑" w:eastAsia="微软雅黑" w:cs="微软雅黑"/>
+                <w:color w:val="262626"/>
+                <w:sz w:val="2"/>
+                <w:szCs w:val="2"/>
+              </w:rPr>
+              <w:t xml:space="preserve"/>
             </w:r>
           </w:p>
         </w:tc>
@@ -125,9 +210,9 @@
       <w:r>
         <w:rPr>
           <w:rFonts w:ascii="微软雅黑" w:hAnsi="微软雅黑" w:eastAsia="微软雅黑" w:cs="微软雅黑"/>
-          <w:color w:val="424245"/>
-          <w:sz w:val="10"/>
-          <w:szCs w:val="10"/>
+          <w:color w:val="262626"/>
+          <w:sz w:val="8"/>
+          <w:szCs w:val="8"/>
         </w:rPr>
         <w:t xml:space="preserve"/>
       </w:r>
@@ -181,52 +266,87 @@
           </w:tblCellMar>
         </w:tblPrEx>
         <w:trPr>
-          <w:trHeight w:val="600" w:hRule="atLeast"/>
+          <w:trHeight w:val="560" w:hRule="atLeast"/>
           <w:jc w:val="center"/>
         </w:trPr>
-        <w:tc>
+        <w:tc xmlns:a="http://schemas.openxmlformats.org/drawingml/2006/main" xmlns:pic="http://schemas.openxmlformats.org/drawingml/2006/picture">
           <w:tcPr>
             <w:tcW w:w="11114" w:type="dxa"/>
             <w:gridSpan w:val="8"/>
             <w:tcBorders>
-              <w:top w:val="nil" w:sz="0" w:space="0" w:color="auto"/>
-              <w:left w:val="nil" w:sz="0" w:space="0" w:color="auto"/>
-              <w:bottom w:val="nil" w:sz="0" w:space="0" w:color="auto"/>
-              <w:right w:val="nil" w:sz="0" w:space="0" w:color="auto"/>
+              <w:top w:val="single" w:sz="4" w:space="0" w:color="1F3864"/>
+              <w:left w:val="single" w:sz="4" w:space="0" w:color="1F3864"/>
+              <w:bottom w:val="single" w:sz="4" w:space="0" w:color="1F3864"/>
+              <w:right w:val="single" w:sz="4" w:space="0" w:color="1F3864"/>
             </w:tcBorders>
-            <w:tcMar>
-              <w:left w:w="40" w:type="dxa"/>
-            </w:tcMar>
-            <w:vAlign w:val="bottom"/>
+            <w:shd w:val="clear" w:color="auto" w:fill="1F3864"/>
+            <w:vAlign w:val="center"/>
           </w:tcPr>
           <w:p>
             <w:pPr>
               <w:snapToGrid w:val="0"/>
-              <w:spacing w:before="0" w:after="120" w:line="240" w:lineRule="auto"/>
-              <w:ind w:firstLine="0"/>
+              <w:spacing w:before="0" w:after="0" w:line="240" w:lineRule="auto"/>
+              <w:ind w:left="160" w:firstLine="0"/>
               <w:jc w:val="left"/>
             </w:pPr>
+            <w:r>
+              <w:rPr>
+                <w:position w:val="-6"/>
+              </w:rPr>
+              <w:drawing>
+                <wp:inline distT="0" distB="0" distL="0" distR="0">
+                  <wp:extent cx="190500" cy="190500"/>
+                  <wp:docPr id="25" name="图标 25"/>
+                  <a:graphic>
+                    <a:graphicData uri="http://schemas.openxmlformats.org/drawingml/2006/picture">
+                      <pic:pic>
+                        <pic:nvPicPr>
+                          <pic:cNvPr id="25" name="info-circle-FFFFFF.png"/>
+                          <pic:cNvPicPr/>
+                        </pic:nvPicPr>
+                        <pic:blipFill>
+                          <a:blip r:embed="rId26"/>
+                          <a:stretch>
+                            <a:fillRect/>
+                          </a:stretch>
+                        </pic:blipFill>
+                        <pic:spPr>
+                          <a:xfrm>
+                            <a:off x="0" y="0"/>
+                            <a:ext cx="190500" cy="190500"/>
+                          </a:xfrm>
+                          <a:prstGeom prst="rect">
+                            <a:avLst/>
+                          </a:prstGeom>
+                        </pic:spPr>
+                      </pic:pic>
+                    </a:graphicData>
+                  </a:graphic>
+                </wp:inline>
+              </w:drawing>
+            </w:r>
             <w:r>
               <w:rPr>
                 <w:rFonts w:ascii="微软雅黑" w:hAnsi="微软雅黑" w:eastAsia="微软雅黑" w:cs="微软雅黑"/>
                 <w:b/>
                 <w:bCs/>
-                <w:color w:val="0071E3"/>
-                <w:sz w:val="24"/>
-                <w:szCs w:val="24"/>
-              </w:rPr>
-              <w:t xml:space="preserve">01</w:t>
+                <w:color w:val="D9A441"/>
+                <w:sz w:val="26"/>
+                <w:szCs w:val="26"/>
+              </w:rPr>
+              <w:t xml:space="preserve">  01</w:t>
             </w:r>
             <w:r>
               <w:rPr>
                 <w:rFonts w:ascii="微软雅黑" w:hAnsi="微软雅黑" w:eastAsia="微软雅黑" w:cs="微软雅黑"/>
                 <w:b/>
                 <w:bCs/>
-                <w:color w:val="1D1D1F"/>
-                <w:sz w:val="32"/>
-                <w:szCs w:val="32"/>
-              </w:rPr>
-              <w:t xml:space="preserve">　授课信息</w:t>
+                <w:color w:val="FFFFFF"/>
+                <w:spacing w:val="40"/>
+                <w:sz w:val="26"/>
+                <w:szCs w:val="26"/>
+              </w:rPr>
+              <w:t xml:space="preserve">  授课信息</w:t>
             </w:r>
           </w:p>
         </w:tc>
@@ -249,353 +369,797 @@
           </w:tblCellMar>
         </w:tblPrEx>
         <w:trPr>
-          <w:trHeight w:val="620" w:hRule="atLeast"/>
+          <w:trHeight w:val="600" w:hRule="atLeast"/>
           <w:jc w:val="center"/>
         </w:trPr>
-        <w:tc>
+        <w:tc xmlns:a="http://schemas.openxmlformats.org/drawingml/2006/main" xmlns:pic="http://schemas.openxmlformats.org/drawingml/2006/picture">
           <w:tcPr>
-            <w:tcW w:w="11114" w:type="dxa"/>
-            <w:gridSpan w:val="8"/>
+            <w:tcW w:w="1506" w:type="dxa"/>
             <w:tcBorders>
-              <w:top w:val="nil" w:sz="0" w:space="0" w:color="auto"/>
-              <w:left w:val="nil" w:sz="0" w:space="0" w:color="auto"/>
-              <w:bottom w:val="nil" w:sz="0" w:space="0" w:color="auto"/>
-              <w:right w:val="nil" w:sz="0" w:space="0" w:color="auto"/>
+              <w:top w:val="single" w:sz="4" w:space="0" w:color="BDD7EE"/>
+              <w:left w:val="single" w:sz="4" w:space="0" w:color="BDD7EE"/>
+              <w:bottom w:val="single" w:sz="4" w:space="0" w:color="BDD7EE"/>
+              <w:right w:val="single" w:sz="4" w:space="0" w:color="BDD7EE"/>
             </w:tcBorders>
-            <w:tcMar>
-              <w:left w:w="0" w:type="dxa"/>
-              <w:right w:w="0" w:type="dxa"/>
-            </w:tcMar>
+            <w:shd w:val="clear" w:color="auto" w:fill="EAF1FB"/>
             <w:vAlign w:val="center"/>
           </w:tcPr>
-          <w:tbl>
-            <w:tblPr>
-              <w:tblW w:w="11114" w:type="dxa"/>
-              <w:jc w:val="center"/>
-              <w:tblBorders>
-                <w:top w:val="nil" w:sz="0" w:space="0" w:color="auto"/>
-                <w:left w:val="nil" w:sz="0" w:space="0" w:color="auto"/>
-                <w:bottom w:val="nil" w:sz="0" w:space="0" w:color="auto"/>
-                <w:right w:val="nil" w:sz="0" w:space="0" w:color="auto"/>
-                <w:insideH w:val="nil" w:sz="0" w:space="0" w:color="auto"/>
-                <w:insideV w:val="nil" w:sz="0" w:space="0" w:color="auto"/>
-              </w:tblBorders>
-              <w:tblLayout w:type="fixed"/>
-            </w:tblPr>
-            <w:tblGrid>
-              <w:gridCol w:w="2778"/>
-              <w:gridCol w:w="2778"/>
-              <w:gridCol w:w="2778"/>
-              <w:gridCol w:w="2778"/>
-            </w:tblGrid>
-            <w:tr>
-              <w:trPr>
-                <w:cantSplit/>
-              </w:trPr>
-              <w:tc>
-                <w:tcPr>
-                  <w:tcW w:w="2778" w:type="dxa"/>
-                  <w:tcBorders>
-                    <w:top w:val="nil" w:sz="0" w:space="0" w:color="auto"/>
-                    <w:left w:val="nil" w:sz="0" w:space="0" w:color="auto"/>
-                    <w:bottom w:val="nil" w:sz="0" w:space="0" w:color="auto"/>
-                    <w:right w:val="nil" w:sz="0" w:space="0" w:color="auto"/>
-                  </w:tcBorders>
-                  <w:shd w:val="clear" w:color="auto" w:fill="F5F5F7"/>
-                  <w:tcMar>
-                    <w:top w:w="160" w:type="dxa"/>
-                    <w:bottom w:w="160" w:type="dxa"/>
-                  </w:tcMar>
-                  <w:vAlign w:val="center"/>
-                </w:tcPr>
-                <w:p>
-                  <w:pPr>
-                    <w:snapToGrid w:val="0"/>
-                    <w:spacing w:before="0" w:after="80" w:line="240" w:lineRule="auto"/>
-                    <w:ind w:left="280" w:firstLine="0"/>
-                    <w:jc w:val="left"/>
-                  </w:pPr>
-                  <w:r>
-                    <w:rPr>
-                      <w:rFonts w:ascii="微软雅黑" w:hAnsi="微软雅黑" w:eastAsia="微软雅黑" w:cs="微软雅黑"/>
-                      <w:color w:val="86868B"/>
-                      <w:sz w:val="19"/>
-                      <w:szCs w:val="19"/>
-                    </w:rPr>
-                    <w:t xml:space="preserve">模块名称</w:t>
-                  </w:r>
-                </w:p>
-                <w:p>
-                  <w:pPr>
-                    <w:snapToGrid w:val="0"/>
-                    <w:spacing w:before="0" w:after="40" w:line="240" w:lineRule="auto"/>
-                    <w:ind w:left="280" w:firstLine="0"/>
-                    <w:jc w:val="left"/>
-                  </w:pPr>
-                  <w:r>
-                    <w:rPr>
-                      <w:rFonts w:ascii="微软雅黑" w:hAnsi="微软雅黑" w:eastAsia="微软雅黑" w:cs="微软雅黑"/>
-                      <w:b/>
-                      <w:bCs/>
-                      <w:color w:val="1D1D1F"/>
-                      <w:sz w:val="36"/>
-                      <w:szCs w:val="36"/>
-                    </w:rPr>
-                    <w:t xml:space="preserve">第二章</w:t>
-                  </w:r>
-                </w:p>
-                <w:p>
-                  <w:pPr>
-                    <w:snapToGrid w:val="0"/>
-                    <w:spacing w:before="0" w:after="0" w:line="240" w:lineRule="auto"/>
-                    <w:ind w:left="280" w:firstLine="0"/>
-                    <w:jc w:val="left"/>
-                  </w:pPr>
-                  <w:r>
-                    <w:rPr>
-                      <w:rFonts w:ascii="微软雅黑" w:hAnsi="微软雅黑" w:eastAsia="微软雅黑" w:cs="微软雅黑"/>
-                      <w:color w:val="6E6E73"/>
-                      <w:sz w:val="20"/>
-                      <w:szCs w:val="20"/>
-                    </w:rPr>
-                    <w:t xml:space="preserve">正投影作图基础</w:t>
-                  </w:r>
-                </w:p>
-              </w:tc>
-              <w:tc>
-                <w:tcPr>
-                  <w:tcW w:w="2778" w:type="dxa"/>
-                  <w:tcBorders>
-                    <w:top w:val="nil" w:sz="0" w:space="0" w:color="auto"/>
-                    <w:left w:val="single" w:sz="4" w:space="0" w:color="D2D2D7"/>
-                    <w:bottom w:val="nil" w:sz="0" w:space="0" w:color="auto"/>
-                    <w:right w:val="nil" w:sz="0" w:space="0" w:color="auto"/>
-                  </w:tcBorders>
-                  <w:shd w:val="clear" w:color="auto" w:fill="F5F5F7"/>
-                  <w:tcMar>
-                    <w:top w:w="160" w:type="dxa"/>
-                    <w:bottom w:w="160" w:type="dxa"/>
-                  </w:tcMar>
-                  <w:vAlign w:val="center"/>
-                </w:tcPr>
-                <w:p>
-                  <w:pPr>
-                    <w:snapToGrid w:val="0"/>
-                    <w:spacing w:before="0" w:after="80" w:line="240" w:lineRule="auto"/>
-                    <w:ind w:left="280" w:firstLine="0"/>
-                    <w:jc w:val="left"/>
-                  </w:pPr>
-                  <w:r>
-                    <w:rPr>
-                      <w:rFonts w:ascii="微软雅黑" w:hAnsi="微软雅黑" w:eastAsia="微软雅黑" w:cs="微软雅黑"/>
-                      <w:color w:val="86868B"/>
-                      <w:sz w:val="19"/>
-                      <w:szCs w:val="19"/>
-                    </w:rPr>
-                    <w:t xml:space="preserve">授课时数</w:t>
-                  </w:r>
-                </w:p>
-                <w:p>
-                  <w:pPr>
-                    <w:snapToGrid w:val="0"/>
-                    <w:spacing w:before="0" w:after="40" w:line="240" w:lineRule="auto"/>
-                    <w:ind w:left="280" w:firstLine="0"/>
-                    <w:jc w:val="left"/>
-                  </w:pPr>
-                  <w:r>
-                    <w:rPr>
-                      <w:rFonts w:ascii="微软雅黑" w:hAnsi="微软雅黑" w:eastAsia="微软雅黑" w:cs="微软雅黑"/>
-                      <w:b/>
-                      <w:bCs/>
-                      <w:color w:val="1D1D1F"/>
-                      <w:sz w:val="36"/>
-                      <w:szCs w:val="36"/>
-                    </w:rPr>
-                    <w:t xml:space="preserve">2</w:t>
-                  </w:r>
-                  <w:r>
-                    <w:rPr>
-                      <w:rFonts w:ascii="微软雅黑" w:hAnsi="微软雅黑" w:eastAsia="微软雅黑" w:cs="微软雅黑"/>
-                      <w:color w:val="6E6E73"/>
-                      <w:sz w:val="22"/>
-                      <w:szCs w:val="22"/>
-                    </w:rPr>
-                    <w:t xml:space="preserve"> 学时</w:t>
-                  </w:r>
-                </w:p>
-                <w:p>
-                  <w:pPr>
-                    <w:snapToGrid w:val="0"/>
-                    <w:spacing w:before="0" w:after="0" w:line="240" w:lineRule="auto"/>
-                    <w:ind w:left="280" w:firstLine="0"/>
-                    <w:jc w:val="left"/>
-                  </w:pPr>
-                  <w:r>
-                    <w:rPr>
-                      <w:rFonts w:ascii="微软雅黑" w:hAnsi="微软雅黑" w:eastAsia="微软雅黑" w:cs="微软雅黑"/>
-                      <w:color w:val="6E6E73"/>
-                      <w:sz w:val="20"/>
-                      <w:szCs w:val="20"/>
-                    </w:rPr>
-                    <w:t xml:space="preserve">共 2 节</w:t>
-                  </w:r>
-                </w:p>
-              </w:tc>
-              <w:tc>
-                <w:tcPr>
-                  <w:tcW w:w="2778" w:type="dxa"/>
-                  <w:tcBorders>
-                    <w:top w:val="nil" w:sz="0" w:space="0" w:color="auto"/>
-                    <w:left w:val="single" w:sz="4" w:space="0" w:color="D2D2D7"/>
-                    <w:bottom w:val="nil" w:sz="0" w:space="0" w:color="auto"/>
-                    <w:right w:val="nil" w:sz="0" w:space="0" w:color="auto"/>
-                  </w:tcBorders>
-                  <w:shd w:val="clear" w:color="auto" w:fill="F5F5F7"/>
-                  <w:tcMar>
-                    <w:top w:w="160" w:type="dxa"/>
-                    <w:bottom w:w="160" w:type="dxa"/>
-                  </w:tcMar>
-                  <w:vAlign w:val="center"/>
-                </w:tcPr>
-                <w:p>
-                  <w:pPr>
-                    <w:snapToGrid w:val="0"/>
-                    <w:spacing w:before="0" w:after="80" w:line="240" w:lineRule="auto"/>
-                    <w:ind w:left="280" w:firstLine="0"/>
-                    <w:jc w:val="left"/>
-                  </w:pPr>
-                  <w:r>
-                    <w:rPr>
-                      <w:rFonts w:ascii="微软雅黑" w:hAnsi="微软雅黑" w:eastAsia="微软雅黑" w:cs="微软雅黑"/>
-                      <w:color w:val="86868B"/>
-                      <w:sz w:val="19"/>
-                      <w:szCs w:val="19"/>
-                    </w:rPr>
-                    <w:t xml:space="preserve">授课类型</w:t>
-                  </w:r>
-                </w:p>
-                <w:p>
-                  <w:pPr>
-                    <w:snapToGrid w:val="0"/>
-                    <w:spacing w:before="0" w:after="40" w:line="240" w:lineRule="auto"/>
-                    <w:ind w:left="280" w:firstLine="0"/>
-                    <w:jc w:val="left"/>
-                  </w:pPr>
-                  <w:r>
-                    <w:rPr>
-                      <w:rFonts w:ascii="微软雅黑" w:hAnsi="微软雅黑" w:eastAsia="微软雅黑" w:cs="微软雅黑"/>
-                      <w:b/>
-                      <w:bCs/>
-                      <w:color w:val="1D1D1F"/>
-                      <w:sz w:val="36"/>
-                      <w:szCs w:val="36"/>
-                    </w:rPr>
-                    <w:t xml:space="preserve">理实一体</w:t>
-                  </w:r>
-                </w:p>
-                <w:p>
-                  <w:pPr>
-                    <w:snapToGrid w:val="0"/>
-                    <w:spacing w:before="0" w:after="0" w:line="240" w:lineRule="auto"/>
-                    <w:ind w:left="280" w:firstLine="0"/>
-                    <w:jc w:val="left"/>
-                  </w:pPr>
-                  <w:r>
-                    <w:rPr>
-                      <w:rFonts w:ascii="微软雅黑" w:hAnsi="微软雅黑" w:eastAsia="微软雅黑" w:cs="微软雅黑"/>
-                      <w:color w:val="6E6E73"/>
-                      <w:sz w:val="20"/>
-                      <w:szCs w:val="20"/>
-                    </w:rPr>
-                    <w:t xml:space="preserve">讲练结合</w:t>
-                  </w:r>
-                </w:p>
-              </w:tc>
-              <w:tc>
-                <w:tcPr>
-                  <w:tcW w:w="2778" w:type="dxa"/>
-                  <w:tcBorders>
-                    <w:top w:val="nil" w:sz="0" w:space="0" w:color="auto"/>
-                    <w:left w:val="single" w:sz="4" w:space="0" w:color="D2D2D7"/>
-                    <w:bottom w:val="nil" w:sz="0" w:space="0" w:color="auto"/>
-                    <w:right w:val="nil" w:sz="0" w:space="0" w:color="auto"/>
-                  </w:tcBorders>
-                  <w:shd w:val="clear" w:color="auto" w:fill="F5F5F7"/>
-                  <w:tcMar>
-                    <w:top w:w="160" w:type="dxa"/>
-                    <w:bottom w:w="160" w:type="dxa"/>
-                  </w:tcMar>
-                  <w:vAlign w:val="center"/>
-                </w:tcPr>
-                <w:p>
-                  <w:pPr>
-                    <w:snapToGrid w:val="0"/>
-                    <w:spacing w:before="0" w:after="80" w:line="240" w:lineRule="auto"/>
-                    <w:ind w:left="280" w:firstLine="0"/>
-                    <w:jc w:val="left"/>
-                  </w:pPr>
-                  <w:r>
-                    <w:rPr>
-                      <w:rFonts w:ascii="微软雅黑" w:hAnsi="微软雅黑" w:eastAsia="微软雅黑" w:cs="微软雅黑"/>
-                      <w:color w:val="86868B"/>
-                      <w:sz w:val="19"/>
-                      <w:szCs w:val="19"/>
-                    </w:rPr>
-                    <w:t xml:space="preserve">授课时间</w:t>
-                  </w:r>
-                </w:p>
-                <w:p>
-                  <w:pPr>
-                    <w:snapToGrid w:val="0"/>
-                    <w:spacing w:before="0" w:after="40" w:line="240" w:lineRule="auto"/>
-                    <w:ind w:left="280" w:firstLine="0"/>
-                    <w:jc w:val="left"/>
-                  </w:pPr>
-                  <w:r>
-                    <w:rPr>
-                      <w:rFonts w:ascii="微软雅黑" w:hAnsi="微软雅黑" w:eastAsia="微软雅黑" w:cs="微软雅黑"/>
-                      <w:b/>
-                      <w:bCs/>
-                      <w:color w:val="1D1D1F"/>
-                      <w:sz w:val="36"/>
-                      <w:szCs w:val="36"/>
-                    </w:rPr>
-                    <w:t xml:space="preserve">第二学期</w:t>
-                  </w:r>
-                </w:p>
-                <w:p>
-                  <w:pPr>
-                    <w:snapToGrid w:val="0"/>
-                    <w:spacing w:before="0" w:after="0" w:line="240" w:lineRule="auto"/>
-                    <w:ind w:left="280" w:firstLine="0"/>
-                    <w:jc w:val="left"/>
-                  </w:pPr>
-                  <w:r>
-                    <w:rPr>
-                      <w:rFonts w:ascii="微软雅黑" w:hAnsi="微软雅黑" w:eastAsia="微软雅黑" w:cs="微软雅黑"/>
-                      <w:color w:val="6E6E73"/>
-                      <w:sz w:val="20"/>
-                      <w:szCs w:val="20"/>
-                    </w:rPr>
-                    <w:t xml:space="preserve">2026–2027 学年</w:t>
-                  </w:r>
-                </w:p>
-              </w:tc>
-            </w:tr>
-          </w:tbl>
           <w:p>
             <w:pPr>
               <w:snapToGrid w:val="0"/>
               <w:spacing w:before="0" w:after="0" w:line="240" w:lineRule="auto"/>
               <w:ind w:firstLine="0"/>
-              <w:jc w:val="left"/>
-            </w:pPr>
+              <w:jc w:val="center"/>
+            </w:pPr>
+            <w:r>
+              <w:rPr>
+                <w:position w:val="-4"/>
+              </w:rPr>
+              <w:drawing>
+                <wp:inline distT="0" distB="0" distL="0" distR="0">
+                  <wp:extent cx="165100" cy="165100"/>
+                  <wp:docPr id="27" name="图标 27"/>
+                  <a:graphic>
+                    <a:graphicData uri="http://schemas.openxmlformats.org/drawingml/2006/picture">
+                      <pic:pic>
+                        <pic:nvPicPr>
+                          <pic:cNvPr id="27" name="books-2E75B6.png"/>
+                          <pic:cNvPicPr/>
+                        </pic:nvPicPr>
+                        <pic:blipFill>
+                          <a:blip r:embed="rId28"/>
+                          <a:stretch>
+                            <a:fillRect/>
+                          </a:stretch>
+                        </pic:blipFill>
+                        <pic:spPr>
+                          <a:xfrm>
+                            <a:off x="0" y="0"/>
+                            <a:ext cx="165100" cy="165100"/>
+                          </a:xfrm>
+                          <a:prstGeom prst="rect">
+                            <a:avLst/>
+                          </a:prstGeom>
+                        </pic:spPr>
+                      </pic:pic>
+                    </a:graphicData>
+                  </a:graphic>
+                </wp:inline>
+              </w:drawing>
+            </w:r>
             <w:r>
               <w:rPr>
                 <w:rFonts w:ascii="微软雅黑" w:hAnsi="微软雅黑" w:eastAsia="微软雅黑" w:cs="微软雅黑"/>
-                <w:color w:val="424245"/>
-                <w:sz w:val="4"/>
-                <w:szCs w:val="4"/>
+                <w:b/>
+                <w:bCs/>
+                <w:color w:val="1F3864"/>
+                <w:sz w:val="22"/>
+                <w:szCs w:val="22"/>
+              </w:rPr>
+              <w:t xml:space="preserve"> 模块名称</w:t>
+            </w:r>
+          </w:p>
+        </w:tc>
+        <w:tc>
+          <w:tcPr>
+            <w:tcW w:w="4374" w:type="dxa"/>
+            <w:gridSpan w:val="3"/>
+            <w:tcBorders>
+              <w:top w:val="single" w:sz="4" w:space="0" w:color="BDD7EE"/>
+              <w:left w:val="single" w:sz="4" w:space="0" w:color="BDD7EE"/>
+              <w:bottom w:val="single" w:sz="4" w:space="0" w:color="BDD7EE"/>
+              <w:right w:val="single" w:sz="4" w:space="0" w:color="BDD7EE"/>
+            </w:tcBorders>
+            <w:shd w:val="clear" w:color="auto" w:fill="FFFFFF"/>
+            <w:vAlign w:val="center"/>
+          </w:tcPr>
+          <w:p>
+            <w:pPr>
+              <w:snapToGrid w:val="0"/>
+              <w:spacing w:before="0" w:after="0" w:line="240" w:lineRule="auto"/>
+              <w:ind w:firstLine="0"/>
+              <w:jc w:val="center"/>
+            </w:pPr>
+            <w:r>
+              <w:rPr>
+                <w:rFonts w:ascii="微软雅黑" w:hAnsi="微软雅黑" w:eastAsia="微软雅黑" w:cs="微软雅黑"/>
+                <w:color w:val="262626"/>
+                <w:sz w:val="22"/>
+                <w:szCs w:val="22"/>
+              </w:rPr>
+              <w:t xml:space="preserve">第二章  正投影作图基础</w:t>
+            </w:r>
+          </w:p>
+        </w:tc>
+        <w:tc xmlns:a="http://schemas.openxmlformats.org/drawingml/2006/main" xmlns:pic="http://schemas.openxmlformats.org/drawingml/2006/picture">
+          <w:tcPr>
+            <w:tcW w:w="1635" w:type="dxa"/>
+            <w:gridSpan w:val="2"/>
+            <w:tcBorders>
+              <w:top w:val="single" w:sz="4" w:space="0" w:color="BDD7EE"/>
+              <w:left w:val="single" w:sz="4" w:space="0" w:color="BDD7EE"/>
+              <w:bottom w:val="single" w:sz="4" w:space="0" w:color="BDD7EE"/>
+              <w:right w:val="single" w:sz="4" w:space="0" w:color="BDD7EE"/>
+            </w:tcBorders>
+            <w:shd w:val="clear" w:color="auto" w:fill="EAF1FB"/>
+            <w:vAlign w:val="center"/>
+          </w:tcPr>
+          <w:p>
+            <w:pPr>
+              <w:snapToGrid w:val="0"/>
+              <w:spacing w:before="0" w:after="0" w:line="240" w:lineRule="auto"/>
+              <w:ind w:firstLine="0"/>
+              <w:jc w:val="center"/>
+            </w:pPr>
+            <w:r>
+              <w:rPr>
+                <w:position w:val="-4"/>
+              </w:rPr>
+              <w:drawing>
+                <wp:inline distT="0" distB="0" distL="0" distR="0">
+                  <wp:extent cx="165100" cy="165100"/>
+                  <wp:docPr id="28" name="图标 28"/>
+                  <a:graphic>
+                    <a:graphicData uri="http://schemas.openxmlformats.org/drawingml/2006/picture">
+                      <pic:pic>
+                        <pic:nvPicPr>
+                          <pic:cNvPr id="28" name="calendar-2E75B6.png"/>
+                          <pic:cNvPicPr/>
+                        </pic:nvPicPr>
+                        <pic:blipFill>
+                          <a:blip r:embed="rId29"/>
+                          <a:stretch>
+                            <a:fillRect/>
+                          </a:stretch>
+                        </pic:blipFill>
+                        <pic:spPr>
+                          <a:xfrm>
+                            <a:off x="0" y="0"/>
+                            <a:ext cx="165100" cy="165100"/>
+                          </a:xfrm>
+                          <a:prstGeom prst="rect">
+                            <a:avLst/>
+                          </a:prstGeom>
+                        </pic:spPr>
+                      </pic:pic>
+                    </a:graphicData>
+                  </a:graphic>
+                </wp:inline>
+              </w:drawing>
+            </w:r>
+            <w:r>
+              <w:rPr>
+                <w:rFonts w:ascii="微软雅黑" w:hAnsi="微软雅黑" w:eastAsia="微软雅黑" w:cs="微软雅黑"/>
+                <w:b/>
+                <w:bCs/>
+                <w:color w:val="1F3864"/>
+                <w:sz w:val="22"/>
+                <w:szCs w:val="22"/>
+              </w:rPr>
+              <w:t xml:space="preserve"> 授课时间</w:t>
+            </w:r>
+          </w:p>
+        </w:tc>
+        <w:tc>
+          <w:tcPr>
+            <w:tcW w:w="3599" w:type="dxa"/>
+            <w:gridSpan w:val="2"/>
+            <w:tcBorders>
+              <w:top w:val="single" w:sz="4" w:space="0" w:color="BDD7EE"/>
+              <w:left w:val="single" w:sz="4" w:space="0" w:color="BDD7EE"/>
+              <w:bottom w:val="single" w:sz="4" w:space="0" w:color="BDD7EE"/>
+              <w:right w:val="single" w:sz="4" w:space="0" w:color="BDD7EE"/>
+            </w:tcBorders>
+            <w:shd w:val="clear" w:color="auto" w:fill="FFFFFF"/>
+            <w:vAlign w:val="center"/>
+          </w:tcPr>
+          <w:p>
+            <w:pPr>
+              <w:snapToGrid w:val="0"/>
+              <w:spacing w:before="0" w:after="0" w:line="240" w:lineRule="auto"/>
+              <w:ind w:firstLine="0"/>
+              <w:jc w:val="center"/>
+            </w:pPr>
+            <w:r>
+              <w:rPr>
+                <w:rFonts w:ascii="微软雅黑" w:hAnsi="微软雅黑" w:eastAsia="微软雅黑" w:cs="微软雅黑"/>
+                <w:color w:val="262626"/>
+                <w:sz w:val="22"/>
+                <w:szCs w:val="22"/>
+              </w:rPr>
+              <w:t xml:space="preserve">2026-2027 学年第二学期</w:t>
+            </w:r>
+          </w:p>
+        </w:tc>
+      </w:tr>
+      <w:tr>
+        <w:tblPrEx>
+          <w:tblBorders>
+            <w:top w:val="single" w:color="auto" w:sz="4" w:space="0"/>
+            <w:left w:val="single" w:color="auto" w:sz="4" w:space="0"/>
+            <w:bottom w:val="single" w:color="auto" w:sz="4" w:space="0"/>
+            <w:right w:val="single" w:color="auto" w:sz="4" w:space="0"/>
+            <w:insideH w:val="single" w:color="auto" w:sz="4" w:space="0"/>
+            <w:insideV w:val="single" w:color="auto" w:sz="4" w:space="0"/>
+          </w:tblBorders>
+          <w:tblCellMar>
+            <w:top w:w="0" w:type="dxa"/>
+            <w:left w:w="108" w:type="dxa"/>
+            <w:bottom w:w="0" w:type="dxa"/>
+            <w:right w:w="108" w:type="dxa"/>
+          </w:tblCellMar>
+        </w:tblPrEx>
+        <w:trPr>
+          <w:trHeight w:val="600" w:hRule="atLeast"/>
+          <w:jc w:val="center"/>
+        </w:trPr>
+        <w:tc xmlns:a="http://schemas.openxmlformats.org/drawingml/2006/main" xmlns:pic="http://schemas.openxmlformats.org/drawingml/2006/picture">
+          <w:tcPr>
+            <w:tcW w:w="1506" w:type="dxa"/>
+            <w:tcBorders>
+              <w:top w:val="single" w:sz="4" w:space="0" w:color="BDD7EE"/>
+              <w:left w:val="single" w:sz="4" w:space="0" w:color="BDD7EE"/>
+              <w:bottom w:val="single" w:sz="4" w:space="0" w:color="BDD7EE"/>
+              <w:right w:val="single" w:sz="4" w:space="0" w:color="BDD7EE"/>
+            </w:tcBorders>
+            <w:shd w:val="clear" w:color="auto" w:fill="EAF1FB"/>
+            <w:vAlign w:val="center"/>
+          </w:tcPr>
+          <w:p>
+            <w:pPr>
+              <w:snapToGrid w:val="0"/>
+              <w:spacing w:before="0" w:after="0" w:line="240" w:lineRule="auto"/>
+              <w:ind w:firstLine="0"/>
+              <w:jc w:val="center"/>
+            </w:pPr>
+            <w:r>
+              <w:rPr>
+                <w:position w:val="-4"/>
+              </w:rPr>
+              <w:drawing>
+                <wp:inline distT="0" distB="0" distL="0" distR="0">
+                  <wp:extent cx="165100" cy="165100"/>
+                  <wp:docPr id="29" name="图标 29"/>
+                  <a:graphic>
+                    <a:graphicData uri="http://schemas.openxmlformats.org/drawingml/2006/picture">
+                      <pic:pic>
+                        <pic:nvPicPr>
+                          <pic:cNvPr id="29" name="list-details-2E75B6.png"/>
+                          <pic:cNvPicPr/>
+                        </pic:nvPicPr>
+                        <pic:blipFill>
+                          <a:blip r:embed="rId30"/>
+                          <a:stretch>
+                            <a:fillRect/>
+                          </a:stretch>
+                        </pic:blipFill>
+                        <pic:spPr>
+                          <a:xfrm>
+                            <a:off x="0" y="0"/>
+                            <a:ext cx="165100" cy="165100"/>
+                          </a:xfrm>
+                          <a:prstGeom prst="rect">
+                            <a:avLst/>
+                          </a:prstGeom>
+                        </pic:spPr>
+                      </pic:pic>
+                    </a:graphicData>
+                  </a:graphic>
+                </wp:inline>
+              </w:drawing>
+            </w:r>
+            <w:r>
+              <w:rPr>
+                <w:rFonts w:ascii="微软雅黑" w:hAnsi="微软雅黑" w:eastAsia="微软雅黑" w:cs="微软雅黑"/>
+                <w:b/>
+                <w:bCs/>
+                <w:color w:val="1F3864"/>
+                <w:sz w:val="22"/>
+                <w:szCs w:val="22"/>
+              </w:rPr>
+              <w:t xml:space="preserve"> 任务名称</w:t>
+            </w:r>
+          </w:p>
+        </w:tc>
+        <w:tc>
+          <w:tcPr>
+            <w:tcW w:w="4374" w:type="dxa"/>
+            <w:gridSpan w:val="3"/>
+            <w:tcBorders>
+              <w:top w:val="single" w:sz="4" w:space="0" w:color="BDD7EE"/>
+              <w:left w:val="single" w:sz="4" w:space="0" w:color="BDD7EE"/>
+              <w:bottom w:val="single" w:sz="4" w:space="0" w:color="BDD7EE"/>
+              <w:right w:val="single" w:sz="4" w:space="0" w:color="BDD7EE"/>
+            </w:tcBorders>
+            <w:shd w:val="clear" w:color="auto" w:fill="FFFFFF"/>
+            <w:vAlign w:val="center"/>
+          </w:tcPr>
+          <w:p>
+            <w:pPr>
+              <w:snapToGrid w:val="0"/>
+              <w:spacing w:before="0" w:after="40" w:line="240" w:lineRule="auto"/>
+              <w:ind w:firstLine="0"/>
+              <w:jc w:val="center"/>
+            </w:pPr>
+            <w:r>
+              <w:rPr>
+                <w:rFonts w:ascii="微软雅黑" w:hAnsi="微软雅黑" w:eastAsia="微软雅黑" w:cs="微软雅黑"/>
+                <w:color w:val="262626"/>
+                <w:sz w:val="22"/>
+                <w:szCs w:val="22"/>
+              </w:rPr>
+              <w:t xml:space="preserve">第1节  投影法概述</w:t>
+            </w:r>
+          </w:p>
+          <w:p>
+            <w:pPr>
+              <w:snapToGrid w:val="0"/>
+              <w:spacing w:before="0" w:after="0" w:line="240" w:lineRule="auto"/>
+              <w:ind w:firstLine="0"/>
+              <w:jc w:val="center"/>
+            </w:pPr>
+            <w:r>
+              <w:rPr>
+                <w:rFonts w:ascii="微软雅黑" w:hAnsi="微软雅黑" w:eastAsia="微软雅黑" w:cs="微软雅黑"/>
+                <w:color w:val="262626"/>
+                <w:sz w:val="22"/>
+                <w:szCs w:val="22"/>
+              </w:rPr>
+              <w:t xml:space="preserve">第2节  三视图的形成及其对应关系</w:t>
+            </w:r>
+          </w:p>
+        </w:tc>
+        <w:tc xmlns:a="http://schemas.openxmlformats.org/drawingml/2006/main" xmlns:pic="http://schemas.openxmlformats.org/drawingml/2006/picture">
+          <w:tcPr>
+            <w:tcW w:w="1635" w:type="dxa"/>
+            <w:gridSpan w:val="2"/>
+            <w:tcBorders>
+              <w:top w:val="single" w:sz="4" w:space="0" w:color="BDD7EE"/>
+              <w:left w:val="single" w:sz="4" w:space="0" w:color="BDD7EE"/>
+              <w:bottom w:val="single" w:sz="4" w:space="0" w:color="BDD7EE"/>
+              <w:right w:val="single" w:sz="4" w:space="0" w:color="BDD7EE"/>
+            </w:tcBorders>
+            <w:shd w:val="clear" w:color="auto" w:fill="EAF1FB"/>
+            <w:vAlign w:val="center"/>
+          </w:tcPr>
+          <w:p>
+            <w:pPr>
+              <w:snapToGrid w:val="0"/>
+              <w:spacing w:before="0" w:after="0" w:line="240" w:lineRule="auto"/>
+              <w:ind w:firstLine="0"/>
+              <w:jc w:val="center"/>
+            </w:pPr>
+            <w:r>
+              <w:rPr>
+                <w:position w:val="-4"/>
+              </w:rPr>
+              <w:drawing>
+                <wp:inline distT="0" distB="0" distL="0" distR="0">
+                  <wp:extent cx="165100" cy="165100"/>
+                  <wp:docPr id="30" name="图标 30"/>
+                  <a:graphic>
+                    <a:graphicData uri="http://schemas.openxmlformats.org/drawingml/2006/picture">
+                      <pic:pic>
+                        <pic:nvPicPr>
+                          <pic:cNvPr id="30" name="map-pin-2E75B6.png"/>
+                          <pic:cNvPicPr/>
+                        </pic:nvPicPr>
+                        <pic:blipFill>
+                          <a:blip r:embed="rId31"/>
+                          <a:stretch>
+                            <a:fillRect/>
+                          </a:stretch>
+                        </pic:blipFill>
+                        <pic:spPr>
+                          <a:xfrm>
+                            <a:off x="0" y="0"/>
+                            <a:ext cx="165100" cy="165100"/>
+                          </a:xfrm>
+                          <a:prstGeom prst="rect">
+                            <a:avLst/>
+                          </a:prstGeom>
+                        </pic:spPr>
+                      </pic:pic>
+                    </a:graphicData>
+                  </a:graphic>
+                </wp:inline>
+              </w:drawing>
+            </w:r>
+            <w:r>
+              <w:rPr>
+                <w:rFonts w:ascii="微软雅黑" w:hAnsi="微软雅黑" w:eastAsia="微软雅黑" w:cs="微软雅黑"/>
+                <w:b/>
+                <w:bCs/>
+                <w:color w:val="1F3864"/>
+                <w:sz w:val="22"/>
+                <w:szCs w:val="22"/>
+              </w:rPr>
+              <w:t xml:space="preserve"> 授课地点</w:t>
+            </w:r>
+          </w:p>
+        </w:tc>
+        <w:tc>
+          <w:tcPr>
+            <w:tcW w:w="3599" w:type="dxa"/>
+            <w:gridSpan w:val="2"/>
+            <w:tcBorders>
+              <w:top w:val="single" w:sz="4" w:space="0" w:color="BDD7EE"/>
+              <w:left w:val="single" w:sz="4" w:space="0" w:color="BDD7EE"/>
+              <w:bottom w:val="single" w:sz="4" w:space="0" w:color="BDD7EE"/>
+              <w:right w:val="single" w:sz="4" w:space="0" w:color="BDD7EE"/>
+            </w:tcBorders>
+            <w:shd w:val="clear" w:color="auto" w:fill="FFFFFF"/>
+            <w:vAlign w:val="center"/>
+          </w:tcPr>
+          <w:p>
+            <w:pPr>
+              <w:snapToGrid w:val="0"/>
+              <w:spacing w:before="0" w:after="0" w:line="240" w:lineRule="auto"/>
+              <w:ind w:firstLine="0"/>
+              <w:jc w:val="center"/>
+            </w:pPr>
+            <w:r>
+              <w:rPr>
+                <w:rFonts w:ascii="微软雅黑" w:hAnsi="微软雅黑" w:eastAsia="微软雅黑" w:cs="微软雅黑"/>
+                <w:color w:val="262626"/>
+                <w:sz w:val="22"/>
+                <w:szCs w:val="22"/>
+              </w:rPr>
+              <w:t xml:space="preserve"/>
+            </w:r>
+          </w:p>
+        </w:tc>
+      </w:tr>
+      <w:tr>
+        <w:tblPrEx>
+          <w:tblBorders>
+            <w:top w:val="single" w:color="auto" w:sz="4" w:space="0"/>
+            <w:left w:val="single" w:color="auto" w:sz="4" w:space="0"/>
+            <w:bottom w:val="single" w:color="auto" w:sz="4" w:space="0"/>
+            <w:right w:val="single" w:color="auto" w:sz="4" w:space="0"/>
+            <w:insideH w:val="single" w:color="auto" w:sz="4" w:space="0"/>
+            <w:insideV w:val="single" w:color="auto" w:sz="4" w:space="0"/>
+          </w:tblBorders>
+          <w:tblCellMar>
+            <w:top w:w="0" w:type="dxa"/>
+            <w:left w:w="108" w:type="dxa"/>
+            <w:bottom w:w="0" w:type="dxa"/>
+            <w:right w:w="108" w:type="dxa"/>
+          </w:tblCellMar>
+        </w:tblPrEx>
+        <w:trPr>
+          <w:trHeight w:val="600" w:hRule="atLeast"/>
+          <w:jc w:val="center"/>
+        </w:trPr>
+        <w:tc xmlns:a="http://schemas.openxmlformats.org/drawingml/2006/main" xmlns:pic="http://schemas.openxmlformats.org/drawingml/2006/picture">
+          <w:tcPr>
+            <w:tcW w:w="1506" w:type="dxa"/>
+            <w:tcBorders>
+              <w:top w:val="single" w:sz="4" w:space="0" w:color="BDD7EE"/>
+              <w:left w:val="single" w:sz="4" w:space="0" w:color="BDD7EE"/>
+              <w:bottom w:val="single" w:sz="4" w:space="0" w:color="BDD7EE"/>
+              <w:right w:val="single" w:sz="4" w:space="0" w:color="BDD7EE"/>
+            </w:tcBorders>
+            <w:shd w:val="clear" w:color="auto" w:fill="EAF1FB"/>
+            <w:vAlign w:val="center"/>
+          </w:tcPr>
+          <w:p>
+            <w:pPr>
+              <w:snapToGrid w:val="0"/>
+              <w:spacing w:before="0" w:after="0" w:line="240" w:lineRule="auto"/>
+              <w:ind w:firstLine="0"/>
+              <w:jc w:val="center"/>
+            </w:pPr>
+            <w:r>
+              <w:rPr>
+                <w:position w:val="-4"/>
+              </w:rPr>
+              <w:drawing>
+                <wp:inline distT="0" distB="0" distL="0" distR="0">
+                  <wp:extent cx="165100" cy="165100"/>
+                  <wp:docPr id="31" name="图标 31"/>
+                  <a:graphic>
+                    <a:graphicData uri="http://schemas.openxmlformats.org/drawingml/2006/picture">
+                      <pic:pic>
+                        <pic:nvPicPr>
+                          <pic:cNvPr id="31" name="clock-2E75B6.png"/>
+                          <pic:cNvPicPr/>
+                        </pic:nvPicPr>
+                        <pic:blipFill>
+                          <a:blip r:embed="rId32"/>
+                          <a:stretch>
+                            <a:fillRect/>
+                          </a:stretch>
+                        </pic:blipFill>
+                        <pic:spPr>
+                          <a:xfrm>
+                            <a:off x="0" y="0"/>
+                            <a:ext cx="165100" cy="165100"/>
+                          </a:xfrm>
+                          <a:prstGeom prst="rect">
+                            <a:avLst/>
+                          </a:prstGeom>
+                        </pic:spPr>
+                      </pic:pic>
+                    </a:graphicData>
+                  </a:graphic>
+                </wp:inline>
+              </w:drawing>
+            </w:r>
+            <w:r>
+              <w:rPr>
+                <w:rFonts w:ascii="微软雅黑" w:hAnsi="微软雅黑" w:eastAsia="微软雅黑" w:cs="微软雅黑"/>
+                <w:b/>
+                <w:bCs/>
+                <w:color w:val="1F3864"/>
+                <w:sz w:val="22"/>
+                <w:szCs w:val="22"/>
+              </w:rPr>
+              <w:t xml:space="preserve"> 授课时数</w:t>
+            </w:r>
+          </w:p>
+        </w:tc>
+        <w:tc>
+          <w:tcPr>
+            <w:tcW w:w="4374" w:type="dxa"/>
+            <w:gridSpan w:val="3"/>
+            <w:tcBorders>
+              <w:top w:val="single" w:sz="4" w:space="0" w:color="BDD7EE"/>
+              <w:left w:val="single" w:sz="4" w:space="0" w:color="BDD7EE"/>
+              <w:bottom w:val="single" w:sz="4" w:space="0" w:color="BDD7EE"/>
+              <w:right w:val="single" w:sz="4" w:space="0" w:color="BDD7EE"/>
+            </w:tcBorders>
+            <w:shd w:val="clear" w:color="auto" w:fill="FFFFFF"/>
+            <w:vAlign w:val="center"/>
+          </w:tcPr>
+          <w:p>
+            <w:pPr>
+              <w:snapToGrid w:val="0"/>
+              <w:spacing w:before="0" w:after="0" w:line="240" w:lineRule="auto"/>
+              <w:ind w:firstLine="0"/>
+              <w:jc w:val="center"/>
+            </w:pPr>
+            <w:r>
+              <w:rPr>
+                <w:rFonts w:ascii="微软雅黑" w:hAnsi="微软雅黑" w:eastAsia="微软雅黑" w:cs="微软雅黑"/>
+                <w:b/>
+                <w:bCs/>
+                <w:color w:val="2E75B6"/>
+                <w:sz w:val="26"/>
+                <w:szCs w:val="26"/>
+              </w:rPr>
+              <w:t xml:space="preserve">2</w:t>
+            </w:r>
+            <w:r>
+              <w:rPr>
+                <w:rFonts w:ascii="微软雅黑" w:hAnsi="微软雅黑" w:eastAsia="微软雅黑" w:cs="微软雅黑"/>
+                <w:color w:val="262626"/>
+                <w:sz w:val="22"/>
+                <w:szCs w:val="22"/>
+              </w:rPr>
+              <w:t xml:space="preserve"> 学时</w:t>
+            </w:r>
+          </w:p>
+        </w:tc>
+        <w:tc xmlns:a="http://schemas.openxmlformats.org/drawingml/2006/main" xmlns:pic="http://schemas.openxmlformats.org/drawingml/2006/picture">
+          <w:tcPr>
+            <w:tcW w:w="1635" w:type="dxa"/>
+            <w:gridSpan w:val="2"/>
+            <w:tcBorders>
+              <w:top w:val="single" w:sz="4" w:space="0" w:color="BDD7EE"/>
+              <w:left w:val="single" w:sz="4" w:space="0" w:color="BDD7EE"/>
+              <w:bottom w:val="single" w:sz="4" w:space="0" w:color="BDD7EE"/>
+              <w:right w:val="single" w:sz="4" w:space="0" w:color="BDD7EE"/>
+            </w:tcBorders>
+            <w:shd w:val="clear" w:color="auto" w:fill="EAF1FB"/>
+            <w:vAlign w:val="center"/>
+          </w:tcPr>
+          <w:p>
+            <w:pPr>
+              <w:snapToGrid w:val="0"/>
+              <w:spacing w:before="0" w:after="0" w:line="240" w:lineRule="auto"/>
+              <w:ind w:firstLine="0"/>
+              <w:jc w:val="center"/>
+            </w:pPr>
+            <w:r>
+              <w:rPr>
+                <w:position w:val="-4"/>
+              </w:rPr>
+              <w:drawing>
+                <wp:inline distT="0" distB="0" distL="0" distR="0">
+                  <wp:extent cx="165100" cy="165100"/>
+                  <wp:docPr id="32" name="图标 32"/>
+                  <a:graphic>
+                    <a:graphicData uri="http://schemas.openxmlformats.org/drawingml/2006/picture">
+                      <pic:pic>
+                        <pic:nvPicPr>
+                          <pic:cNvPr id="32" name="tools-2E75B6.png"/>
+                          <pic:cNvPicPr/>
+                        </pic:nvPicPr>
+                        <pic:blipFill>
+                          <a:blip r:embed="rId33"/>
+                          <a:stretch>
+                            <a:fillRect/>
+                          </a:stretch>
+                        </pic:blipFill>
+                        <pic:spPr>
+                          <a:xfrm>
+                            <a:off x="0" y="0"/>
+                            <a:ext cx="165100" cy="165100"/>
+                          </a:xfrm>
+                          <a:prstGeom prst="rect">
+                            <a:avLst/>
+                          </a:prstGeom>
+                        </pic:spPr>
+                      </pic:pic>
+                    </a:graphicData>
+                  </a:graphic>
+                </wp:inline>
+              </w:drawing>
+            </w:r>
+            <w:r>
+              <w:rPr>
+                <w:rFonts w:ascii="微软雅黑" w:hAnsi="微软雅黑" w:eastAsia="微软雅黑" w:cs="微软雅黑"/>
+                <w:b/>
+                <w:bCs/>
+                <w:color w:val="1F3864"/>
+                <w:sz w:val="22"/>
+                <w:szCs w:val="22"/>
+              </w:rPr>
+              <w:t xml:space="preserve"> 授课类型</w:t>
+            </w:r>
+          </w:p>
+        </w:tc>
+        <w:tc>
+          <w:tcPr>
+            <w:tcW w:w="3599" w:type="dxa"/>
+            <w:gridSpan w:val="2"/>
+            <w:tcBorders>
+              <w:top w:val="single" w:sz="4" w:space="0" w:color="BDD7EE"/>
+              <w:left w:val="single" w:sz="4" w:space="0" w:color="BDD7EE"/>
+              <w:bottom w:val="single" w:sz="4" w:space="0" w:color="BDD7EE"/>
+              <w:right w:val="single" w:sz="4" w:space="0" w:color="BDD7EE"/>
+            </w:tcBorders>
+            <w:shd w:val="clear" w:color="auto" w:fill="FFFFFF"/>
+            <w:vAlign w:val="center"/>
+          </w:tcPr>
+          <w:p>
+            <w:pPr>
+              <w:snapToGrid w:val="0"/>
+              <w:spacing w:before="0" w:after="0" w:line="240" w:lineRule="auto"/>
+              <w:ind w:firstLine="0"/>
+              <w:jc w:val="center"/>
+            </w:pPr>
+            <w:r>
+              <w:rPr>
+                <w:rFonts w:ascii="微软雅黑" w:hAnsi="微软雅黑" w:eastAsia="微软雅黑" w:cs="微软雅黑"/>
+                <w:b/>
+                <w:bCs/>
+                <w:color w:val="FFFFFF"/>
+                <w:sz w:val="21"/>
+                <w:szCs w:val="21"/>
+                <w:shd w:val="clear" w:color="auto" w:fill="2E75B6"/>
+              </w:rPr>
+              <w:t xml:space="preserve">  理实一体  </w:t>
+            </w:r>
+          </w:p>
+        </w:tc>
+      </w:tr>
+      <w:tr>
+        <w:tblPrEx>
+          <w:tblBorders>
+            <w:top w:val="single" w:color="auto" w:sz="4" w:space="0"/>
+            <w:left w:val="single" w:color="auto" w:sz="4" w:space="0"/>
+            <w:bottom w:val="single" w:color="auto" w:sz="4" w:space="0"/>
+            <w:right w:val="single" w:color="auto" w:sz="4" w:space="0"/>
+            <w:insideH w:val="single" w:color="auto" w:sz="4" w:space="0"/>
+            <w:insideV w:val="single" w:color="auto" w:sz="4" w:space="0"/>
+          </w:tblBorders>
+          <w:tblCellMar>
+            <w:top w:w="0" w:type="dxa"/>
+            <w:left w:w="108" w:type="dxa"/>
+            <w:bottom w:w="0" w:type="dxa"/>
+            <w:right w:w="108" w:type="dxa"/>
+          </w:tblCellMar>
+        </w:tblPrEx>
+        <w:trPr>
+          <w:trHeight w:val="600" w:hRule="atLeast"/>
+          <w:jc w:val="center"/>
+        </w:trPr>
+        <w:tc xmlns:a="http://schemas.openxmlformats.org/drawingml/2006/main" xmlns:pic="http://schemas.openxmlformats.org/drawingml/2006/picture">
+          <w:tcPr>
+            <w:tcW w:w="1506" w:type="dxa"/>
+            <w:tcBorders>
+              <w:top w:val="single" w:sz="4" w:space="0" w:color="BDD7EE"/>
+              <w:left w:val="single" w:sz="4" w:space="0" w:color="BDD7EE"/>
+              <w:bottom w:val="single" w:sz="4" w:space="0" w:color="BDD7EE"/>
+              <w:right w:val="single" w:sz="4" w:space="0" w:color="BDD7EE"/>
+            </w:tcBorders>
+            <w:shd w:val="clear" w:color="auto" w:fill="EAF1FB"/>
+            <w:vAlign w:val="center"/>
+          </w:tcPr>
+          <w:p>
+            <w:pPr>
+              <w:snapToGrid w:val="0"/>
+              <w:spacing w:before="0" w:after="0" w:line="240" w:lineRule="auto"/>
+              <w:ind w:firstLine="0"/>
+              <w:jc w:val="center"/>
+            </w:pPr>
+            <w:r>
+              <w:rPr>
+                <w:position w:val="-4"/>
+              </w:rPr>
+              <w:drawing>
+                <wp:inline distT="0" distB="0" distL="0" distR="0">
+                  <wp:extent cx="165100" cy="165100"/>
+                  <wp:docPr id="33" name="图标 33"/>
+                  <a:graphic>
+                    <a:graphicData uri="http://schemas.openxmlformats.org/drawingml/2006/picture">
+                      <pic:pic>
+                        <pic:nvPicPr>
+                          <pic:cNvPr id="33" name="users-2E75B6.png"/>
+                          <pic:cNvPicPr/>
+                        </pic:nvPicPr>
+                        <pic:blipFill>
+                          <a:blip r:embed="rId34"/>
+                          <a:stretch>
+                            <a:fillRect/>
+                          </a:stretch>
+                        </pic:blipFill>
+                        <pic:spPr>
+                          <a:xfrm>
+                            <a:off x="0" y="0"/>
+                            <a:ext cx="165100" cy="165100"/>
+                          </a:xfrm>
+                          <a:prstGeom prst="rect">
+                            <a:avLst/>
+                          </a:prstGeom>
+                        </pic:spPr>
+                      </pic:pic>
+                    </a:graphicData>
+                  </a:graphic>
+                </wp:inline>
+              </w:drawing>
+            </w:r>
+            <w:r>
+              <w:rPr>
+                <w:rFonts w:ascii="微软雅黑" w:hAnsi="微软雅黑" w:eastAsia="微软雅黑" w:cs="微软雅黑"/>
+                <w:b/>
+                <w:bCs/>
+                <w:color w:val="1F3864"/>
+                <w:sz w:val="22"/>
+                <w:szCs w:val="22"/>
+              </w:rPr>
+              <w:t xml:space="preserve"> 授课班级</w:t>
+            </w:r>
+          </w:p>
+        </w:tc>
+        <w:tc>
+          <w:tcPr>
+            <w:tcW w:w="9608" w:type="dxa"/>
+            <w:gridSpan w:val="7"/>
+            <w:tcBorders>
+              <w:top w:val="single" w:sz="4" w:space="0" w:color="BDD7EE"/>
+              <w:left w:val="single" w:sz="4" w:space="0" w:color="BDD7EE"/>
+              <w:bottom w:val="single" w:sz="4" w:space="0" w:color="BDD7EE"/>
+              <w:right w:val="single" w:sz="4" w:space="0" w:color="BDD7EE"/>
+            </w:tcBorders>
+            <w:shd w:val="clear" w:color="auto" w:fill="FFFFFF"/>
+            <w:vAlign w:val="center"/>
+          </w:tcPr>
+          <w:p>
+            <w:pPr>
+              <w:snapToGrid w:val="0"/>
+              <w:spacing w:before="0" w:after="0" w:line="240" w:lineRule="auto"/>
+              <w:ind w:firstLine="0"/>
+              <w:jc w:val="center"/>
+            </w:pPr>
+            <w:r>
+              <w:rPr>
+                <w:rFonts w:ascii="微软雅黑" w:hAnsi="微软雅黑" w:eastAsia="微软雅黑" w:cs="微软雅黑"/>
+                <w:color w:val="262626"/>
+                <w:sz w:val="22"/>
+                <w:szCs w:val="22"/>
               </w:rPr>
               <w:t xml:space="preserve"/>
             </w:r>
@@ -625,288 +1189,37 @@
         </w:trPr>
         <w:tc xmlns:a="http://schemas.openxmlformats.org/drawingml/2006/main" xmlns:pic="http://schemas.openxmlformats.org/drawingml/2006/picture">
           <w:tcPr>
-            <w:tcW w:w="1506" w:type="dxa"/>
+            <w:tcW w:w="11114" w:type="dxa"/>
+            <w:gridSpan w:val="8"/>
             <w:tcBorders>
-              <w:top w:val="nil" w:sz="0" w:space="0" w:color="auto"/>
-              <w:left w:val="nil" w:sz="0" w:space="0" w:color="auto"/>
-              <w:bottom w:val="single" w:sz="4" w:space="0" w:color="D2D2D7"/>
-              <w:right w:val="nil" w:sz="0" w:space="0" w:color="auto"/>
+              <w:top w:val="single" w:sz="4" w:space="0" w:color="1F3864"/>
+              <w:left w:val="single" w:sz="4" w:space="0" w:color="1F3864"/>
+              <w:bottom w:val="single" w:sz="4" w:space="0" w:color="1F3864"/>
+              <w:right w:val="single" w:sz="4" w:space="0" w:color="1F3864"/>
             </w:tcBorders>
+            <w:shd w:val="clear" w:color="auto" w:fill="1F3864"/>
             <w:vAlign w:val="center"/>
           </w:tcPr>
           <w:p>
             <w:pPr>
               <w:snapToGrid w:val="0"/>
               <w:spacing w:before="0" w:after="0" w:line="240" w:lineRule="auto"/>
-              <w:ind w:left="60" w:firstLine="0"/>
+              <w:ind w:left="160" w:firstLine="0"/>
               <w:jc w:val="left"/>
             </w:pPr>
             <w:r>
               <w:rPr>
-                <w:position w:val="-4"/>
+                <w:position w:val="-6"/>
               </w:rPr>
               <w:drawing>
                 <wp:inline distT="0" distB="0" distL="0" distR="0">
-                  <wp:extent cx="152400" cy="152400"/>
-                  <wp:docPr id="24" name="图标 24"/>
-                  <a:graphic>
-                    <a:graphicData uri="http://schemas.openxmlformats.org/drawingml/2006/picture">
-                      <pic:pic>
-                        <pic:nvPicPr>
-                          <pic:cNvPr id="24" name="list-details-86868B.png"/>
-                          <pic:cNvPicPr/>
-                        </pic:nvPicPr>
-                        <pic:blipFill>
-                          <a:blip r:embed="rId25"/>
-                          <a:stretch>
-                            <a:fillRect/>
-                          </a:stretch>
-                        </pic:blipFill>
-                        <pic:spPr>
-                          <a:xfrm>
-                            <a:off x="0" y="0"/>
-                            <a:ext cx="152400" cy="152400"/>
-                          </a:xfrm>
-                          <a:prstGeom prst="rect">
-                            <a:avLst/>
-                          </a:prstGeom>
-                        </pic:spPr>
-                      </pic:pic>
-                    </a:graphicData>
-                  </a:graphic>
-                </wp:inline>
-              </w:drawing>
-            </w:r>
-            <w:r>
-              <w:rPr>
-                <w:rFonts w:ascii="微软雅黑" w:hAnsi="微软雅黑" w:eastAsia="微软雅黑" w:cs="微软雅黑"/>
-                <w:color w:val="6E6E73"/>
-                <w:sz w:val="21"/>
-                <w:szCs w:val="21"/>
-              </w:rPr>
-              <w:t xml:space="preserve">  任务名称</w:t>
-            </w:r>
-          </w:p>
-        </w:tc>
-        <w:tc>
-          <w:tcPr>
-            <w:tcW w:w="9608" w:type="dxa"/>
-            <w:gridSpan w:val="7"/>
-            <w:tcBorders>
-              <w:top w:val="nil" w:sz="0" w:space="0" w:color="auto"/>
-              <w:left w:val="nil" w:sz="0" w:space="0" w:color="auto"/>
-              <w:bottom w:val="single" w:sz="4" w:space="0" w:color="D2D2D7"/>
-              <w:right w:val="nil" w:sz="0" w:space="0" w:color="auto"/>
-            </w:tcBorders>
-            <w:vAlign w:val="center"/>
-          </w:tcPr>
-          <w:p>
-            <w:pPr>
-              <w:snapToGrid w:val="0"/>
-              <w:spacing w:before="0" w:after="0" w:line="240" w:lineRule="auto"/>
-              <w:ind w:firstLine="0"/>
-              <w:jc w:val="left"/>
-            </w:pPr>
-            <w:r>
-              <w:rPr>
-                <w:rFonts w:ascii="微软雅黑" w:hAnsi="微软雅黑" w:eastAsia="微软雅黑" w:cs="微软雅黑"/>
-                <w:b/>
-                <w:bCs/>
-                <w:color w:val="0071E3"/>
-                <w:sz w:val="22"/>
-                <w:szCs w:val="22"/>
-              </w:rPr>
-              <w:t xml:space="preserve">第1节</w:t>
-            </w:r>
-            <w:r>
-              <w:rPr>
-                <w:rFonts w:ascii="微软雅黑" w:hAnsi="微软雅黑" w:eastAsia="微软雅黑" w:cs="微软雅黑"/>
-                <w:color w:val="1D1D1F"/>
-                <w:sz w:val="22"/>
-                <w:szCs w:val="22"/>
-              </w:rPr>
-              <w:t xml:space="preserve">　投影法概述</w:t>
-            </w:r>
-            <w:r>
-              <w:rPr>
-                <w:rFonts w:ascii="微软雅黑" w:hAnsi="微软雅黑" w:eastAsia="微软雅黑" w:cs="微软雅黑"/>
-                <w:color w:val="424245"/>
-                <w:sz w:val="22"/>
-                <w:szCs w:val="22"/>
-              </w:rPr>
-              <w:t xml:space="preserve">　　　</w:t>
-            </w:r>
-            <w:r>
-              <w:rPr>
-                <w:rFonts w:ascii="微软雅黑" w:hAnsi="微软雅黑" w:eastAsia="微软雅黑" w:cs="微软雅黑"/>
-                <w:b/>
-                <w:bCs/>
-                <w:color w:val="0071E3"/>
-                <w:sz w:val="22"/>
-                <w:szCs w:val="22"/>
-              </w:rPr>
-              <w:t xml:space="preserve">第2节</w:t>
-            </w:r>
-            <w:r>
-              <w:rPr>
-                <w:rFonts w:ascii="微软雅黑" w:hAnsi="微软雅黑" w:eastAsia="微软雅黑" w:cs="微软雅黑"/>
-                <w:color w:val="1D1D1F"/>
-                <w:sz w:val="22"/>
-                <w:szCs w:val="22"/>
-              </w:rPr>
-              <w:t xml:space="preserve">　三视图的形成及其对应关系</w:t>
-            </w:r>
-          </w:p>
-        </w:tc>
-      </w:tr>
-      <w:tr>
-        <w:tblPrEx>
-          <w:tblBorders>
-            <w:top w:val="single" w:color="auto" w:sz="4" w:space="0"/>
-            <w:left w:val="single" w:color="auto" w:sz="4" w:space="0"/>
-            <w:bottom w:val="single" w:color="auto" w:sz="4" w:space="0"/>
-            <w:right w:val="single" w:color="auto" w:sz="4" w:space="0"/>
-            <w:insideH w:val="single" w:color="auto" w:sz="4" w:space="0"/>
-            <w:insideV w:val="single" w:color="auto" w:sz="4" w:space="0"/>
-          </w:tblBorders>
-          <w:tblCellMar>
-            <w:top w:w="0" w:type="dxa"/>
-            <w:left w:w="108" w:type="dxa"/>
-            <w:bottom w:w="0" w:type="dxa"/>
-            <w:right w:w="108" w:type="dxa"/>
-          </w:tblCellMar>
-        </w:tblPrEx>
-        <w:trPr>
-          <w:trHeight w:val="560" w:hRule="atLeast"/>
-          <w:jc w:val="center"/>
-        </w:trPr>
-        <w:tc xmlns:a="http://schemas.openxmlformats.org/drawingml/2006/main" xmlns:pic="http://schemas.openxmlformats.org/drawingml/2006/picture">
-          <w:tcPr>
-            <w:tcW w:w="1506" w:type="dxa"/>
-            <w:tcBorders>
-              <w:top w:val="nil" w:sz="0" w:space="0" w:color="auto"/>
-              <w:left w:val="nil" w:sz="0" w:space="0" w:color="auto"/>
-              <w:bottom w:val="single" w:sz="4" w:space="0" w:color="D2D2D7"/>
-              <w:right w:val="nil" w:sz="0" w:space="0" w:color="auto"/>
-            </w:tcBorders>
-            <w:vAlign w:val="center"/>
-          </w:tcPr>
-          <w:p>
-            <w:pPr>
-              <w:snapToGrid w:val="0"/>
-              <w:spacing w:before="0" w:after="0" w:line="240" w:lineRule="auto"/>
-              <w:ind w:left="60" w:firstLine="0"/>
-              <w:jc w:val="left"/>
-            </w:pPr>
-            <w:r>
-              <w:rPr>
-                <w:position w:val="-4"/>
-              </w:rPr>
-              <w:drawing>
-                <wp:inline distT="0" distB="0" distL="0" distR="0">
-                  <wp:extent cx="152400" cy="152400"/>
-                  <wp:docPr id="25" name="图标 25"/>
-                  <a:graphic>
-                    <a:graphicData uri="http://schemas.openxmlformats.org/drawingml/2006/picture">
-                      <pic:pic>
-                        <pic:nvPicPr>
-                          <pic:cNvPr id="25" name="map-pin-86868B.png"/>
-                          <pic:cNvPicPr/>
-                        </pic:nvPicPr>
-                        <pic:blipFill>
-                          <a:blip r:embed="rId26"/>
-                          <a:stretch>
-                            <a:fillRect/>
-                          </a:stretch>
-                        </pic:blipFill>
-                        <pic:spPr>
-                          <a:xfrm>
-                            <a:off x="0" y="0"/>
-                            <a:ext cx="152400" cy="152400"/>
-                          </a:xfrm>
-                          <a:prstGeom prst="rect">
-                            <a:avLst/>
-                          </a:prstGeom>
-                        </pic:spPr>
-                      </pic:pic>
-                    </a:graphicData>
-                  </a:graphic>
-                </wp:inline>
-              </w:drawing>
-            </w:r>
-            <w:r>
-              <w:rPr>
-                <w:rFonts w:ascii="微软雅黑" w:hAnsi="微软雅黑" w:eastAsia="微软雅黑" w:cs="微软雅黑"/>
-                <w:color w:val="6E6E73"/>
-                <w:sz w:val="21"/>
-                <w:szCs w:val="21"/>
-              </w:rPr>
-              <w:t xml:space="preserve">  授课地点</w:t>
-            </w:r>
-          </w:p>
-        </w:tc>
-        <w:tc>
-          <w:tcPr>
-            <w:tcW w:w="4374" w:type="dxa"/>
-            <w:gridSpan w:val="3"/>
-            <w:tcBorders>
-              <w:top w:val="nil" w:sz="0" w:space="0" w:color="auto"/>
-              <w:left w:val="nil" w:sz="0" w:space="0" w:color="auto"/>
-              <w:bottom w:val="single" w:sz="4" w:space="0" w:color="D2D2D7"/>
-              <w:right w:val="nil" w:sz="0" w:space="0" w:color="auto"/>
-            </w:tcBorders>
-            <w:vAlign w:val="center"/>
-          </w:tcPr>
-          <w:p>
-            <w:pPr>
-              <w:snapToGrid w:val="0"/>
-              <w:spacing w:before="0" w:after="0" w:line="240" w:lineRule="auto"/>
-              <w:ind w:firstLine="0"/>
-              <w:jc w:val="left"/>
-            </w:pPr>
-            <w:r>
-              <w:rPr>
-                <w:rFonts w:ascii="微软雅黑" w:hAnsi="微软雅黑" w:eastAsia="微软雅黑" w:cs="微软雅黑"/>
-                <w:color w:val="AEAEB2"/>
-                <w:sz w:val="21"/>
-                <w:szCs w:val="21"/>
-              </w:rPr>
-              <w:t xml:space="preserve">待填写</w:t>
-            </w:r>
-          </w:p>
-        </w:tc>
-        <w:tc xmlns:a="http://schemas.openxmlformats.org/drawingml/2006/main" xmlns:pic="http://schemas.openxmlformats.org/drawingml/2006/picture">
-          <w:tcPr>
-            <w:tcW w:w="1635" w:type="dxa"/>
-            <w:gridSpan w:val="2"/>
-            <w:tcBorders>
-              <w:top w:val="nil" w:sz="0" w:space="0" w:color="auto"/>
-              <w:left w:val="nil" w:sz="0" w:space="0" w:color="auto"/>
-              <w:bottom w:val="single" w:sz="4" w:space="0" w:color="D2D2D7"/>
-              <w:right w:val="nil" w:sz="0" w:space="0" w:color="auto"/>
-            </w:tcBorders>
-            <w:vAlign w:val="center"/>
-          </w:tcPr>
-          <w:p>
-            <w:pPr>
-              <w:snapToGrid w:val="0"/>
-              <w:spacing w:before="0" w:after="0" w:line="240" w:lineRule="auto"/>
-              <w:ind w:left="60" w:firstLine="0"/>
-              <w:jc w:val="left"/>
-            </w:pPr>
-            <w:r>
-              <w:rPr>
-                <w:position w:val="-4"/>
-              </w:rPr>
-              <w:drawing>
-                <wp:inline distT="0" distB="0" distL="0" distR="0">
-                  <wp:extent cx="152400" cy="152400"/>
+                  <wp:extent cx="190500" cy="190500"/>
                   <wp:docPr id="26" name="图标 26"/>
                   <a:graphic>
                     <a:graphicData uri="http://schemas.openxmlformats.org/drawingml/2006/picture">
                       <pic:pic>
                         <pic:nvPicPr>
-                          <pic:cNvPr id="26" name="users-86868B.png"/>
+                          <pic:cNvPr id="26" name="chalkboard-FFFFFF.png"/>
                           <pic:cNvPicPr/>
                         </pic:nvPicPr>
                         <pic:blipFill>
@@ -918,7 +1231,7 @@
                         <pic:spPr>
                           <a:xfrm>
                             <a:off x="0" y="0"/>
-                            <a:ext cx="152400" cy="152400"/>
+                            <a:ext cx="190500" cy="190500"/>
                           </a:xfrm>
                           <a:prstGeom prst="rect">
                             <a:avLst/>
@@ -933,109 +1246,25 @@
             <w:r>
               <w:rPr>
                 <w:rFonts w:ascii="微软雅黑" w:hAnsi="微软雅黑" w:eastAsia="微软雅黑" w:cs="微软雅黑"/>
-                <w:color w:val="6E6E73"/>
-                <w:sz w:val="21"/>
-                <w:szCs w:val="21"/>
-              </w:rPr>
-              <w:t xml:space="preserve">  授课班级</w:t>
-            </w:r>
-          </w:p>
-        </w:tc>
-        <w:tc>
-          <w:tcPr>
-            <w:tcW w:w="3599" w:type="dxa"/>
-            <w:gridSpan w:val="2"/>
-            <w:tcBorders>
-              <w:top w:val="nil" w:sz="0" w:space="0" w:color="auto"/>
-              <w:left w:val="nil" w:sz="0" w:space="0" w:color="auto"/>
-              <w:bottom w:val="single" w:sz="4" w:space="0" w:color="D2D2D7"/>
-              <w:right w:val="nil" w:sz="0" w:space="0" w:color="auto"/>
-            </w:tcBorders>
-            <w:vAlign w:val="center"/>
-          </w:tcPr>
-          <w:p>
-            <w:pPr>
-              <w:snapToGrid w:val="0"/>
-              <w:spacing w:before="0" w:after="0" w:line="240" w:lineRule="auto"/>
-              <w:ind w:firstLine="0"/>
-              <w:jc w:val="left"/>
-            </w:pPr>
-            <w:r>
-              <w:rPr>
-                <w:rFonts w:ascii="微软雅黑" w:hAnsi="微软雅黑" w:eastAsia="微软雅黑" w:cs="微软雅黑"/>
-                <w:color w:val="AEAEB2"/>
-                <w:sz w:val="21"/>
-                <w:szCs w:val="21"/>
-              </w:rPr>
-              <w:t xml:space="preserve">待填写</w:t>
-            </w:r>
-          </w:p>
-        </w:tc>
-      </w:tr>
-      <w:tr>
-        <w:tblPrEx>
-          <w:tblBorders>
-            <w:top w:val="single" w:color="auto" w:sz="4" w:space="0"/>
-            <w:left w:val="single" w:color="auto" w:sz="4" w:space="0"/>
-            <w:bottom w:val="single" w:color="auto" w:sz="4" w:space="0"/>
-            <w:right w:val="single" w:color="auto" w:sz="4" w:space="0"/>
-            <w:insideH w:val="single" w:color="auto" w:sz="4" w:space="0"/>
-            <w:insideV w:val="single" w:color="auto" w:sz="4" w:space="0"/>
-          </w:tblBorders>
-          <w:tblCellMar>
-            <w:top w:w="0" w:type="dxa"/>
-            <w:left w:w="108" w:type="dxa"/>
-            <w:bottom w:w="0" w:type="dxa"/>
-            <w:right w:w="108" w:type="dxa"/>
-          </w:tblCellMar>
-        </w:tblPrEx>
-        <w:trPr>
-          <w:trHeight w:val="600" w:hRule="atLeast"/>
-          <w:jc w:val="center"/>
-        </w:trPr>
-        <w:tc>
-          <w:tcPr>
-            <w:tcW w:w="11114" w:type="dxa"/>
-            <w:gridSpan w:val="8"/>
-            <w:tcBorders>
-              <w:top w:val="nil" w:sz="0" w:space="0" w:color="auto"/>
-              <w:left w:val="nil" w:sz="0" w:space="0" w:color="auto"/>
-              <w:bottom w:val="nil" w:sz="0" w:space="0" w:color="auto"/>
-              <w:right w:val="nil" w:sz="0" w:space="0" w:color="auto"/>
-            </w:tcBorders>
-            <w:tcMar>
-              <w:left w:w="40" w:type="dxa"/>
-            </w:tcMar>
-            <w:vAlign w:val="bottom"/>
-          </w:tcPr>
-          <w:p>
-            <w:pPr>
-              <w:snapToGrid w:val="0"/>
-              <w:spacing w:before="160" w:after="120" w:line="240" w:lineRule="auto"/>
-              <w:ind w:firstLine="0"/>
-              <w:jc w:val="left"/>
-            </w:pPr>
+                <w:b/>
+                <w:bCs/>
+                <w:color w:val="D9A441"/>
+                <w:sz w:val="26"/>
+                <w:szCs w:val="26"/>
+              </w:rPr>
+              <w:t xml:space="preserve">  02</w:t>
+            </w:r>
             <w:r>
               <w:rPr>
                 <w:rFonts w:ascii="微软雅黑" w:hAnsi="微软雅黑" w:eastAsia="微软雅黑" w:cs="微软雅黑"/>
                 <w:b/>
                 <w:bCs/>
-                <w:color w:val="0071E3"/>
-                <w:sz w:val="24"/>
-                <w:szCs w:val="24"/>
-              </w:rPr>
-              <w:t xml:space="preserve">02</w:t>
-            </w:r>
-            <w:r>
-              <w:rPr>
-                <w:rFonts w:ascii="微软雅黑" w:hAnsi="微软雅黑" w:eastAsia="微软雅黑" w:cs="微软雅黑"/>
-                <w:b/>
-                <w:bCs/>
-                <w:color w:val="1D1D1F"/>
-                <w:sz w:val="32"/>
-                <w:szCs w:val="32"/>
-              </w:rPr>
-              <w:t xml:space="preserve">　教学设计</w:t>
+                <w:color w:val="FFFFFF"/>
+                <w:spacing w:val="40"/>
+                <w:sz w:val="26"/>
+                <w:szCs w:val="26"/>
+              </w:rPr>
+              <w:t xml:space="preserve">  教学设计</w:t>
             </w:r>
           </w:p>
         </w:tc>
@@ -1063,44 +1292,38 @@
         </w:trPr>
         <w:tc xmlns:a="http://schemas.openxmlformats.org/drawingml/2006/main" xmlns:pic="http://schemas.openxmlformats.org/drawingml/2006/picture">
           <w:tcPr>
-            <w:tcW w:w="11114" w:type="dxa"/>
-            <w:gridSpan w:val="8"/>
+            <w:tcW w:w="1506" w:type="dxa"/>
+            <w:vMerge w:val="restart"/>
             <w:tcBorders>
-              <w:top w:val="nil" w:sz="0" w:space="0" w:color="auto"/>
-              <w:left w:val="nil" w:sz="0" w:space="0" w:color="auto"/>
-              <w:bottom w:val="nil" w:sz="0" w:space="0" w:color="auto"/>
-              <w:right w:val="nil" w:sz="0" w:space="0" w:color="auto"/>
+              <w:top w:val="single" w:sz="4" w:space="0" w:color="2E75B6"/>
+              <w:left w:val="single" w:sz="4" w:space="0" w:color="2E75B6"/>
+              <w:bottom w:val="single" w:sz="4" w:space="0" w:color="2E75B6"/>
+              <w:right w:val="single" w:sz="4" w:space="0" w:color="2E75B6"/>
             </w:tcBorders>
-            <w:tcMar>
-              <w:left w:w="0" w:type="dxa"/>
-              <w:right w:w="0" w:type="dxa"/>
-            </w:tcMar>
-            <w:vAlign w:val="top"/>
+            <w:shd w:val="clear" w:color="auto" w:fill="2E75B6"/>
+            <w:vAlign w:val="center"/>
           </w:tcPr>
           <w:p>
             <w:pPr>
               <w:snapToGrid w:val="0"/>
-              <w:spacing w:before="0" w:after="60" w:line="240" w:lineRule="auto"/>
-              <w:ind w:left="40" w:firstLine="0"/>
-              <w:jc w:val="left"/>
-            </w:pPr>
-            <w:r>
-              <w:rPr>
-                <w:position w:val="-5"/>
-              </w:rPr>
+              <w:spacing w:before="0" w:after="80" w:line="240" w:lineRule="auto"/>
+              <w:ind w:firstLine="0"/>
+              <w:jc w:val="center"/>
+            </w:pPr>
+            <w:r>
               <w:drawing>
                 <wp:inline distT="0" distB="0" distL="0" distR="0">
-                  <wp:extent cx="177800" cy="177800"/>
-                  <wp:docPr id="32" name="图标 32"/>
+                  <wp:extent cx="330200" cy="330200"/>
+                  <wp:docPr id="34" name="图标 34"/>
                   <a:graphic>
                     <a:graphicData uri="http://schemas.openxmlformats.org/drawingml/2006/picture">
                       <pic:pic>
                         <pic:nvPicPr>
-                          <pic:cNvPr id="32" name="file-analytics-0071E3.png"/>
+                          <pic:cNvPr id="34" name="file-analytics-FFFFFF.png"/>
                           <pic:cNvPicPr/>
                         </pic:nvPicPr>
                         <pic:blipFill>
-                          <a:blip r:embed="rId33"/>
+                          <a:blip r:embed="rId35"/>
                           <a:stretch>
                             <a:fillRect/>
                           </a:stretch>
@@ -1108,7 +1331,7 @@
                         <pic:spPr>
                           <a:xfrm>
                             <a:off x="0" y="0"/>
-                            <a:ext cx="177800" cy="177800"/>
+                            <a:ext cx="330200" cy="330200"/>
                           </a:xfrm>
                           <a:prstGeom prst="rect">
                             <a:avLst/>
@@ -1120,22 +1343,86 @@
                 </wp:inline>
               </w:drawing>
             </w:r>
+          </w:p>
+          <w:p>
+            <w:pPr>
+              <w:snapToGrid w:val="0"/>
+              <w:spacing w:before="0" w:after="0" w:line="240" w:lineRule="auto"/>
+              <w:ind w:firstLine="0"/>
+              <w:jc w:val="center"/>
+            </w:pPr>
             <w:r>
               <w:rPr>
                 <w:rFonts w:ascii="微软雅黑" w:hAnsi="微软雅黑" w:eastAsia="微软雅黑" w:cs="微软雅黑"/>
                 <w:b/>
                 <w:bCs/>
-                <w:color w:val="1D1D1F"/>
-                <w:sz w:val="26"/>
-                <w:szCs w:val="26"/>
-              </w:rPr>
-              <w:t xml:space="preserve">  内容分析</w:t>
+                <w:color w:val="FFFFFF"/>
+                <w:spacing w:val="40"/>
+                <w:sz w:val="24"/>
+                <w:szCs w:val="24"/>
+              </w:rPr>
+              <w:t xml:space="preserve">内容</w:t>
+            </w:r>
+          </w:p>
+          <w:p>
+            <w:pPr>
+              <w:snapToGrid w:val="0"/>
+              <w:spacing w:before="0" w:after="0" w:line="240" w:lineRule="auto"/>
+              <w:ind w:firstLine="0"/>
+              <w:jc w:val="center"/>
+            </w:pPr>
+            <w:r>
+              <w:rPr>
+                <w:rFonts w:ascii="微软雅黑" w:hAnsi="微软雅黑" w:eastAsia="微软雅黑" w:cs="微软雅黑"/>
+                <w:b/>
+                <w:bCs/>
+                <w:color w:val="FFFFFF"/>
+                <w:spacing w:val="40"/>
+                <w:sz w:val="24"/>
+                <w:szCs w:val="24"/>
+              </w:rPr>
+              <w:t xml:space="preserve">分析</w:t>
+            </w:r>
+          </w:p>
+        </w:tc>
+        <w:tc xmlns:a="http://schemas.openxmlformats.org/drawingml/2006/main" xmlns:pic="http://schemas.openxmlformats.org/drawingml/2006/picture">
+          <w:tcPr>
+            <w:tcW w:w="9608" w:type="dxa"/>
+            <w:gridSpan w:val="7"/>
+            <w:tcBorders>
+              <w:top w:val="single" w:sz="4" w:space="0" w:color="BDD7EE"/>
+              <w:left w:val="single" w:sz="4" w:space="0" w:color="BDD7EE"/>
+              <w:bottom w:val="single" w:sz="4" w:space="0" w:color="BDD7EE"/>
+              <w:right w:val="single" w:sz="4" w:space="0" w:color="BDD7EE"/>
+            </w:tcBorders>
+            <w:tcMar>
+              <w:left w:w="100" w:type="dxa"/>
+              <w:right w:w="100" w:type="dxa"/>
+            </w:tcMar>
+            <w:vAlign w:val="top"/>
+          </w:tcPr>
+          <w:p>
+            <w:pPr>
+              <w:snapToGrid w:val="0"/>
+              <w:spacing w:before="0" w:after="0" w:line="240" w:lineRule="auto"/>
+              <w:ind w:firstLine="0"/>
+              <w:jc w:val="left"/>
+            </w:pPr>
+            <w:r>
+              <w:rPr>
+                <w:rFonts w:ascii="微软雅黑" w:hAnsi="微软雅黑" w:eastAsia="微软雅黑" w:cs="微软雅黑"/>
+                <w:color w:val="262626"/>
+                <w:sz w:val="6"/>
+                <w:szCs w:val="6"/>
+              </w:rPr>
+              <w:t xml:space="preserve"/>
             </w:r>
           </w:p>
           <w:tbl>
             <w:tblPr>
-              <w:tblW w:w="11034" w:type="dxa"/>
+              <w:tblW w:w="9408" w:type="dxa"/>
               <w:jc w:val="center"/>
+              <w:tblCellSpacing w:w="50" w:type="dxa"/>
               <w:tblBorders>
                 <w:top w:val="nil" w:sz="0" w:space="0" w:color="auto"/>
                 <w:left w:val="nil" w:sz="0" w:space="0" w:color="auto"/>
@@ -1147,33 +1434,34 @@
               <w:tblLayout w:type="fixed"/>
             </w:tblPr>
             <w:tblGrid>
-              <w:gridCol w:w="5517"/>
-              <w:gridCol w:w="5517"/>
+              <w:gridCol w:w="4704"/>
+              <w:gridCol w:w="4704"/>
             </w:tblGrid>
             <w:tr>
               <w:trPr>
-                <w:cantSplit/>
+                <w:tblCellSpacing w:w="50" w:type="dxa"/>
               </w:trPr>
               <w:tc>
                 <w:tcPr>
-                  <w:tcW w:w="5517" w:type="dxa"/>
+                  <w:tcW w:w="4704" w:type="dxa"/>
                   <w:tcBorders>
-                    <w:top w:val="single" w:sz="36" w:space="0" w:color="FFFFFF"/>
-                    <w:left w:val="single" w:sz="36" w:space="0" w:color="FFFFFF"/>
-                    <w:bottom w:val="single" w:sz="36" w:space="0" w:color="FFFFFF"/>
-                    <w:right w:val="single" w:sz="36" w:space="0" w:color="FFFFFF"/>
+                    <w:top w:val="single" w:sz="18" w:space="0" w:color="2E75B6"/>
+                    <w:left w:val="single" w:sz="4" w:space="0" w:color="BDD7EE"/>
+                    <w:bottom w:val="single" w:sz="4" w:space="0" w:color="BDD7EE"/>
+                    <w:right w:val="single" w:sz="4" w:space="0" w:color="BDD7EE"/>
                   </w:tcBorders>
-                  <w:shd w:val="clear" w:color="auto" w:fill="F5F5F7"/>
+                  <w:shd w:val="clear" w:color="auto" w:fill="F7FAFD"/>
                   <w:tcMar>
-                    <w:top w:w="170" w:type="dxa"/>
-                    <w:left w:w="240" w:type="dxa"/>
-                    <w:bottom w:w="180" w:type="dxa"/>
-                    <w:right w:w="240" w:type="dxa"/>
+                    <w:top w:w="120" w:type="dxa"/>
+                    <w:left w:w="160" w:type="dxa"/>
+                    <w:bottom w:w="140" w:type="dxa"/>
+                    <w:right w:w="160" w:type="dxa"/>
                   </w:tcMar>
                   <w:vAlign w:val="top"/>
                 </w:tcPr>
                 <w:p>
                   <w:pPr>
+                    <w:keepNext/>
                     <w:snapToGrid w:val="0"/>
                     <w:spacing w:before="0" w:after="80" w:line="240" w:lineRule="auto"/>
                     <w:ind w:firstLine="0"/>
@@ -1186,16 +1474,16 @@
                     <w:drawing>
                       <wp:inline distT="0" distB="0" distL="0" distR="0">
                         <wp:extent cx="190500" cy="190500"/>
-                        <wp:docPr id="27" name="图标 27"/>
+                        <wp:docPr id="35" name="图标 35"/>
                         <a:graphic>
                           <a:graphicData uri="http://schemas.openxmlformats.org/drawingml/2006/picture">
                             <pic:pic>
                               <pic:nvPicPr>
-                                <pic:cNvPr id="27" name="target-0071E3.png"/>
+                                <pic:cNvPr id="35" name="target-2E75B6.png"/>
                                 <pic:cNvPicPr/>
                               </pic:nvPicPr>
                               <pic:blipFill>
-                                <a:blip r:embed="rId28"/>
+                                <a:blip r:embed="rId36"/>
                                 <a:stretch>
                                   <a:fillRect/>
                                 </a:stretch>
@@ -1220,7 +1508,7 @@
                       <w:rFonts w:ascii="微软雅黑" w:hAnsi="微软雅黑" w:eastAsia="微软雅黑" w:cs="微软雅黑"/>
                       <w:b/>
                       <w:bCs/>
-                      <w:color w:val="1D1D1F"/>
+                      <w:color w:val="1F3864"/>
                       <w:sz w:val="24"/>
                       <w:szCs w:val="24"/>
                     </w:rPr>
@@ -1230,16 +1518,16 @@
                 <w:p>
                   <w:pPr>
                     <w:snapToGrid w:val="0"/>
-                    <w:spacing w:before="0" w:after="0" w:line="300" w:lineRule="auto"/>
+                    <w:spacing w:before="0" w:after="0" w:line="330" w:lineRule="auto"/>
                     <w:ind w:firstLine="0"/>
                     <w:jc w:val="both"/>
                   </w:pPr>
                   <w:r>
                     <w:rPr>
                       <w:rFonts w:ascii="微软雅黑" w:hAnsi="微软雅黑" w:eastAsia="微软雅黑" w:cs="微软雅黑"/>
-                      <w:color w:val="424245"/>
-                      <w:sz w:val="21"/>
-                      <w:szCs w:val="21"/>
+                      <w:color w:val="595959"/>
+                      <w:sz w:val="20"/>
+                      <w:szCs w:val="20"/>
                     </w:rPr>
                     <w:t xml:space="preserve">从岗课赛证角度，机械制图是机械类专业核心基础课，机械加工、设备装配、产品测绘岗位均要求从业人员</w:t>
                   </w:r>
@@ -1248,18 +1536,18 @@
                       <w:rFonts w:ascii="微软雅黑" w:hAnsi="微软雅黑" w:eastAsia="微软雅黑" w:cs="微软雅黑"/>
                       <w:b/>
                       <w:bCs/>
-                      <w:color w:val="1D1D1F"/>
-                      <w:sz w:val="21"/>
-                      <w:szCs w:val="21"/>
+                      <w:color w:val="262626"/>
+                      <w:sz w:val="20"/>
+                      <w:szCs w:val="20"/>
                     </w:rPr>
                     <w:t xml:space="preserve">读懂三视图</w:t>
                   </w:r>
                   <w:r>
                     <w:rPr>
                       <w:rFonts w:ascii="微软雅黑" w:hAnsi="微软雅黑" w:eastAsia="微软雅黑" w:cs="微软雅黑"/>
-                      <w:color w:val="424245"/>
-                      <w:sz w:val="21"/>
-                      <w:szCs w:val="21"/>
+                      <w:color w:val="595959"/>
+                      <w:sz w:val="20"/>
+                      <w:szCs w:val="20"/>
                     </w:rPr>
                     <w:t xml:space="preserve">、能够</w:t>
                   </w:r>
@@ -1268,18 +1556,18 @@
                       <w:rFonts w:ascii="微软雅黑" w:hAnsi="微软雅黑" w:eastAsia="微软雅黑" w:cs="微软雅黑"/>
                       <w:b/>
                       <w:bCs/>
-                      <w:color w:val="1D1D1F"/>
-                      <w:sz w:val="21"/>
-                      <w:szCs w:val="21"/>
+                      <w:color w:val="262626"/>
+                      <w:sz w:val="20"/>
+                      <w:szCs w:val="20"/>
                     </w:rPr>
                     <w:t xml:space="preserve">按照投影规律绘制零件视图</w:t>
                   </w:r>
                   <w:r>
                     <w:rPr>
                       <w:rFonts w:ascii="微软雅黑" w:hAnsi="微软雅黑" w:eastAsia="微软雅黑" w:cs="微软雅黑"/>
-                      <w:color w:val="424245"/>
-                      <w:sz w:val="21"/>
-                      <w:szCs w:val="21"/>
+                      <w:color w:val="595959"/>
+                      <w:sz w:val="20"/>
+                      <w:szCs w:val="20"/>
                     </w:rPr>
                     <w:t xml:space="preserve">。</w:t>
                   </w:r>
@@ -1287,24 +1575,25 @@
               </w:tc>
               <w:tc>
                 <w:tcPr>
-                  <w:tcW w:w="5517" w:type="dxa"/>
+                  <w:tcW w:w="4704" w:type="dxa"/>
                   <w:tcBorders>
-                    <w:top w:val="single" w:sz="36" w:space="0" w:color="FFFFFF"/>
-                    <w:left w:val="single" w:sz="36" w:space="0" w:color="FFFFFF"/>
-                    <w:bottom w:val="single" w:sz="36" w:space="0" w:color="FFFFFF"/>
-                    <w:right w:val="single" w:sz="36" w:space="0" w:color="FFFFFF"/>
+                    <w:top w:val="single" w:sz="18" w:space="0" w:color="2E75B6"/>
+                    <w:left w:val="single" w:sz="4" w:space="0" w:color="BDD7EE"/>
+                    <w:bottom w:val="single" w:sz="4" w:space="0" w:color="BDD7EE"/>
+                    <w:right w:val="single" w:sz="4" w:space="0" w:color="BDD7EE"/>
                   </w:tcBorders>
-                  <w:shd w:val="clear" w:color="auto" w:fill="F5F5F7"/>
+                  <w:shd w:val="clear" w:color="auto" w:fill="F7FAFD"/>
                   <w:tcMar>
-                    <w:top w:w="170" w:type="dxa"/>
-                    <w:left w:w="240" w:type="dxa"/>
-                    <w:bottom w:w="180" w:type="dxa"/>
-                    <w:right w:w="240" w:type="dxa"/>
+                    <w:top w:w="120" w:type="dxa"/>
+                    <w:left w:w="160" w:type="dxa"/>
+                    <w:bottom w:w="140" w:type="dxa"/>
+                    <w:right w:w="160" w:type="dxa"/>
                   </w:tcMar>
                   <w:vAlign w:val="top"/>
                 </w:tcPr>
                 <w:p>
                   <w:pPr>
+                    <w:keepNext/>
                     <w:snapToGrid w:val="0"/>
                     <w:spacing w:before="0" w:after="80" w:line="240" w:lineRule="auto"/>
                     <w:ind w:firstLine="0"/>
@@ -1317,16 +1606,16 @@
                     <w:drawing>
                       <wp:inline distT="0" distB="0" distL="0" distR="0">
                         <wp:extent cx="190500" cy="190500"/>
-                        <wp:docPr id="28" name="图标 28"/>
+                        <wp:docPr id="36" name="图标 36"/>
                         <a:graphic>
                           <a:graphicData uri="http://schemas.openxmlformats.org/drawingml/2006/picture">
                             <pic:pic>
                               <pic:nvPicPr>
-                                <pic:cNvPr id="28" name="certificate-0071E3.png"/>
+                                <pic:cNvPr id="36" name="certificate-2E75B6.png"/>
                                 <pic:cNvPicPr/>
                               </pic:nvPicPr>
                               <pic:blipFill>
-                                <a:blip r:embed="rId29"/>
+                                <a:blip r:embed="rId37"/>
                                 <a:stretch>
                                   <a:fillRect/>
                                 </a:stretch>
@@ -1351,7 +1640,7 @@
                       <w:rFonts w:ascii="微软雅黑" w:hAnsi="微软雅黑" w:eastAsia="微软雅黑" w:cs="微软雅黑"/>
                       <w:b/>
                       <w:bCs/>
-                      <w:color w:val="1D1D1F"/>
+                      <w:color w:val="1F3864"/>
                       <w:sz w:val="24"/>
                       <w:szCs w:val="24"/>
                     </w:rPr>
@@ -1361,27 +1650,42 @@
                 <w:p>
                   <w:pPr>
                     <w:snapToGrid w:val="0"/>
-                    <w:spacing w:before="0" w:after="20" w:line="300" w:lineRule="auto"/>
-                    <w:ind w:left="240" w:hanging="240"/>
+                    <w:spacing w:before="0" w:after="40" w:line="330" w:lineRule="auto"/>
+                    <w:ind w:firstLine="0"/>
                     <w:jc w:val="both"/>
                   </w:pPr>
                   <w:r>
                     <w:rPr>
                       <w:rFonts w:ascii="微软雅黑" w:hAnsi="微软雅黑" w:eastAsia="微软雅黑" w:cs="微软雅黑"/>
-                      <w:b/>
-                      <w:bCs/>
-                      <w:color w:val="0071E3"/>
-                      <w:sz w:val="21"/>
-                      <w:szCs w:val="21"/>
+                      <w:color w:val="595959"/>
+                      <w:sz w:val="20"/>
+                      <w:szCs w:val="20"/>
                     </w:rPr>
-                    <w:t xml:space="preserve">•	</w:t>
+                    <w:t xml:space="preserve">教学对接：</w:t>
+                  </w:r>
+                </w:p>
+                <w:p>
+                  <w:pPr>
+                    <w:snapToGrid w:val="0"/>
+                    <w:spacing w:before="0" w:after="30" w:line="330" w:lineRule="auto"/>
+                    <w:ind w:firstLine="0"/>
+                    <w:jc w:val="both"/>
+                  </w:pPr>
+                  <w:r>
+                    <w:rPr>
+                      <w:rFonts w:ascii="微软雅黑" w:hAnsi="微软雅黑" w:eastAsia="微软雅黑" w:cs="微软雅黑"/>
+                      <w:color w:val="2E75B6"/>
+                      <w:sz w:val="14"/>
+                      <w:szCs w:val="14"/>
+                    </w:rPr>
+                    <w:t xml:space="preserve">■ </w:t>
                   </w:r>
                   <w:r>
                     <w:rPr>
                       <w:rFonts w:ascii="微软雅黑" w:hAnsi="微软雅黑" w:eastAsia="微软雅黑" w:cs="微软雅黑"/>
-                      <w:color w:val="424245"/>
-                      <w:sz w:val="21"/>
-                      <w:szCs w:val="21"/>
+                      <w:color w:val="595959"/>
+                      <w:sz w:val="20"/>
+                      <w:szCs w:val="20"/>
                     </w:rPr>
                     <w:t xml:space="preserve">机械行业制图国家标准</w:t>
                   </w:r>
@@ -1389,27 +1693,25 @@
                 <w:p>
                   <w:pPr>
                     <w:snapToGrid w:val="0"/>
-                    <w:spacing w:before="0" w:after="20" w:line="300" w:lineRule="auto"/>
-                    <w:ind w:left="240" w:hanging="240"/>
+                    <w:spacing w:before="0" w:after="30" w:line="330" w:lineRule="auto"/>
+                    <w:ind w:firstLine="0"/>
                     <w:jc w:val="both"/>
                   </w:pPr>
                   <w:r>
                     <w:rPr>
                       <w:rFonts w:ascii="微软雅黑" w:hAnsi="微软雅黑" w:eastAsia="微软雅黑" w:cs="微软雅黑"/>
-                      <w:b/>
-                      <w:bCs/>
-                      <w:color w:val="0071E3"/>
-                      <w:sz w:val="21"/>
-                      <w:szCs w:val="21"/>
+                      <w:color w:val="2E75B6"/>
+                      <w:sz w:val="14"/>
+                      <w:szCs w:val="14"/>
                     </w:rPr>
-                    <w:t xml:space="preserve">•	</w:t>
+                    <w:t xml:space="preserve">■ </w:t>
                   </w:r>
                   <w:r>
                     <w:rPr>
                       <w:rFonts w:ascii="微软雅黑" w:hAnsi="微软雅黑" w:eastAsia="微软雅黑" w:cs="微软雅黑"/>
-                      <w:color w:val="424245"/>
-                      <w:sz w:val="21"/>
-                      <w:szCs w:val="21"/>
+                      <w:color w:val="595959"/>
+                      <w:sz w:val="20"/>
+                      <w:szCs w:val="20"/>
                     </w:rPr>
                     <w:t xml:space="preserve">1+X 机械制图职业技能等级证书考核要点</w:t>
                   </w:r>
@@ -1417,27 +1719,25 @@
                 <w:p>
                   <w:pPr>
                     <w:snapToGrid w:val="0"/>
-                    <w:spacing w:before="0" w:after="20" w:line="300" w:lineRule="auto"/>
-                    <w:ind w:left="240" w:hanging="240"/>
+                    <w:spacing w:before="0" w:after="30" w:line="330" w:lineRule="auto"/>
+                    <w:ind w:firstLine="0"/>
                     <w:jc w:val="both"/>
                   </w:pPr>
                   <w:r>
                     <w:rPr>
                       <w:rFonts w:ascii="微软雅黑" w:hAnsi="微软雅黑" w:eastAsia="微软雅黑" w:cs="微软雅黑"/>
-                      <w:b/>
-                      <w:bCs/>
-                      <w:color w:val="0071E3"/>
-                      <w:sz w:val="21"/>
-                      <w:szCs w:val="21"/>
+                      <w:color w:val="2E75B6"/>
+                      <w:sz w:val="14"/>
+                      <w:szCs w:val="14"/>
                     </w:rPr>
-                    <w:t xml:space="preserve">•	</w:t>
+                    <w:t xml:space="preserve">■ </w:t>
                   </w:r>
                   <w:r>
                     <w:rPr>
                       <w:rFonts w:ascii="微软雅黑" w:hAnsi="微软雅黑" w:eastAsia="微软雅黑" w:cs="微软雅黑"/>
-                      <w:color w:val="424245"/>
-                      <w:sz w:val="21"/>
-                      <w:szCs w:val="21"/>
+                      <w:color w:val="595959"/>
+                      <w:sz w:val="20"/>
+                      <w:szCs w:val="20"/>
                     </w:rPr>
                     <w:t xml:space="preserve">职业院校技能大赛零部件测绘与 CAD 赛项基础要求</w:t>
                   </w:r>
@@ -1446,29 +1746,29 @@
             </w:tr>
             <w:tr>
               <w:trPr>
-                <w:cantSplit/>
+                <w:tblCellSpacing w:w="50" w:type="dxa"/>
               </w:trPr>
               <w:tc>
                 <w:tcPr>
-                  <w:tcW w:w="11034" w:type="dxa"/>
-                  <w:gridSpan w:val="2"/>
+                  <w:tcW w:w="4704" w:type="dxa"/>
                   <w:tcBorders>
-                    <w:top w:val="single" w:sz="36" w:space="0" w:color="FFFFFF"/>
-                    <w:left w:val="single" w:sz="36" w:space="0" w:color="FFFFFF"/>
-                    <w:bottom w:val="single" w:sz="36" w:space="0" w:color="FFFFFF"/>
-                    <w:right w:val="single" w:sz="36" w:space="0" w:color="FFFFFF"/>
+                    <w:top w:val="single" w:sz="18" w:space="0" w:color="2E75B6"/>
+                    <w:left w:val="single" w:sz="4" w:space="0" w:color="BDD7EE"/>
+                    <w:bottom w:val="single" w:sz="4" w:space="0" w:color="BDD7EE"/>
+                    <w:right w:val="single" w:sz="4" w:space="0" w:color="BDD7EE"/>
                   </w:tcBorders>
-                  <w:shd w:val="clear" w:color="auto" w:fill="F5F5F7"/>
+                  <w:shd w:val="clear" w:color="auto" w:fill="F7FAFD"/>
                   <w:tcMar>
-                    <w:top w:w="170" w:type="dxa"/>
-                    <w:left w:w="240" w:type="dxa"/>
-                    <w:bottom w:w="180" w:type="dxa"/>
-                    <w:right w:w="240" w:type="dxa"/>
+                    <w:top w:w="120" w:type="dxa"/>
+                    <w:left w:w="160" w:type="dxa"/>
+                    <w:bottom w:w="140" w:type="dxa"/>
+                    <w:right w:w="160" w:type="dxa"/>
                   </w:tcMar>
                   <w:vAlign w:val="top"/>
                 </w:tcPr>
                 <w:p>
                   <w:pPr>
+                    <w:keepNext/>
                     <w:snapToGrid w:val="0"/>
                     <w:spacing w:before="0" w:after="80" w:line="240" w:lineRule="auto"/>
                     <w:ind w:firstLine="0"/>
@@ -1481,16 +1781,16 @@
                     <w:drawing>
                       <wp:inline distT="0" distB="0" distL="0" distR="0">
                         <wp:extent cx="190500" cy="190500"/>
-                        <wp:docPr id="29" name="图标 29"/>
+                        <wp:docPr id="37" name="图标 37"/>
                         <a:graphic>
                           <a:graphicData uri="http://schemas.openxmlformats.org/drawingml/2006/picture">
                             <pic:pic>
                               <pic:nvPicPr>
-                                <pic:cNvPr id="29" name="book-2-0071E3.png"/>
+                                <pic:cNvPr id="37" name="book-2-2E75B6.png"/>
                                 <pic:cNvPicPr/>
                               </pic:nvPicPr>
                               <pic:blipFill>
-                                <a:blip r:embed="rId30"/>
+                                <a:blip r:embed="rId38"/>
                                 <a:stretch>
                                   <a:fillRect/>
                                 </a:stretch>
@@ -1515,308 +1815,198 @@
                       <w:rFonts w:ascii="微软雅黑" w:hAnsi="微软雅黑" w:eastAsia="微软雅黑" w:cs="微软雅黑"/>
                       <w:b/>
                       <w:bCs/>
-                      <w:color w:val="1D1D1F"/>
+                      <w:color w:val="1F3864"/>
                       <w:sz w:val="24"/>
                       <w:szCs w:val="24"/>
                     </w:rPr>
                     <w:t xml:space="preserve">  学习内容</w:t>
                   </w:r>
                 </w:p>
-                <w:tbl>
-                  <w:tblPr>
-                    <w:tblW w:w="10554" w:type="dxa"/>
-                    <w:jc w:val="center"/>
-                    <w:tblBorders>
-                      <w:top w:val="nil" w:sz="0" w:space="0" w:color="auto"/>
-                      <w:left w:val="nil" w:sz="0" w:space="0" w:color="auto"/>
-                      <w:bottom w:val="nil" w:sz="0" w:space="0" w:color="auto"/>
-                      <w:right w:val="nil" w:sz="0" w:space="0" w:color="auto"/>
-                      <w:insideH w:val="nil" w:sz="0" w:space="0" w:color="auto"/>
-                      <w:insideV w:val="nil" w:sz="0" w:space="0" w:color="auto"/>
-                    </w:tblBorders>
-                    <w:tblLayout w:type="fixed"/>
-                  </w:tblPr>
-                  <w:tblGrid>
-                    <w:gridCol w:w="3518"/>
-                    <w:gridCol w:w="3518"/>
-                    <w:gridCol w:w="3518"/>
-                  </w:tblGrid>
-                  <w:tr>
-                    <w:trPr>
-                      <w:cantSplit/>
-                    </w:trPr>
-                    <w:tc>
-                      <w:tcPr>
-                        <w:tcW w:w="3518" w:type="dxa"/>
-                        <w:tcBorders>
-                          <w:top w:val="single" w:sz="24" w:space="0" w:color="F5F5F7"/>
-                          <w:left w:val="single" w:sz="24" w:space="0" w:color="F5F5F7"/>
-                          <w:bottom w:val="single" w:sz="24" w:space="0" w:color="F5F5F7"/>
-                          <w:right w:val="single" w:sz="24" w:space="0" w:color="F5F5F7"/>
-                        </w:tcBorders>
-                        <w:shd w:val="clear" w:color="auto" w:fill="FFFFFF"/>
-                        <w:tcMar>
-                          <w:top w:w="120" w:type="dxa"/>
-                          <w:left w:w="180" w:type="dxa"/>
-                          <w:bottom w:w="140" w:type="dxa"/>
-                          <w:right w:w="180" w:type="dxa"/>
-                        </w:tcMar>
-                        <w:vAlign w:val="top"/>
-                      </w:tcPr>
-                      <w:p>
-                        <w:pPr>
-                          <w:snapToGrid w:val="0"/>
-                          <w:spacing w:before="0" w:after="20" w:line="240" w:lineRule="auto"/>
-                          <w:ind w:firstLine="0"/>
-                          <w:jc w:val="left"/>
-                        </w:pPr>
-                        <w:r>
-                          <w:rPr>
-                            <w:rFonts w:ascii="微软雅黑" w:hAnsi="微软雅黑" w:eastAsia="微软雅黑" w:cs="微软雅黑"/>
-                            <w:b/>
-                            <w:bCs/>
-                            <w:color w:val="0071E3"/>
-                            <w:sz w:val="26"/>
-                            <w:szCs w:val="26"/>
-                          </w:rPr>
-                          <w:t xml:space="preserve">01</w:t>
-                        </w:r>
-                      </w:p>
-                      <w:p>
-                        <w:pPr>
-                          <w:snapToGrid w:val="0"/>
-                          <w:spacing w:before="0" w:after="0" w:line="290" w:lineRule="auto"/>
-                          <w:ind w:firstLine="0"/>
-                          <w:jc w:val="left"/>
-                        </w:pPr>
-                        <w:r>
-                          <w:rPr>
-                            <w:rFonts w:ascii="微软雅黑" w:hAnsi="微软雅黑" w:eastAsia="微软雅黑" w:cs="微软雅黑"/>
-                            <w:color w:val="1D1D1F"/>
-                            <w:sz w:val="21"/>
-                            <w:szCs w:val="21"/>
-                          </w:rPr>
-                          <w:t xml:space="preserve">投影法分类、正投影基本特性</w:t>
-                        </w:r>
-                      </w:p>
-                    </w:tc>
-                    <w:tc>
-                      <w:tcPr>
-                        <w:tcW w:w="3518" w:type="dxa"/>
-                        <w:tcBorders>
-                          <w:top w:val="single" w:sz="24" w:space="0" w:color="F5F5F7"/>
-                          <w:left w:val="single" w:sz="24" w:space="0" w:color="F5F5F7"/>
-                          <w:bottom w:val="single" w:sz="24" w:space="0" w:color="F5F5F7"/>
-                          <w:right w:val="single" w:sz="24" w:space="0" w:color="F5F5F7"/>
-                        </w:tcBorders>
-                        <w:shd w:val="clear" w:color="auto" w:fill="FFFFFF"/>
-                        <w:tcMar>
-                          <w:top w:w="120" w:type="dxa"/>
-                          <w:left w:w="180" w:type="dxa"/>
-                          <w:bottom w:w="140" w:type="dxa"/>
-                          <w:right w:w="180" w:type="dxa"/>
-                        </w:tcMar>
-                        <w:vAlign w:val="top"/>
-                      </w:tcPr>
-                      <w:p>
-                        <w:pPr>
-                          <w:snapToGrid w:val="0"/>
-                          <w:spacing w:before="0" w:after="20" w:line="240" w:lineRule="auto"/>
-                          <w:ind w:firstLine="0"/>
-                          <w:jc w:val="left"/>
-                        </w:pPr>
-                        <w:r>
-                          <w:rPr>
-                            <w:rFonts w:ascii="微软雅黑" w:hAnsi="微软雅黑" w:eastAsia="微软雅黑" w:cs="微软雅黑"/>
-                            <w:b/>
-                            <w:bCs/>
-                            <w:color w:val="0071E3"/>
-                            <w:sz w:val="26"/>
-                            <w:szCs w:val="26"/>
-                          </w:rPr>
-                          <w:t xml:space="preserve">02</w:t>
-                        </w:r>
-                      </w:p>
-                      <w:p>
-                        <w:pPr>
-                          <w:snapToGrid w:val="0"/>
-                          <w:spacing w:before="0" w:after="0" w:line="290" w:lineRule="auto"/>
-                          <w:ind w:firstLine="0"/>
-                          <w:jc w:val="left"/>
-                        </w:pPr>
-                        <w:r>
-                          <w:rPr>
-                            <w:rFonts w:ascii="微软雅黑" w:hAnsi="微软雅黑" w:eastAsia="微软雅黑" w:cs="微软雅黑"/>
-                            <w:color w:val="1D1D1F"/>
-                            <w:sz w:val="21"/>
-                            <w:szCs w:val="21"/>
-                          </w:rPr>
-                          <w:t xml:space="preserve">三投影面体系建立、三视图形成过程</w:t>
-                        </w:r>
-                      </w:p>
-                    </w:tc>
-                    <w:tc>
-                      <w:tcPr>
-                        <w:tcW w:w="3518" w:type="dxa"/>
-                        <w:tcBorders>
-                          <w:top w:val="single" w:sz="24" w:space="0" w:color="F5F5F7"/>
-                          <w:left w:val="single" w:sz="24" w:space="0" w:color="F5F5F7"/>
-                          <w:bottom w:val="single" w:sz="24" w:space="0" w:color="F5F5F7"/>
-                          <w:right w:val="single" w:sz="24" w:space="0" w:color="F5F5F7"/>
-                        </w:tcBorders>
-                        <w:shd w:val="clear" w:color="auto" w:fill="FFFFFF"/>
-                        <w:tcMar>
-                          <w:top w:w="120" w:type="dxa"/>
-                          <w:left w:w="180" w:type="dxa"/>
-                          <w:bottom w:w="140" w:type="dxa"/>
-                          <w:right w:w="180" w:type="dxa"/>
-                        </w:tcMar>
-                        <w:vAlign w:val="top"/>
-                      </w:tcPr>
-                      <w:p>
-                        <w:pPr>
-                          <w:snapToGrid w:val="0"/>
-                          <w:spacing w:before="0" w:after="20" w:line="240" w:lineRule="auto"/>
-                          <w:ind w:firstLine="0"/>
-                          <w:jc w:val="left"/>
-                        </w:pPr>
-                        <w:r>
-                          <w:rPr>
-                            <w:rFonts w:ascii="微软雅黑" w:hAnsi="微软雅黑" w:eastAsia="微软雅黑" w:cs="微软雅黑"/>
-                            <w:b/>
-                            <w:bCs/>
-                            <w:color w:val="0071E3"/>
-                            <w:sz w:val="26"/>
-                            <w:szCs w:val="26"/>
-                          </w:rPr>
-                          <w:t xml:space="preserve">03</w:t>
-                        </w:r>
-                      </w:p>
-                      <w:p>
-                        <w:pPr>
-                          <w:snapToGrid w:val="0"/>
-                          <w:spacing w:before="0" w:after="0" w:line="290" w:lineRule="auto"/>
-                          <w:ind w:firstLine="0"/>
-                          <w:jc w:val="left"/>
-                        </w:pPr>
-                        <w:r>
-                          <w:rPr>
-                            <w:rFonts w:ascii="微软雅黑" w:hAnsi="微软雅黑" w:eastAsia="微软雅黑" w:cs="微软雅黑"/>
-                            <w:color w:val="1D1D1F"/>
-                            <w:sz w:val="21"/>
-                            <w:szCs w:val="21"/>
-                          </w:rPr>
-                          <w:t xml:space="preserve">三视图投影对应关系</w:t>
-                        </w:r>
-                      </w:p>
-                      <w:p>
-                        <w:pPr>
-                          <w:snapToGrid w:val="0"/>
-                          <w:spacing w:before="60" w:after="0" w:line="240" w:lineRule="auto"/>
-                          <w:ind w:firstLine="0"/>
-                          <w:jc w:val="left"/>
-                        </w:pPr>
-                        <w:r>
-                          <w:rPr>
-                            <w:rFonts w:ascii="微软雅黑" w:hAnsi="微软雅黑" w:eastAsia="微软雅黑" w:cs="微软雅黑"/>
-                            <w:b/>
-                            <w:bCs/>
-                            <w:color w:val="0071E3"/>
-                            <w:sz w:val="21"/>
-                            <w:szCs w:val="21"/>
-                            <w:shd w:val="clear" w:color="auto" w:fill="E8F1FC"/>
-                          </w:rPr>
-                          <w:t xml:space="preserve"> 长对正 </w:t>
-                        </w:r>
-                        <w:r>
-                          <w:rPr>
-                            <w:rFonts w:ascii="微软雅黑" w:hAnsi="微软雅黑" w:eastAsia="微软雅黑" w:cs="微软雅黑"/>
-                            <w:color w:val="424245"/>
-                            <w:sz w:val="21"/>
-                            <w:szCs w:val="21"/>
-                          </w:rPr>
-                          <w:t xml:space="preserve"> </w:t>
-                        </w:r>
-                        <w:r>
-                          <w:rPr>
-                            <w:rFonts w:ascii="微软雅黑" w:hAnsi="微软雅黑" w:eastAsia="微软雅黑" w:cs="微软雅黑"/>
-                            <w:b/>
-                            <w:bCs/>
-                            <w:color w:val="0071E3"/>
-                            <w:sz w:val="21"/>
-                            <w:szCs w:val="21"/>
-                            <w:shd w:val="clear" w:color="auto" w:fill="E8F1FC"/>
-                          </w:rPr>
-                          <w:t xml:space="preserve"> 高平齐 </w:t>
-                        </w:r>
-                        <w:r>
-                          <w:rPr>
-                            <w:rFonts w:ascii="微软雅黑" w:hAnsi="微软雅黑" w:eastAsia="微软雅黑" w:cs="微软雅黑"/>
-                            <w:color w:val="424245"/>
-                            <w:sz w:val="21"/>
-                            <w:szCs w:val="21"/>
-                          </w:rPr>
-                          <w:t xml:space="preserve"> </w:t>
-                        </w:r>
-                        <w:r>
-                          <w:rPr>
-                            <w:rFonts w:ascii="微软雅黑" w:hAnsi="微软雅黑" w:eastAsia="微软雅黑" w:cs="微软雅黑"/>
-                            <w:b/>
-                            <w:bCs/>
-                            <w:color w:val="0071E3"/>
-                            <w:sz w:val="21"/>
-                            <w:szCs w:val="21"/>
-                            <w:shd w:val="clear" w:color="auto" w:fill="E8F1FC"/>
-                          </w:rPr>
-                          <w:t xml:space="preserve"> 宽相等 </w:t>
-                        </w:r>
-                      </w:p>
-                    </w:tc>
-                  </w:tr>
-                </w:tbl>
+                <w:p>
+                  <w:pPr>
+                    <w:snapToGrid w:val="0"/>
+                    <w:spacing w:before="0" w:after="40" w:line="330" w:lineRule="auto"/>
+                    <w:ind w:firstLine="0"/>
+                    <w:jc w:val="both"/>
+                  </w:pPr>
+                  <w:r>
+                    <w:rPr>
+                      <w:rFonts w:ascii="微软雅黑" w:hAnsi="微软雅黑" w:eastAsia="微软雅黑" w:cs="微软雅黑"/>
+                      <w:color w:val="595959"/>
+                      <w:sz w:val="20"/>
+                      <w:szCs w:val="20"/>
+                    </w:rPr>
+                    <w:t xml:space="preserve">本次课学习内容：</w:t>
+                  </w:r>
+                </w:p>
+                <w:p>
+                  <w:pPr>
+                    <w:snapToGrid w:val="0"/>
+                    <w:spacing w:before="0" w:after="30" w:line="330" w:lineRule="auto"/>
+                    <w:ind w:firstLine="0"/>
+                    <w:jc w:val="both"/>
+                  </w:pPr>
+                  <w:r>
+                    <w:rPr>
+                      <w:rFonts w:ascii="微软雅黑" w:hAnsi="微软雅黑" w:eastAsia="微软雅黑" w:cs="微软雅黑"/>
+                      <w:b/>
+                      <w:bCs/>
+                      <w:color w:val="2E75B6"/>
+                      <w:sz w:val="22"/>
+                      <w:szCs w:val="22"/>
+                    </w:rPr>
+                    <w:t xml:space="preserve">①</w:t>
+                  </w:r>
+                  <w:r>
+                    <w:rPr>
+                      <w:rFonts w:ascii="微软雅黑" w:hAnsi="微软雅黑" w:eastAsia="微软雅黑" w:cs="微软雅黑"/>
+                      <w:color w:val="595959"/>
+                      <w:sz w:val="20"/>
+                      <w:szCs w:val="20"/>
+                    </w:rPr>
+                    <w:t xml:space="preserve">  投影法分类、正投影基本特性；</w:t>
+                  </w:r>
+                </w:p>
+                <w:p>
+                  <w:pPr>
+                    <w:snapToGrid w:val="0"/>
+                    <w:spacing w:before="0" w:after="30" w:line="330" w:lineRule="auto"/>
+                    <w:ind w:firstLine="0"/>
+                    <w:jc w:val="both"/>
+                  </w:pPr>
+                  <w:r>
+                    <w:rPr>
+                      <w:rFonts w:ascii="微软雅黑" w:hAnsi="微软雅黑" w:eastAsia="微软雅黑" w:cs="微软雅黑"/>
+                      <w:b/>
+                      <w:bCs/>
+                      <w:color w:val="2E75B6"/>
+                      <w:sz w:val="22"/>
+                      <w:szCs w:val="22"/>
+                    </w:rPr>
+                    <w:t xml:space="preserve">②</w:t>
+                  </w:r>
+                  <w:r>
+                    <w:rPr>
+                      <w:rFonts w:ascii="微软雅黑" w:hAnsi="微软雅黑" w:eastAsia="微软雅黑" w:cs="微软雅黑"/>
+                      <w:color w:val="595959"/>
+                      <w:sz w:val="20"/>
+                      <w:szCs w:val="20"/>
+                    </w:rPr>
+                    <w:t xml:space="preserve">  三投影面体系建立、三视图形成过程；</w:t>
+                  </w:r>
+                </w:p>
+                <w:p>
+                  <w:pPr>
+                    <w:snapToGrid w:val="0"/>
+                    <w:spacing w:before="0" w:after="60" w:line="330" w:lineRule="auto"/>
+                    <w:ind w:firstLine="0"/>
+                    <w:jc w:val="both"/>
+                  </w:pPr>
+                  <w:r>
+                    <w:rPr>
+                      <w:rFonts w:ascii="微软雅黑" w:hAnsi="微软雅黑" w:eastAsia="微软雅黑" w:cs="微软雅黑"/>
+                      <w:b/>
+                      <w:bCs/>
+                      <w:color w:val="2E75B6"/>
+                      <w:sz w:val="22"/>
+                      <w:szCs w:val="22"/>
+                    </w:rPr>
+                    <w:t xml:space="preserve">③</w:t>
+                  </w:r>
+                  <w:r>
+                    <w:rPr>
+                      <w:rFonts w:ascii="微软雅黑" w:hAnsi="微软雅黑" w:eastAsia="微软雅黑" w:cs="微软雅黑"/>
+                      <w:color w:val="595959"/>
+                      <w:sz w:val="20"/>
+                      <w:szCs w:val="20"/>
+                    </w:rPr>
+                    <w:t xml:space="preserve">  三视图投影对应关系：</w:t>
+                  </w:r>
+                </w:p>
                 <w:p>
                   <w:pPr>
                     <w:snapToGrid w:val="0"/>
                     <w:spacing w:before="0" w:after="0" w:line="240" w:lineRule="auto"/>
                     <w:ind w:firstLine="0"/>
-                    <w:jc w:val="left"/>
+                    <w:jc w:val="center"/>
                   </w:pPr>
                   <w:r>
                     <w:rPr>
                       <w:rFonts w:ascii="微软雅黑" w:hAnsi="微软雅黑" w:eastAsia="微软雅黑" w:cs="微软雅黑"/>
-                      <w:color w:val="424245"/>
-                      <w:sz w:val="2"/>
-                      <w:szCs w:val="2"/>
+                      <w:b/>
+                      <w:bCs/>
+                      <w:color w:val="FFFFFF"/>
+                      <w:sz w:val="21"/>
+                      <w:szCs w:val="21"/>
+                      <w:shd w:val="clear" w:color="auto" w:fill="ED7D31"/>
                     </w:rPr>
-                    <w:t xml:space="preserve"/>
+                    <w:t xml:space="preserve"> 长对正 </w:t>
+                  </w:r>
+                  <w:r>
+                    <w:rPr>
+                      <w:rFonts w:ascii="微软雅黑" w:hAnsi="微软雅黑" w:eastAsia="微软雅黑" w:cs="微软雅黑"/>
+                      <w:color w:val="262626"/>
+                      <w:sz w:val="21"/>
+                      <w:szCs w:val="21"/>
+                    </w:rPr>
+                    <w:t xml:space="preserve">  </w:t>
+                  </w:r>
+                  <w:r>
+                    <w:rPr>
+                      <w:rFonts w:ascii="微软雅黑" w:hAnsi="微软雅黑" w:eastAsia="微软雅黑" w:cs="微软雅黑"/>
+                      <w:b/>
+                      <w:bCs/>
+                      <w:color w:val="FFFFFF"/>
+                      <w:sz w:val="21"/>
+                      <w:szCs w:val="21"/>
+                      <w:shd w:val="clear" w:color="auto" w:fill="ED7D31"/>
+                    </w:rPr>
+                    <w:t xml:space="preserve"> 高平齐 </w:t>
+                  </w:r>
+                  <w:r>
+                    <w:rPr>
+                      <w:rFonts w:ascii="微软雅黑" w:hAnsi="微软雅黑" w:eastAsia="微软雅黑" w:cs="微软雅黑"/>
+                      <w:color w:val="262626"/>
+                      <w:sz w:val="21"/>
+                      <w:szCs w:val="21"/>
+                    </w:rPr>
+                    <w:t xml:space="preserve">  </w:t>
+                  </w:r>
+                  <w:r>
+                    <w:rPr>
+                      <w:rFonts w:ascii="微软雅黑" w:hAnsi="微软雅黑" w:eastAsia="微软雅黑" w:cs="微软雅黑"/>
+                      <w:b/>
+                      <w:bCs/>
+                      <w:color w:val="FFFFFF"/>
+                      <w:sz w:val="21"/>
+                      <w:szCs w:val="21"/>
+                      <w:shd w:val="clear" w:color="auto" w:fill="ED7D31"/>
+                    </w:rPr>
+                    <w:t xml:space="preserve"> 宽相等 </w:t>
                   </w:r>
                 </w:p>
               </w:tc>
-            </w:tr>
-            <w:tr>
-              <w:trPr>
-                <w:cantSplit/>
-              </w:trPr>
               <w:tc>
                 <w:tcPr>
-                  <w:tcW w:w="5517" w:type="dxa"/>
+                  <w:tcW w:w="4704" w:type="dxa"/>
                   <w:tcBorders>
-                    <w:top w:val="single" w:sz="36" w:space="0" w:color="FFFFFF"/>
-                    <w:left w:val="single" w:sz="36" w:space="0" w:color="FFFFFF"/>
-                    <w:bottom w:val="single" w:sz="36" w:space="0" w:color="FFFFFF"/>
-                    <w:right w:val="single" w:sz="36" w:space="0" w:color="FFFFFF"/>
+                    <w:top w:val="single" w:sz="18" w:space="0" w:color="2E75B6"/>
+                    <w:left w:val="single" w:sz="4" w:space="0" w:color="BDD7EE"/>
+                    <w:bottom w:val="single" w:sz="4" w:space="0" w:color="BDD7EE"/>
+                    <w:right w:val="single" w:sz="4" w:space="0" w:color="BDD7EE"/>
                   </w:tcBorders>
-                  <w:shd w:val="clear" w:color="auto" w:fill="F5F5F7"/>
+                  <w:shd w:val="clear" w:color="auto" w:fill="F7FAFD"/>
                   <w:tcMar>
-                    <w:top w:w="170" w:type="dxa"/>
-                    <w:left w:w="240" w:type="dxa"/>
-                    <w:bottom w:w="180" w:type="dxa"/>
-                    <w:right w:w="240" w:type="dxa"/>
+                    <w:top w:w="120" w:type="dxa"/>
+                    <w:left w:w="160" w:type="dxa"/>
+                    <w:bottom w:w="140" w:type="dxa"/>
+                    <w:right w:w="160" w:type="dxa"/>
                   </w:tcMar>
                   <w:vAlign w:val="top"/>
                 </w:tcPr>
                 <w:p>
                   <w:pPr>
+                    <w:keepNext/>
                     <w:snapToGrid w:val="0"/>
                     <w:spacing w:before="0" w:after="80" w:line="240" w:lineRule="auto"/>
                     <w:ind w:firstLine="0"/>
@@ -1829,16 +2019,16 @@
                     <w:drawing>
                       <wp:inline distT="0" distB="0" distL="0" distR="0">
                         <wp:extent cx="190500" cy="190500"/>
-                        <wp:docPr id="30" name="图标 30"/>
+                        <wp:docPr id="38" name="图标 38"/>
                         <a:graphic>
                           <a:graphicData uri="http://schemas.openxmlformats.org/drawingml/2006/picture">
                             <pic:pic>
                               <pic:nvPicPr>
-                                <pic:cNvPr id="30" name="cube-3d-sphere-0071E3.png"/>
+                                <pic:cNvPr id="38" name="cube-3d-sphere-2E75B6.png"/>
                                 <pic:cNvPicPr/>
                               </pic:nvPicPr>
                               <pic:blipFill>
-                                <a:blip r:embed="rId31"/>
+                                <a:blip r:embed="rId39"/>
                                 <a:stretch>
                                   <a:fillRect/>
                                 </a:stretch>
@@ -1863,7 +2053,7 @@
                       <w:rFonts w:ascii="微软雅黑" w:hAnsi="微软雅黑" w:eastAsia="微软雅黑" w:cs="微软雅黑"/>
                       <w:b/>
                       <w:bCs/>
-                      <w:color w:val="1D1D1F"/>
+                      <w:color w:val="1F3864"/>
                       <w:sz w:val="24"/>
                       <w:szCs w:val="24"/>
                     </w:rPr>
@@ -1873,16 +2063,16 @@
                 <w:p>
                   <w:pPr>
                     <w:snapToGrid w:val="0"/>
-                    <w:spacing w:before="0" w:after="0" w:line="300" w:lineRule="auto"/>
+                    <w:spacing w:before="0" w:after="0" w:line="330" w:lineRule="auto"/>
                     <w:ind w:firstLine="0"/>
                     <w:jc w:val="both"/>
                   </w:pPr>
                   <w:r>
                     <w:rPr>
                       <w:rFonts w:ascii="微软雅黑" w:hAnsi="微软雅黑" w:eastAsia="微软雅黑" w:cs="微软雅黑"/>
-                      <w:color w:val="424245"/>
-                      <w:sz w:val="21"/>
-                      <w:szCs w:val="21"/>
+                      <w:color w:val="595959"/>
+                      <w:sz w:val="20"/>
+                      <w:szCs w:val="20"/>
                     </w:rPr>
                     <w:t xml:space="preserve">引入现代三维建模软件（</w:t>
                   </w:r>
@@ -1891,18 +2081,18 @@
                       <w:rFonts w:ascii="微软雅黑" w:hAnsi="微软雅黑" w:eastAsia="微软雅黑" w:cs="微软雅黑"/>
                       <w:b/>
                       <w:bCs/>
-                      <w:color w:val="0071E3"/>
-                      <w:sz w:val="21"/>
-                      <w:szCs w:val="21"/>
+                      <w:color w:val="2E75B6"/>
+                      <w:sz w:val="20"/>
+                      <w:szCs w:val="20"/>
                     </w:rPr>
                     <w:t xml:space="preserve">中望CAD</w:t>
                   </w:r>
                   <w:r>
                     <w:rPr>
                       <w:rFonts w:ascii="微软雅黑" w:hAnsi="微软雅黑" w:eastAsia="微软雅黑" w:cs="微软雅黑"/>
-                      <w:color w:val="424245"/>
-                      <w:sz w:val="21"/>
-                      <w:szCs w:val="21"/>
+                      <w:color w:val="595959"/>
+                      <w:sz w:val="20"/>
+                      <w:szCs w:val="20"/>
                     </w:rPr>
                     <w:t xml:space="preserve">）三维模型转二维视图案例，对比</w:t>
                   </w:r>
@@ -1911,18 +2101,18 @@
                       <w:rFonts w:ascii="微软雅黑" w:hAnsi="微软雅黑" w:eastAsia="微软雅黑" w:cs="微软雅黑"/>
                       <w:b/>
                       <w:bCs/>
-                      <w:color w:val="1D1D1F"/>
-                      <w:sz w:val="21"/>
-                      <w:szCs w:val="21"/>
+                      <w:color w:val="262626"/>
+                      <w:sz w:val="20"/>
+                      <w:szCs w:val="20"/>
                     </w:rPr>
                     <w:t xml:space="preserve">传统手绘投影</w:t>
                   </w:r>
                   <w:r>
                     <w:rPr>
                       <w:rFonts w:ascii="微软雅黑" w:hAnsi="微软雅黑" w:eastAsia="微软雅黑" w:cs="微软雅黑"/>
-                      <w:color w:val="424245"/>
-                      <w:sz w:val="21"/>
-                      <w:szCs w:val="21"/>
+                      <w:color w:val="595959"/>
+                      <w:sz w:val="20"/>
+                      <w:szCs w:val="20"/>
                     </w:rPr>
                     <w:t xml:space="preserve">与</w:t>
                   </w:r>
@@ -1931,40 +2121,46 @@
                       <w:rFonts w:ascii="微软雅黑" w:hAnsi="微软雅黑" w:eastAsia="微软雅黑" w:cs="微软雅黑"/>
                       <w:b/>
                       <w:bCs/>
-                      <w:color w:val="1D1D1F"/>
-                      <w:sz w:val="21"/>
-                      <w:szCs w:val="21"/>
+                      <w:color w:val="262626"/>
+                      <w:sz w:val="20"/>
+                      <w:szCs w:val="20"/>
                     </w:rPr>
                     <w:t xml:space="preserve">数字化投影</w:t>
                   </w:r>
                   <w:r>
                     <w:rPr>
                       <w:rFonts w:ascii="微软雅黑" w:hAnsi="微软雅黑" w:eastAsia="微软雅黑" w:cs="微软雅黑"/>
-                      <w:color w:val="424245"/>
-                      <w:sz w:val="21"/>
-                      <w:szCs w:val="21"/>
+                      <w:color w:val="595959"/>
+                      <w:sz w:val="20"/>
+                      <w:szCs w:val="20"/>
                     </w:rPr>
                     <w:t xml:space="preserve">表达。</w:t>
                   </w:r>
                 </w:p>
               </w:tc>
+            </w:tr>
+            <w:tr>
+              <w:trPr>
+                <w:tblCellSpacing w:w="50" w:type="dxa"/>
+              </w:trPr>
               <w:tc>
                 <w:tcPr>
-                  <w:tcW w:w="5517" w:type="dxa"/>
+                  <w:tcW w:w="9408" w:type="dxa"/>
+                  <w:gridSpan w:val="2"/>
                   <w:tcBorders>
-                    <w:top w:val="single" w:sz="36" w:space="0" w:color="FFFFFF"/>
-                    <w:left w:val="single" w:sz="36" w:space="0" w:color="FFFFFF"/>
-                    <w:bottom w:val="single" w:sz="36" w:space="0" w:color="FFFFFF"/>
-                    <w:right w:val="single" w:sz="36" w:space="0" w:color="FFFFFF"/>
+                    <w:top w:val="single" w:sz="4" w:space="0" w:color="BDD7EE"/>
+                    <w:left w:val="single" w:sz="36" w:space="0" w:color="C00000"/>
+                    <w:bottom w:val="single" w:sz="4" w:space="0" w:color="BDD7EE"/>
+                    <w:right w:val="single" w:sz="4" w:space="0" w:color="BDD7EE"/>
                   </w:tcBorders>
-                  <w:shd w:val="clear" w:color="auto" w:fill="FFF2F3"/>
+                  <w:shd w:val="clear" w:color="auto" w:fill="FDF0EE"/>
                   <w:tcMar>
-                    <w:top w:w="170" w:type="dxa"/>
-                    <w:left w:w="240" w:type="dxa"/>
-                    <w:bottom w:w="180" w:type="dxa"/>
-                    <w:right w:w="240" w:type="dxa"/>
+                    <w:top w:w="120" w:type="dxa"/>
+                    <w:left w:w="160" w:type="dxa"/>
+                    <w:bottom w:w="140" w:type="dxa"/>
+                    <w:right w:w="160" w:type="dxa"/>
                   </w:tcMar>
-                  <w:vAlign w:val="top"/>
+                  <w:vAlign w:val="center"/>
                 </w:tcPr>
                 <w:p>
                   <w:pPr>
@@ -1980,16 +2176,16 @@
                     <w:drawing>
                       <wp:inline distT="0" distB="0" distL="0" distR="0">
                         <wp:extent cx="190500" cy="190500"/>
-                        <wp:docPr id="31" name="图标 31"/>
+                        <wp:docPr id="39" name="图标 39"/>
                         <a:graphic>
                           <a:graphicData uri="http://schemas.openxmlformats.org/drawingml/2006/picture">
                             <pic:pic>
                               <pic:nvPicPr>
-                                <pic:cNvPr id="31" name="flag-3-D70015.png"/>
+                                <pic:cNvPr id="39" name="flag-3-C00000.png"/>
                                 <pic:cNvPicPr/>
                               </pic:nvPicPr>
                               <pic:blipFill>
-                                <a:blip r:embed="rId32"/>
+                                <a:blip r:embed="rId40"/>
                                 <a:stretch>
                                   <a:fillRect/>
                                 </a:stretch>
@@ -2014,7 +2210,7 @@
                       <w:rFonts w:ascii="微软雅黑" w:hAnsi="微软雅黑" w:eastAsia="微软雅黑" w:cs="微软雅黑"/>
                       <w:b/>
                       <w:bCs/>
-                      <w:color w:val="D70015"/>
+                      <w:color w:val="C00000"/>
                       <w:sz w:val="24"/>
                       <w:szCs w:val="24"/>
                     </w:rPr>
@@ -2024,16 +2220,16 @@
                 <w:p>
                   <w:pPr>
                     <w:snapToGrid w:val="0"/>
-                    <w:spacing w:before="0" w:after="0" w:line="300" w:lineRule="auto"/>
+                    <w:spacing w:before="0" w:after="0" w:line="330" w:lineRule="auto"/>
                     <w:ind w:firstLine="0"/>
                     <w:jc w:val="both"/>
                   </w:pPr>
                   <w:r>
                     <w:rPr>
                       <w:rFonts w:ascii="微软雅黑" w:hAnsi="微软雅黑" w:eastAsia="微软雅黑" w:cs="微软雅黑"/>
-                      <w:color w:val="424245"/>
-                      <w:sz w:val="21"/>
-                      <w:szCs w:val="21"/>
+                      <w:color w:val="7F1D1D"/>
+                      <w:sz w:val="20"/>
+                      <w:szCs w:val="20"/>
                     </w:rPr>
                     <w:t xml:space="preserve">结合大国工匠严谨细致的绘图识图案例，培养严谨规范的工程思维，树立工程质量意识，体会</w:t>
                   </w:r>
@@ -2042,18 +2238,18 @@
                       <w:rFonts w:ascii="微软雅黑" w:hAnsi="微软雅黑" w:eastAsia="微软雅黑" w:cs="微软雅黑"/>
                       <w:b/>
                       <w:bCs/>
-                      <w:color w:val="D70015"/>
-                      <w:sz w:val="21"/>
-                      <w:szCs w:val="21"/>
+                      <w:color w:val="C00000"/>
+                      <w:sz w:val="20"/>
+                      <w:szCs w:val="20"/>
                     </w:rPr>
                     <w:t xml:space="preserve">图纸是工程语言</w:t>
                   </w:r>
                   <w:r>
                     <w:rPr>
                       <w:rFonts w:ascii="微软雅黑" w:hAnsi="微软雅黑" w:eastAsia="微软雅黑" w:cs="微软雅黑"/>
-                      <w:color w:val="424245"/>
-                      <w:sz w:val="21"/>
-                      <w:szCs w:val="21"/>
+                      <w:color w:val="7F1D1D"/>
+                      <w:sz w:val="20"/>
+                      <w:szCs w:val="20"/>
                     </w:rPr>
                     <w:t xml:space="preserve">，图纸的一丝误差会造成产品报废，树立</w:t>
                   </w:r>
@@ -2062,18 +2258,18 @@
                       <w:rFonts w:ascii="微软雅黑" w:hAnsi="微软雅黑" w:eastAsia="微软雅黑" w:cs="微软雅黑"/>
                       <w:b/>
                       <w:bCs/>
-                      <w:color w:val="D70015"/>
-                      <w:sz w:val="21"/>
-                      <w:szCs w:val="21"/>
+                      <w:color w:val="C00000"/>
+                      <w:sz w:val="20"/>
+                      <w:szCs w:val="20"/>
                     </w:rPr>
                     <w:t xml:space="preserve">工匠精神</w:t>
                   </w:r>
                   <w:r>
                     <w:rPr>
                       <w:rFonts w:ascii="微软雅黑" w:hAnsi="微软雅黑" w:eastAsia="微软雅黑" w:cs="微软雅黑"/>
-                      <w:color w:val="424245"/>
-                      <w:sz w:val="21"/>
-                      <w:szCs w:val="21"/>
+                      <w:color w:val="7F1D1D"/>
+                      <w:sz w:val="20"/>
+                      <w:szCs w:val="20"/>
                     </w:rPr>
                     <w:t xml:space="preserve">。</w:t>
                   </w:r>
@@ -2091,9 +2287,9 @@
             <w:r>
               <w:rPr>
                 <w:rFonts w:ascii="微软雅黑" w:hAnsi="微软雅黑" w:eastAsia="微软雅黑" w:cs="微软雅黑"/>
-                <w:color w:val="424245"/>
-                <w:sz w:val="4"/>
-                <w:szCs w:val="4"/>
+                <w:color w:val="262626"/>
+                <w:sz w:val="6"/>
+                <w:szCs w:val="6"/>
               </w:rPr>
               <w:t xml:space="preserve"/>
             </w:r>

--- a/教案3.docx
+++ b/教案3.docx
@@ -1038,9 +1038,10 @@
                 <w:color w:val="FFFFFF"/>
                 <w:sz w:val="21"/>
                 <w:szCs w:val="21"/>
+                <w:bdr w:val="single" w:sz="18" w:space="0" w:color="2E75B6"/>
                 <w:shd w:val="clear" w:color="auto" w:fill="2E75B6"/>
               </w:rPr>
-              <w:t xml:space="preserve">  理实一体  </w:t>
+              <w:t xml:space="preserve">理实一体</w:t>
             </w:r>
           </w:p>
         </w:tc>
@@ -1461,7 +1462,6 @@
                 </w:tcPr>
                 <w:p>
                   <w:pPr>
-                    <w:keepNext/>
                     <w:snapToGrid w:val="0"/>
                     <w:spacing w:before="0" w:after="80" w:line="240" w:lineRule="auto"/>
                     <w:ind w:firstLine="0"/>
@@ -1593,7 +1593,6 @@
                 </w:tcPr>
                 <w:p>
                   <w:pPr>
-                    <w:keepNext/>
                     <w:snapToGrid w:val="0"/>
                     <w:spacing w:before="0" w:after="80" w:line="240" w:lineRule="auto"/>
                     <w:ind w:firstLine="0"/>
@@ -1668,17 +1667,18 @@
                   <w:pPr>
                     <w:snapToGrid w:val="0"/>
                     <w:spacing w:before="0" w:after="30" w:line="330" w:lineRule="auto"/>
-                    <w:ind w:firstLine="0"/>
+                    <w:ind w:left="240" w:hanging="240"/>
                     <w:jc w:val="both"/>
                   </w:pPr>
                   <w:r>
                     <w:rPr>
                       <w:rFonts w:ascii="微软雅黑" w:hAnsi="微软雅黑" w:eastAsia="微软雅黑" w:cs="微软雅黑"/>
                       <w:color w:val="2E75B6"/>
+                      <w:position w:val="2"/>
                       <w:sz w:val="14"/>
                       <w:szCs w:val="14"/>
                     </w:rPr>
-                    <w:t xml:space="preserve">■ </w:t>
+                    <w:t xml:space="preserve">■	</w:t>
                   </w:r>
                   <w:r>
                     <w:rPr>
@@ -1694,17 +1694,18 @@
                   <w:pPr>
                     <w:snapToGrid w:val="0"/>
                     <w:spacing w:before="0" w:after="30" w:line="330" w:lineRule="auto"/>
-                    <w:ind w:firstLine="0"/>
+                    <w:ind w:left="240" w:hanging="240"/>
                     <w:jc w:val="both"/>
                   </w:pPr>
                   <w:r>
                     <w:rPr>
                       <w:rFonts w:ascii="微软雅黑" w:hAnsi="微软雅黑" w:eastAsia="微软雅黑" w:cs="微软雅黑"/>
                       <w:color w:val="2E75B6"/>
+                      <w:position w:val="2"/>
                       <w:sz w:val="14"/>
                       <w:szCs w:val="14"/>
                     </w:rPr>
-                    <w:t xml:space="preserve">■ </w:t>
+                    <w:t xml:space="preserve">■	</w:t>
                   </w:r>
                   <w:r>
                     <w:rPr>
@@ -1720,17 +1721,18 @@
                   <w:pPr>
                     <w:snapToGrid w:val="0"/>
                     <w:spacing w:before="0" w:after="30" w:line="330" w:lineRule="auto"/>
-                    <w:ind w:firstLine="0"/>
+                    <w:ind w:left="240" w:hanging="240"/>
                     <w:jc w:val="both"/>
                   </w:pPr>
                   <w:r>
                     <w:rPr>
                       <w:rFonts w:ascii="微软雅黑" w:hAnsi="微软雅黑" w:eastAsia="微软雅黑" w:cs="微软雅黑"/>
                       <w:color w:val="2E75B6"/>
+                      <w:position w:val="2"/>
                       <w:sz w:val="14"/>
                       <w:szCs w:val="14"/>
                     </w:rPr>
-                    <w:t xml:space="preserve">■ </w:t>
+                    <w:t xml:space="preserve">■	</w:t>
                   </w:r>
                   <w:r>
                     <w:rPr>
@@ -1768,7 +1770,6 @@
                 </w:tcPr>
                 <w:p>
                   <w:pPr>
-                    <w:keepNext/>
                     <w:snapToGrid w:val="0"/>
                     <w:spacing w:before="0" w:after="80" w:line="240" w:lineRule="auto"/>
                     <w:ind w:firstLine="0"/>
@@ -1938,9 +1939,10 @@
                       <w:color w:val="FFFFFF"/>
                       <w:sz w:val="21"/>
                       <w:szCs w:val="21"/>
+                      <w:bdr w:val="single" w:sz="18" w:space="0" w:color="ED7D31"/>
                       <w:shd w:val="clear" w:color="auto" w:fill="ED7D31"/>
                     </w:rPr>
-                    <w:t xml:space="preserve"> 长对正 </w:t>
+                    <w:t xml:space="preserve">长对正</w:t>
                   </w:r>
                   <w:r>
                     <w:rPr>
@@ -1949,7 +1951,7 @@
                       <w:sz w:val="21"/>
                       <w:szCs w:val="21"/>
                     </w:rPr>
-                    <w:t xml:space="preserve">  </w:t>
+                    <w:t xml:space="preserve">　　</w:t>
                   </w:r>
                   <w:r>
                     <w:rPr>
@@ -1959,9 +1961,10 @@
                       <w:color w:val="FFFFFF"/>
                       <w:sz w:val="21"/>
                       <w:szCs w:val="21"/>
+                      <w:bdr w:val="single" w:sz="18" w:space="0" w:color="ED7D31"/>
                       <w:shd w:val="clear" w:color="auto" w:fill="ED7D31"/>
                     </w:rPr>
-                    <w:t xml:space="preserve"> 高平齐 </w:t>
+                    <w:t xml:space="preserve">高平齐</w:t>
                   </w:r>
                   <w:r>
                     <w:rPr>
@@ -1970,7 +1973,7 @@
                       <w:sz w:val="21"/>
                       <w:szCs w:val="21"/>
                     </w:rPr>
-                    <w:t xml:space="preserve">  </w:t>
+                    <w:t xml:space="preserve">　　</w:t>
                   </w:r>
                   <w:r>
                     <w:rPr>
@@ -1980,9 +1983,10 @@
                       <w:color w:val="FFFFFF"/>
                       <w:sz w:val="21"/>
                       <w:szCs w:val="21"/>
+                      <w:bdr w:val="single" w:sz="18" w:space="0" w:color="ED7D31"/>
                       <w:shd w:val="clear" w:color="auto" w:fill="ED7D31"/>
                     </w:rPr>
-                    <w:t xml:space="preserve"> 宽相等 </w:t>
+                    <w:t xml:space="preserve">宽相等</w:t>
                   </w:r>
                 </w:p>
               </w:tc>
@@ -2006,7 +2010,6 @@
                 </w:tcPr>
                 <w:p>
                   <w:pPr>
-                    <w:keepNext/>
                     <w:snapToGrid w:val="0"/>
                     <w:spacing w:before="0" w:after="80" w:line="240" w:lineRule="auto"/>
                     <w:ind w:firstLine="0"/>
@@ -2322,42 +2325,95 @@
           <w:tcPr>
             <w:tcW w:w="1506" w:type="dxa"/>
             <w:vMerge w:val="restart"/>
-            <w:shd w:val="clear" w:color="auto" w:fill="C6D9F1"/>
+            <w:tcBorders>
+              <w:top w:val="single" w:sz="4" w:space="0" w:color="2E75B6"/>
+              <w:left w:val="single" w:sz="4" w:space="0" w:color="2E75B6"/>
+              <w:bottom w:val="single" w:sz="4" w:space="0" w:color="2E75B6"/>
+              <w:right w:val="single" w:sz="4" w:space="0" w:color="2E75B6"/>
+            </w:tcBorders>
+            <w:shd w:val="clear" w:color="auto" w:fill="2E75B6"/>
             <w:noWrap w:val="0"/>
             <w:vAlign w:val="center"/>
           </w:tcPr>
-          <w:p>
-            <w:pPr>
-              <w:keepNext w:val="0"/>
-              <w:keepLines w:val="0"/>
-              <w:pageBreakBefore w:val="0"/>
-              <w:kinsoku/>
-              <w:wordWrap/>
-              <w:overflowPunct/>
-              <w:topLinePunct w:val="0"/>
-              <w:bidi w:val="0"/>
-              <w:adjustRightInd/>
-              <w:snapToGrid/>
-              <w:spacing w:line="440" w:lineRule="exact"/>
+          <w:p xmlns:a="http://schemas.openxmlformats.org/drawingml/2006/main" xmlns:pic="http://schemas.openxmlformats.org/drawingml/2006/picture">
+            <w:pPr>
+              <w:snapToGrid w:val="0"/>
+              <w:spacing w:before="0" w:after="60" w:line="240" w:lineRule="auto"/>
+              <w:ind w:firstLine="0"/>
               <w:jc w:val="center"/>
-              <w:textAlignment w:val="auto"/>
-              <w:rPr>
-                <w:rFonts w:hint="eastAsia" w:ascii="方正仿宋简体" w:hAnsi="方正仿宋简体" w:eastAsia="方正仿宋简体" w:cs="方正仿宋简体"/>
+            </w:pPr>
+            <w:r>
+              <w:drawing>
+                <wp:inline distT="0" distB="0" distL="0" distR="0">
+                  <wp:extent cx="279400" cy="279400"/>
+                  <wp:docPr id="40" name="图标 40"/>
+                  <a:graphic>
+                    <a:graphicData uri="http://schemas.openxmlformats.org/drawingml/2006/picture">
+                      <pic:pic>
+                        <pic:nvPicPr>
+                          <pic:cNvPr id="40" name="users-group-FFFFFF.png"/>
+                          <pic:cNvPicPr/>
+                        </pic:nvPicPr>
+                        <pic:blipFill>
+                          <a:blip r:embed="rId41"/>
+                          <a:stretch>
+                            <a:fillRect/>
+                          </a:stretch>
+                        </pic:blipFill>
+                        <pic:spPr>
+                          <a:xfrm>
+                            <a:off x="0" y="0"/>
+                            <a:ext cx="279400" cy="279400"/>
+                          </a:xfrm>
+                          <a:prstGeom prst="rect">
+                            <a:avLst/>
+                          </a:prstGeom>
+                        </pic:spPr>
+                      </pic:pic>
+                    </a:graphicData>
+                  </a:graphic>
+                </wp:inline>
+              </w:drawing>
+            </w:r>
+          </w:p>
+          <w:p>
+            <w:pPr>
+              <w:snapToGrid w:val="0"/>
+              <w:spacing w:before="0" w:after="0" w:line="240" w:lineRule="auto"/>
+              <w:ind w:firstLine="0"/>
+              <w:jc w:val="center"/>
+            </w:pPr>
+            <w:r>
+              <w:rPr>
+                <w:rFonts w:ascii="微软雅黑" w:hAnsi="微软雅黑" w:eastAsia="微软雅黑" w:cs="微软雅黑"/>
                 <w:b/>
-                <w:sz w:val="28"/>
-                <w:szCs w:val="28"/>
-                <w:lang w:eastAsia="zh-CN"/>
-              </w:rPr>
-            </w:pPr>
-            <w:r>
-              <w:rPr>
-                <w:rFonts w:hint="eastAsia" w:ascii="方正仿宋简体" w:hAnsi="方正仿宋简体" w:eastAsia="方正仿宋简体" w:cs="方正仿宋简体"/>
+                <w:bCs/>
+                <w:color w:val="FFFFFF"/>
+                <w:spacing w:val="40"/>
+                <w:sz w:val="24"/>
+                <w:szCs w:val="24"/>
+              </w:rPr>
+              <w:t xml:space="preserve">学情</w:t>
+            </w:r>
+          </w:p>
+          <w:p>
+            <w:pPr>
+              <w:snapToGrid w:val="0"/>
+              <w:spacing w:before="0" w:after="0" w:line="240" w:lineRule="auto"/>
+              <w:ind w:firstLine="0"/>
+              <w:jc w:val="center"/>
+            </w:pPr>
+            <w:r>
+              <w:rPr>
+                <w:rFonts w:ascii="微软雅黑" w:hAnsi="微软雅黑" w:eastAsia="微软雅黑" w:cs="微软雅黑"/>
                 <w:b/>
-                <w:sz w:val="28"/>
-                <w:szCs w:val="28"/>
-                <w:lang w:val="en-US" w:eastAsia="zh-CN"/>
-              </w:rPr>
-              <w:t>学情分析</w:t>
+                <w:bCs/>
+                <w:color w:val="FFFFFF"/>
+                <w:spacing w:val="40"/>
+                <w:sz w:val="24"/>
+                <w:szCs w:val="24"/>
+              </w:rPr>
+              <w:t xml:space="preserve">分析</w:t>
             </w:r>
           </w:p>
         </w:tc>
@@ -2365,44 +2421,73 @@
           <w:tcPr>
             <w:tcW w:w="2429" w:type="dxa"/>
             <w:tcBorders>
-              <w:bottom w:val="single" w:color="auto" w:sz="4" w:space="0"/>
+              <w:top w:val="single" w:sz="4" w:space="0" w:color="BDD7EE"/>
+              <w:left w:val="single" w:sz="4" w:space="0" w:color="BDD7EE"/>
+              <w:bottom w:val="single" w:sz="4" w:space="0" w:color="BDD7EE"/>
+              <w:right w:val="single" w:sz="4" w:space="0" w:color="BDD7EE"/>
             </w:tcBorders>
+            <w:shd w:val="clear" w:color="auto" w:fill="EAF1FB"/>
             <w:noWrap w:val="0"/>
             <w:vAlign w:val="center"/>
           </w:tcPr>
-          <w:p>
-            <w:pPr>
-              <w:pStyle w:val="4"/>
-              <w:keepNext w:val="0"/>
-              <w:keepLines w:val="0"/>
-              <w:pageBreakBefore w:val="0"/>
-              <w:kinsoku/>
-              <w:wordWrap/>
-              <w:overflowPunct/>
-              <w:topLinePunct w:val="0"/>
-              <w:bidi w:val="0"/>
-              <w:adjustRightInd/>
-              <w:snapToGrid/>
-              <w:spacing w:line="440" w:lineRule="exact"/>
+          <w:p xmlns:a="http://schemas.openxmlformats.org/drawingml/2006/main" xmlns:pic="http://schemas.openxmlformats.org/drawingml/2006/picture">
+            <w:pPr>
+              <w:snapToGrid w:val="0"/>
+              <w:spacing w:before="0" w:after="40" w:line="240" w:lineRule="auto"/>
+              <w:ind w:firstLine="0"/>
               <w:jc w:val="center"/>
-              <w:textAlignment w:val="auto"/>
-              <w:rPr>
-                <w:rFonts w:hint="eastAsia" w:ascii="方正仿宋简体" w:hAnsi="方正仿宋简体" w:eastAsia="方正仿宋简体" w:cs="方正仿宋简体"/>
+            </w:pPr>
+            <w:r>
+              <w:drawing>
+                <wp:inline distT="0" distB="0" distL="0" distR="0">
+                  <wp:extent cx="203200" cy="203200"/>
+                  <wp:docPr id="41" name="图标 41"/>
+                  <a:graphic>
+                    <a:graphicData uri="http://schemas.openxmlformats.org/drawingml/2006/picture">
+                      <pic:pic>
+                        <pic:nvPicPr>
+                          <pic:cNvPr id="41" name="books-2E75B6.png"/>
+                          <pic:cNvPicPr/>
+                        </pic:nvPicPr>
+                        <pic:blipFill>
+                          <a:blip r:embed="rId28"/>
+                          <a:stretch>
+                            <a:fillRect/>
+                          </a:stretch>
+                        </pic:blipFill>
+                        <pic:spPr>
+                          <a:xfrm>
+                            <a:off x="0" y="0"/>
+                            <a:ext cx="203200" cy="203200"/>
+                          </a:xfrm>
+                          <a:prstGeom prst="rect">
+                            <a:avLst/>
+                          </a:prstGeom>
+                        </pic:spPr>
+                      </pic:pic>
+                    </a:graphicData>
+                  </a:graphic>
+                </wp:inline>
+              </w:drawing>
+            </w:r>
+          </w:p>
+          <w:p>
+            <w:pPr>
+              <w:snapToGrid w:val="0"/>
+              <w:spacing w:before="0" w:after="0" w:line="240" w:lineRule="auto"/>
+              <w:ind w:firstLine="0"/>
+              <w:jc w:val="center"/>
+            </w:pPr>
+            <w:r>
+              <w:rPr>
+                <w:rFonts w:ascii="微软雅黑" w:hAnsi="微软雅黑" w:eastAsia="微软雅黑" w:cs="微软雅黑"/>
                 <w:b/>
-                <w:sz w:val="28"/>
-                <w:szCs w:val="28"/>
-                <w:lang w:val="en-US"/>
-              </w:rPr>
-            </w:pPr>
-            <w:r>
-              <w:rPr>
-                <w:rFonts w:hint="eastAsia" w:ascii="方正仿宋简体" w:hAnsi="方正仿宋简体" w:eastAsia="方正仿宋简体" w:cs="方正仿宋简体"/>
-                <w:b/>
-                <w:sz w:val="28"/>
-                <w:szCs w:val="28"/>
-                <w:lang w:val="en-US" w:eastAsia="zh-CN"/>
-              </w:rPr>
-              <w:t>知识和技能基础</w:t>
+                <w:bCs/>
+                <w:color w:val="1F3864"/>
+                <w:sz w:val="22"/>
+                <w:szCs w:val="22"/>
+              </w:rPr>
+              <w:t xml:space="preserve">知识和技能基础</w:t>
             </w:r>
           </w:p>
         </w:tc>
@@ -2411,40 +2496,73 @@
             <w:tcW w:w="7179" w:type="dxa"/>
             <w:gridSpan w:val="6"/>
             <w:tcBorders>
-              <w:bottom w:val="single" w:color="auto" w:sz="4" w:space="0"/>
+              <w:top w:val="single" w:sz="4" w:space="0" w:color="BDD7EE"/>
+              <w:left w:val="single" w:sz="4" w:space="0" w:color="BDD7EE"/>
+              <w:bottom w:val="single" w:sz="4" w:space="0" w:color="BDD7EE"/>
+              <w:right w:val="single" w:sz="4" w:space="0" w:color="BDD7EE"/>
             </w:tcBorders>
+            <w:shd w:val="clear" w:color="auto" w:fill="FFFFFF"/>
             <w:noWrap w:val="0"/>
-            <w:vAlign w:val="top"/>
+            <w:tcMar>
+              <w:top w:w="90" w:type="dxa"/>
+              <w:left w:w="180" w:type="dxa"/>
+              <w:bottom w:w="90" w:type="dxa"/>
+              <w:right w:w="180" w:type="dxa"/>
+            </w:tcMar>
+            <w:vAlign w:val="center"/>
           </w:tcPr>
           <w:p>
             <w:pPr>
-              <w:keepNext w:val="0"/>
-              <w:keepLines w:val="0"/>
-              <w:pageBreakBefore w:val="0"/>
-              <w:widowControl/>
-              <w:kinsoku/>
-              <w:wordWrap/>
-              <w:overflowPunct/>
-              <w:topLinePunct w:val="0"/>
-              <w:bidi w:val="0"/>
-              <w:adjustRightInd/>
-              <w:snapToGrid/>
-              <w:spacing w:line="440" w:lineRule="exact"/>
-              <w:jc w:val="left"/>
-              <w:textAlignment w:val="auto"/>
-              <w:rPr>
-                <w:rFonts w:hint="eastAsia" w:ascii="方正仿宋简体" w:hAnsi="方正仿宋简体" w:eastAsia="方正仿宋简体" w:cs="方正仿宋简体"/>
-                <w:sz w:val="28"/>
-                <w:szCs w:val="28"/>
-              </w:rPr>
-            </w:pPr>
-            <w:r>
-              <w:rPr>
-                <w:rFonts w:hint="eastAsia" w:ascii="方正仿宋简体" w:hAnsi="方正仿宋简体" w:eastAsia="方正仿宋简体" w:cs="方正仿宋简体"/>
-                <w:sz w:val="28"/>
-                <w:szCs w:val="28"/>
-              </w:rPr>
-              <w:t>学生刚进入高职，已经掌握简单几何图形绘制，没有工程投影知识储备，对三维形体转化二维图纸没有概念；会简单使用手机、电脑，能够观看线上微课资源</w:t>
+              <w:snapToGrid w:val="0"/>
+              <w:spacing w:before="0" w:after="40" w:line="320" w:lineRule="auto"/>
+              <w:ind w:left="240" w:hanging="240"/>
+              <w:jc w:val="both"/>
+            </w:pPr>
+            <w:r>
+              <w:rPr>
+                <w:rFonts w:ascii="微软雅黑" w:hAnsi="微软雅黑" w:eastAsia="微软雅黑" w:cs="微软雅黑"/>
+                <w:color w:val="2E75B6"/>
+                <w:position w:val="2"/>
+                <w:sz w:val="14"/>
+                <w:szCs w:val="14"/>
+              </w:rPr>
+              <w:t xml:space="preserve">■	</w:t>
+            </w:r>
+            <w:r>
+              <w:rPr>
+                <w:rFonts w:ascii="微软雅黑" w:hAnsi="微软雅黑" w:eastAsia="微软雅黑" w:cs="微软雅黑"/>
+                <w:color w:val="262626"/>
+                <w:sz w:val="21"/>
+                <w:szCs w:val="21"/>
+              </w:rPr>
+              <w:t xml:space="preserve">学生刚进入高职，已经掌握简单几何图形绘制，没有工程投影知识储备，对三维形体转化二维图纸没有概念；</w:t>
+            </w:r>
+          </w:p>
+          <w:p>
+            <w:pPr>
+              <w:snapToGrid w:val="0"/>
+              <w:spacing w:before="0" w:after="40" w:line="320" w:lineRule="auto"/>
+              <w:ind w:left="240" w:hanging="240"/>
+              <w:jc w:val="both"/>
+            </w:pPr>
+            <w:r>
+              <w:rPr>
+                <w:rFonts w:ascii="微软雅黑" w:hAnsi="微软雅黑" w:eastAsia="微软雅黑" w:cs="微软雅黑"/>
+                <w:color w:val="2E75B6"/>
+                <w:position w:val="2"/>
+                <w:sz w:val="14"/>
+                <w:szCs w:val="14"/>
+              </w:rPr>
+              <w:t xml:space="preserve">■	</w:t>
+            </w:r>
+            <w:r>
+              <w:rPr>
+                <w:rFonts w:ascii="微软雅黑" w:hAnsi="微软雅黑" w:eastAsia="微软雅黑" w:cs="微软雅黑"/>
+                <w:color w:val="262626"/>
+                <w:sz w:val="21"/>
+                <w:szCs w:val="21"/>
+              </w:rPr>
+              <w:t xml:space="preserve">会简单使用手机、电脑，能够观看线上微课资源</w:t>
             </w:r>
           </w:p>
         </w:tc>
@@ -2467,6 +2585,7 @@
           </w:tblCellMar>
         </w:tblPrEx>
         <w:trPr>
+          <w:cantSplit/>
           <w:trHeight w:val="587" w:hRule="atLeast"/>
           <w:jc w:val="center"/>
         </w:trPr>
@@ -2474,7 +2593,13 @@
           <w:tcPr>
             <w:tcW w:w="1506" w:type="dxa"/>
             <w:vMerge w:val="continue"/>
-            <w:shd w:val="clear" w:color="auto" w:fill="C6D9F1"/>
+            <w:tcBorders>
+              <w:top w:val="single" w:sz="4" w:space="0" w:color="2E75B6"/>
+              <w:left w:val="single" w:sz="4" w:space="0" w:color="2E75B6"/>
+              <w:bottom w:val="single" w:sz="4" w:space="0" w:color="2E75B6"/>
+              <w:right w:val="single" w:sz="4" w:space="0" w:color="2E75B6"/>
+            </w:tcBorders>
+            <w:shd w:val="clear" w:color="auto" w:fill="2E75B6"/>
             <w:noWrap w:val="0"/>
             <w:vAlign w:val="center"/>
           </w:tcPr>
@@ -2507,44 +2632,73 @@
           <w:tcPr>
             <w:tcW w:w="2429" w:type="dxa"/>
             <w:tcBorders>
-              <w:bottom w:val="single" w:color="auto" w:sz="4" w:space="0"/>
+              <w:top w:val="single" w:sz="4" w:space="0" w:color="BDD7EE"/>
+              <w:left w:val="single" w:sz="4" w:space="0" w:color="BDD7EE"/>
+              <w:bottom w:val="single" w:sz="4" w:space="0" w:color="BDD7EE"/>
+              <w:right w:val="single" w:sz="4" w:space="0" w:color="BDD7EE"/>
             </w:tcBorders>
+            <w:shd w:val="clear" w:color="auto" w:fill="EAF1FB"/>
             <w:noWrap w:val="0"/>
             <w:vAlign w:val="center"/>
           </w:tcPr>
-          <w:p>
-            <w:pPr>
-              <w:pStyle w:val="4"/>
-              <w:keepNext w:val="0"/>
-              <w:keepLines w:val="0"/>
-              <w:pageBreakBefore w:val="0"/>
-              <w:kinsoku/>
-              <w:wordWrap/>
-              <w:overflowPunct/>
-              <w:topLinePunct w:val="0"/>
-              <w:bidi w:val="0"/>
-              <w:adjustRightInd/>
-              <w:snapToGrid/>
-              <w:spacing w:line="440" w:lineRule="exact"/>
+          <w:p xmlns:a="http://schemas.openxmlformats.org/drawingml/2006/main" xmlns:pic="http://schemas.openxmlformats.org/drawingml/2006/picture">
+            <w:pPr>
+              <w:snapToGrid w:val="0"/>
+              <w:spacing w:before="0" w:after="40" w:line="240" w:lineRule="auto"/>
+              <w:ind w:firstLine="0"/>
               <w:jc w:val="center"/>
-              <w:textAlignment w:val="auto"/>
-              <w:rPr>
-                <w:rFonts w:hint="eastAsia" w:ascii="方正仿宋简体" w:hAnsi="方正仿宋简体" w:eastAsia="方正仿宋简体" w:cs="方正仿宋简体"/>
+            </w:pPr>
+            <w:r>
+              <w:drawing>
+                <wp:inline distT="0" distB="0" distL="0" distR="0">
+                  <wp:extent cx="203200" cy="203200"/>
+                  <wp:docPr id="42" name="图标 42"/>
+                  <a:graphic>
+                    <a:graphicData uri="http://schemas.openxmlformats.org/drawingml/2006/picture">
+                      <pic:pic>
+                        <pic:nvPicPr>
+                          <pic:cNvPr id="42" name="bulb-2E75B6.png"/>
+                          <pic:cNvPicPr/>
+                        </pic:nvPicPr>
+                        <pic:blipFill>
+                          <a:blip r:embed="rId42"/>
+                          <a:stretch>
+                            <a:fillRect/>
+                          </a:stretch>
+                        </pic:blipFill>
+                        <pic:spPr>
+                          <a:xfrm>
+                            <a:off x="0" y="0"/>
+                            <a:ext cx="203200" cy="203200"/>
+                          </a:xfrm>
+                          <a:prstGeom prst="rect">
+                            <a:avLst/>
+                          </a:prstGeom>
+                        </pic:spPr>
+                      </pic:pic>
+                    </a:graphicData>
+                  </a:graphic>
+                </wp:inline>
+              </w:drawing>
+            </w:r>
+          </w:p>
+          <w:p>
+            <w:pPr>
+              <w:snapToGrid w:val="0"/>
+              <w:spacing w:before="0" w:after="0" w:line="240" w:lineRule="auto"/>
+              <w:ind w:firstLine="0"/>
+              <w:jc w:val="center"/>
+            </w:pPr>
+            <w:r>
+              <w:rPr>
+                <w:rFonts w:ascii="微软雅黑" w:hAnsi="微软雅黑" w:eastAsia="微软雅黑" w:cs="微软雅黑"/>
                 <w:b/>
-                <w:sz w:val="28"/>
-                <w:szCs w:val="28"/>
-                <w:lang w:val="en-US" w:eastAsia="zh-CN"/>
-              </w:rPr>
-            </w:pPr>
-            <w:r>
-              <w:rPr>
-                <w:rFonts w:hint="eastAsia" w:ascii="方正仿宋简体" w:hAnsi="方正仿宋简体" w:eastAsia="方正仿宋简体" w:cs="方正仿宋简体"/>
-                <w:b/>
-                <w:sz w:val="28"/>
-                <w:szCs w:val="28"/>
-                <w:lang w:val="en-US" w:eastAsia="zh-CN"/>
-              </w:rPr>
-              <w:t>认知和实践能力</w:t>
+                <w:bCs/>
+                <w:color w:val="1F3864"/>
+                <w:sz w:val="22"/>
+                <w:szCs w:val="22"/>
+              </w:rPr>
+              <w:t xml:space="preserve">认知和实践能力</w:t>
             </w:r>
           </w:p>
         </w:tc>
@@ -2553,56 +2707,100 @@
             <w:tcW w:w="7179" w:type="dxa"/>
             <w:gridSpan w:val="6"/>
             <w:tcBorders>
-              <w:bottom w:val="single" w:color="auto" w:sz="4" w:space="0"/>
+              <w:top w:val="single" w:sz="4" w:space="0" w:color="BDD7EE"/>
+              <w:left w:val="single" w:sz="4" w:space="0" w:color="BDD7EE"/>
+              <w:bottom w:val="single" w:sz="4" w:space="0" w:color="BDD7EE"/>
+              <w:right w:val="single" w:sz="4" w:space="0" w:color="BDD7EE"/>
             </w:tcBorders>
+            <w:shd w:val="clear" w:color="auto" w:fill="FFFFFF"/>
             <w:noWrap w:val="0"/>
+            <w:tcMar>
+              <w:top w:w="90" w:type="dxa"/>
+              <w:left w:w="180" w:type="dxa"/>
+              <w:bottom w:w="90" w:type="dxa"/>
+              <w:right w:w="180" w:type="dxa"/>
+            </w:tcMar>
             <w:vAlign w:val="center"/>
           </w:tcPr>
           <w:p>
             <w:pPr>
-              <w:keepNext w:val="0"/>
-              <w:keepLines w:val="0"/>
-              <w:pageBreakBefore w:val="0"/>
-              <w:widowControl/>
-              <w:kinsoku/>
-              <w:wordWrap/>
-              <w:overflowPunct/>
-              <w:topLinePunct w:val="0"/>
-              <w:bidi w:val="0"/>
-              <w:adjustRightInd/>
-              <w:snapToGrid/>
-              <w:spacing w:line="440" w:lineRule="exact"/>
-              <w:jc w:val="left"/>
-              <w:textAlignment w:val="auto"/>
-              <w:rPr>
-                <w:rFonts w:hint="eastAsia" w:ascii="方正仿宋简体" w:hAnsi="方正仿宋简体" w:eastAsia="方正仿宋简体" w:cs="方正仿宋简体"/>
-                <w:sz w:val="28"/>
-                <w:szCs w:val="28"/>
-              </w:rPr>
-            </w:pPr>
-            <w:r>
-              <w:rPr>
-                <w:rFonts w:hint="eastAsia" w:ascii="方正仿宋简体" w:hAnsi="方正仿宋简体" w:eastAsia="方正仿宋简体" w:cs="方正仿宋简体"/>
-                <w:sz w:val="28"/>
-                <w:szCs w:val="28"/>
-              </w:rPr>
-              <w:t>空间想象能力参差不齐，部分学生三维</w:t>
-            </w:r>
-            <w:r>
-              <w:rPr>
-                <w:rFonts w:hint="eastAsia" w:ascii="方正仿宋简体" w:hAnsi="方正仿宋简体" w:eastAsia="方正仿宋简体" w:cs="方正仿宋简体"/>
-                <w:sz w:val="28"/>
-                <w:szCs w:val="28"/>
-              </w:rPr>
-              <w:noBreakHyphen/>
-            </w:r>
-            <w:r>
-              <w:rPr>
-                <w:rFonts w:hint="eastAsia" w:ascii="方正仿宋简体" w:hAnsi="方正仿宋简体" w:eastAsia="方正仿宋简体" w:cs="方正仿宋简体"/>
-                <w:sz w:val="28"/>
-                <w:szCs w:val="28"/>
-              </w:rPr>
-              <w:t>二维转换思维薄弱；动手绘图有基础，但不熟悉工程制图规范；喜欢直观实物模型、动画演示，反感纯理论文字讲解</w:t>
+              <w:snapToGrid w:val="0"/>
+              <w:spacing w:before="0" w:after="40" w:line="320" w:lineRule="auto"/>
+              <w:ind w:left="240" w:hanging="240"/>
+              <w:jc w:val="both"/>
+            </w:pPr>
+            <w:r>
+              <w:rPr>
+                <w:rFonts w:ascii="微软雅黑" w:hAnsi="微软雅黑" w:eastAsia="微软雅黑" w:cs="微软雅黑"/>
+                <w:color w:val="2E75B6"/>
+                <w:position w:val="2"/>
+                <w:sz w:val="14"/>
+                <w:szCs w:val="14"/>
+              </w:rPr>
+              <w:t xml:space="preserve">■	</w:t>
+            </w:r>
+            <w:r>
+              <w:rPr>
+                <w:rFonts w:ascii="微软雅黑" w:hAnsi="微软雅黑" w:eastAsia="微软雅黑" w:cs="微软雅黑"/>
+                <w:color w:val="262626"/>
+                <w:sz w:val="21"/>
+                <w:szCs w:val="21"/>
+              </w:rPr>
+              <w:t xml:space="preserve">空间想象能力参差不齐，部分学生三维二维转换思维薄弱；</w:t>
+            </w:r>
+          </w:p>
+          <w:p>
+            <w:pPr>
+              <w:snapToGrid w:val="0"/>
+              <w:spacing w:before="0" w:after="40" w:line="320" w:lineRule="auto"/>
+              <w:ind w:left="240" w:hanging="240"/>
+              <w:jc w:val="both"/>
+            </w:pPr>
+            <w:r>
+              <w:rPr>
+                <w:rFonts w:ascii="微软雅黑" w:hAnsi="微软雅黑" w:eastAsia="微软雅黑" w:cs="微软雅黑"/>
+                <w:color w:val="2E75B6"/>
+                <w:position w:val="2"/>
+                <w:sz w:val="14"/>
+                <w:szCs w:val="14"/>
+              </w:rPr>
+              <w:t xml:space="preserve">■	</w:t>
+            </w:r>
+            <w:r>
+              <w:rPr>
+                <w:rFonts w:ascii="微软雅黑" w:hAnsi="微软雅黑" w:eastAsia="微软雅黑" w:cs="微软雅黑"/>
+                <w:color w:val="262626"/>
+                <w:sz w:val="21"/>
+                <w:szCs w:val="21"/>
+              </w:rPr>
+              <w:t xml:space="preserve">动手绘图有基础，但不熟悉工程制图规范；</w:t>
+            </w:r>
+          </w:p>
+          <w:p>
+            <w:pPr>
+              <w:snapToGrid w:val="0"/>
+              <w:spacing w:before="0" w:after="40" w:line="320" w:lineRule="auto"/>
+              <w:ind w:left="240" w:hanging="240"/>
+              <w:jc w:val="both"/>
+            </w:pPr>
+            <w:r>
+              <w:rPr>
+                <w:rFonts w:ascii="微软雅黑" w:hAnsi="微软雅黑" w:eastAsia="微软雅黑" w:cs="微软雅黑"/>
+                <w:color w:val="2E75B6"/>
+                <w:position w:val="2"/>
+                <w:sz w:val="14"/>
+                <w:szCs w:val="14"/>
+              </w:rPr>
+              <w:t xml:space="preserve">■	</w:t>
+            </w:r>
+            <w:r>
+              <w:rPr>
+                <w:rFonts w:ascii="微软雅黑" w:hAnsi="微软雅黑" w:eastAsia="微软雅黑" w:cs="微软雅黑"/>
+                <w:color w:val="262626"/>
+                <w:sz w:val="21"/>
+                <w:szCs w:val="21"/>
+              </w:rPr>
+              <w:t xml:space="preserve">喜欢直观实物模型、动画演示，反感纯理论文字讲解</w:t>
             </w:r>
           </w:p>
         </w:tc>
@@ -2625,6 +2823,7 @@
           </w:tblCellMar>
         </w:tblPrEx>
         <w:trPr>
+          <w:cantSplit/>
           <w:trHeight w:val="553" w:hRule="atLeast"/>
           <w:jc w:val="center"/>
         </w:trPr>
@@ -2632,7 +2831,13 @@
           <w:tcPr>
             <w:tcW w:w="1506" w:type="dxa"/>
             <w:vMerge w:val="continue"/>
-            <w:shd w:val="clear" w:color="auto" w:fill="C6D9F1"/>
+            <w:tcBorders>
+              <w:top w:val="single" w:sz="4" w:space="0" w:color="2E75B6"/>
+              <w:left w:val="single" w:sz="4" w:space="0" w:color="2E75B6"/>
+              <w:bottom w:val="single" w:sz="4" w:space="0" w:color="2E75B6"/>
+              <w:right w:val="single" w:sz="4" w:space="0" w:color="2E75B6"/>
+            </w:tcBorders>
+            <w:shd w:val="clear" w:color="auto" w:fill="2E75B6"/>
             <w:noWrap w:val="0"/>
             <w:vAlign w:val="center"/>
           </w:tcPr>
@@ -2664,44 +2869,73 @@
           <w:tcPr>
             <w:tcW w:w="2429" w:type="dxa"/>
             <w:tcBorders>
-              <w:bottom w:val="single" w:color="auto" w:sz="4" w:space="0"/>
+              <w:top w:val="single" w:sz="4" w:space="0" w:color="BDD7EE"/>
+              <w:left w:val="single" w:sz="4" w:space="0" w:color="BDD7EE"/>
+              <w:bottom w:val="single" w:sz="4" w:space="0" w:color="BDD7EE"/>
+              <w:right w:val="single" w:sz="4" w:space="0" w:color="BDD7EE"/>
             </w:tcBorders>
+            <w:shd w:val="clear" w:color="auto" w:fill="EAF1FB"/>
             <w:noWrap w:val="0"/>
             <w:vAlign w:val="center"/>
           </w:tcPr>
-          <w:p>
-            <w:pPr>
-              <w:pStyle w:val="4"/>
-              <w:keepNext w:val="0"/>
-              <w:keepLines w:val="0"/>
-              <w:pageBreakBefore w:val="0"/>
-              <w:kinsoku/>
-              <w:wordWrap/>
-              <w:overflowPunct/>
-              <w:topLinePunct w:val="0"/>
-              <w:bidi w:val="0"/>
-              <w:adjustRightInd/>
-              <w:snapToGrid/>
-              <w:spacing w:line="440" w:lineRule="exact"/>
+          <w:p xmlns:a="http://schemas.openxmlformats.org/drawingml/2006/main" xmlns:pic="http://schemas.openxmlformats.org/drawingml/2006/picture">
+            <w:pPr>
+              <w:snapToGrid w:val="0"/>
+              <w:spacing w:before="0" w:after="40" w:line="240" w:lineRule="auto"/>
+              <w:ind w:firstLine="0"/>
               <w:jc w:val="center"/>
-              <w:textAlignment w:val="auto"/>
-              <w:rPr>
-                <w:rFonts w:hint="eastAsia" w:ascii="方正仿宋简体" w:hAnsi="方正仿宋简体" w:eastAsia="方正仿宋简体" w:cs="方正仿宋简体"/>
+            </w:pPr>
+            <w:r>
+              <w:drawing>
+                <wp:inline distT="0" distB="0" distL="0" distR="0">
+                  <wp:extent cx="203200" cy="203200"/>
+                  <wp:docPr id="43" name="图标 43"/>
+                  <a:graphic>
+                    <a:graphicData uri="http://schemas.openxmlformats.org/drawingml/2006/picture">
+                      <pic:pic>
+                        <pic:nvPicPr>
+                          <pic:cNvPr id="43" name="users-2E75B6.png"/>
+                          <pic:cNvPicPr/>
+                        </pic:nvPicPr>
+                        <pic:blipFill>
+                          <a:blip r:embed="rId34"/>
+                          <a:stretch>
+                            <a:fillRect/>
+                          </a:stretch>
+                        </pic:blipFill>
+                        <pic:spPr>
+                          <a:xfrm>
+                            <a:off x="0" y="0"/>
+                            <a:ext cx="203200" cy="203200"/>
+                          </a:xfrm>
+                          <a:prstGeom prst="rect">
+                            <a:avLst/>
+                          </a:prstGeom>
+                        </pic:spPr>
+                      </pic:pic>
+                    </a:graphicData>
+                  </a:graphic>
+                </wp:inline>
+              </w:drawing>
+            </w:r>
+          </w:p>
+          <w:p>
+            <w:pPr>
+              <w:snapToGrid w:val="0"/>
+              <w:spacing w:before="0" w:after="0" w:line="240" w:lineRule="auto"/>
+              <w:ind w:firstLine="0"/>
+              <w:jc w:val="center"/>
+            </w:pPr>
+            <w:r>
+              <w:rPr>
+                <w:rFonts w:ascii="微软雅黑" w:hAnsi="微软雅黑" w:eastAsia="微软雅黑" w:cs="微软雅黑"/>
                 <w:b/>
-                <w:sz w:val="28"/>
-                <w:szCs w:val="28"/>
-                <w:lang w:val="en-US" w:eastAsia="zh-CN"/>
-              </w:rPr>
-            </w:pPr>
-            <w:r>
-              <w:rPr>
-                <w:rFonts w:hint="eastAsia" w:ascii="方正仿宋简体" w:hAnsi="方正仿宋简体" w:eastAsia="方正仿宋简体" w:cs="方正仿宋简体"/>
-                <w:b/>
-                <w:sz w:val="28"/>
-                <w:szCs w:val="28"/>
-                <w:lang w:val="en-US" w:eastAsia="zh-CN"/>
-              </w:rPr>
-              <w:t>学习特点</w:t>
+                <w:bCs/>
+                <w:color w:val="1F3864"/>
+                <w:sz w:val="22"/>
+                <w:szCs w:val="22"/>
+              </w:rPr>
+              <w:t xml:space="preserve">学习特点</w:t>
             </w:r>
           </w:p>
         </w:tc>
@@ -2710,40 +2944,73 @@
             <w:tcW w:w="7179" w:type="dxa"/>
             <w:gridSpan w:val="6"/>
             <w:tcBorders>
-              <w:bottom w:val="single" w:color="auto" w:sz="4" w:space="0"/>
+              <w:top w:val="single" w:sz="4" w:space="0" w:color="BDD7EE"/>
+              <w:left w:val="single" w:sz="4" w:space="0" w:color="BDD7EE"/>
+              <w:bottom w:val="single" w:sz="4" w:space="0" w:color="BDD7EE"/>
+              <w:right w:val="single" w:sz="4" w:space="0" w:color="BDD7EE"/>
             </w:tcBorders>
+            <w:shd w:val="clear" w:color="auto" w:fill="FFFFFF"/>
             <w:noWrap w:val="0"/>
+            <w:tcMar>
+              <w:top w:w="90" w:type="dxa"/>
+              <w:left w:w="180" w:type="dxa"/>
+              <w:bottom w:w="90" w:type="dxa"/>
+              <w:right w:w="180" w:type="dxa"/>
+            </w:tcMar>
             <w:vAlign w:val="center"/>
           </w:tcPr>
           <w:p>
             <w:pPr>
-              <w:keepNext w:val="0"/>
-              <w:keepLines w:val="0"/>
-              <w:pageBreakBefore w:val="0"/>
-              <w:widowControl/>
-              <w:kinsoku/>
-              <w:wordWrap/>
-              <w:overflowPunct/>
-              <w:topLinePunct w:val="0"/>
-              <w:bidi w:val="0"/>
-              <w:adjustRightInd/>
-              <w:snapToGrid/>
-              <w:spacing w:line="440" w:lineRule="exact"/>
-              <w:jc w:val="left"/>
-              <w:textAlignment w:val="auto"/>
-              <w:rPr>
-                <w:rFonts w:hint="eastAsia" w:ascii="方正仿宋简体" w:hAnsi="方正仿宋简体" w:eastAsia="方正仿宋简体" w:cs="方正仿宋简体"/>
-                <w:sz w:val="28"/>
-                <w:szCs w:val="28"/>
-              </w:rPr>
-            </w:pPr>
-            <w:r>
-              <w:rPr>
-                <w:rFonts w:hint="eastAsia" w:ascii="方正仿宋简体" w:hAnsi="方正仿宋简体" w:eastAsia="方正仿宋简体" w:cs="方正仿宋简体"/>
-                <w:sz w:val="28"/>
-                <w:szCs w:val="28"/>
-              </w:rPr>
-              <w:t>高职学生具象思维优于抽象思维，乐于动手实操，讨厌枯燥理论灌输；小组协作意愿较强，适合任务驱动、实物演示的课堂模式。</w:t>
+              <w:snapToGrid w:val="0"/>
+              <w:spacing w:before="0" w:after="40" w:line="320" w:lineRule="auto"/>
+              <w:ind w:left="240" w:hanging="240"/>
+              <w:jc w:val="both"/>
+            </w:pPr>
+            <w:r>
+              <w:rPr>
+                <w:rFonts w:ascii="微软雅黑" w:hAnsi="微软雅黑" w:eastAsia="微软雅黑" w:cs="微软雅黑"/>
+                <w:color w:val="2E75B6"/>
+                <w:position w:val="2"/>
+                <w:sz w:val="14"/>
+                <w:szCs w:val="14"/>
+              </w:rPr>
+              <w:t xml:space="preserve">■	</w:t>
+            </w:r>
+            <w:r>
+              <w:rPr>
+                <w:rFonts w:ascii="微软雅黑" w:hAnsi="微软雅黑" w:eastAsia="微软雅黑" w:cs="微软雅黑"/>
+                <w:color w:val="262626"/>
+                <w:sz w:val="21"/>
+                <w:szCs w:val="21"/>
+              </w:rPr>
+              <w:t xml:space="preserve">高职学生具象思维优于抽象思维，乐于动手实操，讨厌枯燥理论灌输；</w:t>
+            </w:r>
+          </w:p>
+          <w:p>
+            <w:pPr>
+              <w:snapToGrid w:val="0"/>
+              <w:spacing w:before="0" w:after="40" w:line="320" w:lineRule="auto"/>
+              <w:ind w:left="240" w:hanging="240"/>
+              <w:jc w:val="both"/>
+            </w:pPr>
+            <w:r>
+              <w:rPr>
+                <w:rFonts w:ascii="微软雅黑" w:hAnsi="微软雅黑" w:eastAsia="微软雅黑" w:cs="微软雅黑"/>
+                <w:color w:val="2E75B6"/>
+                <w:position w:val="2"/>
+                <w:sz w:val="14"/>
+                <w:szCs w:val="14"/>
+              </w:rPr>
+              <w:t xml:space="preserve">■	</w:t>
+            </w:r>
+            <w:r>
+              <w:rPr>
+                <w:rFonts w:ascii="微软雅黑" w:hAnsi="微软雅黑" w:eastAsia="微软雅黑" w:cs="微软雅黑"/>
+                <w:color w:val="262626"/>
+                <w:sz w:val="21"/>
+                <w:szCs w:val="21"/>
+              </w:rPr>
+              <w:t xml:space="preserve">小组协作意愿较强，适合任务驱动、实物演示的课堂模式。</w:t>
             </w:r>
           </w:p>
         </w:tc>
@@ -2766,6 +3033,7 @@
           </w:tblCellMar>
         </w:tblPrEx>
         <w:trPr>
+          <w:cantSplit/>
           <w:trHeight w:val="1493" w:hRule="atLeast"/>
           <w:jc w:val="center"/>
         </w:trPr>
@@ -2773,40 +3041,95 @@
           <w:tcPr>
             <w:tcW w:w="1506" w:type="dxa"/>
             <w:vMerge w:val="restart"/>
-            <w:shd w:val="clear" w:color="auto" w:fill="C6D9F1"/>
+            <w:tcBorders>
+              <w:top w:val="single" w:sz="4" w:space="0" w:color="2E75B6"/>
+              <w:left w:val="single" w:sz="4" w:space="0" w:color="2E75B6"/>
+              <w:bottom w:val="single" w:sz="4" w:space="0" w:color="2E75B6"/>
+              <w:right w:val="single" w:sz="4" w:space="0" w:color="2E75B6"/>
+            </w:tcBorders>
+            <w:shd w:val="clear" w:color="auto" w:fill="2E75B6"/>
             <w:noWrap w:val="0"/>
             <w:vAlign w:val="center"/>
           </w:tcPr>
-          <w:p>
-            <w:pPr>
-              <w:keepNext w:val="0"/>
-              <w:keepLines w:val="0"/>
-              <w:pageBreakBefore w:val="0"/>
-              <w:kinsoku/>
-              <w:wordWrap/>
-              <w:overflowPunct/>
-              <w:topLinePunct w:val="0"/>
-              <w:bidi w:val="0"/>
-              <w:adjustRightInd/>
-              <w:snapToGrid/>
-              <w:spacing w:line="440" w:lineRule="exact"/>
+          <w:p xmlns:a="http://schemas.openxmlformats.org/drawingml/2006/main" xmlns:pic="http://schemas.openxmlformats.org/drawingml/2006/picture">
+            <w:pPr>
+              <w:snapToGrid w:val="0"/>
+              <w:spacing w:before="0" w:after="60" w:line="240" w:lineRule="auto"/>
+              <w:ind w:firstLine="0"/>
               <w:jc w:val="center"/>
-              <w:textAlignment w:val="auto"/>
-              <w:rPr>
-                <w:rFonts w:hint="eastAsia" w:ascii="方正仿宋简体" w:hAnsi="方正仿宋简体" w:eastAsia="方正仿宋简体" w:cs="方正仿宋简体"/>
+            </w:pPr>
+            <w:r>
+              <w:drawing>
+                <wp:inline distT="0" distB="0" distL="0" distR="0">
+                  <wp:extent cx="279400" cy="279400"/>
+                  <wp:docPr id="44" name="图标 44"/>
+                  <a:graphic>
+                    <a:graphicData uri="http://schemas.openxmlformats.org/drawingml/2006/picture">
+                      <pic:pic>
+                        <pic:nvPicPr>
+                          <pic:cNvPr id="44" name="target-FFFFFF.png"/>
+                          <pic:cNvPicPr/>
+                        </pic:nvPicPr>
+                        <pic:blipFill>
+                          <a:blip r:embed="rId43"/>
+                          <a:stretch>
+                            <a:fillRect/>
+                          </a:stretch>
+                        </pic:blipFill>
+                        <pic:spPr>
+                          <a:xfrm>
+                            <a:off x="0" y="0"/>
+                            <a:ext cx="279400" cy="279400"/>
+                          </a:xfrm>
+                          <a:prstGeom prst="rect">
+                            <a:avLst/>
+                          </a:prstGeom>
+                        </pic:spPr>
+                      </pic:pic>
+                    </a:graphicData>
+                  </a:graphic>
+                </wp:inline>
+              </w:drawing>
+            </w:r>
+          </w:p>
+          <w:p>
+            <w:pPr>
+              <w:snapToGrid w:val="0"/>
+              <w:spacing w:before="0" w:after="0" w:line="240" w:lineRule="auto"/>
+              <w:ind w:firstLine="0"/>
+              <w:jc w:val="center"/>
+            </w:pPr>
+            <w:r>
+              <w:rPr>
+                <w:rFonts w:ascii="微软雅黑" w:hAnsi="微软雅黑" w:eastAsia="微软雅黑" w:cs="微软雅黑"/>
                 <w:b/>
-                <w:sz w:val="28"/>
-                <w:szCs w:val="28"/>
-              </w:rPr>
-            </w:pPr>
-            <w:r>
-              <w:rPr>
-                <w:rFonts w:hint="eastAsia" w:ascii="方正仿宋简体" w:hAnsi="方正仿宋简体" w:eastAsia="方正仿宋简体" w:cs="方正仿宋简体"/>
+                <w:bCs/>
+                <w:color w:val="FFFFFF"/>
+                <w:spacing w:val="40"/>
+                <w:sz w:val="24"/>
+                <w:szCs w:val="24"/>
+              </w:rPr>
+              <w:t xml:space="preserve">教学</w:t>
+            </w:r>
+          </w:p>
+          <w:p>
+            <w:pPr>
+              <w:snapToGrid w:val="0"/>
+              <w:spacing w:before="0" w:after="0" w:line="240" w:lineRule="auto"/>
+              <w:ind w:firstLine="0"/>
+              <w:jc w:val="center"/>
+            </w:pPr>
+            <w:r>
+              <w:rPr>
+                <w:rFonts w:ascii="微软雅黑" w:hAnsi="微软雅黑" w:eastAsia="微软雅黑" w:cs="微软雅黑"/>
                 <w:b/>
-                <w:sz w:val="28"/>
-                <w:szCs w:val="28"/>
-              </w:rPr>
-              <w:t>教学目标</w:t>
+                <w:bCs/>
+                <w:color w:val="FFFFFF"/>
+                <w:spacing w:val="40"/>
+                <w:sz w:val="24"/>
+                <w:szCs w:val="24"/>
+              </w:rPr>
+              <w:t xml:space="preserve">目标</w:t>
             </w:r>
           </w:p>
         </w:tc>
@@ -2814,43 +3137,73 @@
           <w:tcPr>
             <w:tcW w:w="2429" w:type="dxa"/>
             <w:tcBorders>
-              <w:bottom w:val="single" w:color="auto" w:sz="4" w:space="0"/>
+              <w:top w:val="single" w:sz="4" w:space="0" w:color="BDD7EE"/>
+              <w:left w:val="single" w:sz="4" w:space="0" w:color="BDD7EE"/>
+              <w:bottom w:val="single" w:sz="4" w:space="0" w:color="BDD7EE"/>
+              <w:right w:val="single" w:sz="4" w:space="0" w:color="BDD7EE"/>
             </w:tcBorders>
+            <w:shd w:val="clear" w:color="auto" w:fill="EAF1FB"/>
             <w:noWrap w:val="0"/>
             <w:vAlign w:val="center"/>
           </w:tcPr>
-          <w:p>
-            <w:pPr>
-              <w:pStyle w:val="4"/>
-              <w:keepNext w:val="0"/>
-              <w:keepLines w:val="0"/>
-              <w:pageBreakBefore w:val="0"/>
-              <w:kinsoku/>
-              <w:wordWrap/>
-              <w:overflowPunct/>
-              <w:topLinePunct w:val="0"/>
-              <w:bidi w:val="0"/>
-              <w:adjustRightInd/>
-              <w:snapToGrid/>
-              <w:spacing w:line="440" w:lineRule="exact"/>
+          <w:p xmlns:a="http://schemas.openxmlformats.org/drawingml/2006/main" xmlns:pic="http://schemas.openxmlformats.org/drawingml/2006/picture">
+            <w:pPr>
+              <w:snapToGrid w:val="0"/>
+              <w:spacing w:before="0" w:after="40" w:line="240" w:lineRule="auto"/>
+              <w:ind w:firstLine="0"/>
               <w:jc w:val="center"/>
-              <w:textAlignment w:val="auto"/>
-              <w:rPr>
-                <w:rFonts w:hint="eastAsia" w:ascii="方正仿宋简体" w:hAnsi="方正仿宋简体" w:eastAsia="方正仿宋简体" w:cs="方正仿宋简体"/>
-                <w:kern w:val="2"/>
-                <w:sz w:val="28"/>
-                <w:szCs w:val="28"/>
-                <w:lang w:val="en-US" w:eastAsia="zh-CN"/>
-              </w:rPr>
-            </w:pPr>
-            <w:r>
-              <w:rPr>
-                <w:rFonts w:hint="eastAsia" w:ascii="方正仿宋简体" w:hAnsi="方正仿宋简体" w:eastAsia="方正仿宋简体" w:cs="方正仿宋简体"/>
+            </w:pPr>
+            <w:r>
+              <w:drawing>
+                <wp:inline distT="0" distB="0" distL="0" distR="0">
+                  <wp:extent cx="203200" cy="203200"/>
+                  <wp:docPr id="45" name="图标 45"/>
+                  <a:graphic>
+                    <a:graphicData uri="http://schemas.openxmlformats.org/drawingml/2006/picture">
+                      <pic:pic>
+                        <pic:nvPicPr>
+                          <pic:cNvPr id="45" name="book-2-2E75B6.png"/>
+                          <pic:cNvPicPr/>
+                        </pic:nvPicPr>
+                        <pic:blipFill>
+                          <a:blip r:embed="rId38"/>
+                          <a:stretch>
+                            <a:fillRect/>
+                          </a:stretch>
+                        </pic:blipFill>
+                        <pic:spPr>
+                          <a:xfrm>
+                            <a:off x="0" y="0"/>
+                            <a:ext cx="203200" cy="203200"/>
+                          </a:xfrm>
+                          <a:prstGeom prst="rect">
+                            <a:avLst/>
+                          </a:prstGeom>
+                        </pic:spPr>
+                      </pic:pic>
+                    </a:graphicData>
+                  </a:graphic>
+                </wp:inline>
+              </w:drawing>
+            </w:r>
+          </w:p>
+          <w:p>
+            <w:pPr>
+              <w:snapToGrid w:val="0"/>
+              <w:spacing w:before="0" w:after="0" w:line="240" w:lineRule="auto"/>
+              <w:ind w:firstLine="0"/>
+              <w:jc w:val="center"/>
+            </w:pPr>
+            <w:r>
+              <w:rPr>
+                <w:rFonts w:ascii="微软雅黑" w:hAnsi="微软雅黑" w:eastAsia="微软雅黑" w:cs="微软雅黑"/>
                 <w:b/>
-                <w:sz w:val="28"/>
-                <w:szCs w:val="28"/>
-              </w:rPr>
-              <w:t>知识目标</w:t>
+                <w:bCs/>
+                <w:color w:val="1F3864"/>
+                <w:sz w:val="22"/>
+                <w:szCs w:val="22"/>
+              </w:rPr>
+              <w:t xml:space="preserve">知识目标</w:t>
             </w:r>
           </w:p>
         </w:tc>
@@ -2859,172 +3212,123 @@
             <w:tcW w:w="7179" w:type="dxa"/>
             <w:gridSpan w:val="6"/>
             <w:tcBorders>
-              <w:bottom w:val="single" w:color="auto" w:sz="4" w:space="0"/>
+              <w:top w:val="single" w:sz="4" w:space="0" w:color="BDD7EE"/>
+              <w:left w:val="single" w:sz="4" w:space="0" w:color="BDD7EE"/>
+              <w:bottom w:val="single" w:sz="4" w:space="0" w:color="BDD7EE"/>
+              <w:right w:val="single" w:sz="4" w:space="0" w:color="BDD7EE"/>
             </w:tcBorders>
+            <w:shd w:val="clear" w:color="auto" w:fill="FFFFFF"/>
             <w:noWrap w:val="0"/>
+            <w:tcMar>
+              <w:top w:w="90" w:type="dxa"/>
+              <w:left w:w="180" w:type="dxa"/>
+              <w:bottom w:w="90" w:type="dxa"/>
+              <w:right w:w="180" w:type="dxa"/>
+            </w:tcMar>
             <w:vAlign w:val="center"/>
           </w:tcPr>
           <w:p>
             <w:pPr>
-              <w:keepNext w:val="0"/>
-              <w:keepLines w:val="0"/>
-              <w:pageBreakBefore w:val="0"/>
-              <w:widowControl/>
-              <w:suppressLineNumbers w:val="0"/>
-              <w:pBdr>
-                <w:top w:val="none" w:color="auto" w:sz="0" w:space="0"/>
-                <w:left w:val="none" w:color="auto" w:sz="0" w:space="0"/>
-                <w:bottom w:val="none" w:color="auto" w:sz="0" w:space="0"/>
-                <w:right w:val="none" w:color="auto" w:sz="0" w:space="0"/>
-              </w:pBdr>
-              <w:kinsoku/>
-              <w:wordWrap/>
-              <w:overflowPunct/>
-              <w:topLinePunct w:val="0"/>
-              <w:bidi w:val="0"/>
-              <w:adjustRightInd/>
-              <w:snapToGrid/>
-              <w:spacing w:before="0" w:beforeAutospacing="0" w:after="0" w:afterAutospacing="0" w:line="440" w:lineRule="exact"/>
-              <w:ind w:left="0" w:right="0"/>
-              <w:jc w:val="left"/>
-              <w:textAlignment w:val="auto"/>
-              <w:rPr>
-                <w:rFonts w:hint="eastAsia" w:ascii="方正仿宋简体" w:hAnsi="方正仿宋简体" w:eastAsia="方正仿宋简体" w:cs="方正仿宋简体"/>
-                <w:color w:val="000000"/>
-                <w:sz w:val="28"/>
-                <w:szCs w:val="28"/>
-              </w:rPr>
-            </w:pPr>
-            <w:r>
-              <w:rPr>
-                <w:rFonts w:hint="eastAsia" w:ascii="方正仿宋简体" w:hAnsi="方正仿宋简体" w:eastAsia="方正仿宋简体" w:cs="方正仿宋简体"/>
-                <w:color w:val="000000"/>
-                <w:sz w:val="28"/>
-                <w:szCs w:val="28"/>
-                <w:lang w:val="en-US" w:eastAsia="zh-CN"/>
-              </w:rPr>
-              <w:t>1.</w:t>
-            </w:r>
-            <w:r>
-              <w:rPr>
-                <w:rFonts w:hint="eastAsia" w:ascii="方正仿宋简体" w:hAnsi="方正仿宋简体" w:eastAsia="方正仿宋简体" w:cs="方正仿宋简体"/>
-                <w:color w:val="000000"/>
-                <w:sz w:val="28"/>
-                <w:szCs w:val="28"/>
-              </w:rPr>
-              <w:t>了解投影法分类，中心投影、平行投影的区别；</w:t>
-            </w:r>
-          </w:p>
-          <w:p>
-            <w:pPr>
-              <w:keepNext w:val="0"/>
-              <w:keepLines w:val="0"/>
-              <w:pageBreakBefore w:val="0"/>
-              <w:widowControl/>
-              <w:suppressLineNumbers w:val="0"/>
-              <w:pBdr>
-                <w:top w:val="none" w:color="auto" w:sz="0" w:space="0"/>
-                <w:left w:val="none" w:color="auto" w:sz="0" w:space="0"/>
-                <w:bottom w:val="none" w:color="auto" w:sz="0" w:space="0"/>
-                <w:right w:val="none" w:color="auto" w:sz="0" w:space="0"/>
-              </w:pBdr>
-              <w:kinsoku/>
-              <w:wordWrap/>
-              <w:overflowPunct/>
-              <w:topLinePunct w:val="0"/>
-              <w:bidi w:val="0"/>
-              <w:adjustRightInd/>
-              <w:snapToGrid/>
-              <w:spacing w:before="0" w:beforeAutospacing="0" w:after="0" w:afterAutospacing="0" w:line="440" w:lineRule="exact"/>
-              <w:ind w:left="0" w:right="0"/>
-              <w:jc w:val="left"/>
-              <w:textAlignment w:val="auto"/>
-              <w:rPr>
-                <w:rFonts w:hint="eastAsia" w:ascii="方正仿宋简体" w:hAnsi="方正仿宋简体" w:eastAsia="方正仿宋简体" w:cs="方正仿宋简体"/>
-                <w:color w:val="000000"/>
-                <w:sz w:val="28"/>
-                <w:szCs w:val="28"/>
-              </w:rPr>
-            </w:pPr>
-            <w:r>
-              <w:rPr>
-                <w:rFonts w:hint="eastAsia" w:ascii="方正仿宋简体" w:hAnsi="方正仿宋简体" w:eastAsia="方正仿宋简体" w:cs="方正仿宋简体"/>
-                <w:color w:val="000000"/>
-                <w:sz w:val="28"/>
-                <w:szCs w:val="28"/>
-                <w:lang w:val="en-US" w:eastAsia="zh-CN"/>
-              </w:rPr>
-              <w:t>2.</w:t>
-            </w:r>
-            <w:r>
-              <w:rPr>
-                <w:rFonts w:hint="eastAsia" w:ascii="方正仿宋简体" w:hAnsi="方正仿宋简体" w:eastAsia="方正仿宋简体" w:cs="方正仿宋简体"/>
-                <w:color w:val="000000"/>
-                <w:sz w:val="28"/>
-                <w:szCs w:val="28"/>
-              </w:rPr>
-              <w:t>掌握正投影的基本特性；</w:t>
-            </w:r>
-          </w:p>
-          <w:p>
-            <w:pPr>
-              <w:keepNext w:val="0"/>
-              <w:keepLines w:val="0"/>
-              <w:pageBreakBefore w:val="0"/>
-              <w:widowControl/>
-              <w:suppressLineNumbers w:val="0"/>
-              <w:pBdr>
-                <w:top w:val="none" w:color="auto" w:sz="0" w:space="0"/>
-                <w:left w:val="none" w:color="auto" w:sz="0" w:space="0"/>
-                <w:bottom w:val="none" w:color="auto" w:sz="0" w:space="0"/>
-                <w:right w:val="none" w:color="auto" w:sz="0" w:space="0"/>
-              </w:pBdr>
-              <w:kinsoku/>
-              <w:wordWrap/>
-              <w:overflowPunct/>
-              <w:topLinePunct w:val="0"/>
-              <w:bidi w:val="0"/>
-              <w:adjustRightInd/>
-              <w:snapToGrid/>
-              <w:spacing w:before="0" w:beforeAutospacing="0" w:after="0" w:afterAutospacing="0" w:line="440" w:lineRule="exact"/>
-              <w:ind w:left="0" w:right="0"/>
-              <w:jc w:val="left"/>
-              <w:textAlignment w:val="auto"/>
-              <w:rPr>
-                <w:rFonts w:hint="eastAsia" w:ascii="方正仿宋简体" w:hAnsi="方正仿宋简体" w:eastAsia="方正仿宋简体" w:cs="方正仿宋简体"/>
-                <w:kern w:val="2"/>
-                <w:sz w:val="28"/>
-                <w:szCs w:val="28"/>
-                <w:lang w:val="en-US" w:eastAsia="zh-CN"/>
-              </w:rPr>
-            </w:pPr>
-            <w:r>
-              <w:rPr>
-                <w:rFonts w:hint="eastAsia" w:ascii="方正仿宋简体" w:hAnsi="方正仿宋简体" w:eastAsia="方正仿宋简体" w:cs="方正仿宋简体"/>
-                <w:color w:val="000000"/>
-                <w:sz w:val="28"/>
-                <w:szCs w:val="28"/>
-                <w:lang w:val="en-US" w:eastAsia="zh-CN"/>
-              </w:rPr>
-              <w:t>3.</w:t>
-            </w:r>
-            <w:r>
-              <w:rPr>
-                <w:rFonts w:hint="eastAsia" w:ascii="方正仿宋简体" w:hAnsi="方正仿宋简体" w:eastAsia="方正仿宋简体" w:cs="方正仿宋简体"/>
-                <w:color w:val="000000"/>
-                <w:sz w:val="28"/>
-                <w:szCs w:val="28"/>
-              </w:rPr>
-              <w:t>熟识三投影面体系构成，理解三视图形成原理，牢记三视图 “长对正、高平齐、宽相等” 投影规律。</w:t>
-            </w:r>
-            <w:r>
-              <w:rPr>
-                <w:rFonts w:hint="eastAsia" w:ascii="方正仿宋简体" w:hAnsi="方正仿宋简体" w:eastAsia="方正仿宋简体" w:cs="方正仿宋简体"/>
-                <w:sz w:val="28"/>
-                <w:szCs w:val="28"/>
-                <w:lang w:val="en-US" w:eastAsia="zh-CN"/>
-              </w:rPr>
-              <w:t xml:space="preserve">               </w:t>
+              <w:snapToGrid w:val="0"/>
+              <w:spacing w:before="0" w:after="40" w:line="320" w:lineRule="auto"/>
+              <w:ind w:left="300" w:hanging="300"/>
+              <w:jc w:val="both"/>
+            </w:pPr>
+            <w:r>
+              <w:rPr>
+                <w:rFonts w:ascii="微软雅黑" w:hAnsi="微软雅黑" w:eastAsia="微软雅黑" w:cs="微软雅黑"/>
+                <w:b/>
+                <w:bCs/>
+                <w:color w:val="2E75B6"/>
+                <w:sz w:val="21"/>
+                <w:szCs w:val="21"/>
+              </w:rPr>
+              <w:t xml:space="preserve">1	</w:t>
+            </w:r>
+            <w:r>
+              <w:rPr>
+                <w:rFonts w:ascii="微软雅黑" w:hAnsi="微软雅黑" w:eastAsia="微软雅黑" w:cs="微软雅黑"/>
+                <w:color w:val="262626"/>
+                <w:sz w:val="21"/>
+                <w:szCs w:val="21"/>
+              </w:rPr>
+              <w:t xml:space="preserve">了解投影法分类，中心投影、平行投影的区别；</w:t>
+            </w:r>
+          </w:p>
+          <w:p>
+            <w:pPr>
+              <w:snapToGrid w:val="0"/>
+              <w:spacing w:before="0" w:after="40" w:line="320" w:lineRule="auto"/>
+              <w:ind w:left="300" w:hanging="300"/>
+              <w:jc w:val="both"/>
+            </w:pPr>
+            <w:r>
+              <w:rPr>
+                <w:rFonts w:ascii="微软雅黑" w:hAnsi="微软雅黑" w:eastAsia="微软雅黑" w:cs="微软雅黑"/>
+                <w:b/>
+                <w:bCs/>
+                <w:color w:val="2E75B6"/>
+                <w:sz w:val="21"/>
+                <w:szCs w:val="21"/>
+              </w:rPr>
+              <w:t xml:space="preserve">2	</w:t>
+            </w:r>
+            <w:r>
+              <w:rPr>
+                <w:rFonts w:ascii="微软雅黑" w:hAnsi="微软雅黑" w:eastAsia="微软雅黑" w:cs="微软雅黑"/>
+                <w:color w:val="262626"/>
+                <w:sz w:val="21"/>
+                <w:szCs w:val="21"/>
+              </w:rPr>
+              <w:t xml:space="preserve">掌握正投影的基本特性；</w:t>
+            </w:r>
+          </w:p>
+          <w:p>
+            <w:pPr>
+              <w:snapToGrid w:val="0"/>
+              <w:spacing w:before="0" w:after="40" w:line="320" w:lineRule="auto"/>
+              <w:ind w:left="300" w:hanging="300"/>
+              <w:jc w:val="both"/>
+            </w:pPr>
+            <w:r>
+              <w:rPr>
+                <w:rFonts w:ascii="微软雅黑" w:hAnsi="微软雅黑" w:eastAsia="微软雅黑" w:cs="微软雅黑"/>
+                <w:b/>
+                <w:bCs/>
+                <w:color w:val="2E75B6"/>
+                <w:sz w:val="21"/>
+                <w:szCs w:val="21"/>
+              </w:rPr>
+              <w:t xml:space="preserve">3	</w:t>
+            </w:r>
+            <w:r>
+              <w:rPr>
+                <w:rFonts w:ascii="微软雅黑" w:hAnsi="微软雅黑" w:eastAsia="微软雅黑" w:cs="微软雅黑"/>
+                <w:color w:val="262626"/>
+                <w:sz w:val="21"/>
+                <w:szCs w:val="21"/>
+              </w:rPr>
+              <w:t xml:space="preserve">熟识三投影面体系构成，理解三视图形成原理，牢记三视图</w:t>
+            </w:r>
+            <w:r>
+              <w:rPr>
+                <w:rFonts w:ascii="微软雅黑" w:hAnsi="微软雅黑" w:eastAsia="微软雅黑" w:cs="微软雅黑"/>
+                <w:b/>
+                <w:bCs/>
+                <w:color w:val="2E75B6"/>
+                <w:sz w:val="21"/>
+                <w:szCs w:val="21"/>
+              </w:rPr>
+              <w:t xml:space="preserve">“长对正、高平齐、宽相等”</w:t>
+            </w:r>
+            <w:r>
+              <w:rPr>
+                <w:rFonts w:ascii="微软雅黑" w:hAnsi="微软雅黑" w:eastAsia="微软雅黑" w:cs="微软雅黑"/>
+                <w:color w:val="262626"/>
+                <w:sz w:val="21"/>
+                <w:szCs w:val="21"/>
+              </w:rPr>
+              <w:t xml:space="preserve">投影规律。</w:t>
             </w:r>
           </w:p>
         </w:tc>
@@ -3047,6 +3351,7 @@
           </w:tblCellMar>
         </w:tblPrEx>
         <w:trPr>
+          <w:cantSplit/>
           <w:trHeight w:val="1491" w:hRule="atLeast"/>
           <w:jc w:val="center"/>
         </w:trPr>
@@ -3054,7 +3359,13 @@
           <w:tcPr>
             <w:tcW w:w="1506" w:type="dxa"/>
             <w:vMerge w:val="continue"/>
-            <w:shd w:val="clear" w:color="auto" w:fill="C6D9F1"/>
+            <w:tcBorders>
+              <w:top w:val="single" w:sz="4" w:space="0" w:color="2E75B6"/>
+              <w:left w:val="single" w:sz="4" w:space="0" w:color="2E75B6"/>
+              <w:bottom w:val="single" w:sz="4" w:space="0" w:color="2E75B6"/>
+              <w:right w:val="single" w:sz="4" w:space="0" w:color="2E75B6"/>
+            </w:tcBorders>
+            <w:shd w:val="clear" w:color="auto" w:fill="2E75B6"/>
             <w:noWrap w:val="0"/>
             <w:vAlign w:val="center"/>
           </w:tcPr>
@@ -3086,40 +3397,73 @@
           <w:tcPr>
             <w:tcW w:w="2429" w:type="dxa"/>
             <w:tcBorders>
-              <w:bottom w:val="single" w:color="auto" w:sz="4" w:space="0"/>
+              <w:top w:val="single" w:sz="4" w:space="0" w:color="BDD7EE"/>
+              <w:left w:val="single" w:sz="4" w:space="0" w:color="BDD7EE"/>
+              <w:bottom w:val="single" w:sz="4" w:space="0" w:color="BDD7EE"/>
+              <w:right w:val="single" w:sz="4" w:space="0" w:color="BDD7EE"/>
             </w:tcBorders>
+            <w:shd w:val="clear" w:color="auto" w:fill="EAF1FB"/>
             <w:noWrap w:val="0"/>
             <w:vAlign w:val="center"/>
           </w:tcPr>
-          <w:p>
-            <w:pPr>
-              <w:keepNext w:val="0"/>
-              <w:keepLines w:val="0"/>
-              <w:pageBreakBefore w:val="0"/>
-              <w:kinsoku/>
-              <w:wordWrap/>
-              <w:overflowPunct/>
-              <w:topLinePunct w:val="0"/>
-              <w:bidi w:val="0"/>
-              <w:adjustRightInd/>
-              <w:snapToGrid/>
-              <w:spacing w:line="440" w:lineRule="exact"/>
+          <w:p xmlns:a="http://schemas.openxmlformats.org/drawingml/2006/main" xmlns:pic="http://schemas.openxmlformats.org/drawingml/2006/picture">
+            <w:pPr>
+              <w:snapToGrid w:val="0"/>
+              <w:spacing w:before="0" w:after="40" w:line="240" w:lineRule="auto"/>
+              <w:ind w:firstLine="0"/>
               <w:jc w:val="center"/>
-              <w:textAlignment w:val="auto"/>
-              <w:rPr>
-                <w:rFonts w:hint="eastAsia" w:ascii="方正仿宋简体" w:hAnsi="方正仿宋简体" w:eastAsia="方正仿宋简体" w:cs="方正仿宋简体"/>
-                <w:sz w:val="28"/>
-                <w:szCs w:val="28"/>
-              </w:rPr>
-            </w:pPr>
-            <w:r>
-              <w:rPr>
-                <w:rFonts w:hint="eastAsia" w:ascii="方正仿宋简体" w:hAnsi="方正仿宋简体" w:eastAsia="方正仿宋简体" w:cs="方正仿宋简体"/>
+            </w:pPr>
+            <w:r>
+              <w:drawing>
+                <wp:inline distT="0" distB="0" distL="0" distR="0">
+                  <wp:extent cx="203200" cy="203200"/>
+                  <wp:docPr id="46" name="图标 46"/>
+                  <a:graphic>
+                    <a:graphicData uri="http://schemas.openxmlformats.org/drawingml/2006/picture">
+                      <pic:pic>
+                        <pic:nvPicPr>
+                          <pic:cNvPr id="46" name="tools-2E75B6.png"/>
+                          <pic:cNvPicPr/>
+                        </pic:nvPicPr>
+                        <pic:blipFill>
+                          <a:blip r:embed="rId33"/>
+                          <a:stretch>
+                            <a:fillRect/>
+                          </a:stretch>
+                        </pic:blipFill>
+                        <pic:spPr>
+                          <a:xfrm>
+                            <a:off x="0" y="0"/>
+                            <a:ext cx="203200" cy="203200"/>
+                          </a:xfrm>
+                          <a:prstGeom prst="rect">
+                            <a:avLst/>
+                          </a:prstGeom>
+                        </pic:spPr>
+                      </pic:pic>
+                    </a:graphicData>
+                  </a:graphic>
+                </wp:inline>
+              </w:drawing>
+            </w:r>
+          </w:p>
+          <w:p>
+            <w:pPr>
+              <w:snapToGrid w:val="0"/>
+              <w:spacing w:before="0" w:after="0" w:line="240" w:lineRule="auto"/>
+              <w:ind w:firstLine="0"/>
+              <w:jc w:val="center"/>
+            </w:pPr>
+            <w:r>
+              <w:rPr>
+                <w:rFonts w:ascii="微软雅黑" w:hAnsi="微软雅黑" w:eastAsia="微软雅黑" w:cs="微软雅黑"/>
                 <w:b/>
-                <w:sz w:val="28"/>
-                <w:szCs w:val="28"/>
-              </w:rPr>
-              <w:t>能力目标</w:t>
+                <w:bCs/>
+                <w:color w:val="1F3864"/>
+                <w:sz w:val="22"/>
+                <w:szCs w:val="22"/>
+              </w:rPr>
+              <w:t xml:space="preserve">能力目标</w:t>
             </w:r>
           </w:p>
         </w:tc>
@@ -3128,199 +3472,103 @@
             <w:tcW w:w="7179" w:type="dxa"/>
             <w:gridSpan w:val="6"/>
             <w:tcBorders>
-              <w:bottom w:val="single" w:color="auto" w:sz="4" w:space="0"/>
+              <w:top w:val="single" w:sz="4" w:space="0" w:color="BDD7EE"/>
+              <w:left w:val="single" w:sz="4" w:space="0" w:color="BDD7EE"/>
+              <w:bottom w:val="single" w:sz="4" w:space="0" w:color="BDD7EE"/>
+              <w:right w:val="single" w:sz="4" w:space="0" w:color="BDD7EE"/>
             </w:tcBorders>
+            <w:shd w:val="clear" w:color="auto" w:fill="FFFFFF"/>
             <w:noWrap w:val="0"/>
+            <w:tcMar>
+              <w:top w:w="90" w:type="dxa"/>
+              <w:left w:w="180" w:type="dxa"/>
+              <w:bottom w:w="90" w:type="dxa"/>
+              <w:right w:w="180" w:type="dxa"/>
+            </w:tcMar>
             <w:vAlign w:val="center"/>
           </w:tcPr>
           <w:p>
             <w:pPr>
-              <w:keepNext w:val="0"/>
-              <w:keepLines w:val="0"/>
-              <w:pageBreakBefore w:val="0"/>
-              <w:widowControl/>
-              <w:suppressLineNumbers w:val="0"/>
-              <w:pBdr>
-                <w:top w:val="none" w:color="auto" w:sz="0" w:space="0"/>
-                <w:left w:val="none" w:color="auto" w:sz="0" w:space="0"/>
-                <w:bottom w:val="none" w:color="auto" w:sz="0" w:space="0"/>
-                <w:right w:val="none" w:color="auto" w:sz="0" w:space="0"/>
-              </w:pBdr>
-              <w:kinsoku/>
-              <w:wordWrap/>
-              <w:overflowPunct/>
-              <w:topLinePunct w:val="0"/>
-              <w:bidi w:val="0"/>
-              <w:adjustRightInd/>
-              <w:snapToGrid/>
-              <w:spacing w:before="0" w:beforeAutospacing="0" w:after="0" w:afterAutospacing="0" w:line="440" w:lineRule="exact"/>
-              <w:ind w:left="0" w:right="0"/>
-              <w:jc w:val="left"/>
-              <w:textAlignment w:val="auto"/>
-              <w:rPr>
-                <w:rFonts w:hint="eastAsia" w:ascii="方正仿宋简体" w:hAnsi="方正仿宋简体" w:eastAsia="方正仿宋简体" w:cs="方正仿宋简体"/>
-                <w:color w:val="000000"/>
-                <w:sz w:val="28"/>
-                <w:szCs w:val="28"/>
-              </w:rPr>
-            </w:pPr>
-            <w:r>
-              <w:rPr>
-                <w:rFonts w:hint="eastAsia" w:ascii="方正仿宋简体" w:hAnsi="方正仿宋简体" w:eastAsia="方正仿宋简体" w:cs="方正仿宋简体"/>
-                <w:color w:val="000000"/>
-                <w:sz w:val="28"/>
-                <w:szCs w:val="28"/>
-                <w:lang w:val="en-US" w:eastAsia="zh-CN"/>
-              </w:rPr>
-              <w:t>1.</w:t>
-            </w:r>
-            <w:r>
-              <w:rPr>
-                <w:rFonts w:hint="eastAsia" w:ascii="方正仿宋简体" w:hAnsi="方正仿宋简体" w:eastAsia="方正仿宋简体" w:cs="方正仿宋简体"/>
-                <w:color w:val="000000"/>
-                <w:sz w:val="28"/>
-                <w:szCs w:val="28"/>
-              </w:rPr>
-              <w:t>能够识别不同投影方法产生的图样效果；</w:t>
-            </w:r>
-          </w:p>
-          <w:p>
-            <w:pPr>
-              <w:keepNext w:val="0"/>
-              <w:keepLines w:val="0"/>
-              <w:pageBreakBefore w:val="0"/>
-              <w:widowControl/>
-              <w:suppressLineNumbers w:val="0"/>
-              <w:pBdr>
-                <w:top w:val="none" w:color="auto" w:sz="0" w:space="0"/>
-                <w:left w:val="none" w:color="auto" w:sz="0" w:space="0"/>
-                <w:bottom w:val="none" w:color="auto" w:sz="0" w:space="0"/>
-                <w:right w:val="none" w:color="auto" w:sz="0" w:space="0"/>
-              </w:pBdr>
-              <w:kinsoku/>
-              <w:wordWrap/>
-              <w:overflowPunct/>
-              <w:topLinePunct w:val="0"/>
-              <w:bidi w:val="0"/>
-              <w:adjustRightInd/>
-              <w:snapToGrid/>
-              <w:spacing w:before="0" w:beforeAutospacing="0" w:after="0" w:afterAutospacing="0" w:line="440" w:lineRule="exact"/>
-              <w:ind w:left="0" w:right="0"/>
-              <w:jc w:val="left"/>
-              <w:textAlignment w:val="auto"/>
-              <w:rPr>
-                <w:rFonts w:hint="eastAsia" w:ascii="方正仿宋简体" w:hAnsi="方正仿宋简体" w:eastAsia="方正仿宋简体" w:cs="方正仿宋简体"/>
-                <w:color w:val="000000"/>
-                <w:sz w:val="28"/>
-                <w:szCs w:val="28"/>
-              </w:rPr>
-            </w:pPr>
-            <w:r>
-              <w:rPr>
-                <w:rFonts w:hint="eastAsia" w:ascii="方正仿宋简体" w:hAnsi="方正仿宋简体" w:eastAsia="方正仿宋简体" w:cs="方正仿宋简体"/>
-                <w:color w:val="000000"/>
-                <w:sz w:val="28"/>
-                <w:szCs w:val="28"/>
-                <w:lang w:val="en-US" w:eastAsia="zh-CN"/>
-              </w:rPr>
-              <w:t>2.</w:t>
-            </w:r>
-            <w:r>
-              <w:rPr>
-                <w:rFonts w:hint="eastAsia" w:ascii="方正仿宋简体" w:hAnsi="方正仿宋简体" w:eastAsia="方正仿宋简体" w:cs="方正仿宋简体"/>
-                <w:color w:val="000000"/>
-                <w:sz w:val="28"/>
-                <w:szCs w:val="28"/>
-              </w:rPr>
-              <w:t>学会根据简单立体模型，对照投影规律读懂三视图；</w:t>
-            </w:r>
-          </w:p>
-          <w:p>
-            <w:pPr>
-              <w:keepNext w:val="0"/>
-              <w:keepLines w:val="0"/>
-              <w:pageBreakBefore w:val="0"/>
-              <w:widowControl/>
-              <w:suppressLineNumbers w:val="0"/>
-              <w:pBdr>
-                <w:top w:val="none" w:color="auto" w:sz="0" w:space="0"/>
-                <w:left w:val="none" w:color="auto" w:sz="0" w:space="0"/>
-                <w:bottom w:val="none" w:color="auto" w:sz="0" w:space="0"/>
-                <w:right w:val="none" w:color="auto" w:sz="0" w:space="0"/>
-              </w:pBdr>
-              <w:kinsoku/>
-              <w:wordWrap/>
-              <w:overflowPunct/>
-              <w:topLinePunct w:val="0"/>
-              <w:bidi w:val="0"/>
-              <w:adjustRightInd/>
-              <w:snapToGrid/>
-              <w:spacing w:before="0" w:beforeAutospacing="0" w:after="0" w:afterAutospacing="0" w:line="440" w:lineRule="exact"/>
-              <w:ind w:left="0" w:right="0"/>
-              <w:jc w:val="left"/>
-              <w:textAlignment w:val="auto"/>
-              <w:rPr>
-                <w:rFonts w:hint="eastAsia" w:ascii="方正仿宋简体" w:hAnsi="方正仿宋简体" w:eastAsia="方正仿宋简体" w:cs="方正仿宋简体"/>
-                <w:color w:val="000000"/>
-                <w:sz w:val="28"/>
-                <w:szCs w:val="28"/>
-              </w:rPr>
-            </w:pPr>
-            <w:r>
-              <w:rPr>
-                <w:rFonts w:hint="eastAsia" w:ascii="方正仿宋简体" w:hAnsi="方正仿宋简体" w:eastAsia="方正仿宋简体" w:cs="方正仿宋简体"/>
-                <w:color w:val="000000"/>
-                <w:sz w:val="28"/>
-                <w:szCs w:val="28"/>
-                <w:lang w:val="en-US" w:eastAsia="zh-CN"/>
-              </w:rPr>
-              <w:t>3.</w:t>
-            </w:r>
-            <w:r>
-              <w:rPr>
-                <w:rFonts w:hint="eastAsia" w:ascii="方正仿宋简体" w:hAnsi="方正仿宋简体" w:eastAsia="方正仿宋简体" w:cs="方正仿宋简体"/>
-                <w:color w:val="000000"/>
-                <w:sz w:val="28"/>
-                <w:szCs w:val="28"/>
-              </w:rPr>
-              <w:t>完成简单方块模型三视图草图绘制，做到符合三等投影关系。</w:t>
-            </w:r>
-          </w:p>
-          <w:p>
-            <w:pPr>
-              <w:keepNext w:val="0"/>
-              <w:keepLines w:val="0"/>
-              <w:pageBreakBefore w:val="0"/>
-              <w:widowControl/>
-              <w:numPr>
-                <w:ilvl w:val="0"/>
-                <w:numId w:val="0"/>
-              </w:numPr>
-              <w:kinsoku/>
-              <w:wordWrap/>
-              <w:overflowPunct/>
-              <w:topLinePunct w:val="0"/>
-              <w:bidi w:val="0"/>
-              <w:adjustRightInd/>
-              <w:snapToGrid/>
-              <w:spacing w:line="440" w:lineRule="exact"/>
-              <w:jc w:val="left"/>
-              <w:textAlignment w:val="auto"/>
-              <w:rPr>
-                <w:rFonts w:hint="eastAsia" w:ascii="方正仿宋简体" w:hAnsi="方正仿宋简体" w:eastAsia="方正仿宋简体" w:cs="方正仿宋简体"/>
-                <w:sz w:val="28"/>
-                <w:szCs w:val="28"/>
-                <w:lang w:val="en-US" w:eastAsia="zh-CN"/>
-              </w:rPr>
-            </w:pPr>
-            <w:r>
-              <w:rPr>
-                <w:rFonts w:hint="eastAsia" w:ascii="方正仿宋简体" w:hAnsi="方正仿宋简体" w:eastAsia="方正仿宋简体" w:cs="方正仿宋简体"/>
-                <w:sz w:val="28"/>
-                <w:szCs w:val="28"/>
-                <w:lang w:val="en-US" w:eastAsia="zh-CN"/>
-              </w:rPr>
-              <w:t xml:space="preserve">               </w:t>
+              <w:snapToGrid w:val="0"/>
+              <w:spacing w:before="0" w:after="40" w:line="320" w:lineRule="auto"/>
+              <w:ind w:left="300" w:hanging="300"/>
+              <w:jc w:val="both"/>
+            </w:pPr>
+            <w:r>
+              <w:rPr>
+                <w:rFonts w:ascii="微软雅黑" w:hAnsi="微软雅黑" w:eastAsia="微软雅黑" w:cs="微软雅黑"/>
+                <w:b/>
+                <w:bCs/>
+                <w:color w:val="2E75B6"/>
+                <w:sz w:val="21"/>
+                <w:szCs w:val="21"/>
+              </w:rPr>
+              <w:t xml:space="preserve">1	</w:t>
+            </w:r>
+            <w:r>
+              <w:rPr>
+                <w:rFonts w:ascii="微软雅黑" w:hAnsi="微软雅黑" w:eastAsia="微软雅黑" w:cs="微软雅黑"/>
+                <w:color w:val="262626"/>
+                <w:sz w:val="21"/>
+                <w:szCs w:val="21"/>
+              </w:rPr>
+              <w:t xml:space="preserve">能够识别不同投影方法产生的图样效果；</w:t>
+            </w:r>
+          </w:p>
+          <w:p>
+            <w:pPr>
+              <w:snapToGrid w:val="0"/>
+              <w:spacing w:before="0" w:after="40" w:line="320" w:lineRule="auto"/>
+              <w:ind w:left="300" w:hanging="300"/>
+              <w:jc w:val="both"/>
+            </w:pPr>
+            <w:r>
+              <w:rPr>
+                <w:rFonts w:ascii="微软雅黑" w:hAnsi="微软雅黑" w:eastAsia="微软雅黑" w:cs="微软雅黑"/>
+                <w:b/>
+                <w:bCs/>
+                <w:color w:val="2E75B6"/>
+                <w:sz w:val="21"/>
+                <w:szCs w:val="21"/>
+              </w:rPr>
+              <w:t xml:space="preserve">2	</w:t>
+            </w:r>
+            <w:r>
+              <w:rPr>
+                <w:rFonts w:ascii="微软雅黑" w:hAnsi="微软雅黑" w:eastAsia="微软雅黑" w:cs="微软雅黑"/>
+                <w:color w:val="262626"/>
+                <w:sz w:val="21"/>
+                <w:szCs w:val="21"/>
+              </w:rPr>
+              <w:t xml:space="preserve">学会根据简单立体模型，对照投影规律读懂三视图；</w:t>
+            </w:r>
+          </w:p>
+          <w:p>
+            <w:pPr>
+              <w:snapToGrid w:val="0"/>
+              <w:spacing w:before="0" w:after="40" w:line="320" w:lineRule="auto"/>
+              <w:ind w:left="300" w:hanging="300"/>
+              <w:jc w:val="both"/>
+            </w:pPr>
+            <w:r>
+              <w:rPr>
+                <w:rFonts w:ascii="微软雅黑" w:hAnsi="微软雅黑" w:eastAsia="微软雅黑" w:cs="微软雅黑"/>
+                <w:b/>
+                <w:bCs/>
+                <w:color w:val="2E75B6"/>
+                <w:sz w:val="21"/>
+                <w:szCs w:val="21"/>
+              </w:rPr>
+              <w:t xml:space="preserve">3	</w:t>
+            </w:r>
+            <w:r>
+              <w:rPr>
+                <w:rFonts w:ascii="微软雅黑" w:hAnsi="微软雅黑" w:eastAsia="微软雅黑" w:cs="微软雅黑"/>
+                <w:color w:val="262626"/>
+                <w:sz w:val="21"/>
+                <w:szCs w:val="21"/>
+              </w:rPr>
+              <w:t xml:space="preserve">完成简单方块模型三视图草图绘制，做到符合三等投影关系。</w:t>
             </w:r>
           </w:p>
         </w:tc>
@@ -3343,6 +3591,7 @@
           </w:tblCellMar>
         </w:tblPrEx>
         <w:trPr>
+          <w:cantSplit/>
           <w:trHeight w:val="494" w:hRule="atLeast"/>
           <w:jc w:val="center"/>
         </w:trPr>
@@ -3351,9 +3600,12 @@
             <w:tcW w:w="1506" w:type="dxa"/>
             <w:vMerge w:val="continue"/>
             <w:tcBorders>
-              <w:bottom w:val="single" w:color="auto" w:sz="4" w:space="0"/>
+              <w:top w:val="single" w:sz="4" w:space="0" w:color="2E75B6"/>
+              <w:left w:val="single" w:sz="4" w:space="0" w:color="2E75B6"/>
+              <w:bottom w:val="single" w:sz="4" w:space="0" w:color="2E75B6"/>
+              <w:right w:val="single" w:sz="4" w:space="0" w:color="2E75B6"/>
             </w:tcBorders>
-            <w:shd w:val="clear" w:color="auto" w:fill="C6D9F1"/>
+            <w:shd w:val="clear" w:color="auto" w:fill="2E75B6"/>
             <w:noWrap w:val="0"/>
             <w:vAlign w:val="center"/>
           </w:tcPr>
@@ -3385,40 +3637,73 @@
           <w:tcPr>
             <w:tcW w:w="2429" w:type="dxa"/>
             <w:tcBorders>
-              <w:bottom w:val="single" w:color="auto" w:sz="4" w:space="0"/>
+              <w:top w:val="single" w:sz="4" w:space="0" w:color="BDD7EE"/>
+              <w:left w:val="single" w:sz="4" w:space="0" w:color="BDD7EE"/>
+              <w:bottom w:val="single" w:sz="4" w:space="0" w:color="BDD7EE"/>
+              <w:right w:val="single" w:sz="4" w:space="0" w:color="BDD7EE"/>
             </w:tcBorders>
+            <w:shd w:val="clear" w:color="auto" w:fill="EAF1FB"/>
             <w:noWrap w:val="0"/>
             <w:vAlign w:val="center"/>
           </w:tcPr>
-          <w:p>
-            <w:pPr>
-              <w:keepNext w:val="0"/>
-              <w:keepLines w:val="0"/>
-              <w:pageBreakBefore w:val="0"/>
-              <w:kinsoku/>
-              <w:wordWrap/>
-              <w:overflowPunct/>
-              <w:topLinePunct w:val="0"/>
-              <w:bidi w:val="0"/>
-              <w:adjustRightInd/>
-              <w:snapToGrid/>
-              <w:spacing w:line="440" w:lineRule="exact"/>
+          <w:p xmlns:a="http://schemas.openxmlformats.org/drawingml/2006/main" xmlns:pic="http://schemas.openxmlformats.org/drawingml/2006/picture">
+            <w:pPr>
+              <w:snapToGrid w:val="0"/>
+              <w:spacing w:before="0" w:after="40" w:line="240" w:lineRule="auto"/>
+              <w:ind w:firstLine="0"/>
               <w:jc w:val="center"/>
-              <w:textAlignment w:val="auto"/>
-              <w:rPr>
-                <w:rFonts w:hint="eastAsia" w:ascii="方正仿宋简体" w:hAnsi="方正仿宋简体" w:eastAsia="方正仿宋简体" w:cs="方正仿宋简体"/>
-                <w:sz w:val="28"/>
-                <w:szCs w:val="28"/>
-              </w:rPr>
-            </w:pPr>
-            <w:r>
-              <w:rPr>
-                <w:rFonts w:hint="eastAsia" w:ascii="方正仿宋简体" w:hAnsi="方正仿宋简体" w:eastAsia="方正仿宋简体" w:cs="方正仿宋简体"/>
+            </w:pPr>
+            <w:r>
+              <w:drawing>
+                <wp:inline distT="0" distB="0" distL="0" distR="0">
+                  <wp:extent cx="203200" cy="203200"/>
+                  <wp:docPr id="47" name="图标 47"/>
+                  <a:graphic>
+                    <a:graphicData uri="http://schemas.openxmlformats.org/drawingml/2006/picture">
+                      <pic:pic>
+                        <pic:nvPicPr>
+                          <pic:cNvPr id="47" name="heart-handshake-2E75B6.png"/>
+                          <pic:cNvPicPr/>
+                        </pic:nvPicPr>
+                        <pic:blipFill>
+                          <a:blip r:embed="rId44"/>
+                          <a:stretch>
+                            <a:fillRect/>
+                          </a:stretch>
+                        </pic:blipFill>
+                        <pic:spPr>
+                          <a:xfrm>
+                            <a:off x="0" y="0"/>
+                            <a:ext cx="203200" cy="203200"/>
+                          </a:xfrm>
+                          <a:prstGeom prst="rect">
+                            <a:avLst/>
+                          </a:prstGeom>
+                        </pic:spPr>
+                      </pic:pic>
+                    </a:graphicData>
+                  </a:graphic>
+                </wp:inline>
+              </w:drawing>
+            </w:r>
+          </w:p>
+          <w:p>
+            <w:pPr>
+              <w:snapToGrid w:val="0"/>
+              <w:spacing w:before="0" w:after="0" w:line="240" w:lineRule="auto"/>
+              <w:ind w:firstLine="0"/>
+              <w:jc w:val="center"/>
+            </w:pPr>
+            <w:r>
+              <w:rPr>
+                <w:rFonts w:ascii="微软雅黑" w:hAnsi="微软雅黑" w:eastAsia="微软雅黑" w:cs="微软雅黑"/>
                 <w:b/>
-                <w:sz w:val="28"/>
-                <w:szCs w:val="28"/>
-              </w:rPr>
-              <w:t>素质目标</w:t>
+                <w:bCs/>
+                <w:color w:val="1F3864"/>
+                <w:sz w:val="22"/>
+                <w:szCs w:val="22"/>
+              </w:rPr>
+              <w:t xml:space="preserve">素质目标</w:t>
             </w:r>
           </w:p>
         </w:tc>
@@ -3427,194 +3712,104 @@
             <w:tcW w:w="7179" w:type="dxa"/>
             <w:gridSpan w:val="6"/>
             <w:tcBorders>
-              <w:bottom w:val="single" w:color="auto" w:sz="4" w:space="0"/>
+              <w:top w:val="single" w:sz="4" w:space="0" w:color="BDD7EE"/>
+              <w:left w:val="single" w:sz="4" w:space="0" w:color="BDD7EE"/>
+              <w:bottom w:val="single" w:sz="4" w:space="0" w:color="BDD7EE"/>
+              <w:right w:val="single" w:sz="4" w:space="0" w:color="BDD7EE"/>
             </w:tcBorders>
+            <w:shd w:val="clear" w:color="auto" w:fill="FFFFFF"/>
             <w:noWrap w:val="0"/>
-            <w:vAlign w:val="top"/>
+            <w:tcMar>
+              <w:top w:w="90" w:type="dxa"/>
+              <w:left w:w="180" w:type="dxa"/>
+              <w:bottom w:w="90" w:type="dxa"/>
+              <w:right w:w="180" w:type="dxa"/>
+            </w:tcMar>
+            <w:vAlign w:val="center"/>
           </w:tcPr>
           <w:p>
             <w:pPr>
-              <w:keepNext w:val="0"/>
-              <w:keepLines w:val="0"/>
-              <w:pageBreakBefore w:val="0"/>
-              <w:widowControl/>
-              <w:suppressLineNumbers w:val="0"/>
-              <w:pBdr>
-                <w:top w:val="none" w:color="auto" w:sz="0" w:space="0"/>
-                <w:left w:val="none" w:color="auto" w:sz="0" w:space="0"/>
-                <w:bottom w:val="none" w:color="auto" w:sz="0" w:space="0"/>
-                <w:right w:val="none" w:color="auto" w:sz="0" w:space="0"/>
-              </w:pBdr>
-              <w:kinsoku/>
-              <w:wordWrap/>
-              <w:overflowPunct/>
-              <w:topLinePunct w:val="0"/>
-              <w:bidi w:val="0"/>
-              <w:adjustRightInd/>
-              <w:snapToGrid/>
-              <w:spacing w:before="0" w:beforeAutospacing="0" w:after="0" w:afterAutospacing="0" w:line="440" w:lineRule="exact"/>
-              <w:ind w:left="0" w:right="0"/>
-              <w:jc w:val="left"/>
-              <w:textAlignment w:val="auto"/>
-              <w:rPr>
-                <w:rFonts w:hint="eastAsia" w:ascii="方正仿宋简体" w:hAnsi="方正仿宋简体" w:eastAsia="方正仿宋简体" w:cs="方正仿宋简体"/>
-                <w:color w:val="000000"/>
-                <w:sz w:val="28"/>
-                <w:szCs w:val="28"/>
-              </w:rPr>
-            </w:pPr>
-            <w:r>
-              <w:rPr>
-                <w:rFonts w:hint="eastAsia" w:ascii="方正仿宋简体" w:hAnsi="方正仿宋简体" w:eastAsia="方正仿宋简体" w:cs="方正仿宋简体"/>
-                <w:color w:val="000000"/>
-                <w:sz w:val="28"/>
-                <w:szCs w:val="28"/>
-                <w:lang w:val="en-US" w:eastAsia="zh-CN"/>
-              </w:rPr>
-              <w:t>1.</w:t>
-            </w:r>
-            <w:r>
-              <w:rPr>
-                <w:rFonts w:hint="eastAsia" w:ascii="方正仿宋简体" w:hAnsi="方正仿宋简体" w:eastAsia="方正仿宋简体" w:cs="方正仿宋简体"/>
-                <w:color w:val="000000"/>
-                <w:sz w:val="28"/>
-                <w:szCs w:val="28"/>
-              </w:rPr>
-              <w:t>养成严谨规范的工程绘图习惯，树立图纸就是工程语言的职业意识；</w:t>
-            </w:r>
-          </w:p>
-          <w:p>
-            <w:pPr>
-              <w:keepNext w:val="0"/>
-              <w:keepLines w:val="0"/>
-              <w:pageBreakBefore w:val="0"/>
-              <w:widowControl/>
-              <w:suppressLineNumbers w:val="0"/>
-              <w:pBdr>
-                <w:top w:val="none" w:color="auto" w:sz="0" w:space="0"/>
-                <w:left w:val="none" w:color="auto" w:sz="0" w:space="0"/>
-                <w:bottom w:val="none" w:color="auto" w:sz="0" w:space="0"/>
-                <w:right w:val="none" w:color="auto" w:sz="0" w:space="0"/>
-              </w:pBdr>
-              <w:kinsoku/>
-              <w:wordWrap/>
-              <w:overflowPunct/>
-              <w:topLinePunct w:val="0"/>
-              <w:bidi w:val="0"/>
-              <w:adjustRightInd/>
-              <w:snapToGrid/>
-              <w:spacing w:before="0" w:beforeAutospacing="0" w:after="0" w:afterAutospacing="0" w:line="440" w:lineRule="exact"/>
-              <w:ind w:left="0" w:right="0"/>
-              <w:jc w:val="left"/>
-              <w:textAlignment w:val="auto"/>
-              <w:rPr>
-                <w:rFonts w:hint="eastAsia" w:ascii="方正仿宋简体" w:hAnsi="方正仿宋简体" w:eastAsia="方正仿宋简体" w:cs="方正仿宋简体"/>
-                <w:color w:val="000000"/>
-                <w:sz w:val="28"/>
-                <w:szCs w:val="28"/>
-              </w:rPr>
-            </w:pPr>
-            <w:r>
-              <w:rPr>
-                <w:rFonts w:hint="eastAsia" w:ascii="方正仿宋简体" w:hAnsi="方正仿宋简体" w:eastAsia="方正仿宋简体" w:cs="方正仿宋简体"/>
-                <w:sz w:val="28"/>
-                <w:szCs w:val="28"/>
-                <w:lang w:val="en-US" w:eastAsia="zh-CN"/>
-              </w:rPr>
-              <w:t>2.</w:t>
-            </w:r>
-            <w:r>
-              <w:rPr>
-                <w:rFonts w:hint="eastAsia" w:ascii="方正仿宋简体" w:hAnsi="方正仿宋简体" w:eastAsia="方正仿宋简体" w:cs="方正仿宋简体"/>
-                <w:sz w:val="28"/>
-                <w:szCs w:val="28"/>
-              </w:rPr>
-              <w:t xml:space="preserve"> </w:t>
-            </w:r>
-            <w:r>
-              <w:rPr>
-                <w:rFonts w:hint="eastAsia" w:ascii="方正仿宋简体" w:hAnsi="方正仿宋简体" w:eastAsia="方正仿宋简体" w:cs="方正仿宋简体"/>
-                <w:color w:val="000000"/>
-                <w:sz w:val="28"/>
-                <w:szCs w:val="28"/>
-              </w:rPr>
-              <w:t>培育工匠精神，做事细致认真，培养精益求精的职业素养；</w:t>
-            </w:r>
-          </w:p>
-          <w:p>
-            <w:pPr>
-              <w:keepNext w:val="0"/>
-              <w:keepLines w:val="0"/>
-              <w:pageBreakBefore w:val="0"/>
-              <w:widowControl/>
-              <w:suppressLineNumbers w:val="0"/>
-              <w:pBdr>
-                <w:top w:val="none" w:color="auto" w:sz="0" w:space="0"/>
-                <w:left w:val="none" w:color="auto" w:sz="0" w:space="0"/>
-                <w:bottom w:val="none" w:color="auto" w:sz="0" w:space="0"/>
-                <w:right w:val="none" w:color="auto" w:sz="0" w:space="0"/>
-              </w:pBdr>
-              <w:kinsoku/>
-              <w:wordWrap/>
-              <w:overflowPunct/>
-              <w:topLinePunct w:val="0"/>
-              <w:bidi w:val="0"/>
-              <w:adjustRightInd/>
-              <w:snapToGrid/>
-              <w:spacing w:before="0" w:beforeAutospacing="0" w:after="0" w:afterAutospacing="0" w:line="440" w:lineRule="exact"/>
-              <w:ind w:left="0" w:right="0"/>
-              <w:jc w:val="left"/>
-              <w:textAlignment w:val="auto"/>
-              <w:rPr>
-                <w:rFonts w:hint="eastAsia" w:ascii="方正仿宋简体" w:hAnsi="方正仿宋简体" w:eastAsia="方正仿宋简体" w:cs="方正仿宋简体"/>
-                <w:color w:val="000000"/>
-                <w:sz w:val="28"/>
-                <w:szCs w:val="28"/>
-              </w:rPr>
-            </w:pPr>
-            <w:r>
-              <w:rPr>
-                <w:rFonts w:hint="eastAsia" w:ascii="方正仿宋简体" w:hAnsi="方正仿宋简体" w:eastAsia="方正仿宋简体" w:cs="方正仿宋简体"/>
-                <w:color w:val="000000"/>
-                <w:sz w:val="28"/>
-                <w:szCs w:val="28"/>
-                <w:lang w:val="en-US" w:eastAsia="zh-CN"/>
-              </w:rPr>
-              <w:t>3.</w:t>
-            </w:r>
-            <w:r>
-              <w:rPr>
-                <w:rFonts w:hint="eastAsia" w:ascii="方正仿宋简体" w:hAnsi="方正仿宋简体" w:eastAsia="方正仿宋简体" w:cs="方正仿宋简体"/>
-                <w:color w:val="000000"/>
-                <w:sz w:val="28"/>
-                <w:szCs w:val="28"/>
-              </w:rPr>
-              <w:t>小组协作练习中学会沟通互助，落实劳动教育，体会工程技术人员严谨求实工作作风。</w:t>
-            </w:r>
-          </w:p>
-          <w:p>
-            <w:pPr>
-              <w:keepNext w:val="0"/>
-              <w:keepLines w:val="0"/>
-              <w:pageBreakBefore w:val="0"/>
-              <w:widowControl/>
-              <w:kinsoku/>
-              <w:wordWrap/>
-              <w:overflowPunct/>
-              <w:topLinePunct w:val="0"/>
-              <w:bidi w:val="0"/>
-              <w:adjustRightInd/>
-              <w:snapToGrid/>
-              <w:spacing w:line="440" w:lineRule="exact"/>
-              <w:jc w:val="left"/>
-              <w:textAlignment w:val="auto"/>
-              <w:rPr>
-                <w:rFonts w:hint="eastAsia" w:ascii="方正仿宋简体" w:hAnsi="方正仿宋简体" w:eastAsia="方正仿宋简体" w:cs="方正仿宋简体"/>
-                <w:sz w:val="28"/>
-                <w:szCs w:val="28"/>
-                <w:lang w:val="en-US" w:eastAsia="zh-CN"/>
-              </w:rPr>
-            </w:pPr>
+              <w:snapToGrid w:val="0"/>
+              <w:spacing w:before="0" w:after="40" w:line="320" w:lineRule="auto"/>
+              <w:ind w:left="300" w:hanging="300"/>
+              <w:jc w:val="both"/>
+            </w:pPr>
+            <w:r>
+              <w:rPr>
+                <w:rFonts w:ascii="微软雅黑" w:hAnsi="微软雅黑" w:eastAsia="微软雅黑" w:cs="微软雅黑"/>
+                <w:b/>
+                <w:bCs/>
+                <w:color w:val="2E75B6"/>
+                <w:sz w:val="21"/>
+                <w:szCs w:val="21"/>
+              </w:rPr>
+              <w:t xml:space="preserve">1	</w:t>
+            </w:r>
+            <w:r>
+              <w:rPr>
+                <w:rFonts w:ascii="微软雅黑" w:hAnsi="微软雅黑" w:eastAsia="微软雅黑" w:cs="微软雅黑"/>
+                <w:color w:val="262626"/>
+                <w:sz w:val="21"/>
+                <w:szCs w:val="21"/>
+              </w:rPr>
+              <w:t xml:space="preserve">养成严谨规范的工程绘图习惯，树立图纸就是工程语言的职业意识；</w:t>
+            </w:r>
+          </w:p>
+          <w:p>
+            <w:pPr>
+              <w:snapToGrid w:val="0"/>
+              <w:spacing w:before="0" w:after="40" w:line="320" w:lineRule="auto"/>
+              <w:ind w:left="300" w:hanging="300"/>
+              <w:jc w:val="both"/>
+            </w:pPr>
+            <w:r>
+              <w:rPr>
+                <w:rFonts w:ascii="微软雅黑" w:hAnsi="微软雅黑" w:eastAsia="微软雅黑" w:cs="微软雅黑"/>
+                <w:b/>
+                <w:bCs/>
+                <w:color w:val="2E75B6"/>
+                <w:sz w:val="21"/>
+                <w:szCs w:val="21"/>
+              </w:rPr>
+              <w:t xml:space="preserve">2	</w:t>
+            </w:r>
+            <w:r>
+              <w:rPr>
+                <w:rFonts w:ascii="微软雅黑" w:hAnsi="微软雅黑" w:eastAsia="微软雅黑" w:cs="微软雅黑"/>
+                <w:color w:val="262626"/>
+                <w:sz w:val="21"/>
+                <w:szCs w:val="21"/>
+              </w:rPr>
+              <w:t xml:space="preserve">培育工匠精神，做事细致认真，培养精益求精的职业素养；</w:t>
+            </w:r>
+          </w:p>
+          <w:p>
+            <w:pPr>
+              <w:snapToGrid w:val="0"/>
+              <w:spacing w:before="0" w:after="40" w:line="320" w:lineRule="auto"/>
+              <w:ind w:left="300" w:hanging="300"/>
+              <w:jc w:val="both"/>
+            </w:pPr>
+            <w:r>
+              <w:rPr>
+                <w:rFonts w:ascii="微软雅黑" w:hAnsi="微软雅黑" w:eastAsia="微软雅黑" w:cs="微软雅黑"/>
+                <w:b/>
+                <w:bCs/>
+                <w:color w:val="2E75B6"/>
+                <w:sz w:val="21"/>
+                <w:szCs w:val="21"/>
+              </w:rPr>
+              <w:t xml:space="preserve">3	</w:t>
+            </w:r>
+            <w:r>
+              <w:rPr>
+                <w:rFonts w:ascii="微软雅黑" w:hAnsi="微软雅黑" w:eastAsia="微软雅黑" w:cs="微软雅黑"/>
+                <w:color w:val="262626"/>
+                <w:sz w:val="21"/>
+                <w:szCs w:val="21"/>
+              </w:rPr>
+              <w:t xml:space="preserve">小组协作练习中学会沟通互助，落实劳动教育，体会工程技术人员严谨求实工作作风。</w:t>
+            </w:r>
           </w:p>
         </w:tc>
       </w:tr>
@@ -3636,6 +3831,7 @@
           </w:tblCellMar>
         </w:tblPrEx>
         <w:trPr>
+          <w:cantSplit/>
           <w:trHeight w:val="566" w:hRule="atLeast"/>
           <w:jc w:val="center"/>
         </w:trPr>
@@ -3643,42 +3839,68 @@
           <w:tcPr>
             <w:tcW w:w="1506" w:type="dxa"/>
             <w:tcBorders>
-              <w:bottom w:val="single" w:color="auto" w:sz="4" w:space="0"/>
+              <w:top w:val="single" w:sz="4" w:space="0" w:color="2E75B6"/>
+              <w:left w:val="single" w:sz="4" w:space="0" w:color="2E75B6"/>
+              <w:bottom w:val="single" w:sz="4" w:space="0" w:color="2E75B6"/>
+              <w:right w:val="single" w:sz="4" w:space="0" w:color="2E75B6"/>
             </w:tcBorders>
-            <w:shd w:val="clear" w:color="auto" w:fill="C6D9F1"/>
+            <w:shd w:val="clear" w:color="auto" w:fill="2E75B6"/>
             <w:noWrap w:val="0"/>
             <w:vAlign w:val="center"/>
           </w:tcPr>
-          <w:p>
-            <w:pPr>
-              <w:keepNext w:val="0"/>
-              <w:keepLines w:val="0"/>
-              <w:pageBreakBefore w:val="0"/>
-              <w:kinsoku/>
-              <w:wordWrap/>
-              <w:overflowPunct/>
-              <w:topLinePunct w:val="0"/>
-              <w:bidi w:val="0"/>
-              <w:adjustRightInd/>
-              <w:snapToGrid/>
-              <w:spacing w:line="440" w:lineRule="exact"/>
+          <w:p xmlns:a="http://schemas.openxmlformats.org/drawingml/2006/main" xmlns:pic="http://schemas.openxmlformats.org/drawingml/2006/picture">
+            <w:pPr>
+              <w:snapToGrid w:val="0"/>
+              <w:spacing w:before="0" w:after="0" w:line="240" w:lineRule="auto"/>
+              <w:ind w:firstLine="0"/>
               <w:jc w:val="center"/>
-              <w:textAlignment w:val="auto"/>
-              <w:rPr>
-                <w:rFonts w:hint="eastAsia" w:ascii="方正仿宋简体" w:hAnsi="方正仿宋简体" w:eastAsia="方正仿宋简体" w:cs="方正仿宋简体"/>
+            </w:pPr>
+            <w:r>
+              <w:rPr>
+                <w:position w:val="-4"/>
+              </w:rPr>
+              <w:drawing>
+                <wp:inline distT="0" distB="0" distL="0" distR="0">
+                  <wp:extent cx="177800" cy="177800"/>
+                  <wp:docPr id="48" name="图标 48"/>
+                  <a:graphic>
+                    <a:graphicData uri="http://schemas.openxmlformats.org/drawingml/2006/picture">
+                      <pic:pic>
+                        <pic:nvPicPr>
+                          <pic:cNvPr id="48" name="star-FFFFFF.png"/>
+                          <pic:cNvPicPr/>
+                        </pic:nvPicPr>
+                        <pic:blipFill>
+                          <a:blip r:embed="rId45"/>
+                          <a:stretch>
+                            <a:fillRect/>
+                          </a:stretch>
+                        </pic:blipFill>
+                        <pic:spPr>
+                          <a:xfrm>
+                            <a:off x="0" y="0"/>
+                            <a:ext cx="177800" cy="177800"/>
+                          </a:xfrm>
+                          <a:prstGeom prst="rect">
+                            <a:avLst/>
+                          </a:prstGeom>
+                        </pic:spPr>
+                      </pic:pic>
+                    </a:graphicData>
+                  </a:graphic>
+                </wp:inline>
+              </w:drawing>
+            </w:r>
+            <w:r>
+              <w:rPr>
+                <w:rFonts w:ascii="微软雅黑" w:hAnsi="微软雅黑" w:eastAsia="微软雅黑" w:cs="微软雅黑"/>
                 <w:b/>
-                <w:sz w:val="28"/>
-                <w:szCs w:val="28"/>
-              </w:rPr>
-            </w:pPr>
-            <w:r>
-              <w:rPr>
-                <w:rFonts w:hint="eastAsia" w:ascii="方正仿宋简体" w:hAnsi="方正仿宋简体" w:eastAsia="方正仿宋简体" w:cs="方正仿宋简体"/>
-                <w:b/>
-                <w:sz w:val="28"/>
-                <w:szCs w:val="28"/>
-              </w:rPr>
-              <w:t>教学重点</w:t>
+                <w:bCs/>
+                <w:color w:val="FFFFFF"/>
+                <w:sz w:val="22"/>
+                <w:szCs w:val="22"/>
+              </w:rPr>
+              <w:t xml:space="preserve"> 教学重点</w:t>
             </w:r>
           </w:p>
         </w:tc>
@@ -3687,132 +3909,123 @@
             <w:tcW w:w="9608" w:type="dxa"/>
             <w:gridSpan w:val="7"/>
             <w:tcBorders>
-              <w:bottom w:val="single" w:color="auto" w:sz="4" w:space="0"/>
+              <w:top w:val="single" w:sz="4" w:space="0" w:color="BDD7EE"/>
+              <w:left w:val="single" w:sz="4" w:space="0" w:color="BDD7EE"/>
+              <w:bottom w:val="single" w:sz="4" w:space="0" w:color="BDD7EE"/>
+              <w:right w:val="single" w:sz="4" w:space="0" w:color="BDD7EE"/>
             </w:tcBorders>
+            <w:shd w:val="clear" w:color="auto" w:fill="FFFFFF"/>
             <w:noWrap w:val="0"/>
+            <w:tcMar>
+              <w:top w:w="90" w:type="dxa"/>
+              <w:left w:w="180" w:type="dxa"/>
+              <w:bottom w:w="90" w:type="dxa"/>
+              <w:right w:w="180" w:type="dxa"/>
+            </w:tcMar>
             <w:vAlign w:val="center"/>
           </w:tcPr>
           <w:p>
             <w:pPr>
-              <w:keepNext w:val="0"/>
-              <w:keepLines w:val="0"/>
-              <w:pageBreakBefore w:val="0"/>
-              <w:widowControl/>
-              <w:suppressLineNumbers w:val="0"/>
-              <w:pBdr>
-                <w:top w:val="none" w:color="auto" w:sz="0" w:space="0"/>
-                <w:left w:val="none" w:color="auto" w:sz="0" w:space="0"/>
-                <w:bottom w:val="none" w:color="auto" w:sz="0" w:space="0"/>
-                <w:right w:val="none" w:color="auto" w:sz="0" w:space="0"/>
-              </w:pBdr>
-              <w:kinsoku/>
-              <w:wordWrap/>
-              <w:overflowPunct/>
-              <w:topLinePunct w:val="0"/>
-              <w:bidi w:val="0"/>
-              <w:adjustRightInd/>
-              <w:snapToGrid/>
-              <w:spacing w:before="0" w:beforeAutospacing="0" w:after="0" w:afterAutospacing="0" w:line="440" w:lineRule="exact"/>
-              <w:ind w:left="0" w:right="0"/>
-              <w:jc w:val="left"/>
-              <w:textAlignment w:val="auto"/>
-              <w:rPr>
-                <w:rFonts w:hint="eastAsia" w:ascii="方正仿宋简体" w:hAnsi="方正仿宋简体" w:eastAsia="方正仿宋简体" w:cs="方正仿宋简体"/>
-                <w:color w:val="000000"/>
-                <w:sz w:val="28"/>
-                <w:szCs w:val="28"/>
-              </w:rPr>
-            </w:pPr>
-            <w:r>
-              <w:rPr>
-                <w:rFonts w:hint="eastAsia" w:ascii="方正仿宋简体" w:hAnsi="方正仿宋简体" w:eastAsia="方正仿宋简体" w:cs="方正仿宋简体"/>
-                <w:color w:val="000000"/>
-                <w:sz w:val="28"/>
-                <w:szCs w:val="28"/>
-              </w:rPr>
-              <w:t>正投影的基本特性；</w:t>
-            </w:r>
-          </w:p>
-          <w:p>
-            <w:pPr>
-              <w:keepNext w:val="0"/>
-              <w:keepLines w:val="0"/>
-              <w:pageBreakBefore w:val="0"/>
-              <w:widowControl/>
-              <w:suppressLineNumbers w:val="0"/>
-              <w:pBdr>
-                <w:top w:val="none" w:color="auto" w:sz="0" w:space="0"/>
-                <w:left w:val="none" w:color="auto" w:sz="0" w:space="0"/>
-                <w:bottom w:val="none" w:color="auto" w:sz="0" w:space="0"/>
-                <w:right w:val="none" w:color="auto" w:sz="0" w:space="0"/>
-              </w:pBdr>
-              <w:kinsoku/>
-              <w:wordWrap/>
-              <w:overflowPunct/>
-              <w:topLinePunct w:val="0"/>
-              <w:bidi w:val="0"/>
-              <w:adjustRightInd/>
-              <w:snapToGrid/>
-              <w:spacing w:before="0" w:beforeAutospacing="0" w:after="0" w:afterAutospacing="0" w:line="440" w:lineRule="exact"/>
-              <w:ind w:left="0" w:right="0"/>
-              <w:jc w:val="left"/>
-              <w:textAlignment w:val="auto"/>
-              <w:rPr>
-                <w:rFonts w:hint="eastAsia" w:ascii="方正仿宋简体" w:hAnsi="方正仿宋简体" w:eastAsia="方正仿宋简体" w:cs="方正仿宋简体"/>
-                <w:color w:val="000000"/>
-                <w:sz w:val="28"/>
-                <w:szCs w:val="28"/>
-              </w:rPr>
-            </w:pPr>
-            <w:r>
-              <w:rPr>
-                <w:rFonts w:hint="eastAsia" w:ascii="方正仿宋简体" w:hAnsi="方正仿宋简体" w:eastAsia="方正仿宋简体" w:cs="方正仿宋简体"/>
-                <w:color w:val="000000"/>
-                <w:sz w:val="28"/>
-                <w:szCs w:val="28"/>
-              </w:rPr>
-              <w:t>三视图的形成；</w:t>
-            </w:r>
-          </w:p>
-          <w:p>
-            <w:pPr>
-              <w:keepNext w:val="0"/>
-              <w:keepLines w:val="0"/>
-              <w:pageBreakBefore w:val="0"/>
-              <w:widowControl/>
-              <w:suppressLineNumbers w:val="0"/>
-              <w:pBdr>
-                <w:top w:val="none" w:color="auto" w:sz="0" w:space="0"/>
-                <w:left w:val="none" w:color="auto" w:sz="0" w:space="0"/>
-                <w:bottom w:val="none" w:color="auto" w:sz="0" w:space="0"/>
-                <w:right w:val="none" w:color="auto" w:sz="0" w:space="0"/>
-              </w:pBdr>
-              <w:kinsoku/>
-              <w:wordWrap/>
-              <w:overflowPunct/>
-              <w:topLinePunct w:val="0"/>
-              <w:bidi w:val="0"/>
-              <w:adjustRightInd/>
-              <w:snapToGrid/>
-              <w:spacing w:before="0" w:beforeAutospacing="0" w:after="0" w:afterAutospacing="0" w:line="440" w:lineRule="exact"/>
-              <w:ind w:left="0" w:right="0"/>
-              <w:jc w:val="left"/>
-              <w:textAlignment w:val="auto"/>
-              <w:rPr>
-                <w:rFonts w:hint="eastAsia" w:ascii="方正仿宋简体" w:hAnsi="方正仿宋简体" w:eastAsia="方正仿宋简体" w:cs="方正仿宋简体"/>
-                <w:sz w:val="28"/>
-                <w:szCs w:val="28"/>
-                <w:lang w:val="en-US" w:eastAsia="zh-CN"/>
-              </w:rPr>
-            </w:pPr>
-            <w:r>
-              <w:rPr>
-                <w:rFonts w:hint="eastAsia" w:ascii="方正仿宋简体" w:hAnsi="方正仿宋简体" w:eastAsia="方正仿宋简体" w:cs="方正仿宋简体"/>
-                <w:color w:val="000000"/>
-                <w:sz w:val="28"/>
-                <w:szCs w:val="28"/>
-              </w:rPr>
-              <w:t>三视图 “长对正、高平齐、宽相等” 三等投影对应关系。</w:t>
+              <w:snapToGrid w:val="0"/>
+              <w:spacing w:before="0" w:after="40" w:line="320" w:lineRule="auto"/>
+              <w:ind w:left="300" w:hanging="300"/>
+              <w:jc w:val="both"/>
+            </w:pPr>
+            <w:r>
+              <w:rPr>
+                <w:rFonts w:ascii="微软雅黑" w:hAnsi="微软雅黑" w:eastAsia="微软雅黑" w:cs="微软雅黑"/>
+                <w:b/>
+                <w:bCs/>
+                <w:color w:val="2E75B6"/>
+                <w:sz w:val="21"/>
+                <w:szCs w:val="21"/>
+              </w:rPr>
+              <w:t xml:space="preserve">1	</w:t>
+            </w:r>
+            <w:r>
+              <w:rPr>
+                <w:rFonts w:ascii="微软雅黑" w:hAnsi="微软雅黑" w:eastAsia="微软雅黑" w:cs="微软雅黑"/>
+                <w:color w:val="262626"/>
+                <w:sz w:val="21"/>
+                <w:szCs w:val="21"/>
+              </w:rPr>
+              <w:t xml:space="preserve">正投影的基本特性；</w:t>
+            </w:r>
+          </w:p>
+          <w:p>
+            <w:pPr>
+              <w:snapToGrid w:val="0"/>
+              <w:spacing w:before="0" w:after="40" w:line="320" w:lineRule="auto"/>
+              <w:ind w:left="300" w:hanging="300"/>
+              <w:jc w:val="both"/>
+            </w:pPr>
+            <w:r>
+              <w:rPr>
+                <w:rFonts w:ascii="微软雅黑" w:hAnsi="微软雅黑" w:eastAsia="微软雅黑" w:cs="微软雅黑"/>
+                <w:b/>
+                <w:bCs/>
+                <w:color w:val="2E75B6"/>
+                <w:sz w:val="21"/>
+                <w:szCs w:val="21"/>
+              </w:rPr>
+              <w:t xml:space="preserve">2	</w:t>
+            </w:r>
+            <w:r>
+              <w:rPr>
+                <w:rFonts w:ascii="微软雅黑" w:hAnsi="微软雅黑" w:eastAsia="微软雅黑" w:cs="微软雅黑"/>
+                <w:color w:val="262626"/>
+                <w:sz w:val="21"/>
+                <w:szCs w:val="21"/>
+              </w:rPr>
+              <w:t xml:space="preserve">三视图的形成；</w:t>
+            </w:r>
+          </w:p>
+          <w:p>
+            <w:pPr>
+              <w:snapToGrid w:val="0"/>
+              <w:spacing w:before="0" w:after="40" w:line="320" w:lineRule="auto"/>
+              <w:ind w:left="300" w:hanging="300"/>
+              <w:jc w:val="both"/>
+            </w:pPr>
+            <w:r>
+              <w:rPr>
+                <w:rFonts w:ascii="微软雅黑" w:hAnsi="微软雅黑" w:eastAsia="微软雅黑" w:cs="微软雅黑"/>
+                <w:b/>
+                <w:bCs/>
+                <w:color w:val="2E75B6"/>
+                <w:sz w:val="21"/>
+                <w:szCs w:val="21"/>
+              </w:rPr>
+              <w:t xml:space="preserve">3	</w:t>
+            </w:r>
+            <w:r>
+              <w:rPr>
+                <w:rFonts w:ascii="微软雅黑" w:hAnsi="微软雅黑" w:eastAsia="微软雅黑" w:cs="微软雅黑"/>
+                <w:color w:val="262626"/>
+                <w:sz w:val="21"/>
+                <w:szCs w:val="21"/>
+              </w:rPr>
+              <w:t xml:space="preserve">三视图</w:t>
+            </w:r>
+            <w:r>
+              <w:rPr>
+                <w:rFonts w:ascii="微软雅黑" w:hAnsi="微软雅黑" w:eastAsia="微软雅黑" w:cs="微软雅黑"/>
+                <w:b/>
+                <w:bCs/>
+                <w:color w:val="2E75B6"/>
+                <w:sz w:val="21"/>
+                <w:szCs w:val="21"/>
+              </w:rPr>
+              <w:t xml:space="preserve">“长对正、高平齐、宽相等”</w:t>
+            </w:r>
+            <w:r>
+              <w:rPr>
+                <w:rFonts w:ascii="微软雅黑" w:hAnsi="微软雅黑" w:eastAsia="微软雅黑" w:cs="微软雅黑"/>
+                <w:color w:val="262626"/>
+                <w:sz w:val="21"/>
+                <w:szCs w:val="21"/>
+              </w:rPr>
+              <w:t xml:space="preserve">三等投影对应关系。</w:t>
             </w:r>
           </w:p>
         </w:tc>
@@ -3835,6 +4048,7 @@
           </w:tblCellMar>
         </w:tblPrEx>
         <w:trPr>
+          <w:cantSplit/>
           <w:trHeight w:val="642" w:hRule="atLeast"/>
           <w:jc w:val="center"/>
         </w:trPr>
@@ -3842,42 +4056,68 @@
           <w:tcPr>
             <w:tcW w:w="1506" w:type="dxa"/>
             <w:tcBorders>
-              <w:bottom w:val="single" w:color="auto" w:sz="4" w:space="0"/>
+              <w:top w:val="single" w:sz="4" w:space="0" w:color="2E75B6"/>
+              <w:left w:val="single" w:sz="4" w:space="0" w:color="2E75B6"/>
+              <w:bottom w:val="single" w:sz="4" w:space="0" w:color="2E75B6"/>
+              <w:right w:val="single" w:sz="4" w:space="0" w:color="2E75B6"/>
             </w:tcBorders>
-            <w:shd w:val="clear" w:color="auto" w:fill="C6D9F1"/>
+            <w:shd w:val="clear" w:color="auto" w:fill="2E75B6"/>
             <w:noWrap w:val="0"/>
             <w:vAlign w:val="center"/>
           </w:tcPr>
-          <w:p>
-            <w:pPr>
-              <w:keepNext w:val="0"/>
-              <w:keepLines w:val="0"/>
-              <w:pageBreakBefore w:val="0"/>
-              <w:kinsoku/>
-              <w:wordWrap/>
-              <w:overflowPunct/>
-              <w:topLinePunct w:val="0"/>
-              <w:bidi w:val="0"/>
-              <w:adjustRightInd/>
-              <w:snapToGrid/>
-              <w:spacing w:line="440" w:lineRule="exact"/>
+          <w:p xmlns:a="http://schemas.openxmlformats.org/drawingml/2006/main" xmlns:pic="http://schemas.openxmlformats.org/drawingml/2006/picture">
+            <w:pPr>
+              <w:snapToGrid w:val="0"/>
+              <w:spacing w:before="0" w:after="0" w:line="240" w:lineRule="auto"/>
+              <w:ind w:firstLine="0"/>
               <w:jc w:val="center"/>
-              <w:textAlignment w:val="auto"/>
-              <w:rPr>
-                <w:rFonts w:hint="eastAsia" w:ascii="方正仿宋简体" w:hAnsi="方正仿宋简体" w:eastAsia="方正仿宋简体" w:cs="方正仿宋简体"/>
+            </w:pPr>
+            <w:r>
+              <w:rPr>
+                <w:position w:val="-4"/>
+              </w:rPr>
+              <w:drawing>
+                <wp:inline distT="0" distB="0" distL="0" distR="0">
+                  <wp:extent cx="177800" cy="177800"/>
+                  <wp:docPr id="49" name="图标 49"/>
+                  <a:graphic>
+                    <a:graphicData uri="http://schemas.openxmlformats.org/drawingml/2006/picture">
+                      <pic:pic>
+                        <pic:nvPicPr>
+                          <pic:cNvPr id="49" name="alert-triangle-FFFFFF.png"/>
+                          <pic:cNvPicPr/>
+                        </pic:nvPicPr>
+                        <pic:blipFill>
+                          <a:blip r:embed="rId46"/>
+                          <a:stretch>
+                            <a:fillRect/>
+                          </a:stretch>
+                        </pic:blipFill>
+                        <pic:spPr>
+                          <a:xfrm>
+                            <a:off x="0" y="0"/>
+                            <a:ext cx="177800" cy="177800"/>
+                          </a:xfrm>
+                          <a:prstGeom prst="rect">
+                            <a:avLst/>
+                          </a:prstGeom>
+                        </pic:spPr>
+                      </pic:pic>
+                    </a:graphicData>
+                  </a:graphic>
+                </wp:inline>
+              </w:drawing>
+            </w:r>
+            <w:r>
+              <w:rPr>
+                <w:rFonts w:ascii="微软雅黑" w:hAnsi="微软雅黑" w:eastAsia="微软雅黑" w:cs="微软雅黑"/>
                 <w:b/>
-                <w:sz w:val="28"/>
-                <w:szCs w:val="28"/>
-              </w:rPr>
-            </w:pPr>
-            <w:r>
-              <w:rPr>
-                <w:rFonts w:hint="eastAsia" w:ascii="方正仿宋简体" w:hAnsi="方正仿宋简体" w:eastAsia="方正仿宋简体" w:cs="方正仿宋简体"/>
-                <w:b/>
-                <w:sz w:val="28"/>
-                <w:szCs w:val="28"/>
-              </w:rPr>
-              <w:t>教学难点</w:t>
+                <w:bCs/>
+                <w:color w:val="FFFFFF"/>
+                <w:sz w:val="22"/>
+                <w:szCs w:val="22"/>
+              </w:rPr>
+              <w:t xml:space="preserve"> 教学难点</w:t>
             </w:r>
           </w:p>
         </w:tc>
@@ -3886,140 +4126,123 @@
             <w:tcW w:w="9608" w:type="dxa"/>
             <w:gridSpan w:val="7"/>
             <w:tcBorders>
-              <w:bottom w:val="single" w:color="auto" w:sz="4" w:space="0"/>
+              <w:top w:val="single" w:sz="4" w:space="0" w:color="BDD7EE"/>
+              <w:left w:val="single" w:sz="4" w:space="0" w:color="BDD7EE"/>
+              <w:bottom w:val="single" w:sz="4" w:space="0" w:color="BDD7EE"/>
+              <w:right w:val="single" w:sz="4" w:space="0" w:color="BDD7EE"/>
             </w:tcBorders>
+            <w:shd w:val="clear" w:color="auto" w:fill="FFFFFF"/>
             <w:noWrap w:val="0"/>
+            <w:tcMar>
+              <w:top w:w="90" w:type="dxa"/>
+              <w:left w:w="180" w:type="dxa"/>
+              <w:bottom w:w="90" w:type="dxa"/>
+              <w:right w:w="180" w:type="dxa"/>
+            </w:tcMar>
             <w:vAlign w:val="center"/>
           </w:tcPr>
           <w:p>
             <w:pPr>
-              <w:keepNext w:val="0"/>
-              <w:keepLines w:val="0"/>
-              <w:pageBreakBefore w:val="0"/>
-              <w:widowControl/>
-              <w:suppressLineNumbers w:val="0"/>
-              <w:pBdr>
-                <w:top w:val="none" w:color="auto" w:sz="0" w:space="0"/>
-                <w:left w:val="none" w:color="auto" w:sz="0" w:space="0"/>
-                <w:bottom w:val="none" w:color="auto" w:sz="0" w:space="0"/>
-                <w:right w:val="none" w:color="auto" w:sz="0" w:space="0"/>
-              </w:pBdr>
-              <w:kinsoku/>
-              <w:wordWrap/>
-              <w:overflowPunct/>
-              <w:topLinePunct w:val="0"/>
-              <w:bidi w:val="0"/>
-              <w:adjustRightInd/>
-              <w:snapToGrid/>
-              <w:spacing w:before="0" w:beforeAutospacing="0" w:after="0" w:afterAutospacing="0" w:line="440" w:lineRule="exact"/>
-              <w:ind w:left="0" w:right="0"/>
-              <w:jc w:val="left"/>
-              <w:textAlignment w:val="auto"/>
-              <w:rPr>
-                <w:rFonts w:hint="eastAsia" w:ascii="方正仿宋简体" w:hAnsi="方正仿宋简体" w:eastAsia="方正仿宋简体" w:cs="方正仿宋简体"/>
-                <w:color w:val="000000"/>
-                <w:sz w:val="28"/>
-                <w:szCs w:val="28"/>
-              </w:rPr>
-            </w:pPr>
-            <w:r>
-              <w:rPr>
-                <w:rFonts w:hint="eastAsia" w:ascii="方正仿宋简体" w:hAnsi="方正仿宋简体" w:eastAsia="方正仿宋简体" w:cs="方正仿宋简体"/>
-                <w:color w:val="000000"/>
-                <w:sz w:val="28"/>
-                <w:szCs w:val="28"/>
-              </w:rPr>
-              <w:t>理解三投影面体系展开过程；</w:t>
-            </w:r>
-          </w:p>
-          <w:p>
-            <w:pPr>
-              <w:keepNext w:val="0"/>
-              <w:keepLines w:val="0"/>
-              <w:pageBreakBefore w:val="0"/>
-              <w:widowControl/>
-              <w:suppressLineNumbers w:val="0"/>
-              <w:pBdr>
-                <w:top w:val="none" w:color="auto" w:sz="0" w:space="0"/>
-                <w:left w:val="none" w:color="auto" w:sz="0" w:space="0"/>
-                <w:bottom w:val="none" w:color="auto" w:sz="0" w:space="0"/>
-                <w:right w:val="none" w:color="auto" w:sz="0" w:space="0"/>
-              </w:pBdr>
-              <w:kinsoku/>
-              <w:wordWrap/>
-              <w:overflowPunct/>
-              <w:topLinePunct w:val="0"/>
-              <w:bidi w:val="0"/>
-              <w:adjustRightInd/>
-              <w:snapToGrid/>
-              <w:spacing w:before="0" w:beforeAutospacing="0" w:after="0" w:afterAutospacing="0" w:line="440" w:lineRule="exact"/>
-              <w:ind w:left="0" w:right="0"/>
-              <w:jc w:val="left"/>
-              <w:textAlignment w:val="auto"/>
-              <w:rPr>
-                <w:rFonts w:hint="eastAsia" w:ascii="方正仿宋简体" w:hAnsi="方正仿宋简体" w:eastAsia="方正仿宋简体" w:cs="方正仿宋简体"/>
-                <w:color w:val="000000"/>
-                <w:sz w:val="28"/>
-                <w:szCs w:val="28"/>
-              </w:rPr>
-            </w:pPr>
-            <w:r>
-              <w:rPr>
-                <w:rFonts w:hint="eastAsia" w:ascii="方正仿宋简体" w:hAnsi="方正仿宋简体" w:eastAsia="方正仿宋简体" w:cs="方正仿宋简体"/>
-                <w:color w:val="000000"/>
-                <w:sz w:val="28"/>
-                <w:szCs w:val="28"/>
-              </w:rPr>
-              <w:t>空间形体向二维视图转换的空间想象；</w:t>
-            </w:r>
-          </w:p>
-          <w:p>
-            <w:pPr>
-              <w:keepNext w:val="0"/>
-              <w:keepLines w:val="0"/>
-              <w:pageBreakBefore w:val="0"/>
-              <w:widowControl/>
-              <w:suppressLineNumbers w:val="0"/>
-              <w:pBdr>
-                <w:top w:val="none" w:color="auto" w:sz="0" w:space="0"/>
-                <w:left w:val="none" w:color="auto" w:sz="0" w:space="0"/>
-                <w:bottom w:val="none" w:color="auto" w:sz="0" w:space="0"/>
-                <w:right w:val="none" w:color="auto" w:sz="0" w:space="0"/>
-              </w:pBdr>
-              <w:kinsoku/>
-              <w:wordWrap/>
-              <w:overflowPunct/>
-              <w:topLinePunct w:val="0"/>
-              <w:bidi w:val="0"/>
-              <w:adjustRightInd/>
-              <w:snapToGrid/>
-              <w:spacing w:before="0" w:beforeAutospacing="0" w:after="0" w:afterAutospacing="0" w:line="440" w:lineRule="exact"/>
-              <w:ind w:left="0" w:right="0"/>
-              <w:jc w:val="left"/>
-              <w:textAlignment w:val="auto"/>
-              <w:rPr>
-                <w:rFonts w:hint="eastAsia" w:ascii="方正仿宋简体" w:hAnsi="方正仿宋简体" w:eastAsia="方正仿宋简体" w:cs="方正仿宋简体"/>
-                <w:sz w:val="28"/>
-                <w:szCs w:val="28"/>
-                <w:lang w:val="en-US" w:eastAsia="zh-CN"/>
-              </w:rPr>
-            </w:pPr>
-            <w:r>
-              <w:rPr>
-                <w:rFonts w:hint="eastAsia" w:ascii="方正仿宋简体" w:hAnsi="方正仿宋简体" w:eastAsia="方正仿宋简体" w:cs="方正仿宋简体"/>
-                <w:sz w:val="28"/>
-                <w:szCs w:val="28"/>
-              </w:rPr>
-              <w:t xml:space="preserve"> </w:t>
-            </w:r>
-            <w:r>
-              <w:rPr>
-                <w:rFonts w:hint="eastAsia" w:ascii="方正仿宋简体" w:hAnsi="方正仿宋简体" w:eastAsia="方正仿宋简体" w:cs="方正仿宋简体"/>
-                <w:color w:val="000000"/>
-                <w:sz w:val="28"/>
-                <w:szCs w:val="28"/>
-              </w:rPr>
-              <w:t>绘图实操落实 “宽相等” 投影关系。</w:t>
+              <w:snapToGrid w:val="0"/>
+              <w:spacing w:before="0" w:after="40" w:line="320" w:lineRule="auto"/>
+              <w:ind w:left="300" w:hanging="300"/>
+              <w:jc w:val="both"/>
+            </w:pPr>
+            <w:r>
+              <w:rPr>
+                <w:rFonts w:ascii="微软雅黑" w:hAnsi="微软雅黑" w:eastAsia="微软雅黑" w:cs="微软雅黑"/>
+                <w:b/>
+                <w:bCs/>
+                <w:color w:val="2E75B6"/>
+                <w:sz w:val="21"/>
+                <w:szCs w:val="21"/>
+              </w:rPr>
+              <w:t xml:space="preserve">1	</w:t>
+            </w:r>
+            <w:r>
+              <w:rPr>
+                <w:rFonts w:ascii="微软雅黑" w:hAnsi="微软雅黑" w:eastAsia="微软雅黑" w:cs="微软雅黑"/>
+                <w:color w:val="262626"/>
+                <w:sz w:val="21"/>
+                <w:szCs w:val="21"/>
+              </w:rPr>
+              <w:t xml:space="preserve">理解三投影面体系展开过程；</w:t>
+            </w:r>
+          </w:p>
+          <w:p>
+            <w:pPr>
+              <w:snapToGrid w:val="0"/>
+              <w:spacing w:before="0" w:after="40" w:line="320" w:lineRule="auto"/>
+              <w:ind w:left="300" w:hanging="300"/>
+              <w:jc w:val="both"/>
+            </w:pPr>
+            <w:r>
+              <w:rPr>
+                <w:rFonts w:ascii="微软雅黑" w:hAnsi="微软雅黑" w:eastAsia="微软雅黑" w:cs="微软雅黑"/>
+                <w:b/>
+                <w:bCs/>
+                <w:color w:val="2E75B6"/>
+                <w:sz w:val="21"/>
+                <w:szCs w:val="21"/>
+              </w:rPr>
+              <w:t xml:space="preserve">2	</w:t>
+            </w:r>
+            <w:r>
+              <w:rPr>
+                <w:rFonts w:ascii="微软雅黑" w:hAnsi="微软雅黑" w:eastAsia="微软雅黑" w:cs="微软雅黑"/>
+                <w:color w:val="262626"/>
+                <w:sz w:val="21"/>
+                <w:szCs w:val="21"/>
+              </w:rPr>
+              <w:t xml:space="preserve">空间形体向二维视图转换的空间想象；</w:t>
+            </w:r>
+          </w:p>
+          <w:p>
+            <w:pPr>
+              <w:snapToGrid w:val="0"/>
+              <w:spacing w:before="0" w:after="40" w:line="320" w:lineRule="auto"/>
+              <w:ind w:left="300" w:hanging="300"/>
+              <w:jc w:val="both"/>
+            </w:pPr>
+            <w:r>
+              <w:rPr>
+                <w:rFonts w:ascii="微软雅黑" w:hAnsi="微软雅黑" w:eastAsia="微软雅黑" w:cs="微软雅黑"/>
+                <w:b/>
+                <w:bCs/>
+                <w:color w:val="2E75B6"/>
+                <w:sz w:val="21"/>
+                <w:szCs w:val="21"/>
+              </w:rPr>
+              <w:t xml:space="preserve">3	</w:t>
+            </w:r>
+            <w:r>
+              <w:rPr>
+                <w:rFonts w:ascii="微软雅黑" w:hAnsi="微软雅黑" w:eastAsia="微软雅黑" w:cs="微软雅黑"/>
+                <w:color w:val="262626"/>
+                <w:sz w:val="21"/>
+                <w:szCs w:val="21"/>
+              </w:rPr>
+              <w:t xml:space="preserve">绘图实操落实</w:t>
+            </w:r>
+            <w:r>
+              <w:rPr>
+                <w:rFonts w:ascii="微软雅黑" w:hAnsi="微软雅黑" w:eastAsia="微软雅黑" w:cs="微软雅黑"/>
+                <w:b/>
+                <w:bCs/>
+                <w:color w:val="2E75B6"/>
+                <w:sz w:val="21"/>
+                <w:szCs w:val="21"/>
+              </w:rPr>
+              <w:t xml:space="preserve">“宽相等”</w:t>
+            </w:r>
+            <w:r>
+              <w:rPr>
+                <w:rFonts w:ascii="微软雅黑" w:hAnsi="微软雅黑" w:eastAsia="微软雅黑" w:cs="微软雅黑"/>
+                <w:color w:val="262626"/>
+                <w:sz w:val="21"/>
+                <w:szCs w:val="21"/>
+              </w:rPr>
+              <w:t xml:space="preserve">投影关系。</w:t>
             </w:r>
           </w:p>
         </w:tc>
@@ -4042,6 +4265,7 @@
           </w:tblCellMar>
         </w:tblPrEx>
         <w:trPr>
+          <w:cantSplit/>
           <w:trHeight w:val="556" w:hRule="atLeast"/>
           <w:jc w:val="center"/>
         </w:trPr>
@@ -4049,42 +4273,68 @@
           <w:tcPr>
             <w:tcW w:w="1506" w:type="dxa"/>
             <w:tcBorders>
-              <w:bottom w:val="single" w:color="auto" w:sz="4" w:space="0"/>
+              <w:top w:val="single" w:sz="4" w:space="0" w:color="2E75B6"/>
+              <w:left w:val="single" w:sz="4" w:space="0" w:color="2E75B6"/>
+              <w:bottom w:val="single" w:sz="4" w:space="0" w:color="2E75B6"/>
+              <w:right w:val="single" w:sz="4" w:space="0" w:color="2E75B6"/>
             </w:tcBorders>
-            <w:shd w:val="clear" w:color="auto" w:fill="C6D9F1"/>
+            <w:shd w:val="clear" w:color="auto" w:fill="2E75B6"/>
             <w:noWrap w:val="0"/>
             <w:vAlign w:val="center"/>
           </w:tcPr>
-          <w:p>
-            <w:pPr>
-              <w:keepNext w:val="0"/>
-              <w:keepLines w:val="0"/>
-              <w:pageBreakBefore w:val="0"/>
-              <w:kinsoku/>
-              <w:wordWrap/>
-              <w:overflowPunct/>
-              <w:topLinePunct w:val="0"/>
-              <w:bidi w:val="0"/>
-              <w:adjustRightInd/>
-              <w:snapToGrid/>
-              <w:spacing w:line="440" w:lineRule="exact"/>
+          <w:p xmlns:a="http://schemas.openxmlformats.org/drawingml/2006/main" xmlns:pic="http://schemas.openxmlformats.org/drawingml/2006/picture">
+            <w:pPr>
+              <w:snapToGrid w:val="0"/>
+              <w:spacing w:before="0" w:after="0" w:line="240" w:lineRule="auto"/>
+              <w:ind w:firstLine="0"/>
               <w:jc w:val="center"/>
-              <w:textAlignment w:val="auto"/>
-              <w:rPr>
-                <w:rFonts w:hint="eastAsia" w:ascii="方正仿宋简体" w:hAnsi="方正仿宋简体" w:eastAsia="方正仿宋简体" w:cs="方正仿宋简体"/>
+            </w:pPr>
+            <w:r>
+              <w:rPr>
+                <w:position w:val="-4"/>
+              </w:rPr>
+              <w:drawing>
+                <wp:inline distT="0" distB="0" distL="0" distR="0">
+                  <wp:extent cx="177800" cy="177800"/>
+                  <wp:docPr id="50" name="图标 50"/>
+                  <a:graphic>
+                    <a:graphicData uri="http://schemas.openxmlformats.org/drawingml/2006/picture">
+                      <pic:pic>
+                        <pic:nvPicPr>
+                          <pic:cNvPr id="50" name="bulb-FFFFFF.png"/>
+                          <pic:cNvPicPr/>
+                        </pic:nvPicPr>
+                        <pic:blipFill>
+                          <a:blip r:embed="rId47"/>
+                          <a:stretch>
+                            <a:fillRect/>
+                          </a:stretch>
+                        </pic:blipFill>
+                        <pic:spPr>
+                          <a:xfrm>
+                            <a:off x="0" y="0"/>
+                            <a:ext cx="177800" cy="177800"/>
+                          </a:xfrm>
+                          <a:prstGeom prst="rect">
+                            <a:avLst/>
+                          </a:prstGeom>
+                        </pic:spPr>
+                      </pic:pic>
+                    </a:graphicData>
+                  </a:graphic>
+                </wp:inline>
+              </w:drawing>
+            </w:r>
+            <w:r>
+              <w:rPr>
+                <w:rFonts w:ascii="微软雅黑" w:hAnsi="微软雅黑" w:eastAsia="微软雅黑" w:cs="微软雅黑"/>
                 <w:b/>
-                <w:sz w:val="28"/>
-                <w:szCs w:val="28"/>
-              </w:rPr>
-            </w:pPr>
-            <w:r>
-              <w:rPr>
-                <w:rFonts w:hint="eastAsia" w:ascii="方正仿宋简体" w:hAnsi="方正仿宋简体" w:eastAsia="方正仿宋简体" w:cs="方正仿宋简体"/>
-                <w:b/>
-                <w:sz w:val="28"/>
-                <w:szCs w:val="28"/>
-              </w:rPr>
-              <w:t>教学方法</w:t>
+                <w:bCs/>
+                <w:color w:val="FFFFFF"/>
+                <w:sz w:val="22"/>
+                <w:szCs w:val="22"/>
+              </w:rPr>
+              <w:t xml:space="preserve"> 教学方法</w:t>
             </w:r>
           </w:p>
         </w:tc>
@@ -4093,41 +4343,128 @@
             <w:tcW w:w="9608" w:type="dxa"/>
             <w:gridSpan w:val="7"/>
             <w:tcBorders>
-              <w:bottom w:val="single" w:color="auto" w:sz="4" w:space="0"/>
+              <w:top w:val="single" w:sz="4" w:space="0" w:color="BDD7EE"/>
+              <w:left w:val="single" w:sz="4" w:space="0" w:color="BDD7EE"/>
+              <w:bottom w:val="single" w:sz="4" w:space="0" w:color="BDD7EE"/>
+              <w:right w:val="single" w:sz="4" w:space="0" w:color="BDD7EE"/>
             </w:tcBorders>
+            <w:shd w:val="clear" w:color="auto" w:fill="FFFFFF"/>
             <w:noWrap w:val="0"/>
+            <w:tcMar>
+              <w:top w:w="90" w:type="dxa"/>
+              <w:left w:w="180" w:type="dxa"/>
+              <w:bottom w:w="90" w:type="dxa"/>
+              <w:right w:w="180" w:type="dxa"/>
+            </w:tcMar>
             <w:vAlign w:val="center"/>
           </w:tcPr>
           <w:p>
             <w:pPr>
-              <w:keepNext w:val="0"/>
-              <w:keepLines w:val="0"/>
-              <w:pageBreakBefore w:val="0"/>
-              <w:widowControl/>
-              <w:kinsoku/>
-              <w:wordWrap/>
-              <w:overflowPunct/>
-              <w:topLinePunct w:val="0"/>
-              <w:bidi w:val="0"/>
-              <w:adjustRightInd/>
-              <w:snapToGrid/>
-              <w:spacing w:line="440" w:lineRule="exact"/>
+              <w:snapToGrid w:val="0"/>
+              <w:spacing w:before="0" w:after="0" w:line="400" w:lineRule="auto"/>
+              <w:ind w:firstLine="0"/>
               <w:jc w:val="left"/>
-              <w:textAlignment w:val="auto"/>
-              <w:rPr>
-                <w:rFonts w:hint="eastAsia" w:ascii="方正仿宋简体" w:hAnsi="方正仿宋简体" w:eastAsia="方正仿宋简体" w:cs="方正仿宋简体"/>
-                <w:sz w:val="28"/>
-                <w:szCs w:val="28"/>
-                <w:lang w:val="en-US" w:eastAsia="zh-CN"/>
-              </w:rPr>
-            </w:pPr>
-            <w:r>
-              <w:rPr>
-                <w:rFonts w:hint="eastAsia" w:ascii="方正仿宋简体" w:hAnsi="方正仿宋简体" w:eastAsia="方正仿宋简体" w:cs="方正仿宋简体"/>
-                <w:sz w:val="28"/>
-                <w:szCs w:val="28"/>
-              </w:rPr>
-              <w:t>任务驱动法、案例教学法、实物演示法、理实讲授法、小组探究法。</w:t>
+            </w:pPr>
+            <w:r>
+              <w:rPr>
+                <w:rFonts w:ascii="微软雅黑" w:hAnsi="微软雅黑" w:eastAsia="微软雅黑" w:cs="微软雅黑"/>
+                <w:b/>
+                <w:bCs/>
+                <w:color w:val="1F3864"/>
+                <w:sz w:val="21"/>
+                <w:szCs w:val="21"/>
+                <w:bdr w:val="single" w:sz="18" w:space="0" w:color="DEEAF6"/>
+                <w:shd w:val="clear" w:color="auto" w:fill="DEEAF6"/>
+              </w:rPr>
+              <w:t xml:space="preserve">任务驱动法</w:t>
+            </w:r>
+            <w:r>
+              <w:rPr>
+                <w:rFonts w:ascii="微软雅黑" w:hAnsi="微软雅黑" w:eastAsia="微软雅黑" w:cs="微软雅黑"/>
+                <w:color w:val="262626"/>
+                <w:sz w:val="21"/>
+                <w:szCs w:val="21"/>
+              </w:rPr>
+              <w:t xml:space="preserve">　</w:t>
+            </w:r>
+            <w:r>
+              <w:rPr>
+                <w:rFonts w:ascii="微软雅黑" w:hAnsi="微软雅黑" w:eastAsia="微软雅黑" w:cs="微软雅黑"/>
+                <w:b/>
+                <w:bCs/>
+                <w:color w:val="1F3864"/>
+                <w:sz w:val="21"/>
+                <w:szCs w:val="21"/>
+                <w:bdr w:val="single" w:sz="18" w:space="0" w:color="DEEAF6"/>
+                <w:shd w:val="clear" w:color="auto" w:fill="DEEAF6"/>
+              </w:rPr>
+              <w:t xml:space="preserve">案例教学法</w:t>
+            </w:r>
+            <w:r>
+              <w:rPr>
+                <w:rFonts w:ascii="微软雅黑" w:hAnsi="微软雅黑" w:eastAsia="微软雅黑" w:cs="微软雅黑"/>
+                <w:color w:val="262626"/>
+                <w:sz w:val="21"/>
+                <w:szCs w:val="21"/>
+              </w:rPr>
+              <w:t xml:space="preserve">　</w:t>
+            </w:r>
+            <w:r>
+              <w:rPr>
+                <w:rFonts w:ascii="微软雅黑" w:hAnsi="微软雅黑" w:eastAsia="微软雅黑" w:cs="微软雅黑"/>
+                <w:b/>
+                <w:bCs/>
+                <w:color w:val="1F3864"/>
+                <w:sz w:val="21"/>
+                <w:szCs w:val="21"/>
+                <w:bdr w:val="single" w:sz="18" w:space="0" w:color="DEEAF6"/>
+                <w:shd w:val="clear" w:color="auto" w:fill="DEEAF6"/>
+              </w:rPr>
+              <w:t xml:space="preserve">实物演示法</w:t>
+            </w:r>
+            <w:r>
+              <w:rPr>
+                <w:rFonts w:ascii="微软雅黑" w:hAnsi="微软雅黑" w:eastAsia="微软雅黑" w:cs="微软雅黑"/>
+                <w:color w:val="262626"/>
+                <w:sz w:val="21"/>
+                <w:szCs w:val="21"/>
+              </w:rPr>
+              <w:t xml:space="preserve">　</w:t>
+            </w:r>
+            <w:r>
+              <w:rPr>
+                <w:rFonts w:ascii="微软雅黑" w:hAnsi="微软雅黑" w:eastAsia="微软雅黑" w:cs="微软雅黑"/>
+                <w:b/>
+                <w:bCs/>
+                <w:color w:val="1F3864"/>
+                <w:sz w:val="21"/>
+                <w:szCs w:val="21"/>
+                <w:bdr w:val="single" w:sz="18" w:space="0" w:color="DEEAF6"/>
+                <w:shd w:val="clear" w:color="auto" w:fill="DEEAF6"/>
+              </w:rPr>
+              <w:t xml:space="preserve">理实讲授法</w:t>
+            </w:r>
+            <w:r>
+              <w:rPr>
+                <w:rFonts w:ascii="微软雅黑" w:hAnsi="微软雅黑" w:eastAsia="微软雅黑" w:cs="微软雅黑"/>
+                <w:color w:val="262626"/>
+                <w:sz w:val="21"/>
+                <w:szCs w:val="21"/>
+              </w:rPr>
+              <w:t xml:space="preserve">　</w:t>
+            </w:r>
+            <w:r>
+              <w:rPr>
+                <w:rFonts w:ascii="微软雅黑" w:hAnsi="微软雅黑" w:eastAsia="微软雅黑" w:cs="微软雅黑"/>
+                <w:b/>
+                <w:bCs/>
+                <w:color w:val="1F3864"/>
+                <w:sz w:val="21"/>
+                <w:szCs w:val="21"/>
+                <w:bdr w:val="single" w:sz="18" w:space="0" w:color="DEEAF6"/>
+                <w:shd w:val="clear" w:color="auto" w:fill="DEEAF6"/>
+              </w:rPr>
+              <w:t xml:space="preserve">小组探究法</w:t>
             </w:r>
           </w:p>
         </w:tc>
@@ -4150,6 +4487,7 @@
           </w:tblCellMar>
         </w:tblPrEx>
         <w:trPr>
+          <w:cantSplit/>
           <w:trHeight w:val="556" w:hRule="atLeast"/>
           <w:jc w:val="center"/>
         </w:trPr>
@@ -4157,42 +4495,68 @@
           <w:tcPr>
             <w:tcW w:w="1506" w:type="dxa"/>
             <w:tcBorders>
-              <w:bottom w:val="single" w:color="auto" w:sz="4" w:space="0"/>
+              <w:top w:val="single" w:sz="4" w:space="0" w:color="2E75B6"/>
+              <w:left w:val="single" w:sz="4" w:space="0" w:color="2E75B6"/>
+              <w:bottom w:val="single" w:sz="4" w:space="0" w:color="2E75B6"/>
+              <w:right w:val="single" w:sz="4" w:space="0" w:color="2E75B6"/>
             </w:tcBorders>
-            <w:shd w:val="clear" w:color="auto" w:fill="C6D9F1"/>
+            <w:shd w:val="clear" w:color="auto" w:fill="2E75B6"/>
             <w:noWrap w:val="0"/>
             <w:vAlign w:val="center"/>
           </w:tcPr>
-          <w:p>
-            <w:pPr>
-              <w:keepNext w:val="0"/>
-              <w:keepLines w:val="0"/>
-              <w:pageBreakBefore w:val="0"/>
-              <w:kinsoku/>
-              <w:wordWrap/>
-              <w:overflowPunct/>
-              <w:topLinePunct w:val="0"/>
-              <w:bidi w:val="0"/>
-              <w:adjustRightInd/>
-              <w:snapToGrid/>
-              <w:spacing w:line="440" w:lineRule="exact"/>
+          <w:p xmlns:a="http://schemas.openxmlformats.org/drawingml/2006/main" xmlns:pic="http://schemas.openxmlformats.org/drawingml/2006/picture">
+            <w:pPr>
+              <w:snapToGrid w:val="0"/>
+              <w:spacing w:before="0" w:after="0" w:line="240" w:lineRule="auto"/>
+              <w:ind w:firstLine="0"/>
               <w:jc w:val="center"/>
-              <w:textAlignment w:val="auto"/>
-              <w:rPr>
-                <w:rFonts w:hint="eastAsia" w:ascii="方正仿宋简体" w:hAnsi="方正仿宋简体" w:eastAsia="方正仿宋简体" w:cs="方正仿宋简体"/>
+            </w:pPr>
+            <w:r>
+              <w:rPr>
+                <w:position w:val="-4"/>
+              </w:rPr>
+              <w:drawing>
+                <wp:inline distT="0" distB="0" distL="0" distR="0">
+                  <wp:extent cx="177800" cy="177800"/>
+                  <wp:docPr id="51" name="图标 51"/>
+                  <a:graphic>
+                    <a:graphicData uri="http://schemas.openxmlformats.org/drawingml/2006/picture">
+                      <pic:pic>
+                        <pic:nvPicPr>
+                          <pic:cNvPr id="51" name="users-group-FFFFFF.png"/>
+                          <pic:cNvPicPr/>
+                        </pic:nvPicPr>
+                        <pic:blipFill>
+                          <a:blip r:embed="rId41"/>
+                          <a:stretch>
+                            <a:fillRect/>
+                          </a:stretch>
+                        </pic:blipFill>
+                        <pic:spPr>
+                          <a:xfrm>
+                            <a:off x="0" y="0"/>
+                            <a:ext cx="177800" cy="177800"/>
+                          </a:xfrm>
+                          <a:prstGeom prst="rect">
+                            <a:avLst/>
+                          </a:prstGeom>
+                        </pic:spPr>
+                      </pic:pic>
+                    </a:graphicData>
+                  </a:graphic>
+                </wp:inline>
+              </w:drawing>
+            </w:r>
+            <w:r>
+              <w:rPr>
+                <w:rFonts w:ascii="微软雅黑" w:hAnsi="微软雅黑" w:eastAsia="微软雅黑" w:cs="微软雅黑"/>
                 <w:b/>
-                <w:sz w:val="28"/>
-                <w:szCs w:val="28"/>
-              </w:rPr>
-            </w:pPr>
-            <w:r>
-              <w:rPr>
-                <w:rFonts w:hint="eastAsia" w:ascii="方正仿宋简体" w:hAnsi="方正仿宋简体" w:eastAsia="方正仿宋简体" w:cs="方正仿宋简体"/>
-                <w:b/>
-                <w:sz w:val="28"/>
-                <w:szCs w:val="28"/>
-              </w:rPr>
-              <w:t>学习方法</w:t>
+                <w:bCs/>
+                <w:color w:val="FFFFFF"/>
+                <w:sz w:val="22"/>
+                <w:szCs w:val="22"/>
+              </w:rPr>
+              <w:t xml:space="preserve"> 学习方法</w:t>
             </w:r>
           </w:p>
         </w:tc>
@@ -4201,41 +4565,106 @@
             <w:tcW w:w="9608" w:type="dxa"/>
             <w:gridSpan w:val="7"/>
             <w:tcBorders>
-              <w:bottom w:val="single" w:color="auto" w:sz="4" w:space="0"/>
+              <w:top w:val="single" w:sz="4" w:space="0" w:color="BDD7EE"/>
+              <w:left w:val="single" w:sz="4" w:space="0" w:color="BDD7EE"/>
+              <w:bottom w:val="single" w:sz="4" w:space="0" w:color="BDD7EE"/>
+              <w:right w:val="single" w:sz="4" w:space="0" w:color="BDD7EE"/>
             </w:tcBorders>
+            <w:shd w:val="clear" w:color="auto" w:fill="FFFFFF"/>
             <w:noWrap w:val="0"/>
+            <w:tcMar>
+              <w:top w:w="90" w:type="dxa"/>
+              <w:left w:w="180" w:type="dxa"/>
+              <w:bottom w:w="90" w:type="dxa"/>
+              <w:right w:w="180" w:type="dxa"/>
+            </w:tcMar>
             <w:vAlign w:val="center"/>
           </w:tcPr>
           <w:p>
             <w:pPr>
-              <w:keepNext w:val="0"/>
-              <w:keepLines w:val="0"/>
-              <w:pageBreakBefore w:val="0"/>
-              <w:widowControl/>
-              <w:kinsoku/>
-              <w:wordWrap/>
-              <w:overflowPunct/>
-              <w:topLinePunct w:val="0"/>
-              <w:bidi w:val="0"/>
-              <w:adjustRightInd/>
-              <w:snapToGrid/>
-              <w:spacing w:line="440" w:lineRule="exact"/>
+              <w:snapToGrid w:val="0"/>
+              <w:spacing w:before="0" w:after="0" w:line="400" w:lineRule="auto"/>
+              <w:ind w:firstLine="0"/>
               <w:jc w:val="left"/>
-              <w:textAlignment w:val="auto"/>
-              <w:rPr>
-                <w:rFonts w:hint="eastAsia" w:ascii="方正仿宋简体" w:hAnsi="方正仿宋简体" w:eastAsia="方正仿宋简体" w:cs="方正仿宋简体"/>
-                <w:sz w:val="28"/>
-                <w:szCs w:val="28"/>
-                <w:lang w:val="en-US" w:eastAsia="zh-CN"/>
-              </w:rPr>
-            </w:pPr>
-            <w:r>
-              <w:rPr>
-                <w:rFonts w:hint="eastAsia" w:ascii="方正仿宋简体" w:hAnsi="方正仿宋简体" w:eastAsia="方正仿宋简体" w:cs="方正仿宋简体"/>
-                <w:sz w:val="28"/>
-                <w:szCs w:val="28"/>
-              </w:rPr>
-              <w:t>自主线上预习、小组协作探究、虚实结合（实物模型 + 三维软件仿真）、讨论练习法。</w:t>
+            </w:pPr>
+            <w:r>
+              <w:rPr>
+                <w:rFonts w:ascii="微软雅黑" w:hAnsi="微软雅黑" w:eastAsia="微软雅黑" w:cs="微软雅黑"/>
+                <w:b/>
+                <w:bCs/>
+                <w:color w:val="1F3864"/>
+                <w:sz w:val="21"/>
+                <w:szCs w:val="21"/>
+                <w:bdr w:val="single" w:sz="18" w:space="0" w:color="DEEAF6"/>
+                <w:shd w:val="clear" w:color="auto" w:fill="DEEAF6"/>
+              </w:rPr>
+              <w:t xml:space="preserve">自主线上预习</w:t>
+            </w:r>
+            <w:r>
+              <w:rPr>
+                <w:rFonts w:ascii="微软雅黑" w:hAnsi="微软雅黑" w:eastAsia="微软雅黑" w:cs="微软雅黑"/>
+                <w:color w:val="262626"/>
+                <w:sz w:val="21"/>
+                <w:szCs w:val="21"/>
+              </w:rPr>
+              <w:t xml:space="preserve">　</w:t>
+            </w:r>
+            <w:r>
+              <w:rPr>
+                <w:rFonts w:ascii="微软雅黑" w:hAnsi="微软雅黑" w:eastAsia="微软雅黑" w:cs="微软雅黑"/>
+                <w:b/>
+                <w:bCs/>
+                <w:color w:val="1F3864"/>
+                <w:sz w:val="21"/>
+                <w:szCs w:val="21"/>
+                <w:bdr w:val="single" w:sz="18" w:space="0" w:color="DEEAF6"/>
+                <w:shd w:val="clear" w:color="auto" w:fill="DEEAF6"/>
+              </w:rPr>
+              <w:t xml:space="preserve">小组协作探究</w:t>
+            </w:r>
+            <w:r>
+              <w:rPr>
+                <w:rFonts w:ascii="微软雅黑" w:hAnsi="微软雅黑" w:eastAsia="微软雅黑" w:cs="微软雅黑"/>
+                <w:color w:val="262626"/>
+                <w:sz w:val="21"/>
+                <w:szCs w:val="21"/>
+              </w:rPr>
+              <w:t xml:space="preserve">　</w:t>
+            </w:r>
+            <w:r>
+              <w:rPr>
+                <w:rFonts w:ascii="微软雅黑" w:hAnsi="微软雅黑" w:eastAsia="微软雅黑" w:cs="微软雅黑"/>
+                <w:b/>
+                <w:bCs/>
+                <w:color w:val="1F3864"/>
+                <w:sz w:val="21"/>
+                <w:szCs w:val="21"/>
+                <w:bdr w:val="single" w:sz="18" w:space="0" w:color="DEEAF6"/>
+                <w:shd w:val="clear" w:color="auto" w:fill="DEEAF6"/>
+              </w:rPr>
+              <w:t xml:space="preserve">虚实结合（实物模型 + 三维软件仿真）</w:t>
+            </w:r>
+            <w:r>
+              <w:rPr>
+                <w:rFonts w:ascii="微软雅黑" w:hAnsi="微软雅黑" w:eastAsia="微软雅黑" w:cs="微软雅黑"/>
+                <w:color w:val="262626"/>
+                <w:sz w:val="21"/>
+                <w:szCs w:val="21"/>
+              </w:rPr>
+              <w:t xml:space="preserve">　</w:t>
+            </w:r>
+            <w:r>
+              <w:rPr>
+                <w:rFonts w:ascii="微软雅黑" w:hAnsi="微软雅黑" w:eastAsia="微软雅黑" w:cs="微软雅黑"/>
+                <w:b/>
+                <w:bCs/>
+                <w:color w:val="1F3864"/>
+                <w:sz w:val="21"/>
+                <w:szCs w:val="21"/>
+                <w:bdr w:val="single" w:sz="18" w:space="0" w:color="DEEAF6"/>
+                <w:shd w:val="clear" w:color="auto" w:fill="DEEAF6"/>
+              </w:rPr>
+              <w:t xml:space="preserve">讨论练习法</w:t>
             </w:r>
           </w:p>
         </w:tc>
@@ -4258,6 +4687,7 @@
           </w:tblCellMar>
         </w:tblPrEx>
         <w:trPr>
+          <w:cantSplit/>
           <w:trHeight w:val="556" w:hRule="atLeast"/>
           <w:jc w:val="center"/>
         </w:trPr>
@@ -4265,44 +4695,68 @@
           <w:tcPr>
             <w:tcW w:w="1506" w:type="dxa"/>
             <w:tcBorders>
-              <w:bottom w:val="single" w:color="auto" w:sz="4" w:space="0"/>
+              <w:top w:val="single" w:sz="4" w:space="0" w:color="2E75B6"/>
+              <w:left w:val="single" w:sz="4" w:space="0" w:color="2E75B6"/>
+              <w:bottom w:val="single" w:sz="4" w:space="0" w:color="2E75B6"/>
+              <w:right w:val="single" w:sz="4" w:space="0" w:color="2E75B6"/>
             </w:tcBorders>
-            <w:shd w:val="clear" w:color="auto" w:fill="C6D9F1"/>
+            <w:shd w:val="clear" w:color="auto" w:fill="2E75B6"/>
             <w:noWrap w:val="0"/>
             <w:vAlign w:val="center"/>
           </w:tcPr>
-          <w:p>
-            <w:pPr>
-              <w:keepNext w:val="0"/>
-              <w:keepLines w:val="0"/>
-              <w:pageBreakBefore w:val="0"/>
-              <w:kinsoku/>
-              <w:wordWrap/>
-              <w:overflowPunct/>
-              <w:topLinePunct w:val="0"/>
-              <w:bidi w:val="0"/>
-              <w:adjustRightInd/>
-              <w:snapToGrid/>
-              <w:spacing w:line="440" w:lineRule="exact"/>
+          <w:p xmlns:a="http://schemas.openxmlformats.org/drawingml/2006/main" xmlns:pic="http://schemas.openxmlformats.org/drawingml/2006/picture">
+            <w:pPr>
+              <w:snapToGrid w:val="0"/>
+              <w:spacing w:before="0" w:after="0" w:line="240" w:lineRule="auto"/>
+              <w:ind w:firstLine="0"/>
               <w:jc w:val="center"/>
-              <w:textAlignment w:val="auto"/>
-              <w:rPr>
-                <w:rFonts w:hint="eastAsia" w:ascii="方正仿宋简体" w:hAnsi="方正仿宋简体" w:eastAsia="方正仿宋简体" w:cs="方正仿宋简体"/>
+            </w:pPr>
+            <w:r>
+              <w:rPr>
+                <w:position w:val="-4"/>
+              </w:rPr>
+              <w:drawing>
+                <wp:inline distT="0" distB="0" distL="0" distR="0">
+                  <wp:extent cx="177800" cy="177800"/>
+                  <wp:docPr id="52" name="图标 52"/>
+                  <a:graphic>
+                    <a:graphicData uri="http://schemas.openxmlformats.org/drawingml/2006/picture">
+                      <pic:pic>
+                        <pic:nvPicPr>
+                          <pic:cNvPr id="52" name="books-FFFFFF.png"/>
+                          <pic:cNvPicPr/>
+                        </pic:nvPicPr>
+                        <pic:blipFill>
+                          <a:blip r:embed="rId48"/>
+                          <a:stretch>
+                            <a:fillRect/>
+                          </a:stretch>
+                        </pic:blipFill>
+                        <pic:spPr>
+                          <a:xfrm>
+                            <a:off x="0" y="0"/>
+                            <a:ext cx="177800" cy="177800"/>
+                          </a:xfrm>
+                          <a:prstGeom prst="rect">
+                            <a:avLst/>
+                          </a:prstGeom>
+                        </pic:spPr>
+                      </pic:pic>
+                    </a:graphicData>
+                  </a:graphic>
+                </wp:inline>
+              </w:drawing>
+            </w:r>
+            <w:r>
+              <w:rPr>
+                <w:rFonts w:ascii="微软雅黑" w:hAnsi="微软雅黑" w:eastAsia="微软雅黑" w:cs="微软雅黑"/>
                 <w:b/>
-                <w:sz w:val="28"/>
-                <w:szCs w:val="28"/>
-                <w:lang w:val="en-US" w:eastAsia="zh-CN"/>
-              </w:rPr>
-            </w:pPr>
-            <w:r>
-              <w:rPr>
-                <w:rFonts w:hint="eastAsia" w:ascii="方正仿宋简体" w:hAnsi="方正仿宋简体" w:eastAsia="方正仿宋简体" w:cs="方正仿宋简体"/>
-                <w:b/>
-                <w:sz w:val="28"/>
-                <w:szCs w:val="28"/>
-                <w:lang w:val="en-US" w:eastAsia="zh-CN"/>
-              </w:rPr>
-              <w:t>教学资源</w:t>
+                <w:bCs/>
+                <w:color w:val="FFFFFF"/>
+                <w:sz w:val="22"/>
+                <w:szCs w:val="22"/>
+              </w:rPr>
+              <w:t xml:space="preserve"> 教学资源</w:t>
             </w:r>
           </w:p>
         </w:tc>
@@ -4311,178 +4765,175 @@
             <w:tcW w:w="9608" w:type="dxa"/>
             <w:gridSpan w:val="7"/>
             <w:tcBorders>
-              <w:bottom w:val="single" w:color="auto" w:sz="4" w:space="0"/>
+              <w:top w:val="single" w:sz="4" w:space="0" w:color="BDD7EE"/>
+              <w:left w:val="single" w:sz="4" w:space="0" w:color="BDD7EE"/>
+              <w:bottom w:val="single" w:sz="4" w:space="0" w:color="BDD7EE"/>
+              <w:right w:val="single" w:sz="4" w:space="0" w:color="BDD7EE"/>
             </w:tcBorders>
+            <w:shd w:val="clear" w:color="auto" w:fill="FFFFFF"/>
             <w:noWrap w:val="0"/>
+            <w:tcMar>
+              <w:top w:w="90" w:type="dxa"/>
+              <w:left w:w="180" w:type="dxa"/>
+              <w:bottom w:w="90" w:type="dxa"/>
+              <w:right w:w="180" w:type="dxa"/>
+            </w:tcMar>
             <w:vAlign w:val="center"/>
           </w:tcPr>
           <w:p>
             <w:pPr>
-              <w:keepNext w:val="0"/>
-              <w:keepLines w:val="0"/>
-              <w:pageBreakBefore w:val="0"/>
-              <w:widowControl/>
-              <w:kinsoku/>
-              <w:wordWrap/>
-              <w:overflowPunct/>
-              <w:topLinePunct w:val="0"/>
-              <w:bidi w:val="0"/>
-              <w:adjustRightInd/>
-              <w:snapToGrid/>
-              <w:spacing w:line="440" w:lineRule="exact"/>
-              <w:jc w:val="left"/>
-              <w:textAlignment w:val="auto"/>
-              <w:rPr>
-                <w:rFonts w:hint="eastAsia" w:ascii="方正仿宋简体" w:hAnsi="方正仿宋简体" w:eastAsia="方正仿宋简体" w:cs="方正仿宋简体"/>
-                <w:sz w:val="28"/>
-                <w:szCs w:val="28"/>
-              </w:rPr>
-            </w:pPr>
-            <w:r>
-              <w:rPr>
-                <w:rFonts w:hint="eastAsia" w:ascii="方正仿宋简体" w:hAnsi="方正仿宋简体" w:eastAsia="方正仿宋简体" w:cs="方正仿宋简体"/>
-                <w:sz w:val="28"/>
-                <w:szCs w:val="28"/>
-              </w:rPr>
-              <w:t>【学习平台】学习通，发布微课、课前测试、课后作</w:t>
-            </w:r>
-          </w:p>
-          <w:p>
-            <w:pPr>
-              <w:keepNext w:val="0"/>
-              <w:keepLines w:val="0"/>
-              <w:pageBreakBefore w:val="0"/>
-              <w:widowControl/>
-              <w:kinsoku/>
-              <w:wordWrap/>
-              <w:overflowPunct/>
-              <w:topLinePunct w:val="0"/>
-              <w:bidi w:val="0"/>
-              <w:adjustRightInd/>
-              <w:snapToGrid/>
-              <w:spacing w:line="440" w:lineRule="exact"/>
-              <w:jc w:val="left"/>
-              <w:textAlignment w:val="auto"/>
-              <w:rPr>
-                <w:rFonts w:hint="eastAsia" w:ascii="方正仿宋简体" w:hAnsi="方正仿宋简体" w:eastAsia="方正仿宋简体" w:cs="方正仿宋简体"/>
-                <w:sz w:val="28"/>
-                <w:szCs w:val="28"/>
-              </w:rPr>
-            </w:pPr>
-            <w:r>
-              <w:rPr>
-                <w:rFonts w:hint="eastAsia" w:ascii="方正仿宋简体" w:hAnsi="方正仿宋简体" w:eastAsia="方正仿宋简体" w:cs="方正仿宋简体"/>
-                <w:sz w:val="28"/>
-                <w:szCs w:val="28"/>
-              </w:rPr>
-              <w:t>【数字资源】投影法动画、三视图形成仿真动画、</w:t>
-            </w:r>
-            <w:r>
-              <w:rPr>
-                <w:rFonts w:hint="eastAsia" w:ascii="方正仿宋简体" w:hAnsi="方正仿宋简体" w:eastAsia="方正仿宋简体" w:cs="方正仿宋简体"/>
-                <w:sz w:val="28"/>
-                <w:szCs w:val="28"/>
-                <w:lang w:val="en-US" w:eastAsia="zh-CN"/>
-              </w:rPr>
-              <w:t>中望CAD</w:t>
-            </w:r>
-            <w:r>
-              <w:rPr>
-                <w:rFonts w:hint="eastAsia" w:ascii="方正仿宋简体" w:hAnsi="方正仿宋简体" w:eastAsia="方正仿宋简体" w:cs="方正仿宋简体"/>
-                <w:sz w:val="28"/>
-                <w:szCs w:val="28"/>
-              </w:rPr>
-              <w:t>三维模型演示视频</w:t>
-            </w:r>
-          </w:p>
-          <w:p>
-            <w:pPr>
-              <w:keepNext w:val="0"/>
-              <w:keepLines w:val="0"/>
-              <w:pageBreakBefore w:val="0"/>
-              <w:widowControl/>
-              <w:kinsoku/>
-              <w:wordWrap/>
-              <w:overflowPunct/>
-              <w:topLinePunct w:val="0"/>
-              <w:bidi w:val="0"/>
-              <w:adjustRightInd/>
-              <w:snapToGrid/>
-              <w:spacing w:line="440" w:lineRule="exact"/>
-              <w:jc w:val="left"/>
-              <w:textAlignment w:val="auto"/>
-              <w:rPr>
-                <w:rFonts w:hint="eastAsia" w:ascii="方正仿宋简体" w:hAnsi="方正仿宋简体" w:eastAsia="方正仿宋简体" w:cs="方正仿宋简体"/>
-                <w:sz w:val="28"/>
-                <w:szCs w:val="28"/>
-                <w:lang w:eastAsia="zh-CN"/>
-              </w:rPr>
-            </w:pPr>
-            <w:r>
-              <w:rPr>
-                <w:rFonts w:hint="eastAsia" w:ascii="方正仿宋简体" w:hAnsi="方正仿宋简体" w:eastAsia="方正仿宋简体" w:cs="方正仿宋简体"/>
-                <w:sz w:val="28"/>
-                <w:szCs w:val="28"/>
-              </w:rPr>
-              <w:t>【设备 / 工具 / 学科软件】多媒体电脑、投影仪；立体方块模型、绘图板、铅笔、三角尺；</w:t>
-            </w:r>
-            <w:r>
-              <w:rPr>
-                <w:rFonts w:hint="eastAsia" w:ascii="方正仿宋简体" w:hAnsi="方正仿宋简体" w:eastAsia="方正仿宋简体" w:cs="方正仿宋简体"/>
-                <w:sz w:val="28"/>
-                <w:szCs w:val="28"/>
-                <w:lang w:val="en-US" w:eastAsia="zh-CN"/>
-              </w:rPr>
-              <w:t>中望CAD</w:t>
-            </w:r>
-            <w:r>
-              <w:rPr>
-                <w:rFonts w:hint="eastAsia" w:ascii="方正仿宋简体" w:hAnsi="方正仿宋简体" w:eastAsia="方正仿宋简体" w:cs="方正仿宋简体"/>
-                <w:sz w:val="28"/>
-                <w:szCs w:val="28"/>
-              </w:rPr>
-              <w:t>软件</w:t>
-            </w:r>
-            <w:r>
-              <w:rPr>
-                <w:rFonts w:hint="eastAsia" w:ascii="方正仿宋简体" w:hAnsi="方正仿宋简体" w:eastAsia="方正仿宋简体" w:cs="方正仿宋简体"/>
-                <w:sz w:val="28"/>
-                <w:szCs w:val="28"/>
-                <w:lang w:eastAsia="zh-CN"/>
-              </w:rPr>
-              <w:t>。</w:t>
-            </w:r>
-          </w:p>
-          <w:p>
-            <w:pPr>
-              <w:keepNext w:val="0"/>
-              <w:keepLines w:val="0"/>
-              <w:pageBreakBefore w:val="0"/>
-              <w:widowControl/>
-              <w:kinsoku/>
-              <w:wordWrap/>
-              <w:overflowPunct/>
-              <w:topLinePunct w:val="0"/>
-              <w:bidi w:val="0"/>
-              <w:adjustRightInd/>
-              <w:snapToGrid/>
-              <w:spacing w:line="440" w:lineRule="exact"/>
-              <w:jc w:val="left"/>
-              <w:textAlignment w:val="auto"/>
-              <w:rPr>
-                <w:rFonts w:hint="eastAsia" w:ascii="方正仿宋简体" w:hAnsi="方正仿宋简体" w:eastAsia="方正仿宋简体" w:cs="方正仿宋简体"/>
-                <w:sz w:val="28"/>
-                <w:szCs w:val="28"/>
-                <w:lang w:val="en-US" w:eastAsia="zh-CN"/>
-              </w:rPr>
-            </w:pPr>
-            <w:r>
-              <w:rPr>
-                <w:rFonts w:hint="eastAsia" w:ascii="方正仿宋简体" w:hAnsi="方正仿宋简体" w:eastAsia="方正仿宋简体" w:cs="方正仿宋简体"/>
-                <w:sz w:val="28"/>
-                <w:szCs w:val="28"/>
-              </w:rPr>
-              <w:t>【教材资源】主教材：十四五规划教材《机械制图》；辅助教材：机械制图习题集</w:t>
+              <w:snapToGrid w:val="0"/>
+              <w:spacing w:before="0" w:after="40" w:line="320" w:lineRule="auto"/>
+              <w:ind w:firstLine="0"/>
+              <w:jc w:val="both"/>
+            </w:pPr>
+            <w:r>
+              <w:rPr>
+                <w:rFonts w:ascii="微软雅黑" w:hAnsi="微软雅黑" w:eastAsia="微软雅黑" w:cs="微软雅黑"/>
+                <w:b/>
+                <w:bCs/>
+                <w:color w:val="FFFFFF"/>
+                <w:sz w:val="20"/>
+                <w:szCs w:val="20"/>
+                <w:bdr w:val="single" w:sz="18" w:space="0" w:color="2E75B6"/>
+                <w:shd w:val="clear" w:color="auto" w:fill="2E75B6"/>
+              </w:rPr>
+              <w:t xml:space="preserve">学习平台</w:t>
+            </w:r>
+            <w:r>
+              <w:rPr>
+                <w:rFonts w:ascii="微软雅黑" w:hAnsi="微软雅黑" w:eastAsia="微软雅黑" w:cs="微软雅黑"/>
+                <w:color w:val="262626"/>
+                <w:sz w:val="21"/>
+                <w:szCs w:val="21"/>
+              </w:rPr>
+              <w:t xml:space="preserve">　</w:t>
+            </w:r>
+            <w:r>
+              <w:rPr>
+                <w:rFonts w:ascii="微软雅黑" w:hAnsi="微软雅黑" w:eastAsia="微软雅黑" w:cs="微软雅黑"/>
+                <w:color w:val="262626"/>
+                <w:sz w:val="21"/>
+                <w:szCs w:val="21"/>
+              </w:rPr>
+              <w:t xml:space="preserve">学习通，发布微课、课前测试、课后作</w:t>
+            </w:r>
+          </w:p>
+          <w:p>
+            <w:pPr>
+              <w:snapToGrid w:val="0"/>
+              <w:spacing w:before="0" w:after="40" w:line="320" w:lineRule="auto"/>
+              <w:ind w:firstLine="0"/>
+              <w:jc w:val="both"/>
+            </w:pPr>
+            <w:r>
+              <w:rPr>
+                <w:rFonts w:ascii="微软雅黑" w:hAnsi="微软雅黑" w:eastAsia="微软雅黑" w:cs="微软雅黑"/>
+                <w:b/>
+                <w:bCs/>
+                <w:color w:val="FFFFFF"/>
+                <w:sz w:val="20"/>
+                <w:szCs w:val="20"/>
+                <w:bdr w:val="single" w:sz="18" w:space="0" w:color="2E75B6"/>
+                <w:shd w:val="clear" w:color="auto" w:fill="2E75B6"/>
+              </w:rPr>
+              <w:t xml:space="preserve">数字资源</w:t>
+            </w:r>
+            <w:r>
+              <w:rPr>
+                <w:rFonts w:ascii="微软雅黑" w:hAnsi="微软雅黑" w:eastAsia="微软雅黑" w:cs="微软雅黑"/>
+                <w:color w:val="262626"/>
+                <w:sz w:val="21"/>
+                <w:szCs w:val="21"/>
+              </w:rPr>
+              <w:t xml:space="preserve">　</w:t>
+            </w:r>
+            <w:r>
+              <w:rPr>
+                <w:rFonts w:ascii="微软雅黑" w:hAnsi="微软雅黑" w:eastAsia="微软雅黑" w:cs="微软雅黑"/>
+                <w:color w:val="262626"/>
+                <w:sz w:val="21"/>
+                <w:szCs w:val="21"/>
+              </w:rPr>
+              <w:t xml:space="preserve">投影法动画、三视图形成仿真动画、中望CAD三维模型演示视频</w:t>
+            </w:r>
+          </w:p>
+          <w:p>
+            <w:pPr>
+              <w:snapToGrid w:val="0"/>
+              <w:spacing w:before="0" w:after="40" w:line="320" w:lineRule="auto"/>
+              <w:ind w:firstLine="0"/>
+              <w:jc w:val="both"/>
+            </w:pPr>
+            <w:r>
+              <w:rPr>
+                <w:rFonts w:ascii="微软雅黑" w:hAnsi="微软雅黑" w:eastAsia="微软雅黑" w:cs="微软雅黑"/>
+                <w:b/>
+                <w:bCs/>
+                <w:color w:val="FFFFFF"/>
+                <w:sz w:val="20"/>
+                <w:szCs w:val="20"/>
+                <w:bdr w:val="single" w:sz="18" w:space="0" w:color="2E75B6"/>
+                <w:shd w:val="clear" w:color="auto" w:fill="2E75B6"/>
+              </w:rPr>
+              <w:t xml:space="preserve">设备/工具/学科软件</w:t>
+            </w:r>
+            <w:r>
+              <w:rPr>
+                <w:rFonts w:ascii="微软雅黑" w:hAnsi="微软雅黑" w:eastAsia="微软雅黑" w:cs="微软雅黑"/>
+                <w:color w:val="262626"/>
+                <w:sz w:val="21"/>
+                <w:szCs w:val="21"/>
+              </w:rPr>
+              <w:t xml:space="preserve">　</w:t>
+            </w:r>
+            <w:r>
+              <w:rPr>
+                <w:rFonts w:ascii="微软雅黑" w:hAnsi="微软雅黑" w:eastAsia="微软雅黑" w:cs="微软雅黑"/>
+                <w:color w:val="262626"/>
+                <w:sz w:val="21"/>
+                <w:szCs w:val="21"/>
+              </w:rPr>
+              <w:t xml:space="preserve">多媒体电脑、投影仪；立体方块模型、绘图板、铅笔、三角尺；中望CAD软件。</w:t>
+            </w:r>
+          </w:p>
+          <w:p>
+            <w:pPr>
+              <w:snapToGrid w:val="0"/>
+              <w:spacing w:before="0" w:after="40" w:line="320" w:lineRule="auto"/>
+              <w:ind w:firstLine="0"/>
+              <w:jc w:val="both"/>
+            </w:pPr>
+            <w:r>
+              <w:rPr>
+                <w:rFonts w:ascii="微软雅黑" w:hAnsi="微软雅黑" w:eastAsia="微软雅黑" w:cs="微软雅黑"/>
+                <w:b/>
+                <w:bCs/>
+                <w:color w:val="FFFFFF"/>
+                <w:sz w:val="20"/>
+                <w:szCs w:val="20"/>
+                <w:bdr w:val="single" w:sz="18" w:space="0" w:color="2E75B6"/>
+                <w:shd w:val="clear" w:color="auto" w:fill="2E75B6"/>
+              </w:rPr>
+              <w:t xml:space="preserve">教材资源</w:t>
+            </w:r>
+            <w:r>
+              <w:rPr>
+                <w:rFonts w:ascii="微软雅黑" w:hAnsi="微软雅黑" w:eastAsia="微软雅黑" w:cs="微软雅黑"/>
+                <w:color w:val="262626"/>
+                <w:sz w:val="21"/>
+                <w:szCs w:val="21"/>
+              </w:rPr>
+              <w:t xml:space="preserve">　</w:t>
+            </w:r>
+            <w:r>
+              <w:rPr>
+                <w:rFonts w:ascii="微软雅黑" w:hAnsi="微软雅黑" w:eastAsia="微软雅黑" w:cs="微软雅黑"/>
+                <w:color w:val="262626"/>
+                <w:sz w:val="21"/>
+                <w:szCs w:val="21"/>
+              </w:rPr>
+              <w:t xml:space="preserve">主教材：十四五规划教材《机械制图》；辅助教材：机械制图习题集</w:t>
             </w:r>
           </w:p>
         </w:tc>

--- a/教案3.docx
+++ b/教案3.docx
@@ -27,7 +27,7 @@
       </w:tblGrid>
       <w:tr>
         <w:trPr>
-          <w:trHeight w:val="1900" w:hRule="exact"/>
+          <w:trHeight w:val="1760" w:hRule="exact"/>
           <w:jc w:val="center"/>
         </w:trPr>
         <w:tc>
@@ -97,12 +97,24 @@
             <w:r>
               <w:rPr>
                 <w:rFonts w:ascii="微软雅黑" w:hAnsi="微软雅黑" w:eastAsia="微软雅黑" w:cs="微软雅黑"/>
-                <w:color w:val="9DC3E6"/>
+                <w:b/>
+                <w:bCs/>
+                <w:color w:val="C9A227"/>
                 <w:spacing w:val="20"/>
                 <w:sz w:val="20"/>
                 <w:szCs w:val="20"/>
               </w:rPr>
-              <w:t xml:space="preserve">机械类专业核心基础课  ·  理实一体化教学设计</w:t>
+              <w:t xml:space="preserve">机械类专业核心基础课</w:t>
+            </w:r>
+            <w:r>
+              <w:rPr>
+                <w:rFonts w:ascii="微软雅黑" w:hAnsi="微软雅黑" w:eastAsia="微软雅黑" w:cs="微软雅黑"/>
+                <w:color w:val="B4C3DA"/>
+                <w:spacing w:val="20"/>
+                <w:sz w:val="20"/>
+                <w:szCs w:val="20"/>
+              </w:rPr>
+              <w:t xml:space="preserve">  ·  理实一体化教学设计</w:t>
             </w:r>
           </w:p>
           <w:p>
@@ -135,7 +147,7 @@
             <w:r>
               <w:rPr>
                 <w:rFonts w:ascii="微软雅黑" w:hAnsi="微软雅黑" w:eastAsia="微软雅黑" w:cs="微软雅黑"/>
-                <w:color w:val="DEEBF7"/>
+                <w:color w:val="D6DEEB"/>
                 <w:spacing w:val="10"/>
                 <w:sz w:val="24"/>
                 <w:szCs w:val="24"/>
@@ -147,13 +159,14 @@
       </w:tr>
       <w:tr>
         <w:trPr>
-          <w:trHeight w:val="90" w:hRule="exact"/>
+          <w:trHeight w:val="70" w:hRule="exact"/>
           <w:jc w:val="center"/>
         </w:trPr>
         <w:tc>
           <w:tcPr>
-            <w:tcW w:w="1700" w:type="dxa"/>
-            <w:shd w:val="clear" w:color="auto" w:fill="D9A441"/>
+            <w:tcW w:w="11114" w:type="dxa"/>
+            <w:gridSpan w:val="2"/>
+            <w:shd w:val="clear" w:color="auto" w:fill="C9A227"/>
             <w:vAlign w:val="center"/>
           </w:tcPr>
           <w:p>
@@ -166,31 +179,7 @@
             <w:r>
               <w:rPr>
                 <w:rFonts w:ascii="微软雅黑" w:hAnsi="微软雅黑" w:eastAsia="微软雅黑" w:cs="微软雅黑"/>
-                <w:color w:val="262626"/>
-                <w:sz w:val="2"/>
-                <w:szCs w:val="2"/>
-              </w:rPr>
-              <w:t xml:space="preserve"/>
-            </w:r>
-          </w:p>
-        </w:tc>
-        <w:tc>
-          <w:tcPr>
-            <w:tcW w:w="9414" w:type="dxa"/>
-            <w:shd w:val="clear" w:color="auto" w:fill="2E75B6"/>
-            <w:vAlign w:val="center"/>
-          </w:tcPr>
-          <w:p>
-            <w:pPr>
-              <w:snapToGrid w:val="0"/>
-              <w:spacing w:before="0" w:after="0" w:line="240" w:lineRule="auto"/>
-              <w:ind w:firstLine="0"/>
-              <w:jc w:val="left"/>
-            </w:pPr>
-            <w:r>
-              <w:rPr>
-                <w:rFonts w:ascii="微软雅黑" w:hAnsi="微软雅黑" w:eastAsia="微软雅黑" w:cs="微软雅黑"/>
-                <w:color w:val="262626"/>
+                <w:color w:val="333333"/>
                 <w:sz w:val="2"/>
                 <w:szCs w:val="2"/>
               </w:rPr>
@@ -210,7 +199,7 @@
       <w:r>
         <w:rPr>
           <w:rFonts w:ascii="微软雅黑" w:hAnsi="微软雅黑" w:eastAsia="微软雅黑" w:cs="微软雅黑"/>
-          <w:color w:val="262626"/>
+          <w:color w:val="333333"/>
           <w:sz w:val="8"/>
           <w:szCs w:val="8"/>
         </w:rPr>
@@ -330,7 +319,7 @@
                 <w:rFonts w:ascii="微软雅黑" w:hAnsi="微软雅黑" w:eastAsia="微软雅黑" w:cs="微软雅黑"/>
                 <w:b/>
                 <w:bCs/>
-                <w:color w:val="D9A441"/>
+                <w:color w:val="C9A227"/>
                 <w:sz w:val="26"/>
                 <w:szCs w:val="26"/>
               </w:rPr>
@@ -369,19 +358,19 @@
           </w:tblCellMar>
         </w:tblPrEx>
         <w:trPr>
-          <w:trHeight w:val="600" w:hRule="atLeast"/>
+          <w:trHeight w:val="560" w:hRule="atLeast"/>
           <w:jc w:val="center"/>
         </w:trPr>
-        <w:tc xmlns:a="http://schemas.openxmlformats.org/drawingml/2006/main" xmlns:pic="http://schemas.openxmlformats.org/drawingml/2006/picture">
+        <w:tc>
           <w:tcPr>
             <w:tcW w:w="1506" w:type="dxa"/>
             <w:tcBorders>
-              <w:top w:val="single" w:sz="4" w:space="0" w:color="BDD7EE"/>
-              <w:left w:val="single" w:sz="4" w:space="0" w:color="BDD7EE"/>
-              <w:bottom w:val="single" w:sz="4" w:space="0" w:color="BDD7EE"/>
-              <w:right w:val="single" w:sz="4" w:space="0" w:color="BDD7EE"/>
+              <w:top w:val="single" w:sz="4" w:space="0" w:color="D5DEEA"/>
+              <w:left w:val="single" w:sz="4" w:space="0" w:color="D5DEEA"/>
+              <w:bottom w:val="single" w:sz="4" w:space="0" w:color="D5DEEA"/>
+              <w:right w:val="single" w:sz="4" w:space="0" w:color="D5DEEA"/>
             </w:tcBorders>
-            <w:shd w:val="clear" w:color="auto" w:fill="EAF1FB"/>
+            <w:shd w:val="clear" w:color="auto" w:fill="EEF3F9"/>
             <w:vAlign w:val="center"/>
           </w:tcPr>
           <w:p>
@@ -391,42 +380,6 @@
               <w:ind w:firstLine="0"/>
               <w:jc w:val="center"/>
             </w:pPr>
-            <w:r>
-              <w:rPr>
-                <w:position w:val="-4"/>
-              </w:rPr>
-              <w:drawing>
-                <wp:inline distT="0" distB="0" distL="0" distR="0">
-                  <wp:extent cx="165100" cy="165100"/>
-                  <wp:docPr id="27" name="图标 27"/>
-                  <a:graphic>
-                    <a:graphicData uri="http://schemas.openxmlformats.org/drawingml/2006/picture">
-                      <pic:pic>
-                        <pic:nvPicPr>
-                          <pic:cNvPr id="27" name="books-2E75B6.png"/>
-                          <pic:cNvPicPr/>
-                        </pic:nvPicPr>
-                        <pic:blipFill>
-                          <a:blip r:embed="rId28"/>
-                          <a:stretch>
-                            <a:fillRect/>
-                          </a:stretch>
-                        </pic:blipFill>
-                        <pic:spPr>
-                          <a:xfrm>
-                            <a:off x="0" y="0"/>
-                            <a:ext cx="165100" cy="165100"/>
-                          </a:xfrm>
-                          <a:prstGeom prst="rect">
-                            <a:avLst/>
-                          </a:prstGeom>
-                        </pic:spPr>
-                      </pic:pic>
-                    </a:graphicData>
-                  </a:graphic>
-                </wp:inline>
-              </w:drawing>
-            </w:r>
             <w:r>
               <w:rPr>
                 <w:rFonts w:ascii="微软雅黑" w:hAnsi="微软雅黑" w:eastAsia="微软雅黑" w:cs="微软雅黑"/>
@@ -436,7 +389,7 @@
                 <w:sz w:val="22"/>
                 <w:szCs w:val="22"/>
               </w:rPr>
-              <w:t xml:space="preserve"> 模块名称</w:t>
+              <w:t xml:space="preserve">模块名称</w:t>
             </w:r>
           </w:p>
         </w:tc>
@@ -445,10 +398,10 @@
             <w:tcW w:w="4374" w:type="dxa"/>
             <w:gridSpan w:val="3"/>
             <w:tcBorders>
-              <w:top w:val="single" w:sz="4" w:space="0" w:color="BDD7EE"/>
-              <w:left w:val="single" w:sz="4" w:space="0" w:color="BDD7EE"/>
-              <w:bottom w:val="single" w:sz="4" w:space="0" w:color="BDD7EE"/>
-              <w:right w:val="single" w:sz="4" w:space="0" w:color="BDD7EE"/>
+              <w:top w:val="single" w:sz="4" w:space="0" w:color="D5DEEA"/>
+              <w:left w:val="single" w:sz="4" w:space="0" w:color="D5DEEA"/>
+              <w:bottom w:val="single" w:sz="4" w:space="0" w:color="D5DEEA"/>
+              <w:right w:val="single" w:sz="4" w:space="0" w:color="D5DEEA"/>
             </w:tcBorders>
             <w:shd w:val="clear" w:color="auto" w:fill="FFFFFF"/>
             <w:vAlign w:val="center"/>
@@ -463,7 +416,7 @@
             <w:r>
               <w:rPr>
                 <w:rFonts w:ascii="微软雅黑" w:hAnsi="微软雅黑" w:eastAsia="微软雅黑" w:cs="微软雅黑"/>
-                <w:color w:val="262626"/>
+                <w:color w:val="333333"/>
                 <w:sz w:val="22"/>
                 <w:szCs w:val="22"/>
               </w:rPr>
@@ -471,17 +424,17 @@
             </w:r>
           </w:p>
         </w:tc>
-        <w:tc xmlns:a="http://schemas.openxmlformats.org/drawingml/2006/main" xmlns:pic="http://schemas.openxmlformats.org/drawingml/2006/picture">
+        <w:tc>
           <w:tcPr>
             <w:tcW w:w="1635" w:type="dxa"/>
             <w:gridSpan w:val="2"/>
             <w:tcBorders>
-              <w:top w:val="single" w:sz="4" w:space="0" w:color="BDD7EE"/>
-              <w:left w:val="single" w:sz="4" w:space="0" w:color="BDD7EE"/>
-              <w:bottom w:val="single" w:sz="4" w:space="0" w:color="BDD7EE"/>
-              <w:right w:val="single" w:sz="4" w:space="0" w:color="BDD7EE"/>
+              <w:top w:val="single" w:sz="4" w:space="0" w:color="D5DEEA"/>
+              <w:left w:val="single" w:sz="4" w:space="0" w:color="D5DEEA"/>
+              <w:bottom w:val="single" w:sz="4" w:space="0" w:color="D5DEEA"/>
+              <w:right w:val="single" w:sz="4" w:space="0" w:color="D5DEEA"/>
             </w:tcBorders>
-            <w:shd w:val="clear" w:color="auto" w:fill="EAF1FB"/>
+            <w:shd w:val="clear" w:color="auto" w:fill="EEF3F9"/>
             <w:vAlign w:val="center"/>
           </w:tcPr>
           <w:p>
@@ -491,42 +444,6 @@
               <w:ind w:firstLine="0"/>
               <w:jc w:val="center"/>
             </w:pPr>
-            <w:r>
-              <w:rPr>
-                <w:position w:val="-4"/>
-              </w:rPr>
-              <w:drawing>
-                <wp:inline distT="0" distB="0" distL="0" distR="0">
-                  <wp:extent cx="165100" cy="165100"/>
-                  <wp:docPr id="28" name="图标 28"/>
-                  <a:graphic>
-                    <a:graphicData uri="http://schemas.openxmlformats.org/drawingml/2006/picture">
-                      <pic:pic>
-                        <pic:nvPicPr>
-                          <pic:cNvPr id="28" name="calendar-2E75B6.png"/>
-                          <pic:cNvPicPr/>
-                        </pic:nvPicPr>
-                        <pic:blipFill>
-                          <a:blip r:embed="rId29"/>
-                          <a:stretch>
-                            <a:fillRect/>
-                          </a:stretch>
-                        </pic:blipFill>
-                        <pic:spPr>
-                          <a:xfrm>
-                            <a:off x="0" y="0"/>
-                            <a:ext cx="165100" cy="165100"/>
-                          </a:xfrm>
-                          <a:prstGeom prst="rect">
-                            <a:avLst/>
-                          </a:prstGeom>
-                        </pic:spPr>
-                      </pic:pic>
-                    </a:graphicData>
-                  </a:graphic>
-                </wp:inline>
-              </w:drawing>
-            </w:r>
             <w:r>
               <w:rPr>
                 <w:rFonts w:ascii="微软雅黑" w:hAnsi="微软雅黑" w:eastAsia="微软雅黑" w:cs="微软雅黑"/>
@@ -536,7 +453,7 @@
                 <w:sz w:val="22"/>
                 <w:szCs w:val="22"/>
               </w:rPr>
-              <w:t xml:space="preserve"> 授课时间</w:t>
+              <w:t xml:space="preserve">授课时间</w:t>
             </w:r>
           </w:p>
         </w:tc>
@@ -545,10 +462,10 @@
             <w:tcW w:w="3599" w:type="dxa"/>
             <w:gridSpan w:val="2"/>
             <w:tcBorders>
-              <w:top w:val="single" w:sz="4" w:space="0" w:color="BDD7EE"/>
-              <w:left w:val="single" w:sz="4" w:space="0" w:color="BDD7EE"/>
-              <w:bottom w:val="single" w:sz="4" w:space="0" w:color="BDD7EE"/>
-              <w:right w:val="single" w:sz="4" w:space="0" w:color="BDD7EE"/>
+              <w:top w:val="single" w:sz="4" w:space="0" w:color="D5DEEA"/>
+              <w:left w:val="single" w:sz="4" w:space="0" w:color="D5DEEA"/>
+              <w:bottom w:val="single" w:sz="4" w:space="0" w:color="D5DEEA"/>
+              <w:right w:val="single" w:sz="4" w:space="0" w:color="D5DEEA"/>
             </w:tcBorders>
             <w:shd w:val="clear" w:color="auto" w:fill="FFFFFF"/>
             <w:vAlign w:val="center"/>
@@ -563,7 +480,7 @@
             <w:r>
               <w:rPr>
                 <w:rFonts w:ascii="微软雅黑" w:hAnsi="微软雅黑" w:eastAsia="微软雅黑" w:cs="微软雅黑"/>
-                <w:color w:val="262626"/>
+                <w:color w:val="333333"/>
                 <w:sz w:val="22"/>
                 <w:szCs w:val="22"/>
               </w:rPr>
@@ -590,19 +507,19 @@
           </w:tblCellMar>
         </w:tblPrEx>
         <w:trPr>
-          <w:trHeight w:val="600" w:hRule="atLeast"/>
+          <w:trHeight w:val="560" w:hRule="atLeast"/>
           <w:jc w:val="center"/>
         </w:trPr>
-        <w:tc xmlns:a="http://schemas.openxmlformats.org/drawingml/2006/main" xmlns:pic="http://schemas.openxmlformats.org/drawingml/2006/picture">
+        <w:tc>
           <w:tcPr>
             <w:tcW w:w="1506" w:type="dxa"/>
             <w:tcBorders>
-              <w:top w:val="single" w:sz="4" w:space="0" w:color="BDD7EE"/>
-              <w:left w:val="single" w:sz="4" w:space="0" w:color="BDD7EE"/>
-              <w:bottom w:val="single" w:sz="4" w:space="0" w:color="BDD7EE"/>
-              <w:right w:val="single" w:sz="4" w:space="0" w:color="BDD7EE"/>
+              <w:top w:val="single" w:sz="4" w:space="0" w:color="D5DEEA"/>
+              <w:left w:val="single" w:sz="4" w:space="0" w:color="D5DEEA"/>
+              <w:bottom w:val="single" w:sz="4" w:space="0" w:color="D5DEEA"/>
+              <w:right w:val="single" w:sz="4" w:space="0" w:color="D5DEEA"/>
             </w:tcBorders>
-            <w:shd w:val="clear" w:color="auto" w:fill="EAF1FB"/>
+            <w:shd w:val="clear" w:color="auto" w:fill="EEF3F9"/>
             <w:vAlign w:val="center"/>
           </w:tcPr>
           <w:p>
@@ -612,42 +529,6 @@
               <w:ind w:firstLine="0"/>
               <w:jc w:val="center"/>
             </w:pPr>
-            <w:r>
-              <w:rPr>
-                <w:position w:val="-4"/>
-              </w:rPr>
-              <w:drawing>
-                <wp:inline distT="0" distB="0" distL="0" distR="0">
-                  <wp:extent cx="165100" cy="165100"/>
-                  <wp:docPr id="29" name="图标 29"/>
-                  <a:graphic>
-                    <a:graphicData uri="http://schemas.openxmlformats.org/drawingml/2006/picture">
-                      <pic:pic>
-                        <pic:nvPicPr>
-                          <pic:cNvPr id="29" name="list-details-2E75B6.png"/>
-                          <pic:cNvPicPr/>
-                        </pic:nvPicPr>
-                        <pic:blipFill>
-                          <a:blip r:embed="rId30"/>
-                          <a:stretch>
-                            <a:fillRect/>
-                          </a:stretch>
-                        </pic:blipFill>
-                        <pic:spPr>
-                          <a:xfrm>
-                            <a:off x="0" y="0"/>
-                            <a:ext cx="165100" cy="165100"/>
-                          </a:xfrm>
-                          <a:prstGeom prst="rect">
-                            <a:avLst/>
-                          </a:prstGeom>
-                        </pic:spPr>
-                      </pic:pic>
-                    </a:graphicData>
-                  </a:graphic>
-                </wp:inline>
-              </w:drawing>
-            </w:r>
             <w:r>
               <w:rPr>
                 <w:rFonts w:ascii="微软雅黑" w:hAnsi="微软雅黑" w:eastAsia="微软雅黑" w:cs="微软雅黑"/>
@@ -657,7 +538,7 @@
                 <w:sz w:val="22"/>
                 <w:szCs w:val="22"/>
               </w:rPr>
-              <w:t xml:space="preserve"> 任务名称</w:t>
+              <w:t xml:space="preserve">任务名称</w:t>
             </w:r>
           </w:p>
         </w:tc>
@@ -666,10 +547,10 @@
             <w:tcW w:w="4374" w:type="dxa"/>
             <w:gridSpan w:val="3"/>
             <w:tcBorders>
-              <w:top w:val="single" w:sz="4" w:space="0" w:color="BDD7EE"/>
-              <w:left w:val="single" w:sz="4" w:space="0" w:color="BDD7EE"/>
-              <w:bottom w:val="single" w:sz="4" w:space="0" w:color="BDD7EE"/>
-              <w:right w:val="single" w:sz="4" w:space="0" w:color="BDD7EE"/>
+              <w:top w:val="single" w:sz="4" w:space="0" w:color="D5DEEA"/>
+              <w:left w:val="single" w:sz="4" w:space="0" w:color="D5DEEA"/>
+              <w:bottom w:val="single" w:sz="4" w:space="0" w:color="D5DEEA"/>
+              <w:right w:val="single" w:sz="4" w:space="0" w:color="D5DEEA"/>
             </w:tcBorders>
             <w:shd w:val="clear" w:color="auto" w:fill="FFFFFF"/>
             <w:vAlign w:val="center"/>
@@ -684,7 +565,7 @@
             <w:r>
               <w:rPr>
                 <w:rFonts w:ascii="微软雅黑" w:hAnsi="微软雅黑" w:eastAsia="微软雅黑" w:cs="微软雅黑"/>
-                <w:color w:val="262626"/>
+                <w:color w:val="333333"/>
                 <w:sz w:val="22"/>
                 <w:szCs w:val="22"/>
               </w:rPr>
@@ -701,7 +582,7 @@
             <w:r>
               <w:rPr>
                 <w:rFonts w:ascii="微软雅黑" w:hAnsi="微软雅黑" w:eastAsia="微软雅黑" w:cs="微软雅黑"/>
-                <w:color w:val="262626"/>
+                <w:color w:val="333333"/>
                 <w:sz w:val="22"/>
                 <w:szCs w:val="22"/>
               </w:rPr>
@@ -709,17 +590,17 @@
             </w:r>
           </w:p>
         </w:tc>
-        <w:tc xmlns:a="http://schemas.openxmlformats.org/drawingml/2006/main" xmlns:pic="http://schemas.openxmlformats.org/drawingml/2006/picture">
+        <w:tc>
           <w:tcPr>
             <w:tcW w:w="1635" w:type="dxa"/>
             <w:gridSpan w:val="2"/>
             <w:tcBorders>
-              <w:top w:val="single" w:sz="4" w:space="0" w:color="BDD7EE"/>
-              <w:left w:val="single" w:sz="4" w:space="0" w:color="BDD7EE"/>
-              <w:bottom w:val="single" w:sz="4" w:space="0" w:color="BDD7EE"/>
-              <w:right w:val="single" w:sz="4" w:space="0" w:color="BDD7EE"/>
+              <w:top w:val="single" w:sz="4" w:space="0" w:color="D5DEEA"/>
+              <w:left w:val="single" w:sz="4" w:space="0" w:color="D5DEEA"/>
+              <w:bottom w:val="single" w:sz="4" w:space="0" w:color="D5DEEA"/>
+              <w:right w:val="single" w:sz="4" w:space="0" w:color="D5DEEA"/>
             </w:tcBorders>
-            <w:shd w:val="clear" w:color="auto" w:fill="EAF1FB"/>
+            <w:shd w:val="clear" w:color="auto" w:fill="EEF3F9"/>
             <w:vAlign w:val="center"/>
           </w:tcPr>
           <w:p>
@@ -729,42 +610,6 @@
               <w:ind w:firstLine="0"/>
               <w:jc w:val="center"/>
             </w:pPr>
-            <w:r>
-              <w:rPr>
-                <w:position w:val="-4"/>
-              </w:rPr>
-              <w:drawing>
-                <wp:inline distT="0" distB="0" distL="0" distR="0">
-                  <wp:extent cx="165100" cy="165100"/>
-                  <wp:docPr id="30" name="图标 30"/>
-                  <a:graphic>
-                    <a:graphicData uri="http://schemas.openxmlformats.org/drawingml/2006/picture">
-                      <pic:pic>
-                        <pic:nvPicPr>
-                          <pic:cNvPr id="30" name="map-pin-2E75B6.png"/>
-                          <pic:cNvPicPr/>
-                        </pic:nvPicPr>
-                        <pic:blipFill>
-                          <a:blip r:embed="rId31"/>
-                          <a:stretch>
-                            <a:fillRect/>
-                          </a:stretch>
-                        </pic:blipFill>
-                        <pic:spPr>
-                          <a:xfrm>
-                            <a:off x="0" y="0"/>
-                            <a:ext cx="165100" cy="165100"/>
-                          </a:xfrm>
-                          <a:prstGeom prst="rect">
-                            <a:avLst/>
-                          </a:prstGeom>
-                        </pic:spPr>
-                      </pic:pic>
-                    </a:graphicData>
-                  </a:graphic>
-                </wp:inline>
-              </w:drawing>
-            </w:r>
             <w:r>
               <w:rPr>
                 <w:rFonts w:ascii="微软雅黑" w:hAnsi="微软雅黑" w:eastAsia="微软雅黑" w:cs="微软雅黑"/>
@@ -774,7 +619,7 @@
                 <w:sz w:val="22"/>
                 <w:szCs w:val="22"/>
               </w:rPr>
-              <w:t xml:space="preserve"> 授课地点</w:t>
+              <w:t xml:space="preserve">授课地点</w:t>
             </w:r>
           </w:p>
         </w:tc>
@@ -783,10 +628,10 @@
             <w:tcW w:w="3599" w:type="dxa"/>
             <w:gridSpan w:val="2"/>
             <w:tcBorders>
-              <w:top w:val="single" w:sz="4" w:space="0" w:color="BDD7EE"/>
-              <w:left w:val="single" w:sz="4" w:space="0" w:color="BDD7EE"/>
-              <w:bottom w:val="single" w:sz="4" w:space="0" w:color="BDD7EE"/>
-              <w:right w:val="single" w:sz="4" w:space="0" w:color="BDD7EE"/>
+              <w:top w:val="single" w:sz="4" w:space="0" w:color="D5DEEA"/>
+              <w:left w:val="single" w:sz="4" w:space="0" w:color="D5DEEA"/>
+              <w:bottom w:val="single" w:sz="4" w:space="0" w:color="D5DEEA"/>
+              <w:right w:val="single" w:sz="4" w:space="0" w:color="D5DEEA"/>
             </w:tcBorders>
             <w:shd w:val="clear" w:color="auto" w:fill="FFFFFF"/>
             <w:vAlign w:val="center"/>
@@ -801,11 +646,11 @@
             <w:r>
               <w:rPr>
                 <w:rFonts w:ascii="微软雅黑" w:hAnsi="微软雅黑" w:eastAsia="微软雅黑" w:cs="微软雅黑"/>
-                <w:color w:val="262626"/>
-                <w:sz w:val="22"/>
-                <w:szCs w:val="22"/>
-              </w:rPr>
-              <w:t xml:space="preserve"/>
+                <w:color w:val="AAAAAA"/>
+                <w:sz w:val="21"/>
+                <w:szCs w:val="21"/>
+              </w:rPr>
+              <w:t xml:space="preserve">待填写</w:t>
             </w:r>
           </w:p>
         </w:tc>
@@ -828,19 +673,19 @@
           </w:tblCellMar>
         </w:tblPrEx>
         <w:trPr>
-          <w:trHeight w:val="600" w:hRule="atLeast"/>
+          <w:trHeight w:val="560" w:hRule="atLeast"/>
           <w:jc w:val="center"/>
         </w:trPr>
-        <w:tc xmlns:a="http://schemas.openxmlformats.org/drawingml/2006/main" xmlns:pic="http://schemas.openxmlformats.org/drawingml/2006/picture">
+        <w:tc>
           <w:tcPr>
             <w:tcW w:w="1506" w:type="dxa"/>
             <w:tcBorders>
-              <w:top w:val="single" w:sz="4" w:space="0" w:color="BDD7EE"/>
-              <w:left w:val="single" w:sz="4" w:space="0" w:color="BDD7EE"/>
-              <w:bottom w:val="single" w:sz="4" w:space="0" w:color="BDD7EE"/>
-              <w:right w:val="single" w:sz="4" w:space="0" w:color="BDD7EE"/>
+              <w:top w:val="single" w:sz="4" w:space="0" w:color="D5DEEA"/>
+              <w:left w:val="single" w:sz="4" w:space="0" w:color="D5DEEA"/>
+              <w:bottom w:val="single" w:sz="4" w:space="0" w:color="D5DEEA"/>
+              <w:right w:val="single" w:sz="4" w:space="0" w:color="D5DEEA"/>
             </w:tcBorders>
-            <w:shd w:val="clear" w:color="auto" w:fill="EAF1FB"/>
+            <w:shd w:val="clear" w:color="auto" w:fill="EEF3F9"/>
             <w:vAlign w:val="center"/>
           </w:tcPr>
           <w:p>
@@ -850,42 +695,6 @@
               <w:ind w:firstLine="0"/>
               <w:jc w:val="center"/>
             </w:pPr>
-            <w:r>
-              <w:rPr>
-                <w:position w:val="-4"/>
-              </w:rPr>
-              <w:drawing>
-                <wp:inline distT="0" distB="0" distL="0" distR="0">
-                  <wp:extent cx="165100" cy="165100"/>
-                  <wp:docPr id="31" name="图标 31"/>
-                  <a:graphic>
-                    <a:graphicData uri="http://schemas.openxmlformats.org/drawingml/2006/picture">
-                      <pic:pic>
-                        <pic:nvPicPr>
-                          <pic:cNvPr id="31" name="clock-2E75B6.png"/>
-                          <pic:cNvPicPr/>
-                        </pic:nvPicPr>
-                        <pic:blipFill>
-                          <a:blip r:embed="rId32"/>
-                          <a:stretch>
-                            <a:fillRect/>
-                          </a:stretch>
-                        </pic:blipFill>
-                        <pic:spPr>
-                          <a:xfrm>
-                            <a:off x="0" y="0"/>
-                            <a:ext cx="165100" cy="165100"/>
-                          </a:xfrm>
-                          <a:prstGeom prst="rect">
-                            <a:avLst/>
-                          </a:prstGeom>
-                        </pic:spPr>
-                      </pic:pic>
-                    </a:graphicData>
-                  </a:graphic>
-                </wp:inline>
-              </w:drawing>
-            </w:r>
             <w:r>
               <w:rPr>
                 <w:rFonts w:ascii="微软雅黑" w:hAnsi="微软雅黑" w:eastAsia="微软雅黑" w:cs="微软雅黑"/>
@@ -895,7 +704,7 @@
                 <w:sz w:val="22"/>
                 <w:szCs w:val="22"/>
               </w:rPr>
-              <w:t xml:space="preserve"> 授课时数</w:t>
+              <w:t xml:space="preserve">授课时数</w:t>
             </w:r>
           </w:p>
         </w:tc>
@@ -904,10 +713,10 @@
             <w:tcW w:w="4374" w:type="dxa"/>
             <w:gridSpan w:val="3"/>
             <w:tcBorders>
-              <w:top w:val="single" w:sz="4" w:space="0" w:color="BDD7EE"/>
-              <w:left w:val="single" w:sz="4" w:space="0" w:color="BDD7EE"/>
-              <w:bottom w:val="single" w:sz="4" w:space="0" w:color="BDD7EE"/>
-              <w:right w:val="single" w:sz="4" w:space="0" w:color="BDD7EE"/>
+              <w:top w:val="single" w:sz="4" w:space="0" w:color="D5DEEA"/>
+              <w:left w:val="single" w:sz="4" w:space="0" w:color="D5DEEA"/>
+              <w:bottom w:val="single" w:sz="4" w:space="0" w:color="D5DEEA"/>
+              <w:right w:val="single" w:sz="4" w:space="0" w:color="D5DEEA"/>
             </w:tcBorders>
             <w:shd w:val="clear" w:color="auto" w:fill="FFFFFF"/>
             <w:vAlign w:val="center"/>
@@ -924,16 +733,16 @@
                 <w:rFonts w:ascii="微软雅黑" w:hAnsi="微软雅黑" w:eastAsia="微软雅黑" w:cs="微软雅黑"/>
                 <w:b/>
                 <w:bCs/>
-                <w:color w:val="2E75B6"/>
-                <w:sz w:val="26"/>
-                <w:szCs w:val="26"/>
+                <w:color w:val="1F3864"/>
+                <w:sz w:val="28"/>
+                <w:szCs w:val="28"/>
               </w:rPr>
               <w:t xml:space="preserve">2</w:t>
             </w:r>
             <w:r>
               <w:rPr>
                 <w:rFonts w:ascii="微软雅黑" w:hAnsi="微软雅黑" w:eastAsia="微软雅黑" w:cs="微软雅黑"/>
-                <w:color w:val="262626"/>
+                <w:color w:val="333333"/>
                 <w:sz w:val="22"/>
                 <w:szCs w:val="22"/>
               </w:rPr>
@@ -941,17 +750,17 @@
             </w:r>
           </w:p>
         </w:tc>
-        <w:tc xmlns:a="http://schemas.openxmlformats.org/drawingml/2006/main" xmlns:pic="http://schemas.openxmlformats.org/drawingml/2006/picture">
+        <w:tc>
           <w:tcPr>
             <w:tcW w:w="1635" w:type="dxa"/>
             <w:gridSpan w:val="2"/>
             <w:tcBorders>
-              <w:top w:val="single" w:sz="4" w:space="0" w:color="BDD7EE"/>
-              <w:left w:val="single" w:sz="4" w:space="0" w:color="BDD7EE"/>
-              <w:bottom w:val="single" w:sz="4" w:space="0" w:color="BDD7EE"/>
-              <w:right w:val="single" w:sz="4" w:space="0" w:color="BDD7EE"/>
+              <w:top w:val="single" w:sz="4" w:space="0" w:color="D5DEEA"/>
+              <w:left w:val="single" w:sz="4" w:space="0" w:color="D5DEEA"/>
+              <w:bottom w:val="single" w:sz="4" w:space="0" w:color="D5DEEA"/>
+              <w:right w:val="single" w:sz="4" w:space="0" w:color="D5DEEA"/>
             </w:tcBorders>
-            <w:shd w:val="clear" w:color="auto" w:fill="EAF1FB"/>
+            <w:shd w:val="clear" w:color="auto" w:fill="EEF3F9"/>
             <w:vAlign w:val="center"/>
           </w:tcPr>
           <w:p>
@@ -961,42 +770,6 @@
               <w:ind w:firstLine="0"/>
               <w:jc w:val="center"/>
             </w:pPr>
-            <w:r>
-              <w:rPr>
-                <w:position w:val="-4"/>
-              </w:rPr>
-              <w:drawing>
-                <wp:inline distT="0" distB="0" distL="0" distR="0">
-                  <wp:extent cx="165100" cy="165100"/>
-                  <wp:docPr id="32" name="图标 32"/>
-                  <a:graphic>
-                    <a:graphicData uri="http://schemas.openxmlformats.org/drawingml/2006/picture">
-                      <pic:pic>
-                        <pic:nvPicPr>
-                          <pic:cNvPr id="32" name="tools-2E75B6.png"/>
-                          <pic:cNvPicPr/>
-                        </pic:nvPicPr>
-                        <pic:blipFill>
-                          <a:blip r:embed="rId33"/>
-                          <a:stretch>
-                            <a:fillRect/>
-                          </a:stretch>
-                        </pic:blipFill>
-                        <pic:spPr>
-                          <a:xfrm>
-                            <a:off x="0" y="0"/>
-                            <a:ext cx="165100" cy="165100"/>
-                          </a:xfrm>
-                          <a:prstGeom prst="rect">
-                            <a:avLst/>
-                          </a:prstGeom>
-                        </pic:spPr>
-                      </pic:pic>
-                    </a:graphicData>
-                  </a:graphic>
-                </wp:inline>
-              </w:drawing>
-            </w:r>
             <w:r>
               <w:rPr>
                 <w:rFonts w:ascii="微软雅黑" w:hAnsi="微软雅黑" w:eastAsia="微软雅黑" w:cs="微软雅黑"/>
@@ -1006,7 +779,7 @@
                 <w:sz w:val="22"/>
                 <w:szCs w:val="22"/>
               </w:rPr>
-              <w:t xml:space="preserve"> 授课类型</w:t>
+              <w:t xml:space="preserve">授课类型</w:t>
             </w:r>
           </w:p>
         </w:tc>
@@ -1015,10 +788,10 @@
             <w:tcW w:w="3599" w:type="dxa"/>
             <w:gridSpan w:val="2"/>
             <w:tcBorders>
-              <w:top w:val="single" w:sz="4" w:space="0" w:color="BDD7EE"/>
-              <w:left w:val="single" w:sz="4" w:space="0" w:color="BDD7EE"/>
-              <w:bottom w:val="single" w:sz="4" w:space="0" w:color="BDD7EE"/>
-              <w:right w:val="single" w:sz="4" w:space="0" w:color="BDD7EE"/>
+              <w:top w:val="single" w:sz="4" w:space="0" w:color="D5DEEA"/>
+              <w:left w:val="single" w:sz="4" w:space="0" w:color="D5DEEA"/>
+              <w:bottom w:val="single" w:sz="4" w:space="0" w:color="D5DEEA"/>
+              <w:right w:val="single" w:sz="4" w:space="0" w:color="D5DEEA"/>
             </w:tcBorders>
             <w:shd w:val="clear" w:color="auto" w:fill="FFFFFF"/>
             <w:vAlign w:val="center"/>
@@ -1038,8 +811,8 @@
                 <w:color w:val="FFFFFF"/>
                 <w:sz w:val="21"/>
                 <w:szCs w:val="21"/>
-                <w:bdr w:val="single" w:sz="18" w:space="0" w:color="2E75B6"/>
-                <w:shd w:val="clear" w:color="auto" w:fill="2E75B6"/>
+                <w:bdr w:val="single" w:sz="18" w:space="0" w:color="1F3864"/>
+                <w:shd w:val="clear" w:color="auto" w:fill="1F3864"/>
               </w:rPr>
               <w:t xml:space="preserve">理实一体</w:t>
             </w:r>
@@ -1064,19 +837,19 @@
           </w:tblCellMar>
         </w:tblPrEx>
         <w:trPr>
-          <w:trHeight w:val="600" w:hRule="atLeast"/>
+          <w:trHeight w:val="560" w:hRule="atLeast"/>
           <w:jc w:val="center"/>
         </w:trPr>
-        <w:tc xmlns:a="http://schemas.openxmlformats.org/drawingml/2006/main" xmlns:pic="http://schemas.openxmlformats.org/drawingml/2006/picture">
+        <w:tc>
           <w:tcPr>
             <w:tcW w:w="1506" w:type="dxa"/>
             <w:tcBorders>
-              <w:top w:val="single" w:sz="4" w:space="0" w:color="BDD7EE"/>
-              <w:left w:val="single" w:sz="4" w:space="0" w:color="BDD7EE"/>
-              <w:bottom w:val="single" w:sz="4" w:space="0" w:color="BDD7EE"/>
-              <w:right w:val="single" w:sz="4" w:space="0" w:color="BDD7EE"/>
+              <w:top w:val="single" w:sz="4" w:space="0" w:color="D5DEEA"/>
+              <w:left w:val="single" w:sz="4" w:space="0" w:color="D5DEEA"/>
+              <w:bottom w:val="single" w:sz="4" w:space="0" w:color="D5DEEA"/>
+              <w:right w:val="single" w:sz="4" w:space="0" w:color="D5DEEA"/>
             </w:tcBorders>
-            <w:shd w:val="clear" w:color="auto" w:fill="EAF1FB"/>
+            <w:shd w:val="clear" w:color="auto" w:fill="EEF3F9"/>
             <w:vAlign w:val="center"/>
           </w:tcPr>
           <w:p>
@@ -1086,42 +859,6 @@
               <w:ind w:firstLine="0"/>
               <w:jc w:val="center"/>
             </w:pPr>
-            <w:r>
-              <w:rPr>
-                <w:position w:val="-4"/>
-              </w:rPr>
-              <w:drawing>
-                <wp:inline distT="0" distB="0" distL="0" distR="0">
-                  <wp:extent cx="165100" cy="165100"/>
-                  <wp:docPr id="33" name="图标 33"/>
-                  <a:graphic>
-                    <a:graphicData uri="http://schemas.openxmlformats.org/drawingml/2006/picture">
-                      <pic:pic>
-                        <pic:nvPicPr>
-                          <pic:cNvPr id="33" name="users-2E75B6.png"/>
-                          <pic:cNvPicPr/>
-                        </pic:nvPicPr>
-                        <pic:blipFill>
-                          <a:blip r:embed="rId34"/>
-                          <a:stretch>
-                            <a:fillRect/>
-                          </a:stretch>
-                        </pic:blipFill>
-                        <pic:spPr>
-                          <a:xfrm>
-                            <a:off x="0" y="0"/>
-                            <a:ext cx="165100" cy="165100"/>
-                          </a:xfrm>
-                          <a:prstGeom prst="rect">
-                            <a:avLst/>
-                          </a:prstGeom>
-                        </pic:spPr>
-                      </pic:pic>
-                    </a:graphicData>
-                  </a:graphic>
-                </wp:inline>
-              </w:drawing>
-            </w:r>
             <w:r>
               <w:rPr>
                 <w:rFonts w:ascii="微软雅黑" w:hAnsi="微软雅黑" w:eastAsia="微软雅黑" w:cs="微软雅黑"/>
@@ -1131,7 +868,7 @@
                 <w:sz w:val="22"/>
                 <w:szCs w:val="22"/>
               </w:rPr>
-              <w:t xml:space="preserve"> 授课班级</w:t>
+              <w:t xml:space="preserve">授课班级</w:t>
             </w:r>
           </w:p>
         </w:tc>
@@ -1140,10 +877,10 @@
             <w:tcW w:w="9608" w:type="dxa"/>
             <w:gridSpan w:val="7"/>
             <w:tcBorders>
-              <w:top w:val="single" w:sz="4" w:space="0" w:color="BDD7EE"/>
-              <w:left w:val="single" w:sz="4" w:space="0" w:color="BDD7EE"/>
-              <w:bottom w:val="single" w:sz="4" w:space="0" w:color="BDD7EE"/>
-              <w:right w:val="single" w:sz="4" w:space="0" w:color="BDD7EE"/>
+              <w:top w:val="single" w:sz="4" w:space="0" w:color="D5DEEA"/>
+              <w:left w:val="single" w:sz="4" w:space="0" w:color="D5DEEA"/>
+              <w:bottom w:val="single" w:sz="4" w:space="0" w:color="D5DEEA"/>
+              <w:right w:val="single" w:sz="4" w:space="0" w:color="D5DEEA"/>
             </w:tcBorders>
             <w:shd w:val="clear" w:color="auto" w:fill="FFFFFF"/>
             <w:vAlign w:val="center"/>
@@ -1158,11 +895,11 @@
             <w:r>
               <w:rPr>
                 <w:rFonts w:ascii="微软雅黑" w:hAnsi="微软雅黑" w:eastAsia="微软雅黑" w:cs="微软雅黑"/>
-                <w:color w:val="262626"/>
-                <w:sz w:val="22"/>
-                <w:szCs w:val="22"/>
-              </w:rPr>
-              <w:t xml:space="preserve"/>
+                <w:color w:val="AAAAAA"/>
+                <w:sz w:val="21"/>
+                <w:szCs w:val="21"/>
+              </w:rPr>
+              <w:t xml:space="preserve">待填写</w:t>
             </w:r>
           </w:p>
         </w:tc>
@@ -1249,7 +986,7 @@
                 <w:rFonts w:ascii="微软雅黑" w:hAnsi="微软雅黑" w:eastAsia="微软雅黑" w:cs="微软雅黑"/>
                 <w:b/>
                 <w:bCs/>
-                <w:color w:val="D9A441"/>
+                <w:color w:val="C9A227"/>
                 <w:sz w:val="26"/>
                 <w:szCs w:val="26"/>
               </w:rPr>
@@ -1296,35 +1033,35 @@
             <w:tcW w:w="1506" w:type="dxa"/>
             <w:vMerge w:val="restart"/>
             <w:tcBorders>
-              <w:top w:val="single" w:sz="4" w:space="0" w:color="2E75B6"/>
-              <w:left w:val="single" w:sz="4" w:space="0" w:color="2E75B6"/>
-              <w:bottom w:val="single" w:sz="4" w:space="0" w:color="2E75B6"/>
-              <w:right w:val="single" w:sz="4" w:space="0" w:color="2E75B6"/>
+              <w:top w:val="single" w:sz="4" w:space="0" w:color="D5DEEA"/>
+              <w:left w:val="single" w:sz="24" w:space="0" w:color="C9A227"/>
+              <w:bottom w:val="single" w:sz="4" w:space="0" w:color="D5DEEA"/>
+              <w:right w:val="single" w:sz="4" w:space="0" w:color="D5DEEA"/>
             </w:tcBorders>
-            <w:shd w:val="clear" w:color="auto" w:fill="2E75B6"/>
+            <w:shd w:val="clear" w:color="auto" w:fill="EEF3F9"/>
             <w:vAlign w:val="center"/>
           </w:tcPr>
           <w:p>
             <w:pPr>
               <w:snapToGrid w:val="0"/>
-              <w:spacing w:before="0" w:after="80" w:line="240" w:lineRule="auto"/>
+              <w:spacing w:before="0" w:after="60" w:line="240" w:lineRule="auto"/>
               <w:ind w:firstLine="0"/>
               <w:jc w:val="center"/>
             </w:pPr>
             <w:r>
               <w:drawing>
                 <wp:inline distT="0" distB="0" distL="0" distR="0">
-                  <wp:extent cx="330200" cy="330200"/>
-                  <wp:docPr id="34" name="图标 34"/>
+                  <wp:extent cx="279400" cy="279400"/>
+                  <wp:docPr id="27" name="图标 27"/>
                   <a:graphic>
                     <a:graphicData uri="http://schemas.openxmlformats.org/drawingml/2006/picture">
                       <pic:pic>
                         <pic:nvPicPr>
-                          <pic:cNvPr id="34" name="file-analytics-FFFFFF.png"/>
+                          <pic:cNvPr id="27" name="file-analytics-1F3864.png"/>
                           <pic:cNvPicPr/>
                         </pic:nvPicPr>
                         <pic:blipFill>
-                          <a:blip r:embed="rId35"/>
+                          <a:blip r:embed="rId28"/>
                           <a:stretch>
                             <a:fillRect/>
                           </a:stretch>
@@ -1332,7 +1069,7 @@
                         <pic:spPr>
                           <a:xfrm>
                             <a:off x="0" y="0"/>
-                            <a:ext cx="330200" cy="330200"/>
+                            <a:ext cx="279400" cy="279400"/>
                           </a:xfrm>
                           <a:prstGeom prst="rect">
                             <a:avLst/>
@@ -1357,7 +1094,7 @@
                 <w:rFonts w:ascii="微软雅黑" w:hAnsi="微软雅黑" w:eastAsia="微软雅黑" w:cs="微软雅黑"/>
                 <w:b/>
                 <w:bCs/>
-                <w:color w:val="FFFFFF"/>
+                <w:color w:val="1F3864"/>
                 <w:spacing w:val="40"/>
                 <w:sz w:val="24"/>
                 <w:szCs w:val="24"/>
@@ -1377,7 +1114,7 @@
                 <w:rFonts w:ascii="微软雅黑" w:hAnsi="微软雅黑" w:eastAsia="微软雅黑" w:cs="微软雅黑"/>
                 <w:b/>
                 <w:bCs/>
-                <w:color w:val="FFFFFF"/>
+                <w:color w:val="1F3864"/>
                 <w:spacing w:val="40"/>
                 <w:sz w:val="24"/>
                 <w:szCs w:val="24"/>
@@ -1391,10 +1128,10 @@
             <w:tcW w:w="9608" w:type="dxa"/>
             <w:gridSpan w:val="7"/>
             <w:tcBorders>
-              <w:top w:val="single" w:sz="4" w:space="0" w:color="BDD7EE"/>
-              <w:left w:val="single" w:sz="4" w:space="0" w:color="BDD7EE"/>
-              <w:bottom w:val="single" w:sz="4" w:space="0" w:color="BDD7EE"/>
-              <w:right w:val="single" w:sz="4" w:space="0" w:color="BDD7EE"/>
+              <w:top w:val="single" w:sz="4" w:space="0" w:color="D5DEEA"/>
+              <w:left w:val="single" w:sz="4" w:space="0" w:color="D5DEEA"/>
+              <w:bottom w:val="single" w:sz="4" w:space="0" w:color="D5DEEA"/>
+              <w:right w:val="single" w:sz="4" w:space="0" w:color="D5DEEA"/>
             </w:tcBorders>
             <w:tcMar>
               <w:left w:w="100" w:type="dxa"/>
@@ -1412,7 +1149,7 @@
             <w:r>
               <w:rPr>
                 <w:rFonts w:ascii="微软雅黑" w:hAnsi="微软雅黑" w:eastAsia="微软雅黑" w:cs="微软雅黑"/>
-                <w:color w:val="262626"/>
+                <w:color w:val="333333"/>
                 <w:sz w:val="6"/>
                 <w:szCs w:val="6"/>
               </w:rPr>
@@ -1423,7 +1160,6 @@
             <w:tblPr>
               <w:tblW w:w="9408" w:type="dxa"/>
               <w:jc w:val="center"/>
-              <w:tblCellSpacing w:w="50" w:type="dxa"/>
               <w:tblBorders>
                 <w:top w:val="nil" w:sz="0" w:space="0" w:color="auto"/>
                 <w:left w:val="nil" w:sz="0" w:space="0" w:color="auto"/>
@@ -1439,24 +1175,731 @@
               <w:gridCol w:w="4704"/>
             </w:tblGrid>
             <w:tr>
-              <w:trPr>
-                <w:tblCellSpacing w:w="50" w:type="dxa"/>
-              </w:trPr>
               <w:tc>
                 <w:tcPr>
                   <w:tcW w:w="4704" w:type="dxa"/>
                   <w:tcBorders>
-                    <w:top w:val="single" w:sz="18" w:space="0" w:color="2E75B6"/>
-                    <w:left w:val="single" w:sz="4" w:space="0" w:color="BDD7EE"/>
-                    <w:bottom w:val="single" w:sz="4" w:space="0" w:color="BDD7EE"/>
-                    <w:right w:val="single" w:sz="4" w:space="0" w:color="BDD7EE"/>
+                    <w:top w:val="single" w:sz="12" w:space="0" w:color="1F3864"/>
+                    <w:left w:val="single" w:sz="4" w:space="0" w:color="D5DEEA"/>
+                    <w:bottom w:val="single" w:sz="4" w:space="0" w:color="D5DEEA"/>
+                    <w:right w:val="single" w:sz="4" w:space="0" w:color="D5DEEA"/>
                   </w:tcBorders>
-                  <w:shd w:val="clear" w:color="auto" w:fill="F7FAFD"/>
+                  <w:shd w:val="clear" w:color="auto" w:fill="F7F9FC"/>
                   <w:tcMar>
-                    <w:top w:w="120" w:type="dxa"/>
-                    <w:left w:w="160" w:type="dxa"/>
-                    <w:bottom w:w="140" w:type="dxa"/>
-                    <w:right w:w="160" w:type="dxa"/>
+                    <w:top w:w="110" w:type="dxa"/>
+                    <w:left w:w="180" w:type="dxa"/>
+                    <w:bottom w:w="120" w:type="dxa"/>
+                    <w:right w:w="180" w:type="dxa"/>
+                  </w:tcMar>
+                  <w:vAlign w:val="top"/>
+                </w:tcPr>
+                <w:p>
+                  <w:pPr>
+                    <w:snapToGrid w:val="0"/>
+                    <w:spacing w:before="0" w:after="80" w:line="240" w:lineRule="auto"/>
+                    <w:ind w:firstLine="0"/>
+                    <w:jc w:val="left"/>
+                  </w:pPr>
+                  <w:r>
+                    <w:rPr>
+                      <w:rFonts w:ascii="微软雅黑" w:hAnsi="微软雅黑" w:eastAsia="微软雅黑" w:cs="微软雅黑"/>
+                      <w:color w:val="C9A227"/>
+                      <w:sz w:val="22"/>
+                      <w:szCs w:val="22"/>
+                    </w:rPr>
+                    <w:t xml:space="preserve">▍</w:t>
+                  </w:r>
+                  <w:r>
+                    <w:rPr>
+                      <w:rFonts w:ascii="微软雅黑" w:hAnsi="微软雅黑" w:eastAsia="微软雅黑" w:cs="微软雅黑"/>
+                      <w:b/>
+                      <w:bCs/>
+                      <w:color w:val="1F3864"/>
+                      <w:sz w:val="24"/>
+                      <w:szCs w:val="24"/>
+                    </w:rPr>
+                    <w:t xml:space="preserve"> 课程定位</w:t>
+                  </w:r>
+                </w:p>
+                <w:p>
+                  <w:pPr>
+                    <w:snapToGrid w:val="0"/>
+                    <w:spacing w:before="0" w:after="0" w:line="300" w:lineRule="auto"/>
+                    <w:ind w:firstLine="0"/>
+                    <w:jc w:val="both"/>
+                  </w:pPr>
+                  <w:r>
+                    <w:rPr>
+                      <w:rFonts w:ascii="微软雅黑" w:hAnsi="微软雅黑" w:eastAsia="微软雅黑" w:cs="微软雅黑"/>
+                      <w:color w:val="333333"/>
+                      <w:sz w:val="20"/>
+                      <w:szCs w:val="20"/>
+                    </w:rPr>
+                    <w:t xml:space="preserve">从岗课赛证角度，机械制图是机械类专业核心基础课，机械加工、设备装配、产品测绘岗位均要求从业人员</w:t>
+                  </w:r>
+                  <w:r>
+                    <w:rPr>
+                      <w:rFonts w:ascii="微软雅黑" w:hAnsi="微软雅黑" w:eastAsia="微软雅黑" w:cs="微软雅黑"/>
+                      <w:b/>
+                      <w:bCs/>
+                      <w:color w:val="1F3864"/>
+                      <w:sz w:val="20"/>
+                      <w:szCs w:val="20"/>
+                    </w:rPr>
+                    <w:t xml:space="preserve">读懂三视图</w:t>
+                  </w:r>
+                  <w:r>
+                    <w:rPr>
+                      <w:rFonts w:ascii="微软雅黑" w:hAnsi="微软雅黑" w:eastAsia="微软雅黑" w:cs="微软雅黑"/>
+                      <w:color w:val="333333"/>
+                      <w:sz w:val="20"/>
+                      <w:szCs w:val="20"/>
+                    </w:rPr>
+                    <w:t xml:space="preserve">、能够</w:t>
+                  </w:r>
+                  <w:r>
+                    <w:rPr>
+                      <w:rFonts w:ascii="微软雅黑" w:hAnsi="微软雅黑" w:eastAsia="微软雅黑" w:cs="微软雅黑"/>
+                      <w:b/>
+                      <w:bCs/>
+                      <w:color w:val="1F3864"/>
+                      <w:sz w:val="20"/>
+                      <w:szCs w:val="20"/>
+                    </w:rPr>
+                    <w:t xml:space="preserve">按照投影规律绘制零件视图</w:t>
+                  </w:r>
+                  <w:r>
+                    <w:rPr>
+                      <w:rFonts w:ascii="微软雅黑" w:hAnsi="微软雅黑" w:eastAsia="微软雅黑" w:cs="微软雅黑"/>
+                      <w:color w:val="333333"/>
+                      <w:sz w:val="20"/>
+                      <w:szCs w:val="20"/>
+                    </w:rPr>
+                    <w:t xml:space="preserve">。</w:t>
+                  </w:r>
+                </w:p>
+              </w:tc>
+              <w:tc>
+                <w:tcPr>
+                  <w:tcW w:w="4704" w:type="dxa"/>
+                  <w:tcBorders>
+                    <w:top w:val="single" w:sz="12" w:space="0" w:color="1F3864"/>
+                    <w:left w:val="single" w:sz="4" w:space="0" w:color="D5DEEA"/>
+                    <w:bottom w:val="single" w:sz="4" w:space="0" w:color="D5DEEA"/>
+                    <w:right w:val="single" w:sz="4" w:space="0" w:color="D5DEEA"/>
+                  </w:tcBorders>
+                  <w:shd w:val="clear" w:color="auto" w:fill="F7F9FC"/>
+                  <w:tcMar>
+                    <w:top w:w="110" w:type="dxa"/>
+                    <w:left w:w="180" w:type="dxa"/>
+                    <w:bottom w:w="120" w:type="dxa"/>
+                    <w:right w:w="180" w:type="dxa"/>
+                  </w:tcMar>
+                  <w:vAlign w:val="top"/>
+                </w:tcPr>
+                <w:p>
+                  <w:pPr>
+                    <w:snapToGrid w:val="0"/>
+                    <w:spacing w:before="0" w:after="80" w:line="240" w:lineRule="auto"/>
+                    <w:ind w:firstLine="0"/>
+                    <w:jc w:val="left"/>
+                  </w:pPr>
+                  <w:r>
+                    <w:rPr>
+                      <w:rFonts w:ascii="微软雅黑" w:hAnsi="微软雅黑" w:eastAsia="微软雅黑" w:cs="微软雅黑"/>
+                      <w:color w:val="C9A227"/>
+                      <w:sz w:val="22"/>
+                      <w:szCs w:val="22"/>
+                    </w:rPr>
+                    <w:t xml:space="preserve">▍</w:t>
+                  </w:r>
+                  <w:r>
+                    <w:rPr>
+                      <w:rFonts w:ascii="微软雅黑" w:hAnsi="微软雅黑" w:eastAsia="微软雅黑" w:cs="微软雅黑"/>
+                      <w:b/>
+                      <w:bCs/>
+                      <w:color w:val="1F3864"/>
+                      <w:sz w:val="24"/>
+                      <w:szCs w:val="24"/>
+                    </w:rPr>
+                    <w:t xml:space="preserve"> 对接标准</w:t>
+                  </w:r>
+                </w:p>
+                <w:p>
+                  <w:pPr>
+                    <w:snapToGrid w:val="0"/>
+                    <w:spacing w:before="0" w:after="40" w:line="300" w:lineRule="auto"/>
+                    <w:ind w:firstLine="0"/>
+                    <w:jc w:val="both"/>
+                  </w:pPr>
+                  <w:r>
+                    <w:rPr>
+                      <w:rFonts w:ascii="微软雅黑" w:hAnsi="微软雅黑" w:eastAsia="微软雅黑" w:cs="微软雅黑"/>
+                      <w:color w:val="666666"/>
+                      <w:sz w:val="20"/>
+                      <w:szCs w:val="20"/>
+                    </w:rPr>
+                    <w:t xml:space="preserve">教学对接：</w:t>
+                  </w:r>
+                </w:p>
+                <w:p>
+                  <w:pPr>
+                    <w:snapToGrid w:val="0"/>
+                    <w:spacing w:before="0" w:after="30" w:line="300" w:lineRule="auto"/>
+                    <w:ind w:left="240" w:hanging="240"/>
+                    <w:jc w:val="both"/>
+                  </w:pPr>
+                  <w:r>
+                    <w:rPr>
+                      <w:rFonts w:ascii="微软雅黑" w:hAnsi="微软雅黑" w:eastAsia="微软雅黑" w:cs="微软雅黑"/>
+                      <w:color w:val="8A99B3"/>
+                      <w:position w:val="2"/>
+                      <w:sz w:val="14"/>
+                      <w:szCs w:val="14"/>
+                    </w:rPr>
+                    <w:t xml:space="preserve">■	</w:t>
+                  </w:r>
+                  <w:r>
+                    <w:rPr>
+                      <w:rFonts w:ascii="微软雅黑" w:hAnsi="微软雅黑" w:eastAsia="微软雅黑" w:cs="微软雅黑"/>
+                      <w:color w:val="333333"/>
+                      <w:sz w:val="20"/>
+                      <w:szCs w:val="20"/>
+                    </w:rPr>
+                    <w:t xml:space="preserve">机械行业制图国家标准</w:t>
+                  </w:r>
+                </w:p>
+                <w:p>
+                  <w:pPr>
+                    <w:snapToGrid w:val="0"/>
+                    <w:spacing w:before="0" w:after="30" w:line="300" w:lineRule="auto"/>
+                    <w:ind w:left="240" w:hanging="240"/>
+                    <w:jc w:val="both"/>
+                  </w:pPr>
+                  <w:r>
+                    <w:rPr>
+                      <w:rFonts w:ascii="微软雅黑" w:hAnsi="微软雅黑" w:eastAsia="微软雅黑" w:cs="微软雅黑"/>
+                      <w:color w:val="8A99B3"/>
+                      <w:position w:val="2"/>
+                      <w:sz w:val="14"/>
+                      <w:szCs w:val="14"/>
+                    </w:rPr>
+                    <w:t xml:space="preserve">■	</w:t>
+                  </w:r>
+                  <w:r>
+                    <w:rPr>
+                      <w:rFonts w:ascii="微软雅黑" w:hAnsi="微软雅黑" w:eastAsia="微软雅黑" w:cs="微软雅黑"/>
+                      <w:color w:val="333333"/>
+                      <w:sz w:val="20"/>
+                      <w:szCs w:val="20"/>
+                    </w:rPr>
+                    <w:t xml:space="preserve">1+X 机械制图职业技能等级证书考核要点</w:t>
+                  </w:r>
+                </w:p>
+                <w:p>
+                  <w:pPr>
+                    <w:snapToGrid w:val="0"/>
+                    <w:spacing w:before="0" w:after="30" w:line="300" w:lineRule="auto"/>
+                    <w:ind w:left="240" w:hanging="240"/>
+                    <w:jc w:val="both"/>
+                  </w:pPr>
+                  <w:r>
+                    <w:rPr>
+                      <w:rFonts w:ascii="微软雅黑" w:hAnsi="微软雅黑" w:eastAsia="微软雅黑" w:cs="微软雅黑"/>
+                      <w:color w:val="8A99B3"/>
+                      <w:position w:val="2"/>
+                      <w:sz w:val="14"/>
+                      <w:szCs w:val="14"/>
+                    </w:rPr>
+                    <w:t xml:space="preserve">■	</w:t>
+                  </w:r>
+                  <w:r>
+                    <w:rPr>
+                      <w:rFonts w:ascii="微软雅黑" w:hAnsi="微软雅黑" w:eastAsia="微软雅黑" w:cs="微软雅黑"/>
+                      <w:color w:val="333333"/>
+                      <w:sz w:val="20"/>
+                      <w:szCs w:val="20"/>
+                    </w:rPr>
+                    <w:t xml:space="preserve">职业院校技能大赛零部件测绘与 CAD 赛项基础要求</w:t>
+                  </w:r>
+                </w:p>
+              </w:tc>
+            </w:tr>
+            <w:tr>
+              <w:tc>
+                <w:tcPr>
+                  <w:tcW w:w="9408" w:type="dxa"/>
+                  <w:gridSpan w:val="2"/>
+                  <w:tcBorders>
+                    <w:top w:val="single" w:sz="12" w:space="0" w:color="1F3864"/>
+                    <w:left w:val="single" w:sz="4" w:space="0" w:color="D5DEEA"/>
+                    <w:bottom w:val="single" w:sz="4" w:space="0" w:color="D5DEEA"/>
+                    <w:right w:val="single" w:sz="4" w:space="0" w:color="D5DEEA"/>
+                  </w:tcBorders>
+                  <w:shd w:val="clear" w:color="auto" w:fill="F7F9FC"/>
+                  <w:tcMar>
+                    <w:top w:w="110" w:type="dxa"/>
+                    <w:left w:w="180" w:type="dxa"/>
+                    <w:bottom w:w="120" w:type="dxa"/>
+                    <w:right w:w="180" w:type="dxa"/>
+                  </w:tcMar>
+                  <w:vAlign w:val="top"/>
+                </w:tcPr>
+                <w:p>
+                  <w:pPr>
+                    <w:snapToGrid w:val="0"/>
+                    <w:spacing w:before="0" w:after="80" w:line="240" w:lineRule="auto"/>
+                    <w:ind w:firstLine="0"/>
+                    <w:jc w:val="left"/>
+                  </w:pPr>
+                  <w:r>
+                    <w:rPr>
+                      <w:rFonts w:ascii="微软雅黑" w:hAnsi="微软雅黑" w:eastAsia="微软雅黑" w:cs="微软雅黑"/>
+                      <w:color w:val="C9A227"/>
+                      <w:sz w:val="22"/>
+                      <w:szCs w:val="22"/>
+                    </w:rPr>
+                    <w:t xml:space="preserve">▍</w:t>
+                  </w:r>
+                  <w:r>
+                    <w:rPr>
+                      <w:rFonts w:ascii="微软雅黑" w:hAnsi="微软雅黑" w:eastAsia="微软雅黑" w:cs="微软雅黑"/>
+                      <w:b/>
+                      <w:bCs/>
+                      <w:color w:val="1F3864"/>
+                      <w:sz w:val="24"/>
+                      <w:szCs w:val="24"/>
+                    </w:rPr>
+                    <w:t xml:space="preserve"> 学习内容</w:t>
+                  </w:r>
+                </w:p>
+                <w:p>
+                  <w:pPr>
+                    <w:snapToGrid w:val="0"/>
+                    <w:spacing w:before="0" w:after="60" w:line="300" w:lineRule="auto"/>
+                    <w:ind w:firstLine="0"/>
+                    <w:jc w:val="both"/>
+                  </w:pPr>
+                  <w:r>
+                    <w:rPr>
+                      <w:rFonts w:ascii="微软雅黑" w:hAnsi="微软雅黑" w:eastAsia="微软雅黑" w:cs="微软雅黑"/>
+                      <w:color w:val="666666"/>
+                      <w:sz w:val="20"/>
+                      <w:szCs w:val="20"/>
+                    </w:rPr>
+                    <w:t xml:space="preserve">本次课学习内容：</w:t>
+                  </w:r>
+                </w:p>
+                <w:tbl>
+                  <w:tblPr>
+                    <w:tblW w:w="9048" w:type="dxa"/>
+                    <w:tblBorders>
+                      <w:top w:val="nil" w:sz="0" w:space="0" w:color="auto"/>
+                      <w:left w:val="nil" w:sz="0" w:space="0" w:color="auto"/>
+                      <w:bottom w:val="nil" w:sz="0" w:space="0" w:color="auto"/>
+                      <w:right w:val="nil" w:sz="0" w:space="0" w:color="auto"/>
+                      <w:insideH w:val="nil" w:sz="0" w:space="0" w:color="auto"/>
+                      <w:insideV w:val="nil" w:sz="0" w:space="0" w:color="auto"/>
+                    </w:tblBorders>
+                    <w:tblLayout w:type="fixed"/>
+                  </w:tblPr>
+                  <w:tblGrid>
+                    <w:gridCol w:w="3016"/>
+                    <w:gridCol w:w="3016"/>
+                    <w:gridCol w:w="3016"/>
+                  </w:tblGrid>
+                  <w:tr>
+                    <w:tc>
+                      <w:tcPr>
+                        <w:tcW w:w="3016" w:type="dxa"/>
+                        <w:tcBorders>
+                          <w:top w:val="single" w:sz="4" w:space="0" w:color="D5DEEA"/>
+                          <w:left w:val="single" w:sz="4" w:space="0" w:color="D5DEEA"/>
+                          <w:bottom w:val="single" w:sz="4" w:space="0" w:color="D5DEEA"/>
+                          <w:right w:val="single" w:sz="4" w:space="0" w:color="D5DEEA"/>
+                        </w:tcBorders>
+                        <w:shd w:val="clear" w:color="auto" w:fill="FFFFFF"/>
+                        <w:tcMar>
+                          <w:top w:w="80" w:type="dxa"/>
+                          <w:left w:w="160" w:type="dxa"/>
+                          <w:bottom w:w="100" w:type="dxa"/>
+                          <w:right w:w="160" w:type="dxa"/>
+                        </w:tcMar>
+                        <w:vAlign w:val="top"/>
+                      </w:tcPr>
+                      <w:p>
+                        <w:pPr>
+                          <w:snapToGrid w:val="0"/>
+                          <w:spacing w:before="0" w:after="20" w:line="240" w:lineRule="auto"/>
+                          <w:ind w:firstLine="0"/>
+                          <w:jc w:val="left"/>
+                        </w:pPr>
+                        <w:r>
+                          <w:rPr>
+                            <w:rFonts w:ascii="微软雅黑" w:hAnsi="微软雅黑" w:eastAsia="微软雅黑" w:cs="微软雅黑"/>
+                            <w:b/>
+                            <w:bCs/>
+                            <w:color w:val="A8841A"/>
+                            <w:sz w:val="26"/>
+                            <w:szCs w:val="26"/>
+                          </w:rPr>
+                          <w:t xml:space="preserve">01</w:t>
+                        </w:r>
+                      </w:p>
+                      <w:p>
+                        <w:pPr>
+                          <w:snapToGrid w:val="0"/>
+                          <w:spacing w:before="0" w:after="0" w:line="300" w:lineRule="auto"/>
+                          <w:ind w:firstLine="0"/>
+                          <w:jc w:val="left"/>
+                        </w:pPr>
+                        <w:r>
+                          <w:rPr>
+                            <w:rFonts w:ascii="微软雅黑" w:hAnsi="微软雅黑" w:eastAsia="微软雅黑" w:cs="微软雅黑"/>
+                            <w:color w:val="333333"/>
+                            <w:sz w:val="20"/>
+                            <w:szCs w:val="20"/>
+                          </w:rPr>
+                          <w:t xml:space="preserve">投影法分类、正投影基本特性</w:t>
+                        </w:r>
+                      </w:p>
+                    </w:tc>
+                    <w:tc>
+                      <w:tcPr>
+                        <w:tcW w:w="3016" w:type="dxa"/>
+                        <w:tcBorders>
+                          <w:top w:val="single" w:sz="4" w:space="0" w:color="D5DEEA"/>
+                          <w:left w:val="single" w:sz="4" w:space="0" w:color="D5DEEA"/>
+                          <w:bottom w:val="single" w:sz="4" w:space="0" w:color="D5DEEA"/>
+                          <w:right w:val="single" w:sz="4" w:space="0" w:color="D5DEEA"/>
+                        </w:tcBorders>
+                        <w:shd w:val="clear" w:color="auto" w:fill="FFFFFF"/>
+                        <w:tcMar>
+                          <w:top w:w="80" w:type="dxa"/>
+                          <w:left w:w="160" w:type="dxa"/>
+                          <w:bottom w:w="100" w:type="dxa"/>
+                          <w:right w:w="160" w:type="dxa"/>
+                        </w:tcMar>
+                        <w:vAlign w:val="top"/>
+                      </w:tcPr>
+                      <w:p>
+                        <w:pPr>
+                          <w:snapToGrid w:val="0"/>
+                          <w:spacing w:before="0" w:after="20" w:line="240" w:lineRule="auto"/>
+                          <w:ind w:firstLine="0"/>
+                          <w:jc w:val="left"/>
+                        </w:pPr>
+                        <w:r>
+                          <w:rPr>
+                            <w:rFonts w:ascii="微软雅黑" w:hAnsi="微软雅黑" w:eastAsia="微软雅黑" w:cs="微软雅黑"/>
+                            <w:b/>
+                            <w:bCs/>
+                            <w:color w:val="A8841A"/>
+                            <w:sz w:val="26"/>
+                            <w:szCs w:val="26"/>
+                          </w:rPr>
+                          <w:t xml:space="preserve">02</w:t>
+                        </w:r>
+                      </w:p>
+                      <w:p>
+                        <w:pPr>
+                          <w:snapToGrid w:val="0"/>
+                          <w:spacing w:before="0" w:after="0" w:line="300" w:lineRule="auto"/>
+                          <w:ind w:firstLine="0"/>
+                          <w:jc w:val="left"/>
+                        </w:pPr>
+                        <w:r>
+                          <w:rPr>
+                            <w:rFonts w:ascii="微软雅黑" w:hAnsi="微软雅黑" w:eastAsia="微软雅黑" w:cs="微软雅黑"/>
+                            <w:color w:val="333333"/>
+                            <w:sz w:val="20"/>
+                            <w:szCs w:val="20"/>
+                          </w:rPr>
+                          <w:t xml:space="preserve">三投影面体系建立、三视图形成过程</w:t>
+                        </w:r>
+                      </w:p>
+                    </w:tc>
+                    <w:tc>
+                      <w:tcPr>
+                        <w:tcW w:w="3016" w:type="dxa"/>
+                        <w:tcBorders>
+                          <w:top w:val="single" w:sz="4" w:space="0" w:color="D5DEEA"/>
+                          <w:left w:val="single" w:sz="4" w:space="0" w:color="D5DEEA"/>
+                          <w:bottom w:val="single" w:sz="4" w:space="0" w:color="D5DEEA"/>
+                          <w:right w:val="single" w:sz="4" w:space="0" w:color="D5DEEA"/>
+                        </w:tcBorders>
+                        <w:shd w:val="clear" w:color="auto" w:fill="FFFFFF"/>
+                        <w:tcMar>
+                          <w:top w:w="80" w:type="dxa"/>
+                          <w:left w:w="160" w:type="dxa"/>
+                          <w:bottom w:w="100" w:type="dxa"/>
+                          <w:right w:w="160" w:type="dxa"/>
+                        </w:tcMar>
+                        <w:vAlign w:val="top"/>
+                      </w:tcPr>
+                      <w:p>
+                        <w:pPr>
+                          <w:snapToGrid w:val="0"/>
+                          <w:spacing w:before="0" w:after="20" w:line="240" w:lineRule="auto"/>
+                          <w:ind w:firstLine="0"/>
+                          <w:jc w:val="left"/>
+                        </w:pPr>
+                        <w:r>
+                          <w:rPr>
+                            <w:rFonts w:ascii="微软雅黑" w:hAnsi="微软雅黑" w:eastAsia="微软雅黑" w:cs="微软雅黑"/>
+                            <w:b/>
+                            <w:bCs/>
+                            <w:color w:val="A8841A"/>
+                            <w:sz w:val="26"/>
+                            <w:szCs w:val="26"/>
+                          </w:rPr>
+                          <w:t xml:space="preserve">03</w:t>
+                        </w:r>
+                      </w:p>
+                      <w:p>
+                        <w:pPr>
+                          <w:snapToGrid w:val="0"/>
+                          <w:spacing w:before="0" w:after="0" w:line="300" w:lineRule="auto"/>
+                          <w:ind w:firstLine="0"/>
+                          <w:jc w:val="left"/>
+                        </w:pPr>
+                        <w:r>
+                          <w:rPr>
+                            <w:rFonts w:ascii="微软雅黑" w:hAnsi="微软雅黑" w:eastAsia="微软雅黑" w:cs="微软雅黑"/>
+                            <w:color w:val="333333"/>
+                            <w:sz w:val="20"/>
+                            <w:szCs w:val="20"/>
+                          </w:rPr>
+                          <w:t xml:space="preserve">三视图投影对应关系</w:t>
+                        </w:r>
+                      </w:p>
+                      <w:p>
+                        <w:pPr>
+                          <w:snapToGrid w:val="0"/>
+                          <w:spacing w:before="80" w:after="0" w:line="240" w:lineRule="auto"/>
+                          <w:ind w:firstLine="0"/>
+                          <w:jc w:val="left"/>
+                        </w:pPr>
+                        <w:r>
+                          <w:rPr>
+                            <w:rFonts w:ascii="微软雅黑" w:hAnsi="微软雅黑" w:eastAsia="微软雅黑" w:cs="微软雅黑"/>
+                            <w:b/>
+                            <w:bCs/>
+                            <w:color w:val="7A5C00"/>
+                            <w:sz w:val="19"/>
+                            <w:szCs w:val="19"/>
+                            <w:bdr w:val="single" w:sz="18" w:space="0" w:color="F6EDD2"/>
+                            <w:shd w:val="clear" w:color="auto" w:fill="F6EDD2"/>
+                          </w:rPr>
+                          <w:t xml:space="preserve">长对正</w:t>
+                        </w:r>
+                        <w:r>
+                          <w:rPr>
+                            <w:rFonts w:ascii="微软雅黑" w:hAnsi="微软雅黑" w:eastAsia="微软雅黑" w:cs="微软雅黑"/>
+                            <w:color w:val="333333"/>
+                            <w:sz w:val="19"/>
+                            <w:szCs w:val="19"/>
+                          </w:rPr>
+                          <w:t xml:space="preserve"> </w:t>
+                        </w:r>
+                        <w:r>
+                          <w:rPr>
+                            <w:rFonts w:ascii="微软雅黑" w:hAnsi="微软雅黑" w:eastAsia="微软雅黑" w:cs="微软雅黑"/>
+                            <w:b/>
+                            <w:bCs/>
+                            <w:color w:val="7A5C00"/>
+                            <w:sz w:val="19"/>
+                            <w:szCs w:val="19"/>
+                            <w:bdr w:val="single" w:sz="18" w:space="0" w:color="F6EDD2"/>
+                            <w:shd w:val="clear" w:color="auto" w:fill="F6EDD2"/>
+                          </w:rPr>
+                          <w:t xml:space="preserve">高平齐</w:t>
+                        </w:r>
+                        <w:r>
+                          <w:rPr>
+                            <w:rFonts w:ascii="微软雅黑" w:hAnsi="微软雅黑" w:eastAsia="微软雅黑" w:cs="微软雅黑"/>
+                            <w:color w:val="333333"/>
+                            <w:sz w:val="19"/>
+                            <w:szCs w:val="19"/>
+                          </w:rPr>
+                          <w:t xml:space="preserve"> </w:t>
+                        </w:r>
+                        <w:r>
+                          <w:rPr>
+                            <w:rFonts w:ascii="微软雅黑" w:hAnsi="微软雅黑" w:eastAsia="微软雅黑" w:cs="微软雅黑"/>
+                            <w:b/>
+                            <w:bCs/>
+                            <w:color w:val="7A5C00"/>
+                            <w:sz w:val="19"/>
+                            <w:szCs w:val="19"/>
+                            <w:bdr w:val="single" w:sz="18" w:space="0" w:color="F6EDD2"/>
+                            <w:shd w:val="clear" w:color="auto" w:fill="F6EDD2"/>
+                          </w:rPr>
+                          <w:t xml:space="preserve">宽相等</w:t>
+                        </w:r>
+                      </w:p>
+                    </w:tc>
+                  </w:tr>
+                </w:tbl>
+                <w:p>
+                  <w:pPr>
+                    <w:snapToGrid w:val="0"/>
+                    <w:spacing w:before="0" w:after="0" w:line="240" w:lineRule="auto"/>
+                    <w:ind w:firstLine="0"/>
+                    <w:jc w:val="left"/>
+                  </w:pPr>
+                  <w:r>
+                    <w:rPr>
+                      <w:rFonts w:ascii="微软雅黑" w:hAnsi="微软雅黑" w:eastAsia="微软雅黑" w:cs="微软雅黑"/>
+                      <w:color w:val="333333"/>
+                      <w:sz w:val="4"/>
+                      <w:szCs w:val="4"/>
+                    </w:rPr>
+                    <w:t xml:space="preserve"/>
+                  </w:r>
+                </w:p>
+              </w:tc>
+            </w:tr>
+            <w:tr>
+              <w:tc>
+                <w:tcPr>
+                  <w:tcW w:w="4704" w:type="dxa"/>
+                  <w:tcBorders>
+                    <w:top w:val="single" w:sz="12" w:space="0" w:color="1F3864"/>
+                    <w:left w:val="single" w:sz="4" w:space="0" w:color="D5DEEA"/>
+                    <w:bottom w:val="single" w:sz="4" w:space="0" w:color="D5DEEA"/>
+                    <w:right w:val="single" w:sz="4" w:space="0" w:color="D5DEEA"/>
+                  </w:tcBorders>
+                  <w:shd w:val="clear" w:color="auto" w:fill="F7F9FC"/>
+                  <w:tcMar>
+                    <w:top w:w="110" w:type="dxa"/>
+                    <w:left w:w="180" w:type="dxa"/>
+                    <w:bottom w:w="120" w:type="dxa"/>
+                    <w:right w:w="180" w:type="dxa"/>
+                  </w:tcMar>
+                  <w:vAlign w:val="top"/>
+                </w:tcPr>
+                <w:p>
+                  <w:pPr>
+                    <w:snapToGrid w:val="0"/>
+                    <w:spacing w:before="0" w:after="80" w:line="240" w:lineRule="auto"/>
+                    <w:ind w:firstLine="0"/>
+                    <w:jc w:val="left"/>
+                  </w:pPr>
+                  <w:r>
+                    <w:rPr>
+                      <w:rFonts w:ascii="微软雅黑" w:hAnsi="微软雅黑" w:eastAsia="微软雅黑" w:cs="微软雅黑"/>
+                      <w:color w:val="C9A227"/>
+                      <w:sz w:val="22"/>
+                      <w:szCs w:val="22"/>
+                    </w:rPr>
+                    <w:t xml:space="preserve">▍</w:t>
+                  </w:r>
+                  <w:r>
+                    <w:rPr>
+                      <w:rFonts w:ascii="微软雅黑" w:hAnsi="微软雅黑" w:eastAsia="微软雅黑" w:cs="微软雅黑"/>
+                      <w:b/>
+                      <w:bCs/>
+                      <w:color w:val="1F3864"/>
+                      <w:sz w:val="24"/>
+                      <w:szCs w:val="24"/>
+                    </w:rPr>
+                    <w:t xml:space="preserve"> 数字拓展</w:t>
+                  </w:r>
+                </w:p>
+                <w:p>
+                  <w:pPr>
+                    <w:snapToGrid w:val="0"/>
+                    <w:spacing w:before="0" w:after="0" w:line="300" w:lineRule="auto"/>
+                    <w:ind w:firstLine="0"/>
+                    <w:jc w:val="both"/>
+                  </w:pPr>
+                  <w:r>
+                    <w:rPr>
+                      <w:rFonts w:ascii="微软雅黑" w:hAnsi="微软雅黑" w:eastAsia="微软雅黑" w:cs="微软雅黑"/>
+                      <w:color w:val="333333"/>
+                      <w:sz w:val="20"/>
+                      <w:szCs w:val="20"/>
+                    </w:rPr>
+                    <w:t xml:space="preserve">引入现代三维建模软件（</w:t>
+                  </w:r>
+                  <w:r>
+                    <w:rPr>
+                      <w:rFonts w:ascii="微软雅黑" w:hAnsi="微软雅黑" w:eastAsia="微软雅黑" w:cs="微软雅黑"/>
+                      <w:b/>
+                      <w:bCs/>
+                      <w:color w:val="1F3864"/>
+                      <w:sz w:val="20"/>
+                      <w:szCs w:val="20"/>
+                    </w:rPr>
+                    <w:t xml:space="preserve">中望CAD</w:t>
+                  </w:r>
+                  <w:r>
+                    <w:rPr>
+                      <w:rFonts w:ascii="微软雅黑" w:hAnsi="微软雅黑" w:eastAsia="微软雅黑" w:cs="微软雅黑"/>
+                      <w:color w:val="333333"/>
+                      <w:sz w:val="20"/>
+                      <w:szCs w:val="20"/>
+                    </w:rPr>
+                    <w:t xml:space="preserve">）三维模型转二维视图案例，对比</w:t>
+                  </w:r>
+                  <w:r>
+                    <w:rPr>
+                      <w:rFonts w:ascii="微软雅黑" w:hAnsi="微软雅黑" w:eastAsia="微软雅黑" w:cs="微软雅黑"/>
+                      <w:b/>
+                      <w:bCs/>
+                      <w:color w:val="1F3864"/>
+                      <w:sz w:val="20"/>
+                      <w:szCs w:val="20"/>
+                    </w:rPr>
+                    <w:t xml:space="preserve">传统手绘投影</w:t>
+                  </w:r>
+                  <w:r>
+                    <w:rPr>
+                      <w:rFonts w:ascii="微软雅黑" w:hAnsi="微软雅黑" w:eastAsia="微软雅黑" w:cs="微软雅黑"/>
+                      <w:color w:val="333333"/>
+                      <w:sz w:val="20"/>
+                      <w:szCs w:val="20"/>
+                    </w:rPr>
+                    <w:t xml:space="preserve">与</w:t>
+                  </w:r>
+                  <w:r>
+                    <w:rPr>
+                      <w:rFonts w:ascii="微软雅黑" w:hAnsi="微软雅黑" w:eastAsia="微软雅黑" w:cs="微软雅黑"/>
+                      <w:b/>
+                      <w:bCs/>
+                      <w:color w:val="1F3864"/>
+                      <w:sz w:val="20"/>
+                      <w:szCs w:val="20"/>
+                    </w:rPr>
+                    <w:t xml:space="preserve">数字化投影</w:t>
+                  </w:r>
+                  <w:r>
+                    <w:rPr>
+                      <w:rFonts w:ascii="微软雅黑" w:hAnsi="微软雅黑" w:eastAsia="微软雅黑" w:cs="微软雅黑"/>
+                      <w:color w:val="333333"/>
+                      <w:sz w:val="20"/>
+                      <w:szCs w:val="20"/>
+                    </w:rPr>
+                    <w:t xml:space="preserve">表达。</w:t>
+                  </w:r>
+                </w:p>
+              </w:tc>
+              <w:tc>
+                <w:tcPr>
+                  <w:tcW w:w="4704" w:type="dxa"/>
+                  <w:tcBorders>
+                    <w:top w:val="single" w:sz="12" w:space="0" w:color="9B1C1C"/>
+                    <w:left w:val="single" w:sz="4" w:space="0" w:color="D5DEEA"/>
+                    <w:bottom w:val="single" w:sz="4" w:space="0" w:color="D5DEEA"/>
+                    <w:right w:val="single" w:sz="4" w:space="0" w:color="D5DEEA"/>
+                  </w:tcBorders>
+                  <w:shd w:val="clear" w:color="auto" w:fill="FAF6F0"/>
+                  <w:tcMar>
+                    <w:top w:w="110" w:type="dxa"/>
+                    <w:left w:w="180" w:type="dxa"/>
+                    <w:bottom w:w="120" w:type="dxa"/>
+                    <w:right w:w="180" w:type="dxa"/>
                   </w:tcMar>
                   <w:vAlign w:val="top"/>
                 </w:tcPr>
@@ -1473,17 +1916,17 @@
                     </w:rPr>
                     <w:drawing>
                       <wp:inline distT="0" distB="0" distL="0" distR="0">
-                        <wp:extent cx="190500" cy="190500"/>
-                        <wp:docPr id="35" name="图标 35"/>
+                        <wp:extent cx="177800" cy="177800"/>
+                        <wp:docPr id="28" name="图标 28"/>
                         <a:graphic>
                           <a:graphicData uri="http://schemas.openxmlformats.org/drawingml/2006/picture">
                             <pic:pic>
                               <pic:nvPicPr>
-                                <pic:cNvPr id="35" name="target-2E75B6.png"/>
+                                <pic:cNvPr id="28" name="flag-3-9B1C1C.png"/>
                                 <pic:cNvPicPr/>
                               </pic:nvPicPr>
                               <pic:blipFill>
-                                <a:blip r:embed="rId36"/>
+                                <a:blip r:embed="rId29"/>
                                 <a:stretch>
                                   <a:fillRect/>
                                 </a:stretch>
@@ -1491,7 +1934,7 @@
                               <pic:spPr>
                                 <a:xfrm>
                                   <a:off x="0" y="0"/>
-                                  <a:ext cx="190500" cy="190500"/>
+                                  <a:ext cx="177800" cy="177800"/>
                                 </a:xfrm>
                                 <a:prstGeom prst="rect">
                                   <a:avLst/>
@@ -1508,712 +1951,7 @@
                       <w:rFonts w:ascii="微软雅黑" w:hAnsi="微软雅黑" w:eastAsia="微软雅黑" w:cs="微软雅黑"/>
                       <w:b/>
                       <w:bCs/>
-                      <w:color w:val="1F3864"/>
-                      <w:sz w:val="24"/>
-                      <w:szCs w:val="24"/>
-                    </w:rPr>
-                    <w:t xml:space="preserve">  课程定位</w:t>
-                  </w:r>
-                </w:p>
-                <w:p>
-                  <w:pPr>
-                    <w:snapToGrid w:val="0"/>
-                    <w:spacing w:before="0" w:after="0" w:line="330" w:lineRule="auto"/>
-                    <w:ind w:firstLine="0"/>
-                    <w:jc w:val="both"/>
-                  </w:pPr>
-                  <w:r>
-                    <w:rPr>
-                      <w:rFonts w:ascii="微软雅黑" w:hAnsi="微软雅黑" w:eastAsia="微软雅黑" w:cs="微软雅黑"/>
-                      <w:color w:val="595959"/>
-                      <w:sz w:val="20"/>
-                      <w:szCs w:val="20"/>
-                    </w:rPr>
-                    <w:t xml:space="preserve">从岗课赛证角度，机械制图是机械类专业核心基础课，机械加工、设备装配、产品测绘岗位均要求从业人员</w:t>
-                  </w:r>
-                  <w:r>
-                    <w:rPr>
-                      <w:rFonts w:ascii="微软雅黑" w:hAnsi="微软雅黑" w:eastAsia="微软雅黑" w:cs="微软雅黑"/>
-                      <w:b/>
-                      <w:bCs/>
-                      <w:color w:val="262626"/>
-                      <w:sz w:val="20"/>
-                      <w:szCs w:val="20"/>
-                    </w:rPr>
-                    <w:t xml:space="preserve">读懂三视图</w:t>
-                  </w:r>
-                  <w:r>
-                    <w:rPr>
-                      <w:rFonts w:ascii="微软雅黑" w:hAnsi="微软雅黑" w:eastAsia="微软雅黑" w:cs="微软雅黑"/>
-                      <w:color w:val="595959"/>
-                      <w:sz w:val="20"/>
-                      <w:szCs w:val="20"/>
-                    </w:rPr>
-                    <w:t xml:space="preserve">、能够</w:t>
-                  </w:r>
-                  <w:r>
-                    <w:rPr>
-                      <w:rFonts w:ascii="微软雅黑" w:hAnsi="微软雅黑" w:eastAsia="微软雅黑" w:cs="微软雅黑"/>
-                      <w:b/>
-                      <w:bCs/>
-                      <w:color w:val="262626"/>
-                      <w:sz w:val="20"/>
-                      <w:szCs w:val="20"/>
-                    </w:rPr>
-                    <w:t xml:space="preserve">按照投影规律绘制零件视图</w:t>
-                  </w:r>
-                  <w:r>
-                    <w:rPr>
-                      <w:rFonts w:ascii="微软雅黑" w:hAnsi="微软雅黑" w:eastAsia="微软雅黑" w:cs="微软雅黑"/>
-                      <w:color w:val="595959"/>
-                      <w:sz w:val="20"/>
-                      <w:szCs w:val="20"/>
-                    </w:rPr>
-                    <w:t xml:space="preserve">。</w:t>
-                  </w:r>
-                </w:p>
-              </w:tc>
-              <w:tc>
-                <w:tcPr>
-                  <w:tcW w:w="4704" w:type="dxa"/>
-                  <w:tcBorders>
-                    <w:top w:val="single" w:sz="18" w:space="0" w:color="2E75B6"/>
-                    <w:left w:val="single" w:sz="4" w:space="0" w:color="BDD7EE"/>
-                    <w:bottom w:val="single" w:sz="4" w:space="0" w:color="BDD7EE"/>
-                    <w:right w:val="single" w:sz="4" w:space="0" w:color="BDD7EE"/>
-                  </w:tcBorders>
-                  <w:shd w:val="clear" w:color="auto" w:fill="F7FAFD"/>
-                  <w:tcMar>
-                    <w:top w:w="120" w:type="dxa"/>
-                    <w:left w:w="160" w:type="dxa"/>
-                    <w:bottom w:w="140" w:type="dxa"/>
-                    <w:right w:w="160" w:type="dxa"/>
-                  </w:tcMar>
-                  <w:vAlign w:val="top"/>
-                </w:tcPr>
-                <w:p>
-                  <w:pPr>
-                    <w:snapToGrid w:val="0"/>
-                    <w:spacing w:before="0" w:after="80" w:line="240" w:lineRule="auto"/>
-                    <w:ind w:firstLine="0"/>
-                    <w:jc w:val="left"/>
-                  </w:pPr>
-                  <w:r>
-                    <w:rPr>
-                      <w:position w:val="-5"/>
-                    </w:rPr>
-                    <w:drawing>
-                      <wp:inline distT="0" distB="0" distL="0" distR="0">
-                        <wp:extent cx="190500" cy="190500"/>
-                        <wp:docPr id="36" name="图标 36"/>
-                        <a:graphic>
-                          <a:graphicData uri="http://schemas.openxmlformats.org/drawingml/2006/picture">
-                            <pic:pic>
-                              <pic:nvPicPr>
-                                <pic:cNvPr id="36" name="certificate-2E75B6.png"/>
-                                <pic:cNvPicPr/>
-                              </pic:nvPicPr>
-                              <pic:blipFill>
-                                <a:blip r:embed="rId37"/>
-                                <a:stretch>
-                                  <a:fillRect/>
-                                </a:stretch>
-                              </pic:blipFill>
-                              <pic:spPr>
-                                <a:xfrm>
-                                  <a:off x="0" y="0"/>
-                                  <a:ext cx="190500" cy="190500"/>
-                                </a:xfrm>
-                                <a:prstGeom prst="rect">
-                                  <a:avLst/>
-                                </a:prstGeom>
-                              </pic:spPr>
-                            </pic:pic>
-                          </a:graphicData>
-                        </a:graphic>
-                      </wp:inline>
-                    </w:drawing>
-                  </w:r>
-                  <w:r>
-                    <w:rPr>
-                      <w:rFonts w:ascii="微软雅黑" w:hAnsi="微软雅黑" w:eastAsia="微软雅黑" w:cs="微软雅黑"/>
-                      <w:b/>
-                      <w:bCs/>
-                      <w:color w:val="1F3864"/>
-                      <w:sz w:val="24"/>
-                      <w:szCs w:val="24"/>
-                    </w:rPr>
-                    <w:t xml:space="preserve">  对接标准</w:t>
-                  </w:r>
-                </w:p>
-                <w:p>
-                  <w:pPr>
-                    <w:snapToGrid w:val="0"/>
-                    <w:spacing w:before="0" w:after="40" w:line="330" w:lineRule="auto"/>
-                    <w:ind w:firstLine="0"/>
-                    <w:jc w:val="both"/>
-                  </w:pPr>
-                  <w:r>
-                    <w:rPr>
-                      <w:rFonts w:ascii="微软雅黑" w:hAnsi="微软雅黑" w:eastAsia="微软雅黑" w:cs="微软雅黑"/>
-                      <w:color w:val="595959"/>
-                      <w:sz w:val="20"/>
-                      <w:szCs w:val="20"/>
-                    </w:rPr>
-                    <w:t xml:space="preserve">教学对接：</w:t>
-                  </w:r>
-                </w:p>
-                <w:p>
-                  <w:pPr>
-                    <w:snapToGrid w:val="0"/>
-                    <w:spacing w:before="0" w:after="30" w:line="330" w:lineRule="auto"/>
-                    <w:ind w:left="240" w:hanging="240"/>
-                    <w:jc w:val="both"/>
-                  </w:pPr>
-                  <w:r>
-                    <w:rPr>
-                      <w:rFonts w:ascii="微软雅黑" w:hAnsi="微软雅黑" w:eastAsia="微软雅黑" w:cs="微软雅黑"/>
-                      <w:color w:val="2E75B6"/>
-                      <w:position w:val="2"/>
-                      <w:sz w:val="14"/>
-                      <w:szCs w:val="14"/>
-                    </w:rPr>
-                    <w:t xml:space="preserve">■	</w:t>
-                  </w:r>
-                  <w:r>
-                    <w:rPr>
-                      <w:rFonts w:ascii="微软雅黑" w:hAnsi="微软雅黑" w:eastAsia="微软雅黑" w:cs="微软雅黑"/>
-                      <w:color w:val="595959"/>
-                      <w:sz w:val="20"/>
-                      <w:szCs w:val="20"/>
-                    </w:rPr>
-                    <w:t xml:space="preserve">机械行业制图国家标准</w:t>
-                  </w:r>
-                </w:p>
-                <w:p>
-                  <w:pPr>
-                    <w:snapToGrid w:val="0"/>
-                    <w:spacing w:before="0" w:after="30" w:line="330" w:lineRule="auto"/>
-                    <w:ind w:left="240" w:hanging="240"/>
-                    <w:jc w:val="both"/>
-                  </w:pPr>
-                  <w:r>
-                    <w:rPr>
-                      <w:rFonts w:ascii="微软雅黑" w:hAnsi="微软雅黑" w:eastAsia="微软雅黑" w:cs="微软雅黑"/>
-                      <w:color w:val="2E75B6"/>
-                      <w:position w:val="2"/>
-                      <w:sz w:val="14"/>
-                      <w:szCs w:val="14"/>
-                    </w:rPr>
-                    <w:t xml:space="preserve">■	</w:t>
-                  </w:r>
-                  <w:r>
-                    <w:rPr>
-                      <w:rFonts w:ascii="微软雅黑" w:hAnsi="微软雅黑" w:eastAsia="微软雅黑" w:cs="微软雅黑"/>
-                      <w:color w:val="595959"/>
-                      <w:sz w:val="20"/>
-                      <w:szCs w:val="20"/>
-                    </w:rPr>
-                    <w:t xml:space="preserve">1+X 机械制图职业技能等级证书考核要点</w:t>
-                  </w:r>
-                </w:p>
-                <w:p>
-                  <w:pPr>
-                    <w:snapToGrid w:val="0"/>
-                    <w:spacing w:before="0" w:after="30" w:line="330" w:lineRule="auto"/>
-                    <w:ind w:left="240" w:hanging="240"/>
-                    <w:jc w:val="both"/>
-                  </w:pPr>
-                  <w:r>
-                    <w:rPr>
-                      <w:rFonts w:ascii="微软雅黑" w:hAnsi="微软雅黑" w:eastAsia="微软雅黑" w:cs="微软雅黑"/>
-                      <w:color w:val="2E75B6"/>
-                      <w:position w:val="2"/>
-                      <w:sz w:val="14"/>
-                      <w:szCs w:val="14"/>
-                    </w:rPr>
-                    <w:t xml:space="preserve">■	</w:t>
-                  </w:r>
-                  <w:r>
-                    <w:rPr>
-                      <w:rFonts w:ascii="微软雅黑" w:hAnsi="微软雅黑" w:eastAsia="微软雅黑" w:cs="微软雅黑"/>
-                      <w:color w:val="595959"/>
-                      <w:sz w:val="20"/>
-                      <w:szCs w:val="20"/>
-                    </w:rPr>
-                    <w:t xml:space="preserve">职业院校技能大赛零部件测绘与 CAD 赛项基础要求</w:t>
-                  </w:r>
-                </w:p>
-              </w:tc>
-            </w:tr>
-            <w:tr>
-              <w:trPr>
-                <w:tblCellSpacing w:w="50" w:type="dxa"/>
-              </w:trPr>
-              <w:tc>
-                <w:tcPr>
-                  <w:tcW w:w="4704" w:type="dxa"/>
-                  <w:tcBorders>
-                    <w:top w:val="single" w:sz="18" w:space="0" w:color="2E75B6"/>
-                    <w:left w:val="single" w:sz="4" w:space="0" w:color="BDD7EE"/>
-                    <w:bottom w:val="single" w:sz="4" w:space="0" w:color="BDD7EE"/>
-                    <w:right w:val="single" w:sz="4" w:space="0" w:color="BDD7EE"/>
-                  </w:tcBorders>
-                  <w:shd w:val="clear" w:color="auto" w:fill="F7FAFD"/>
-                  <w:tcMar>
-                    <w:top w:w="120" w:type="dxa"/>
-                    <w:left w:w="160" w:type="dxa"/>
-                    <w:bottom w:w="140" w:type="dxa"/>
-                    <w:right w:w="160" w:type="dxa"/>
-                  </w:tcMar>
-                  <w:vAlign w:val="top"/>
-                </w:tcPr>
-                <w:p>
-                  <w:pPr>
-                    <w:snapToGrid w:val="0"/>
-                    <w:spacing w:before="0" w:after="80" w:line="240" w:lineRule="auto"/>
-                    <w:ind w:firstLine="0"/>
-                    <w:jc w:val="left"/>
-                  </w:pPr>
-                  <w:r>
-                    <w:rPr>
-                      <w:position w:val="-5"/>
-                    </w:rPr>
-                    <w:drawing>
-                      <wp:inline distT="0" distB="0" distL="0" distR="0">
-                        <wp:extent cx="190500" cy="190500"/>
-                        <wp:docPr id="37" name="图标 37"/>
-                        <a:graphic>
-                          <a:graphicData uri="http://schemas.openxmlformats.org/drawingml/2006/picture">
-                            <pic:pic>
-                              <pic:nvPicPr>
-                                <pic:cNvPr id="37" name="book-2-2E75B6.png"/>
-                                <pic:cNvPicPr/>
-                              </pic:nvPicPr>
-                              <pic:blipFill>
-                                <a:blip r:embed="rId38"/>
-                                <a:stretch>
-                                  <a:fillRect/>
-                                </a:stretch>
-                              </pic:blipFill>
-                              <pic:spPr>
-                                <a:xfrm>
-                                  <a:off x="0" y="0"/>
-                                  <a:ext cx="190500" cy="190500"/>
-                                </a:xfrm>
-                                <a:prstGeom prst="rect">
-                                  <a:avLst/>
-                                </a:prstGeom>
-                              </pic:spPr>
-                            </pic:pic>
-                          </a:graphicData>
-                        </a:graphic>
-                      </wp:inline>
-                    </w:drawing>
-                  </w:r>
-                  <w:r>
-                    <w:rPr>
-                      <w:rFonts w:ascii="微软雅黑" w:hAnsi="微软雅黑" w:eastAsia="微软雅黑" w:cs="微软雅黑"/>
-                      <w:b/>
-                      <w:bCs/>
-                      <w:color w:val="1F3864"/>
-                      <w:sz w:val="24"/>
-                      <w:szCs w:val="24"/>
-                    </w:rPr>
-                    <w:t xml:space="preserve">  学习内容</w:t>
-                  </w:r>
-                </w:p>
-                <w:p>
-                  <w:pPr>
-                    <w:snapToGrid w:val="0"/>
-                    <w:spacing w:before="0" w:after="40" w:line="330" w:lineRule="auto"/>
-                    <w:ind w:firstLine="0"/>
-                    <w:jc w:val="both"/>
-                  </w:pPr>
-                  <w:r>
-                    <w:rPr>
-                      <w:rFonts w:ascii="微软雅黑" w:hAnsi="微软雅黑" w:eastAsia="微软雅黑" w:cs="微软雅黑"/>
-                      <w:color w:val="595959"/>
-                      <w:sz w:val="20"/>
-                      <w:szCs w:val="20"/>
-                    </w:rPr>
-                    <w:t xml:space="preserve">本次课学习内容：</w:t>
-                  </w:r>
-                </w:p>
-                <w:p>
-                  <w:pPr>
-                    <w:snapToGrid w:val="0"/>
-                    <w:spacing w:before="0" w:after="30" w:line="330" w:lineRule="auto"/>
-                    <w:ind w:firstLine="0"/>
-                    <w:jc w:val="both"/>
-                  </w:pPr>
-                  <w:r>
-                    <w:rPr>
-                      <w:rFonts w:ascii="微软雅黑" w:hAnsi="微软雅黑" w:eastAsia="微软雅黑" w:cs="微软雅黑"/>
-                      <w:b/>
-                      <w:bCs/>
-                      <w:color w:val="2E75B6"/>
-                      <w:sz w:val="22"/>
-                      <w:szCs w:val="22"/>
-                    </w:rPr>
-                    <w:t xml:space="preserve">①</w:t>
-                  </w:r>
-                  <w:r>
-                    <w:rPr>
-                      <w:rFonts w:ascii="微软雅黑" w:hAnsi="微软雅黑" w:eastAsia="微软雅黑" w:cs="微软雅黑"/>
-                      <w:color w:val="595959"/>
-                      <w:sz w:val="20"/>
-                      <w:szCs w:val="20"/>
-                    </w:rPr>
-                    <w:t xml:space="preserve">  投影法分类、正投影基本特性；</w:t>
-                  </w:r>
-                </w:p>
-                <w:p>
-                  <w:pPr>
-                    <w:snapToGrid w:val="0"/>
-                    <w:spacing w:before="0" w:after="30" w:line="330" w:lineRule="auto"/>
-                    <w:ind w:firstLine="0"/>
-                    <w:jc w:val="both"/>
-                  </w:pPr>
-                  <w:r>
-                    <w:rPr>
-                      <w:rFonts w:ascii="微软雅黑" w:hAnsi="微软雅黑" w:eastAsia="微软雅黑" w:cs="微软雅黑"/>
-                      <w:b/>
-                      <w:bCs/>
-                      <w:color w:val="2E75B6"/>
-                      <w:sz w:val="22"/>
-                      <w:szCs w:val="22"/>
-                    </w:rPr>
-                    <w:t xml:space="preserve">②</w:t>
-                  </w:r>
-                  <w:r>
-                    <w:rPr>
-                      <w:rFonts w:ascii="微软雅黑" w:hAnsi="微软雅黑" w:eastAsia="微软雅黑" w:cs="微软雅黑"/>
-                      <w:color w:val="595959"/>
-                      <w:sz w:val="20"/>
-                      <w:szCs w:val="20"/>
-                    </w:rPr>
-                    <w:t xml:space="preserve">  三投影面体系建立、三视图形成过程；</w:t>
-                  </w:r>
-                </w:p>
-                <w:p>
-                  <w:pPr>
-                    <w:snapToGrid w:val="0"/>
-                    <w:spacing w:before="0" w:after="60" w:line="330" w:lineRule="auto"/>
-                    <w:ind w:firstLine="0"/>
-                    <w:jc w:val="both"/>
-                  </w:pPr>
-                  <w:r>
-                    <w:rPr>
-                      <w:rFonts w:ascii="微软雅黑" w:hAnsi="微软雅黑" w:eastAsia="微软雅黑" w:cs="微软雅黑"/>
-                      <w:b/>
-                      <w:bCs/>
-                      <w:color w:val="2E75B6"/>
-                      <w:sz w:val="22"/>
-                      <w:szCs w:val="22"/>
-                    </w:rPr>
-                    <w:t xml:space="preserve">③</w:t>
-                  </w:r>
-                  <w:r>
-                    <w:rPr>
-                      <w:rFonts w:ascii="微软雅黑" w:hAnsi="微软雅黑" w:eastAsia="微软雅黑" w:cs="微软雅黑"/>
-                      <w:color w:val="595959"/>
-                      <w:sz w:val="20"/>
-                      <w:szCs w:val="20"/>
-                    </w:rPr>
-                    <w:t xml:space="preserve">  三视图投影对应关系：</w:t>
-                  </w:r>
-                </w:p>
-                <w:p>
-                  <w:pPr>
-                    <w:snapToGrid w:val="0"/>
-                    <w:spacing w:before="0" w:after="0" w:line="240" w:lineRule="auto"/>
-                    <w:ind w:firstLine="0"/>
-                    <w:jc w:val="center"/>
-                  </w:pPr>
-                  <w:r>
-                    <w:rPr>
-                      <w:rFonts w:ascii="微软雅黑" w:hAnsi="微软雅黑" w:eastAsia="微软雅黑" w:cs="微软雅黑"/>
-                      <w:b/>
-                      <w:bCs/>
-                      <w:color w:val="FFFFFF"/>
-                      <w:sz w:val="21"/>
-                      <w:szCs w:val="21"/>
-                      <w:bdr w:val="single" w:sz="18" w:space="0" w:color="ED7D31"/>
-                      <w:shd w:val="clear" w:color="auto" w:fill="ED7D31"/>
-                    </w:rPr>
-                    <w:t xml:space="preserve">长对正</w:t>
-                  </w:r>
-                  <w:r>
-                    <w:rPr>
-                      <w:rFonts w:ascii="微软雅黑" w:hAnsi="微软雅黑" w:eastAsia="微软雅黑" w:cs="微软雅黑"/>
-                      <w:color w:val="262626"/>
-                      <w:sz w:val="21"/>
-                      <w:szCs w:val="21"/>
-                    </w:rPr>
-                    <w:t xml:space="preserve">　　</w:t>
-                  </w:r>
-                  <w:r>
-                    <w:rPr>
-                      <w:rFonts w:ascii="微软雅黑" w:hAnsi="微软雅黑" w:eastAsia="微软雅黑" w:cs="微软雅黑"/>
-                      <w:b/>
-                      <w:bCs/>
-                      <w:color w:val="FFFFFF"/>
-                      <w:sz w:val="21"/>
-                      <w:szCs w:val="21"/>
-                      <w:bdr w:val="single" w:sz="18" w:space="0" w:color="ED7D31"/>
-                      <w:shd w:val="clear" w:color="auto" w:fill="ED7D31"/>
-                    </w:rPr>
-                    <w:t xml:space="preserve">高平齐</w:t>
-                  </w:r>
-                  <w:r>
-                    <w:rPr>
-                      <w:rFonts w:ascii="微软雅黑" w:hAnsi="微软雅黑" w:eastAsia="微软雅黑" w:cs="微软雅黑"/>
-                      <w:color w:val="262626"/>
-                      <w:sz w:val="21"/>
-                      <w:szCs w:val="21"/>
-                    </w:rPr>
-                    <w:t xml:space="preserve">　　</w:t>
-                  </w:r>
-                  <w:r>
-                    <w:rPr>
-                      <w:rFonts w:ascii="微软雅黑" w:hAnsi="微软雅黑" w:eastAsia="微软雅黑" w:cs="微软雅黑"/>
-                      <w:b/>
-                      <w:bCs/>
-                      <w:color w:val="FFFFFF"/>
-                      <w:sz w:val="21"/>
-                      <w:szCs w:val="21"/>
-                      <w:bdr w:val="single" w:sz="18" w:space="0" w:color="ED7D31"/>
-                      <w:shd w:val="clear" w:color="auto" w:fill="ED7D31"/>
-                    </w:rPr>
-                    <w:t xml:space="preserve">宽相等</w:t>
-                  </w:r>
-                </w:p>
-              </w:tc>
-              <w:tc>
-                <w:tcPr>
-                  <w:tcW w:w="4704" w:type="dxa"/>
-                  <w:tcBorders>
-                    <w:top w:val="single" w:sz="18" w:space="0" w:color="2E75B6"/>
-                    <w:left w:val="single" w:sz="4" w:space="0" w:color="BDD7EE"/>
-                    <w:bottom w:val="single" w:sz="4" w:space="0" w:color="BDD7EE"/>
-                    <w:right w:val="single" w:sz="4" w:space="0" w:color="BDD7EE"/>
-                  </w:tcBorders>
-                  <w:shd w:val="clear" w:color="auto" w:fill="F7FAFD"/>
-                  <w:tcMar>
-                    <w:top w:w="120" w:type="dxa"/>
-                    <w:left w:w="160" w:type="dxa"/>
-                    <w:bottom w:w="140" w:type="dxa"/>
-                    <w:right w:w="160" w:type="dxa"/>
-                  </w:tcMar>
-                  <w:vAlign w:val="top"/>
-                </w:tcPr>
-                <w:p>
-                  <w:pPr>
-                    <w:snapToGrid w:val="0"/>
-                    <w:spacing w:before="0" w:after="80" w:line="240" w:lineRule="auto"/>
-                    <w:ind w:firstLine="0"/>
-                    <w:jc w:val="left"/>
-                  </w:pPr>
-                  <w:r>
-                    <w:rPr>
-                      <w:position w:val="-5"/>
-                    </w:rPr>
-                    <w:drawing>
-                      <wp:inline distT="0" distB="0" distL="0" distR="0">
-                        <wp:extent cx="190500" cy="190500"/>
-                        <wp:docPr id="38" name="图标 38"/>
-                        <a:graphic>
-                          <a:graphicData uri="http://schemas.openxmlformats.org/drawingml/2006/picture">
-                            <pic:pic>
-                              <pic:nvPicPr>
-                                <pic:cNvPr id="38" name="cube-3d-sphere-2E75B6.png"/>
-                                <pic:cNvPicPr/>
-                              </pic:nvPicPr>
-                              <pic:blipFill>
-                                <a:blip r:embed="rId39"/>
-                                <a:stretch>
-                                  <a:fillRect/>
-                                </a:stretch>
-                              </pic:blipFill>
-                              <pic:spPr>
-                                <a:xfrm>
-                                  <a:off x="0" y="0"/>
-                                  <a:ext cx="190500" cy="190500"/>
-                                </a:xfrm>
-                                <a:prstGeom prst="rect">
-                                  <a:avLst/>
-                                </a:prstGeom>
-                              </pic:spPr>
-                            </pic:pic>
-                          </a:graphicData>
-                        </a:graphic>
-                      </wp:inline>
-                    </w:drawing>
-                  </w:r>
-                  <w:r>
-                    <w:rPr>
-                      <w:rFonts w:ascii="微软雅黑" w:hAnsi="微软雅黑" w:eastAsia="微软雅黑" w:cs="微软雅黑"/>
-                      <w:b/>
-                      <w:bCs/>
-                      <w:color w:val="1F3864"/>
-                      <w:sz w:val="24"/>
-                      <w:szCs w:val="24"/>
-                    </w:rPr>
-                    <w:t xml:space="preserve">  数字拓展</w:t>
-                  </w:r>
-                </w:p>
-                <w:p>
-                  <w:pPr>
-                    <w:snapToGrid w:val="0"/>
-                    <w:spacing w:before="0" w:after="0" w:line="330" w:lineRule="auto"/>
-                    <w:ind w:firstLine="0"/>
-                    <w:jc w:val="both"/>
-                  </w:pPr>
-                  <w:r>
-                    <w:rPr>
-                      <w:rFonts w:ascii="微软雅黑" w:hAnsi="微软雅黑" w:eastAsia="微软雅黑" w:cs="微软雅黑"/>
-                      <w:color w:val="595959"/>
-                      <w:sz w:val="20"/>
-                      <w:szCs w:val="20"/>
-                    </w:rPr>
-                    <w:t xml:space="preserve">引入现代三维建模软件（</w:t>
-                  </w:r>
-                  <w:r>
-                    <w:rPr>
-                      <w:rFonts w:ascii="微软雅黑" w:hAnsi="微软雅黑" w:eastAsia="微软雅黑" w:cs="微软雅黑"/>
-                      <w:b/>
-                      <w:bCs/>
-                      <w:color w:val="2E75B6"/>
-                      <w:sz w:val="20"/>
-                      <w:szCs w:val="20"/>
-                    </w:rPr>
-                    <w:t xml:space="preserve">中望CAD</w:t>
-                  </w:r>
-                  <w:r>
-                    <w:rPr>
-                      <w:rFonts w:ascii="微软雅黑" w:hAnsi="微软雅黑" w:eastAsia="微软雅黑" w:cs="微软雅黑"/>
-                      <w:color w:val="595959"/>
-                      <w:sz w:val="20"/>
-                      <w:szCs w:val="20"/>
-                    </w:rPr>
-                    <w:t xml:space="preserve">）三维模型转二维视图案例，对比</w:t>
-                  </w:r>
-                  <w:r>
-                    <w:rPr>
-                      <w:rFonts w:ascii="微软雅黑" w:hAnsi="微软雅黑" w:eastAsia="微软雅黑" w:cs="微软雅黑"/>
-                      <w:b/>
-                      <w:bCs/>
-                      <w:color w:val="262626"/>
-                      <w:sz w:val="20"/>
-                      <w:szCs w:val="20"/>
-                    </w:rPr>
-                    <w:t xml:space="preserve">传统手绘投影</w:t>
-                  </w:r>
-                  <w:r>
-                    <w:rPr>
-                      <w:rFonts w:ascii="微软雅黑" w:hAnsi="微软雅黑" w:eastAsia="微软雅黑" w:cs="微软雅黑"/>
-                      <w:color w:val="595959"/>
-                      <w:sz w:val="20"/>
-                      <w:szCs w:val="20"/>
-                    </w:rPr>
-                    <w:t xml:space="preserve">与</w:t>
-                  </w:r>
-                  <w:r>
-                    <w:rPr>
-                      <w:rFonts w:ascii="微软雅黑" w:hAnsi="微软雅黑" w:eastAsia="微软雅黑" w:cs="微软雅黑"/>
-                      <w:b/>
-                      <w:bCs/>
-                      <w:color w:val="262626"/>
-                      <w:sz w:val="20"/>
-                      <w:szCs w:val="20"/>
-                    </w:rPr>
-                    <w:t xml:space="preserve">数字化投影</w:t>
-                  </w:r>
-                  <w:r>
-                    <w:rPr>
-                      <w:rFonts w:ascii="微软雅黑" w:hAnsi="微软雅黑" w:eastAsia="微软雅黑" w:cs="微软雅黑"/>
-                      <w:color w:val="595959"/>
-                      <w:sz w:val="20"/>
-                      <w:szCs w:val="20"/>
-                    </w:rPr>
-                    <w:t xml:space="preserve">表达。</w:t>
-                  </w:r>
-                </w:p>
-              </w:tc>
-            </w:tr>
-            <w:tr>
-              <w:trPr>
-                <w:tblCellSpacing w:w="50" w:type="dxa"/>
-              </w:trPr>
-              <w:tc>
-                <w:tcPr>
-                  <w:tcW w:w="9408" w:type="dxa"/>
-                  <w:gridSpan w:val="2"/>
-                  <w:tcBorders>
-                    <w:top w:val="single" w:sz="4" w:space="0" w:color="BDD7EE"/>
-                    <w:left w:val="single" w:sz="36" w:space="0" w:color="C00000"/>
-                    <w:bottom w:val="single" w:sz="4" w:space="0" w:color="BDD7EE"/>
-                    <w:right w:val="single" w:sz="4" w:space="0" w:color="BDD7EE"/>
-                  </w:tcBorders>
-                  <w:shd w:val="clear" w:color="auto" w:fill="FDF0EE"/>
-                  <w:tcMar>
-                    <w:top w:w="120" w:type="dxa"/>
-                    <w:left w:w="160" w:type="dxa"/>
-                    <w:bottom w:w="140" w:type="dxa"/>
-                    <w:right w:w="160" w:type="dxa"/>
-                  </w:tcMar>
-                  <w:vAlign w:val="center"/>
-                </w:tcPr>
-                <w:p>
-                  <w:pPr>
-                    <w:snapToGrid w:val="0"/>
-                    <w:spacing w:before="0" w:after="80" w:line="240" w:lineRule="auto"/>
-                    <w:ind w:firstLine="0"/>
-                    <w:jc w:val="left"/>
-                  </w:pPr>
-                  <w:r>
-                    <w:rPr>
-                      <w:position w:val="-5"/>
-                    </w:rPr>
-                    <w:drawing>
-                      <wp:inline distT="0" distB="0" distL="0" distR="0">
-                        <wp:extent cx="190500" cy="190500"/>
-                        <wp:docPr id="39" name="图标 39"/>
-                        <a:graphic>
-                          <a:graphicData uri="http://schemas.openxmlformats.org/drawingml/2006/picture">
-                            <pic:pic>
-                              <pic:nvPicPr>
-                                <pic:cNvPr id="39" name="flag-3-C00000.png"/>
-                                <pic:cNvPicPr/>
-                              </pic:nvPicPr>
-                              <pic:blipFill>
-                                <a:blip r:embed="rId40"/>
-                                <a:stretch>
-                                  <a:fillRect/>
-                                </a:stretch>
-                              </pic:blipFill>
-                              <pic:spPr>
-                                <a:xfrm>
-                                  <a:off x="0" y="0"/>
-                                  <a:ext cx="190500" cy="190500"/>
-                                </a:xfrm>
-                                <a:prstGeom prst="rect">
-                                  <a:avLst/>
-                                </a:prstGeom>
-                              </pic:spPr>
-                            </pic:pic>
-                          </a:graphicData>
-                        </a:graphic>
-                      </wp:inline>
-                    </w:drawing>
-                  </w:r>
-                  <w:r>
-                    <w:rPr>
-                      <w:rFonts w:ascii="微软雅黑" w:hAnsi="微软雅黑" w:eastAsia="微软雅黑" w:cs="微软雅黑"/>
-                      <w:b/>
-                      <w:bCs/>
-                      <w:color w:val="C00000"/>
+                      <w:color w:val="9B1C1C"/>
                       <w:sz w:val="24"/>
                       <w:szCs w:val="24"/>
                     </w:rPr>
@@ -2223,14 +1961,14 @@
                 <w:p>
                   <w:pPr>
                     <w:snapToGrid w:val="0"/>
-                    <w:spacing w:before="0" w:after="0" w:line="330" w:lineRule="auto"/>
+                    <w:spacing w:before="0" w:after="0" w:line="300" w:lineRule="auto"/>
                     <w:ind w:firstLine="0"/>
                     <w:jc w:val="both"/>
                   </w:pPr>
                   <w:r>
                     <w:rPr>
                       <w:rFonts w:ascii="微软雅黑" w:hAnsi="微软雅黑" w:eastAsia="微软雅黑" w:cs="微软雅黑"/>
-                      <w:color w:val="7F1D1D"/>
+                      <w:color w:val="333333"/>
                       <w:sz w:val="20"/>
                       <w:szCs w:val="20"/>
                     </w:rPr>
@@ -2241,7 +1979,7 @@
                       <w:rFonts w:ascii="微软雅黑" w:hAnsi="微软雅黑" w:eastAsia="微软雅黑" w:cs="微软雅黑"/>
                       <w:b/>
                       <w:bCs/>
-                      <w:color w:val="C00000"/>
+                      <w:color w:val="9B1C1C"/>
                       <w:sz w:val="20"/>
                       <w:szCs w:val="20"/>
                     </w:rPr>
@@ -2250,7 +1988,7 @@
                   <w:r>
                     <w:rPr>
                       <w:rFonts w:ascii="微软雅黑" w:hAnsi="微软雅黑" w:eastAsia="微软雅黑" w:cs="微软雅黑"/>
-                      <w:color w:val="7F1D1D"/>
+                      <w:color w:val="333333"/>
                       <w:sz w:val="20"/>
                       <w:szCs w:val="20"/>
                     </w:rPr>
@@ -2261,7 +1999,7 @@
                       <w:rFonts w:ascii="微软雅黑" w:hAnsi="微软雅黑" w:eastAsia="微软雅黑" w:cs="微软雅黑"/>
                       <w:b/>
                       <w:bCs/>
-                      <w:color w:val="C00000"/>
+                      <w:color w:val="9B1C1C"/>
                       <w:sz w:val="20"/>
                       <w:szCs w:val="20"/>
                     </w:rPr>
@@ -2270,7 +2008,7 @@
                   <w:r>
                     <w:rPr>
                       <w:rFonts w:ascii="微软雅黑" w:hAnsi="微软雅黑" w:eastAsia="微软雅黑" w:cs="微软雅黑"/>
-                      <w:color w:val="7F1D1D"/>
+                      <w:color w:val="333333"/>
                       <w:sz w:val="20"/>
                       <w:szCs w:val="20"/>
                     </w:rPr>
@@ -2290,7 +2028,7 @@
             <w:r>
               <w:rPr>
                 <w:rFonts w:ascii="微软雅黑" w:hAnsi="微软雅黑" w:eastAsia="微软雅黑" w:cs="微软雅黑"/>
-                <w:color w:val="262626"/>
+                <w:color w:val="333333"/>
                 <w:sz w:val="6"/>
                 <w:szCs w:val="6"/>
               </w:rPr>
@@ -2326,15 +2064,32 @@
             <w:tcW w:w="1506" w:type="dxa"/>
             <w:vMerge w:val="restart"/>
             <w:tcBorders>
-              <w:top w:val="single" w:sz="4" w:space="0" w:color="2E75B6"/>
-              <w:left w:val="single" w:sz="4" w:space="0" w:color="2E75B6"/>
-              <w:bottom w:val="single" w:sz="4" w:space="0" w:color="2E75B6"/>
-              <w:right w:val="single" w:sz="4" w:space="0" w:color="2E75B6"/>
+              <w:top w:val="single" w:sz="4" w:space="0" w:color="D5DEEA"/>
+              <w:left w:val="single" w:sz="24" w:space="0" w:color="C9A227"/>
+              <w:bottom w:val="single" w:sz="4" w:space="0" w:color="D5DEEA"/>
+              <w:right w:val="single" w:sz="4" w:space="0" w:color="D5DEEA"/>
             </w:tcBorders>
-            <w:shd w:val="clear" w:color="auto" w:fill="2E75B6"/>
+            <w:shd w:val="clear" w:color="auto" w:fill="EEF3F9"/>
             <w:noWrap w:val="0"/>
             <w:vAlign w:val="center"/>
           </w:tcPr>
+          <w:p>
+            <w:pPr>
+              <w:snapToGrid w:val="0"/>
+              <w:spacing w:before="0" w:after="200" w:line="240" w:lineRule="auto"/>
+              <w:ind w:firstLine="0"/>
+              <w:jc w:val="center"/>
+            </w:pPr>
+            <w:r>
+              <w:rPr>
+                <w:rFonts w:ascii="微软雅黑" w:hAnsi="微软雅黑" w:eastAsia="微软雅黑" w:cs="微软雅黑"/>
+                <w:color w:val="8A99B3"/>
+                <w:sz w:val="16"/>
+                <w:szCs w:val="16"/>
+              </w:rPr>
+              <w:t xml:space="preserve">02 教学设计 · 续</w:t>
+            </w:r>
+          </w:p>
           <w:p xmlns:a="http://schemas.openxmlformats.org/drawingml/2006/main" xmlns:pic="http://schemas.openxmlformats.org/drawingml/2006/picture">
             <w:pPr>
               <w:snapToGrid w:val="0"/>
@@ -2346,16 +2101,16 @@
               <w:drawing>
                 <wp:inline distT="0" distB="0" distL="0" distR="0">
                   <wp:extent cx="279400" cy="279400"/>
-                  <wp:docPr id="40" name="图标 40"/>
+                  <wp:docPr id="29" name="图标 29"/>
                   <a:graphic>
                     <a:graphicData uri="http://schemas.openxmlformats.org/drawingml/2006/picture">
                       <pic:pic>
                         <pic:nvPicPr>
-                          <pic:cNvPr id="40" name="users-group-FFFFFF.png"/>
+                          <pic:cNvPr id="29" name="users-group-1F3864.png"/>
                           <pic:cNvPicPr/>
                         </pic:nvPicPr>
                         <pic:blipFill>
-                          <a:blip r:embed="rId41"/>
+                          <a:blip r:embed="rId30"/>
                           <a:stretch>
                             <a:fillRect/>
                           </a:stretch>
@@ -2388,7 +2143,7 @@
                 <w:rFonts w:ascii="微软雅黑" w:hAnsi="微软雅黑" w:eastAsia="微软雅黑" w:cs="微软雅黑"/>
                 <w:b/>
                 <w:bCs/>
-                <w:color w:val="FFFFFF"/>
+                <w:color w:val="1F3864"/>
                 <w:spacing w:val="40"/>
                 <w:sz w:val="24"/>
                 <w:szCs w:val="24"/>
@@ -2408,7 +2163,7 @@
                 <w:rFonts w:ascii="微软雅黑" w:hAnsi="微软雅黑" w:eastAsia="微软雅黑" w:cs="微软雅黑"/>
                 <w:b/>
                 <w:bCs/>
-                <w:color w:val="FFFFFF"/>
+                <w:color w:val="1F3864"/>
                 <w:spacing w:val="40"/>
                 <w:sz w:val="24"/>
                 <w:szCs w:val="24"/>
@@ -2421,56 +2176,15 @@
           <w:tcPr>
             <w:tcW w:w="2429" w:type="dxa"/>
             <w:tcBorders>
-              <w:top w:val="single" w:sz="4" w:space="0" w:color="BDD7EE"/>
-              <w:left w:val="single" w:sz="4" w:space="0" w:color="BDD7EE"/>
-              <w:bottom w:val="single" w:sz="4" w:space="0" w:color="BDD7EE"/>
-              <w:right w:val="single" w:sz="4" w:space="0" w:color="BDD7EE"/>
+              <w:top w:val="single" w:sz="4" w:space="0" w:color="D5DEEA"/>
+              <w:left w:val="single" w:sz="4" w:space="0" w:color="D5DEEA"/>
+              <w:bottom w:val="single" w:sz="4" w:space="0" w:color="D5DEEA"/>
+              <w:right w:val="single" w:sz="4" w:space="0" w:color="D5DEEA"/>
             </w:tcBorders>
-            <w:shd w:val="clear" w:color="auto" w:fill="EAF1FB"/>
+            <w:shd w:val="clear" w:color="auto" w:fill="F7F9FC"/>
             <w:noWrap w:val="0"/>
             <w:vAlign w:val="center"/>
           </w:tcPr>
-          <w:p xmlns:a="http://schemas.openxmlformats.org/drawingml/2006/main" xmlns:pic="http://schemas.openxmlformats.org/drawingml/2006/picture">
-            <w:pPr>
-              <w:snapToGrid w:val="0"/>
-              <w:spacing w:before="0" w:after="40" w:line="240" w:lineRule="auto"/>
-              <w:ind w:firstLine="0"/>
-              <w:jc w:val="center"/>
-            </w:pPr>
-            <w:r>
-              <w:drawing>
-                <wp:inline distT="0" distB="0" distL="0" distR="0">
-                  <wp:extent cx="203200" cy="203200"/>
-                  <wp:docPr id="41" name="图标 41"/>
-                  <a:graphic>
-                    <a:graphicData uri="http://schemas.openxmlformats.org/drawingml/2006/picture">
-                      <pic:pic>
-                        <pic:nvPicPr>
-                          <pic:cNvPr id="41" name="books-2E75B6.png"/>
-                          <pic:cNvPicPr/>
-                        </pic:nvPicPr>
-                        <pic:blipFill>
-                          <a:blip r:embed="rId28"/>
-                          <a:stretch>
-                            <a:fillRect/>
-                          </a:stretch>
-                        </pic:blipFill>
-                        <pic:spPr>
-                          <a:xfrm>
-                            <a:off x="0" y="0"/>
-                            <a:ext cx="203200" cy="203200"/>
-                          </a:xfrm>
-                          <a:prstGeom prst="rect">
-                            <a:avLst/>
-                          </a:prstGeom>
-                        </pic:spPr>
-                      </pic:pic>
-                    </a:graphicData>
-                  </a:graphic>
-                </wp:inline>
-              </w:drawing>
-            </w:r>
-          </w:p>
           <w:p>
             <w:pPr>
               <w:snapToGrid w:val="0"/>
@@ -2496,10 +2210,10 @@
             <w:tcW w:w="7179" w:type="dxa"/>
             <w:gridSpan w:val="6"/>
             <w:tcBorders>
-              <w:top w:val="single" w:sz="4" w:space="0" w:color="BDD7EE"/>
-              <w:left w:val="single" w:sz="4" w:space="0" w:color="BDD7EE"/>
-              <w:bottom w:val="single" w:sz="4" w:space="0" w:color="BDD7EE"/>
-              <w:right w:val="single" w:sz="4" w:space="0" w:color="BDD7EE"/>
+              <w:top w:val="single" w:sz="4" w:space="0" w:color="D5DEEA"/>
+              <w:left w:val="single" w:sz="4" w:space="0" w:color="D5DEEA"/>
+              <w:bottom w:val="single" w:sz="4" w:space="0" w:color="D5DEEA"/>
+              <w:right w:val="single" w:sz="4" w:space="0" w:color="D5DEEA"/>
             </w:tcBorders>
             <w:shd w:val="clear" w:color="auto" w:fill="FFFFFF"/>
             <w:noWrap w:val="0"/>
@@ -2521,7 +2235,7 @@
             <w:r>
               <w:rPr>
                 <w:rFonts w:ascii="微软雅黑" w:hAnsi="微软雅黑" w:eastAsia="微软雅黑" w:cs="微软雅黑"/>
-                <w:color w:val="2E75B6"/>
+                <w:color w:val="8A99B3"/>
                 <w:position w:val="2"/>
                 <w:sz w:val="14"/>
                 <w:szCs w:val="14"/>
@@ -2531,7 +2245,7 @@
             <w:r>
               <w:rPr>
                 <w:rFonts w:ascii="微软雅黑" w:hAnsi="微软雅黑" w:eastAsia="微软雅黑" w:cs="微软雅黑"/>
-                <w:color w:val="262626"/>
+                <w:color w:val="333333"/>
                 <w:sz w:val="21"/>
                 <w:szCs w:val="21"/>
               </w:rPr>
@@ -2548,7 +2262,7 @@
             <w:r>
               <w:rPr>
                 <w:rFonts w:ascii="微软雅黑" w:hAnsi="微软雅黑" w:eastAsia="微软雅黑" w:cs="微软雅黑"/>
-                <w:color w:val="2E75B6"/>
+                <w:color w:val="8A99B3"/>
                 <w:position w:val="2"/>
                 <w:sz w:val="14"/>
                 <w:szCs w:val="14"/>
@@ -2558,7 +2272,7 @@
             <w:r>
               <w:rPr>
                 <w:rFonts w:ascii="微软雅黑" w:hAnsi="微软雅黑" w:eastAsia="微软雅黑" w:cs="微软雅黑"/>
-                <w:color w:val="262626"/>
+                <w:color w:val="333333"/>
                 <w:sz w:val="21"/>
                 <w:szCs w:val="21"/>
               </w:rPr>
@@ -2594,12 +2308,12 @@
             <w:tcW w:w="1506" w:type="dxa"/>
             <w:vMerge w:val="continue"/>
             <w:tcBorders>
-              <w:top w:val="single" w:sz="4" w:space="0" w:color="2E75B6"/>
-              <w:left w:val="single" w:sz="4" w:space="0" w:color="2E75B6"/>
-              <w:bottom w:val="single" w:sz="4" w:space="0" w:color="2E75B6"/>
-              <w:right w:val="single" w:sz="4" w:space="0" w:color="2E75B6"/>
+              <w:top w:val="nil" w:sz="0" w:space="0" w:color="auto"/>
+              <w:left w:val="single" w:sz="24" w:space="0" w:color="C9A227"/>
+              <w:bottom w:val="single" w:sz="4" w:space="0" w:color="D5DEEA"/>
+              <w:right w:val="single" w:sz="4" w:space="0" w:color="D5DEEA"/>
             </w:tcBorders>
-            <w:shd w:val="clear" w:color="auto" w:fill="2E75B6"/>
+            <w:shd w:val="clear" w:color="auto" w:fill="EEF3F9"/>
             <w:noWrap w:val="0"/>
             <w:vAlign w:val="center"/>
           </w:tcPr>
@@ -2632,56 +2346,15 @@
           <w:tcPr>
             <w:tcW w:w="2429" w:type="dxa"/>
             <w:tcBorders>
-              <w:top w:val="single" w:sz="4" w:space="0" w:color="BDD7EE"/>
-              <w:left w:val="single" w:sz="4" w:space="0" w:color="BDD7EE"/>
-              <w:bottom w:val="single" w:sz="4" w:space="0" w:color="BDD7EE"/>
-              <w:right w:val="single" w:sz="4" w:space="0" w:color="BDD7EE"/>
+              <w:top w:val="single" w:sz="4" w:space="0" w:color="D5DEEA"/>
+              <w:left w:val="single" w:sz="4" w:space="0" w:color="D5DEEA"/>
+              <w:bottom w:val="single" w:sz="4" w:space="0" w:color="D5DEEA"/>
+              <w:right w:val="single" w:sz="4" w:space="0" w:color="D5DEEA"/>
             </w:tcBorders>
-            <w:shd w:val="clear" w:color="auto" w:fill="EAF1FB"/>
+            <w:shd w:val="clear" w:color="auto" w:fill="F7F9FC"/>
             <w:noWrap w:val="0"/>
             <w:vAlign w:val="center"/>
           </w:tcPr>
-          <w:p xmlns:a="http://schemas.openxmlformats.org/drawingml/2006/main" xmlns:pic="http://schemas.openxmlformats.org/drawingml/2006/picture">
-            <w:pPr>
-              <w:snapToGrid w:val="0"/>
-              <w:spacing w:before="0" w:after="40" w:line="240" w:lineRule="auto"/>
-              <w:ind w:firstLine="0"/>
-              <w:jc w:val="center"/>
-            </w:pPr>
-            <w:r>
-              <w:drawing>
-                <wp:inline distT="0" distB="0" distL="0" distR="0">
-                  <wp:extent cx="203200" cy="203200"/>
-                  <wp:docPr id="42" name="图标 42"/>
-                  <a:graphic>
-                    <a:graphicData uri="http://schemas.openxmlformats.org/drawingml/2006/picture">
-                      <pic:pic>
-                        <pic:nvPicPr>
-                          <pic:cNvPr id="42" name="bulb-2E75B6.png"/>
-                          <pic:cNvPicPr/>
-                        </pic:nvPicPr>
-                        <pic:blipFill>
-                          <a:blip r:embed="rId42"/>
-                          <a:stretch>
-                            <a:fillRect/>
-                          </a:stretch>
-                        </pic:blipFill>
-                        <pic:spPr>
-                          <a:xfrm>
-                            <a:off x="0" y="0"/>
-                            <a:ext cx="203200" cy="203200"/>
-                          </a:xfrm>
-                          <a:prstGeom prst="rect">
-                            <a:avLst/>
-                          </a:prstGeom>
-                        </pic:spPr>
-                      </pic:pic>
-                    </a:graphicData>
-                  </a:graphic>
-                </wp:inline>
-              </w:drawing>
-            </w:r>
-          </w:p>
           <w:p>
             <w:pPr>
               <w:snapToGrid w:val="0"/>
@@ -2707,10 +2380,10 @@
             <w:tcW w:w="7179" w:type="dxa"/>
             <w:gridSpan w:val="6"/>
             <w:tcBorders>
-              <w:top w:val="single" w:sz="4" w:space="0" w:color="BDD7EE"/>
-              <w:left w:val="single" w:sz="4" w:space="0" w:color="BDD7EE"/>
-              <w:bottom w:val="single" w:sz="4" w:space="0" w:color="BDD7EE"/>
-              <w:right w:val="single" w:sz="4" w:space="0" w:color="BDD7EE"/>
+              <w:top w:val="single" w:sz="4" w:space="0" w:color="D5DEEA"/>
+              <w:left w:val="single" w:sz="4" w:space="0" w:color="D5DEEA"/>
+              <w:bottom w:val="single" w:sz="4" w:space="0" w:color="D5DEEA"/>
+              <w:right w:val="single" w:sz="4" w:space="0" w:color="D5DEEA"/>
             </w:tcBorders>
             <w:shd w:val="clear" w:color="auto" w:fill="FFFFFF"/>
             <w:noWrap w:val="0"/>
@@ -2732,7 +2405,7 @@
             <w:r>
               <w:rPr>
                 <w:rFonts w:ascii="微软雅黑" w:hAnsi="微软雅黑" w:eastAsia="微软雅黑" w:cs="微软雅黑"/>
-                <w:color w:val="2E75B6"/>
+                <w:color w:val="8A99B3"/>
                 <w:position w:val="2"/>
                 <w:sz w:val="14"/>
                 <w:szCs w:val="14"/>
@@ -2742,7 +2415,7 @@
             <w:r>
               <w:rPr>
                 <w:rFonts w:ascii="微软雅黑" w:hAnsi="微软雅黑" w:eastAsia="微软雅黑" w:cs="微软雅黑"/>
-                <w:color w:val="262626"/>
+                <w:color w:val="333333"/>
                 <w:sz w:val="21"/>
                 <w:szCs w:val="21"/>
               </w:rPr>
@@ -2759,7 +2432,7 @@
             <w:r>
               <w:rPr>
                 <w:rFonts w:ascii="微软雅黑" w:hAnsi="微软雅黑" w:eastAsia="微软雅黑" w:cs="微软雅黑"/>
-                <w:color w:val="2E75B6"/>
+                <w:color w:val="8A99B3"/>
                 <w:position w:val="2"/>
                 <w:sz w:val="14"/>
                 <w:szCs w:val="14"/>
@@ -2769,7 +2442,7 @@
             <w:r>
               <w:rPr>
                 <w:rFonts w:ascii="微软雅黑" w:hAnsi="微软雅黑" w:eastAsia="微软雅黑" w:cs="微软雅黑"/>
-                <w:color w:val="262626"/>
+                <w:color w:val="333333"/>
                 <w:sz w:val="21"/>
                 <w:szCs w:val="21"/>
               </w:rPr>
@@ -2786,7 +2459,7 @@
             <w:r>
               <w:rPr>
                 <w:rFonts w:ascii="微软雅黑" w:hAnsi="微软雅黑" w:eastAsia="微软雅黑" w:cs="微软雅黑"/>
-                <w:color w:val="2E75B6"/>
+                <w:color w:val="8A99B3"/>
                 <w:position w:val="2"/>
                 <w:sz w:val="14"/>
                 <w:szCs w:val="14"/>
@@ -2796,7 +2469,7 @@
             <w:r>
               <w:rPr>
                 <w:rFonts w:ascii="微软雅黑" w:hAnsi="微软雅黑" w:eastAsia="微软雅黑" w:cs="微软雅黑"/>
-                <w:color w:val="262626"/>
+                <w:color w:val="333333"/>
                 <w:sz w:val="21"/>
                 <w:szCs w:val="21"/>
               </w:rPr>
@@ -2832,12 +2505,12 @@
             <w:tcW w:w="1506" w:type="dxa"/>
             <w:vMerge w:val="continue"/>
             <w:tcBorders>
-              <w:top w:val="single" w:sz="4" w:space="0" w:color="2E75B6"/>
-              <w:left w:val="single" w:sz="4" w:space="0" w:color="2E75B6"/>
-              <w:bottom w:val="single" w:sz="4" w:space="0" w:color="2E75B6"/>
-              <w:right w:val="single" w:sz="4" w:space="0" w:color="2E75B6"/>
+              <w:top w:val="nil" w:sz="0" w:space="0" w:color="auto"/>
+              <w:left w:val="single" w:sz="24" w:space="0" w:color="C9A227"/>
+              <w:bottom w:val="single" w:sz="4" w:space="0" w:color="D5DEEA"/>
+              <w:right w:val="single" w:sz="4" w:space="0" w:color="D5DEEA"/>
             </w:tcBorders>
-            <w:shd w:val="clear" w:color="auto" w:fill="2E75B6"/>
+            <w:shd w:val="clear" w:color="auto" w:fill="EEF3F9"/>
             <w:noWrap w:val="0"/>
             <w:vAlign w:val="center"/>
           </w:tcPr>
@@ -2869,56 +2542,15 @@
           <w:tcPr>
             <w:tcW w:w="2429" w:type="dxa"/>
             <w:tcBorders>
-              <w:top w:val="single" w:sz="4" w:space="0" w:color="BDD7EE"/>
-              <w:left w:val="single" w:sz="4" w:space="0" w:color="BDD7EE"/>
-              <w:bottom w:val="single" w:sz="4" w:space="0" w:color="BDD7EE"/>
-              <w:right w:val="single" w:sz="4" w:space="0" w:color="BDD7EE"/>
+              <w:top w:val="single" w:sz="4" w:space="0" w:color="D5DEEA"/>
+              <w:left w:val="single" w:sz="4" w:space="0" w:color="D5DEEA"/>
+              <w:bottom w:val="single" w:sz="4" w:space="0" w:color="D5DEEA"/>
+              <w:right w:val="single" w:sz="4" w:space="0" w:color="D5DEEA"/>
             </w:tcBorders>
-            <w:shd w:val="clear" w:color="auto" w:fill="EAF1FB"/>
+            <w:shd w:val="clear" w:color="auto" w:fill="F7F9FC"/>
             <w:noWrap w:val="0"/>
             <w:vAlign w:val="center"/>
           </w:tcPr>
-          <w:p xmlns:a="http://schemas.openxmlformats.org/drawingml/2006/main" xmlns:pic="http://schemas.openxmlformats.org/drawingml/2006/picture">
-            <w:pPr>
-              <w:snapToGrid w:val="0"/>
-              <w:spacing w:before="0" w:after="40" w:line="240" w:lineRule="auto"/>
-              <w:ind w:firstLine="0"/>
-              <w:jc w:val="center"/>
-            </w:pPr>
-            <w:r>
-              <w:drawing>
-                <wp:inline distT="0" distB="0" distL="0" distR="0">
-                  <wp:extent cx="203200" cy="203200"/>
-                  <wp:docPr id="43" name="图标 43"/>
-                  <a:graphic>
-                    <a:graphicData uri="http://schemas.openxmlformats.org/drawingml/2006/picture">
-                      <pic:pic>
-                        <pic:nvPicPr>
-                          <pic:cNvPr id="43" name="users-2E75B6.png"/>
-                          <pic:cNvPicPr/>
-                        </pic:nvPicPr>
-                        <pic:blipFill>
-                          <a:blip r:embed="rId34"/>
-                          <a:stretch>
-                            <a:fillRect/>
-                          </a:stretch>
-                        </pic:blipFill>
-                        <pic:spPr>
-                          <a:xfrm>
-                            <a:off x="0" y="0"/>
-                            <a:ext cx="203200" cy="203200"/>
-                          </a:xfrm>
-                          <a:prstGeom prst="rect">
-                            <a:avLst/>
-                          </a:prstGeom>
-                        </pic:spPr>
-                      </pic:pic>
-                    </a:graphicData>
-                  </a:graphic>
-                </wp:inline>
-              </w:drawing>
-            </w:r>
-          </w:p>
           <w:p>
             <w:pPr>
               <w:snapToGrid w:val="0"/>
@@ -2944,10 +2576,10 @@
             <w:tcW w:w="7179" w:type="dxa"/>
             <w:gridSpan w:val="6"/>
             <w:tcBorders>
-              <w:top w:val="single" w:sz="4" w:space="0" w:color="BDD7EE"/>
-              <w:left w:val="single" w:sz="4" w:space="0" w:color="BDD7EE"/>
-              <w:bottom w:val="single" w:sz="4" w:space="0" w:color="BDD7EE"/>
-              <w:right w:val="single" w:sz="4" w:space="0" w:color="BDD7EE"/>
+              <w:top w:val="single" w:sz="4" w:space="0" w:color="D5DEEA"/>
+              <w:left w:val="single" w:sz="4" w:space="0" w:color="D5DEEA"/>
+              <w:bottom w:val="single" w:sz="4" w:space="0" w:color="D5DEEA"/>
+              <w:right w:val="single" w:sz="4" w:space="0" w:color="D5DEEA"/>
             </w:tcBorders>
             <w:shd w:val="clear" w:color="auto" w:fill="FFFFFF"/>
             <w:noWrap w:val="0"/>
@@ -2969,7 +2601,7 @@
             <w:r>
               <w:rPr>
                 <w:rFonts w:ascii="微软雅黑" w:hAnsi="微软雅黑" w:eastAsia="微软雅黑" w:cs="微软雅黑"/>
-                <w:color w:val="2E75B6"/>
+                <w:color w:val="8A99B3"/>
                 <w:position w:val="2"/>
                 <w:sz w:val="14"/>
                 <w:szCs w:val="14"/>
@@ -2979,7 +2611,7 @@
             <w:r>
               <w:rPr>
                 <w:rFonts w:ascii="微软雅黑" w:hAnsi="微软雅黑" w:eastAsia="微软雅黑" w:cs="微软雅黑"/>
-                <w:color w:val="262626"/>
+                <w:color w:val="333333"/>
                 <w:sz w:val="21"/>
                 <w:szCs w:val="21"/>
               </w:rPr>
@@ -2996,7 +2628,7 @@
             <w:r>
               <w:rPr>
                 <w:rFonts w:ascii="微软雅黑" w:hAnsi="微软雅黑" w:eastAsia="微软雅黑" w:cs="微软雅黑"/>
-                <w:color w:val="2E75B6"/>
+                <w:color w:val="8A99B3"/>
                 <w:position w:val="2"/>
                 <w:sz w:val="14"/>
                 <w:szCs w:val="14"/>
@@ -3006,7 +2638,7 @@
             <w:r>
               <w:rPr>
                 <w:rFonts w:ascii="微软雅黑" w:hAnsi="微软雅黑" w:eastAsia="微软雅黑" w:cs="微软雅黑"/>
-                <w:color w:val="262626"/>
+                <w:color w:val="333333"/>
                 <w:sz w:val="21"/>
                 <w:szCs w:val="21"/>
               </w:rPr>
@@ -3042,12 +2674,12 @@
             <w:tcW w:w="1506" w:type="dxa"/>
             <w:vMerge w:val="restart"/>
             <w:tcBorders>
-              <w:top w:val="single" w:sz="4" w:space="0" w:color="2E75B6"/>
-              <w:left w:val="single" w:sz="4" w:space="0" w:color="2E75B6"/>
-              <w:bottom w:val="single" w:sz="4" w:space="0" w:color="2E75B6"/>
-              <w:right w:val="single" w:sz="4" w:space="0" w:color="2E75B6"/>
+              <w:top w:val="single" w:sz="4" w:space="0" w:color="D5DEEA"/>
+              <w:left w:val="single" w:sz="24" w:space="0" w:color="C9A227"/>
+              <w:bottom w:val="single" w:sz="4" w:space="0" w:color="D5DEEA"/>
+              <w:right w:val="single" w:sz="4" w:space="0" w:color="D5DEEA"/>
             </w:tcBorders>
-            <w:shd w:val="clear" w:color="auto" w:fill="2E75B6"/>
+            <w:shd w:val="clear" w:color="auto" w:fill="EEF3F9"/>
             <w:noWrap w:val="0"/>
             <w:vAlign w:val="center"/>
           </w:tcPr>
@@ -3062,16 +2694,16 @@
               <w:drawing>
                 <wp:inline distT="0" distB="0" distL="0" distR="0">
                   <wp:extent cx="279400" cy="279400"/>
-                  <wp:docPr id="44" name="图标 44"/>
+                  <wp:docPr id="30" name="图标 30"/>
                   <a:graphic>
                     <a:graphicData uri="http://schemas.openxmlformats.org/drawingml/2006/picture">
                       <pic:pic>
                         <pic:nvPicPr>
-                          <pic:cNvPr id="44" name="target-FFFFFF.png"/>
+                          <pic:cNvPr id="30" name="target-1F3864.png"/>
                           <pic:cNvPicPr/>
                         </pic:nvPicPr>
                         <pic:blipFill>
-                          <a:blip r:embed="rId43"/>
+                          <a:blip r:embed="rId31"/>
                           <a:stretch>
                             <a:fillRect/>
                           </a:stretch>
@@ -3104,7 +2736,7 @@
                 <w:rFonts w:ascii="微软雅黑" w:hAnsi="微软雅黑" w:eastAsia="微软雅黑" w:cs="微软雅黑"/>
                 <w:b/>
                 <w:bCs/>
-                <w:color w:val="FFFFFF"/>
+                <w:color w:val="1F3864"/>
                 <w:spacing w:val="40"/>
                 <w:sz w:val="24"/>
                 <w:szCs w:val="24"/>
@@ -3124,7 +2756,7 @@
                 <w:rFonts w:ascii="微软雅黑" w:hAnsi="微软雅黑" w:eastAsia="微软雅黑" w:cs="微软雅黑"/>
                 <w:b/>
                 <w:bCs/>
-                <w:color w:val="FFFFFF"/>
+                <w:color w:val="1F3864"/>
                 <w:spacing w:val="40"/>
                 <w:sz w:val="24"/>
                 <w:szCs w:val="24"/>
@@ -3137,56 +2769,15 @@
           <w:tcPr>
             <w:tcW w:w="2429" w:type="dxa"/>
             <w:tcBorders>
-              <w:top w:val="single" w:sz="4" w:space="0" w:color="BDD7EE"/>
-              <w:left w:val="single" w:sz="4" w:space="0" w:color="BDD7EE"/>
-              <w:bottom w:val="single" w:sz="4" w:space="0" w:color="BDD7EE"/>
-              <w:right w:val="single" w:sz="4" w:space="0" w:color="BDD7EE"/>
+              <w:top w:val="single" w:sz="4" w:space="0" w:color="D5DEEA"/>
+              <w:left w:val="single" w:sz="4" w:space="0" w:color="D5DEEA"/>
+              <w:bottom w:val="single" w:sz="4" w:space="0" w:color="D5DEEA"/>
+              <w:right w:val="single" w:sz="4" w:space="0" w:color="D5DEEA"/>
             </w:tcBorders>
-            <w:shd w:val="clear" w:color="auto" w:fill="EAF1FB"/>
+            <w:shd w:val="clear" w:color="auto" w:fill="F7F9FC"/>
             <w:noWrap w:val="0"/>
             <w:vAlign w:val="center"/>
           </w:tcPr>
-          <w:p xmlns:a="http://schemas.openxmlformats.org/drawingml/2006/main" xmlns:pic="http://schemas.openxmlformats.org/drawingml/2006/picture">
-            <w:pPr>
-              <w:snapToGrid w:val="0"/>
-              <w:spacing w:before="0" w:after="40" w:line="240" w:lineRule="auto"/>
-              <w:ind w:firstLine="0"/>
-              <w:jc w:val="center"/>
-            </w:pPr>
-            <w:r>
-              <w:drawing>
-                <wp:inline distT="0" distB="0" distL="0" distR="0">
-                  <wp:extent cx="203200" cy="203200"/>
-                  <wp:docPr id="45" name="图标 45"/>
-                  <a:graphic>
-                    <a:graphicData uri="http://schemas.openxmlformats.org/drawingml/2006/picture">
-                      <pic:pic>
-                        <pic:nvPicPr>
-                          <pic:cNvPr id="45" name="book-2-2E75B6.png"/>
-                          <pic:cNvPicPr/>
-                        </pic:nvPicPr>
-                        <pic:blipFill>
-                          <a:blip r:embed="rId38"/>
-                          <a:stretch>
-                            <a:fillRect/>
-                          </a:stretch>
-                        </pic:blipFill>
-                        <pic:spPr>
-                          <a:xfrm>
-                            <a:off x="0" y="0"/>
-                            <a:ext cx="203200" cy="203200"/>
-                          </a:xfrm>
-                          <a:prstGeom prst="rect">
-                            <a:avLst/>
-                          </a:prstGeom>
-                        </pic:spPr>
-                      </pic:pic>
-                    </a:graphicData>
-                  </a:graphic>
-                </wp:inline>
-              </w:drawing>
-            </w:r>
-          </w:p>
           <w:p>
             <w:pPr>
               <w:snapToGrid w:val="0"/>
@@ -3212,10 +2803,10 @@
             <w:tcW w:w="7179" w:type="dxa"/>
             <w:gridSpan w:val="6"/>
             <w:tcBorders>
-              <w:top w:val="single" w:sz="4" w:space="0" w:color="BDD7EE"/>
-              <w:left w:val="single" w:sz="4" w:space="0" w:color="BDD7EE"/>
-              <w:bottom w:val="single" w:sz="4" w:space="0" w:color="BDD7EE"/>
-              <w:right w:val="single" w:sz="4" w:space="0" w:color="BDD7EE"/>
+              <w:top w:val="single" w:sz="4" w:space="0" w:color="D5DEEA"/>
+              <w:left w:val="single" w:sz="4" w:space="0" w:color="D5DEEA"/>
+              <w:bottom w:val="single" w:sz="4" w:space="0" w:color="D5DEEA"/>
+              <w:right w:val="single" w:sz="4" w:space="0" w:color="D5DEEA"/>
             </w:tcBorders>
             <w:shd w:val="clear" w:color="auto" w:fill="FFFFFF"/>
             <w:noWrap w:val="0"/>
@@ -3239,7 +2830,7 @@
                 <w:rFonts w:ascii="微软雅黑" w:hAnsi="微软雅黑" w:eastAsia="微软雅黑" w:cs="微软雅黑"/>
                 <w:b/>
                 <w:bCs/>
-                <w:color w:val="2E75B6"/>
+                <w:color w:val="A8841A"/>
                 <w:sz w:val="21"/>
                 <w:szCs w:val="21"/>
               </w:rPr>
@@ -3248,7 +2839,7 @@
             <w:r>
               <w:rPr>
                 <w:rFonts w:ascii="微软雅黑" w:hAnsi="微软雅黑" w:eastAsia="微软雅黑" w:cs="微软雅黑"/>
-                <w:color w:val="262626"/>
+                <w:color w:val="333333"/>
                 <w:sz w:val="21"/>
                 <w:szCs w:val="21"/>
               </w:rPr>
@@ -3267,7 +2858,7 @@
                 <w:rFonts w:ascii="微软雅黑" w:hAnsi="微软雅黑" w:eastAsia="微软雅黑" w:cs="微软雅黑"/>
                 <w:b/>
                 <w:bCs/>
-                <w:color w:val="2E75B6"/>
+                <w:color w:val="A8841A"/>
                 <w:sz w:val="21"/>
                 <w:szCs w:val="21"/>
               </w:rPr>
@@ -3276,7 +2867,7 @@
             <w:r>
               <w:rPr>
                 <w:rFonts w:ascii="微软雅黑" w:hAnsi="微软雅黑" w:eastAsia="微软雅黑" w:cs="微软雅黑"/>
-                <w:color w:val="262626"/>
+                <w:color w:val="333333"/>
                 <w:sz w:val="21"/>
                 <w:szCs w:val="21"/>
               </w:rPr>
@@ -3295,7 +2886,7 @@
                 <w:rFonts w:ascii="微软雅黑" w:hAnsi="微软雅黑" w:eastAsia="微软雅黑" w:cs="微软雅黑"/>
                 <w:b/>
                 <w:bCs/>
-                <w:color w:val="2E75B6"/>
+                <w:color w:val="A8841A"/>
                 <w:sz w:val="21"/>
                 <w:szCs w:val="21"/>
               </w:rPr>
@@ -3304,7 +2895,7 @@
             <w:r>
               <w:rPr>
                 <w:rFonts w:ascii="微软雅黑" w:hAnsi="微软雅黑" w:eastAsia="微软雅黑" w:cs="微软雅黑"/>
-                <w:color w:val="262626"/>
+                <w:color w:val="333333"/>
                 <w:sz w:val="21"/>
                 <w:szCs w:val="21"/>
               </w:rPr>
@@ -3313,9 +2904,7 @@
             <w:r>
               <w:rPr>
                 <w:rFonts w:ascii="微软雅黑" w:hAnsi="微软雅黑" w:eastAsia="微软雅黑" w:cs="微软雅黑"/>
-                <w:b/>
-                <w:bCs/>
-                <w:color w:val="2E75B6"/>
+                <w:color w:val="333333"/>
                 <w:sz w:val="21"/>
                 <w:szCs w:val="21"/>
               </w:rPr>
@@ -3324,7 +2913,7 @@
             <w:r>
               <w:rPr>
                 <w:rFonts w:ascii="微软雅黑" w:hAnsi="微软雅黑" w:eastAsia="微软雅黑" w:cs="微软雅黑"/>
-                <w:color w:val="262626"/>
+                <w:color w:val="333333"/>
                 <w:sz w:val="21"/>
                 <w:szCs w:val="21"/>
               </w:rPr>
@@ -3360,12 +2949,12 @@
             <w:tcW w:w="1506" w:type="dxa"/>
             <w:vMerge w:val="continue"/>
             <w:tcBorders>
-              <w:top w:val="single" w:sz="4" w:space="0" w:color="2E75B6"/>
-              <w:left w:val="single" w:sz="4" w:space="0" w:color="2E75B6"/>
-              <w:bottom w:val="single" w:sz="4" w:space="0" w:color="2E75B6"/>
-              <w:right w:val="single" w:sz="4" w:space="0" w:color="2E75B6"/>
+              <w:top w:val="nil" w:sz="0" w:space="0" w:color="auto"/>
+              <w:left w:val="single" w:sz="24" w:space="0" w:color="C9A227"/>
+              <w:bottom w:val="single" w:sz="4" w:space="0" w:color="D5DEEA"/>
+              <w:right w:val="single" w:sz="4" w:space="0" w:color="D5DEEA"/>
             </w:tcBorders>
-            <w:shd w:val="clear" w:color="auto" w:fill="2E75B6"/>
+            <w:shd w:val="clear" w:color="auto" w:fill="EEF3F9"/>
             <w:noWrap w:val="0"/>
             <w:vAlign w:val="center"/>
           </w:tcPr>
@@ -3397,56 +2986,15 @@
           <w:tcPr>
             <w:tcW w:w="2429" w:type="dxa"/>
             <w:tcBorders>
-              <w:top w:val="single" w:sz="4" w:space="0" w:color="BDD7EE"/>
-              <w:left w:val="single" w:sz="4" w:space="0" w:color="BDD7EE"/>
-              <w:bottom w:val="single" w:sz="4" w:space="0" w:color="BDD7EE"/>
-              <w:right w:val="single" w:sz="4" w:space="0" w:color="BDD7EE"/>
+              <w:top w:val="single" w:sz="4" w:space="0" w:color="D5DEEA"/>
+              <w:left w:val="single" w:sz="4" w:space="0" w:color="D5DEEA"/>
+              <w:bottom w:val="single" w:sz="4" w:space="0" w:color="D5DEEA"/>
+              <w:right w:val="single" w:sz="4" w:space="0" w:color="D5DEEA"/>
             </w:tcBorders>
-            <w:shd w:val="clear" w:color="auto" w:fill="EAF1FB"/>
+            <w:shd w:val="clear" w:color="auto" w:fill="F7F9FC"/>
             <w:noWrap w:val="0"/>
             <w:vAlign w:val="center"/>
           </w:tcPr>
-          <w:p xmlns:a="http://schemas.openxmlformats.org/drawingml/2006/main" xmlns:pic="http://schemas.openxmlformats.org/drawingml/2006/picture">
-            <w:pPr>
-              <w:snapToGrid w:val="0"/>
-              <w:spacing w:before="0" w:after="40" w:line="240" w:lineRule="auto"/>
-              <w:ind w:firstLine="0"/>
-              <w:jc w:val="center"/>
-            </w:pPr>
-            <w:r>
-              <w:drawing>
-                <wp:inline distT="0" distB="0" distL="0" distR="0">
-                  <wp:extent cx="203200" cy="203200"/>
-                  <wp:docPr id="46" name="图标 46"/>
-                  <a:graphic>
-                    <a:graphicData uri="http://schemas.openxmlformats.org/drawingml/2006/picture">
-                      <pic:pic>
-                        <pic:nvPicPr>
-                          <pic:cNvPr id="46" name="tools-2E75B6.png"/>
-                          <pic:cNvPicPr/>
-                        </pic:nvPicPr>
-                        <pic:blipFill>
-                          <a:blip r:embed="rId33"/>
-                          <a:stretch>
-                            <a:fillRect/>
-                          </a:stretch>
-                        </pic:blipFill>
-                        <pic:spPr>
-                          <a:xfrm>
-                            <a:off x="0" y="0"/>
-                            <a:ext cx="203200" cy="203200"/>
-                          </a:xfrm>
-                          <a:prstGeom prst="rect">
-                            <a:avLst/>
-                          </a:prstGeom>
-                        </pic:spPr>
-                      </pic:pic>
-                    </a:graphicData>
-                  </a:graphic>
-                </wp:inline>
-              </w:drawing>
-            </w:r>
-          </w:p>
           <w:p>
             <w:pPr>
               <w:snapToGrid w:val="0"/>
@@ -3472,10 +3020,10 @@
             <w:tcW w:w="7179" w:type="dxa"/>
             <w:gridSpan w:val="6"/>
             <w:tcBorders>
-              <w:top w:val="single" w:sz="4" w:space="0" w:color="BDD7EE"/>
-              <w:left w:val="single" w:sz="4" w:space="0" w:color="BDD7EE"/>
-              <w:bottom w:val="single" w:sz="4" w:space="0" w:color="BDD7EE"/>
-              <w:right w:val="single" w:sz="4" w:space="0" w:color="BDD7EE"/>
+              <w:top w:val="single" w:sz="4" w:space="0" w:color="D5DEEA"/>
+              <w:left w:val="single" w:sz="4" w:space="0" w:color="D5DEEA"/>
+              <w:bottom w:val="single" w:sz="4" w:space="0" w:color="D5DEEA"/>
+              <w:right w:val="single" w:sz="4" w:space="0" w:color="D5DEEA"/>
             </w:tcBorders>
             <w:shd w:val="clear" w:color="auto" w:fill="FFFFFF"/>
             <w:noWrap w:val="0"/>
@@ -3499,7 +3047,7 @@
                 <w:rFonts w:ascii="微软雅黑" w:hAnsi="微软雅黑" w:eastAsia="微软雅黑" w:cs="微软雅黑"/>
                 <w:b/>
                 <w:bCs/>
-                <w:color w:val="2E75B6"/>
+                <w:color w:val="A8841A"/>
                 <w:sz w:val="21"/>
                 <w:szCs w:val="21"/>
               </w:rPr>
@@ -3508,7 +3056,7 @@
             <w:r>
               <w:rPr>
                 <w:rFonts w:ascii="微软雅黑" w:hAnsi="微软雅黑" w:eastAsia="微软雅黑" w:cs="微软雅黑"/>
-                <w:color w:val="262626"/>
+                <w:color w:val="333333"/>
                 <w:sz w:val="21"/>
                 <w:szCs w:val="21"/>
               </w:rPr>
@@ -3527,7 +3075,7 @@
                 <w:rFonts w:ascii="微软雅黑" w:hAnsi="微软雅黑" w:eastAsia="微软雅黑" w:cs="微软雅黑"/>
                 <w:b/>
                 <w:bCs/>
-                <w:color w:val="2E75B6"/>
+                <w:color w:val="A8841A"/>
                 <w:sz w:val="21"/>
                 <w:szCs w:val="21"/>
               </w:rPr>
@@ -3536,7 +3084,7 @@
             <w:r>
               <w:rPr>
                 <w:rFonts w:ascii="微软雅黑" w:hAnsi="微软雅黑" w:eastAsia="微软雅黑" w:cs="微软雅黑"/>
-                <w:color w:val="262626"/>
+                <w:color w:val="333333"/>
                 <w:sz w:val="21"/>
                 <w:szCs w:val="21"/>
               </w:rPr>
@@ -3555,7 +3103,7 @@
                 <w:rFonts w:ascii="微软雅黑" w:hAnsi="微软雅黑" w:eastAsia="微软雅黑" w:cs="微软雅黑"/>
                 <w:b/>
                 <w:bCs/>
-                <w:color w:val="2E75B6"/>
+                <w:color w:val="A8841A"/>
                 <w:sz w:val="21"/>
                 <w:szCs w:val="21"/>
               </w:rPr>
@@ -3564,7 +3112,7 @@
             <w:r>
               <w:rPr>
                 <w:rFonts w:ascii="微软雅黑" w:hAnsi="微软雅黑" w:eastAsia="微软雅黑" w:cs="微软雅黑"/>
-                <w:color w:val="262626"/>
+                <w:color w:val="333333"/>
                 <w:sz w:val="21"/>
                 <w:szCs w:val="21"/>
               </w:rPr>
@@ -3600,12 +3148,12 @@
             <w:tcW w:w="1506" w:type="dxa"/>
             <w:vMerge w:val="continue"/>
             <w:tcBorders>
-              <w:top w:val="single" w:sz="4" w:space="0" w:color="2E75B6"/>
-              <w:left w:val="single" w:sz="4" w:space="0" w:color="2E75B6"/>
-              <w:bottom w:val="single" w:sz="4" w:space="0" w:color="2E75B6"/>
-              <w:right w:val="single" w:sz="4" w:space="0" w:color="2E75B6"/>
+              <w:top w:val="nil" w:sz="0" w:space="0" w:color="auto"/>
+              <w:left w:val="single" w:sz="24" w:space="0" w:color="C9A227"/>
+              <w:bottom w:val="single" w:sz="4" w:space="0" w:color="D5DEEA"/>
+              <w:right w:val="single" w:sz="4" w:space="0" w:color="D5DEEA"/>
             </w:tcBorders>
-            <w:shd w:val="clear" w:color="auto" w:fill="2E75B6"/>
+            <w:shd w:val="clear" w:color="auto" w:fill="EEF3F9"/>
             <w:noWrap w:val="0"/>
             <w:vAlign w:val="center"/>
           </w:tcPr>
@@ -3637,56 +3185,15 @@
           <w:tcPr>
             <w:tcW w:w="2429" w:type="dxa"/>
             <w:tcBorders>
-              <w:top w:val="single" w:sz="4" w:space="0" w:color="BDD7EE"/>
-              <w:left w:val="single" w:sz="4" w:space="0" w:color="BDD7EE"/>
-              <w:bottom w:val="single" w:sz="4" w:space="0" w:color="BDD7EE"/>
-              <w:right w:val="single" w:sz="4" w:space="0" w:color="BDD7EE"/>
+              <w:top w:val="single" w:sz="4" w:space="0" w:color="D5DEEA"/>
+              <w:left w:val="single" w:sz="4" w:space="0" w:color="D5DEEA"/>
+              <w:bottom w:val="single" w:sz="4" w:space="0" w:color="D5DEEA"/>
+              <w:right w:val="single" w:sz="4" w:space="0" w:color="D5DEEA"/>
             </w:tcBorders>
-            <w:shd w:val="clear" w:color="auto" w:fill="EAF1FB"/>
+            <w:shd w:val="clear" w:color="auto" w:fill="F7F9FC"/>
             <w:noWrap w:val="0"/>
             <w:vAlign w:val="center"/>
           </w:tcPr>
-          <w:p xmlns:a="http://schemas.openxmlformats.org/drawingml/2006/main" xmlns:pic="http://schemas.openxmlformats.org/drawingml/2006/picture">
-            <w:pPr>
-              <w:snapToGrid w:val="0"/>
-              <w:spacing w:before="0" w:after="40" w:line="240" w:lineRule="auto"/>
-              <w:ind w:firstLine="0"/>
-              <w:jc w:val="center"/>
-            </w:pPr>
-            <w:r>
-              <w:drawing>
-                <wp:inline distT="0" distB="0" distL="0" distR="0">
-                  <wp:extent cx="203200" cy="203200"/>
-                  <wp:docPr id="47" name="图标 47"/>
-                  <a:graphic>
-                    <a:graphicData uri="http://schemas.openxmlformats.org/drawingml/2006/picture">
-                      <pic:pic>
-                        <pic:nvPicPr>
-                          <pic:cNvPr id="47" name="heart-handshake-2E75B6.png"/>
-                          <pic:cNvPicPr/>
-                        </pic:nvPicPr>
-                        <pic:blipFill>
-                          <a:blip r:embed="rId44"/>
-                          <a:stretch>
-                            <a:fillRect/>
-                          </a:stretch>
-                        </pic:blipFill>
-                        <pic:spPr>
-                          <a:xfrm>
-                            <a:off x="0" y="0"/>
-                            <a:ext cx="203200" cy="203200"/>
-                          </a:xfrm>
-                          <a:prstGeom prst="rect">
-                            <a:avLst/>
-                          </a:prstGeom>
-                        </pic:spPr>
-                      </pic:pic>
-                    </a:graphicData>
-                  </a:graphic>
-                </wp:inline>
-              </w:drawing>
-            </w:r>
-          </w:p>
           <w:p>
             <w:pPr>
               <w:snapToGrid w:val="0"/>
@@ -3712,10 +3219,10 @@
             <w:tcW w:w="7179" w:type="dxa"/>
             <w:gridSpan w:val="6"/>
             <w:tcBorders>
-              <w:top w:val="single" w:sz="4" w:space="0" w:color="BDD7EE"/>
-              <w:left w:val="single" w:sz="4" w:space="0" w:color="BDD7EE"/>
-              <w:bottom w:val="single" w:sz="4" w:space="0" w:color="BDD7EE"/>
-              <w:right w:val="single" w:sz="4" w:space="0" w:color="BDD7EE"/>
+              <w:top w:val="single" w:sz="4" w:space="0" w:color="D5DEEA"/>
+              <w:left w:val="single" w:sz="4" w:space="0" w:color="D5DEEA"/>
+              <w:bottom w:val="single" w:sz="4" w:space="0" w:color="D5DEEA"/>
+              <w:right w:val="single" w:sz="4" w:space="0" w:color="D5DEEA"/>
             </w:tcBorders>
             <w:shd w:val="clear" w:color="auto" w:fill="FFFFFF"/>
             <w:noWrap w:val="0"/>
@@ -3739,7 +3246,7 @@
                 <w:rFonts w:ascii="微软雅黑" w:hAnsi="微软雅黑" w:eastAsia="微软雅黑" w:cs="微软雅黑"/>
                 <w:b/>
                 <w:bCs/>
-                <w:color w:val="2E75B6"/>
+                <w:color w:val="A8841A"/>
                 <w:sz w:val="21"/>
                 <w:szCs w:val="21"/>
               </w:rPr>
@@ -3748,7 +3255,7 @@
             <w:r>
               <w:rPr>
                 <w:rFonts w:ascii="微软雅黑" w:hAnsi="微软雅黑" w:eastAsia="微软雅黑" w:cs="微软雅黑"/>
-                <w:color w:val="262626"/>
+                <w:color w:val="333333"/>
                 <w:sz w:val="21"/>
                 <w:szCs w:val="21"/>
               </w:rPr>
@@ -3767,7 +3274,7 @@
                 <w:rFonts w:ascii="微软雅黑" w:hAnsi="微软雅黑" w:eastAsia="微软雅黑" w:cs="微软雅黑"/>
                 <w:b/>
                 <w:bCs/>
-                <w:color w:val="2E75B6"/>
+                <w:color w:val="A8841A"/>
                 <w:sz w:val="21"/>
                 <w:szCs w:val="21"/>
               </w:rPr>
@@ -3776,7 +3283,7 @@
             <w:r>
               <w:rPr>
                 <w:rFonts w:ascii="微软雅黑" w:hAnsi="微软雅黑" w:eastAsia="微软雅黑" w:cs="微软雅黑"/>
-                <w:color w:val="262626"/>
+                <w:color w:val="333333"/>
                 <w:sz w:val="21"/>
                 <w:szCs w:val="21"/>
               </w:rPr>
@@ -3795,7 +3302,7 @@
                 <w:rFonts w:ascii="微软雅黑" w:hAnsi="微软雅黑" w:eastAsia="微软雅黑" w:cs="微软雅黑"/>
                 <w:b/>
                 <w:bCs/>
-                <w:color w:val="2E75B6"/>
+                <w:color w:val="A8841A"/>
                 <w:sz w:val="21"/>
                 <w:szCs w:val="21"/>
               </w:rPr>
@@ -3804,7 +3311,7 @@
             <w:r>
               <w:rPr>
                 <w:rFonts w:ascii="微软雅黑" w:hAnsi="微软雅黑" w:eastAsia="微软雅黑" w:cs="微软雅黑"/>
-                <w:color w:val="262626"/>
+                <w:color w:val="333333"/>
                 <w:sz w:val="21"/>
                 <w:szCs w:val="21"/>
               </w:rPr>
@@ -3839,12 +3346,12 @@
           <w:tcPr>
             <w:tcW w:w="1506" w:type="dxa"/>
             <w:tcBorders>
-              <w:top w:val="single" w:sz="4" w:space="0" w:color="2E75B6"/>
-              <w:left w:val="single" w:sz="4" w:space="0" w:color="2E75B6"/>
-              <w:bottom w:val="single" w:sz="4" w:space="0" w:color="2E75B6"/>
-              <w:right w:val="single" w:sz="4" w:space="0" w:color="2E75B6"/>
+              <w:top w:val="single" w:sz="4" w:space="0" w:color="D5DEEA"/>
+              <w:left w:val="single" w:sz="24" w:space="0" w:color="C9A227"/>
+              <w:bottom w:val="single" w:sz="4" w:space="0" w:color="D5DEEA"/>
+              <w:right w:val="single" w:sz="4" w:space="0" w:color="D5DEEA"/>
             </w:tcBorders>
-            <w:shd w:val="clear" w:color="auto" w:fill="2E75B6"/>
+            <w:shd w:val="clear" w:color="auto" w:fill="EEF3F9"/>
             <w:noWrap w:val="0"/>
             <w:vAlign w:val="center"/>
           </w:tcPr>
@@ -3862,16 +3369,16 @@
               <w:drawing>
                 <wp:inline distT="0" distB="0" distL="0" distR="0">
                   <wp:extent cx="177800" cy="177800"/>
-                  <wp:docPr id="48" name="图标 48"/>
+                  <wp:docPr id="31" name="图标 31"/>
                   <a:graphic>
                     <a:graphicData uri="http://schemas.openxmlformats.org/drawingml/2006/picture">
                       <pic:pic>
                         <pic:nvPicPr>
-                          <pic:cNvPr id="48" name="star-FFFFFF.png"/>
+                          <pic:cNvPr id="31" name="star-1F3864.png"/>
                           <pic:cNvPicPr/>
                         </pic:nvPicPr>
                         <pic:blipFill>
-                          <a:blip r:embed="rId45"/>
+                          <a:blip r:embed="rId32"/>
                           <a:stretch>
                             <a:fillRect/>
                           </a:stretch>
@@ -3896,7 +3403,7 @@
                 <w:rFonts w:ascii="微软雅黑" w:hAnsi="微软雅黑" w:eastAsia="微软雅黑" w:cs="微软雅黑"/>
                 <w:b/>
                 <w:bCs/>
-                <w:color w:val="FFFFFF"/>
+                <w:color w:val="1F3864"/>
                 <w:sz w:val="22"/>
                 <w:szCs w:val="22"/>
               </w:rPr>
@@ -3909,10 +3416,10 @@
             <w:tcW w:w="9608" w:type="dxa"/>
             <w:gridSpan w:val="7"/>
             <w:tcBorders>
-              <w:top w:val="single" w:sz="4" w:space="0" w:color="BDD7EE"/>
-              <w:left w:val="single" w:sz="4" w:space="0" w:color="BDD7EE"/>
-              <w:bottom w:val="single" w:sz="4" w:space="0" w:color="BDD7EE"/>
-              <w:right w:val="single" w:sz="4" w:space="0" w:color="BDD7EE"/>
+              <w:top w:val="single" w:sz="4" w:space="0" w:color="D5DEEA"/>
+              <w:left w:val="single" w:sz="4" w:space="0" w:color="D5DEEA"/>
+              <w:bottom w:val="single" w:sz="4" w:space="0" w:color="D5DEEA"/>
+              <w:right w:val="single" w:sz="4" w:space="0" w:color="D5DEEA"/>
             </w:tcBorders>
             <w:shd w:val="clear" w:color="auto" w:fill="FFFFFF"/>
             <w:noWrap w:val="0"/>
@@ -3936,7 +3443,7 @@
                 <w:rFonts w:ascii="微软雅黑" w:hAnsi="微软雅黑" w:eastAsia="微软雅黑" w:cs="微软雅黑"/>
                 <w:b/>
                 <w:bCs/>
-                <w:color w:val="2E75B6"/>
+                <w:color w:val="A8841A"/>
                 <w:sz w:val="21"/>
                 <w:szCs w:val="21"/>
               </w:rPr>
@@ -3945,7 +3452,7 @@
             <w:r>
               <w:rPr>
                 <w:rFonts w:ascii="微软雅黑" w:hAnsi="微软雅黑" w:eastAsia="微软雅黑" w:cs="微软雅黑"/>
-                <w:color w:val="262626"/>
+                <w:color w:val="333333"/>
                 <w:sz w:val="21"/>
                 <w:szCs w:val="21"/>
               </w:rPr>
@@ -3964,7 +3471,7 @@
                 <w:rFonts w:ascii="微软雅黑" w:hAnsi="微软雅黑" w:eastAsia="微软雅黑" w:cs="微软雅黑"/>
                 <w:b/>
                 <w:bCs/>
-                <w:color w:val="2E75B6"/>
+                <w:color w:val="A8841A"/>
                 <w:sz w:val="21"/>
                 <w:szCs w:val="21"/>
               </w:rPr>
@@ -3973,7 +3480,7 @@
             <w:r>
               <w:rPr>
                 <w:rFonts w:ascii="微软雅黑" w:hAnsi="微软雅黑" w:eastAsia="微软雅黑" w:cs="微软雅黑"/>
-                <w:color w:val="262626"/>
+                <w:color w:val="333333"/>
                 <w:sz w:val="21"/>
                 <w:szCs w:val="21"/>
               </w:rPr>
@@ -3992,7 +3499,7 @@
                 <w:rFonts w:ascii="微软雅黑" w:hAnsi="微软雅黑" w:eastAsia="微软雅黑" w:cs="微软雅黑"/>
                 <w:b/>
                 <w:bCs/>
-                <w:color w:val="2E75B6"/>
+                <w:color w:val="A8841A"/>
                 <w:sz w:val="21"/>
                 <w:szCs w:val="21"/>
               </w:rPr>
@@ -4001,7 +3508,7 @@
             <w:r>
               <w:rPr>
                 <w:rFonts w:ascii="微软雅黑" w:hAnsi="微软雅黑" w:eastAsia="微软雅黑" w:cs="微软雅黑"/>
-                <w:color w:val="262626"/>
+                <w:color w:val="333333"/>
                 <w:sz w:val="21"/>
                 <w:szCs w:val="21"/>
               </w:rPr>
@@ -4012,16 +3519,18 @@
                 <w:rFonts w:ascii="微软雅黑" w:hAnsi="微软雅黑" w:eastAsia="微软雅黑" w:cs="微软雅黑"/>
                 <w:b/>
                 <w:bCs/>
-                <w:color w:val="2E75B6"/>
-                <w:sz w:val="21"/>
-                <w:szCs w:val="21"/>
-              </w:rPr>
-              <w:t xml:space="preserve">“长对正、高平齐、宽相等”</w:t>
+                <w:color w:val="7A5C00"/>
+                <w:sz w:val="20"/>
+                <w:szCs w:val="20"/>
+                <w:bdr w:val="single" w:sz="18" w:space="0" w:color="F6EDD2"/>
+                <w:shd w:val="clear" w:color="auto" w:fill="F6EDD2"/>
+              </w:rPr>
+              <w:t xml:space="preserve">长对正、高平齐、宽相等</w:t>
             </w:r>
             <w:r>
               <w:rPr>
                 <w:rFonts w:ascii="微软雅黑" w:hAnsi="微软雅黑" w:eastAsia="微软雅黑" w:cs="微软雅黑"/>
-                <w:color w:val="262626"/>
+                <w:color w:val="333333"/>
                 <w:sz w:val="21"/>
                 <w:szCs w:val="21"/>
               </w:rPr>
@@ -4056,12 +3565,12 @@
           <w:tcPr>
             <w:tcW w:w="1506" w:type="dxa"/>
             <w:tcBorders>
-              <w:top w:val="single" w:sz="4" w:space="0" w:color="2E75B6"/>
-              <w:left w:val="single" w:sz="4" w:space="0" w:color="2E75B6"/>
-              <w:bottom w:val="single" w:sz="4" w:space="0" w:color="2E75B6"/>
-              <w:right w:val="single" w:sz="4" w:space="0" w:color="2E75B6"/>
+              <w:top w:val="single" w:sz="4" w:space="0" w:color="D5DEEA"/>
+              <w:left w:val="single" w:sz="24" w:space="0" w:color="C9A227"/>
+              <w:bottom w:val="single" w:sz="4" w:space="0" w:color="D5DEEA"/>
+              <w:right w:val="single" w:sz="4" w:space="0" w:color="D5DEEA"/>
             </w:tcBorders>
-            <w:shd w:val="clear" w:color="auto" w:fill="2E75B6"/>
+            <w:shd w:val="clear" w:color="auto" w:fill="EEF3F9"/>
             <w:noWrap w:val="0"/>
             <w:vAlign w:val="center"/>
           </w:tcPr>
@@ -4079,16 +3588,16 @@
               <w:drawing>
                 <wp:inline distT="0" distB="0" distL="0" distR="0">
                   <wp:extent cx="177800" cy="177800"/>
-                  <wp:docPr id="49" name="图标 49"/>
+                  <wp:docPr id="32" name="图标 32"/>
                   <a:graphic>
                     <a:graphicData uri="http://schemas.openxmlformats.org/drawingml/2006/picture">
                       <pic:pic>
                         <pic:nvPicPr>
-                          <pic:cNvPr id="49" name="alert-triangle-FFFFFF.png"/>
+                          <pic:cNvPr id="32" name="alert-triangle-1F3864.png"/>
                           <pic:cNvPicPr/>
                         </pic:nvPicPr>
                         <pic:blipFill>
-                          <a:blip r:embed="rId46"/>
+                          <a:blip r:embed="rId33"/>
                           <a:stretch>
                             <a:fillRect/>
                           </a:stretch>
@@ -4113,7 +3622,7 @@
                 <w:rFonts w:ascii="微软雅黑" w:hAnsi="微软雅黑" w:eastAsia="微软雅黑" w:cs="微软雅黑"/>
                 <w:b/>
                 <w:bCs/>
-                <w:color w:val="FFFFFF"/>
+                <w:color w:val="1F3864"/>
                 <w:sz w:val="22"/>
                 <w:szCs w:val="22"/>
               </w:rPr>
@@ -4126,10 +3635,10 @@
             <w:tcW w:w="9608" w:type="dxa"/>
             <w:gridSpan w:val="7"/>
             <w:tcBorders>
-              <w:top w:val="single" w:sz="4" w:space="0" w:color="BDD7EE"/>
-              <w:left w:val="single" w:sz="4" w:space="0" w:color="BDD7EE"/>
-              <w:bottom w:val="single" w:sz="4" w:space="0" w:color="BDD7EE"/>
-              <w:right w:val="single" w:sz="4" w:space="0" w:color="BDD7EE"/>
+              <w:top w:val="single" w:sz="4" w:space="0" w:color="D5DEEA"/>
+              <w:left w:val="single" w:sz="4" w:space="0" w:color="D5DEEA"/>
+              <w:bottom w:val="single" w:sz="4" w:space="0" w:color="D5DEEA"/>
+              <w:right w:val="single" w:sz="4" w:space="0" w:color="D5DEEA"/>
             </w:tcBorders>
             <w:shd w:val="clear" w:color="auto" w:fill="FFFFFF"/>
             <w:noWrap w:val="0"/>
@@ -4153,7 +3662,7 @@
                 <w:rFonts w:ascii="微软雅黑" w:hAnsi="微软雅黑" w:eastAsia="微软雅黑" w:cs="微软雅黑"/>
                 <w:b/>
                 <w:bCs/>
-                <w:color w:val="2E75B6"/>
+                <w:color w:val="A8841A"/>
                 <w:sz w:val="21"/>
                 <w:szCs w:val="21"/>
               </w:rPr>
@@ -4162,7 +3671,7 @@
             <w:r>
               <w:rPr>
                 <w:rFonts w:ascii="微软雅黑" w:hAnsi="微软雅黑" w:eastAsia="微软雅黑" w:cs="微软雅黑"/>
-                <w:color w:val="262626"/>
+                <w:color w:val="333333"/>
                 <w:sz w:val="21"/>
                 <w:szCs w:val="21"/>
               </w:rPr>
@@ -4181,7 +3690,7 @@
                 <w:rFonts w:ascii="微软雅黑" w:hAnsi="微软雅黑" w:eastAsia="微软雅黑" w:cs="微软雅黑"/>
                 <w:b/>
                 <w:bCs/>
-                <w:color w:val="2E75B6"/>
+                <w:color w:val="A8841A"/>
                 <w:sz w:val="21"/>
                 <w:szCs w:val="21"/>
               </w:rPr>
@@ -4190,7 +3699,7 @@
             <w:r>
               <w:rPr>
                 <w:rFonts w:ascii="微软雅黑" w:hAnsi="微软雅黑" w:eastAsia="微软雅黑" w:cs="微软雅黑"/>
-                <w:color w:val="262626"/>
+                <w:color w:val="333333"/>
                 <w:sz w:val="21"/>
                 <w:szCs w:val="21"/>
               </w:rPr>
@@ -4209,7 +3718,7 @@
                 <w:rFonts w:ascii="微软雅黑" w:hAnsi="微软雅黑" w:eastAsia="微软雅黑" w:cs="微软雅黑"/>
                 <w:b/>
                 <w:bCs/>
-                <w:color w:val="2E75B6"/>
+                <w:color w:val="A8841A"/>
                 <w:sz w:val="21"/>
                 <w:szCs w:val="21"/>
               </w:rPr>
@@ -4218,7 +3727,7 @@
             <w:r>
               <w:rPr>
                 <w:rFonts w:ascii="微软雅黑" w:hAnsi="微软雅黑" w:eastAsia="微软雅黑" w:cs="微软雅黑"/>
-                <w:color w:val="262626"/>
+                <w:color w:val="333333"/>
                 <w:sz w:val="21"/>
                 <w:szCs w:val="21"/>
               </w:rPr>
@@ -4227,9 +3736,7 @@
             <w:r>
               <w:rPr>
                 <w:rFonts w:ascii="微软雅黑" w:hAnsi="微软雅黑" w:eastAsia="微软雅黑" w:cs="微软雅黑"/>
-                <w:b/>
-                <w:bCs/>
-                <w:color w:val="2E75B6"/>
+                <w:color w:val="333333"/>
                 <w:sz w:val="21"/>
                 <w:szCs w:val="21"/>
               </w:rPr>
@@ -4238,7 +3745,7 @@
             <w:r>
               <w:rPr>
                 <w:rFonts w:ascii="微软雅黑" w:hAnsi="微软雅黑" w:eastAsia="微软雅黑" w:cs="微软雅黑"/>
-                <w:color w:val="262626"/>
+                <w:color w:val="333333"/>
                 <w:sz w:val="21"/>
                 <w:szCs w:val="21"/>
               </w:rPr>
@@ -4273,12 +3780,12 @@
           <w:tcPr>
             <w:tcW w:w="1506" w:type="dxa"/>
             <w:tcBorders>
-              <w:top w:val="single" w:sz="4" w:space="0" w:color="2E75B6"/>
-              <w:left w:val="single" w:sz="4" w:space="0" w:color="2E75B6"/>
-              <w:bottom w:val="single" w:sz="4" w:space="0" w:color="2E75B6"/>
-              <w:right w:val="single" w:sz="4" w:space="0" w:color="2E75B6"/>
+              <w:top w:val="single" w:sz="4" w:space="0" w:color="D5DEEA"/>
+              <w:left w:val="single" w:sz="24" w:space="0" w:color="C9A227"/>
+              <w:bottom w:val="single" w:sz="4" w:space="0" w:color="D5DEEA"/>
+              <w:right w:val="single" w:sz="4" w:space="0" w:color="D5DEEA"/>
             </w:tcBorders>
-            <w:shd w:val="clear" w:color="auto" w:fill="2E75B6"/>
+            <w:shd w:val="clear" w:color="auto" w:fill="EEF3F9"/>
             <w:noWrap w:val="0"/>
             <w:vAlign w:val="center"/>
           </w:tcPr>
@@ -4296,16 +3803,16 @@
               <w:drawing>
                 <wp:inline distT="0" distB="0" distL="0" distR="0">
                   <wp:extent cx="177800" cy="177800"/>
-                  <wp:docPr id="50" name="图标 50"/>
+                  <wp:docPr id="33" name="图标 33"/>
                   <a:graphic>
                     <a:graphicData uri="http://schemas.openxmlformats.org/drawingml/2006/picture">
                       <pic:pic>
                         <pic:nvPicPr>
-                          <pic:cNvPr id="50" name="bulb-FFFFFF.png"/>
+                          <pic:cNvPr id="33" name="bulb-1F3864.png"/>
                           <pic:cNvPicPr/>
                         </pic:nvPicPr>
                         <pic:blipFill>
-                          <a:blip r:embed="rId47"/>
+                          <a:blip r:embed="rId34"/>
                           <a:stretch>
                             <a:fillRect/>
                           </a:stretch>
@@ -4330,7 +3837,7 @@
                 <w:rFonts w:ascii="微软雅黑" w:hAnsi="微软雅黑" w:eastAsia="微软雅黑" w:cs="微软雅黑"/>
                 <w:b/>
                 <w:bCs/>
-                <w:color w:val="FFFFFF"/>
+                <w:color w:val="1F3864"/>
                 <w:sz w:val="22"/>
                 <w:szCs w:val="22"/>
               </w:rPr>
@@ -4343,10 +3850,10 @@
             <w:tcW w:w="9608" w:type="dxa"/>
             <w:gridSpan w:val="7"/>
             <w:tcBorders>
-              <w:top w:val="single" w:sz="4" w:space="0" w:color="BDD7EE"/>
-              <w:left w:val="single" w:sz="4" w:space="0" w:color="BDD7EE"/>
-              <w:bottom w:val="single" w:sz="4" w:space="0" w:color="BDD7EE"/>
-              <w:right w:val="single" w:sz="4" w:space="0" w:color="BDD7EE"/>
+              <w:top w:val="single" w:sz="4" w:space="0" w:color="D5DEEA"/>
+              <w:left w:val="single" w:sz="4" w:space="0" w:color="D5DEEA"/>
+              <w:bottom w:val="single" w:sz="4" w:space="0" w:color="D5DEEA"/>
+              <w:right w:val="single" w:sz="4" w:space="0" w:color="D5DEEA"/>
             </w:tcBorders>
             <w:shd w:val="clear" w:color="auto" w:fill="FFFFFF"/>
             <w:noWrap w:val="0"/>
@@ -4373,15 +3880,15 @@
                 <w:color w:val="1F3864"/>
                 <w:sz w:val="21"/>
                 <w:szCs w:val="21"/>
-                <w:bdr w:val="single" w:sz="18" w:space="0" w:color="DEEAF6"/>
-                <w:shd w:val="clear" w:color="auto" w:fill="DEEAF6"/>
+                <w:bdr w:val="single" w:sz="18" w:space="0" w:color="EEF3F9"/>
+                <w:shd w:val="clear" w:color="auto" w:fill="EEF3F9"/>
               </w:rPr>
               <w:t xml:space="preserve">任务驱动法</w:t>
             </w:r>
             <w:r>
               <w:rPr>
                 <w:rFonts w:ascii="微软雅黑" w:hAnsi="微软雅黑" w:eastAsia="微软雅黑" w:cs="微软雅黑"/>
-                <w:color w:val="262626"/>
+                <w:color w:val="333333"/>
                 <w:sz w:val="21"/>
                 <w:szCs w:val="21"/>
               </w:rPr>
@@ -4395,15 +3902,15 @@
                 <w:color w:val="1F3864"/>
                 <w:sz w:val="21"/>
                 <w:szCs w:val="21"/>
-                <w:bdr w:val="single" w:sz="18" w:space="0" w:color="DEEAF6"/>
-                <w:shd w:val="clear" w:color="auto" w:fill="DEEAF6"/>
+                <w:bdr w:val="single" w:sz="18" w:space="0" w:color="EEF3F9"/>
+                <w:shd w:val="clear" w:color="auto" w:fill="EEF3F9"/>
               </w:rPr>
               <w:t xml:space="preserve">案例教学法</w:t>
             </w:r>
             <w:r>
               <w:rPr>
                 <w:rFonts w:ascii="微软雅黑" w:hAnsi="微软雅黑" w:eastAsia="微软雅黑" w:cs="微软雅黑"/>
-                <w:color w:val="262626"/>
+                <w:color w:val="333333"/>
                 <w:sz w:val="21"/>
                 <w:szCs w:val="21"/>
               </w:rPr>
@@ -4417,15 +3924,15 @@
                 <w:color w:val="1F3864"/>
                 <w:sz w:val="21"/>
                 <w:szCs w:val="21"/>
-                <w:bdr w:val="single" w:sz="18" w:space="0" w:color="DEEAF6"/>
-                <w:shd w:val="clear" w:color="auto" w:fill="DEEAF6"/>
+                <w:bdr w:val="single" w:sz="18" w:space="0" w:color="EEF3F9"/>
+                <w:shd w:val="clear" w:color="auto" w:fill="EEF3F9"/>
               </w:rPr>
               <w:t xml:space="preserve">实物演示法</w:t>
             </w:r>
             <w:r>
               <w:rPr>
                 <w:rFonts w:ascii="微软雅黑" w:hAnsi="微软雅黑" w:eastAsia="微软雅黑" w:cs="微软雅黑"/>
-                <w:color w:val="262626"/>
+                <w:color w:val="333333"/>
                 <w:sz w:val="21"/>
                 <w:szCs w:val="21"/>
               </w:rPr>
@@ -4439,15 +3946,15 @@
                 <w:color w:val="1F3864"/>
                 <w:sz w:val="21"/>
                 <w:szCs w:val="21"/>
-                <w:bdr w:val="single" w:sz="18" w:space="0" w:color="DEEAF6"/>
-                <w:shd w:val="clear" w:color="auto" w:fill="DEEAF6"/>
+                <w:bdr w:val="single" w:sz="18" w:space="0" w:color="EEF3F9"/>
+                <w:shd w:val="clear" w:color="auto" w:fill="EEF3F9"/>
               </w:rPr>
               <w:t xml:space="preserve">理实讲授法</w:t>
             </w:r>
             <w:r>
               <w:rPr>
                 <w:rFonts w:ascii="微软雅黑" w:hAnsi="微软雅黑" w:eastAsia="微软雅黑" w:cs="微软雅黑"/>
-                <w:color w:val="262626"/>
+                <w:color w:val="333333"/>
                 <w:sz w:val="21"/>
                 <w:szCs w:val="21"/>
               </w:rPr>
@@ -4461,8 +3968,8 @@
                 <w:color w:val="1F3864"/>
                 <w:sz w:val="21"/>
                 <w:szCs w:val="21"/>
-                <w:bdr w:val="single" w:sz="18" w:space="0" w:color="DEEAF6"/>
-                <w:shd w:val="clear" w:color="auto" w:fill="DEEAF6"/>
+                <w:bdr w:val="single" w:sz="18" w:space="0" w:color="EEF3F9"/>
+                <w:shd w:val="clear" w:color="auto" w:fill="EEF3F9"/>
               </w:rPr>
               <w:t xml:space="preserve">小组探究法</w:t>
             </w:r>
@@ -4495,12 +4002,12 @@
           <w:tcPr>
             <w:tcW w:w="1506" w:type="dxa"/>
             <w:tcBorders>
-              <w:top w:val="single" w:sz="4" w:space="0" w:color="2E75B6"/>
-              <w:left w:val="single" w:sz="4" w:space="0" w:color="2E75B6"/>
-              <w:bottom w:val="single" w:sz="4" w:space="0" w:color="2E75B6"/>
-              <w:right w:val="single" w:sz="4" w:space="0" w:color="2E75B6"/>
+              <w:top w:val="single" w:sz="4" w:space="0" w:color="D5DEEA"/>
+              <w:left w:val="single" w:sz="24" w:space="0" w:color="C9A227"/>
+              <w:bottom w:val="single" w:sz="4" w:space="0" w:color="D5DEEA"/>
+              <w:right w:val="single" w:sz="4" w:space="0" w:color="D5DEEA"/>
             </w:tcBorders>
-            <w:shd w:val="clear" w:color="auto" w:fill="2E75B6"/>
+            <w:shd w:val="clear" w:color="auto" w:fill="EEF3F9"/>
             <w:noWrap w:val="0"/>
             <w:vAlign w:val="center"/>
           </w:tcPr>
@@ -4518,16 +4025,16 @@
               <w:drawing>
                 <wp:inline distT="0" distB="0" distL="0" distR="0">
                   <wp:extent cx="177800" cy="177800"/>
-                  <wp:docPr id="51" name="图标 51"/>
+                  <wp:docPr id="34" name="图标 34"/>
                   <a:graphic>
                     <a:graphicData uri="http://schemas.openxmlformats.org/drawingml/2006/picture">
                       <pic:pic>
                         <pic:nvPicPr>
-                          <pic:cNvPr id="51" name="users-group-FFFFFF.png"/>
+                          <pic:cNvPr id="34" name="users-group-1F3864.png"/>
                           <pic:cNvPicPr/>
                         </pic:nvPicPr>
                         <pic:blipFill>
-                          <a:blip r:embed="rId41"/>
+                          <a:blip r:embed="rId30"/>
                           <a:stretch>
                             <a:fillRect/>
                           </a:stretch>
@@ -4552,7 +4059,7 @@
                 <w:rFonts w:ascii="微软雅黑" w:hAnsi="微软雅黑" w:eastAsia="微软雅黑" w:cs="微软雅黑"/>
                 <w:b/>
                 <w:bCs/>
-                <w:color w:val="FFFFFF"/>
+                <w:color w:val="1F3864"/>
                 <w:sz w:val="22"/>
                 <w:szCs w:val="22"/>
               </w:rPr>
@@ -4565,10 +4072,10 @@
             <w:tcW w:w="9608" w:type="dxa"/>
             <w:gridSpan w:val="7"/>
             <w:tcBorders>
-              <w:top w:val="single" w:sz="4" w:space="0" w:color="BDD7EE"/>
-              <w:left w:val="single" w:sz="4" w:space="0" w:color="BDD7EE"/>
-              <w:bottom w:val="single" w:sz="4" w:space="0" w:color="BDD7EE"/>
-              <w:right w:val="single" w:sz="4" w:space="0" w:color="BDD7EE"/>
+              <w:top w:val="single" w:sz="4" w:space="0" w:color="D5DEEA"/>
+              <w:left w:val="single" w:sz="4" w:space="0" w:color="D5DEEA"/>
+              <w:bottom w:val="single" w:sz="4" w:space="0" w:color="D5DEEA"/>
+              <w:right w:val="single" w:sz="4" w:space="0" w:color="D5DEEA"/>
             </w:tcBorders>
             <w:shd w:val="clear" w:color="auto" w:fill="FFFFFF"/>
             <w:noWrap w:val="0"/>
@@ -4595,15 +4102,15 @@
                 <w:color w:val="1F3864"/>
                 <w:sz w:val="21"/>
                 <w:szCs w:val="21"/>
-                <w:bdr w:val="single" w:sz="18" w:space="0" w:color="DEEAF6"/>
-                <w:shd w:val="clear" w:color="auto" w:fill="DEEAF6"/>
+                <w:bdr w:val="single" w:sz="18" w:space="0" w:color="EEF3F9"/>
+                <w:shd w:val="clear" w:color="auto" w:fill="EEF3F9"/>
               </w:rPr>
               <w:t xml:space="preserve">自主线上预习</w:t>
             </w:r>
             <w:r>
               <w:rPr>
                 <w:rFonts w:ascii="微软雅黑" w:hAnsi="微软雅黑" w:eastAsia="微软雅黑" w:cs="微软雅黑"/>
-                <w:color w:val="262626"/>
+                <w:color w:val="333333"/>
                 <w:sz w:val="21"/>
                 <w:szCs w:val="21"/>
               </w:rPr>
@@ -4617,15 +4124,15 @@
                 <w:color w:val="1F3864"/>
                 <w:sz w:val="21"/>
                 <w:szCs w:val="21"/>
-                <w:bdr w:val="single" w:sz="18" w:space="0" w:color="DEEAF6"/>
-                <w:shd w:val="clear" w:color="auto" w:fill="DEEAF6"/>
+                <w:bdr w:val="single" w:sz="18" w:space="0" w:color="EEF3F9"/>
+                <w:shd w:val="clear" w:color="auto" w:fill="EEF3F9"/>
               </w:rPr>
               <w:t xml:space="preserve">小组协作探究</w:t>
             </w:r>
             <w:r>
               <w:rPr>
                 <w:rFonts w:ascii="微软雅黑" w:hAnsi="微软雅黑" w:eastAsia="微软雅黑" w:cs="微软雅黑"/>
-                <w:color w:val="262626"/>
+                <w:color w:val="333333"/>
                 <w:sz w:val="21"/>
                 <w:szCs w:val="21"/>
               </w:rPr>
@@ -4639,15 +4146,15 @@
                 <w:color w:val="1F3864"/>
                 <w:sz w:val="21"/>
                 <w:szCs w:val="21"/>
-                <w:bdr w:val="single" w:sz="18" w:space="0" w:color="DEEAF6"/>
-                <w:shd w:val="clear" w:color="auto" w:fill="DEEAF6"/>
+                <w:bdr w:val="single" w:sz="18" w:space="0" w:color="EEF3F9"/>
+                <w:shd w:val="clear" w:color="auto" w:fill="EEF3F9"/>
               </w:rPr>
               <w:t xml:space="preserve">虚实结合（实物模型 + 三维软件仿真）</w:t>
             </w:r>
             <w:r>
               <w:rPr>
                 <w:rFonts w:ascii="微软雅黑" w:hAnsi="微软雅黑" w:eastAsia="微软雅黑" w:cs="微软雅黑"/>
-                <w:color w:val="262626"/>
+                <w:color w:val="333333"/>
                 <w:sz w:val="21"/>
                 <w:szCs w:val="21"/>
               </w:rPr>
@@ -4661,8 +4168,8 @@
                 <w:color w:val="1F3864"/>
                 <w:sz w:val="21"/>
                 <w:szCs w:val="21"/>
-                <w:bdr w:val="single" w:sz="18" w:space="0" w:color="DEEAF6"/>
-                <w:shd w:val="clear" w:color="auto" w:fill="DEEAF6"/>
+                <w:bdr w:val="single" w:sz="18" w:space="0" w:color="EEF3F9"/>
+                <w:shd w:val="clear" w:color="auto" w:fill="EEF3F9"/>
               </w:rPr>
               <w:t xml:space="preserve">讨论练习法</w:t>
             </w:r>
@@ -4695,12 +4202,12 @@
           <w:tcPr>
             <w:tcW w:w="1506" w:type="dxa"/>
             <w:tcBorders>
-              <w:top w:val="single" w:sz="4" w:space="0" w:color="2E75B6"/>
-              <w:left w:val="single" w:sz="4" w:space="0" w:color="2E75B6"/>
-              <w:bottom w:val="single" w:sz="4" w:space="0" w:color="2E75B6"/>
-              <w:right w:val="single" w:sz="4" w:space="0" w:color="2E75B6"/>
+              <w:top w:val="single" w:sz="4" w:space="0" w:color="D5DEEA"/>
+              <w:left w:val="single" w:sz="24" w:space="0" w:color="C9A227"/>
+              <w:bottom w:val="single" w:sz="4" w:space="0" w:color="D5DEEA"/>
+              <w:right w:val="single" w:sz="4" w:space="0" w:color="D5DEEA"/>
             </w:tcBorders>
-            <w:shd w:val="clear" w:color="auto" w:fill="2E75B6"/>
+            <w:shd w:val="clear" w:color="auto" w:fill="EEF3F9"/>
             <w:noWrap w:val="0"/>
             <w:vAlign w:val="center"/>
           </w:tcPr>
@@ -4718,16 +4225,16 @@
               <w:drawing>
                 <wp:inline distT="0" distB="0" distL="0" distR="0">
                   <wp:extent cx="177800" cy="177800"/>
-                  <wp:docPr id="52" name="图标 52"/>
+                  <wp:docPr id="35" name="图标 35"/>
                   <a:graphic>
                     <a:graphicData uri="http://schemas.openxmlformats.org/drawingml/2006/picture">
                       <pic:pic>
                         <pic:nvPicPr>
-                          <pic:cNvPr id="52" name="books-FFFFFF.png"/>
+                          <pic:cNvPr id="35" name="books-1F3864.png"/>
                           <pic:cNvPicPr/>
                         </pic:nvPicPr>
                         <pic:blipFill>
-                          <a:blip r:embed="rId48"/>
+                          <a:blip r:embed="rId35"/>
                           <a:stretch>
                             <a:fillRect/>
                           </a:stretch>
@@ -4752,7 +4259,7 @@
                 <w:rFonts w:ascii="微软雅黑" w:hAnsi="微软雅黑" w:eastAsia="微软雅黑" w:cs="微软雅黑"/>
                 <w:b/>
                 <w:bCs/>
-                <w:color w:val="FFFFFF"/>
+                <w:color w:val="1F3864"/>
                 <w:sz w:val="22"/>
                 <w:szCs w:val="22"/>
               </w:rPr>
@@ -4765,10 +4272,10 @@
             <w:tcW w:w="9608" w:type="dxa"/>
             <w:gridSpan w:val="7"/>
             <w:tcBorders>
-              <w:top w:val="single" w:sz="4" w:space="0" w:color="BDD7EE"/>
-              <w:left w:val="single" w:sz="4" w:space="0" w:color="BDD7EE"/>
-              <w:bottom w:val="single" w:sz="4" w:space="0" w:color="BDD7EE"/>
-              <w:right w:val="single" w:sz="4" w:space="0" w:color="BDD7EE"/>
+              <w:top w:val="single" w:sz="4" w:space="0" w:color="D5DEEA"/>
+              <w:left w:val="single" w:sz="4" w:space="0" w:color="D5DEEA"/>
+              <w:bottom w:val="single" w:sz="4" w:space="0" w:color="D5DEEA"/>
+              <w:right w:val="single" w:sz="4" w:space="0" w:color="D5DEEA"/>
             </w:tcBorders>
             <w:shd w:val="clear" w:color="auto" w:fill="FFFFFF"/>
             <w:noWrap w:val="0"/>
@@ -4793,17 +4300,17 @@
                 <w:b/>
                 <w:bCs/>
                 <w:color w:val="FFFFFF"/>
-                <w:sz w:val="20"/>
-                <w:szCs w:val="20"/>
-                <w:bdr w:val="single" w:sz="18" w:space="0" w:color="2E75B6"/>
-                <w:shd w:val="clear" w:color="auto" w:fill="2E75B6"/>
+                <w:sz w:val="19"/>
+                <w:szCs w:val="19"/>
+                <w:bdr w:val="single" w:sz="18" w:space="0" w:color="1F3864"/>
+                <w:shd w:val="clear" w:color="auto" w:fill="1F3864"/>
               </w:rPr>
               <w:t xml:space="preserve">学习平台</w:t>
             </w:r>
             <w:r>
               <w:rPr>
                 <w:rFonts w:ascii="微软雅黑" w:hAnsi="微软雅黑" w:eastAsia="微软雅黑" w:cs="微软雅黑"/>
-                <w:color w:val="262626"/>
+                <w:color w:val="333333"/>
                 <w:sz w:val="21"/>
                 <w:szCs w:val="21"/>
               </w:rPr>
@@ -4812,7 +4319,7 @@
             <w:r>
               <w:rPr>
                 <w:rFonts w:ascii="微软雅黑" w:hAnsi="微软雅黑" w:eastAsia="微软雅黑" w:cs="微软雅黑"/>
-                <w:color w:val="262626"/>
+                <w:color w:val="333333"/>
                 <w:sz w:val="21"/>
                 <w:szCs w:val="21"/>
               </w:rPr>
@@ -4832,17 +4339,17 @@
                 <w:b/>
                 <w:bCs/>
                 <w:color w:val="FFFFFF"/>
-                <w:sz w:val="20"/>
-                <w:szCs w:val="20"/>
-                <w:bdr w:val="single" w:sz="18" w:space="0" w:color="2E75B6"/>
-                <w:shd w:val="clear" w:color="auto" w:fill="2E75B6"/>
+                <w:sz w:val="19"/>
+                <w:szCs w:val="19"/>
+                <w:bdr w:val="single" w:sz="18" w:space="0" w:color="1F3864"/>
+                <w:shd w:val="clear" w:color="auto" w:fill="1F3864"/>
               </w:rPr>
               <w:t xml:space="preserve">数字资源</w:t>
             </w:r>
             <w:r>
               <w:rPr>
                 <w:rFonts w:ascii="微软雅黑" w:hAnsi="微软雅黑" w:eastAsia="微软雅黑" w:cs="微软雅黑"/>
-                <w:color w:val="262626"/>
+                <w:color w:val="333333"/>
                 <w:sz w:val="21"/>
                 <w:szCs w:val="21"/>
               </w:rPr>
@@ -4851,7 +4358,7 @@
             <w:r>
               <w:rPr>
                 <w:rFonts w:ascii="微软雅黑" w:hAnsi="微软雅黑" w:eastAsia="微软雅黑" w:cs="微软雅黑"/>
-                <w:color w:val="262626"/>
+                <w:color w:val="333333"/>
                 <w:sz w:val="21"/>
                 <w:szCs w:val="21"/>
               </w:rPr>
@@ -4871,17 +4378,17 @@
                 <w:b/>
                 <w:bCs/>
                 <w:color w:val="FFFFFF"/>
-                <w:sz w:val="20"/>
-                <w:szCs w:val="20"/>
-                <w:bdr w:val="single" w:sz="18" w:space="0" w:color="2E75B6"/>
-                <w:shd w:val="clear" w:color="auto" w:fill="2E75B6"/>
+                <w:sz w:val="19"/>
+                <w:szCs w:val="19"/>
+                <w:bdr w:val="single" w:sz="18" w:space="0" w:color="1F3864"/>
+                <w:shd w:val="clear" w:color="auto" w:fill="1F3864"/>
               </w:rPr>
               <w:t xml:space="preserve">设备/工具/学科软件</w:t>
             </w:r>
             <w:r>
               <w:rPr>
                 <w:rFonts w:ascii="微软雅黑" w:hAnsi="微软雅黑" w:eastAsia="微软雅黑" w:cs="微软雅黑"/>
-                <w:color w:val="262626"/>
+                <w:color w:val="333333"/>
                 <w:sz w:val="21"/>
                 <w:szCs w:val="21"/>
               </w:rPr>
@@ -4890,7 +4397,7 @@
             <w:r>
               <w:rPr>
                 <w:rFonts w:ascii="微软雅黑" w:hAnsi="微软雅黑" w:eastAsia="微软雅黑" w:cs="微软雅黑"/>
-                <w:color w:val="262626"/>
+                <w:color w:val="333333"/>
                 <w:sz w:val="21"/>
                 <w:szCs w:val="21"/>
               </w:rPr>
@@ -4910,17 +4417,17 @@
                 <w:b/>
                 <w:bCs/>
                 <w:color w:val="FFFFFF"/>
-                <w:sz w:val="20"/>
-                <w:szCs w:val="20"/>
-                <w:bdr w:val="single" w:sz="18" w:space="0" w:color="2E75B6"/>
-                <w:shd w:val="clear" w:color="auto" w:fill="2E75B6"/>
+                <w:sz w:val="19"/>
+                <w:szCs w:val="19"/>
+                <w:bdr w:val="single" w:sz="18" w:space="0" w:color="1F3864"/>
+                <w:shd w:val="clear" w:color="auto" w:fill="1F3864"/>
               </w:rPr>
               <w:t xml:space="preserve">教材资源</w:t>
             </w:r>
             <w:r>
               <w:rPr>
                 <w:rFonts w:ascii="微软雅黑" w:hAnsi="微软雅黑" w:eastAsia="微软雅黑" w:cs="微软雅黑"/>
-                <w:color w:val="262626"/>
+                <w:color w:val="333333"/>
                 <w:sz w:val="21"/>
                 <w:szCs w:val="21"/>
               </w:rPr>
@@ -4929,7 +4436,7 @@
             <w:r>
               <w:rPr>
                 <w:rFonts w:ascii="微软雅黑" w:hAnsi="微软雅黑" w:eastAsia="微软雅黑" w:cs="微软雅黑"/>
-                <w:color w:val="262626"/>
+                <w:color w:val="333333"/>
                 <w:sz w:val="21"/>
                 <w:szCs w:val="21"/>
               </w:rPr>

--- a/教案3.docx
+++ b/教案3.docx
@@ -1134,32 +1134,17 @@
               <w:right w:val="single" w:sz="4" w:space="0" w:color="D5DEEA"/>
             </w:tcBorders>
             <w:tcMar>
-              <w:left w:w="100" w:type="dxa"/>
-              <w:right w:w="100" w:type="dxa"/>
+              <w:top w:w="0" w:type="dxa"/>
+              <w:left w:w="0" w:type="dxa"/>
+              <w:bottom w:w="0" w:type="dxa"/>
+              <w:right w:w="0" w:type="dxa"/>
             </w:tcMar>
             <w:vAlign w:val="top"/>
           </w:tcPr>
-          <w:p>
-            <w:pPr>
-              <w:snapToGrid w:val="0"/>
-              <w:spacing w:before="0" w:after="0" w:line="240" w:lineRule="auto"/>
-              <w:ind w:firstLine="0"/>
-              <w:jc w:val="left"/>
-            </w:pPr>
-            <w:r>
-              <w:rPr>
-                <w:rFonts w:ascii="微软雅黑" w:hAnsi="微软雅黑" w:eastAsia="微软雅黑" w:cs="微软雅黑"/>
-                <w:color w:val="333333"/>
-                <w:sz w:val="6"/>
-                <w:szCs w:val="6"/>
-              </w:rPr>
-              <w:t xml:space="preserve"/>
-            </w:r>
-          </w:p>
           <w:tbl>
             <w:tblPr>
-              <w:tblW w:w="9408" w:type="dxa"/>
-              <w:jc w:val="center"/>
+              <w:tblW w:w="9608" w:type="dxa"/>
+              <w:tblInd w:w="0" w:type="dxa"/>
               <w:tblBorders>
                 <w:top w:val="nil" w:sz="0" w:space="0" w:color="auto"/>
                 <w:left w:val="nil" w:sz="0" w:space="0" w:color="auto"/>
@@ -1169,27 +1154,39 @@
                 <w:insideV w:val="nil" w:sz="0" w:space="0" w:color="auto"/>
               </w:tblBorders>
               <w:tblLayout w:type="fixed"/>
+              <w:tblCellMar>
+                <w:left w:w="0" w:type="dxa"/>
+                <w:right w:w="0" w:type="dxa"/>
+              </w:tblCellMar>
             </w:tblPr>
             <w:tblGrid>
-              <w:gridCol w:w="4704"/>
-              <w:gridCol w:w="4704"/>
+              <w:gridCol w:w="1601"/>
+              <w:gridCol w:w="1601"/>
+              <w:gridCol w:w="1601"/>
+              <w:gridCol w:w="1601"/>
+              <w:gridCol w:w="1601"/>
+              <w:gridCol w:w="1603"/>
             </w:tblGrid>
             <w:tr>
+              <w:trPr>
+                <w:cantSplit/>
+              </w:trPr>
               <w:tc>
                 <w:tcPr>
-                  <w:tcW w:w="4704" w:type="dxa"/>
+                  <w:tcW w:w="4803" w:type="dxa"/>
+                  <w:gridSpan w:val="3"/>
                   <w:tcBorders>
-                    <w:top w:val="single" w:sz="12" w:space="0" w:color="1F3864"/>
-                    <w:left w:val="single" w:sz="4" w:space="0" w:color="D5DEEA"/>
+                    <w:top w:val="nil" w:sz="0" w:space="0" w:color="auto"/>
+                    <w:left w:val="nil" w:sz="0" w:space="0" w:color="auto"/>
                     <w:bottom w:val="single" w:sz="4" w:space="0" w:color="D5DEEA"/>
                     <w:right w:val="single" w:sz="4" w:space="0" w:color="D5DEEA"/>
                   </w:tcBorders>
                   <w:shd w:val="clear" w:color="auto" w:fill="F7F9FC"/>
                   <w:tcMar>
-                    <w:top w:w="110" w:type="dxa"/>
-                    <w:left w:w="180" w:type="dxa"/>
-                    <w:bottom w:w="120" w:type="dxa"/>
-                    <w:right w:w="180" w:type="dxa"/>
+                    <w:top w:w="120" w:type="dxa"/>
+                    <w:left w:w="200" w:type="dxa"/>
+                    <w:bottom w:w="130" w:type="dxa"/>
+                    <w:right w:w="200" w:type="dxa"/>
                   </w:tcMar>
                   <w:vAlign w:val="top"/>
                 </w:tcPr>
@@ -1281,19 +1278,20 @@
               </w:tc>
               <w:tc>
                 <w:tcPr>
-                  <w:tcW w:w="4704" w:type="dxa"/>
+                  <w:tcW w:w="4803" w:type="dxa"/>
+                  <w:gridSpan w:val="3"/>
                   <w:tcBorders>
-                    <w:top w:val="single" w:sz="12" w:space="0" w:color="1F3864"/>
-                    <w:left w:val="single" w:sz="4" w:space="0" w:color="D5DEEA"/>
+                    <w:top w:val="nil" w:sz="0" w:space="0" w:color="auto"/>
+                    <w:left w:val="nil" w:sz="0" w:space="0" w:color="auto"/>
                     <w:bottom w:val="single" w:sz="4" w:space="0" w:color="D5DEEA"/>
-                    <w:right w:val="single" w:sz="4" w:space="0" w:color="D5DEEA"/>
+                    <w:right w:val="nil" w:sz="0" w:space="0" w:color="auto"/>
                   </w:tcBorders>
                   <w:shd w:val="clear" w:color="auto" w:fill="F7F9FC"/>
                   <w:tcMar>
-                    <w:top w:w="110" w:type="dxa"/>
-                    <w:left w:w="180" w:type="dxa"/>
-                    <w:bottom w:w="120" w:type="dxa"/>
-                    <w:right w:w="180" w:type="dxa"/>
+                    <w:top w:w="120" w:type="dxa"/>
+                    <w:left w:w="200" w:type="dxa"/>
+                    <w:bottom w:w="130" w:type="dxa"/>
+                    <w:right w:w="200" w:type="dxa"/>
                   </w:tcMar>
                   <w:vAlign w:val="top"/>
                 </w:tcPr>
@@ -1426,22 +1424,25 @@
               </w:tc>
             </w:tr>
             <w:tr>
+              <w:trPr>
+                <w:cantSplit/>
+              </w:trPr>
               <w:tc>
                 <w:tcPr>
-                  <w:tcW w:w="9408" w:type="dxa"/>
-                  <w:gridSpan w:val="2"/>
+                  <w:tcW w:w="9608" w:type="dxa"/>
+                  <w:gridSpan w:val="6"/>
                   <w:tcBorders>
-                    <w:top w:val="single" w:sz="12" w:space="0" w:color="1F3864"/>
-                    <w:left w:val="single" w:sz="4" w:space="0" w:color="D5DEEA"/>
-                    <w:bottom w:val="single" w:sz="4" w:space="0" w:color="D5DEEA"/>
-                    <w:right w:val="single" w:sz="4" w:space="0" w:color="D5DEEA"/>
+                    <w:top w:val="single" w:sz="4" w:space="0" w:color="D5DEEA"/>
+                    <w:left w:val="nil" w:sz="0" w:space="0" w:color="auto"/>
+                    <w:bottom w:val="nil" w:sz="0" w:space="0" w:color="auto"/>
+                    <w:right w:val="nil" w:sz="0" w:space="0" w:color="auto"/>
                   </w:tcBorders>
                   <w:shd w:val="clear" w:color="auto" w:fill="F7F9FC"/>
                   <w:tcMar>
-                    <w:top w:w="110" w:type="dxa"/>
-                    <w:left w:w="180" w:type="dxa"/>
-                    <w:bottom w:w="120" w:type="dxa"/>
-                    <w:right w:w="180" w:type="dxa"/>
+                    <w:top w:w="120" w:type="dxa"/>
+                    <w:left w:w="200" w:type="dxa"/>
+                    <w:bottom w:w="60" w:type="dxa"/>
+                    <w:right w:w="200" w:type="dxa"/>
                   </w:tcMar>
                   <w:vAlign w:val="top"/>
                 </w:tcPr>
@@ -1476,7 +1477,7 @@
                 <w:p>
                   <w:pPr>
                     <w:snapToGrid w:val="0"/>
-                    <w:spacing w:before="0" w:after="60" w:line="300" w:lineRule="auto"/>
+                    <w:spacing w:before="0" w:after="0" w:line="300" w:lineRule="auto"/>
                     <w:ind w:firstLine="0"/>
                     <w:jc w:val="both"/>
                   </w:pPr>
@@ -1490,261 +1491,54 @@
                     <w:t xml:space="preserve">本次课学习内容：</w:t>
                   </w:r>
                 </w:p>
-                <w:tbl>
-                  <w:tblPr>
-                    <w:tblW w:w="9048" w:type="dxa"/>
-                    <w:tblBorders>
-                      <w:top w:val="nil" w:sz="0" w:space="0" w:color="auto"/>
-                      <w:left w:val="nil" w:sz="0" w:space="0" w:color="auto"/>
-                      <w:bottom w:val="nil" w:sz="0" w:space="0" w:color="auto"/>
-                      <w:right w:val="nil" w:sz="0" w:space="0" w:color="auto"/>
-                      <w:insideH w:val="nil" w:sz="0" w:space="0" w:color="auto"/>
-                      <w:insideV w:val="nil" w:sz="0" w:space="0" w:color="auto"/>
-                    </w:tblBorders>
-                    <w:tblLayout w:type="fixed"/>
-                  </w:tblPr>
-                  <w:tblGrid>
-                    <w:gridCol w:w="3016"/>
-                    <w:gridCol w:w="3016"/>
-                    <w:gridCol w:w="3016"/>
-                  </w:tblGrid>
-                  <w:tr>
-                    <w:tc>
-                      <w:tcPr>
-                        <w:tcW w:w="3016" w:type="dxa"/>
-                        <w:tcBorders>
-                          <w:top w:val="single" w:sz="4" w:space="0" w:color="D5DEEA"/>
-                          <w:left w:val="single" w:sz="4" w:space="0" w:color="D5DEEA"/>
-                          <w:bottom w:val="single" w:sz="4" w:space="0" w:color="D5DEEA"/>
-                          <w:right w:val="single" w:sz="4" w:space="0" w:color="D5DEEA"/>
-                        </w:tcBorders>
-                        <w:shd w:val="clear" w:color="auto" w:fill="FFFFFF"/>
-                        <w:tcMar>
-                          <w:top w:w="80" w:type="dxa"/>
-                          <w:left w:w="160" w:type="dxa"/>
-                          <w:bottom w:w="100" w:type="dxa"/>
-                          <w:right w:w="160" w:type="dxa"/>
-                        </w:tcMar>
-                        <w:vAlign w:val="top"/>
-                      </w:tcPr>
-                      <w:p>
-                        <w:pPr>
-                          <w:snapToGrid w:val="0"/>
-                          <w:spacing w:before="0" w:after="20" w:line="240" w:lineRule="auto"/>
-                          <w:ind w:firstLine="0"/>
-                          <w:jc w:val="left"/>
-                        </w:pPr>
-                        <w:r>
-                          <w:rPr>
-                            <w:rFonts w:ascii="微软雅黑" w:hAnsi="微软雅黑" w:eastAsia="微软雅黑" w:cs="微软雅黑"/>
-                            <w:b/>
-                            <w:bCs/>
-                            <w:color w:val="A8841A"/>
-                            <w:sz w:val="26"/>
-                            <w:szCs w:val="26"/>
-                          </w:rPr>
-                          <w:t xml:space="preserve">01</w:t>
-                        </w:r>
-                      </w:p>
-                      <w:p>
-                        <w:pPr>
-                          <w:snapToGrid w:val="0"/>
-                          <w:spacing w:before="0" w:after="0" w:line="300" w:lineRule="auto"/>
-                          <w:ind w:firstLine="0"/>
-                          <w:jc w:val="left"/>
-                        </w:pPr>
-                        <w:r>
-                          <w:rPr>
-                            <w:rFonts w:ascii="微软雅黑" w:hAnsi="微软雅黑" w:eastAsia="微软雅黑" w:cs="微软雅黑"/>
-                            <w:color w:val="333333"/>
-                            <w:sz w:val="20"/>
-                            <w:szCs w:val="20"/>
-                          </w:rPr>
-                          <w:t xml:space="preserve">投影法分类、正投影基本特性</w:t>
-                        </w:r>
-                      </w:p>
-                    </w:tc>
-                    <w:tc>
-                      <w:tcPr>
-                        <w:tcW w:w="3016" w:type="dxa"/>
-                        <w:tcBorders>
-                          <w:top w:val="single" w:sz="4" w:space="0" w:color="D5DEEA"/>
-                          <w:left w:val="single" w:sz="4" w:space="0" w:color="D5DEEA"/>
-                          <w:bottom w:val="single" w:sz="4" w:space="0" w:color="D5DEEA"/>
-                          <w:right w:val="single" w:sz="4" w:space="0" w:color="D5DEEA"/>
-                        </w:tcBorders>
-                        <w:shd w:val="clear" w:color="auto" w:fill="FFFFFF"/>
-                        <w:tcMar>
-                          <w:top w:w="80" w:type="dxa"/>
-                          <w:left w:w="160" w:type="dxa"/>
-                          <w:bottom w:w="100" w:type="dxa"/>
-                          <w:right w:w="160" w:type="dxa"/>
-                        </w:tcMar>
-                        <w:vAlign w:val="top"/>
-                      </w:tcPr>
-                      <w:p>
-                        <w:pPr>
-                          <w:snapToGrid w:val="0"/>
-                          <w:spacing w:before="0" w:after="20" w:line="240" w:lineRule="auto"/>
-                          <w:ind w:firstLine="0"/>
-                          <w:jc w:val="left"/>
-                        </w:pPr>
-                        <w:r>
-                          <w:rPr>
-                            <w:rFonts w:ascii="微软雅黑" w:hAnsi="微软雅黑" w:eastAsia="微软雅黑" w:cs="微软雅黑"/>
-                            <w:b/>
-                            <w:bCs/>
-                            <w:color w:val="A8841A"/>
-                            <w:sz w:val="26"/>
-                            <w:szCs w:val="26"/>
-                          </w:rPr>
-                          <w:t xml:space="preserve">02</w:t>
-                        </w:r>
-                      </w:p>
-                      <w:p>
-                        <w:pPr>
-                          <w:snapToGrid w:val="0"/>
-                          <w:spacing w:before="0" w:after="0" w:line="300" w:lineRule="auto"/>
-                          <w:ind w:firstLine="0"/>
-                          <w:jc w:val="left"/>
-                        </w:pPr>
-                        <w:r>
-                          <w:rPr>
-                            <w:rFonts w:ascii="微软雅黑" w:hAnsi="微软雅黑" w:eastAsia="微软雅黑" w:cs="微软雅黑"/>
-                            <w:color w:val="333333"/>
-                            <w:sz w:val="20"/>
-                            <w:szCs w:val="20"/>
-                          </w:rPr>
-                          <w:t xml:space="preserve">三投影面体系建立、三视图形成过程</w:t>
-                        </w:r>
-                      </w:p>
-                    </w:tc>
-                    <w:tc>
-                      <w:tcPr>
-                        <w:tcW w:w="3016" w:type="dxa"/>
-                        <w:tcBorders>
-                          <w:top w:val="single" w:sz="4" w:space="0" w:color="D5DEEA"/>
-                          <w:left w:val="single" w:sz="4" w:space="0" w:color="D5DEEA"/>
-                          <w:bottom w:val="single" w:sz="4" w:space="0" w:color="D5DEEA"/>
-                          <w:right w:val="single" w:sz="4" w:space="0" w:color="D5DEEA"/>
-                        </w:tcBorders>
-                        <w:shd w:val="clear" w:color="auto" w:fill="FFFFFF"/>
-                        <w:tcMar>
-                          <w:top w:w="80" w:type="dxa"/>
-                          <w:left w:w="160" w:type="dxa"/>
-                          <w:bottom w:w="100" w:type="dxa"/>
-                          <w:right w:w="160" w:type="dxa"/>
-                        </w:tcMar>
-                        <w:vAlign w:val="top"/>
-                      </w:tcPr>
-                      <w:p>
-                        <w:pPr>
-                          <w:snapToGrid w:val="0"/>
-                          <w:spacing w:before="0" w:after="20" w:line="240" w:lineRule="auto"/>
-                          <w:ind w:firstLine="0"/>
-                          <w:jc w:val="left"/>
-                        </w:pPr>
-                        <w:r>
-                          <w:rPr>
-                            <w:rFonts w:ascii="微软雅黑" w:hAnsi="微软雅黑" w:eastAsia="微软雅黑" w:cs="微软雅黑"/>
-                            <w:b/>
-                            <w:bCs/>
-                            <w:color w:val="A8841A"/>
-                            <w:sz w:val="26"/>
-                            <w:szCs w:val="26"/>
-                          </w:rPr>
-                          <w:t xml:space="preserve">03</w:t>
-                        </w:r>
-                      </w:p>
-                      <w:p>
-                        <w:pPr>
-                          <w:snapToGrid w:val="0"/>
-                          <w:spacing w:before="0" w:after="0" w:line="300" w:lineRule="auto"/>
-                          <w:ind w:firstLine="0"/>
-                          <w:jc w:val="left"/>
-                        </w:pPr>
-                        <w:r>
-                          <w:rPr>
-                            <w:rFonts w:ascii="微软雅黑" w:hAnsi="微软雅黑" w:eastAsia="微软雅黑" w:cs="微软雅黑"/>
-                            <w:color w:val="333333"/>
-                            <w:sz w:val="20"/>
-                            <w:szCs w:val="20"/>
-                          </w:rPr>
-                          <w:t xml:space="preserve">三视图投影对应关系</w:t>
-                        </w:r>
-                      </w:p>
-                      <w:p>
-                        <w:pPr>
-                          <w:snapToGrid w:val="0"/>
-                          <w:spacing w:before="80" w:after="0" w:line="240" w:lineRule="auto"/>
-                          <w:ind w:firstLine="0"/>
-                          <w:jc w:val="left"/>
-                        </w:pPr>
-                        <w:r>
-                          <w:rPr>
-                            <w:rFonts w:ascii="微软雅黑" w:hAnsi="微软雅黑" w:eastAsia="微软雅黑" w:cs="微软雅黑"/>
-                            <w:b/>
-                            <w:bCs/>
-                            <w:color w:val="7A5C00"/>
-                            <w:sz w:val="19"/>
-                            <w:szCs w:val="19"/>
-                            <w:bdr w:val="single" w:sz="18" w:space="0" w:color="F6EDD2"/>
-                            <w:shd w:val="clear" w:color="auto" w:fill="F6EDD2"/>
-                          </w:rPr>
-                          <w:t xml:space="preserve">长对正</w:t>
-                        </w:r>
-                        <w:r>
-                          <w:rPr>
-                            <w:rFonts w:ascii="微软雅黑" w:hAnsi="微软雅黑" w:eastAsia="微软雅黑" w:cs="微软雅黑"/>
-                            <w:color w:val="333333"/>
-                            <w:sz w:val="19"/>
-                            <w:szCs w:val="19"/>
-                          </w:rPr>
-                          <w:t xml:space="preserve"> </w:t>
-                        </w:r>
-                        <w:r>
-                          <w:rPr>
-                            <w:rFonts w:ascii="微软雅黑" w:hAnsi="微软雅黑" w:eastAsia="微软雅黑" w:cs="微软雅黑"/>
-                            <w:b/>
-                            <w:bCs/>
-                            <w:color w:val="7A5C00"/>
-                            <w:sz w:val="19"/>
-                            <w:szCs w:val="19"/>
-                            <w:bdr w:val="single" w:sz="18" w:space="0" w:color="F6EDD2"/>
-                            <w:shd w:val="clear" w:color="auto" w:fill="F6EDD2"/>
-                          </w:rPr>
-                          <w:t xml:space="preserve">高平齐</w:t>
-                        </w:r>
-                        <w:r>
-                          <w:rPr>
-                            <w:rFonts w:ascii="微软雅黑" w:hAnsi="微软雅黑" w:eastAsia="微软雅黑" w:cs="微软雅黑"/>
-                            <w:color w:val="333333"/>
-                            <w:sz w:val="19"/>
-                            <w:szCs w:val="19"/>
-                          </w:rPr>
-                          <w:t xml:space="preserve"> </w:t>
-                        </w:r>
-                        <w:r>
-                          <w:rPr>
-                            <w:rFonts w:ascii="微软雅黑" w:hAnsi="微软雅黑" w:eastAsia="微软雅黑" w:cs="微软雅黑"/>
-                            <w:b/>
-                            <w:bCs/>
-                            <w:color w:val="7A5C00"/>
-                            <w:sz w:val="19"/>
-                            <w:szCs w:val="19"/>
-                            <w:bdr w:val="single" w:sz="18" w:space="0" w:color="F6EDD2"/>
-                            <w:shd w:val="clear" w:color="auto" w:fill="F6EDD2"/>
-                          </w:rPr>
-                          <w:t xml:space="preserve">宽相等</w:t>
-                        </w:r>
-                      </w:p>
-                    </w:tc>
-                  </w:tr>
-                </w:tbl>
+              </w:tc>
+            </w:tr>
+            <w:tr>
+              <w:trPr>
+                <w:cantSplit/>
+              </w:trPr>
+              <w:tc>
+                <w:tcPr>
+                  <w:tcW w:w="3202" w:type="dxa"/>
+                  <w:gridSpan w:val="2"/>
+                  <w:tcBorders>
+                    <w:top w:val="nil" w:sz="0" w:space="0" w:color="auto"/>
+                    <w:left w:val="nil" w:sz="0" w:space="0" w:color="auto"/>
+                    <w:bottom w:val="single" w:sz="4" w:space="0" w:color="D5DEEA"/>
+                    <w:right w:val="nil" w:sz="0" w:space="0" w:color="auto"/>
+                  </w:tcBorders>
+                  <w:shd w:val="clear" w:color="auto" w:fill="F7F9FC"/>
+                  <w:tcMar>
+                    <w:top w:w="60" w:type="dxa"/>
+                    <w:left w:w="200" w:type="dxa"/>
+                    <w:bottom w:w="140" w:type="dxa"/>
+                    <w:right w:w="200" w:type="dxa"/>
+                  </w:tcMar>
+                  <w:vAlign w:val="top"/>
+                </w:tcPr>
                 <w:p>
                   <w:pPr>
                     <w:snapToGrid w:val="0"/>
-                    <w:spacing w:before="0" w:after="0" w:line="240" w:lineRule="auto"/>
+                    <w:spacing w:before="0" w:after="20" w:line="240" w:lineRule="auto"/>
+                    <w:ind w:firstLine="0"/>
+                    <w:jc w:val="left"/>
+                  </w:pPr>
+                  <w:r>
+                    <w:rPr>
+                      <w:rFonts w:ascii="微软雅黑" w:hAnsi="微软雅黑" w:eastAsia="微软雅黑" w:cs="微软雅黑"/>
+                      <w:b/>
+                      <w:bCs/>
+                      <w:color w:val="A8841A"/>
+                      <w:sz w:val="26"/>
+                      <w:szCs w:val="26"/>
+                    </w:rPr>
+                    <w:t xml:space="preserve">01</w:t>
+                  </w:r>
+                </w:p>
+                <w:p>
+                  <w:pPr>
+                    <w:snapToGrid w:val="0"/>
+                    <w:spacing w:before="0" w:after="0" w:line="300" w:lineRule="auto"/>
                     <w:ind w:firstLine="0"/>
                     <w:jc w:val="left"/>
                   </w:pPr>
@@ -1752,30 +1546,211 @@
                     <w:rPr>
                       <w:rFonts w:ascii="微软雅黑" w:hAnsi="微软雅黑" w:eastAsia="微软雅黑" w:cs="微软雅黑"/>
                       <w:color w:val="333333"/>
-                      <w:sz w:val="4"/>
-                      <w:szCs w:val="4"/>
+                      <w:sz w:val="20"/>
+                      <w:szCs w:val="20"/>
                     </w:rPr>
-                    <w:t xml:space="preserve"/>
+                    <w:t xml:space="preserve">投影法分类、正投影基本特性</w:t>
+                  </w:r>
+                </w:p>
+              </w:tc>
+              <w:tc>
+                <w:tcPr>
+                  <w:tcW w:w="3202" w:type="dxa"/>
+                  <w:gridSpan w:val="2"/>
+                  <w:tcBorders>
+                    <w:top w:val="nil" w:sz="0" w:space="0" w:color="auto"/>
+                    <w:left w:val="single" w:sz="4" w:space="0" w:color="D5DEEA"/>
+                    <w:bottom w:val="single" w:sz="4" w:space="0" w:color="D5DEEA"/>
+                    <w:right w:val="nil" w:sz="0" w:space="0" w:color="auto"/>
+                  </w:tcBorders>
+                  <w:shd w:val="clear" w:color="auto" w:fill="F7F9FC"/>
+                  <w:tcMar>
+                    <w:top w:w="60" w:type="dxa"/>
+                    <w:left w:w="200" w:type="dxa"/>
+                    <w:bottom w:w="140" w:type="dxa"/>
+                    <w:right w:w="200" w:type="dxa"/>
+                  </w:tcMar>
+                  <w:vAlign w:val="top"/>
+                </w:tcPr>
+                <w:p>
+                  <w:pPr>
+                    <w:snapToGrid w:val="0"/>
+                    <w:spacing w:before="0" w:after="20" w:line="240" w:lineRule="auto"/>
+                    <w:ind w:firstLine="0"/>
+                    <w:jc w:val="left"/>
+                  </w:pPr>
+                  <w:r>
+                    <w:rPr>
+                      <w:rFonts w:ascii="微软雅黑" w:hAnsi="微软雅黑" w:eastAsia="微软雅黑" w:cs="微软雅黑"/>
+                      <w:b/>
+                      <w:bCs/>
+                      <w:color w:val="A8841A"/>
+                      <w:sz w:val="26"/>
+                      <w:szCs w:val="26"/>
+                    </w:rPr>
+                    <w:t xml:space="preserve">02</w:t>
+                  </w:r>
+                </w:p>
+                <w:p>
+                  <w:pPr>
+                    <w:snapToGrid w:val="0"/>
+                    <w:spacing w:before="0" w:after="0" w:line="300" w:lineRule="auto"/>
+                    <w:ind w:firstLine="0"/>
+                    <w:jc w:val="left"/>
+                  </w:pPr>
+                  <w:r>
+                    <w:rPr>
+                      <w:rFonts w:ascii="微软雅黑" w:hAnsi="微软雅黑" w:eastAsia="微软雅黑" w:cs="微软雅黑"/>
+                      <w:color w:val="333333"/>
+                      <w:sz w:val="20"/>
+                      <w:szCs w:val="20"/>
+                    </w:rPr>
+                    <w:t xml:space="preserve">三投影面体系建立、三视图形成过程</w:t>
+                  </w:r>
+                </w:p>
+              </w:tc>
+              <w:tc>
+                <w:tcPr>
+                  <w:tcW w:w="3202" w:type="dxa"/>
+                  <w:gridSpan w:val="2"/>
+                  <w:tcBorders>
+                    <w:top w:val="nil" w:sz="0" w:space="0" w:color="auto"/>
+                    <w:left w:val="single" w:sz="4" w:space="0" w:color="D5DEEA"/>
+                    <w:bottom w:val="single" w:sz="4" w:space="0" w:color="D5DEEA"/>
+                    <w:right w:val="nil" w:sz="0" w:space="0" w:color="auto"/>
+                  </w:tcBorders>
+                  <w:shd w:val="clear" w:color="auto" w:fill="F7F9FC"/>
+                  <w:tcMar>
+                    <w:top w:w="60" w:type="dxa"/>
+                    <w:left w:w="200" w:type="dxa"/>
+                    <w:bottom w:w="140" w:type="dxa"/>
+                    <w:right w:w="200" w:type="dxa"/>
+                  </w:tcMar>
+                  <w:vAlign w:val="top"/>
+                </w:tcPr>
+                <w:p>
+                  <w:pPr>
+                    <w:snapToGrid w:val="0"/>
+                    <w:spacing w:before="0" w:after="20" w:line="240" w:lineRule="auto"/>
+                    <w:ind w:firstLine="0"/>
+                    <w:jc w:val="left"/>
+                  </w:pPr>
+                  <w:r>
+                    <w:rPr>
+                      <w:rFonts w:ascii="微软雅黑" w:hAnsi="微软雅黑" w:eastAsia="微软雅黑" w:cs="微软雅黑"/>
+                      <w:b/>
+                      <w:bCs/>
+                      <w:color w:val="A8841A"/>
+                      <w:sz w:val="26"/>
+                      <w:szCs w:val="26"/>
+                    </w:rPr>
+                    <w:t xml:space="preserve">03</w:t>
+                  </w:r>
+                </w:p>
+                <w:p>
+                  <w:pPr>
+                    <w:snapToGrid w:val="0"/>
+                    <w:spacing w:before="0" w:after="0" w:line="300" w:lineRule="auto"/>
+                    <w:ind w:firstLine="0"/>
+                    <w:jc w:val="left"/>
+                  </w:pPr>
+                  <w:r>
+                    <w:rPr>
+                      <w:rFonts w:ascii="微软雅黑" w:hAnsi="微软雅黑" w:eastAsia="微软雅黑" w:cs="微软雅黑"/>
+                      <w:color w:val="333333"/>
+                      <w:sz w:val="20"/>
+                      <w:szCs w:val="20"/>
+                    </w:rPr>
+                    <w:t xml:space="preserve">三视图投影对应关系</w:t>
+                  </w:r>
+                </w:p>
+                <w:p>
+                  <w:pPr>
+                    <w:snapToGrid w:val="0"/>
+                    <w:spacing w:before="80" w:after="0" w:line="240" w:lineRule="auto"/>
+                    <w:ind w:firstLine="0"/>
+                    <w:jc w:val="left"/>
+                  </w:pPr>
+                  <w:r>
+                    <w:rPr>
+                      <w:rFonts w:ascii="微软雅黑" w:hAnsi="微软雅黑" w:eastAsia="微软雅黑" w:cs="微软雅黑"/>
+                      <w:b/>
+                      <w:bCs/>
+                      <w:color w:val="7A5C00"/>
+                      <w:sz w:val="19"/>
+                      <w:szCs w:val="19"/>
+                      <w:bdr w:val="single" w:sz="18" w:space="0" w:color="F6EDD2"/>
+                      <w:shd w:val="clear" w:color="auto" w:fill="F6EDD2"/>
+                    </w:rPr>
+                    <w:t xml:space="preserve">长对正</w:t>
+                  </w:r>
+                  <w:r>
+                    <w:rPr>
+                      <w:rFonts w:ascii="微软雅黑" w:hAnsi="微软雅黑" w:eastAsia="微软雅黑" w:cs="微软雅黑"/>
+                      <w:color w:val="333333"/>
+                      <w:sz w:val="19"/>
+                      <w:szCs w:val="19"/>
+                    </w:rPr>
+                    <w:t xml:space="preserve"> </w:t>
+                  </w:r>
+                  <w:r>
+                    <w:rPr>
+                      <w:rFonts w:ascii="微软雅黑" w:hAnsi="微软雅黑" w:eastAsia="微软雅黑" w:cs="微软雅黑"/>
+                      <w:b/>
+                      <w:bCs/>
+                      <w:color w:val="7A5C00"/>
+                      <w:sz w:val="19"/>
+                      <w:szCs w:val="19"/>
+                      <w:bdr w:val="single" w:sz="18" w:space="0" w:color="F6EDD2"/>
+                      <w:shd w:val="clear" w:color="auto" w:fill="F6EDD2"/>
+                    </w:rPr>
+                    <w:t xml:space="preserve">高平齐</w:t>
+                  </w:r>
+                  <w:r>
+                    <w:rPr>
+                      <w:rFonts w:ascii="微软雅黑" w:hAnsi="微软雅黑" w:eastAsia="微软雅黑" w:cs="微软雅黑"/>
+                      <w:color w:val="333333"/>
+                      <w:sz w:val="19"/>
+                      <w:szCs w:val="19"/>
+                    </w:rPr>
+                    <w:t xml:space="preserve"> </w:t>
+                  </w:r>
+                  <w:r>
+                    <w:rPr>
+                      <w:rFonts w:ascii="微软雅黑" w:hAnsi="微软雅黑" w:eastAsia="微软雅黑" w:cs="微软雅黑"/>
+                      <w:b/>
+                      <w:bCs/>
+                      <w:color w:val="7A5C00"/>
+                      <w:sz w:val="19"/>
+                      <w:szCs w:val="19"/>
+                      <w:bdr w:val="single" w:sz="18" w:space="0" w:color="F6EDD2"/>
+                      <w:shd w:val="clear" w:color="auto" w:fill="F6EDD2"/>
+                    </w:rPr>
+                    <w:t xml:space="preserve">宽相等</w:t>
                   </w:r>
                 </w:p>
               </w:tc>
             </w:tr>
             <w:tr>
+              <w:trPr>
+                <w:cantSplit/>
+              </w:trPr>
               <w:tc>
                 <w:tcPr>
-                  <w:tcW w:w="4704" w:type="dxa"/>
+                  <w:tcW w:w="4803" w:type="dxa"/>
+                  <w:gridSpan w:val="3"/>
                   <w:tcBorders>
-                    <w:top w:val="single" w:sz="12" w:space="0" w:color="1F3864"/>
-                    <w:left w:val="single" w:sz="4" w:space="0" w:color="D5DEEA"/>
-                    <w:bottom w:val="single" w:sz="4" w:space="0" w:color="D5DEEA"/>
+                    <w:top w:val="single" w:sz="4" w:space="0" w:color="D5DEEA"/>
+                    <w:left w:val="nil" w:sz="0" w:space="0" w:color="auto"/>
+                    <w:bottom w:val="nil" w:sz="0" w:space="0" w:color="auto"/>
                     <w:right w:val="single" w:sz="4" w:space="0" w:color="D5DEEA"/>
                   </w:tcBorders>
                   <w:shd w:val="clear" w:color="auto" w:fill="F7F9FC"/>
                   <w:tcMar>
-                    <w:top w:w="110" w:type="dxa"/>
-                    <w:left w:w="180" w:type="dxa"/>
-                    <w:bottom w:w="120" w:type="dxa"/>
-                    <w:right w:w="180" w:type="dxa"/>
+                    <w:top w:w="120" w:type="dxa"/>
+                    <w:left w:w="200" w:type="dxa"/>
+                    <w:bottom w:w="130" w:type="dxa"/>
+                    <w:right w:w="200" w:type="dxa"/>
                   </w:tcMar>
                   <w:vAlign w:val="top"/>
                 </w:tcPr>
@@ -1887,19 +1862,20 @@
               </w:tc>
               <w:tc>
                 <w:tcPr>
-                  <w:tcW w:w="4704" w:type="dxa"/>
+                  <w:tcW w:w="4803" w:type="dxa"/>
+                  <w:gridSpan w:val="3"/>
                   <w:tcBorders>
-                    <w:top w:val="single" w:sz="12" w:space="0" w:color="9B1C1C"/>
-                    <w:left w:val="single" w:sz="4" w:space="0" w:color="D5DEEA"/>
-                    <w:bottom w:val="single" w:sz="4" w:space="0" w:color="D5DEEA"/>
-                    <w:right w:val="single" w:sz="4" w:space="0" w:color="D5DEEA"/>
+                    <w:top w:val="single" w:sz="4" w:space="0" w:color="D5DEEA"/>
+                    <w:left w:val="nil" w:sz="0" w:space="0" w:color="auto"/>
+                    <w:bottom w:val="nil" w:sz="0" w:space="0" w:color="auto"/>
+                    <w:right w:val="nil" w:sz="0" w:space="0" w:color="auto"/>
                   </w:tcBorders>
                   <w:shd w:val="clear" w:color="auto" w:fill="FAF6F0"/>
                   <w:tcMar>
-                    <w:top w:w="110" w:type="dxa"/>
-                    <w:left w:w="180" w:type="dxa"/>
-                    <w:bottom w:w="120" w:type="dxa"/>
-                    <w:right w:w="180" w:type="dxa"/>
+                    <w:top w:w="120" w:type="dxa"/>
+                    <w:left w:w="200" w:type="dxa"/>
+                    <w:bottom w:w="130" w:type="dxa"/>
+                    <w:right w:w="200" w:type="dxa"/>
                   </w:tcMar>
                   <w:vAlign w:val="top"/>
                 </w:tcPr>
@@ -2021,7 +1997,7 @@
           <w:p>
             <w:pPr>
               <w:snapToGrid w:val="0"/>
-              <w:spacing w:before="0" w:after="0" w:line="240" w:lineRule="auto"/>
+              <w:spacing w:before="0" w:after="0" w:line="20" w:lineRule="auto"/>
               <w:ind w:firstLine="0"/>
               <w:jc w:val="left"/>
             </w:pPr>
@@ -2029,8 +2005,8 @@
               <w:rPr>
                 <w:rFonts w:ascii="微软雅黑" w:hAnsi="微软雅黑" w:eastAsia="微软雅黑" w:cs="微软雅黑"/>
                 <w:color w:val="333333"/>
-                <w:sz w:val="6"/>
-                <w:szCs w:val="6"/>
+                <w:sz w:val="2"/>
+                <w:szCs w:val="2"/>
               </w:rPr>
               <w:t xml:space="preserve"/>
             </w:r>

--- a/教案3.docx
+++ b/教案3.docx
@@ -90,7 +90,7 @@
           <w:p>
             <w:pPr>
               <w:snapToGrid w:val="0"/>
-              <w:spacing w:before="0" w:after="60" w:line="240" w:lineRule="auto"/>
+              <w:spacing w:before="0" w:after="60" w:line="260" w:lineRule="exact"/>
               <w:ind w:firstLine="0"/>
               <w:jc w:val="left"/>
             </w:pPr>
@@ -120,7 +120,7 @@
           <w:p>
             <w:pPr>
               <w:snapToGrid w:val="0"/>
-              <w:spacing w:before="0" w:after="60" w:line="240" w:lineRule="auto"/>
+              <w:spacing w:before="0" w:after="60" w:line="624" w:lineRule="exact"/>
               <w:ind w:firstLine="0"/>
               <w:jc w:val="left"/>
             </w:pPr>
@@ -140,7 +140,7 @@
           <w:p>
             <w:pPr>
               <w:snapToGrid w:val="0"/>
-              <w:spacing w:before="0" w:after="0" w:line="240" w:lineRule="auto"/>
+              <w:spacing w:before="0" w:after="0" w:line="312" w:lineRule="exact"/>
               <w:ind w:firstLine="0"/>
               <w:jc w:val="left"/>
             </w:pPr>
@@ -172,7 +172,7 @@
           <w:p>
             <w:pPr>
               <w:snapToGrid w:val="0"/>
-              <w:spacing w:before="0" w:after="0" w:line="240" w:lineRule="auto"/>
+              <w:spacing w:before="0" w:after="0" w:line="26" w:lineRule="exact"/>
               <w:ind w:firstLine="0"/>
               <w:jc w:val="left"/>
             </w:pPr>
@@ -192,7 +192,7 @@
     <w:p>
       <w:pPr>
         <w:snapToGrid w:val="0"/>
-        <w:spacing w:before="0" w:after="0" w:line="240" w:lineRule="auto"/>
+        <w:spacing w:before="0" w:after="0" w:line="104" w:lineRule="exact"/>
         <w:ind w:firstLine="0"/>
         <w:jc w:val="left"/>
       </w:pPr>
@@ -376,7 +376,7 @@
           <w:p>
             <w:pPr>
               <w:snapToGrid w:val="0"/>
-              <w:spacing w:before="0" w:after="0" w:line="240" w:lineRule="auto"/>
+              <w:spacing w:before="0" w:after="0" w:line="286" w:lineRule="exact"/>
               <w:ind w:firstLine="0"/>
               <w:jc w:val="center"/>
             </w:pPr>
@@ -409,7 +409,7 @@
           <w:p>
             <w:pPr>
               <w:snapToGrid w:val="0"/>
-              <w:spacing w:before="0" w:after="0" w:line="240" w:lineRule="auto"/>
+              <w:spacing w:before="0" w:after="0" w:line="286" w:lineRule="exact"/>
               <w:ind w:firstLine="0"/>
               <w:jc w:val="center"/>
             </w:pPr>
@@ -440,7 +440,7 @@
           <w:p>
             <w:pPr>
               <w:snapToGrid w:val="0"/>
-              <w:spacing w:before="0" w:after="0" w:line="240" w:lineRule="auto"/>
+              <w:spacing w:before="0" w:after="0" w:line="286" w:lineRule="exact"/>
               <w:ind w:firstLine="0"/>
               <w:jc w:val="center"/>
             </w:pPr>
@@ -473,7 +473,7 @@
           <w:p>
             <w:pPr>
               <w:snapToGrid w:val="0"/>
-              <w:spacing w:before="0" w:after="0" w:line="240" w:lineRule="auto"/>
+              <w:spacing w:before="0" w:after="0" w:line="286" w:lineRule="exact"/>
               <w:ind w:firstLine="0"/>
               <w:jc w:val="center"/>
             </w:pPr>
@@ -525,7 +525,7 @@
           <w:p>
             <w:pPr>
               <w:snapToGrid w:val="0"/>
-              <w:spacing w:before="0" w:after="0" w:line="240" w:lineRule="auto"/>
+              <w:spacing w:before="0" w:after="0" w:line="286" w:lineRule="exact"/>
               <w:ind w:firstLine="0"/>
               <w:jc w:val="center"/>
             </w:pPr>
@@ -558,7 +558,7 @@
           <w:p>
             <w:pPr>
               <w:snapToGrid w:val="0"/>
-              <w:spacing w:before="0" w:after="40" w:line="240" w:lineRule="auto"/>
+              <w:spacing w:before="0" w:after="40" w:line="286" w:lineRule="exact"/>
               <w:ind w:firstLine="0"/>
               <w:jc w:val="center"/>
             </w:pPr>
@@ -575,7 +575,7 @@
           <w:p>
             <w:pPr>
               <w:snapToGrid w:val="0"/>
-              <w:spacing w:before="0" w:after="0" w:line="240" w:lineRule="auto"/>
+              <w:spacing w:before="0" w:after="0" w:line="286" w:lineRule="exact"/>
               <w:ind w:firstLine="0"/>
               <w:jc w:val="center"/>
             </w:pPr>
@@ -606,7 +606,7 @@
           <w:p>
             <w:pPr>
               <w:snapToGrid w:val="0"/>
-              <w:spacing w:before="0" w:after="0" w:line="240" w:lineRule="auto"/>
+              <w:spacing w:before="0" w:after="0" w:line="286" w:lineRule="exact"/>
               <w:ind w:firstLine="0"/>
               <w:jc w:val="center"/>
             </w:pPr>
@@ -639,7 +639,7 @@
           <w:p>
             <w:pPr>
               <w:snapToGrid w:val="0"/>
-              <w:spacing w:before="0" w:after="0" w:line="240" w:lineRule="auto"/>
+              <w:spacing w:before="0" w:after="0" w:line="273" w:lineRule="exact"/>
               <w:ind w:firstLine="0"/>
               <w:jc w:val="center"/>
             </w:pPr>
@@ -691,7 +691,7 @@
           <w:p>
             <w:pPr>
               <w:snapToGrid w:val="0"/>
-              <w:spacing w:before="0" w:after="0" w:line="240" w:lineRule="auto"/>
+              <w:spacing w:before="0" w:after="0" w:line="286" w:lineRule="exact"/>
               <w:ind w:firstLine="0"/>
               <w:jc w:val="center"/>
             </w:pPr>
@@ -724,7 +724,7 @@
           <w:p>
             <w:pPr>
               <w:snapToGrid w:val="0"/>
-              <w:spacing w:before="0" w:after="0" w:line="240" w:lineRule="auto"/>
+              <w:spacing w:before="0" w:after="0" w:line="364" w:lineRule="exact"/>
               <w:ind w:firstLine="0"/>
               <w:jc w:val="center"/>
             </w:pPr>
@@ -766,7 +766,7 @@
           <w:p>
             <w:pPr>
               <w:snapToGrid w:val="0"/>
-              <w:spacing w:before="0" w:after="0" w:line="240" w:lineRule="auto"/>
+              <w:spacing w:before="0" w:after="0" w:line="286" w:lineRule="exact"/>
               <w:ind w:firstLine="0"/>
               <w:jc w:val="center"/>
             </w:pPr>
@@ -799,7 +799,7 @@
           <w:p>
             <w:pPr>
               <w:snapToGrid w:val="0"/>
-              <w:spacing w:before="0" w:after="0" w:line="240" w:lineRule="auto"/>
+              <w:spacing w:before="0" w:after="0" w:line="273" w:lineRule="exact"/>
               <w:ind w:firstLine="0"/>
               <w:jc w:val="center"/>
             </w:pPr>
@@ -855,7 +855,7 @@
           <w:p>
             <w:pPr>
               <w:snapToGrid w:val="0"/>
-              <w:spacing w:before="0" w:after="0" w:line="240" w:lineRule="auto"/>
+              <w:spacing w:before="0" w:after="0" w:line="286" w:lineRule="exact"/>
               <w:ind w:firstLine="0"/>
               <w:jc w:val="center"/>
             </w:pPr>
@@ -888,7 +888,7 @@
           <w:p>
             <w:pPr>
               <w:snapToGrid w:val="0"/>
-              <w:spacing w:before="0" w:after="0" w:line="240" w:lineRule="auto"/>
+              <w:spacing w:before="0" w:after="0" w:line="273" w:lineRule="exact"/>
               <w:ind w:firstLine="0"/>
               <w:jc w:val="center"/>
             </w:pPr>
@@ -1025,6 +1025,7 @@
           </w:tblCellMar>
         </w:tblPrEx>
         <w:trPr>
+          <w:cantSplit/>
           <w:trHeight w:val="2308" w:hRule="atLeast"/>
           <w:jc w:val="center"/>
         </w:trPr>
@@ -1085,7 +1086,7 @@
           <w:p>
             <w:pPr>
               <w:snapToGrid w:val="0"/>
-              <w:spacing w:before="0" w:after="0" w:line="240" w:lineRule="auto"/>
+              <w:spacing w:before="0" w:after="0" w:line="312" w:lineRule="exact"/>
               <w:ind w:firstLine="0"/>
               <w:jc w:val="center"/>
             </w:pPr>
@@ -1105,7 +1106,7 @@
           <w:p>
             <w:pPr>
               <w:snapToGrid w:val="0"/>
-              <w:spacing w:before="0" w:after="0" w:line="240" w:lineRule="auto"/>
+              <w:spacing w:before="0" w:after="0" w:line="312" w:lineRule="exact"/>
               <w:ind w:firstLine="0"/>
               <w:jc w:val="center"/>
             </w:pPr>
@@ -1183,9 +1184,9 @@
                   </w:tcBorders>
                   <w:shd w:val="clear" w:color="auto" w:fill="F7F9FC"/>
                   <w:tcMar>
-                    <w:top w:w="120" w:type="dxa"/>
+                    <w:top w:w="350" w:type="dxa"/>
                     <w:left w:w="200" w:type="dxa"/>
-                    <w:bottom w:w="130" w:type="dxa"/>
+                    <w:bottom w:w="360" w:type="dxa"/>
                     <w:right w:w="200" w:type="dxa"/>
                   </w:tcMar>
                   <w:vAlign w:val="top"/>
@@ -1193,7 +1194,7 @@
                 <w:p>
                   <w:pPr>
                     <w:snapToGrid w:val="0"/>
-                    <w:spacing w:before="0" w:after="80" w:line="240" w:lineRule="auto"/>
+                    <w:spacing w:before="0" w:after="80" w:line="312" w:lineRule="exact"/>
                     <w:ind w:firstLine="0"/>
                     <w:jc w:val="left"/>
                   </w:pPr>
@@ -1221,7 +1222,7 @@
                 <w:p>
                   <w:pPr>
                     <w:snapToGrid w:val="0"/>
-                    <w:spacing w:before="0" w:after="0" w:line="300" w:lineRule="auto"/>
+                    <w:spacing w:before="0" w:after="0" w:line="325" w:lineRule="exact"/>
                     <w:ind w:firstLine="0"/>
                     <w:jc w:val="both"/>
                   </w:pPr>
@@ -1288,9 +1289,9 @@
                   </w:tcBorders>
                   <w:shd w:val="clear" w:color="auto" w:fill="F7F9FC"/>
                   <w:tcMar>
-                    <w:top w:w="120" w:type="dxa"/>
+                    <w:top w:w="350" w:type="dxa"/>
                     <w:left w:w="200" w:type="dxa"/>
-                    <w:bottom w:w="130" w:type="dxa"/>
+                    <w:bottom w:w="360" w:type="dxa"/>
                     <w:right w:w="200" w:type="dxa"/>
                   </w:tcMar>
                   <w:vAlign w:val="top"/>
@@ -1298,7 +1299,7 @@
                 <w:p>
                   <w:pPr>
                     <w:snapToGrid w:val="0"/>
-                    <w:spacing w:before="0" w:after="80" w:line="240" w:lineRule="auto"/>
+                    <w:spacing w:before="0" w:after="80" w:line="312" w:lineRule="exact"/>
                     <w:ind w:firstLine="0"/>
                     <w:jc w:val="left"/>
                   </w:pPr>
@@ -1326,7 +1327,7 @@
                 <w:p>
                   <w:pPr>
                     <w:snapToGrid w:val="0"/>
-                    <w:spacing w:before="0" w:after="40" w:line="300" w:lineRule="auto"/>
+                    <w:spacing w:before="0" w:after="40" w:line="325" w:lineRule="exact"/>
                     <w:ind w:firstLine="0"/>
                     <w:jc w:val="both"/>
                   </w:pPr>
@@ -1343,7 +1344,7 @@
                 <w:p>
                   <w:pPr>
                     <w:snapToGrid w:val="0"/>
-                    <w:spacing w:before="0" w:after="30" w:line="300" w:lineRule="auto"/>
+                    <w:spacing w:before="0" w:after="30" w:line="325" w:lineRule="exact"/>
                     <w:ind w:left="240" w:hanging="240"/>
                     <w:jc w:val="both"/>
                   </w:pPr>
@@ -1370,7 +1371,7 @@
                 <w:p>
                   <w:pPr>
                     <w:snapToGrid w:val="0"/>
-                    <w:spacing w:before="0" w:after="30" w:line="300" w:lineRule="auto"/>
+                    <w:spacing w:before="0" w:after="30" w:line="325" w:lineRule="exact"/>
                     <w:ind w:left="240" w:hanging="240"/>
                     <w:jc w:val="both"/>
                   </w:pPr>
@@ -1397,7 +1398,7 @@
                 <w:p>
                   <w:pPr>
                     <w:snapToGrid w:val="0"/>
-                    <w:spacing w:before="0" w:after="30" w:line="300" w:lineRule="auto"/>
+                    <w:spacing w:before="0" w:after="30" w:line="325" w:lineRule="exact"/>
                     <w:ind w:left="240" w:hanging="240"/>
                     <w:jc w:val="both"/>
                   </w:pPr>
@@ -1439,7 +1440,7 @@
                   </w:tcBorders>
                   <w:shd w:val="clear" w:color="auto" w:fill="F7F9FC"/>
                   <w:tcMar>
-                    <w:top w:w="120" w:type="dxa"/>
+                    <w:top w:w="350" w:type="dxa"/>
                     <w:left w:w="200" w:type="dxa"/>
                     <w:bottom w:w="60" w:type="dxa"/>
                     <w:right w:w="200" w:type="dxa"/>
@@ -1449,7 +1450,7 @@
                 <w:p>
                   <w:pPr>
                     <w:snapToGrid w:val="0"/>
-                    <w:spacing w:before="0" w:after="80" w:line="240" w:lineRule="auto"/>
+                    <w:spacing w:before="0" w:after="80" w:line="312" w:lineRule="exact"/>
                     <w:ind w:firstLine="0"/>
                     <w:jc w:val="left"/>
                   </w:pPr>
@@ -1477,7 +1478,7 @@
                 <w:p>
                   <w:pPr>
                     <w:snapToGrid w:val="0"/>
-                    <w:spacing w:before="0" w:after="0" w:line="300" w:lineRule="auto"/>
+                    <w:spacing w:before="0" w:after="0" w:line="325" w:lineRule="exact"/>
                     <w:ind w:firstLine="0"/>
                     <w:jc w:val="both"/>
                   </w:pPr>
@@ -1509,9 +1510,9 @@
                   </w:tcBorders>
                   <w:shd w:val="clear" w:color="auto" w:fill="F7F9FC"/>
                   <w:tcMar>
-                    <w:top w:w="60" w:type="dxa"/>
+                    <w:top w:w="290" w:type="dxa"/>
                     <w:left w:w="200" w:type="dxa"/>
-                    <w:bottom w:w="140" w:type="dxa"/>
+                    <w:bottom w:w="370" w:type="dxa"/>
                     <w:right w:w="200" w:type="dxa"/>
                   </w:tcMar>
                   <w:vAlign w:val="top"/>
@@ -1519,7 +1520,7 @@
                 <w:p>
                   <w:pPr>
                     <w:snapToGrid w:val="0"/>
-                    <w:spacing w:before="0" w:after="20" w:line="240" w:lineRule="auto"/>
+                    <w:spacing w:before="0" w:after="20" w:line="338" w:lineRule="exact"/>
                     <w:ind w:firstLine="0"/>
                     <w:jc w:val="left"/>
                   </w:pPr>
@@ -1538,7 +1539,7 @@
                 <w:p>
                   <w:pPr>
                     <w:snapToGrid w:val="0"/>
-                    <w:spacing w:before="0" w:after="0" w:line="300" w:lineRule="auto"/>
+                    <w:spacing w:before="0" w:after="0" w:line="325" w:lineRule="exact"/>
                     <w:ind w:firstLine="0"/>
                     <w:jc w:val="left"/>
                   </w:pPr>
@@ -1565,9 +1566,9 @@
                   </w:tcBorders>
                   <w:shd w:val="clear" w:color="auto" w:fill="F7F9FC"/>
                   <w:tcMar>
-                    <w:top w:w="60" w:type="dxa"/>
+                    <w:top w:w="290" w:type="dxa"/>
                     <w:left w:w="200" w:type="dxa"/>
-                    <w:bottom w:w="140" w:type="dxa"/>
+                    <w:bottom w:w="370" w:type="dxa"/>
                     <w:right w:w="200" w:type="dxa"/>
                   </w:tcMar>
                   <w:vAlign w:val="top"/>
@@ -1575,7 +1576,7 @@
                 <w:p>
                   <w:pPr>
                     <w:snapToGrid w:val="0"/>
-                    <w:spacing w:before="0" w:after="20" w:line="240" w:lineRule="auto"/>
+                    <w:spacing w:before="0" w:after="20" w:line="338" w:lineRule="exact"/>
                     <w:ind w:firstLine="0"/>
                     <w:jc w:val="left"/>
                   </w:pPr>
@@ -1594,7 +1595,7 @@
                 <w:p>
                   <w:pPr>
                     <w:snapToGrid w:val="0"/>
-                    <w:spacing w:before="0" w:after="0" w:line="300" w:lineRule="auto"/>
+                    <w:spacing w:before="0" w:after="0" w:line="325" w:lineRule="exact"/>
                     <w:ind w:firstLine="0"/>
                     <w:jc w:val="left"/>
                   </w:pPr>
@@ -1621,9 +1622,9 @@
                   </w:tcBorders>
                   <w:shd w:val="clear" w:color="auto" w:fill="F7F9FC"/>
                   <w:tcMar>
-                    <w:top w:w="60" w:type="dxa"/>
+                    <w:top w:w="290" w:type="dxa"/>
                     <w:left w:w="200" w:type="dxa"/>
-                    <w:bottom w:w="140" w:type="dxa"/>
+                    <w:bottom w:w="370" w:type="dxa"/>
                     <w:right w:w="200" w:type="dxa"/>
                   </w:tcMar>
                   <w:vAlign w:val="top"/>
@@ -1631,7 +1632,7 @@
                 <w:p>
                   <w:pPr>
                     <w:snapToGrid w:val="0"/>
-                    <w:spacing w:before="0" w:after="20" w:line="240" w:lineRule="auto"/>
+                    <w:spacing w:before="0" w:after="20" w:line="338" w:lineRule="exact"/>
                     <w:ind w:firstLine="0"/>
                     <w:jc w:val="left"/>
                   </w:pPr>
@@ -1650,7 +1651,7 @@
                 <w:p>
                   <w:pPr>
                     <w:snapToGrid w:val="0"/>
-                    <w:spacing w:before="0" w:after="0" w:line="300" w:lineRule="auto"/>
+                    <w:spacing w:before="0" w:after="0" w:line="325" w:lineRule="exact"/>
                     <w:ind w:firstLine="0"/>
                     <w:jc w:val="left"/>
                   </w:pPr>
@@ -1667,7 +1668,7 @@
                 <w:p>
                   <w:pPr>
                     <w:snapToGrid w:val="0"/>
-                    <w:spacing w:before="80" w:after="0" w:line="240" w:lineRule="auto"/>
+                    <w:spacing w:before="80" w:after="0" w:line="247" w:lineRule="exact"/>
                     <w:ind w:firstLine="0"/>
                     <w:jc w:val="left"/>
                   </w:pPr>
@@ -1747,9 +1748,9 @@
                   </w:tcBorders>
                   <w:shd w:val="clear" w:color="auto" w:fill="F7F9FC"/>
                   <w:tcMar>
-                    <w:top w:w="120" w:type="dxa"/>
+                    <w:top w:w="350" w:type="dxa"/>
                     <w:left w:w="200" w:type="dxa"/>
-                    <w:bottom w:w="130" w:type="dxa"/>
+                    <w:bottom w:w="360" w:type="dxa"/>
                     <w:right w:w="200" w:type="dxa"/>
                   </w:tcMar>
                   <w:vAlign w:val="top"/>
@@ -1757,7 +1758,7 @@
                 <w:p>
                   <w:pPr>
                     <w:snapToGrid w:val="0"/>
-                    <w:spacing w:before="0" w:after="80" w:line="240" w:lineRule="auto"/>
+                    <w:spacing w:before="0" w:after="80" w:line="312" w:lineRule="exact"/>
                     <w:ind w:firstLine="0"/>
                     <w:jc w:val="left"/>
                   </w:pPr>
@@ -1785,7 +1786,7 @@
                 <w:p>
                   <w:pPr>
                     <w:snapToGrid w:val="0"/>
-                    <w:spacing w:before="0" w:after="0" w:line="300" w:lineRule="auto"/>
+                    <w:spacing w:before="0" w:after="0" w:line="325" w:lineRule="exact"/>
                     <w:ind w:firstLine="0"/>
                     <w:jc w:val="both"/>
                   </w:pPr>
@@ -1872,9 +1873,9 @@
                   </w:tcBorders>
                   <w:shd w:val="clear" w:color="auto" w:fill="FAF6F0"/>
                   <w:tcMar>
-                    <w:top w:w="120" w:type="dxa"/>
+                    <w:top w:w="350" w:type="dxa"/>
                     <w:left w:w="200" w:type="dxa"/>
-                    <w:bottom w:w="130" w:type="dxa"/>
+                    <w:bottom w:w="360" w:type="dxa"/>
                     <w:right w:w="200" w:type="dxa"/>
                   </w:tcMar>
                   <w:vAlign w:val="top"/>
@@ -1937,7 +1938,7 @@
                 <w:p>
                   <w:pPr>
                     <w:snapToGrid w:val="0"/>
-                    <w:spacing w:before="0" w:after="0" w:line="300" w:lineRule="auto"/>
+                    <w:spacing w:before="0" w:after="0" w:line="325" w:lineRule="exact"/>
                     <w:ind w:firstLine="0"/>
                     <w:jc w:val="both"/>
                   </w:pPr>
@@ -1997,7 +1998,7 @@
           <w:p>
             <w:pPr>
               <w:snapToGrid w:val="0"/>
-              <w:spacing w:before="0" w:after="0" w:line="20" w:lineRule="auto"/>
+              <w:spacing w:before="0" w:after="0" w:line="20" w:lineRule="exact"/>
               <w:ind w:firstLine="0"/>
               <w:jc w:val="left"/>
             </w:pPr>
@@ -2052,7 +2053,7 @@
           <w:p>
             <w:pPr>
               <w:snapToGrid w:val="0"/>
-              <w:spacing w:before="0" w:after="200" w:line="240" w:lineRule="auto"/>
+              <w:spacing w:before="0" w:after="200" w:line="208" w:lineRule="exact"/>
               <w:ind w:firstLine="0"/>
               <w:jc w:val="center"/>
             </w:pPr>
@@ -2110,7 +2111,7 @@
           <w:p>
             <w:pPr>
               <w:snapToGrid w:val="0"/>
-              <w:spacing w:before="0" w:after="0" w:line="240" w:lineRule="auto"/>
+              <w:spacing w:before="0" w:after="0" w:line="312" w:lineRule="exact"/>
               <w:ind w:firstLine="0"/>
               <w:jc w:val="center"/>
             </w:pPr>
@@ -2130,7 +2131,7 @@
           <w:p>
             <w:pPr>
               <w:snapToGrid w:val="0"/>
-              <w:spacing w:before="0" w:after="0" w:line="240" w:lineRule="auto"/>
+              <w:spacing w:before="0" w:after="0" w:line="312" w:lineRule="exact"/>
               <w:ind w:firstLine="0"/>
               <w:jc w:val="center"/>
             </w:pPr>
@@ -2164,7 +2165,7 @@
           <w:p>
             <w:pPr>
               <w:snapToGrid w:val="0"/>
-              <w:spacing w:before="0" w:after="0" w:line="240" w:lineRule="auto"/>
+              <w:spacing w:before="0" w:after="0" w:line="286" w:lineRule="exact"/>
               <w:ind w:firstLine="0"/>
               <w:jc w:val="center"/>
             </w:pPr>
@@ -2194,9 +2195,9 @@
             <w:shd w:val="clear" w:color="auto" w:fill="FFFFFF"/>
             <w:noWrap w:val="0"/>
             <w:tcMar>
-              <w:top w:w="90" w:type="dxa"/>
+              <w:top w:w="135" w:type="dxa"/>
               <w:left w:w="180" w:type="dxa"/>
-              <w:bottom w:w="90" w:type="dxa"/>
+              <w:bottom w:w="135" w:type="dxa"/>
               <w:right w:w="180" w:type="dxa"/>
             </w:tcMar>
             <w:vAlign w:val="center"/>
@@ -2204,7 +2205,7 @@
           <w:p>
             <w:pPr>
               <w:snapToGrid w:val="0"/>
-              <w:spacing w:before="0" w:after="40" w:line="320" w:lineRule="auto"/>
+              <w:spacing w:before="0" w:after="40" w:line="364" w:lineRule="exact"/>
               <w:ind w:left="240" w:hanging="240"/>
               <w:jc w:val="both"/>
             </w:pPr>
@@ -2231,7 +2232,7 @@
           <w:p>
             <w:pPr>
               <w:snapToGrid w:val="0"/>
-              <w:spacing w:before="0" w:after="40" w:line="320" w:lineRule="auto"/>
+              <w:spacing w:before="0" w:after="40" w:line="364" w:lineRule="exact"/>
               <w:ind w:left="240" w:hanging="240"/>
               <w:jc w:val="both"/>
             </w:pPr>
@@ -2334,7 +2335,7 @@
           <w:p>
             <w:pPr>
               <w:snapToGrid w:val="0"/>
-              <w:spacing w:before="0" w:after="0" w:line="240" w:lineRule="auto"/>
+              <w:spacing w:before="0" w:after="0" w:line="286" w:lineRule="exact"/>
               <w:ind w:firstLine="0"/>
               <w:jc w:val="center"/>
             </w:pPr>
@@ -2364,9 +2365,9 @@
             <w:shd w:val="clear" w:color="auto" w:fill="FFFFFF"/>
             <w:noWrap w:val="0"/>
             <w:tcMar>
-              <w:top w:w="90" w:type="dxa"/>
+              <w:top w:w="135" w:type="dxa"/>
               <w:left w:w="180" w:type="dxa"/>
-              <w:bottom w:w="90" w:type="dxa"/>
+              <w:bottom w:w="135" w:type="dxa"/>
               <w:right w:w="180" w:type="dxa"/>
             </w:tcMar>
             <w:vAlign w:val="center"/>
@@ -2374,7 +2375,7 @@
           <w:p>
             <w:pPr>
               <w:snapToGrid w:val="0"/>
-              <w:spacing w:before="0" w:after="40" w:line="320" w:lineRule="auto"/>
+              <w:spacing w:before="0" w:after="40" w:line="364" w:lineRule="exact"/>
               <w:ind w:left="240" w:hanging="240"/>
               <w:jc w:val="both"/>
             </w:pPr>
@@ -2401,7 +2402,7 @@
           <w:p>
             <w:pPr>
               <w:snapToGrid w:val="0"/>
-              <w:spacing w:before="0" w:after="40" w:line="320" w:lineRule="auto"/>
+              <w:spacing w:before="0" w:after="40" w:line="364" w:lineRule="exact"/>
               <w:ind w:left="240" w:hanging="240"/>
               <w:jc w:val="both"/>
             </w:pPr>
@@ -2428,7 +2429,7 @@
           <w:p>
             <w:pPr>
               <w:snapToGrid w:val="0"/>
-              <w:spacing w:before="0" w:after="40" w:line="320" w:lineRule="auto"/>
+              <w:spacing w:before="0" w:after="40" w:line="364" w:lineRule="exact"/>
               <w:ind w:left="240" w:hanging="240"/>
               <w:jc w:val="both"/>
             </w:pPr>
@@ -2530,7 +2531,7 @@
           <w:p>
             <w:pPr>
               <w:snapToGrid w:val="0"/>
-              <w:spacing w:before="0" w:after="0" w:line="240" w:lineRule="auto"/>
+              <w:spacing w:before="0" w:after="0" w:line="286" w:lineRule="exact"/>
               <w:ind w:firstLine="0"/>
               <w:jc w:val="center"/>
             </w:pPr>
@@ -2560,9 +2561,9 @@
             <w:shd w:val="clear" w:color="auto" w:fill="FFFFFF"/>
             <w:noWrap w:val="0"/>
             <w:tcMar>
-              <w:top w:w="90" w:type="dxa"/>
+              <w:top w:w="135" w:type="dxa"/>
               <w:left w:w="180" w:type="dxa"/>
-              <w:bottom w:w="90" w:type="dxa"/>
+              <w:bottom w:w="135" w:type="dxa"/>
               <w:right w:w="180" w:type="dxa"/>
             </w:tcMar>
             <w:vAlign w:val="center"/>
@@ -2570,7 +2571,7 @@
           <w:p>
             <w:pPr>
               <w:snapToGrid w:val="0"/>
-              <w:spacing w:before="0" w:after="40" w:line="320" w:lineRule="auto"/>
+              <w:spacing w:before="0" w:after="40" w:line="364" w:lineRule="exact"/>
               <w:ind w:left="240" w:hanging="240"/>
               <w:jc w:val="both"/>
             </w:pPr>
@@ -2597,7 +2598,7 @@
           <w:p>
             <w:pPr>
               <w:snapToGrid w:val="0"/>
-              <w:spacing w:before="0" w:after="40" w:line="320" w:lineRule="auto"/>
+              <w:spacing w:before="0" w:after="40" w:line="364" w:lineRule="exact"/>
               <w:ind w:left="240" w:hanging="240"/>
               <w:jc w:val="both"/>
             </w:pPr>
@@ -2703,7 +2704,7 @@
           <w:p>
             <w:pPr>
               <w:snapToGrid w:val="0"/>
-              <w:spacing w:before="0" w:after="0" w:line="240" w:lineRule="auto"/>
+              <w:spacing w:before="0" w:after="0" w:line="312" w:lineRule="exact"/>
               <w:ind w:firstLine="0"/>
               <w:jc w:val="center"/>
             </w:pPr>
@@ -2723,7 +2724,7 @@
           <w:p>
             <w:pPr>
               <w:snapToGrid w:val="0"/>
-              <w:spacing w:before="0" w:after="0" w:line="240" w:lineRule="auto"/>
+              <w:spacing w:before="0" w:after="0" w:line="312" w:lineRule="exact"/>
               <w:ind w:firstLine="0"/>
               <w:jc w:val="center"/>
             </w:pPr>
@@ -2757,7 +2758,7 @@
           <w:p>
             <w:pPr>
               <w:snapToGrid w:val="0"/>
-              <w:spacing w:before="0" w:after="0" w:line="240" w:lineRule="auto"/>
+              <w:spacing w:before="0" w:after="0" w:line="286" w:lineRule="exact"/>
               <w:ind w:firstLine="0"/>
               <w:jc w:val="center"/>
             </w:pPr>
@@ -2787,9 +2788,9 @@
             <w:shd w:val="clear" w:color="auto" w:fill="FFFFFF"/>
             <w:noWrap w:val="0"/>
             <w:tcMar>
-              <w:top w:w="90" w:type="dxa"/>
+              <w:top w:w="135" w:type="dxa"/>
               <w:left w:w="180" w:type="dxa"/>
-              <w:bottom w:w="90" w:type="dxa"/>
+              <w:bottom w:w="135" w:type="dxa"/>
               <w:right w:w="180" w:type="dxa"/>
             </w:tcMar>
             <w:vAlign w:val="center"/>
@@ -2797,7 +2798,7 @@
           <w:p>
             <w:pPr>
               <w:snapToGrid w:val="0"/>
-              <w:spacing w:before="0" w:after="40" w:line="320" w:lineRule="auto"/>
+              <w:spacing w:before="0" w:after="40" w:line="364" w:lineRule="exact"/>
               <w:ind w:left="300" w:hanging="300"/>
               <w:jc w:val="both"/>
             </w:pPr>
@@ -2825,7 +2826,7 @@
           <w:p>
             <w:pPr>
               <w:snapToGrid w:val="0"/>
-              <w:spacing w:before="0" w:after="40" w:line="320" w:lineRule="auto"/>
+              <w:spacing w:before="0" w:after="40" w:line="364" w:lineRule="exact"/>
               <w:ind w:left="300" w:hanging="300"/>
               <w:jc w:val="both"/>
             </w:pPr>
@@ -2853,7 +2854,7 @@
           <w:p>
             <w:pPr>
               <w:snapToGrid w:val="0"/>
-              <w:spacing w:before="0" w:after="40" w:line="320" w:lineRule="auto"/>
+              <w:spacing w:before="0" w:after="40" w:line="364" w:lineRule="exact"/>
               <w:ind w:left="300" w:hanging="300"/>
               <w:jc w:val="both"/>
             </w:pPr>
@@ -2974,7 +2975,7 @@
           <w:p>
             <w:pPr>
               <w:snapToGrid w:val="0"/>
-              <w:spacing w:before="0" w:after="0" w:line="240" w:lineRule="auto"/>
+              <w:spacing w:before="0" w:after="0" w:line="286" w:lineRule="exact"/>
               <w:ind w:firstLine="0"/>
               <w:jc w:val="center"/>
             </w:pPr>
@@ -3004,9 +3005,9 @@
             <w:shd w:val="clear" w:color="auto" w:fill="FFFFFF"/>
             <w:noWrap w:val="0"/>
             <w:tcMar>
-              <w:top w:w="90" w:type="dxa"/>
+              <w:top w:w="135" w:type="dxa"/>
               <w:left w:w="180" w:type="dxa"/>
-              <w:bottom w:w="90" w:type="dxa"/>
+              <w:bottom w:w="135" w:type="dxa"/>
               <w:right w:w="180" w:type="dxa"/>
             </w:tcMar>
             <w:vAlign w:val="center"/>
@@ -3014,7 +3015,7 @@
           <w:p>
             <w:pPr>
               <w:snapToGrid w:val="0"/>
-              <w:spacing w:before="0" w:after="40" w:line="320" w:lineRule="auto"/>
+              <w:spacing w:before="0" w:after="40" w:line="364" w:lineRule="exact"/>
               <w:ind w:left="300" w:hanging="300"/>
               <w:jc w:val="both"/>
             </w:pPr>
@@ -3042,7 +3043,7 @@
           <w:p>
             <w:pPr>
               <w:snapToGrid w:val="0"/>
-              <w:spacing w:before="0" w:after="40" w:line="320" w:lineRule="auto"/>
+              <w:spacing w:before="0" w:after="40" w:line="364" w:lineRule="exact"/>
               <w:ind w:left="300" w:hanging="300"/>
               <w:jc w:val="both"/>
             </w:pPr>
@@ -3070,7 +3071,7 @@
           <w:p>
             <w:pPr>
               <w:snapToGrid w:val="0"/>
-              <w:spacing w:before="0" w:after="40" w:line="320" w:lineRule="auto"/>
+              <w:spacing w:before="0" w:after="40" w:line="364" w:lineRule="exact"/>
               <w:ind w:left="300" w:hanging="300"/>
               <w:jc w:val="both"/>
             </w:pPr>
@@ -3173,7 +3174,7 @@
           <w:p>
             <w:pPr>
               <w:snapToGrid w:val="0"/>
-              <w:spacing w:before="0" w:after="0" w:line="240" w:lineRule="auto"/>
+              <w:spacing w:before="0" w:after="0" w:line="286" w:lineRule="exact"/>
               <w:ind w:firstLine="0"/>
               <w:jc w:val="center"/>
             </w:pPr>
@@ -3203,9 +3204,9 @@
             <w:shd w:val="clear" w:color="auto" w:fill="FFFFFF"/>
             <w:noWrap w:val="0"/>
             <w:tcMar>
-              <w:top w:w="90" w:type="dxa"/>
+              <w:top w:w="135" w:type="dxa"/>
               <w:left w:w="180" w:type="dxa"/>
-              <w:bottom w:w="90" w:type="dxa"/>
+              <w:bottom w:w="135" w:type="dxa"/>
               <w:right w:w="180" w:type="dxa"/>
             </w:tcMar>
             <w:vAlign w:val="center"/>
@@ -3213,7 +3214,7 @@
           <w:p>
             <w:pPr>
               <w:snapToGrid w:val="0"/>
-              <w:spacing w:before="0" w:after="40" w:line="320" w:lineRule="auto"/>
+              <w:spacing w:before="0" w:after="40" w:line="364" w:lineRule="exact"/>
               <w:ind w:left="300" w:hanging="300"/>
               <w:jc w:val="both"/>
             </w:pPr>
@@ -3241,7 +3242,7 @@
           <w:p>
             <w:pPr>
               <w:snapToGrid w:val="0"/>
-              <w:spacing w:before="0" w:after="40" w:line="320" w:lineRule="auto"/>
+              <w:spacing w:before="0" w:after="40" w:line="364" w:lineRule="exact"/>
               <w:ind w:left="300" w:hanging="300"/>
               <w:jc w:val="both"/>
             </w:pPr>
@@ -3269,7 +3270,7 @@
           <w:p>
             <w:pPr>
               <w:snapToGrid w:val="0"/>
-              <w:spacing w:before="0" w:after="40" w:line="320" w:lineRule="auto"/>
+              <w:spacing w:before="0" w:after="40" w:line="364" w:lineRule="exact"/>
               <w:ind w:left="300" w:hanging="300"/>
               <w:jc w:val="both"/>
             </w:pPr>
@@ -3400,9 +3401,9 @@
             <w:shd w:val="clear" w:color="auto" w:fill="FFFFFF"/>
             <w:noWrap w:val="0"/>
             <w:tcMar>
-              <w:top w:w="90" w:type="dxa"/>
+              <w:top w:w="135" w:type="dxa"/>
               <w:left w:w="180" w:type="dxa"/>
-              <w:bottom w:w="90" w:type="dxa"/>
+              <w:bottom w:w="135" w:type="dxa"/>
               <w:right w:w="180" w:type="dxa"/>
             </w:tcMar>
             <w:vAlign w:val="center"/>
@@ -3410,7 +3411,7 @@
           <w:p>
             <w:pPr>
               <w:snapToGrid w:val="0"/>
-              <w:spacing w:before="0" w:after="40" w:line="320" w:lineRule="auto"/>
+              <w:spacing w:before="0" w:after="40" w:line="364" w:lineRule="exact"/>
               <w:ind w:left="300" w:hanging="300"/>
               <w:jc w:val="both"/>
             </w:pPr>
@@ -3438,7 +3439,7 @@
           <w:p>
             <w:pPr>
               <w:snapToGrid w:val="0"/>
-              <w:spacing w:before="0" w:after="40" w:line="320" w:lineRule="auto"/>
+              <w:spacing w:before="0" w:after="40" w:line="364" w:lineRule="exact"/>
               <w:ind w:left="300" w:hanging="300"/>
               <w:jc w:val="both"/>
             </w:pPr>
@@ -3466,7 +3467,7 @@
           <w:p>
             <w:pPr>
               <w:snapToGrid w:val="0"/>
-              <w:spacing w:before="0" w:after="40" w:line="320" w:lineRule="auto"/>
+              <w:spacing w:before="0" w:after="40" w:line="364" w:lineRule="exact"/>
               <w:ind w:left="300" w:hanging="300"/>
               <w:jc w:val="both"/>
             </w:pPr>
@@ -3619,9 +3620,9 @@
             <w:shd w:val="clear" w:color="auto" w:fill="FFFFFF"/>
             <w:noWrap w:val="0"/>
             <w:tcMar>
-              <w:top w:w="90" w:type="dxa"/>
+              <w:top w:w="135" w:type="dxa"/>
               <w:left w:w="180" w:type="dxa"/>
-              <w:bottom w:w="90" w:type="dxa"/>
+              <w:bottom w:w="135" w:type="dxa"/>
               <w:right w:w="180" w:type="dxa"/>
             </w:tcMar>
             <w:vAlign w:val="center"/>
@@ -3629,7 +3630,7 @@
           <w:p>
             <w:pPr>
               <w:snapToGrid w:val="0"/>
-              <w:spacing w:before="0" w:after="40" w:line="320" w:lineRule="auto"/>
+              <w:spacing w:before="0" w:after="40" w:line="364" w:lineRule="exact"/>
               <w:ind w:left="300" w:hanging="300"/>
               <w:jc w:val="both"/>
             </w:pPr>
@@ -3657,7 +3658,7 @@
           <w:p>
             <w:pPr>
               <w:snapToGrid w:val="0"/>
-              <w:spacing w:before="0" w:after="40" w:line="320" w:lineRule="auto"/>
+              <w:spacing w:before="0" w:after="40" w:line="364" w:lineRule="exact"/>
               <w:ind w:left="300" w:hanging="300"/>
               <w:jc w:val="both"/>
             </w:pPr>
@@ -3685,7 +3686,7 @@
           <w:p>
             <w:pPr>
               <w:snapToGrid w:val="0"/>
-              <w:spacing w:before="0" w:after="40" w:line="320" w:lineRule="auto"/>
+              <w:spacing w:before="0" w:after="40" w:line="364" w:lineRule="exact"/>
               <w:ind w:left="300" w:hanging="300"/>
               <w:jc w:val="both"/>
             </w:pPr>
@@ -3834,9 +3835,9 @@
             <w:shd w:val="clear" w:color="auto" w:fill="FFFFFF"/>
             <w:noWrap w:val="0"/>
             <w:tcMar>
-              <w:top w:w="90" w:type="dxa"/>
+              <w:top w:w="135" w:type="dxa"/>
               <w:left w:w="180" w:type="dxa"/>
-              <w:bottom w:w="90" w:type="dxa"/>
+              <w:bottom w:w="135" w:type="dxa"/>
               <w:right w:w="180" w:type="dxa"/>
             </w:tcMar>
             <w:vAlign w:val="center"/>
@@ -3844,7 +3845,7 @@
           <w:p>
             <w:pPr>
               <w:snapToGrid w:val="0"/>
-              <w:spacing w:before="0" w:after="0" w:line="400" w:lineRule="auto"/>
+              <w:spacing w:before="0" w:after="0" w:line="455" w:lineRule="exact"/>
               <w:ind w:firstLine="0"/>
               <w:jc w:val="left"/>
             </w:pPr>
@@ -4056,9 +4057,9 @@
             <w:shd w:val="clear" w:color="auto" w:fill="FFFFFF"/>
             <w:noWrap w:val="0"/>
             <w:tcMar>
-              <w:top w:w="90" w:type="dxa"/>
+              <w:top w:w="135" w:type="dxa"/>
               <w:left w:w="180" w:type="dxa"/>
-              <w:bottom w:w="90" w:type="dxa"/>
+              <w:bottom w:w="135" w:type="dxa"/>
               <w:right w:w="180" w:type="dxa"/>
             </w:tcMar>
             <w:vAlign w:val="center"/>
@@ -4066,7 +4067,7 @@
           <w:p>
             <w:pPr>
               <w:snapToGrid w:val="0"/>
-              <w:spacing w:before="0" w:after="0" w:line="400" w:lineRule="auto"/>
+              <w:spacing w:before="0" w:after="0" w:line="455" w:lineRule="exact"/>
               <w:ind w:firstLine="0"/>
               <w:jc w:val="left"/>
             </w:pPr>
@@ -4266,7 +4267,7 @@
           <w:p>
             <w:pPr>
               <w:snapToGrid w:val="0"/>
-              <w:spacing w:before="0" w:after="40" w:line="320" w:lineRule="auto"/>
+              <w:spacing w:before="0" w:after="40" w:line="364" w:lineRule="exact"/>
               <w:ind w:firstLine="0"/>
               <w:jc w:val="both"/>
             </w:pPr>
@@ -4305,7 +4306,7 @@
           <w:p>
             <w:pPr>
               <w:snapToGrid w:val="0"/>
-              <w:spacing w:before="0" w:after="40" w:line="320" w:lineRule="auto"/>
+              <w:spacing w:before="0" w:after="40" w:line="364" w:lineRule="exact"/>
               <w:ind w:firstLine="0"/>
               <w:jc w:val="both"/>
             </w:pPr>
@@ -4344,7 +4345,7 @@
           <w:p>
             <w:pPr>
               <w:snapToGrid w:val="0"/>
-              <w:spacing w:before="0" w:after="40" w:line="320" w:lineRule="auto"/>
+              <w:spacing w:before="0" w:after="40" w:line="364" w:lineRule="exact"/>
               <w:ind w:firstLine="0"/>
               <w:jc w:val="both"/>
             </w:pPr>
@@ -4383,7 +4384,7 @@
           <w:p>
             <w:pPr>
               <w:snapToGrid w:val="0"/>
-              <w:spacing w:before="0" w:after="40" w:line="320" w:lineRule="auto"/>
+              <w:spacing w:before="0" w:after="40" w:line="364" w:lineRule="exact"/>
               <w:ind w:firstLine="0"/>
               <w:jc w:val="both"/>
             </w:pPr>

--- a/教案3.docx
+++ b/教案3.docx
@@ -4257,9 +4257,9 @@
             <w:shd w:val="clear" w:color="auto" w:fill="FFFFFF"/>
             <w:noWrap w:val="0"/>
             <w:tcMar>
-              <w:top w:w="280" w:type="dxa"/>
+              <w:top w:w="225" w:type="dxa"/>
               <w:left w:w="180" w:type="dxa"/>
-              <w:bottom w:w="280" w:type="dxa"/>
+              <w:bottom w:w="225" w:type="dxa"/>
               <w:right w:w="180" w:type="dxa"/>
             </w:tcMar>
             <w:vAlign w:val="center"/>
@@ -4422,30 +4422,16 @@
           </w:p>
         </w:tc>
       </w:tr>
-      <w:tr>
-        <w:tblPrEx>
-          <w:tblBorders>
-            <w:top w:val="single" w:color="auto" w:sz="4" w:space="0"/>
-            <w:left w:val="single" w:color="auto" w:sz="4" w:space="0"/>
-            <w:bottom w:val="single" w:color="auto" w:sz="4" w:space="0"/>
-            <w:right w:val="single" w:color="auto" w:sz="4" w:space="0"/>
-            <w:insideH w:val="single" w:color="auto" w:sz="4" w:space="0"/>
-            <w:insideV w:val="single" w:color="auto" w:sz="4" w:space="0"/>
-          </w:tblBorders>
-          <w:tblCellMar>
-            <w:top w:w="0" w:type="dxa"/>
-            <w:left w:w="108" w:type="dxa"/>
-            <w:bottom w:w="0" w:type="dxa"/>
-            <w:right w:w="108" w:type="dxa"/>
-          </w:tblCellMar>
-        </w:tblPrEx>
+      <w:tr xmlns:a="http://schemas.openxmlformats.org/drawingml/2006/main" xmlns:pic="http://schemas.openxmlformats.org/drawingml/2006/picture">
         <w:trPr>
-          <w:trHeight w:val="556" w:hRule="atLeast"/>
+          <w:cantSplit/>
+          <w:trHeight w:val="440" w:hRule="atLeast"/>
           <w:jc w:val="center"/>
         </w:trPr>
         <w:tc>
           <w:tcPr>
             <w:tcW w:w="1506" w:type="dxa"/>
+            <w:vMerge w:val="restart"/>
             <w:tcBorders>
               <w:top w:val="single" w:sz="4" w:space="0" w:color="D5DEEA"/>
               <w:left w:val="single" w:sz="24" w:space="0" w:color="C9A227"/>
@@ -4453,10 +4439,9 @@
               <w:right w:val="single" w:sz="4" w:space="0" w:color="D5DEEA"/>
             </w:tcBorders>
             <w:shd w:val="clear" w:color="auto" w:fill="EEF3F9"/>
-            <w:noWrap w:val="0"/>
             <w:vAlign w:val="center"/>
           </w:tcPr>
-          <w:p xmlns:a="http://schemas.openxmlformats.org/drawingml/2006/main" xmlns:pic="http://schemas.openxmlformats.org/drawingml/2006/picture">
+          <w:p>
             <w:pPr>
               <w:snapToGrid w:val="0"/>
               <w:spacing w:before="0" w:after="0" w:line="240" w:lineRule="auto"/>
@@ -4514,8 +4499,200 @@
         </w:tc>
         <w:tc>
           <w:tcPr>
-            <w:tcW w:w="9608" w:type="dxa"/>
-            <w:gridSpan w:val="7"/>
+            <w:tcW w:w="2429" w:type="dxa"/>
+            <w:tcBorders>
+              <w:top w:val="single" w:sz="4" w:space="0" w:color="D5DEEA"/>
+              <w:left w:val="single" w:sz="4" w:space="0" w:color="D5DEEA"/>
+              <w:bottom w:val="single" w:sz="4" w:space="0" w:color="D5DEEA"/>
+              <w:right w:val="single" w:sz="4" w:space="0" w:color="D5DEEA"/>
+            </w:tcBorders>
+            <w:shd w:val="clear" w:color="auto" w:fill="F7F9FC"/>
+            <w:tcMar>
+              <w:top w:w="80" w:type="dxa"/>
+              <w:left w:w="140" w:type="dxa"/>
+              <w:bottom w:w="80" w:type="dxa"/>
+              <w:right w:w="140" w:type="dxa"/>
+            </w:tcMar>
+            <w:vAlign w:val="center"/>
+          </w:tcPr>
+          <w:p>
+            <w:pPr>
+              <w:snapToGrid w:val="0"/>
+              <w:spacing w:before="0" w:after="30" w:line="303" w:lineRule="exact"/>
+              <w:ind w:firstLine="0"/>
+              <w:jc w:val="center"/>
+            </w:pPr>
+            <w:r>
+              <w:rPr>
+                <w:rFonts w:ascii="微软雅黑" w:hAnsi="微软雅黑" w:eastAsia="微软雅黑" w:cs="微软雅黑"/>
+                <w:b/>
+                <w:bCs/>
+                <w:color w:val="1F3864"/>
+                <w:sz w:val="20"/>
+                <w:szCs w:val="20"/>
+              </w:rPr>
+              <w:t xml:space="preserve">评价时段</w:t>
+            </w:r>
+          </w:p>
+        </w:tc>
+        <w:tc>
+          <w:tcPr>
+            <w:tcW w:w="1945" w:type="dxa"/>
+            <w:gridSpan w:val="2"/>
+            <w:tcBorders>
+              <w:top w:val="single" w:sz="4" w:space="0" w:color="D5DEEA"/>
+              <w:left w:val="single" w:sz="4" w:space="0" w:color="D5DEEA"/>
+              <w:bottom w:val="single" w:sz="4" w:space="0" w:color="D5DEEA"/>
+              <w:right w:val="single" w:sz="4" w:space="0" w:color="D5DEEA"/>
+            </w:tcBorders>
+            <w:shd w:val="clear" w:color="auto" w:fill="F7F9FC"/>
+            <w:tcMar>
+              <w:top w:w="80" w:type="dxa"/>
+              <w:left w:w="140" w:type="dxa"/>
+              <w:bottom w:w="80" w:type="dxa"/>
+              <w:right w:w="140" w:type="dxa"/>
+            </w:tcMar>
+            <w:vAlign w:val="center"/>
+          </w:tcPr>
+          <w:p>
+            <w:pPr>
+              <w:snapToGrid w:val="0"/>
+              <w:spacing w:before="0" w:after="30" w:line="303" w:lineRule="exact"/>
+              <w:ind w:firstLine="0"/>
+              <w:jc w:val="center"/>
+            </w:pPr>
+            <w:r>
+              <w:rPr>
+                <w:rFonts w:ascii="微软雅黑" w:hAnsi="微软雅黑" w:eastAsia="微软雅黑" w:cs="微软雅黑"/>
+                <w:b/>
+                <w:bCs/>
+                <w:color w:val="1F3864"/>
+                <w:sz w:val="20"/>
+                <w:szCs w:val="20"/>
+              </w:rPr>
+              <w:t xml:space="preserve">评价内容</w:t>
+            </w:r>
+          </w:p>
+        </w:tc>
+        <w:tc>
+          <w:tcPr>
+            <w:tcW w:w="1635" w:type="dxa"/>
+            <w:gridSpan w:val="2"/>
+            <w:tcBorders>
+              <w:top w:val="single" w:sz="4" w:space="0" w:color="D5DEEA"/>
+              <w:left w:val="single" w:sz="4" w:space="0" w:color="D5DEEA"/>
+              <w:bottom w:val="single" w:sz="4" w:space="0" w:color="D5DEEA"/>
+              <w:right w:val="single" w:sz="4" w:space="0" w:color="D5DEEA"/>
+            </w:tcBorders>
+            <w:shd w:val="clear" w:color="auto" w:fill="F7F9FC"/>
+            <w:tcMar>
+              <w:top w:w="80" w:type="dxa"/>
+              <w:left w:w="140" w:type="dxa"/>
+              <w:bottom w:w="80" w:type="dxa"/>
+              <w:right w:w="140" w:type="dxa"/>
+            </w:tcMar>
+            <w:vAlign w:val="center"/>
+          </w:tcPr>
+          <w:p>
+            <w:pPr>
+              <w:snapToGrid w:val="0"/>
+              <w:spacing w:before="0" w:after="30" w:line="303" w:lineRule="exact"/>
+              <w:ind w:firstLine="0"/>
+              <w:jc w:val="center"/>
+            </w:pPr>
+            <w:r>
+              <w:rPr>
+                <w:rFonts w:ascii="微软雅黑" w:hAnsi="微软雅黑" w:eastAsia="微软雅黑" w:cs="微软雅黑"/>
+                <w:b/>
+                <w:bCs/>
+                <w:color w:val="1F3864"/>
+                <w:sz w:val="20"/>
+                <w:szCs w:val="20"/>
+              </w:rPr>
+              <w:t xml:space="preserve">评价主体</w:t>
+            </w:r>
+          </w:p>
+        </w:tc>
+        <w:tc>
+          <w:tcPr>
+            <w:tcW w:w="3599" w:type="dxa"/>
+            <w:gridSpan w:val="2"/>
+            <w:tcBorders>
+              <w:top w:val="single" w:sz="4" w:space="0" w:color="D5DEEA"/>
+              <w:left w:val="single" w:sz="4" w:space="0" w:color="D5DEEA"/>
+              <w:bottom w:val="single" w:sz="4" w:space="0" w:color="D5DEEA"/>
+              <w:right w:val="single" w:sz="4" w:space="0" w:color="D5DEEA"/>
+            </w:tcBorders>
+            <w:shd w:val="clear" w:color="auto" w:fill="F7F9FC"/>
+            <w:tcMar>
+              <w:top w:w="215" w:type="dxa"/>
+              <w:left w:w="140" w:type="dxa"/>
+              <w:bottom w:w="215" w:type="dxa"/>
+              <w:right w:w="140" w:type="dxa"/>
+            </w:tcMar>
+            <w:vAlign w:val="center"/>
+          </w:tcPr>
+          <w:p>
+            <w:pPr>
+              <w:snapToGrid w:val="0"/>
+              <w:spacing w:before="0" w:after="30" w:line="303" w:lineRule="exact"/>
+              <w:ind w:firstLine="0"/>
+              <w:jc w:val="center"/>
+            </w:pPr>
+            <w:r>
+              <w:rPr>
+                <w:rFonts w:ascii="微软雅黑" w:hAnsi="微软雅黑" w:eastAsia="微软雅黑" w:cs="微软雅黑"/>
+                <w:b/>
+                <w:bCs/>
+                <w:color w:val="1F3864"/>
+                <w:sz w:val="20"/>
+                <w:szCs w:val="20"/>
+              </w:rPr>
+              <w:t xml:space="preserve">评价方式</w:t>
+            </w:r>
+          </w:p>
+        </w:tc>
+      </w:tr>
+      <w:tr>
+        <w:trPr>
+          <w:cantSplit/>
+          <w:trHeight w:val="700" w:hRule="atLeast"/>
+          <w:jc w:val="center"/>
+        </w:trPr>
+        <w:tc>
+          <w:tcPr>
+            <w:tcW w:w="1506" w:type="dxa"/>
+            <w:vMerge w:val="continue"/>
+            <w:tcBorders>
+              <w:top w:val="nil" w:sz="0" w:space="0" w:color="auto"/>
+              <w:left w:val="single" w:sz="24" w:space="0" w:color="C9A227"/>
+              <w:bottom w:val="single" w:sz="4" w:space="0" w:color="D5DEEA"/>
+              <w:right w:val="single" w:sz="4" w:space="0" w:color="D5DEEA"/>
+            </w:tcBorders>
+            <w:shd w:val="clear" w:color="auto" w:fill="EEF3F9"/>
+            <w:vAlign w:val="center"/>
+          </w:tcPr>
+          <w:p>
+            <w:pPr>
+              <w:snapToGrid w:val="0"/>
+              <w:spacing w:before="0" w:after="0" w:line="260" w:lineRule="exact"/>
+              <w:ind w:firstLine="0"/>
+              <w:jc w:val="left"/>
+            </w:pPr>
+            <w:r>
+              <w:rPr>
+                <w:rFonts w:ascii="微软雅黑" w:hAnsi="微软雅黑" w:eastAsia="微软雅黑" w:cs="微软雅黑"/>
+                <w:color w:val="333333"/>
+                <w:sz w:val="20"/>
+                <w:szCs w:val="20"/>
+              </w:rPr>
+              <w:t xml:space="preserve"/>
+            </w:r>
+          </w:p>
+        </w:tc>
+        <w:tc>
+          <w:tcPr>
+            <w:tcW w:w="2429" w:type="dxa"/>
             <w:tcBorders>
               <w:top w:val="single" w:sz="4" w:space="0" w:color="D5DEEA"/>
               <w:left w:val="single" w:sz="4" w:space="0" w:color="D5DEEA"/>
@@ -4523,1538 +4700,653 @@
               <w:right w:val="single" w:sz="4" w:space="0" w:color="D5DEEA"/>
             </w:tcBorders>
             <w:shd w:val="clear" w:color="auto" w:fill="FFFFFF"/>
-            <w:noWrap w:val="0"/>
             <w:tcMar>
-              <w:top w:w="290" w:type="dxa"/>
-              <w:left w:w="120" w:type="dxa"/>
-              <w:bottom w:w="290" w:type="dxa"/>
-              <w:right w:w="120" w:type="dxa"/>
+              <w:top w:w="80" w:type="dxa"/>
+              <w:left w:w="140" w:type="dxa"/>
+              <w:bottom w:w="80" w:type="dxa"/>
+              <w:right w:w="140" w:type="dxa"/>
             </w:tcMar>
-            <w:vAlign w:val="top"/>
+            <w:vAlign w:val="center"/>
           </w:tcPr>
-          <w:tbl>
-            <w:tblPr>
-              <w:tblStyle w:val="10"/>
-              <w:tblW w:w="8993" w:type="dxa"/>
+          <w:p>
+            <w:pPr>
+              <w:snapToGrid w:val="0"/>
+              <w:spacing w:before="0" w:after="30" w:line="303" w:lineRule="exact"/>
+              <w:ind w:firstLine="0"/>
               <w:jc w:val="center"/>
-              <w:tblLayout w:type="fixed"/>
-              <w:tblCellMar>
-                <w:top w:w="0" w:type="dxa"/>
-                <w:left w:w="108" w:type="dxa"/>
-                <w:bottom w:w="0" w:type="dxa"/>
-                <w:right w:w="108" w:type="dxa"/>
-              </w:tblCellMar>
-            </w:tblPr>
-            <w:tblGrid>
-              <w:gridCol w:w="1713"/>
-              <w:gridCol w:w="2361"/>
-              <w:gridCol w:w="1714"/>
-              <w:gridCol w:w="3205"/>
-            </w:tblGrid>
-            <w:tr>
-              <w:tblPrEx>
-                <w:tblBorders>
-                  <w:top w:val="single" w:color="auto" w:sz="4" w:space="0"/>
-                  <w:left w:val="single" w:color="auto" w:sz="4" w:space="0"/>
-                  <w:bottom w:val="single" w:color="auto" w:sz="4" w:space="0"/>
-                  <w:right w:val="single" w:color="auto" w:sz="4" w:space="0"/>
-                  <w:insideH w:val="single" w:color="auto" w:sz="4" w:space="0"/>
-                  <w:insideV w:val="single" w:color="auto" w:sz="4" w:space="0"/>
-                </w:tblBorders>
-                <w:tblCellMar>
-                  <w:top w:w="0" w:type="dxa"/>
-                  <w:left w:w="108" w:type="dxa"/>
-                  <w:bottom w:w="0" w:type="dxa"/>
-                  <w:right w:w="108" w:type="dxa"/>
-                </w:tblCellMar>
-              </w:tblPrEx>
-              <w:trPr>
-                <w:jc w:val="center"/>
-              </w:trPr>
-              <w:tc>
-                <w:tcPr>
-                  <w:tcW w:w="1713" w:type="dxa"/>
-                  <w:tcBorders>
-                    <w:top w:val="single" w:sz="4" w:space="0" w:color="D5DEEA"/>
-                    <w:left w:val="single" w:sz="4" w:space="0" w:color="D5DEEA"/>
-                    <w:bottom w:val="single" w:sz="4" w:space="0" w:color="D5DEEA"/>
-                    <w:right w:val="single" w:sz="4" w:space="0" w:color="D5DEEA"/>
-                  </w:tcBorders>
-                  <w:shd w:val="clear" w:color="auto" w:fill="EEF3F9"/>
-                  <w:vAlign w:val="center"/>
-                </w:tcPr>
-                <w:p>
-                  <w:pPr>
-                    <w:keepNext w:val="0"/>
-                    <w:keepLines w:val="0"/>
-                    <w:pageBreakBefore w:val="0"/>
-                    <w:widowControl w:val="0"/>
-                    <w:kinsoku/>
-                    <w:wordWrap/>
-                    <w:overflowPunct/>
-                    <w:topLinePunct w:val="0"/>
-                    <w:autoSpaceDE/>
-                    <w:autoSpaceDN/>
-                    <w:bidi w:val="0"/>
-                    <w:adjustRightInd/>
-                    <w:snapToGrid w:val="0"/>
-                    <w:spacing w:before="0" w:after="40" w:line="300" w:lineRule="exact"/>
-                    <w:ind w:left="0" w:firstLine="0"/>
-                    <w:jc w:val="center"/>
-                    <w:textAlignment w:val="auto"/>
-                    <w:rPr>
-                      <w:rFonts w:ascii="微软雅黑" w:hAnsi="微软雅黑" w:eastAsia="微软雅黑" w:cs="微软雅黑"/>
-                      <w:b/>
-                      <w:bCs/>
-                      <w:color w:val="1F3864"/>
-                      <w:sz w:val="20"/>
-                      <w:szCs w:val="20"/>
-                    </w:rPr>
-                  </w:pPr>
-                  <w:r>
-                    <w:rPr>
-                      <w:rFonts w:ascii="微软雅黑" w:hAnsi="微软雅黑" w:eastAsia="微软雅黑" w:cs="微软雅黑"/>
-                      <w:b/>
-                      <w:bCs/>
-                      <w:color w:val="1F3864"/>
-                      <w:sz w:val="20"/>
-                      <w:szCs w:val="20"/>
-                    </w:rPr>
-                    <w:t>评价时段</w:t>
-                  </w:r>
-                </w:p>
-              </w:tc>
-              <w:tc>
-                <w:tcPr>
-                  <w:tcW w:w="2361" w:type="dxa"/>
-                  <w:tcBorders>
-                    <w:top w:val="single" w:sz="4" w:space="0" w:color="D5DEEA"/>
-                    <w:left w:val="single" w:sz="4" w:space="0" w:color="D5DEEA"/>
-                    <w:bottom w:val="single" w:sz="4" w:space="0" w:color="D5DEEA"/>
-                    <w:right w:val="single" w:sz="4" w:space="0" w:color="D5DEEA"/>
-                  </w:tcBorders>
-                  <w:shd w:val="clear" w:color="auto" w:fill="EEF3F9"/>
-                  <w:vAlign w:val="center"/>
-                </w:tcPr>
-                <w:p>
-                  <w:pPr>
-                    <w:keepNext w:val="0"/>
-                    <w:keepLines w:val="0"/>
-                    <w:pageBreakBefore w:val="0"/>
-                    <w:widowControl w:val="0"/>
-                    <w:kinsoku/>
-                    <w:wordWrap/>
-                    <w:overflowPunct/>
-                    <w:topLinePunct w:val="0"/>
-                    <w:autoSpaceDE/>
-                    <w:autoSpaceDN/>
-                    <w:bidi w:val="0"/>
-                    <w:adjustRightInd/>
-                    <w:snapToGrid w:val="0"/>
-                    <w:spacing w:before="0" w:after="40" w:line="300" w:lineRule="exact"/>
-                    <w:ind w:left="0" w:firstLine="0"/>
-                    <w:jc w:val="center"/>
-                    <w:textAlignment w:val="auto"/>
-                    <w:rPr>
-                      <w:rFonts w:ascii="微软雅黑" w:hAnsi="微软雅黑" w:eastAsia="微软雅黑" w:cs="微软雅黑"/>
-                      <w:b/>
-                      <w:bCs/>
-                      <w:color w:val="1F3864"/>
-                      <w:sz w:val="20"/>
-                      <w:szCs w:val="20"/>
-                    </w:rPr>
-                  </w:pPr>
-                  <w:r>
-                    <w:rPr>
-                      <w:rFonts w:ascii="微软雅黑" w:hAnsi="微软雅黑" w:eastAsia="微软雅黑" w:cs="微软雅黑"/>
-                      <w:b/>
-                      <w:bCs/>
-                      <w:color w:val="1F3864"/>
-                      <w:sz w:val="20"/>
-                      <w:szCs w:val="20"/>
-                    </w:rPr>
-                    <w:t>评价内容</w:t>
-                  </w:r>
-                </w:p>
-              </w:tc>
-              <w:tc>
-                <w:tcPr>
-                  <w:tcW w:w="1714" w:type="dxa"/>
-                  <w:tcBorders>
-                    <w:top w:val="single" w:sz="4" w:space="0" w:color="D5DEEA"/>
-                    <w:left w:val="single" w:sz="4" w:space="0" w:color="D5DEEA"/>
-                    <w:bottom w:val="single" w:sz="4" w:space="0" w:color="D5DEEA"/>
-                    <w:right w:val="single" w:sz="4" w:space="0" w:color="D5DEEA"/>
-                  </w:tcBorders>
-                  <w:shd w:val="clear" w:color="auto" w:fill="EEF3F9"/>
-                  <w:vAlign w:val="center"/>
-                </w:tcPr>
-                <w:p>
-                  <w:pPr>
-                    <w:keepNext w:val="0"/>
-                    <w:keepLines w:val="0"/>
-                    <w:pageBreakBefore w:val="0"/>
-                    <w:widowControl w:val="0"/>
-                    <w:kinsoku/>
-                    <w:wordWrap/>
-                    <w:overflowPunct/>
-                    <w:topLinePunct w:val="0"/>
-                    <w:autoSpaceDE/>
-                    <w:autoSpaceDN/>
-                    <w:bidi w:val="0"/>
-                    <w:adjustRightInd/>
-                    <w:snapToGrid w:val="0"/>
-                    <w:spacing w:before="0" w:after="40" w:line="300" w:lineRule="exact"/>
-                    <w:ind w:left="0" w:firstLine="0"/>
-                    <w:jc w:val="center"/>
-                    <w:textAlignment w:val="auto"/>
-                    <w:rPr>
-                      <w:rFonts w:ascii="微软雅黑" w:hAnsi="微软雅黑" w:eastAsia="微软雅黑" w:cs="微软雅黑"/>
-                      <w:b/>
-                      <w:bCs/>
-                      <w:color w:val="1F3864"/>
-                      <w:sz w:val="20"/>
-                      <w:szCs w:val="20"/>
-                    </w:rPr>
-                  </w:pPr>
-                  <w:r>
-                    <w:rPr>
-                      <w:rFonts w:ascii="微软雅黑" w:hAnsi="微软雅黑" w:eastAsia="微软雅黑" w:cs="微软雅黑"/>
-                      <w:b/>
-                      <w:bCs/>
-                      <w:color w:val="1F3864"/>
-                      <w:sz w:val="20"/>
-                      <w:szCs w:val="20"/>
-                    </w:rPr>
-                    <w:t>评价主体</w:t>
-                  </w:r>
-                </w:p>
-              </w:tc>
-              <w:tc>
-                <w:tcPr>
-                  <w:tcW w:w="3205" w:type="dxa"/>
-                  <w:tcBorders>
-                    <w:top w:val="single" w:sz="4" w:space="0" w:color="D5DEEA"/>
-                    <w:left w:val="single" w:sz="4" w:space="0" w:color="D5DEEA"/>
-                    <w:bottom w:val="single" w:sz="4" w:space="0" w:color="D5DEEA"/>
-                    <w:right w:val="single" w:sz="4" w:space="0" w:color="D5DEEA"/>
-                  </w:tcBorders>
-                  <w:shd w:val="clear" w:color="auto" w:fill="EEF3F9"/>
-                  <w:vAlign w:val="center"/>
-                </w:tcPr>
-                <w:p>
-                  <w:pPr>
-                    <w:keepNext w:val="0"/>
-                    <w:keepLines w:val="0"/>
-                    <w:pageBreakBefore w:val="0"/>
-                    <w:widowControl w:val="0"/>
-                    <w:kinsoku/>
-                    <w:wordWrap/>
-                    <w:overflowPunct/>
-                    <w:topLinePunct w:val="0"/>
-                    <w:autoSpaceDE/>
-                    <w:autoSpaceDN/>
-                    <w:bidi w:val="0"/>
-                    <w:adjustRightInd/>
-                    <w:snapToGrid w:val="0"/>
-                    <w:spacing w:before="0" w:after="40" w:line="300" w:lineRule="exact"/>
-                    <w:ind w:left="0" w:firstLine="0"/>
-                    <w:jc w:val="center"/>
-                    <w:textAlignment w:val="auto"/>
-                    <w:rPr>
-                      <w:rFonts w:ascii="微软雅黑" w:hAnsi="微软雅黑" w:eastAsia="微软雅黑" w:cs="微软雅黑"/>
-                      <w:b/>
-                      <w:bCs/>
-                      <w:color w:val="1F3864"/>
-                      <w:sz w:val="20"/>
-                      <w:szCs w:val="20"/>
-                    </w:rPr>
-                  </w:pPr>
-                  <w:r>
-                    <w:rPr>
-                      <w:rFonts w:ascii="微软雅黑" w:hAnsi="微软雅黑" w:eastAsia="微软雅黑" w:cs="微软雅黑"/>
-                      <w:b/>
-                      <w:bCs/>
-                      <w:color w:val="1F3864"/>
-                      <w:sz w:val="20"/>
-                      <w:szCs w:val="20"/>
-                    </w:rPr>
-                    <w:t>评价方式</w:t>
-                  </w:r>
-                </w:p>
-              </w:tc>
-            </w:tr>
-            <w:tr>
-              <w:tblPrEx>
-                <w:tblBorders>
-                  <w:top w:val="single" w:color="auto" w:sz="4" w:space="0"/>
-                  <w:left w:val="single" w:color="auto" w:sz="4" w:space="0"/>
-                  <w:bottom w:val="single" w:color="auto" w:sz="4" w:space="0"/>
-                  <w:right w:val="single" w:color="auto" w:sz="4" w:space="0"/>
-                  <w:insideH w:val="single" w:color="auto" w:sz="4" w:space="0"/>
-                  <w:insideV w:val="single" w:color="auto" w:sz="4" w:space="0"/>
-                </w:tblBorders>
-                <w:tblCellMar>
-                  <w:top w:w="0" w:type="dxa"/>
-                  <w:left w:w="108" w:type="dxa"/>
-                  <w:bottom w:w="0" w:type="dxa"/>
-                  <w:right w:w="108" w:type="dxa"/>
-                </w:tblCellMar>
-              </w:tblPrEx>
-              <w:trPr>
-                <w:trHeight w:val="1821" w:hRule="atLeast"/>
-                <w:jc w:val="center"/>
-              </w:trPr>
-              <w:tc>
-                <w:tcPr>
-                  <w:tcW w:w="1713" w:type="dxa"/>
-                  <w:tcBorders>
-                    <w:top w:val="single" w:sz="4" w:space="0" w:color="D5DEEA"/>
-                    <w:left w:val="single" w:sz="4" w:space="0" w:color="D5DEEA"/>
-                    <w:bottom w:val="single" w:sz="4" w:space="0" w:color="D5DEEA"/>
-                    <w:right w:val="single" w:sz="4" w:space="0" w:color="D5DEEA"/>
-                  </w:tcBorders>
-                  <w:shd w:val="clear" w:color="auto" w:fill="F7F9FC"/>
-                  <w:vAlign w:val="center"/>
-                </w:tcPr>
-                <w:p>
-                  <w:pPr>
-                    <w:keepNext w:val="0"/>
-                    <w:keepLines w:val="0"/>
-                    <w:pageBreakBefore w:val="0"/>
-                    <w:widowControl w:val="0"/>
-                    <w:kinsoku/>
-                    <w:wordWrap/>
-                    <w:overflowPunct/>
-                    <w:topLinePunct w:val="0"/>
-                    <w:autoSpaceDE/>
-                    <w:autoSpaceDN/>
-                    <w:bidi w:val="0"/>
-                    <w:adjustRightInd/>
-                    <w:snapToGrid w:val="0"/>
-                    <w:spacing w:before="0" w:after="40" w:line="300" w:lineRule="exact"/>
-                    <w:ind w:left="0" w:firstLine="0"/>
-                    <w:jc w:val="center"/>
-                    <w:textAlignment w:val="auto"/>
-                    <w:rPr>
-                      <w:rFonts w:ascii="微软雅黑" w:hAnsi="微软雅黑" w:eastAsia="微软雅黑" w:cs="微软雅黑"/>
-                      <w:b/>
-                      <w:bCs/>
-                      <w:color w:val="1F3864"/>
-                      <w:sz w:val="20"/>
-                      <w:szCs w:val="20"/>
-                    </w:rPr>
-                  </w:pPr>
-                  <w:r>
-                    <w:rPr>
-                      <w:rFonts w:ascii="微软雅黑" w:hAnsi="微软雅黑" w:eastAsia="微软雅黑" w:cs="微软雅黑"/>
-                      <w:b/>
-                      <w:bCs/>
-                      <w:color w:val="1F3864"/>
-                      <w:sz w:val="20"/>
-                      <w:szCs w:val="20"/>
-                    </w:rPr>
-                    <w:t>课前</w:t>
-                  </w:r>
-                </w:p>
-                <w:p>
-                  <w:pPr>
-                    <w:keepNext w:val="0"/>
-                    <w:keepLines w:val="0"/>
-                    <w:pageBreakBefore w:val="0"/>
-                    <w:widowControl w:val="0"/>
-                    <w:kinsoku/>
-                    <w:wordWrap/>
-                    <w:overflowPunct/>
-                    <w:topLinePunct w:val="0"/>
-                    <w:autoSpaceDE/>
-                    <w:autoSpaceDN/>
-                    <w:bidi w:val="0"/>
-                    <w:adjustRightInd/>
-                    <w:snapToGrid w:val="0"/>
-                    <w:spacing w:before="0" w:after="40" w:line="300" w:lineRule="exact"/>
-                    <w:ind w:left="0" w:firstLine="0"/>
-                    <w:jc w:val="center"/>
-                    <w:textAlignment w:val="auto"/>
-                    <w:rPr>
-                      <w:rFonts w:ascii="微软雅黑" w:hAnsi="微软雅黑" w:eastAsia="微软雅黑" w:cs="微软雅黑"/>
-                      <w:b/>
-                      <w:bCs/>
-                      <w:color w:val="1F3864"/>
-                      <w:sz w:val="20"/>
-                      <w:szCs w:val="20"/>
-                    </w:rPr>
-                  </w:pPr>
-                </w:p>
-                <w:p>
-                  <w:pPr>
-                    <w:keepNext w:val="0"/>
-                    <w:keepLines w:val="0"/>
-                    <w:pageBreakBefore w:val="0"/>
-                    <w:widowControl w:val="0"/>
-                    <w:kinsoku/>
-                    <w:wordWrap/>
-                    <w:overflowPunct/>
-                    <w:topLinePunct w:val="0"/>
-                    <w:autoSpaceDE/>
-                    <w:autoSpaceDN/>
-                    <w:bidi w:val="0"/>
-                    <w:adjustRightInd/>
-                    <w:snapToGrid w:val="0"/>
-                    <w:spacing w:before="0" w:after="40" w:line="300" w:lineRule="exact"/>
-                    <w:ind w:left="0" w:firstLine="0"/>
-                    <w:jc w:val="center"/>
-                    <w:textAlignment w:val="auto"/>
-                    <w:rPr>
-                      <w:rFonts w:ascii="微软雅黑" w:hAnsi="微软雅黑" w:eastAsia="微软雅黑" w:cs="微软雅黑"/>
-                      <w:b/>
-                      <w:bCs/>
-                      <w:color w:val="1F3864"/>
-                      <w:sz w:val="20"/>
-                      <w:szCs w:val="20"/>
-                    </w:rPr>
-                  </w:pPr>
-                </w:p>
-                <w:p>
-                  <w:pPr>
-                    <w:keepNext w:val="0"/>
-                    <w:keepLines w:val="0"/>
-                    <w:pageBreakBefore w:val="0"/>
-                    <w:widowControl w:val="0"/>
-                    <w:kinsoku/>
-                    <w:wordWrap/>
-                    <w:overflowPunct/>
-                    <w:topLinePunct w:val="0"/>
-                    <w:autoSpaceDE/>
-                    <w:autoSpaceDN/>
-                    <w:bidi w:val="0"/>
-                    <w:adjustRightInd/>
-                    <w:snapToGrid w:val="0"/>
-                    <w:spacing w:before="0" w:after="40" w:line="300" w:lineRule="exact"/>
-                    <w:ind w:left="0" w:firstLine="0"/>
-                    <w:jc w:val="center"/>
-                    <w:textAlignment w:val="auto"/>
-                    <w:rPr>
-                      <w:rFonts w:ascii="微软雅黑" w:hAnsi="微软雅黑" w:eastAsia="微软雅黑" w:cs="微软雅黑"/>
-                      <w:b/>
-                      <w:bCs/>
-                      <w:color w:val="1F3864"/>
-                      <w:sz w:val="20"/>
-                      <w:szCs w:val="20"/>
-                    </w:rPr>
-                  </w:pPr>
-                </w:p>
-                <w:p>
-                  <w:pPr>
-                    <w:keepNext w:val="0"/>
-                    <w:keepLines w:val="0"/>
-                    <w:pageBreakBefore w:val="0"/>
-                    <w:widowControl w:val="0"/>
-                    <w:kinsoku/>
-                    <w:wordWrap/>
-                    <w:overflowPunct/>
-                    <w:topLinePunct w:val="0"/>
-                    <w:autoSpaceDE/>
-                    <w:autoSpaceDN/>
-                    <w:bidi w:val="0"/>
-                    <w:adjustRightInd/>
-                    <w:snapToGrid w:val="0"/>
-                    <w:spacing w:before="0" w:after="40" w:line="300" w:lineRule="exact"/>
-                    <w:ind w:left="0" w:firstLine="0"/>
-                    <w:jc w:val="center"/>
-                    <w:textAlignment w:val="auto"/>
-                    <w:rPr>
-                      <w:rFonts w:ascii="微软雅黑" w:hAnsi="微软雅黑" w:eastAsia="微软雅黑" w:cs="微软雅黑"/>
-                      <w:b/>
-                      <w:bCs/>
-                      <w:color w:val="1F3864"/>
-                      <w:sz w:val="20"/>
-                      <w:szCs w:val="20"/>
-                    </w:rPr>
-                  </w:pPr>
-                </w:p>
-              </w:tc>
-              <w:tc>
-                <w:tcPr>
-                  <w:tcW w:w="2361" w:type="dxa"/>
-                  <w:tcBorders>
-                    <w:top w:val="single" w:sz="4" w:space="0" w:color="D5DEEA"/>
-                    <w:left w:val="single" w:sz="4" w:space="0" w:color="D5DEEA"/>
-                    <w:bottom w:val="single" w:sz="4" w:space="0" w:color="D5DEEA"/>
-                    <w:right w:val="single" w:sz="4" w:space="0" w:color="D5DEEA"/>
-                  </w:tcBorders>
-                  <w:shd w:val="clear" w:color="auto" w:fill="FFFFFF"/>
-                  <w:vAlign w:val="center"/>
-                </w:tcPr>
-                <w:p>
-                  <w:pPr>
-                    <w:keepNext w:val="0"/>
-                    <w:keepLines w:val="0"/>
-                    <w:pageBreakBefore w:val="0"/>
-                    <w:widowControl w:val="0"/>
-                    <w:kinsoku/>
-                    <w:wordWrap/>
-                    <w:overflowPunct/>
-                    <w:topLinePunct w:val="0"/>
-                    <w:autoSpaceDE/>
-                    <w:autoSpaceDN/>
-                    <w:bidi w:val="0"/>
-                    <w:adjustRightInd/>
-                    <w:snapToGrid w:val="0"/>
-                    <w:spacing w:before="0" w:after="40" w:line="300" w:lineRule="exact"/>
-                    <w:ind w:left="0" w:firstLine="0"/>
-                    <w:jc w:val="left"/>
-                    <w:textAlignment w:val="auto"/>
-                    <w:rPr>
-                      <w:rFonts w:ascii="微软雅黑" w:hAnsi="微软雅黑" w:eastAsia="微软雅黑" w:cs="微软雅黑"/>
-                      <w:color w:val="333333"/>
-                      <w:sz w:val="20"/>
-                      <w:szCs w:val="20"/>
-                      <w:lang w:eastAsia="zh-CN"/>
-                    </w:rPr>
-                  </w:pPr>
-                  <w:r>
-                    <w:rPr>
-                      <w:rFonts w:ascii="微软雅黑" w:hAnsi="微软雅黑" w:eastAsia="微软雅黑" w:cs="微软雅黑"/>
-                      <w:color w:val="333333"/>
-                      <w:sz w:val="20"/>
-                      <w:szCs w:val="20"/>
-                    </w:rPr>
-                    <w:t>完成投影法微课学习，完成课前小测</w:t>
-                  </w:r>
-                </w:p>
-              </w:tc>
-              <w:tc>
-                <w:tcPr>
-                  <w:tcW w:w="1714" w:type="dxa"/>
-                  <w:tcBorders>
-                    <w:top w:val="single" w:sz="4" w:space="0" w:color="D5DEEA"/>
-                    <w:left w:val="single" w:sz="4" w:space="0" w:color="D5DEEA"/>
-                    <w:bottom w:val="single" w:sz="4" w:space="0" w:color="D5DEEA"/>
-                    <w:right w:val="single" w:sz="4" w:space="0" w:color="D5DEEA"/>
-                  </w:tcBorders>
-                  <w:shd w:val="clear" w:color="auto" w:fill="FFFFFF"/>
-                  <w:vAlign w:val="center"/>
-                </w:tcPr>
-                <w:p>
-                  <w:pPr>
-                    <w:keepNext w:val="0"/>
-                    <w:keepLines w:val="0"/>
-                    <w:pageBreakBefore w:val="0"/>
-                    <w:widowControl w:val="0"/>
-                    <w:kinsoku/>
-                    <w:wordWrap/>
-                    <w:overflowPunct/>
-                    <w:topLinePunct w:val="0"/>
-                    <w:autoSpaceDE/>
-                    <w:autoSpaceDN/>
-                    <w:bidi w:val="0"/>
-                    <w:adjustRightInd/>
-                    <w:snapToGrid w:val="0"/>
-                    <w:spacing w:before="0" w:after="40" w:line="300" w:lineRule="exact"/>
-                    <w:ind w:left="0" w:firstLine="0"/>
-                    <w:jc w:val="left"/>
-                    <w:textAlignment w:val="auto"/>
-                    <w:rPr>
-                      <w:rFonts w:ascii="微软雅黑" w:hAnsi="微软雅黑" w:eastAsia="微软雅黑" w:cs="微软雅黑"/>
-                      <w:color w:val="333333"/>
-                      <w:sz w:val="20"/>
-                      <w:szCs w:val="20"/>
-                    </w:rPr>
-                  </w:pPr>
-                  <w:r>
-                    <w:rPr>
-                      <w:rFonts w:ascii="微软雅黑" w:hAnsi="微软雅黑" w:eastAsia="微软雅黑" w:cs="微软雅黑"/>
-                      <w:color w:val="333333"/>
-                      <w:sz w:val="20"/>
-                      <w:szCs w:val="20"/>
-                    </w:rPr>
-                    <w:t>教师</w:t>
-                  </w:r>
-                </w:p>
-                <w:p>
-                  <w:pPr>
-                    <w:keepNext w:val="0"/>
-                    <w:keepLines w:val="0"/>
-                    <w:pageBreakBefore w:val="0"/>
-                    <w:widowControl w:val="0"/>
-                    <w:kinsoku/>
-                    <w:wordWrap/>
-                    <w:overflowPunct/>
-                    <w:topLinePunct w:val="0"/>
-                    <w:autoSpaceDE/>
-                    <w:autoSpaceDN/>
-                    <w:bidi w:val="0"/>
-                    <w:adjustRightInd/>
-                    <w:snapToGrid w:val="0"/>
-                    <w:spacing w:before="0" w:after="40" w:line="300" w:lineRule="exact"/>
-                    <w:ind w:left="0" w:firstLine="0"/>
-                    <w:jc w:val="left"/>
-                    <w:textAlignment w:val="auto"/>
-                    <w:rPr>
-                      <w:rFonts w:ascii="微软雅黑" w:hAnsi="微软雅黑" w:eastAsia="微软雅黑" w:cs="微软雅黑"/>
-                      <w:color w:val="333333"/>
-                      <w:sz w:val="20"/>
-                      <w:szCs w:val="20"/>
-                    </w:rPr>
-                  </w:pPr>
-                  <w:r>
-                    <w:rPr>
-                      <w:rFonts w:ascii="微软雅黑" w:hAnsi="微软雅黑" w:eastAsia="微软雅黑" w:cs="微软雅黑"/>
-                      <w:color w:val="333333"/>
-                      <w:sz w:val="20"/>
-                      <w:szCs w:val="20"/>
-                    </w:rPr>
-                    <w:t>学生</w:t>
-                  </w:r>
-                </w:p>
-                <w:p>
-                  <w:pPr>
-                    <w:keepNext w:val="0"/>
-                    <w:keepLines w:val="0"/>
-                    <w:pageBreakBefore w:val="0"/>
-                    <w:widowControl w:val="0"/>
-                    <w:kinsoku/>
-                    <w:wordWrap/>
-                    <w:overflowPunct/>
-                    <w:topLinePunct w:val="0"/>
-                    <w:autoSpaceDE/>
-                    <w:autoSpaceDN/>
-                    <w:bidi w:val="0"/>
-                    <w:adjustRightInd/>
-                    <w:snapToGrid w:val="0"/>
-                    <w:spacing w:before="0" w:after="40" w:line="300" w:lineRule="exact"/>
-                    <w:ind w:left="0" w:firstLine="0"/>
-                    <w:jc w:val="left"/>
-                    <w:textAlignment w:val="auto"/>
-                    <w:rPr>
-                      <w:rFonts w:ascii="微软雅黑" w:hAnsi="微软雅黑" w:eastAsia="微软雅黑" w:cs="微软雅黑"/>
-                      <w:color w:val="333333"/>
-                      <w:sz w:val="20"/>
-                      <w:szCs w:val="20"/>
-                    </w:rPr>
-                  </w:pPr>
-                  <w:r>
-                    <w:rPr>
-                      <w:rFonts w:ascii="微软雅黑" w:hAnsi="微软雅黑" w:eastAsia="微软雅黑" w:cs="微软雅黑"/>
-                      <w:color w:val="333333"/>
-                      <w:sz w:val="20"/>
-                      <w:szCs w:val="20"/>
-                    </w:rPr>
-                    <w:t>客观评价</w:t>
-                  </w:r>
-                </w:p>
-              </w:tc>
-              <w:tc>
-                <w:tcPr>
-                  <w:tcW w:w="3205" w:type="dxa"/>
-                  <w:tcBorders>
-                    <w:top w:val="single" w:sz="4" w:space="0" w:color="D5DEEA"/>
-                    <w:left w:val="single" w:sz="4" w:space="0" w:color="D5DEEA"/>
-                    <w:bottom w:val="single" w:sz="4" w:space="0" w:color="D5DEEA"/>
-                    <w:right w:val="single" w:sz="4" w:space="0" w:color="D5DEEA"/>
-                  </w:tcBorders>
-                  <w:shd w:val="clear" w:color="auto" w:fill="FFFFFF"/>
-                  <w:vAlign w:val="center"/>
-                </w:tcPr>
-                <w:p>
-                  <w:pPr>
-                    <w:keepNext w:val="0"/>
-                    <w:keepLines w:val="0"/>
-                    <w:pageBreakBefore w:val="0"/>
-                    <w:widowControl w:val="0"/>
-                    <w:kinsoku/>
-                    <w:wordWrap/>
-                    <w:overflowPunct/>
-                    <w:topLinePunct w:val="0"/>
-                    <w:autoSpaceDE/>
-                    <w:autoSpaceDN/>
-                    <w:bidi w:val="0"/>
-                    <w:adjustRightInd/>
-                    <w:snapToGrid w:val="0"/>
-                    <w:spacing w:before="0" w:after="40" w:line="300" w:lineRule="exact"/>
-                    <w:ind w:left="0" w:firstLine="0"/>
-                    <w:jc w:val="left"/>
-                    <w:textAlignment w:val="auto"/>
-                    <w:rPr>
-                      <w:rFonts w:ascii="微软雅黑" w:hAnsi="微软雅黑" w:eastAsia="微软雅黑" w:cs="微软雅黑"/>
-                      <w:color w:val="333333"/>
-                      <w:sz w:val="20"/>
-                      <w:szCs w:val="20"/>
-                    </w:rPr>
-                  </w:pPr>
-                  <w:r>
-                    <w:rPr>
-                      <w:rFonts w:ascii="微软雅黑" w:hAnsi="微软雅黑" w:eastAsia="微软雅黑" w:cs="微软雅黑"/>
-                      <w:color w:val="333333"/>
-                      <w:sz w:val="20"/>
-                      <w:szCs w:val="20"/>
-                    </w:rPr>
-                    <w:t>平台自动评分 + 教师查看</w:t>
-                  </w:r>
-                </w:p>
-                <w:p>
-                  <w:pPr>
-                    <w:keepNext w:val="0"/>
-                    <w:keepLines w:val="0"/>
-                    <w:pageBreakBefore w:val="0"/>
-                    <w:widowControl w:val="0"/>
-                    <w:kinsoku/>
-                    <w:wordWrap/>
-                    <w:overflowPunct/>
-                    <w:topLinePunct w:val="0"/>
-                    <w:autoSpaceDE/>
-                    <w:autoSpaceDN/>
-                    <w:bidi w:val="0"/>
-                    <w:adjustRightInd/>
-                    <w:snapToGrid w:val="0"/>
-                    <w:spacing w:before="0" w:after="40" w:line="300" w:lineRule="exact"/>
-                    <w:ind w:left="0" w:firstLine="0"/>
-                    <w:jc w:val="left"/>
-                    <w:textAlignment w:val="auto"/>
-                    <w:rPr>
-                      <w:rFonts w:ascii="微软雅黑" w:hAnsi="微软雅黑" w:eastAsia="微软雅黑" w:cs="微软雅黑"/>
-                      <w:color w:val="333333"/>
-                      <w:sz w:val="20"/>
-                      <w:szCs w:val="20"/>
-                    </w:rPr>
-                  </w:pPr>
-                </w:p>
-              </w:tc>
-            </w:tr>
-            <w:tr>
-              <w:tblPrEx>
-                <w:tblBorders>
-                  <w:top w:val="single" w:color="auto" w:sz="4" w:space="0"/>
-                  <w:left w:val="single" w:color="auto" w:sz="4" w:space="0"/>
-                  <w:bottom w:val="single" w:color="auto" w:sz="4" w:space="0"/>
-                  <w:right w:val="single" w:color="auto" w:sz="4" w:space="0"/>
-                  <w:insideH w:val="single" w:color="auto" w:sz="4" w:space="0"/>
-                  <w:insideV w:val="single" w:color="auto" w:sz="4" w:space="0"/>
-                </w:tblBorders>
-                <w:tblCellMar>
-                  <w:top w:w="0" w:type="dxa"/>
-                  <w:left w:w="108" w:type="dxa"/>
-                  <w:bottom w:w="0" w:type="dxa"/>
-                  <w:right w:w="108" w:type="dxa"/>
-                </w:tblCellMar>
-              </w:tblPrEx>
-              <w:trPr>
-                <w:jc w:val="center"/>
-              </w:trPr>
-              <w:tc>
-                <w:tcPr>
-                  <w:tcW w:w="1713" w:type="dxa"/>
-                  <w:tcBorders>
-                    <w:top w:val="single" w:sz="4" w:space="0" w:color="D5DEEA"/>
-                    <w:left w:val="single" w:sz="4" w:space="0" w:color="D5DEEA"/>
-                    <w:bottom w:val="single" w:sz="4" w:space="0" w:color="D5DEEA"/>
-                    <w:right w:val="single" w:sz="4" w:space="0" w:color="D5DEEA"/>
-                  </w:tcBorders>
-                  <w:shd w:val="clear" w:color="auto" w:fill="F7F9FC"/>
-                  <w:vAlign w:val="center"/>
-                </w:tcPr>
-                <w:p>
-                  <w:pPr>
-                    <w:keepNext w:val="0"/>
-                    <w:keepLines w:val="0"/>
-                    <w:pageBreakBefore w:val="0"/>
-                    <w:widowControl w:val="0"/>
-                    <w:kinsoku/>
-                    <w:wordWrap/>
-                    <w:overflowPunct/>
-                    <w:topLinePunct w:val="0"/>
-                    <w:autoSpaceDE/>
-                    <w:autoSpaceDN/>
-                    <w:bidi w:val="0"/>
-                    <w:adjustRightInd/>
-                    <w:snapToGrid w:val="0"/>
-                    <w:spacing w:before="0" w:after="40" w:line="300" w:lineRule="exact"/>
-                    <w:ind w:left="0" w:firstLine="0"/>
-                    <w:jc w:val="center"/>
-                    <w:textAlignment w:val="auto"/>
-                    <w:rPr>
-                      <w:rFonts w:ascii="微软雅黑" w:hAnsi="微软雅黑" w:eastAsia="微软雅黑" w:cs="微软雅黑"/>
-                      <w:b/>
-                      <w:bCs/>
-                      <w:color w:val="1F3864"/>
-                      <w:sz w:val="20"/>
-                      <w:szCs w:val="20"/>
-                    </w:rPr>
-                  </w:pPr>
-                  <w:r>
-                    <w:rPr>
-                      <w:rFonts w:ascii="微软雅黑" w:hAnsi="微软雅黑" w:eastAsia="微软雅黑" w:cs="微软雅黑"/>
-                      <w:b/>
-                      <w:bCs/>
-                      <w:color w:val="1F3864"/>
-                      <w:sz w:val="20"/>
-                      <w:szCs w:val="20"/>
-                    </w:rPr>
-                    <w:t>课中（含环节）</w:t>
-                  </w:r>
-                </w:p>
-                <w:p>
-                  <w:pPr>
-                    <w:keepNext w:val="0"/>
-                    <w:keepLines w:val="0"/>
-                    <w:pageBreakBefore w:val="0"/>
-                    <w:widowControl w:val="0"/>
-                    <w:kinsoku/>
-                    <w:wordWrap/>
-                    <w:overflowPunct/>
-                    <w:topLinePunct w:val="0"/>
-                    <w:autoSpaceDE/>
-                    <w:autoSpaceDN/>
-                    <w:bidi w:val="0"/>
-                    <w:adjustRightInd/>
-                    <w:snapToGrid w:val="0"/>
-                    <w:spacing w:before="0" w:after="40" w:line="300" w:lineRule="exact"/>
-                    <w:ind w:left="0" w:firstLine="0"/>
-                    <w:jc w:val="center"/>
-                    <w:textAlignment w:val="auto"/>
-                    <w:rPr>
-                      <w:rFonts w:ascii="微软雅黑" w:hAnsi="微软雅黑" w:eastAsia="微软雅黑" w:cs="微软雅黑"/>
-                      <w:b/>
-                      <w:bCs/>
-                      <w:color w:val="1F3864"/>
-                      <w:sz w:val="20"/>
-                      <w:szCs w:val="20"/>
-                    </w:rPr>
-                  </w:pPr>
-                </w:p>
-              </w:tc>
-              <w:tc>
-                <w:tcPr>
-                  <w:tcW w:w="2361" w:type="dxa"/>
-                  <w:tcBorders>
-                    <w:top w:val="single" w:sz="4" w:space="0" w:color="D5DEEA"/>
-                    <w:left w:val="single" w:sz="4" w:space="0" w:color="D5DEEA"/>
-                    <w:bottom w:val="single" w:sz="4" w:space="0" w:color="D5DEEA"/>
-                    <w:right w:val="single" w:sz="4" w:space="0" w:color="D5DEEA"/>
-                  </w:tcBorders>
-                  <w:shd w:val="clear" w:color="auto" w:fill="FFFFFF"/>
-                  <w:vAlign w:val="center"/>
-                </w:tcPr>
-                <w:p>
-                  <w:pPr>
-                    <w:keepNext w:val="0"/>
-                    <w:keepLines w:val="0"/>
-                    <w:pageBreakBefore w:val="0"/>
-                    <w:widowControl w:val="0"/>
-                    <w:kinsoku/>
-                    <w:wordWrap/>
-                    <w:overflowPunct/>
-                    <w:topLinePunct w:val="0"/>
-                    <w:autoSpaceDE/>
-                    <w:autoSpaceDN/>
-                    <w:bidi w:val="0"/>
-                    <w:adjustRightInd/>
-                    <w:snapToGrid w:val="0"/>
-                    <w:spacing w:before="0" w:after="40" w:line="300" w:lineRule="exact"/>
-                    <w:ind w:left="0" w:firstLine="0"/>
-                    <w:jc w:val="left"/>
-                    <w:textAlignment w:val="auto"/>
-                    <w:rPr>
-                      <w:rFonts w:ascii="微软雅黑" w:hAnsi="微软雅黑" w:eastAsia="微软雅黑" w:cs="微软雅黑"/>
-                      <w:color w:val="333333"/>
-                      <w:sz w:val="20"/>
-                      <w:szCs w:val="20"/>
-                    </w:rPr>
-                  </w:pPr>
-                  <w:r>
-                    <w:rPr>
-                      <w:rFonts w:ascii="微软雅黑" w:hAnsi="微软雅黑" w:eastAsia="微软雅黑" w:cs="微软雅黑"/>
-                      <w:color w:val="333333"/>
-                      <w:sz w:val="20"/>
-                      <w:szCs w:val="20"/>
-                    </w:rPr>
-                    <w:t>回答投影相关问题，小组讨论参与度</w:t>
-                  </w:r>
-                </w:p>
-                <w:p>
-                  <w:pPr>
-                    <w:keepNext w:val="0"/>
-                    <w:keepLines w:val="0"/>
-                    <w:pageBreakBefore w:val="0"/>
-                    <w:widowControl w:val="0"/>
-                    <w:kinsoku/>
-                    <w:wordWrap/>
-                    <w:overflowPunct/>
-                    <w:topLinePunct w:val="0"/>
-                    <w:autoSpaceDE/>
-                    <w:autoSpaceDN/>
-                    <w:bidi w:val="0"/>
-                    <w:adjustRightInd/>
-                    <w:snapToGrid w:val="0"/>
-                    <w:spacing w:before="0" w:after="40" w:line="300" w:lineRule="exact"/>
-                    <w:ind w:left="0" w:firstLine="0"/>
-                    <w:jc w:val="left"/>
-                    <w:textAlignment w:val="auto"/>
-                    <w:rPr>
-                      <w:rFonts w:ascii="微软雅黑" w:hAnsi="微软雅黑" w:eastAsia="微软雅黑" w:cs="微软雅黑"/>
-                      <w:color w:val="333333"/>
-                      <w:sz w:val="20"/>
-                      <w:szCs w:val="20"/>
-                    </w:rPr>
-                  </w:pPr>
-                  <w:r>
-                    <w:rPr>
-                      <w:rFonts w:ascii="微软雅黑" w:hAnsi="微软雅黑" w:eastAsia="微软雅黑" w:cs="微软雅黑"/>
-                      <w:color w:val="333333"/>
-                      <w:sz w:val="20"/>
-                      <w:szCs w:val="20"/>
-                    </w:rPr>
-                    <w:t>简单模型三视图草图绘制，检查三等关</w:t>
-                  </w:r>
-                </w:p>
-                <w:p>
-                  <w:pPr>
-                    <w:keepNext w:val="0"/>
-                    <w:keepLines w:val="0"/>
-                    <w:pageBreakBefore w:val="0"/>
-                    <w:widowControl w:val="0"/>
-                    <w:kinsoku/>
-                    <w:wordWrap/>
-                    <w:overflowPunct/>
-                    <w:topLinePunct w:val="0"/>
-                    <w:autoSpaceDE/>
-                    <w:autoSpaceDN/>
-                    <w:bidi w:val="0"/>
-                    <w:adjustRightInd/>
-                    <w:snapToGrid w:val="0"/>
-                    <w:spacing w:before="0" w:after="40" w:line="300" w:lineRule="exact"/>
-                    <w:ind w:left="0" w:firstLine="0"/>
-                    <w:jc w:val="left"/>
-                    <w:textAlignment w:val="auto"/>
-                    <w:rPr>
-                      <w:rFonts w:ascii="微软雅黑" w:hAnsi="微软雅黑" w:eastAsia="微软雅黑" w:cs="微软雅黑"/>
-                      <w:color w:val="333333"/>
-                      <w:sz w:val="20"/>
-                      <w:szCs w:val="20"/>
-                      <w:lang w:eastAsia="zh-CN"/>
-                    </w:rPr>
-                  </w:pPr>
-                  <w:r>
-                    <w:rPr>
-                      <w:rFonts w:ascii="微软雅黑" w:hAnsi="微软雅黑" w:eastAsia="微软雅黑" w:cs="微软雅黑"/>
-                      <w:color w:val="333333"/>
-                      <w:sz w:val="20"/>
-                      <w:szCs w:val="20"/>
-                    </w:rPr>
-                    <w:t>课堂 5 道选择题，检测投影规律掌握情况系是否正确</w:t>
-                  </w:r>
-                  <w:r>
-                    <w:rPr>
-                      <w:rFonts w:ascii="微软雅黑" w:hAnsi="微软雅黑" w:eastAsia="微软雅黑" w:cs="微软雅黑"/>
-                      <w:color w:val="333333"/>
-                      <w:sz w:val="20"/>
-                      <w:szCs w:val="20"/>
-                      <w:lang w:eastAsia="zh-CN"/>
-                    </w:rPr>
-                    <w:t>。</w:t>
-                  </w:r>
-                </w:p>
-              </w:tc>
-              <w:tc>
-                <w:tcPr>
-                  <w:tcW w:w="1714" w:type="dxa"/>
-                  <w:tcBorders>
-                    <w:top w:val="single" w:sz="4" w:space="0" w:color="D5DEEA"/>
-                    <w:left w:val="single" w:sz="4" w:space="0" w:color="D5DEEA"/>
-                    <w:bottom w:val="single" w:sz="4" w:space="0" w:color="D5DEEA"/>
-                    <w:right w:val="single" w:sz="4" w:space="0" w:color="D5DEEA"/>
-                  </w:tcBorders>
-                  <w:shd w:val="clear" w:color="auto" w:fill="FFFFFF"/>
-                  <w:vAlign w:val="center"/>
-                </w:tcPr>
-                <w:p>
-                  <w:pPr>
-                    <w:keepNext w:val="0"/>
-                    <w:keepLines w:val="0"/>
-                    <w:pageBreakBefore w:val="0"/>
-                    <w:widowControl w:val="0"/>
-                    <w:kinsoku/>
-                    <w:wordWrap/>
-                    <w:overflowPunct/>
-                    <w:topLinePunct w:val="0"/>
-                    <w:autoSpaceDE/>
-                    <w:autoSpaceDN/>
-                    <w:bidi w:val="0"/>
-                    <w:adjustRightInd/>
-                    <w:snapToGrid w:val="0"/>
-                    <w:spacing w:before="0" w:after="40" w:line="300" w:lineRule="exact"/>
-                    <w:ind w:left="0" w:firstLine="0"/>
-                    <w:jc w:val="left"/>
-                    <w:textAlignment w:val="auto"/>
-                    <w:rPr>
-                      <w:rFonts w:ascii="微软雅黑" w:hAnsi="微软雅黑" w:eastAsia="微软雅黑" w:cs="微软雅黑"/>
-                      <w:color w:val="333333"/>
-                      <w:sz w:val="20"/>
-                      <w:szCs w:val="20"/>
-                    </w:rPr>
-                  </w:pPr>
-                  <w:r>
-                    <w:rPr>
-                      <w:rFonts w:ascii="微软雅黑" w:hAnsi="微软雅黑" w:eastAsia="微软雅黑" w:cs="微软雅黑"/>
-                      <w:color w:val="333333"/>
-                      <w:sz w:val="20"/>
-                      <w:szCs w:val="20"/>
-                    </w:rPr>
-                    <w:t>教师</w:t>
-                  </w:r>
-                </w:p>
-                <w:p>
-                  <w:pPr>
-                    <w:keepNext w:val="0"/>
-                    <w:keepLines w:val="0"/>
-                    <w:pageBreakBefore w:val="0"/>
-                    <w:widowControl w:val="0"/>
-                    <w:kinsoku/>
-                    <w:wordWrap/>
-                    <w:overflowPunct/>
-                    <w:topLinePunct w:val="0"/>
-                    <w:autoSpaceDE/>
-                    <w:autoSpaceDN/>
-                    <w:bidi w:val="0"/>
-                    <w:adjustRightInd/>
-                    <w:snapToGrid w:val="0"/>
-                    <w:spacing w:before="0" w:after="40" w:line="300" w:lineRule="exact"/>
-                    <w:ind w:left="0" w:firstLine="0"/>
-                    <w:jc w:val="left"/>
-                    <w:textAlignment w:val="auto"/>
-                    <w:rPr>
-                      <w:rFonts w:ascii="微软雅黑" w:hAnsi="微软雅黑" w:eastAsia="微软雅黑" w:cs="微软雅黑"/>
-                      <w:color w:val="333333"/>
-                      <w:sz w:val="20"/>
-                      <w:szCs w:val="20"/>
-                    </w:rPr>
-                  </w:pPr>
-                  <w:r>
-                    <w:rPr>
-                      <w:rFonts w:ascii="微软雅黑" w:hAnsi="微软雅黑" w:eastAsia="微软雅黑" w:cs="微软雅黑"/>
-                      <w:color w:val="333333"/>
-                      <w:sz w:val="20"/>
-                      <w:szCs w:val="20"/>
-                    </w:rPr>
-                    <w:t>学生</w:t>
-                  </w:r>
-                </w:p>
-                <w:p>
-                  <w:pPr>
-                    <w:keepNext w:val="0"/>
-                    <w:keepLines w:val="0"/>
-                    <w:pageBreakBefore w:val="0"/>
-                    <w:widowControl w:val="0"/>
-                    <w:kinsoku/>
-                    <w:wordWrap/>
-                    <w:overflowPunct/>
-                    <w:topLinePunct w:val="0"/>
-                    <w:autoSpaceDE/>
-                    <w:autoSpaceDN/>
-                    <w:bidi w:val="0"/>
-                    <w:adjustRightInd/>
-                    <w:snapToGrid w:val="0"/>
-                    <w:spacing w:before="0" w:after="40" w:line="300" w:lineRule="exact"/>
-                    <w:ind w:left="0" w:firstLine="0"/>
-                    <w:jc w:val="left"/>
-                    <w:textAlignment w:val="auto"/>
-                    <w:rPr>
-                      <w:rFonts w:ascii="微软雅黑" w:hAnsi="微软雅黑" w:eastAsia="微软雅黑" w:cs="微软雅黑"/>
-                      <w:color w:val="333333"/>
-                      <w:sz w:val="20"/>
-                      <w:szCs w:val="20"/>
-                    </w:rPr>
-                  </w:pPr>
-                </w:p>
-              </w:tc>
-              <w:tc>
-                <w:tcPr>
-                  <w:tcW w:w="3205" w:type="dxa"/>
-                  <w:tcBorders>
-                    <w:top w:val="single" w:sz="4" w:space="0" w:color="D5DEEA"/>
-                    <w:left w:val="single" w:sz="4" w:space="0" w:color="D5DEEA"/>
-                    <w:bottom w:val="single" w:sz="4" w:space="0" w:color="D5DEEA"/>
-                    <w:right w:val="single" w:sz="4" w:space="0" w:color="D5DEEA"/>
-                  </w:tcBorders>
-                  <w:shd w:val="clear" w:color="auto" w:fill="FFFFFF"/>
-                  <w:vAlign w:val="center"/>
-                </w:tcPr>
-                <w:p>
-                  <w:pPr>
-                    <w:keepNext w:val="0"/>
-                    <w:keepLines w:val="0"/>
-                    <w:pageBreakBefore w:val="0"/>
-                    <w:widowControl w:val="0"/>
-                    <w:kinsoku/>
-                    <w:wordWrap/>
-                    <w:overflowPunct/>
-                    <w:topLinePunct w:val="0"/>
-                    <w:autoSpaceDE/>
-                    <w:autoSpaceDN/>
-                    <w:bidi w:val="0"/>
-                    <w:adjustRightInd/>
-                    <w:snapToGrid w:val="0"/>
-                    <w:spacing w:before="0" w:after="40" w:line="300" w:lineRule="exact"/>
-                    <w:ind w:left="0" w:firstLine="0"/>
-                    <w:jc w:val="left"/>
-                    <w:textAlignment w:val="auto"/>
-                    <w:rPr>
-                      <w:rFonts w:ascii="微软雅黑" w:hAnsi="微软雅黑" w:eastAsia="微软雅黑" w:cs="微软雅黑"/>
-                      <w:color w:val="333333"/>
-                      <w:sz w:val="20"/>
-                      <w:szCs w:val="20"/>
-                    </w:rPr>
-                  </w:pPr>
-                  <w:r>
-                    <w:rPr>
-                      <w:rFonts w:ascii="微软雅黑" w:hAnsi="微软雅黑" w:eastAsia="微软雅黑" w:cs="微软雅黑"/>
-                      <w:color w:val="333333"/>
-                      <w:sz w:val="20"/>
-                      <w:szCs w:val="20"/>
-                    </w:rPr>
-                    <w:t>教师评价 + 小组互评</w:t>
-                  </w:r>
-                </w:p>
-                <w:p>
-                  <w:pPr>
-                    <w:keepNext w:val="0"/>
-                    <w:keepLines w:val="0"/>
-                    <w:pageBreakBefore w:val="0"/>
-                    <w:widowControl w:val="0"/>
-                    <w:kinsoku/>
-                    <w:wordWrap/>
-                    <w:overflowPunct/>
-                    <w:topLinePunct w:val="0"/>
-                    <w:autoSpaceDE/>
-                    <w:autoSpaceDN/>
-                    <w:bidi w:val="0"/>
-                    <w:adjustRightInd/>
-                    <w:snapToGrid w:val="0"/>
-                    <w:spacing w:before="0" w:after="40" w:line="300" w:lineRule="exact"/>
-                    <w:ind w:left="0" w:firstLine="0"/>
-                    <w:jc w:val="left"/>
-                    <w:textAlignment w:val="auto"/>
-                    <w:rPr>
-                      <w:rFonts w:ascii="微软雅黑" w:hAnsi="微软雅黑" w:eastAsia="微软雅黑" w:cs="微软雅黑"/>
-                      <w:color w:val="333333"/>
-                      <w:sz w:val="20"/>
-                      <w:szCs w:val="20"/>
-                    </w:rPr>
-                  </w:pPr>
-                  <w:r>
-                    <w:rPr>
-                      <w:rFonts w:ascii="微软雅黑" w:hAnsi="微软雅黑" w:eastAsia="微软雅黑" w:cs="微软雅黑"/>
-                      <w:color w:val="333333"/>
-                      <w:sz w:val="20"/>
-                      <w:szCs w:val="20"/>
-                    </w:rPr>
-                    <w:t>教师巡视打分，学生自查互查</w:t>
-                  </w:r>
-                </w:p>
-                <w:p>
-                  <w:pPr>
-                    <w:keepNext w:val="0"/>
-                    <w:keepLines w:val="0"/>
-                    <w:pageBreakBefore w:val="0"/>
-                    <w:widowControl w:val="0"/>
-                    <w:kinsoku/>
-                    <w:wordWrap/>
-                    <w:overflowPunct/>
-                    <w:topLinePunct w:val="0"/>
-                    <w:autoSpaceDE/>
-                    <w:autoSpaceDN/>
-                    <w:bidi w:val="0"/>
-                    <w:adjustRightInd/>
-                    <w:snapToGrid w:val="0"/>
-                    <w:spacing w:before="0" w:after="40" w:line="300" w:lineRule="exact"/>
-                    <w:ind w:left="0" w:firstLine="0"/>
-                    <w:jc w:val="left"/>
-                    <w:textAlignment w:val="auto"/>
-                    <w:rPr>
-                      <w:rFonts w:ascii="微软雅黑" w:hAnsi="微软雅黑" w:eastAsia="微软雅黑" w:cs="微软雅黑"/>
-                      <w:color w:val="333333"/>
-                      <w:sz w:val="20"/>
-                      <w:szCs w:val="20"/>
-                    </w:rPr>
-                  </w:pPr>
-                  <w:r>
-                    <w:rPr>
-                      <w:rFonts w:ascii="微软雅黑" w:hAnsi="微软雅黑" w:eastAsia="微软雅黑" w:cs="微软雅黑"/>
-                      <w:color w:val="333333"/>
-                      <w:sz w:val="20"/>
-                      <w:szCs w:val="20"/>
-                    </w:rPr>
-                    <w:t>平台即时评分</w:t>
-                  </w:r>
-                </w:p>
-                <w:p>
-                  <w:pPr>
-                    <w:keepNext w:val="0"/>
-                    <w:keepLines w:val="0"/>
-                    <w:pageBreakBefore w:val="0"/>
-                    <w:widowControl w:val="0"/>
-                    <w:kinsoku/>
-                    <w:wordWrap/>
-                    <w:overflowPunct/>
-                    <w:topLinePunct w:val="0"/>
-                    <w:autoSpaceDE/>
-                    <w:autoSpaceDN/>
-                    <w:bidi w:val="0"/>
-                    <w:adjustRightInd/>
-                    <w:snapToGrid w:val="0"/>
-                    <w:spacing w:before="0" w:after="40" w:line="300" w:lineRule="exact"/>
-                    <w:ind w:left="0" w:firstLine="0"/>
-                    <w:jc w:val="left"/>
-                    <w:textAlignment w:val="auto"/>
-                    <w:rPr>
-                      <w:rFonts w:ascii="微软雅黑" w:hAnsi="微软雅黑" w:eastAsia="微软雅黑" w:cs="微软雅黑"/>
-                      <w:color w:val="333333"/>
-                      <w:sz w:val="20"/>
-                      <w:szCs w:val="20"/>
-                    </w:rPr>
-                  </w:pPr>
-                </w:p>
-              </w:tc>
-            </w:tr>
-            <w:tr>
-              <w:tblPrEx>
-                <w:tblBorders>
-                  <w:top w:val="single" w:color="auto" w:sz="4" w:space="0"/>
-                  <w:left w:val="single" w:color="auto" w:sz="4" w:space="0"/>
-                  <w:bottom w:val="single" w:color="auto" w:sz="4" w:space="0"/>
-                  <w:right w:val="single" w:color="auto" w:sz="4" w:space="0"/>
-                  <w:insideH w:val="single" w:color="auto" w:sz="4" w:space="0"/>
-                  <w:insideV w:val="single" w:color="auto" w:sz="4" w:space="0"/>
-                </w:tblBorders>
-                <w:tblCellMar>
-                  <w:top w:w="0" w:type="dxa"/>
-                  <w:left w:w="108" w:type="dxa"/>
-                  <w:bottom w:w="0" w:type="dxa"/>
-                  <w:right w:w="108" w:type="dxa"/>
-                </w:tblCellMar>
-              </w:tblPrEx>
-              <w:trPr>
-                <w:jc w:val="center"/>
-              </w:trPr>
-              <w:tc>
-                <w:tcPr>
-                  <w:tcW w:w="1713" w:type="dxa"/>
-                  <w:tcBorders>
-                    <w:top w:val="single" w:sz="4" w:space="0" w:color="D5DEEA"/>
-                    <w:left w:val="single" w:sz="4" w:space="0" w:color="D5DEEA"/>
-                    <w:bottom w:val="single" w:sz="4" w:space="0" w:color="D5DEEA"/>
-                    <w:right w:val="single" w:sz="4" w:space="0" w:color="D5DEEA"/>
-                  </w:tcBorders>
-                  <w:shd w:val="clear" w:color="auto" w:fill="F7F9FC"/>
-                  <w:vAlign w:val="center"/>
-                </w:tcPr>
-                <w:p>
-                  <w:pPr>
-                    <w:keepNext w:val="0"/>
-                    <w:keepLines w:val="0"/>
-                    <w:pageBreakBefore w:val="0"/>
-                    <w:widowControl w:val="0"/>
-                    <w:kinsoku/>
-                    <w:wordWrap/>
-                    <w:overflowPunct/>
-                    <w:topLinePunct w:val="0"/>
-                    <w:autoSpaceDE/>
-                    <w:autoSpaceDN/>
-                    <w:bidi w:val="0"/>
-                    <w:adjustRightInd/>
-                    <w:snapToGrid w:val="0"/>
-                    <w:spacing w:before="0" w:after="40" w:line="300" w:lineRule="exact"/>
-                    <w:ind w:left="0" w:firstLine="0"/>
-                    <w:jc w:val="center"/>
-                    <w:textAlignment w:val="auto"/>
-                    <w:rPr>
-                      <w:rFonts w:ascii="微软雅黑" w:hAnsi="微软雅黑" w:eastAsia="微软雅黑" w:cs="微软雅黑"/>
-                      <w:b/>
-                      <w:bCs/>
-                      <w:color w:val="1F3864"/>
-                      <w:sz w:val="20"/>
-                      <w:szCs w:val="20"/>
-                    </w:rPr>
-                  </w:pPr>
-                  <w:r>
-                    <w:rPr>
-                      <w:rFonts w:ascii="微软雅黑" w:hAnsi="微软雅黑" w:eastAsia="微软雅黑" w:cs="微软雅黑"/>
-                      <w:b/>
-                      <w:bCs/>
-                      <w:color w:val="1F3864"/>
-                      <w:sz w:val="20"/>
-                      <w:szCs w:val="20"/>
-                    </w:rPr>
-                    <w:t>课后</w:t>
-                  </w:r>
-                </w:p>
-              </w:tc>
-              <w:tc>
-                <w:tcPr>
-                  <w:tcW w:w="2361" w:type="dxa"/>
-                  <w:tcBorders>
-                    <w:top w:val="single" w:sz="4" w:space="0" w:color="D5DEEA"/>
-                    <w:left w:val="single" w:sz="4" w:space="0" w:color="D5DEEA"/>
-                    <w:bottom w:val="single" w:sz="4" w:space="0" w:color="D5DEEA"/>
-                    <w:right w:val="single" w:sz="4" w:space="0" w:color="D5DEEA"/>
-                  </w:tcBorders>
-                  <w:shd w:val="clear" w:color="auto" w:fill="FFFFFF"/>
-                  <w:vAlign w:val="center"/>
-                </w:tcPr>
-                <w:p>
-                  <w:pPr>
-                    <w:keepNext w:val="0"/>
-                    <w:keepLines w:val="0"/>
-                    <w:pageBreakBefore w:val="0"/>
-                    <w:widowControl w:val="0"/>
-                    <w:kinsoku/>
-                    <w:wordWrap/>
-                    <w:overflowPunct/>
-                    <w:topLinePunct w:val="0"/>
-                    <w:autoSpaceDE/>
-                    <w:autoSpaceDN/>
-                    <w:bidi w:val="0"/>
-                    <w:adjustRightInd/>
-                    <w:snapToGrid w:val="0"/>
-                    <w:spacing w:before="0" w:after="40" w:line="300" w:lineRule="exact"/>
-                    <w:ind w:left="0" w:firstLine="0"/>
-                    <w:jc w:val="left"/>
-                    <w:textAlignment w:val="auto"/>
-                    <w:rPr>
-                      <w:rFonts w:ascii="微软雅黑" w:hAnsi="微软雅黑" w:eastAsia="微软雅黑" w:cs="微软雅黑"/>
-                      <w:color w:val="333333"/>
-                      <w:sz w:val="20"/>
-                      <w:szCs w:val="20"/>
-                      <w:lang w:eastAsia="zh-CN"/>
-                    </w:rPr>
-                  </w:pPr>
-                  <w:r>
-                    <w:rPr>
-                      <w:rFonts w:ascii="微软雅黑" w:hAnsi="微软雅黑" w:eastAsia="微软雅黑" w:cs="微软雅黑"/>
-                      <w:color w:val="333333"/>
-                      <w:sz w:val="20"/>
-                      <w:szCs w:val="20"/>
-                    </w:rPr>
-                    <w:t>完成习题集基础三视图习题</w:t>
-                  </w:r>
-                </w:p>
-                <w:p>
-                  <w:pPr>
-                    <w:keepNext w:val="0"/>
-                    <w:keepLines w:val="0"/>
-                    <w:pageBreakBefore w:val="0"/>
-                    <w:widowControl w:val="0"/>
-                    <w:kinsoku/>
-                    <w:wordWrap/>
-                    <w:overflowPunct/>
-                    <w:topLinePunct w:val="0"/>
-                    <w:autoSpaceDE/>
-                    <w:autoSpaceDN/>
-                    <w:bidi w:val="0"/>
-                    <w:adjustRightInd/>
-                    <w:snapToGrid w:val="0"/>
-                    <w:spacing w:before="0" w:after="40" w:line="300" w:lineRule="exact"/>
-                    <w:ind w:left="0" w:firstLine="0"/>
-                    <w:jc w:val="left"/>
-                    <w:textAlignment w:val="auto"/>
-                    <w:rPr>
-                      <w:rFonts w:ascii="微软雅黑" w:hAnsi="微软雅黑" w:eastAsia="微软雅黑" w:cs="微软雅黑"/>
-                      <w:color w:val="333333"/>
-                      <w:sz w:val="20"/>
-                      <w:szCs w:val="20"/>
-                      <w:lang w:eastAsia="zh-CN"/>
-                    </w:rPr>
-                  </w:pPr>
-                </w:p>
-              </w:tc>
-              <w:tc>
-                <w:tcPr>
-                  <w:tcW w:w="1714" w:type="dxa"/>
-                  <w:tcBorders>
-                    <w:top w:val="single" w:sz="4" w:space="0" w:color="D5DEEA"/>
-                    <w:left w:val="single" w:sz="4" w:space="0" w:color="D5DEEA"/>
-                    <w:bottom w:val="single" w:sz="4" w:space="0" w:color="D5DEEA"/>
-                    <w:right w:val="single" w:sz="4" w:space="0" w:color="D5DEEA"/>
-                  </w:tcBorders>
-                  <w:shd w:val="clear" w:color="auto" w:fill="FFFFFF"/>
-                  <w:vAlign w:val="center"/>
-                </w:tcPr>
-                <w:p>
-                  <w:pPr>
-                    <w:keepNext w:val="0"/>
-                    <w:keepLines w:val="0"/>
-                    <w:pageBreakBefore w:val="0"/>
-                    <w:widowControl w:val="0"/>
-                    <w:kinsoku/>
-                    <w:wordWrap/>
-                    <w:overflowPunct/>
-                    <w:topLinePunct w:val="0"/>
-                    <w:autoSpaceDE/>
-                    <w:autoSpaceDN/>
-                    <w:bidi w:val="0"/>
-                    <w:adjustRightInd/>
-                    <w:snapToGrid w:val="0"/>
-                    <w:spacing w:before="0" w:after="40" w:line="300" w:lineRule="exact"/>
-                    <w:ind w:left="0" w:firstLine="0"/>
-                    <w:jc w:val="left"/>
-                    <w:textAlignment w:val="auto"/>
-                    <w:rPr>
-                      <w:rFonts w:ascii="微软雅黑" w:hAnsi="微软雅黑" w:eastAsia="微软雅黑" w:cs="微软雅黑"/>
-                      <w:color w:val="333333"/>
-                      <w:sz w:val="20"/>
-                      <w:szCs w:val="20"/>
-                    </w:rPr>
-                  </w:pPr>
-                  <w:r>
-                    <w:rPr>
-                      <w:rFonts w:ascii="微软雅黑" w:hAnsi="微软雅黑" w:eastAsia="微软雅黑" w:cs="微软雅黑"/>
-                      <w:color w:val="333333"/>
-                      <w:sz w:val="20"/>
-                      <w:szCs w:val="20"/>
-                    </w:rPr>
-                    <w:t>教师</w:t>
-                  </w:r>
-                </w:p>
-                <w:p>
-                  <w:pPr>
-                    <w:keepNext w:val="0"/>
-                    <w:keepLines w:val="0"/>
-                    <w:pageBreakBefore w:val="0"/>
-                    <w:widowControl w:val="0"/>
-                    <w:kinsoku/>
-                    <w:wordWrap/>
-                    <w:overflowPunct/>
-                    <w:topLinePunct w:val="0"/>
-                    <w:autoSpaceDE/>
-                    <w:autoSpaceDN/>
-                    <w:bidi w:val="0"/>
-                    <w:adjustRightInd/>
-                    <w:snapToGrid w:val="0"/>
-                    <w:spacing w:before="0" w:after="40" w:line="300" w:lineRule="exact"/>
-                    <w:ind w:left="0" w:firstLine="0"/>
-                    <w:jc w:val="left"/>
-                    <w:textAlignment w:val="auto"/>
-                    <w:rPr>
-                      <w:rFonts w:ascii="微软雅黑" w:hAnsi="微软雅黑" w:eastAsia="微软雅黑" w:cs="微软雅黑"/>
-                      <w:color w:val="333333"/>
-                      <w:sz w:val="20"/>
-                      <w:szCs w:val="20"/>
-                    </w:rPr>
-                  </w:pPr>
-                  <w:r>
-                    <w:rPr>
-                      <w:rFonts w:ascii="微软雅黑" w:hAnsi="微软雅黑" w:eastAsia="微软雅黑" w:cs="微软雅黑"/>
-                      <w:color w:val="333333"/>
-                      <w:sz w:val="20"/>
-                      <w:szCs w:val="20"/>
-                    </w:rPr>
-                    <w:t>学生</w:t>
-                  </w:r>
-                </w:p>
-                <w:p>
-                  <w:pPr>
-                    <w:keepNext w:val="0"/>
-                    <w:keepLines w:val="0"/>
-                    <w:pageBreakBefore w:val="0"/>
-                    <w:widowControl w:val="0"/>
-                    <w:kinsoku/>
-                    <w:wordWrap/>
-                    <w:overflowPunct/>
-                    <w:topLinePunct w:val="0"/>
-                    <w:autoSpaceDE/>
-                    <w:autoSpaceDN/>
-                    <w:bidi w:val="0"/>
-                    <w:adjustRightInd/>
-                    <w:snapToGrid w:val="0"/>
-                    <w:spacing w:before="0" w:after="40" w:line="300" w:lineRule="exact"/>
-                    <w:ind w:left="0" w:firstLine="0"/>
-                    <w:jc w:val="left"/>
-                    <w:textAlignment w:val="auto"/>
-                    <w:rPr>
-                      <w:rFonts w:ascii="微软雅黑" w:hAnsi="微软雅黑" w:eastAsia="微软雅黑" w:cs="微软雅黑"/>
-                      <w:color w:val="333333"/>
-                      <w:sz w:val="20"/>
-                      <w:szCs w:val="20"/>
-                    </w:rPr>
-                  </w:pPr>
-                </w:p>
-              </w:tc>
-              <w:tc>
-                <w:tcPr>
-                  <w:tcW w:w="3205" w:type="dxa"/>
-                  <w:tcBorders>
-                    <w:top w:val="single" w:sz="4" w:space="0" w:color="D5DEEA"/>
-                    <w:left w:val="single" w:sz="4" w:space="0" w:color="D5DEEA"/>
-                    <w:bottom w:val="single" w:sz="4" w:space="0" w:color="D5DEEA"/>
-                    <w:right w:val="single" w:sz="4" w:space="0" w:color="D5DEEA"/>
-                  </w:tcBorders>
-                  <w:shd w:val="clear" w:color="auto" w:fill="FFFFFF"/>
-                  <w:vAlign w:val="center"/>
-                </w:tcPr>
-                <w:p>
-                  <w:pPr>
-                    <w:keepNext w:val="0"/>
-                    <w:keepLines w:val="0"/>
-                    <w:pageBreakBefore w:val="0"/>
-                    <w:widowControl w:val="0"/>
-                    <w:kinsoku/>
-                    <w:wordWrap/>
-                    <w:overflowPunct/>
-                    <w:topLinePunct w:val="0"/>
-                    <w:autoSpaceDE/>
-                    <w:autoSpaceDN/>
-                    <w:bidi w:val="0"/>
-                    <w:adjustRightInd/>
-                    <w:snapToGrid w:val="0"/>
-                    <w:spacing w:before="0" w:after="40" w:line="300" w:lineRule="exact"/>
-                    <w:ind w:left="0" w:firstLine="0"/>
-                    <w:jc w:val="left"/>
-                    <w:textAlignment w:val="auto"/>
-                    <w:rPr>
-                      <w:rFonts w:ascii="微软雅黑" w:hAnsi="微软雅黑" w:eastAsia="微软雅黑" w:cs="微软雅黑"/>
-                      <w:color w:val="333333"/>
-                      <w:sz w:val="20"/>
-                      <w:szCs w:val="20"/>
-                    </w:rPr>
-                  </w:pPr>
-                  <w:r>
-                    <w:rPr>
-                      <w:rFonts w:ascii="微软雅黑" w:hAnsi="微软雅黑" w:eastAsia="微软雅黑" w:cs="微软雅黑"/>
-                      <w:color w:val="333333"/>
-                      <w:sz w:val="20"/>
-                      <w:szCs w:val="20"/>
-                    </w:rPr>
-                    <w:t>教师批改</w:t>
-                  </w:r>
-                </w:p>
-              </w:tc>
-            </w:tr>
-          </w:tbl>
-          <w:p>
-            <w:pPr>
-              <w:keepNext w:val="0"/>
-              <w:keepLines w:val="0"/>
-              <w:pageBreakBefore w:val="0"/>
-              <w:widowControl/>
-              <w:kinsoku/>
-              <w:wordWrap/>
-              <w:overflowPunct/>
-              <w:topLinePunct w:val="0"/>
-              <w:bidi w:val="0"/>
-              <w:adjustRightInd/>
-              <w:snapToGrid/>
-              <w:spacing w:line="440" w:lineRule="exact"/>
-              <w:jc w:val="left"/>
-              <w:textAlignment w:val="auto"/>
-              <w:rPr>
-                <w:rFonts w:hint="eastAsia" w:ascii="方正仿宋简体" w:hAnsi="方正仿宋简体" w:eastAsia="方正仿宋简体" w:cs="方正仿宋简体"/>
-                <w:color w:val="FF0000"/>
-                <w:sz w:val="28"/>
-                <w:szCs w:val="28"/>
-                <w:lang w:val="en-US" w:eastAsia="zh-CN"/>
-              </w:rPr>
-            </w:pPr>
+            </w:pPr>
+            <w:r>
+              <w:rPr>
+                <w:rFonts w:ascii="微软雅黑" w:hAnsi="微软雅黑" w:eastAsia="微软雅黑" w:cs="微软雅黑"/>
+                <w:b/>
+                <w:bCs/>
+                <w:color w:val="1F3864"/>
+                <w:sz w:val="20"/>
+                <w:szCs w:val="20"/>
+              </w:rPr>
+              <w:t xml:space="preserve">课前</w:t>
+            </w:r>
+          </w:p>
+        </w:tc>
+        <w:tc>
+          <w:tcPr>
+            <w:tcW w:w="1945" w:type="dxa"/>
+            <w:gridSpan w:val="2"/>
+            <w:tcBorders>
+              <w:top w:val="single" w:sz="4" w:space="0" w:color="D5DEEA"/>
+              <w:left w:val="single" w:sz="4" w:space="0" w:color="D5DEEA"/>
+              <w:bottom w:val="single" w:sz="4" w:space="0" w:color="D5DEEA"/>
+              <w:right w:val="single" w:sz="4" w:space="0" w:color="D5DEEA"/>
+            </w:tcBorders>
+            <w:shd w:val="clear" w:color="auto" w:fill="FFFFFF"/>
+            <w:tcMar>
+              <w:top w:w="80" w:type="dxa"/>
+              <w:left w:w="140" w:type="dxa"/>
+              <w:bottom w:w="80" w:type="dxa"/>
+              <w:right w:w="140" w:type="dxa"/>
+            </w:tcMar>
+            <w:vAlign w:val="center"/>
+          </w:tcPr>
+          <w:p>
+            <w:pPr>
+              <w:snapToGrid w:val="0"/>
+              <w:spacing w:before="0" w:after="30" w:line="303" w:lineRule="exact"/>
+              <w:ind w:firstLine="0"/>
+              <w:jc w:val="left"/>
+            </w:pPr>
+            <w:r>
+              <w:rPr>
+                <w:rFonts w:ascii="微软雅黑" w:hAnsi="微软雅黑" w:eastAsia="微软雅黑" w:cs="微软雅黑"/>
+                <w:color w:val="333333"/>
+                <w:sz w:val="20"/>
+                <w:szCs w:val="20"/>
+              </w:rPr>
+              <w:t xml:space="preserve">完成投影法微课学习，完成课前小测</w:t>
+            </w:r>
+          </w:p>
+        </w:tc>
+        <w:tc>
+          <w:tcPr>
+            <w:tcW w:w="1635" w:type="dxa"/>
+            <w:gridSpan w:val="2"/>
+            <w:tcBorders>
+              <w:top w:val="single" w:sz="4" w:space="0" w:color="D5DEEA"/>
+              <w:left w:val="single" w:sz="4" w:space="0" w:color="D5DEEA"/>
+              <w:bottom w:val="single" w:sz="4" w:space="0" w:color="D5DEEA"/>
+              <w:right w:val="single" w:sz="4" w:space="0" w:color="D5DEEA"/>
+            </w:tcBorders>
+            <w:shd w:val="clear" w:color="auto" w:fill="FFFFFF"/>
+            <w:tcMar>
+              <w:top w:w="80" w:type="dxa"/>
+              <w:left w:w="140" w:type="dxa"/>
+              <w:bottom w:w="80" w:type="dxa"/>
+              <w:right w:w="140" w:type="dxa"/>
+            </w:tcMar>
+            <w:vAlign w:val="center"/>
+          </w:tcPr>
+          <w:p>
+            <w:pPr>
+              <w:snapToGrid w:val="0"/>
+              <w:spacing w:before="0" w:after="30" w:line="303" w:lineRule="exact"/>
+              <w:ind w:firstLine="0"/>
+              <w:jc w:val="center"/>
+            </w:pPr>
+            <w:r>
+              <w:rPr>
+                <w:rFonts w:ascii="微软雅黑" w:hAnsi="微软雅黑" w:eastAsia="微软雅黑" w:cs="微软雅黑"/>
+                <w:color w:val="333333"/>
+                <w:sz w:val="20"/>
+                <w:szCs w:val="20"/>
+              </w:rPr>
+              <w:t xml:space="preserve">教师</w:t>
+            </w:r>
+          </w:p>
+          <w:p>
+            <w:pPr>
+              <w:snapToGrid w:val="0"/>
+              <w:spacing w:before="0" w:after="30" w:line="303" w:lineRule="exact"/>
+              <w:ind w:firstLine="0"/>
+              <w:jc w:val="center"/>
+            </w:pPr>
+            <w:r>
+              <w:rPr>
+                <w:rFonts w:ascii="微软雅黑" w:hAnsi="微软雅黑" w:eastAsia="微软雅黑" w:cs="微软雅黑"/>
+                <w:color w:val="333333"/>
+                <w:sz w:val="20"/>
+                <w:szCs w:val="20"/>
+              </w:rPr>
+              <w:t xml:space="preserve">学生</w:t>
+            </w:r>
+          </w:p>
+          <w:p>
+            <w:pPr>
+              <w:snapToGrid w:val="0"/>
+              <w:spacing w:before="0" w:after="30" w:line="303" w:lineRule="exact"/>
+              <w:ind w:firstLine="0"/>
+              <w:jc w:val="center"/>
+            </w:pPr>
+            <w:r>
+              <w:rPr>
+                <w:rFonts w:ascii="微软雅黑" w:hAnsi="微软雅黑" w:eastAsia="微软雅黑" w:cs="微软雅黑"/>
+                <w:color w:val="333333"/>
+                <w:sz w:val="20"/>
+                <w:szCs w:val="20"/>
+              </w:rPr>
+              <w:t xml:space="preserve">客观评价</w:t>
+            </w:r>
+          </w:p>
+        </w:tc>
+        <w:tc>
+          <w:tcPr>
+            <w:tcW w:w="3599" w:type="dxa"/>
+            <w:gridSpan w:val="2"/>
+            <w:tcBorders>
+              <w:top w:val="single" w:sz="4" w:space="0" w:color="D5DEEA"/>
+              <w:left w:val="single" w:sz="4" w:space="0" w:color="D5DEEA"/>
+              <w:bottom w:val="single" w:sz="4" w:space="0" w:color="D5DEEA"/>
+              <w:right w:val="single" w:sz="4" w:space="0" w:color="D5DEEA"/>
+            </w:tcBorders>
+            <w:shd w:val="clear" w:color="auto" w:fill="FFFFFF"/>
+            <w:tcMar>
+              <w:top w:w="215" w:type="dxa"/>
+              <w:left w:w="140" w:type="dxa"/>
+              <w:bottom w:w="215" w:type="dxa"/>
+              <w:right w:w="140" w:type="dxa"/>
+            </w:tcMar>
+            <w:vAlign w:val="center"/>
+          </w:tcPr>
+          <w:p>
+            <w:pPr>
+              <w:snapToGrid w:val="0"/>
+              <w:spacing w:before="0" w:after="30" w:line="303" w:lineRule="exact"/>
+              <w:ind w:firstLine="0"/>
+              <w:jc w:val="left"/>
+            </w:pPr>
+            <w:r>
+              <w:rPr>
+                <w:rFonts w:ascii="微软雅黑" w:hAnsi="微软雅黑" w:eastAsia="微软雅黑" w:cs="微软雅黑"/>
+                <w:color w:val="333333"/>
+                <w:sz w:val="20"/>
+                <w:szCs w:val="20"/>
+              </w:rPr>
+              <w:t xml:space="preserve">平台自动评分 + 教师查看</w:t>
+            </w:r>
+          </w:p>
+        </w:tc>
+      </w:tr>
+      <w:tr>
+        <w:trPr>
+          <w:cantSplit/>
+          <w:trHeight w:val="700" w:hRule="atLeast"/>
+          <w:jc w:val="center"/>
+        </w:trPr>
+        <w:tc>
+          <w:tcPr>
+            <w:tcW w:w="1506" w:type="dxa"/>
+            <w:vMerge w:val="continue"/>
+            <w:tcBorders>
+              <w:top w:val="nil" w:sz="0" w:space="0" w:color="auto"/>
+              <w:left w:val="single" w:sz="24" w:space="0" w:color="C9A227"/>
+              <w:bottom w:val="single" w:sz="4" w:space="0" w:color="D5DEEA"/>
+              <w:right w:val="single" w:sz="4" w:space="0" w:color="D5DEEA"/>
+            </w:tcBorders>
+            <w:shd w:val="clear" w:color="auto" w:fill="EEF3F9"/>
+            <w:vAlign w:val="center"/>
+          </w:tcPr>
+          <w:p>
+            <w:pPr>
+              <w:snapToGrid w:val="0"/>
+              <w:spacing w:before="0" w:after="0" w:line="260" w:lineRule="exact"/>
+              <w:ind w:firstLine="0"/>
+              <w:jc w:val="left"/>
+            </w:pPr>
+            <w:r>
+              <w:rPr>
+                <w:rFonts w:ascii="微软雅黑" w:hAnsi="微软雅黑" w:eastAsia="微软雅黑" w:cs="微软雅黑"/>
+                <w:color w:val="333333"/>
+                <w:sz w:val="20"/>
+                <w:szCs w:val="20"/>
+              </w:rPr>
+              <w:t xml:space="preserve"/>
+            </w:r>
+          </w:p>
+        </w:tc>
+        <w:tc>
+          <w:tcPr>
+            <w:tcW w:w="2429" w:type="dxa"/>
+            <w:tcBorders>
+              <w:top w:val="single" w:sz="4" w:space="0" w:color="D5DEEA"/>
+              <w:left w:val="single" w:sz="4" w:space="0" w:color="D5DEEA"/>
+              <w:bottom w:val="single" w:sz="4" w:space="0" w:color="D5DEEA"/>
+              <w:right w:val="single" w:sz="4" w:space="0" w:color="D5DEEA"/>
+            </w:tcBorders>
+            <w:shd w:val="clear" w:color="auto" w:fill="FFFFFF"/>
+            <w:tcMar>
+              <w:top w:w="80" w:type="dxa"/>
+              <w:left w:w="140" w:type="dxa"/>
+              <w:bottom w:w="80" w:type="dxa"/>
+              <w:right w:w="140" w:type="dxa"/>
+            </w:tcMar>
+            <w:vAlign w:val="center"/>
+          </w:tcPr>
+          <w:p>
+            <w:pPr>
+              <w:snapToGrid w:val="0"/>
+              <w:spacing w:before="0" w:after="30" w:line="303" w:lineRule="exact"/>
+              <w:ind w:firstLine="0"/>
+              <w:jc w:val="center"/>
+            </w:pPr>
+            <w:r>
+              <w:rPr>
+                <w:rFonts w:ascii="微软雅黑" w:hAnsi="微软雅黑" w:eastAsia="微软雅黑" w:cs="微软雅黑"/>
+                <w:b/>
+                <w:bCs/>
+                <w:color w:val="1F3864"/>
+                <w:sz w:val="20"/>
+                <w:szCs w:val="20"/>
+              </w:rPr>
+              <w:t xml:space="preserve">课中（含环节）</w:t>
+            </w:r>
+          </w:p>
+        </w:tc>
+        <w:tc>
+          <w:tcPr>
+            <w:tcW w:w="1945" w:type="dxa"/>
+            <w:gridSpan w:val="2"/>
+            <w:tcBorders>
+              <w:top w:val="single" w:sz="4" w:space="0" w:color="D5DEEA"/>
+              <w:left w:val="single" w:sz="4" w:space="0" w:color="D5DEEA"/>
+              <w:bottom w:val="single" w:sz="4" w:space="0" w:color="D5DEEA"/>
+              <w:right w:val="single" w:sz="4" w:space="0" w:color="D5DEEA"/>
+            </w:tcBorders>
+            <w:shd w:val="clear" w:color="auto" w:fill="FFFFFF"/>
+            <w:tcMar>
+              <w:top w:w="80" w:type="dxa"/>
+              <w:left w:w="140" w:type="dxa"/>
+              <w:bottom w:w="80" w:type="dxa"/>
+              <w:right w:w="140" w:type="dxa"/>
+            </w:tcMar>
+            <w:vAlign w:val="center"/>
+          </w:tcPr>
+          <w:p>
+            <w:pPr>
+              <w:snapToGrid w:val="0"/>
+              <w:spacing w:before="0" w:after="30" w:line="303" w:lineRule="exact"/>
+              <w:ind w:firstLine="0"/>
+              <w:jc w:val="left"/>
+            </w:pPr>
+            <w:r>
+              <w:rPr>
+                <w:rFonts w:ascii="微软雅黑" w:hAnsi="微软雅黑" w:eastAsia="微软雅黑" w:cs="微软雅黑"/>
+                <w:color w:val="333333"/>
+                <w:sz w:val="20"/>
+                <w:szCs w:val="20"/>
+              </w:rPr>
+              <w:t xml:space="preserve">回答投影相关问题，小组讨论参与度</w:t>
+            </w:r>
+          </w:p>
+          <w:p>
+            <w:pPr>
+              <w:snapToGrid w:val="0"/>
+              <w:spacing w:before="0" w:after="30" w:line="303" w:lineRule="exact"/>
+              <w:ind w:firstLine="0"/>
+              <w:jc w:val="left"/>
+            </w:pPr>
+            <w:r>
+              <w:rPr>
+                <w:rFonts w:ascii="微软雅黑" w:hAnsi="微软雅黑" w:eastAsia="微软雅黑" w:cs="微软雅黑"/>
+                <w:color w:val="333333"/>
+                <w:sz w:val="20"/>
+                <w:szCs w:val="20"/>
+              </w:rPr>
+              <w:t xml:space="preserve">简单模型三视图草图绘制，检查三等关</w:t>
+            </w:r>
+          </w:p>
+          <w:p>
+            <w:pPr>
+              <w:snapToGrid w:val="0"/>
+              <w:spacing w:before="0" w:after="30" w:line="303" w:lineRule="exact"/>
+              <w:ind w:firstLine="0"/>
+              <w:jc w:val="left"/>
+            </w:pPr>
+            <w:r>
+              <w:rPr>
+                <w:rFonts w:ascii="微软雅黑" w:hAnsi="微软雅黑" w:eastAsia="微软雅黑" w:cs="微软雅黑"/>
+                <w:color w:val="333333"/>
+                <w:sz w:val="20"/>
+                <w:szCs w:val="20"/>
+              </w:rPr>
+              <w:t xml:space="preserve">课堂 5 道选择题，检测投影规律掌握情况系是否正确。</w:t>
+            </w:r>
+          </w:p>
+        </w:tc>
+        <w:tc>
+          <w:tcPr>
+            <w:tcW w:w="1635" w:type="dxa"/>
+            <w:gridSpan w:val="2"/>
+            <w:tcBorders>
+              <w:top w:val="single" w:sz="4" w:space="0" w:color="D5DEEA"/>
+              <w:left w:val="single" w:sz="4" w:space="0" w:color="D5DEEA"/>
+              <w:bottom w:val="single" w:sz="4" w:space="0" w:color="D5DEEA"/>
+              <w:right w:val="single" w:sz="4" w:space="0" w:color="D5DEEA"/>
+            </w:tcBorders>
+            <w:shd w:val="clear" w:color="auto" w:fill="FFFFFF"/>
+            <w:tcMar>
+              <w:top w:w="80" w:type="dxa"/>
+              <w:left w:w="140" w:type="dxa"/>
+              <w:bottom w:w="80" w:type="dxa"/>
+              <w:right w:w="140" w:type="dxa"/>
+            </w:tcMar>
+            <w:vAlign w:val="center"/>
+          </w:tcPr>
+          <w:p>
+            <w:pPr>
+              <w:snapToGrid w:val="0"/>
+              <w:spacing w:before="0" w:after="30" w:line="303" w:lineRule="exact"/>
+              <w:ind w:firstLine="0"/>
+              <w:jc w:val="center"/>
+            </w:pPr>
+            <w:r>
+              <w:rPr>
+                <w:rFonts w:ascii="微软雅黑" w:hAnsi="微软雅黑" w:eastAsia="微软雅黑" w:cs="微软雅黑"/>
+                <w:color w:val="333333"/>
+                <w:sz w:val="20"/>
+                <w:szCs w:val="20"/>
+              </w:rPr>
+              <w:t xml:space="preserve">教师</w:t>
+            </w:r>
+          </w:p>
+          <w:p>
+            <w:pPr>
+              <w:snapToGrid w:val="0"/>
+              <w:spacing w:before="0" w:after="30" w:line="303" w:lineRule="exact"/>
+              <w:ind w:firstLine="0"/>
+              <w:jc w:val="center"/>
+            </w:pPr>
+            <w:r>
+              <w:rPr>
+                <w:rFonts w:ascii="微软雅黑" w:hAnsi="微软雅黑" w:eastAsia="微软雅黑" w:cs="微软雅黑"/>
+                <w:color w:val="333333"/>
+                <w:sz w:val="20"/>
+                <w:szCs w:val="20"/>
+              </w:rPr>
+              <w:t xml:space="preserve">学生</w:t>
+            </w:r>
+          </w:p>
+        </w:tc>
+        <w:tc>
+          <w:tcPr>
+            <w:tcW w:w="3599" w:type="dxa"/>
+            <w:gridSpan w:val="2"/>
+            <w:tcBorders>
+              <w:top w:val="single" w:sz="4" w:space="0" w:color="D5DEEA"/>
+              <w:left w:val="single" w:sz="4" w:space="0" w:color="D5DEEA"/>
+              <w:bottom w:val="single" w:sz="4" w:space="0" w:color="D5DEEA"/>
+              <w:right w:val="single" w:sz="4" w:space="0" w:color="D5DEEA"/>
+            </w:tcBorders>
+            <w:shd w:val="clear" w:color="auto" w:fill="FFFFFF"/>
+            <w:tcMar>
+              <w:top w:w="215" w:type="dxa"/>
+              <w:left w:w="140" w:type="dxa"/>
+              <w:bottom w:w="215" w:type="dxa"/>
+              <w:right w:w="140" w:type="dxa"/>
+            </w:tcMar>
+            <w:vAlign w:val="center"/>
+          </w:tcPr>
+          <w:p>
+            <w:pPr>
+              <w:snapToGrid w:val="0"/>
+              <w:spacing w:before="0" w:after="30" w:line="303" w:lineRule="exact"/>
+              <w:ind w:firstLine="0"/>
+              <w:jc w:val="left"/>
+            </w:pPr>
+            <w:r>
+              <w:rPr>
+                <w:rFonts w:ascii="微软雅黑" w:hAnsi="微软雅黑" w:eastAsia="微软雅黑" w:cs="微软雅黑"/>
+                <w:color w:val="333333"/>
+                <w:sz w:val="20"/>
+                <w:szCs w:val="20"/>
+              </w:rPr>
+              <w:t xml:space="preserve">教师评价 + 小组互评</w:t>
+            </w:r>
+          </w:p>
+          <w:p>
+            <w:pPr>
+              <w:snapToGrid w:val="0"/>
+              <w:spacing w:before="0" w:after="30" w:line="303" w:lineRule="exact"/>
+              <w:ind w:firstLine="0"/>
+              <w:jc w:val="left"/>
+            </w:pPr>
+            <w:r>
+              <w:rPr>
+                <w:rFonts w:ascii="微软雅黑" w:hAnsi="微软雅黑" w:eastAsia="微软雅黑" w:cs="微软雅黑"/>
+                <w:color w:val="333333"/>
+                <w:sz w:val="20"/>
+                <w:szCs w:val="20"/>
+              </w:rPr>
+              <w:t xml:space="preserve">教师巡视打分，学生自查互查</w:t>
+            </w:r>
+          </w:p>
+          <w:p>
+            <w:pPr>
+              <w:snapToGrid w:val="0"/>
+              <w:spacing w:before="0" w:after="30" w:line="303" w:lineRule="exact"/>
+              <w:ind w:firstLine="0"/>
+              <w:jc w:val="left"/>
+            </w:pPr>
+            <w:r>
+              <w:rPr>
+                <w:rFonts w:ascii="微软雅黑" w:hAnsi="微软雅黑" w:eastAsia="微软雅黑" w:cs="微软雅黑"/>
+                <w:color w:val="333333"/>
+                <w:sz w:val="20"/>
+                <w:szCs w:val="20"/>
+              </w:rPr>
+              <w:t xml:space="preserve">平台即时评分</w:t>
+            </w:r>
+          </w:p>
+        </w:tc>
+      </w:tr>
+      <w:tr>
+        <w:trPr>
+          <w:cantSplit/>
+          <w:trHeight w:val="700" w:hRule="atLeast"/>
+          <w:jc w:val="center"/>
+        </w:trPr>
+        <w:tc>
+          <w:tcPr>
+            <w:tcW w:w="1506" w:type="dxa"/>
+            <w:vMerge w:val="continue"/>
+            <w:tcBorders>
+              <w:top w:val="nil" w:sz="0" w:space="0" w:color="auto"/>
+              <w:left w:val="single" w:sz="24" w:space="0" w:color="C9A227"/>
+              <w:bottom w:val="single" w:sz="4" w:space="0" w:color="D5DEEA"/>
+              <w:right w:val="single" w:sz="4" w:space="0" w:color="D5DEEA"/>
+            </w:tcBorders>
+            <w:shd w:val="clear" w:color="auto" w:fill="EEF3F9"/>
+            <w:vAlign w:val="center"/>
+          </w:tcPr>
+          <w:p>
+            <w:pPr>
+              <w:snapToGrid w:val="0"/>
+              <w:spacing w:before="0" w:after="0" w:line="260" w:lineRule="exact"/>
+              <w:ind w:firstLine="0"/>
+              <w:jc w:val="left"/>
+            </w:pPr>
+            <w:r>
+              <w:rPr>
+                <w:rFonts w:ascii="微软雅黑" w:hAnsi="微软雅黑" w:eastAsia="微软雅黑" w:cs="微软雅黑"/>
+                <w:color w:val="333333"/>
+                <w:sz w:val="20"/>
+                <w:szCs w:val="20"/>
+              </w:rPr>
+              <w:t xml:space="preserve"/>
+            </w:r>
+          </w:p>
+        </w:tc>
+        <w:tc>
+          <w:tcPr>
+            <w:tcW w:w="2429" w:type="dxa"/>
+            <w:tcBorders>
+              <w:top w:val="single" w:sz="4" w:space="0" w:color="D5DEEA"/>
+              <w:left w:val="single" w:sz="4" w:space="0" w:color="D5DEEA"/>
+              <w:bottom w:val="single" w:sz="4" w:space="0" w:color="D5DEEA"/>
+              <w:right w:val="single" w:sz="4" w:space="0" w:color="D5DEEA"/>
+            </w:tcBorders>
+            <w:shd w:val="clear" w:color="auto" w:fill="FFFFFF"/>
+            <w:tcMar>
+              <w:top w:w="80" w:type="dxa"/>
+              <w:left w:w="140" w:type="dxa"/>
+              <w:bottom w:w="80" w:type="dxa"/>
+              <w:right w:w="140" w:type="dxa"/>
+            </w:tcMar>
+            <w:vAlign w:val="center"/>
+          </w:tcPr>
+          <w:p>
+            <w:pPr>
+              <w:snapToGrid w:val="0"/>
+              <w:spacing w:before="0" w:after="30" w:line="303" w:lineRule="exact"/>
+              <w:ind w:firstLine="0"/>
+              <w:jc w:val="center"/>
+            </w:pPr>
+            <w:r>
+              <w:rPr>
+                <w:rFonts w:ascii="微软雅黑" w:hAnsi="微软雅黑" w:eastAsia="微软雅黑" w:cs="微软雅黑"/>
+                <w:b/>
+                <w:bCs/>
+                <w:color w:val="1F3864"/>
+                <w:sz w:val="20"/>
+                <w:szCs w:val="20"/>
+              </w:rPr>
+              <w:t xml:space="preserve">课后</w:t>
+            </w:r>
+          </w:p>
+        </w:tc>
+        <w:tc>
+          <w:tcPr>
+            <w:tcW w:w="1945" w:type="dxa"/>
+            <w:gridSpan w:val="2"/>
+            <w:tcBorders>
+              <w:top w:val="single" w:sz="4" w:space="0" w:color="D5DEEA"/>
+              <w:left w:val="single" w:sz="4" w:space="0" w:color="D5DEEA"/>
+              <w:bottom w:val="single" w:sz="4" w:space="0" w:color="D5DEEA"/>
+              <w:right w:val="single" w:sz="4" w:space="0" w:color="D5DEEA"/>
+            </w:tcBorders>
+            <w:shd w:val="clear" w:color="auto" w:fill="FFFFFF"/>
+            <w:tcMar>
+              <w:top w:w="80" w:type="dxa"/>
+              <w:left w:w="140" w:type="dxa"/>
+              <w:bottom w:w="80" w:type="dxa"/>
+              <w:right w:w="140" w:type="dxa"/>
+            </w:tcMar>
+            <w:vAlign w:val="center"/>
+          </w:tcPr>
+          <w:p>
+            <w:pPr>
+              <w:snapToGrid w:val="0"/>
+              <w:spacing w:before="0" w:after="30" w:line="303" w:lineRule="exact"/>
+              <w:ind w:firstLine="0"/>
+              <w:jc w:val="left"/>
+            </w:pPr>
+            <w:r>
+              <w:rPr>
+                <w:rFonts w:ascii="微软雅黑" w:hAnsi="微软雅黑" w:eastAsia="微软雅黑" w:cs="微软雅黑"/>
+                <w:color w:val="333333"/>
+                <w:sz w:val="20"/>
+                <w:szCs w:val="20"/>
+              </w:rPr>
+              <w:t xml:space="preserve">完成习题集基础三视图习题</w:t>
+            </w:r>
+          </w:p>
+        </w:tc>
+        <w:tc>
+          <w:tcPr>
+            <w:tcW w:w="1635" w:type="dxa"/>
+            <w:gridSpan w:val="2"/>
+            <w:tcBorders>
+              <w:top w:val="single" w:sz="4" w:space="0" w:color="D5DEEA"/>
+              <w:left w:val="single" w:sz="4" w:space="0" w:color="D5DEEA"/>
+              <w:bottom w:val="single" w:sz="4" w:space="0" w:color="D5DEEA"/>
+              <w:right w:val="single" w:sz="4" w:space="0" w:color="D5DEEA"/>
+            </w:tcBorders>
+            <w:shd w:val="clear" w:color="auto" w:fill="FFFFFF"/>
+            <w:tcMar>
+              <w:top w:w="80" w:type="dxa"/>
+              <w:left w:w="140" w:type="dxa"/>
+              <w:bottom w:w="80" w:type="dxa"/>
+              <w:right w:w="140" w:type="dxa"/>
+            </w:tcMar>
+            <w:vAlign w:val="center"/>
+          </w:tcPr>
+          <w:p>
+            <w:pPr>
+              <w:snapToGrid w:val="0"/>
+              <w:spacing w:before="0" w:after="30" w:line="303" w:lineRule="exact"/>
+              <w:ind w:firstLine="0"/>
+              <w:jc w:val="center"/>
+            </w:pPr>
+            <w:r>
+              <w:rPr>
+                <w:rFonts w:ascii="微软雅黑" w:hAnsi="微软雅黑" w:eastAsia="微软雅黑" w:cs="微软雅黑"/>
+                <w:color w:val="333333"/>
+                <w:sz w:val="20"/>
+                <w:szCs w:val="20"/>
+              </w:rPr>
+              <w:t xml:space="preserve">教师</w:t>
+            </w:r>
+          </w:p>
+          <w:p>
+            <w:pPr>
+              <w:snapToGrid w:val="0"/>
+              <w:spacing w:before="0" w:after="30" w:line="303" w:lineRule="exact"/>
+              <w:ind w:firstLine="0"/>
+              <w:jc w:val="center"/>
+            </w:pPr>
+            <w:r>
+              <w:rPr>
+                <w:rFonts w:ascii="微软雅黑" w:hAnsi="微软雅黑" w:eastAsia="微软雅黑" w:cs="微软雅黑"/>
+                <w:color w:val="333333"/>
+                <w:sz w:val="20"/>
+                <w:szCs w:val="20"/>
+              </w:rPr>
+              <w:t xml:space="preserve">学生</w:t>
+            </w:r>
+          </w:p>
+        </w:tc>
+        <w:tc>
+          <w:tcPr>
+            <w:tcW w:w="3599" w:type="dxa"/>
+            <w:gridSpan w:val="2"/>
+            <w:tcBorders>
+              <w:top w:val="single" w:sz="4" w:space="0" w:color="D5DEEA"/>
+              <w:left w:val="single" w:sz="4" w:space="0" w:color="D5DEEA"/>
+              <w:bottom w:val="single" w:sz="4" w:space="0" w:color="D5DEEA"/>
+              <w:right w:val="single" w:sz="4" w:space="0" w:color="D5DEEA"/>
+            </w:tcBorders>
+            <w:shd w:val="clear" w:color="auto" w:fill="FFFFFF"/>
+            <w:tcMar>
+              <w:top w:w="215" w:type="dxa"/>
+              <w:left w:w="140" w:type="dxa"/>
+              <w:bottom w:w="215" w:type="dxa"/>
+              <w:right w:w="140" w:type="dxa"/>
+            </w:tcMar>
+            <w:vAlign w:val="center"/>
+          </w:tcPr>
+          <w:p>
+            <w:pPr>
+              <w:snapToGrid w:val="0"/>
+              <w:spacing w:before="0" w:after="30" w:line="303" w:lineRule="exact"/>
+              <w:ind w:firstLine="0"/>
+              <w:jc w:val="left"/>
+            </w:pPr>
+            <w:r>
+              <w:rPr>
+                <w:rFonts w:ascii="微软雅黑" w:hAnsi="微软雅黑" w:eastAsia="微软雅黑" w:cs="微软雅黑"/>
+                <w:color w:val="333333"/>
+                <w:sz w:val="20"/>
+                <w:szCs w:val="20"/>
+              </w:rPr>
+              <w:t xml:space="preserve">教师批改</w:t>
+            </w:r>
           </w:p>
         </w:tc>
       </w:tr>
@@ -6161,9 +5453,9 @@
             <w:shd w:val="clear" w:color="auto" w:fill="FFFFFF"/>
             <w:noWrap w:val="0"/>
             <w:tcMar>
-              <w:top w:w="270" w:type="dxa"/>
+              <w:top w:w="215" w:type="dxa"/>
               <w:left w:w="80" w:type="dxa"/>
-              <w:bottom w:w="270" w:type="dxa"/>
+              <w:bottom w:w="215" w:type="dxa"/>
               <w:right w:w="80" w:type="dxa"/>
             </w:tcMar>
             <w:vAlign w:val="center"/>

--- a/教案3.docx
+++ b/教案3.docx
@@ -1184,9 +1184,9 @@
                   </w:tcBorders>
                   <w:shd w:val="clear" w:color="auto" w:fill="F7F9FC"/>
                   <w:tcMar>
-                    <w:top w:w="350" w:type="dxa"/>
+                    <w:top w:w="175" w:type="dxa"/>
                     <w:left w:w="200" w:type="dxa"/>
-                    <w:bottom w:w="360" w:type="dxa"/>
+                    <w:bottom w:w="185" w:type="dxa"/>
                     <w:right w:w="200" w:type="dxa"/>
                   </w:tcMar>
                   <w:vAlign w:val="top"/>
@@ -1289,9 +1289,9 @@
                   </w:tcBorders>
                   <w:shd w:val="clear" w:color="auto" w:fill="F7F9FC"/>
                   <w:tcMar>
-                    <w:top w:w="350" w:type="dxa"/>
+                    <w:top w:w="175" w:type="dxa"/>
                     <w:left w:w="200" w:type="dxa"/>
-                    <w:bottom w:w="360" w:type="dxa"/>
+                    <w:bottom w:w="185" w:type="dxa"/>
                     <w:right w:w="200" w:type="dxa"/>
                   </w:tcMar>
                   <w:vAlign w:val="top"/>
@@ -1440,7 +1440,7 @@
                   </w:tcBorders>
                   <w:shd w:val="clear" w:color="auto" w:fill="F7F9FC"/>
                   <w:tcMar>
-                    <w:top w:w="350" w:type="dxa"/>
+                    <w:top w:w="175" w:type="dxa"/>
                     <w:left w:w="200" w:type="dxa"/>
                     <w:bottom w:w="60" w:type="dxa"/>
                     <w:right w:w="200" w:type="dxa"/>
@@ -1510,9 +1510,9 @@
                   </w:tcBorders>
                   <w:shd w:val="clear" w:color="auto" w:fill="F7F9FC"/>
                   <w:tcMar>
-                    <w:top w:w="290" w:type="dxa"/>
+                    <w:top w:w="115" w:type="dxa"/>
                     <w:left w:w="200" w:type="dxa"/>
-                    <w:bottom w:w="370" w:type="dxa"/>
+                    <w:bottom w:w="195" w:type="dxa"/>
                     <w:right w:w="200" w:type="dxa"/>
                   </w:tcMar>
                   <w:vAlign w:val="top"/>
@@ -1553,6 +1553,47 @@
                     <w:t xml:space="preserve">投影法分类、正投影基本特性</w:t>
                   </w:r>
                 </w:p>
+                <w:p>
+                  <w:pPr>
+                    <w:snapToGrid w:val="0"/>
+                    <w:spacing w:before="60" w:after="40" w:line="240" w:lineRule="auto"/>
+                    <w:ind w:firstLine="0"/>
+                    <w:jc w:val="center"/>
+                  </w:pPr>
+                  <w:r>
+                    <w:drawing>
+                      <wp:inline distT="0" distB="0" distL="0" distR="0">
+                        <wp:extent cx="928571" cy="800000"/>
+                        <wp:docPr id="62" name="图示 62"/>
+                        <a:graphic>
+                          <a:graphicData uri="http://schemas.openxmlformats.org/drawingml/2006/picture">
+                            <pic:pic>
+                              <pic:nvPicPr>
+                                <pic:cNvPr id="62" name="图示62.png"/>
+                                <pic:cNvPicPr/>
+                              </pic:nvPicPr>
+                              <pic:blipFill>
+                                <a:blip r:embed="rId59"/>
+                                <a:stretch>
+                                  <a:fillRect/>
+                                </a:stretch>
+                              </pic:blipFill>
+                              <pic:spPr>
+                                <a:xfrm>
+                                  <a:off x="0" y="0"/>
+                                  <a:ext cx="928571" cy="800000"/>
+                                </a:xfrm>
+                                <a:prstGeom prst="rect">
+                                  <a:avLst/>
+                                </a:prstGeom>
+                              </pic:spPr>
+                            </pic:pic>
+                          </a:graphicData>
+                        </a:graphic>
+                      </wp:inline>
+                    </w:drawing>
+                  </w:r>
+                </w:p>
               </w:tc>
               <w:tc>
                 <w:tcPr>
@@ -1566,9 +1607,9 @@
                   </w:tcBorders>
                   <w:shd w:val="clear" w:color="auto" w:fill="F7F9FC"/>
                   <w:tcMar>
-                    <w:top w:w="290" w:type="dxa"/>
+                    <w:top w:w="115" w:type="dxa"/>
                     <w:left w:w="200" w:type="dxa"/>
-                    <w:bottom w:w="370" w:type="dxa"/>
+                    <w:bottom w:w="195" w:type="dxa"/>
                     <w:right w:w="200" w:type="dxa"/>
                   </w:tcMar>
                   <w:vAlign w:val="top"/>
@@ -1609,6 +1650,47 @@
                     <w:t xml:space="preserve">三投影面体系建立、三视图形成过程</w:t>
                   </w:r>
                 </w:p>
+                <w:p>
+                  <w:pPr>
+                    <w:snapToGrid w:val="0"/>
+                    <w:spacing w:before="60" w:after="40" w:line="240" w:lineRule="auto"/>
+                    <w:ind w:firstLine="0"/>
+                    <w:jc w:val="center"/>
+                  </w:pPr>
+                  <w:r>
+                    <w:drawing>
+                      <wp:inline distT="0" distB="0" distL="0" distR="0">
+                        <wp:extent cx="852459" cy="800000"/>
+                        <wp:docPr id="63" name="图示 63"/>
+                        <a:graphic>
+                          <a:graphicData uri="http://schemas.openxmlformats.org/drawingml/2006/picture">
+                            <pic:pic>
+                              <pic:nvPicPr>
+                                <pic:cNvPr id="63" name="图示63.png"/>
+                                <pic:cNvPicPr/>
+                              </pic:nvPicPr>
+                              <pic:blipFill>
+                                <a:blip r:embed="rId60"/>
+                                <a:stretch>
+                                  <a:fillRect/>
+                                </a:stretch>
+                              </pic:blipFill>
+                              <pic:spPr>
+                                <a:xfrm>
+                                  <a:off x="0" y="0"/>
+                                  <a:ext cx="852459" cy="800000"/>
+                                </a:xfrm>
+                                <a:prstGeom prst="rect">
+                                  <a:avLst/>
+                                </a:prstGeom>
+                              </pic:spPr>
+                            </pic:pic>
+                          </a:graphicData>
+                        </a:graphic>
+                      </wp:inline>
+                    </w:drawing>
+                  </w:r>
+                </w:p>
               </w:tc>
               <w:tc>
                 <w:tcPr>
@@ -1622,9 +1704,9 @@
                   </w:tcBorders>
                   <w:shd w:val="clear" w:color="auto" w:fill="F7F9FC"/>
                   <w:tcMar>
-                    <w:top w:w="290" w:type="dxa"/>
+                    <w:top w:w="115" w:type="dxa"/>
                     <w:left w:w="200" w:type="dxa"/>
-                    <w:bottom w:w="370" w:type="dxa"/>
+                    <w:bottom w:w="195" w:type="dxa"/>
                     <w:right w:w="200" w:type="dxa"/>
                   </w:tcMar>
                   <w:vAlign w:val="top"/>
@@ -1663,6 +1745,47 @@
                       <w:szCs w:val="20"/>
                     </w:rPr>
                     <w:t xml:space="preserve">三视图投影对应关系</w:t>
+                  </w:r>
+                </w:p>
+                <w:p>
+                  <w:pPr>
+                    <w:snapToGrid w:val="0"/>
+                    <w:spacing w:before="60" w:after="40" w:line="240" w:lineRule="auto"/>
+                    <w:ind w:firstLine="0"/>
+                    <w:jc w:val="center"/>
+                  </w:pPr>
+                  <w:r>
+                    <w:drawing>
+                      <wp:inline distT="0" distB="0" distL="0" distR="0">
+                        <wp:extent cx="781818" cy="800000"/>
+                        <wp:docPr id="64" name="图示 64"/>
+                        <a:graphic>
+                          <a:graphicData uri="http://schemas.openxmlformats.org/drawingml/2006/picture">
+                            <pic:pic>
+                              <pic:nvPicPr>
+                                <pic:cNvPr id="64" name="图示64.png"/>
+                                <pic:cNvPicPr/>
+                              </pic:nvPicPr>
+                              <pic:blipFill>
+                                <a:blip r:embed="rId61"/>
+                                <a:stretch>
+                                  <a:fillRect/>
+                                </a:stretch>
+                              </pic:blipFill>
+                              <pic:spPr>
+                                <a:xfrm>
+                                  <a:off x="0" y="0"/>
+                                  <a:ext cx="781818" cy="800000"/>
+                                </a:xfrm>
+                                <a:prstGeom prst="rect">
+                                  <a:avLst/>
+                                </a:prstGeom>
+                              </pic:spPr>
+                            </pic:pic>
+                          </a:graphicData>
+                        </a:graphic>
+                      </wp:inline>
+                    </w:drawing>
                   </w:r>
                 </w:p>
                 <w:p>
@@ -1748,9 +1871,9 @@
                   </w:tcBorders>
                   <w:shd w:val="clear" w:color="auto" w:fill="F7F9FC"/>
                   <w:tcMar>
-                    <w:top w:w="350" w:type="dxa"/>
+                    <w:top w:w="175" w:type="dxa"/>
                     <w:left w:w="200" w:type="dxa"/>
-                    <w:bottom w:w="360" w:type="dxa"/>
+                    <w:bottom w:w="185" w:type="dxa"/>
                     <w:right w:w="200" w:type="dxa"/>
                   </w:tcMar>
                   <w:vAlign w:val="top"/>
@@ -1873,9 +1996,9 @@
                   </w:tcBorders>
                   <w:shd w:val="clear" w:color="auto" w:fill="FAF6F0"/>
                   <w:tcMar>
-                    <w:top w:w="350" w:type="dxa"/>
+                    <w:top w:w="175" w:type="dxa"/>
                     <w:left w:w="200" w:type="dxa"/>
-                    <w:bottom w:w="360" w:type="dxa"/>
+                    <w:bottom w:w="185" w:type="dxa"/>
                     <w:right w:w="200" w:type="dxa"/>
                   </w:tcMar>
                   <w:vAlign w:val="top"/>
@@ -2195,9 +2318,9 @@
             <w:shd w:val="clear" w:color="auto" w:fill="FFFFFF"/>
             <w:noWrap w:val="0"/>
             <w:tcMar>
-              <w:top w:w="135" w:type="dxa"/>
+              <w:top w:w="255" w:type="dxa"/>
               <w:left w:w="180" w:type="dxa"/>
-              <w:bottom w:w="135" w:type="dxa"/>
+              <w:bottom w:w="255" w:type="dxa"/>
               <w:right w:w="180" w:type="dxa"/>
             </w:tcMar>
             <w:vAlign w:val="center"/>
@@ -2365,9 +2488,9 @@
             <w:shd w:val="clear" w:color="auto" w:fill="FFFFFF"/>
             <w:noWrap w:val="0"/>
             <w:tcMar>
-              <w:top w:w="135" w:type="dxa"/>
+              <w:top w:w="255" w:type="dxa"/>
               <w:left w:w="180" w:type="dxa"/>
-              <w:bottom w:w="135" w:type="dxa"/>
+              <w:bottom w:w="255" w:type="dxa"/>
               <w:right w:w="180" w:type="dxa"/>
             </w:tcMar>
             <w:vAlign w:val="center"/>
@@ -2561,9 +2684,9 @@
             <w:shd w:val="clear" w:color="auto" w:fill="FFFFFF"/>
             <w:noWrap w:val="0"/>
             <w:tcMar>
-              <w:top w:w="135" w:type="dxa"/>
+              <w:top w:w="255" w:type="dxa"/>
               <w:left w:w="180" w:type="dxa"/>
-              <w:bottom w:w="135" w:type="dxa"/>
+              <w:bottom w:w="255" w:type="dxa"/>
               <w:right w:w="180" w:type="dxa"/>
             </w:tcMar>
             <w:vAlign w:val="center"/>
@@ -2788,9 +2911,9 @@
             <w:shd w:val="clear" w:color="auto" w:fill="FFFFFF"/>
             <w:noWrap w:val="0"/>
             <w:tcMar>
-              <w:top w:w="135" w:type="dxa"/>
+              <w:top w:w="255" w:type="dxa"/>
               <w:left w:w="180" w:type="dxa"/>
-              <w:bottom w:w="135" w:type="dxa"/>
+              <w:bottom w:w="255" w:type="dxa"/>
               <w:right w:w="180" w:type="dxa"/>
             </w:tcMar>
             <w:vAlign w:val="center"/>
@@ -3005,9 +3128,9 @@
             <w:shd w:val="clear" w:color="auto" w:fill="FFFFFF"/>
             <w:noWrap w:val="0"/>
             <w:tcMar>
-              <w:top w:w="135" w:type="dxa"/>
+              <w:top w:w="255" w:type="dxa"/>
               <w:left w:w="180" w:type="dxa"/>
-              <w:bottom w:w="135" w:type="dxa"/>
+              <w:bottom w:w="255" w:type="dxa"/>
               <w:right w:w="180" w:type="dxa"/>
             </w:tcMar>
             <w:vAlign w:val="center"/>
@@ -3204,9 +3327,9 @@
             <w:shd w:val="clear" w:color="auto" w:fill="FFFFFF"/>
             <w:noWrap w:val="0"/>
             <w:tcMar>
-              <w:top w:w="135" w:type="dxa"/>
+              <w:top w:w="255" w:type="dxa"/>
               <w:left w:w="180" w:type="dxa"/>
-              <w:bottom w:w="135" w:type="dxa"/>
+              <w:bottom w:w="255" w:type="dxa"/>
               <w:right w:w="180" w:type="dxa"/>
             </w:tcMar>
             <w:vAlign w:val="center"/>
@@ -3390,8 +3513,8 @@
         </w:tc>
         <w:tc>
           <w:tcPr>
-            <w:tcW w:w="9608" w:type="dxa"/>
-            <w:gridSpan w:val="7"/>
+            <w:tcW w:w="6009" w:type="dxa"/>
+            <w:gridSpan w:val="5"/>
             <w:tcBorders>
               <w:top w:val="single" w:sz="4" w:space="0" w:color="D5DEEA"/>
               <w:left w:val="single" w:sz="4" w:space="0" w:color="D5DEEA"/>
@@ -3401,9 +3524,9 @@
             <w:shd w:val="clear" w:color="auto" w:fill="FFFFFF"/>
             <w:noWrap w:val="0"/>
             <w:tcMar>
-              <w:top w:w="135" w:type="dxa"/>
+              <w:top w:w="255" w:type="dxa"/>
               <w:left w:w="180" w:type="dxa"/>
-              <w:bottom w:w="135" w:type="dxa"/>
+              <w:bottom w:w="255" w:type="dxa"/>
               <w:right w:w="180" w:type="dxa"/>
             </w:tcMar>
             <w:vAlign w:val="center"/>
@@ -3512,6 +3635,84 @@
                 <w:szCs w:val="21"/>
               </w:rPr>
               <w:t xml:space="preserve">三等投影对应关系。</w:t>
+            </w:r>
+          </w:p>
+        </w:tc>
+        <w:tc>
+          <w:tcPr>
+            <w:tcW w:w="3599" w:type="dxa"/>
+            <w:gridSpan w:val="2"/>
+            <w:tcBorders>
+              <w:top w:val="single" w:sz="4" w:space="0" w:color="D5DEEA"/>
+              <w:left w:val="single" w:sz="4" w:space="0" w:color="D5DEEA"/>
+              <w:bottom w:val="single" w:sz="4" w:space="0" w:color="D5DEEA"/>
+              <w:right w:val="single" w:sz="4" w:space="0" w:color="D5DEEA"/>
+            </w:tcBorders>
+            <w:shd w:val="clear" w:color="auto" w:fill="FFFFFF"/>
+            <w:tcMar>
+              <w:top w:w="80" w:type="dxa"/>
+              <w:left w:w="100" w:type="dxa"/>
+              <w:bottom w:w="80" w:type="dxa"/>
+              <w:right w:w="100" w:type="dxa"/>
+            </w:tcMar>
+            <w:vAlign w:val="center"/>
+          </w:tcPr>
+          <w:p xmlns:a="http://schemas.openxmlformats.org/drawingml/2006/main" xmlns:pic="http://schemas.openxmlformats.org/drawingml/2006/picture">
+            <w:pPr>
+              <w:snapToGrid w:val="0"/>
+              <w:spacing w:before="60" w:after="20" w:line="240" w:lineRule="auto"/>
+              <w:ind w:firstLine="0"/>
+              <w:jc w:val="center"/>
+            </w:pPr>
+            <w:r>
+              <w:drawing>
+                <wp:inline distT="0" distB="0" distL="0" distR="0">
+                  <wp:extent cx="1166666" cy="1250000"/>
+                  <wp:docPr id="65" name="图示 65"/>
+                  <a:graphic>
+                    <a:graphicData uri="http://schemas.openxmlformats.org/drawingml/2006/picture">
+                      <pic:pic>
+                        <pic:nvPicPr>
+                          <pic:cNvPr id="65" name="图示65.png"/>
+                          <pic:cNvPicPr/>
+                        </pic:nvPicPr>
+                        <pic:blipFill>
+                          <a:blip r:embed="rId62"/>
+                          <a:stretch>
+                            <a:fillRect/>
+                          </a:stretch>
+                        </pic:blipFill>
+                        <pic:spPr>
+                          <a:xfrm>
+                            <a:off x="0" y="0"/>
+                            <a:ext cx="1166666" cy="1250000"/>
+                          </a:xfrm>
+                          <a:prstGeom prst="rect">
+                            <a:avLst/>
+                          </a:prstGeom>
+                        </pic:spPr>
+                      </pic:pic>
+                    </a:graphicData>
+                  </a:graphic>
+                </wp:inline>
+              </w:drawing>
+            </w:r>
+          </w:p>
+          <w:p>
+            <w:pPr>
+              <w:snapToGrid w:val="0"/>
+              <w:spacing w:before="0" w:after="80" w:line="208" w:lineRule="exact"/>
+              <w:ind w:firstLine="0"/>
+              <w:jc w:val="center"/>
+            </w:pPr>
+            <w:r>
+              <w:rPr>
+                <w:rFonts w:ascii="微软雅黑" w:hAnsi="微软雅黑" w:eastAsia="微软雅黑" w:cs="微软雅黑"/>
+                <w:color w:val="666666"/>
+                <w:sz w:val="16"/>
+                <w:szCs w:val="16"/>
+              </w:rPr>
+              <w:t xml:space="preserve">三等投影规律</w:t>
             </w:r>
           </w:p>
         </w:tc>
@@ -3609,8 +3810,8 @@
         </w:tc>
         <w:tc>
           <w:tcPr>
-            <w:tcW w:w="9608" w:type="dxa"/>
-            <w:gridSpan w:val="7"/>
+            <w:tcW w:w="6009" w:type="dxa"/>
+            <w:gridSpan w:val="5"/>
             <w:tcBorders>
               <w:top w:val="single" w:sz="4" w:space="0" w:color="D5DEEA"/>
               <w:left w:val="single" w:sz="4" w:space="0" w:color="D5DEEA"/>
@@ -3620,9 +3821,9 @@
             <w:shd w:val="clear" w:color="auto" w:fill="FFFFFF"/>
             <w:noWrap w:val="0"/>
             <w:tcMar>
-              <w:top w:w="135" w:type="dxa"/>
+              <w:top w:w="215" w:type="dxa"/>
               <w:left w:w="180" w:type="dxa"/>
-              <w:bottom w:w="135" w:type="dxa"/>
+              <w:bottom w:w="215" w:type="dxa"/>
               <w:right w:w="180" w:type="dxa"/>
             </w:tcMar>
             <w:vAlign w:val="center"/>
@@ -3727,6 +3928,84 @@
                 <w:szCs w:val="21"/>
               </w:rPr>
               <w:t xml:space="preserve">投影关系。</w:t>
+            </w:r>
+          </w:p>
+        </w:tc>
+        <w:tc>
+          <w:tcPr>
+            <w:tcW w:w="3599" w:type="dxa"/>
+            <w:gridSpan w:val="2"/>
+            <w:tcBorders>
+              <w:top w:val="single" w:sz="4" w:space="0" w:color="D5DEEA"/>
+              <w:left w:val="single" w:sz="4" w:space="0" w:color="D5DEEA"/>
+              <w:bottom w:val="single" w:sz="4" w:space="0" w:color="D5DEEA"/>
+              <w:right w:val="single" w:sz="4" w:space="0" w:color="D5DEEA"/>
+            </w:tcBorders>
+            <w:shd w:val="clear" w:color="auto" w:fill="FFFFFF"/>
+            <w:tcMar>
+              <w:top w:w="80" w:type="dxa"/>
+              <w:left w:w="100" w:type="dxa"/>
+              <w:bottom w:w="80" w:type="dxa"/>
+              <w:right w:w="100" w:type="dxa"/>
+            </w:tcMar>
+            <w:vAlign w:val="center"/>
+          </w:tcPr>
+          <w:p xmlns:a="http://schemas.openxmlformats.org/drawingml/2006/main" xmlns:pic="http://schemas.openxmlformats.org/drawingml/2006/picture">
+            <w:pPr>
+              <w:snapToGrid w:val="0"/>
+              <w:spacing w:before="60" w:after="20" w:line="240" w:lineRule="auto"/>
+              <w:ind w:firstLine="0"/>
+              <w:jc w:val="center"/>
+            </w:pPr>
+            <w:r>
+              <w:drawing>
+                <wp:inline distT="0" distB="0" distL="0" distR="0">
+                  <wp:extent cx="1305555" cy="1250000"/>
+                  <wp:docPr id="66" name="图示 66"/>
+                  <a:graphic>
+                    <a:graphicData uri="http://schemas.openxmlformats.org/drawingml/2006/picture">
+                      <pic:pic>
+                        <pic:nvPicPr>
+                          <pic:cNvPr id="66" name="图示66.png"/>
+                          <pic:cNvPicPr/>
+                        </pic:nvPicPr>
+                        <pic:blipFill>
+                          <a:blip r:embed="rId63"/>
+                          <a:stretch>
+                            <a:fillRect/>
+                          </a:stretch>
+                        </pic:blipFill>
+                        <pic:spPr>
+                          <a:xfrm>
+                            <a:off x="0" y="0"/>
+                            <a:ext cx="1305555" cy="1250000"/>
+                          </a:xfrm>
+                          <a:prstGeom prst="rect">
+                            <a:avLst/>
+                          </a:prstGeom>
+                        </pic:spPr>
+                      </pic:pic>
+                    </a:graphicData>
+                  </a:graphic>
+                </wp:inline>
+              </w:drawing>
+            </w:r>
+          </w:p>
+          <w:p>
+            <w:pPr>
+              <w:snapToGrid w:val="0"/>
+              <w:spacing w:before="0" w:after="80" w:line="208" w:lineRule="exact"/>
+              <w:ind w:firstLine="0"/>
+              <w:jc w:val="center"/>
+            </w:pPr>
+            <w:r>
+              <w:rPr>
+                <w:rFonts w:ascii="微软雅黑" w:hAnsi="微软雅黑" w:eastAsia="微软雅黑" w:cs="微软雅黑"/>
+                <w:color w:val="666666"/>
+                <w:sz w:val="16"/>
+                <w:szCs w:val="16"/>
+              </w:rPr>
+              <w:t xml:space="preserve">投影面展开</w:t>
             </w:r>
           </w:p>
         </w:tc>
@@ -3835,9 +4114,9 @@
             <w:shd w:val="clear" w:color="auto" w:fill="FFFFFF"/>
             <w:noWrap w:val="0"/>
             <w:tcMar>
-              <w:top w:w="135" w:type="dxa"/>
+              <w:top w:w="215" w:type="dxa"/>
               <w:left w:w="180" w:type="dxa"/>
-              <w:bottom w:w="135" w:type="dxa"/>
+              <w:bottom w:w="215" w:type="dxa"/>
               <w:right w:w="180" w:type="dxa"/>
             </w:tcMar>
             <w:vAlign w:val="center"/>
@@ -4057,9 +4336,9 @@
             <w:shd w:val="clear" w:color="auto" w:fill="FFFFFF"/>
             <w:noWrap w:val="0"/>
             <w:tcMar>
-              <w:top w:w="135" w:type="dxa"/>
+              <w:top w:w="215" w:type="dxa"/>
               <w:left w:w="180" w:type="dxa"/>
-              <w:bottom w:w="135" w:type="dxa"/>
+              <w:bottom w:w="215" w:type="dxa"/>
               <w:right w:w="180" w:type="dxa"/>
             </w:tcMar>
             <w:vAlign w:val="center"/>
@@ -4257,9 +4536,9 @@
             <w:shd w:val="clear" w:color="auto" w:fill="FFFFFF"/>
             <w:noWrap w:val="0"/>
             <w:tcMar>
-              <w:top w:w="120" w:type="dxa"/>
+              <w:top w:w="215" w:type="dxa"/>
               <w:left w:w="180" w:type="dxa"/>
-              <w:bottom w:w="120" w:type="dxa"/>
+              <w:bottom w:w="215" w:type="dxa"/>
               <w:right w:w="180" w:type="dxa"/>
             </w:tcMar>
             <w:vAlign w:val="center"/>
@@ -4625,9 +4904,9 @@
             </w:tcBorders>
             <w:shd w:val="clear" w:color="auto" w:fill="F7F9FC"/>
             <w:tcMar>
-              <w:top w:w="110" w:type="dxa"/>
+              <w:top w:w="205" w:type="dxa"/>
               <w:left w:w="140" w:type="dxa"/>
-              <w:bottom w:w="110" w:type="dxa"/>
+              <w:bottom w:w="205" w:type="dxa"/>
               <w:right w:w="140" w:type="dxa"/>
             </w:tcMar>
             <w:vAlign w:val="center"/>
@@ -4848,9 +5127,9 @@
             </w:tcBorders>
             <w:shd w:val="clear" w:color="auto" w:fill="FFFFFF"/>
             <w:tcMar>
-              <w:top w:w="110" w:type="dxa"/>
+              <w:top w:w="205" w:type="dxa"/>
               <w:left w:w="140" w:type="dxa"/>
-              <w:bottom w:w="110" w:type="dxa"/>
+              <w:bottom w:w="205" w:type="dxa"/>
               <w:right w:w="140" w:type="dxa"/>
             </w:tcMar>
             <w:vAlign w:val="center"/>
@@ -5086,9 +5365,9 @@
             </w:tcBorders>
             <w:shd w:val="clear" w:color="auto" w:fill="FFFFFF"/>
             <w:tcMar>
-              <w:top w:w="110" w:type="dxa"/>
+              <w:top w:w="205" w:type="dxa"/>
               <w:left w:w="140" w:type="dxa"/>
-              <w:bottom w:w="110" w:type="dxa"/>
+              <w:bottom w:w="205" w:type="dxa"/>
               <w:right w:w="140" w:type="dxa"/>
             </w:tcMar>
             <w:vAlign w:val="center"/>
@@ -5324,9 +5603,9 @@
             </w:tcBorders>
             <w:shd w:val="clear" w:color="auto" w:fill="FFFFFF"/>
             <w:tcMar>
-              <w:top w:w="110" w:type="dxa"/>
+              <w:top w:w="205" w:type="dxa"/>
               <w:left w:w="140" w:type="dxa"/>
-              <w:bottom w:w="110" w:type="dxa"/>
+              <w:bottom w:w="205" w:type="dxa"/>
               <w:right w:w="140" w:type="dxa"/>
             </w:tcMar>
             <w:vAlign w:val="center"/>
@@ -5454,9 +5733,9 @@
             <w:shd w:val="clear" w:color="auto" w:fill="FFFFFF"/>
             <w:noWrap w:val="0"/>
             <w:tcMar>
-              <w:top w:w="110" w:type="dxa"/>
+              <w:top w:w="80" w:type="dxa"/>
               <w:left w:w="80" w:type="dxa"/>
-              <w:bottom w:w="110" w:type="dxa"/>
+              <w:bottom w:w="80" w:type="dxa"/>
               <w:right w:w="80" w:type="dxa"/>
             </w:tcMar>
             <w:vAlign w:val="center"/>
@@ -5983,9 +6262,9 @@
             <w:shd w:val="clear" w:color="auto" w:fill="FFFFFF"/>
             <w:noWrap w:val="0"/>
             <w:tcMar>
-              <w:top w:w="250" w:type="dxa"/>
+              <w:top w:w="80" w:type="dxa"/>
               <w:left w:w="110" w:type="dxa"/>
-              <w:bottom w:w="250" w:type="dxa"/>
+              <w:bottom w:w="80" w:type="dxa"/>
               <w:right w:w="110" w:type="dxa"/>
             </w:tcMar>
             <w:vAlign w:val="top"/>
@@ -6063,9 +6342,9 @@
             <w:shd w:val="clear" w:color="auto" w:fill="FFFFFF"/>
             <w:noWrap w:val="0"/>
             <w:tcMar>
-              <w:top w:w="250" w:type="dxa"/>
+              <w:top w:w="80" w:type="dxa"/>
               <w:left w:w="110" w:type="dxa"/>
-              <w:bottom w:w="250" w:type="dxa"/>
+              <w:bottom w:w="80" w:type="dxa"/>
               <w:right w:w="110" w:type="dxa"/>
             </w:tcMar>
             <w:vAlign w:val="top"/>
@@ -6117,9 +6396,9 @@
             <w:shd w:val="clear" w:color="auto" w:fill="FFFFFF"/>
             <w:noWrap w:val="0"/>
             <w:tcMar>
-              <w:top w:w="250" w:type="dxa"/>
+              <w:top w:w="80" w:type="dxa"/>
               <w:left w:w="110" w:type="dxa"/>
-              <w:bottom w:w="250" w:type="dxa"/>
+              <w:bottom w:w="80" w:type="dxa"/>
               <w:right w:w="110" w:type="dxa"/>
             </w:tcMar>
             <w:vAlign w:val="top"/>
@@ -6172,9 +6451,9 @@
             <w:shd w:val="clear" w:color="auto" w:fill="FFFFFF"/>
             <w:noWrap w:val="0"/>
             <w:tcMar>
-              <w:top w:w="250" w:type="dxa"/>
+              <w:top w:w="80" w:type="dxa"/>
               <w:left w:w="110" w:type="dxa"/>
-              <w:bottom w:w="250" w:type="dxa"/>
+              <w:bottom w:w="80" w:type="dxa"/>
               <w:right w:w="110" w:type="dxa"/>
             </w:tcMar>
             <w:vAlign w:val="top"/>
@@ -6514,7 +6793,6 @@
           </w:tblCellMar>
         </w:tblPrEx>
         <w:trPr>
-          <w:cantSplit/>
           <w:trHeight w:val="4295" w:hRule="atLeast"/>
           <w:jc w:val="center"/>
         </w:trPr>
@@ -6564,9 +6842,9 @@
             <w:shd w:val="clear" w:color="auto" w:fill="FFFFFF"/>
             <w:noWrap w:val="0"/>
             <w:tcMar>
-              <w:top w:w="250" w:type="dxa"/>
+              <w:top w:w="80" w:type="dxa"/>
               <w:left w:w="110" w:type="dxa"/>
-              <w:bottom w:w="250" w:type="dxa"/>
+              <w:bottom w:w="80" w:type="dxa"/>
               <w:right w:w="110" w:type="dxa"/>
             </w:tcMar>
             <w:vAlign w:val="top"/>
@@ -6769,9 +7047,9 @@
             <w:shd w:val="clear" w:color="auto" w:fill="FFFFFF"/>
             <w:noWrap w:val="0"/>
             <w:tcMar>
-              <w:top w:w="250" w:type="dxa"/>
+              <w:top w:w="80" w:type="dxa"/>
               <w:left w:w="110" w:type="dxa"/>
-              <w:bottom w:w="250" w:type="dxa"/>
+              <w:bottom w:w="80" w:type="dxa"/>
               <w:right w:w="110" w:type="dxa"/>
             </w:tcMar>
             <w:vAlign w:val="top"/>
@@ -6987,9 +7265,9 @@
             <w:shd w:val="clear" w:color="auto" w:fill="FFFFFF"/>
             <w:noWrap w:val="0"/>
             <w:tcMar>
-              <w:top w:w="250" w:type="dxa"/>
+              <w:top w:w="80" w:type="dxa"/>
               <w:left w:w="110" w:type="dxa"/>
-              <w:bottom w:w="250" w:type="dxa"/>
+              <w:bottom w:w="80" w:type="dxa"/>
               <w:right w:w="110" w:type="dxa"/>
             </w:tcMar>
             <w:vAlign w:val="top"/>
@@ -7141,9 +7419,9 @@
             <w:shd w:val="clear" w:color="auto" w:fill="FFFFFF"/>
             <w:noWrap w:val="0"/>
             <w:tcMar>
-              <w:top w:w="250" w:type="dxa"/>
+              <w:top w:w="80" w:type="dxa"/>
               <w:left w:w="110" w:type="dxa"/>
-              <w:bottom w:w="250" w:type="dxa"/>
+              <w:bottom w:w="80" w:type="dxa"/>
               <w:right w:w="110" w:type="dxa"/>
             </w:tcMar>
             <w:vAlign w:val="top"/>
@@ -7202,7 +7480,6 @@
           </w:tblCellMar>
         </w:tblPrEx>
         <w:trPr>
-          <w:cantSplit/>
           <w:trHeight w:val="1515" w:hRule="atLeast"/>
           <w:jc w:val="center"/>
         </w:trPr>
@@ -7252,9 +7529,9 @@
             <w:shd w:val="clear" w:color="auto" w:fill="FFFFFF"/>
             <w:noWrap w:val="0"/>
             <w:tcMar>
-              <w:top w:w="250" w:type="dxa"/>
+              <w:top w:w="80" w:type="dxa"/>
               <w:left w:w="110" w:type="dxa"/>
-              <w:bottom w:w="250" w:type="dxa"/>
+              <w:bottom w:w="80" w:type="dxa"/>
               <w:right w:w="110" w:type="dxa"/>
             </w:tcMar>
             <w:vAlign w:val="top"/>
@@ -7407,9 +7684,9 @@
             <w:shd w:val="clear" w:color="auto" w:fill="FFFFFF"/>
             <w:noWrap w:val="0"/>
             <w:tcMar>
-              <w:top w:w="250" w:type="dxa"/>
+              <w:top w:w="80" w:type="dxa"/>
               <w:left w:w="110" w:type="dxa"/>
-              <w:bottom w:w="250" w:type="dxa"/>
+              <w:bottom w:w="80" w:type="dxa"/>
               <w:right w:w="110" w:type="dxa"/>
             </w:tcMar>
             <w:vAlign w:val="top"/>
@@ -7465,9 +7742,9 @@
             <w:shd w:val="clear" w:color="auto" w:fill="FFFFFF"/>
             <w:noWrap w:val="0"/>
             <w:tcMar>
-              <w:top w:w="250" w:type="dxa"/>
+              <w:top w:w="80" w:type="dxa"/>
               <w:left w:w="110" w:type="dxa"/>
-              <w:bottom w:w="250" w:type="dxa"/>
+              <w:bottom w:w="80" w:type="dxa"/>
               <w:right w:w="110" w:type="dxa"/>
             </w:tcMar>
             <w:vAlign w:val="top"/>
@@ -7519,9 +7796,9 @@
             <w:shd w:val="clear" w:color="auto" w:fill="FFFFFF"/>
             <w:noWrap w:val="0"/>
             <w:tcMar>
-              <w:top w:w="250" w:type="dxa"/>
+              <w:top w:w="80" w:type="dxa"/>
               <w:left w:w="110" w:type="dxa"/>
-              <w:bottom w:w="250" w:type="dxa"/>
+              <w:bottom w:w="80" w:type="dxa"/>
               <w:right w:w="110" w:type="dxa"/>
             </w:tcMar>
             <w:vAlign w:val="top"/>
@@ -8796,24 +9073,24 @@
           <w:p xmlns:a="http://schemas.openxmlformats.org/drawingml/2006/main" xmlns:pic="http://schemas.openxmlformats.org/drawingml/2006/picture">
             <w:pPr>
               <w:snapToGrid w:val="0"/>
-              <w:spacing w:before="60" w:after="60" w:line="240" w:lineRule="auto"/>
+              <w:spacing w:before="60" w:after="20" w:line="240" w:lineRule="auto"/>
               <w:ind w:firstLine="0"/>
               <w:jc w:val="center"/>
             </w:pPr>
             <w:r>
               <w:drawing>
                 <wp:inline distT="0" distB="0" distL="0" distR="0">
-                  <wp:extent cx="1353820" cy="1315085"/>
-                  <wp:docPr id="46" name="图示 46"/>
+                  <wp:extent cx="1421765" cy="1361264"/>
+                  <wp:docPr id="56" name="图示 56"/>
                   <a:graphic>
                     <a:graphicData uri="http://schemas.openxmlformats.org/drawingml/2006/picture">
                       <pic:pic>
                         <pic:nvPicPr>
-                          <pic:cNvPr id="46" name="图示46.png"/>
+                          <pic:cNvPr id="56" name="图示56.png"/>
                           <pic:cNvPicPr/>
                         </pic:nvPicPr>
                         <pic:blipFill>
-                          <a:blip r:embed="rId9"/>
+                          <a:blip r:embed="rId53"/>
                           <a:stretch>
                             <a:fillRect/>
                           </a:stretch>
@@ -8821,7 +9098,7 @@
                         <pic:spPr>
                           <a:xfrm>
                             <a:off x="0" y="0"/>
-                            <a:ext cx="1353820" cy="1315085"/>
+                            <a:ext cx="1421765" cy="1361264"/>
                           </a:xfrm>
                           <a:prstGeom prst="rect">
                             <a:avLst/>
@@ -8834,27 +9111,44 @@
               </w:drawing>
             </w:r>
           </w:p>
+          <w:p>
+            <w:pPr>
+              <w:snapToGrid w:val="0"/>
+              <w:spacing w:before="0" w:after="80" w:line="208" w:lineRule="exact"/>
+              <w:ind w:firstLine="0"/>
+              <w:jc w:val="center"/>
+            </w:pPr>
+            <w:r>
+              <w:rPr>
+                <w:rFonts w:ascii="微软雅黑" w:hAnsi="微软雅黑" w:eastAsia="微软雅黑" w:cs="微软雅黑"/>
+                <w:color w:val="666666"/>
+                <w:sz w:val="16"/>
+                <w:szCs w:val="16"/>
+              </w:rPr>
+              <w:t xml:space="preserve">图2-2a　物体在三投影面体系中的投影</w:t>
+            </w:r>
+          </w:p>
           <w:p xmlns:a="http://schemas.openxmlformats.org/drawingml/2006/main" xmlns:pic="http://schemas.openxmlformats.org/drawingml/2006/picture">
             <w:pPr>
               <w:snapToGrid w:val="0"/>
-              <w:spacing w:before="60" w:after="60" w:line="240" w:lineRule="auto"/>
+              <w:spacing w:before="60" w:after="20" w:line="240" w:lineRule="auto"/>
               <w:ind w:firstLine="0"/>
               <w:jc w:val="center"/>
             </w:pPr>
             <w:r>
               <w:drawing>
                 <wp:inline distT="0" distB="0" distL="0" distR="0">
-                  <wp:extent cx="1421765" cy="1142457"/>
-                  <wp:docPr id="47" name="图示 47"/>
+                  <wp:extent cx="1421765" cy="1361264"/>
+                  <wp:docPr id="57" name="图示 57"/>
                   <a:graphic>
                     <a:graphicData uri="http://schemas.openxmlformats.org/drawingml/2006/picture">
                       <pic:pic>
                         <pic:nvPicPr>
-                          <pic:cNvPr id="47" name="图示47.png"/>
+                          <pic:cNvPr id="57" name="图示57.png"/>
                           <pic:cNvPicPr/>
                         </pic:nvPicPr>
                         <pic:blipFill>
-                          <a:blip r:embed="rId10"/>
+                          <a:blip r:embed="rId54"/>
                           <a:stretch>
                             <a:fillRect/>
                           </a:stretch>
@@ -8862,7 +9156,7 @@
                         <pic:spPr>
                           <a:xfrm>
                             <a:off x="0" y="0"/>
-                            <a:ext cx="1421765" cy="1142457"/>
+                            <a:ext cx="1421765" cy="1361264"/>
                           </a:xfrm>
                           <a:prstGeom prst="rect">
                             <a:avLst/>
@@ -8877,81 +9171,19 @@
           </w:p>
           <w:p>
             <w:pPr>
-              <w:keepNext w:val="0"/>
-              <w:keepLines w:val="0"/>
-              <w:pageBreakBefore w:val="0"/>
-              <w:widowControl/>
-              <w:kinsoku/>
-              <w:wordWrap/>
-              <w:overflowPunct/>
-              <w:topLinePunct w:val="0"/>
-              <w:autoSpaceDE/>
-              <w:autoSpaceDN/>
-              <w:bidi w:val="0"/>
-              <w:adjustRightInd/>
-              <w:snapToGrid w:val="0"/>
-              <w:spacing w:before="40" w:after="40" w:line="240" w:lineRule="auto"/>
-              <w:ind w:left="0" w:firstLine="0"/>
-              <w:jc w:val="left"/>
-              <w:textAlignment w:val="auto"/>
-              <w:rPr>
-                <w:rFonts w:ascii="微软雅黑" w:hAnsi="微软雅黑" w:eastAsia="微软雅黑" w:cs="微软雅黑"/>
-                <w:color w:val="333333"/>
-                <w:sz w:val="19"/>
-                <w:szCs w:val="19"/>
-                <w:lang w:eastAsia="zh-CN"/>
-              </w:rPr>
-            </w:pPr>
-            <w:r>
-              <w:rPr>
-                <w:rFonts w:ascii="微软雅黑" w:hAnsi="微软雅黑" w:eastAsia="微软雅黑" w:cs="微软雅黑"/>
-                <w:color w:val="333333"/>
-                <w:sz w:val="19"/>
-                <w:szCs w:val="19"/>
-                <w:vertAlign w:val="baseline"/>
-                <w:lang w:val="en-US" w:eastAsia="zh-CN"/>
-              </w:rPr>
-              <w:drawing>
-                <wp:inline distT="0" distB="0" distL="114300" distR="114300">
-                  <wp:extent cx="1431290" cy="1125855"/>
-                  <wp:effectExtent l="0" t="0" r="16510" b="17145"/>
-                  <wp:docPr id="21" name="图片 12" descr="图片1"/>
-                  <wp:cNvGraphicFramePr>
-                    <a:graphicFrameLocks xmlns:a="http://schemas.openxmlformats.org/drawingml/2006/main" noChangeAspect="1"/>
-                  </wp:cNvGraphicFramePr>
-                  <a:graphic xmlns:a="http://schemas.openxmlformats.org/drawingml/2006/main">
-                    <a:graphicData uri="http://schemas.openxmlformats.org/drawingml/2006/picture">
-                      <pic:pic xmlns:pic="http://schemas.openxmlformats.org/drawingml/2006/picture">
-                        <pic:nvPicPr>
-                          <pic:cNvPr id="21" name="图片 12" descr="图片1"/>
-                          <pic:cNvPicPr>
-                            <a:picLocks noChangeAspect="1"/>
-                          </pic:cNvPicPr>
-                        </pic:nvPicPr>
-                        <pic:blipFill>
-                          <a:blip r:embed="rId11"/>
-                          <a:stretch>
-                            <a:fillRect/>
-                          </a:stretch>
-                        </pic:blipFill>
-                        <pic:spPr>
-                          <a:xfrm>
-                            <a:off x="0" y="0"/>
-                            <a:ext cx="1431290" cy="1125855"/>
-                          </a:xfrm>
-                          <a:prstGeom prst="rect">
-                            <a:avLst/>
-                          </a:prstGeom>
-                          <a:noFill/>
-                          <a:ln>
-                            <a:noFill/>
-                          </a:ln>
-                        </pic:spPr>
-                      </pic:pic>
-                    </a:graphicData>
-                  </a:graphic>
-                </wp:inline>
-              </w:drawing>
+              <w:snapToGrid w:val="0"/>
+              <w:spacing w:before="0" w:after="80" w:line="208" w:lineRule="exact"/>
+              <w:ind w:firstLine="0"/>
+              <w:jc w:val="center"/>
+            </w:pPr>
+            <w:r>
+              <w:rPr>
+                <w:rFonts w:ascii="微软雅黑" w:hAnsi="微软雅黑" w:eastAsia="微软雅黑" w:cs="微软雅黑"/>
+                <w:color w:val="666666"/>
+                <w:sz w:val="16"/>
+                <w:szCs w:val="16"/>
+              </w:rPr>
+              <w:t xml:space="preserve">图2-2b　三面投影与投影面展开</w:t>
             </w:r>
           </w:p>
           <w:p>
@@ -8991,24 +9223,24 @@
           <w:p xmlns:a="http://schemas.openxmlformats.org/drawingml/2006/main" xmlns:pic="http://schemas.openxmlformats.org/drawingml/2006/picture">
             <w:pPr>
               <w:snapToGrid w:val="0"/>
-              <w:spacing w:before="60" w:after="60" w:line="240" w:lineRule="auto"/>
+              <w:spacing w:before="60" w:after="20" w:line="240" w:lineRule="auto"/>
               <w:ind w:firstLine="0"/>
               <w:jc w:val="center"/>
             </w:pPr>
             <w:r>
               <w:drawing>
                 <wp:inline distT="0" distB="0" distL="0" distR="0">
-                  <wp:extent cx="1287780" cy="1543050"/>
-                  <wp:docPr id="48" name="图示 48"/>
+                  <wp:extent cx="1421765" cy="1454829"/>
+                  <wp:docPr id="58" name="图示 58"/>
                   <a:graphic>
                     <a:graphicData uri="http://schemas.openxmlformats.org/drawingml/2006/picture">
                       <pic:pic>
                         <pic:nvPicPr>
-                          <pic:cNvPr id="48" name="图示48.png"/>
+                          <pic:cNvPr id="58" name="图示58.png"/>
                           <pic:cNvPicPr/>
                         </pic:nvPicPr>
                         <pic:blipFill>
-                          <a:blip r:embed="rId12"/>
+                          <a:blip r:embed="rId55"/>
                           <a:stretch>
                             <a:fillRect/>
                           </a:stretch>
@@ -9016,7 +9248,7 @@
                         <pic:spPr>
                           <a:xfrm>
                             <a:off x="0" y="0"/>
-                            <a:ext cx="1287780" cy="1543050"/>
+                            <a:ext cx="1421765" cy="1454829"/>
                           </a:xfrm>
                           <a:prstGeom prst="rect">
                             <a:avLst/>
@@ -9027,6 +9259,23 @@
                   </a:graphic>
                 </wp:inline>
               </w:drawing>
+            </w:r>
+          </w:p>
+          <w:p>
+            <w:pPr>
+              <w:snapToGrid w:val="0"/>
+              <w:spacing w:before="0" w:after="80" w:line="208" w:lineRule="exact"/>
+              <w:ind w:firstLine="0"/>
+              <w:jc w:val="center"/>
+            </w:pPr>
+            <w:r>
+              <w:rPr>
+                <w:rFonts w:ascii="微软雅黑" w:hAnsi="微软雅黑" w:eastAsia="微软雅黑" w:cs="微软雅黑"/>
+                <w:color w:val="666666"/>
+                <w:sz w:val="16"/>
+                <w:szCs w:val="16"/>
+              </w:rPr>
+              <w:t xml:space="preserve">图2-2c　三视图</w:t>
             </w:r>
           </w:p>
           <w:p>
@@ -9733,63 +9982,27 @@
               <w:t xml:space="preserve">中心投影与正投影</w:t>
             </w:r>
           </w:p>
-          <w:p>
-            <w:pPr>
-              <w:keepNext w:val="0"/>
-              <w:keepLines w:val="0"/>
-              <w:pageBreakBefore w:val="0"/>
-              <w:widowControl/>
-              <w:numPr>
-                <w:ilvl w:val="0"/>
-                <w:numId w:val="0"/>
-              </w:numPr>
-              <w:kinsoku/>
-              <w:wordWrap/>
-              <w:overflowPunct/>
-              <w:topLinePunct w:val="0"/>
-              <w:autoSpaceDE/>
-              <w:autoSpaceDN/>
-              <w:bidi w:val="0"/>
-              <w:adjustRightInd/>
-              <w:snapToGrid w:val="0"/>
-              <w:spacing w:before="40" w:after="40" w:line="240" w:lineRule="auto"/>
-              <w:ind w:leftChars="0"/>
-              <w:jc w:val="left"/>
-              <w:textAlignment w:val="auto"/>
-              <w:rPr>
-                <w:rFonts w:ascii="微软雅黑" w:hAnsi="微软雅黑" w:eastAsia="微软雅黑" w:cs="微软雅黑"/>
-                <w:color w:val="333333"/>
-                <w:sz w:val="19"/>
-                <w:szCs w:val="19"/>
-                <w:lang w:val="en-US" w:eastAsia="zh-CN"/>
-              </w:rPr>
-            </w:pPr>
-            <w:r>
-              <w:rPr>
-                <w:rFonts w:ascii="微软雅黑" w:hAnsi="微软雅黑" w:eastAsia="微软雅黑" w:cs="微软雅黑"/>
-                <w:color w:val="333333"/>
-                <w:sz w:val="19"/>
-                <w:szCs w:val="19"/>
-              </w:rPr>
+          <w:p xmlns:a="http://schemas.openxmlformats.org/drawingml/2006/main" xmlns:pic="http://schemas.openxmlformats.org/drawingml/2006/picture">
+            <w:pPr>
+              <w:snapToGrid w:val="0"/>
+              <w:spacing w:before="60" w:after="20" w:line="240" w:lineRule="auto"/>
+              <w:ind w:firstLine="0"/>
+              <w:jc w:val="center"/>
+            </w:pPr>
+            <w:r>
               <w:drawing>
-                <wp:inline distT="0" distB="0" distL="114300" distR="114300">
-                  <wp:extent cx="1424305" cy="615950"/>
-                  <wp:effectExtent l="0" t="0" r="4445" b="12700"/>
-                  <wp:docPr id="15" name="图片 6"/>
-                  <wp:cNvGraphicFramePr>
-                    <a:graphicFrameLocks xmlns:a="http://schemas.openxmlformats.org/drawingml/2006/main" noChangeAspect="1"/>
-                  </wp:cNvGraphicFramePr>
-                  <a:graphic xmlns:a="http://schemas.openxmlformats.org/drawingml/2006/main">
+                <wp:inline distT="0" distB="0" distL="0" distR="0">
+                  <wp:extent cx="1530350" cy="1139954"/>
+                  <wp:docPr id="59" name="图示 59"/>
+                  <a:graphic>
                     <a:graphicData uri="http://schemas.openxmlformats.org/drawingml/2006/picture">
-                      <pic:pic xmlns:pic="http://schemas.openxmlformats.org/drawingml/2006/picture">
+                      <pic:pic>
                         <pic:nvPicPr>
-                          <pic:cNvPr id="15" name="图片 6"/>
-                          <pic:cNvPicPr>
-                            <a:picLocks noChangeAspect="1"/>
-                          </pic:cNvPicPr>
+                          <pic:cNvPr id="59" name="图示59.png"/>
+                          <pic:cNvPicPr/>
                         </pic:nvPicPr>
                         <pic:blipFill>
-                          <a:blip r:embed="rId15"/>
+                          <a:blip r:embed="rId56"/>
                           <a:stretch>
                             <a:fillRect/>
                           </a:stretch>
@@ -9797,21 +10010,34 @@
                         <pic:spPr>
                           <a:xfrm>
                             <a:off x="0" y="0"/>
-                            <a:ext cx="1424305" cy="615950"/>
+                            <a:ext cx="1530350" cy="1139954"/>
                           </a:xfrm>
                           <a:prstGeom prst="rect">
                             <a:avLst/>
                           </a:prstGeom>
-                          <a:noFill/>
-                          <a:ln>
-                            <a:noFill/>
-                          </a:ln>
                         </pic:spPr>
                       </pic:pic>
                     </a:graphicData>
                   </a:graphic>
                 </wp:inline>
               </w:drawing>
+            </w:r>
+          </w:p>
+          <w:p>
+            <w:pPr>
+              <w:snapToGrid w:val="0"/>
+              <w:spacing w:before="0" w:after="80" w:line="208" w:lineRule="exact"/>
+              <w:ind w:firstLine="0"/>
+              <w:jc w:val="center"/>
+            </w:pPr>
+            <w:r>
+              <w:rPr>
+                <w:rFonts w:ascii="微软雅黑" w:hAnsi="微软雅黑" w:eastAsia="微软雅黑" w:cs="微软雅黑"/>
+                <w:color w:val="666666"/>
+                <w:sz w:val="16"/>
+                <w:szCs w:val="16"/>
+              </w:rPr>
+              <w:t xml:space="preserve">正投影与斜投影</w:t>
             </w:r>
           </w:p>
           <w:p>
@@ -9973,62 +10199,27 @@
               <w:t>老师提出问题：如果用正投影的方式对物体进行单一平面的投影，能不能准确地确定物体的空间形状？</w:t>
             </w:r>
           </w:p>
-          <w:p>
-            <w:pPr>
-              <w:keepNext w:val="0"/>
-              <w:keepLines w:val="0"/>
-              <w:pageBreakBefore w:val="0"/>
-              <w:widowControl w:val="0"/>
-              <w:numPr>
-                <w:ilvl w:val="0"/>
-                <w:numId w:val="0"/>
-              </w:numPr>
-              <w:kinsoku/>
-              <w:wordWrap/>
-              <w:overflowPunct/>
-              <w:topLinePunct w:val="0"/>
-              <w:autoSpaceDE/>
-              <w:autoSpaceDN/>
-              <w:bidi w:val="0"/>
-              <w:adjustRightInd/>
-              <w:snapToGrid w:val="0"/>
-              <w:spacing w:before="40" w:after="40" w:line="240" w:lineRule="auto"/>
-              <w:jc w:val="left"/>
-              <w:textAlignment w:val="auto"/>
-              <w:rPr>
-                <w:rFonts w:ascii="微软雅黑" w:hAnsi="微软雅黑" w:eastAsia="微软雅黑" w:cs="微软雅黑"/>
-                <w:color w:val="333333"/>
-                <w:sz w:val="19"/>
-                <w:szCs w:val="19"/>
-                <w:lang w:val="en-US" w:eastAsia="zh-CN"/>
-              </w:rPr>
-            </w:pPr>
-            <w:r>
-              <w:rPr>
-                <w:rFonts w:ascii="微软雅黑" w:hAnsi="微软雅黑" w:eastAsia="微软雅黑" w:cs="微软雅黑"/>
-                <w:color w:val="333333"/>
-                <w:sz w:val="19"/>
-                <w:szCs w:val="19"/>
-              </w:rPr>
+          <w:p xmlns:a="http://schemas.openxmlformats.org/drawingml/2006/main" xmlns:pic="http://schemas.openxmlformats.org/drawingml/2006/picture">
+            <w:pPr>
+              <w:snapToGrid w:val="0"/>
+              <w:spacing w:before="60" w:after="20" w:line="240" w:lineRule="auto"/>
+              <w:ind w:firstLine="0"/>
+              <w:jc w:val="center"/>
+            </w:pPr>
+            <w:r>
               <w:drawing>
-                <wp:inline distT="0" distB="0" distL="114300" distR="114300">
-                  <wp:extent cx="1605280" cy="450215"/>
-                  <wp:effectExtent l="0" t="0" r="13970" b="6985"/>
-                  <wp:docPr id="17" name="图片 8"/>
-                  <wp:cNvGraphicFramePr>
-                    <a:graphicFrameLocks xmlns:a="http://schemas.openxmlformats.org/drawingml/2006/main" noChangeAspect="1"/>
-                  </wp:cNvGraphicFramePr>
-                  <a:graphic xmlns:a="http://schemas.openxmlformats.org/drawingml/2006/main">
+                <wp:inline distT="0" distB="0" distL="0" distR="0">
+                  <wp:extent cx="1530350" cy="956468"/>
+                  <wp:docPr id="60" name="图示 60"/>
+                  <a:graphic>
                     <a:graphicData uri="http://schemas.openxmlformats.org/drawingml/2006/picture">
-                      <pic:pic xmlns:pic="http://schemas.openxmlformats.org/drawingml/2006/picture">
+                      <pic:pic>
                         <pic:nvPicPr>
-                          <pic:cNvPr id="17" name="图片 8"/>
-                          <pic:cNvPicPr>
-                            <a:picLocks noChangeAspect="1"/>
-                          </pic:cNvPicPr>
+                          <pic:cNvPr id="60" name="图示60.png"/>
+                          <pic:cNvPicPr/>
                         </pic:nvPicPr>
                         <pic:blipFill>
-                          <a:blip r:embed="rId17"/>
+                          <a:blip r:embed="rId57"/>
                           <a:stretch>
                             <a:fillRect/>
                           </a:stretch>
@@ -10036,21 +10227,34 @@
                         <pic:spPr>
                           <a:xfrm>
                             <a:off x="0" y="0"/>
-                            <a:ext cx="1605280" cy="450215"/>
+                            <a:ext cx="1530350" cy="956468"/>
                           </a:xfrm>
                           <a:prstGeom prst="rect">
                             <a:avLst/>
                           </a:prstGeom>
-                          <a:noFill/>
-                          <a:ln>
-                            <a:noFill/>
-                          </a:ln>
                         </pic:spPr>
                       </pic:pic>
                     </a:graphicData>
                   </a:graphic>
                 </wp:inline>
               </w:drawing>
+            </w:r>
+          </w:p>
+          <w:p>
+            <w:pPr>
+              <w:snapToGrid w:val="0"/>
+              <w:spacing w:before="0" w:after="80" w:line="208" w:lineRule="exact"/>
+              <w:ind w:firstLine="0"/>
+              <w:jc w:val="center"/>
+            </w:pPr>
+            <w:r>
+              <w:rPr>
+                <w:rFonts w:ascii="微软雅黑" w:hAnsi="微软雅黑" w:eastAsia="微软雅黑" w:cs="微软雅黑"/>
+                <w:color w:val="666666"/>
+                <w:sz w:val="16"/>
+                <w:szCs w:val="16"/>
+              </w:rPr>
+              <w:t xml:space="preserve">单面投影不能确定形状</w:t>
             </w:r>
           </w:p>
           <w:p>
@@ -10120,62 +10324,27 @@
               </w:rPr>
             </w:pPr>
           </w:p>
-          <w:p>
-            <w:pPr>
-              <w:keepNext w:val="0"/>
-              <w:keepLines w:val="0"/>
-              <w:pageBreakBefore w:val="0"/>
-              <w:widowControl/>
-              <w:numPr>
-                <w:ilvl w:val="0"/>
-                <w:numId w:val="0"/>
-              </w:numPr>
-              <w:kinsoku/>
-              <w:wordWrap/>
-              <w:overflowPunct/>
-              <w:topLinePunct w:val="0"/>
-              <w:autoSpaceDE/>
-              <w:autoSpaceDN/>
-              <w:bidi w:val="0"/>
-              <w:adjustRightInd/>
-              <w:snapToGrid w:val="0"/>
-              <w:spacing w:before="40" w:after="40" w:line="240" w:lineRule="auto"/>
-              <w:ind w:leftChars="0"/>
-              <w:jc w:val="left"/>
-              <w:textAlignment w:val="auto"/>
-              <w:rPr>
-                <w:rFonts w:ascii="微软雅黑" w:hAnsi="微软雅黑" w:eastAsia="微软雅黑" w:cs="微软雅黑"/>
-                <w:color w:val="333333"/>
-                <w:sz w:val="19"/>
-                <w:szCs w:val="19"/>
-              </w:rPr>
-            </w:pPr>
-            <w:r>
-              <w:rPr>
-                <w:rFonts w:ascii="微软雅黑" w:hAnsi="微软雅黑" w:eastAsia="微软雅黑" w:cs="微软雅黑"/>
-                <w:color w:val="333333"/>
-                <w:sz w:val="19"/>
-                <w:szCs w:val="19"/>
-              </w:rPr>
+          <w:p xmlns:a="http://schemas.openxmlformats.org/drawingml/2006/main" xmlns:pic="http://schemas.openxmlformats.org/drawingml/2006/picture">
+            <w:pPr>
+              <w:snapToGrid w:val="0"/>
+              <w:spacing w:before="60" w:after="20" w:line="240" w:lineRule="auto"/>
+              <w:ind w:firstLine="0"/>
+              <w:jc w:val="center"/>
+            </w:pPr>
+            <w:r>
               <w:drawing>
-                <wp:inline distT="0" distB="0" distL="114300" distR="114300">
-                  <wp:extent cx="1445895" cy="1179195"/>
-                  <wp:effectExtent l="0" t="0" r="1905" b="1905"/>
-                  <wp:docPr id="19" name="图片 10"/>
-                  <wp:cNvGraphicFramePr>
-                    <a:graphicFrameLocks xmlns:a="http://schemas.openxmlformats.org/drawingml/2006/main" noChangeAspect="1"/>
-                  </wp:cNvGraphicFramePr>
-                  <a:graphic xmlns:a="http://schemas.openxmlformats.org/drawingml/2006/main">
+                <wp:inline distT="0" distB="0" distL="0" distR="0">
+                  <wp:extent cx="1530350" cy="1496342"/>
+                  <wp:docPr id="61" name="图示 61"/>
+                  <a:graphic>
                     <a:graphicData uri="http://schemas.openxmlformats.org/drawingml/2006/picture">
-                      <pic:pic xmlns:pic="http://schemas.openxmlformats.org/drawingml/2006/picture">
+                      <pic:pic>
                         <pic:nvPicPr>
-                          <pic:cNvPr id="19" name="图片 10"/>
-                          <pic:cNvPicPr>
-                            <a:picLocks noChangeAspect="1"/>
-                          </pic:cNvPicPr>
+                          <pic:cNvPr id="61" name="图示61.png"/>
+                          <pic:cNvPicPr/>
                         </pic:nvPicPr>
                         <pic:blipFill>
-                          <a:blip r:embed="rId19"/>
+                          <a:blip r:embed="rId58"/>
                           <a:stretch>
                             <a:fillRect/>
                           </a:stretch>
@@ -10183,21 +10352,34 @@
                         <pic:spPr>
                           <a:xfrm>
                             <a:off x="0" y="0"/>
-                            <a:ext cx="1445895" cy="1179195"/>
+                            <a:ext cx="1530350" cy="1496342"/>
                           </a:xfrm>
                           <a:prstGeom prst="rect">
                             <a:avLst/>
                           </a:prstGeom>
-                          <a:noFill/>
-                          <a:ln>
-                            <a:noFill/>
-                          </a:ln>
                         </pic:spPr>
                       </pic:pic>
                     </a:graphicData>
                   </a:graphic>
                 </wp:inline>
               </w:drawing>
+            </w:r>
+          </w:p>
+          <w:p>
+            <w:pPr>
+              <w:snapToGrid w:val="0"/>
+              <w:spacing w:before="0" w:after="80" w:line="208" w:lineRule="exact"/>
+              <w:ind w:firstLine="0"/>
+              <w:jc w:val="center"/>
+            </w:pPr>
+            <w:r>
+              <w:rPr>
+                <w:rFonts w:ascii="微软雅黑" w:hAnsi="微软雅黑" w:eastAsia="微软雅黑" w:cs="微软雅黑"/>
+                <w:color w:val="666666"/>
+                <w:sz w:val="16"/>
+                <w:szCs w:val="16"/>
+              </w:rPr>
+              <w:t xml:space="preserve">投影面展开</w:t>
             </w:r>
           </w:p>
           <w:p>
@@ -12519,7 +12701,7 @@
         </w:tblPrEx>
         <w:trPr>
           <w:cantSplit/>
-          <w:trHeight w:val="4150" w:hRule="atLeast"/>
+          <w:trHeight w:val="3050" w:hRule="atLeast"/>
           <w:jc w:val="center"/>
         </w:trPr>
         <w:tc>
@@ -12651,7 +12833,7 @@
         </w:tblPrEx>
         <w:trPr>
           <w:cantSplit/>
-          <w:trHeight w:val="4150" w:hRule="atLeast"/>
+          <w:trHeight w:val="3050" w:hRule="atLeast"/>
           <w:jc w:val="center"/>
         </w:trPr>
         <w:tc>
@@ -12783,7 +12965,7 @@
         </w:tblPrEx>
         <w:trPr>
           <w:cantSplit/>
-          <w:trHeight w:val="4150" w:hRule="atLeast"/>
+          <w:trHeight w:val="3050" w:hRule="atLeast"/>
           <w:jc w:val="center"/>
         </w:trPr>
         <w:tc>
